--- a/Lab1/Отчет_СПО_ЛР1.docx
+++ b/Lab1/Отчет_СПО_ЛР1.docx
@@ -313,7 +313,7 @@
                 <w:lang w:eastAsia="ru-RU"/>
               </w:rPr>
               <w:drawing>
-                <wp:inline distT="0" distB="0" distL="0" distR="0" wp14:anchorId="6D2FB158" wp14:editId="34D51A78">
+                <wp:inline distT="0" distB="0" distL="0" distR="0" wp14:anchorId="6D2FB158" wp14:editId="1F23003E">
                   <wp:extent cx="1123950" cy="1076325"/>
                   <wp:effectExtent l="0" t="0" r="0" b="9525"/>
                   <wp:docPr id="6" name="Рисунок 6"/>
@@ -2520,18 +2520,16 @@
       </w:pPr>
       <w:r>
         <w:rPr>
-          <w:rFonts w:ascii="Times New Roman" w:hAnsi="Times New Roman" w:cs="Times New Roman" w:eastAsia="Times New Roman"/>
+          <w:rFonts w:ascii="Times New Roman" w:eastAsia="Times New Roman" w:hAnsi="Times New Roman" w:cs="Times New Roman"/>
           <w:b/>
-          <w:i w:val="0"/>
           <w:sz w:val="28"/>
         </w:rPr>
+        <w:lastRenderedPageBreak/>
         <w:t xml:space="preserve">Цель работы: </w:t>
       </w:r>
       <w:r>
         <w:rPr>
-          <w:rFonts w:ascii="Times New Roman" w:hAnsi="Times New Roman" w:cs="Times New Roman" w:eastAsia="Times New Roman"/>
-          <w:b w:val="0"/>
-          <w:i w:val="0"/>
+          <w:rFonts w:ascii="Times New Roman" w:eastAsia="Times New Roman" w:hAnsi="Times New Roman" w:cs="Times New Roman"/>
           <w:sz w:val="28"/>
         </w:rPr>
         <w:t>получение практических навыков программирования с использованием Win32 API.</w:t>
@@ -2545,9 +2543,8 @@
       </w:pPr>
       <w:r>
         <w:rPr>
-          <w:rFonts w:ascii="Times New Roman" w:hAnsi="Times New Roman" w:cs="Times New Roman" w:eastAsia="Times New Roman"/>
+          <w:rFonts w:ascii="Times New Roman" w:eastAsia="Times New Roman" w:hAnsi="Times New Roman" w:cs="Times New Roman"/>
           <w:b/>
-          <w:i w:val="0"/>
           <w:sz w:val="28"/>
         </w:rPr>
         <w:t>Общее задание.</w:t>
@@ -2559,9 +2556,7 @@
       </w:pPr>
       <w:r>
         <w:rPr>
-          <w:rFonts w:ascii="Times New Roman" w:hAnsi="Times New Roman" w:cs="Times New Roman" w:eastAsia="Times New Roman"/>
-          <w:b w:val="0"/>
-          <w:i w:val="0"/>
+          <w:rFonts w:ascii="Times New Roman" w:eastAsia="Times New Roman" w:hAnsi="Times New Roman" w:cs="Times New Roman"/>
           <w:sz w:val="28"/>
         </w:rPr>
         <w:t>1. Создать консольное приложение. В функции main() ввести с клавиатуры (cin) номер бригады, объявить массивы символов с фамилиями студентов бригады. Вывести текст «Бригада № » с номером бригады и в столбик фамилии членов бригады сначала с помощью объекта cout, затем повторить вывод с помощью функции printf_s(). Объявить массивы int mas[3] = { 1, 2, 3 } и int mmm[3] = { 4, 5, 6 } и вывести значения их элементов через запятую функцией printf_s().</w:t>
@@ -2573,9 +2568,7 @@
       </w:pPr>
       <w:r>
         <w:rPr>
-          <w:rFonts w:ascii="Times New Roman" w:hAnsi="Times New Roman" w:cs="Times New Roman" w:eastAsia="Times New Roman"/>
-          <w:b w:val="0"/>
-          <w:i w:val="0"/>
+          <w:rFonts w:ascii="Times New Roman" w:eastAsia="Times New Roman" w:hAnsi="Times New Roman" w:cs="Times New Roman"/>
           <w:sz w:val="28"/>
         </w:rPr>
         <w:t>2. Инициализировать массив из пяти структур данных и вывести на экран и в текстовый файл элементы массива, удовлетворяющие условию отбора индивидуального задания. Параметры условия отбора вводятся с клавиатуры.</w:t>
@@ -2587,9 +2580,7 @@
       </w:pPr>
       <w:r>
         <w:rPr>
-          <w:rFonts w:ascii="Times New Roman" w:hAnsi="Times New Roman" w:cs="Times New Roman" w:eastAsia="Times New Roman"/>
-          <w:b w:val="0"/>
-          <w:i w:val="0"/>
+          <w:rFonts w:ascii="Times New Roman" w:eastAsia="Times New Roman" w:hAnsi="Times New Roman" w:cs="Times New Roman"/>
           <w:sz w:val="28"/>
         </w:rPr>
         <w:t>3. Разработать консольное приложение для определения и вывода системной информации согласно индивидуальному заданию.</w:t>
@@ -2603,9 +2594,8 @@
       </w:pPr>
       <w:r>
         <w:rPr>
-          <w:rFonts w:ascii="Times New Roman" w:hAnsi="Times New Roman" w:cs="Times New Roman" w:eastAsia="Times New Roman"/>
+          <w:rFonts w:ascii="Times New Roman" w:eastAsia="Times New Roman" w:hAnsi="Times New Roman" w:cs="Times New Roman"/>
           <w:b/>
-          <w:i w:val="0"/>
           <w:sz w:val="28"/>
         </w:rPr>
         <w:t>Индивидуальное задание (бригада № 1).</w:t>
@@ -2617,18 +2607,15 @@
       </w:pPr>
       <w:r>
         <w:rPr>
-          <w:rFonts w:ascii="Times New Roman" w:hAnsi="Times New Roman" w:cs="Times New Roman" w:eastAsia="Times New Roman"/>
+          <w:rFonts w:ascii="Times New Roman" w:eastAsia="Times New Roman" w:hAnsi="Times New Roman" w:cs="Times New Roman"/>
           <w:b/>
-          <w:i w:val="0"/>
           <w:sz w:val="28"/>
         </w:rPr>
         <w:t xml:space="preserve">Задание 2. </w:t>
       </w:r>
       <w:r>
         <w:rPr>
-          <w:rFonts w:ascii="Times New Roman" w:hAnsi="Times New Roman" w:cs="Times New Roman" w:eastAsia="Times New Roman"/>
-          <w:b w:val="0"/>
-          <w:i w:val="0"/>
+          <w:rFonts w:ascii="Times New Roman" w:eastAsia="Times New Roman" w:hAnsi="Times New Roman" w:cs="Times New Roman"/>
           <w:sz w:val="28"/>
         </w:rPr>
         <w:t>Структура «Дом» с полями:</w:t>
@@ -2640,9 +2627,7 @@
       </w:pPr>
       <w:r>
         <w:rPr>
-          <w:rFonts w:ascii="Times New Roman" w:hAnsi="Times New Roman" w:cs="Times New Roman" w:eastAsia="Times New Roman"/>
-          <w:b w:val="0"/>
-          <w:i w:val="0"/>
+          <w:rFonts w:ascii="Times New Roman" w:eastAsia="Times New Roman" w:hAnsi="Times New Roman" w:cs="Times New Roman"/>
           <w:sz w:val="28"/>
         </w:rPr>
         <w:t>– адрес;</w:t>
@@ -2654,9 +2639,7 @@
       </w:pPr>
       <w:r>
         <w:rPr>
-          <w:rFonts w:ascii="Times New Roman" w:hAnsi="Times New Roman" w:cs="Times New Roman" w:eastAsia="Times New Roman"/>
-          <w:b w:val="0"/>
-          <w:i w:val="0"/>
+          <w:rFonts w:ascii="Times New Roman" w:eastAsia="Times New Roman" w:hAnsi="Times New Roman" w:cs="Times New Roman"/>
           <w:sz w:val="28"/>
         </w:rPr>
         <w:t>– общая жилая площадь дома;</w:t>
@@ -2668,9 +2651,7 @@
       </w:pPr>
       <w:r>
         <w:rPr>
-          <w:rFonts w:ascii="Times New Roman" w:hAnsi="Times New Roman" w:cs="Times New Roman" w:eastAsia="Times New Roman"/>
-          <w:b w:val="0"/>
-          <w:i w:val="0"/>
+          <w:rFonts w:ascii="Times New Roman" w:eastAsia="Times New Roman" w:hAnsi="Times New Roman" w:cs="Times New Roman"/>
           <w:sz w:val="28"/>
         </w:rPr>
         <w:t>– количество жильцов.</w:t>
@@ -2682,9 +2663,7 @@
       </w:pPr>
       <w:r>
         <w:rPr>
-          <w:rFonts w:ascii="Times New Roman" w:hAnsi="Times New Roman" w:cs="Times New Roman" w:eastAsia="Times New Roman"/>
-          <w:b w:val="0"/>
-          <w:i w:val="0"/>
+          <w:rFonts w:ascii="Times New Roman" w:eastAsia="Times New Roman" w:hAnsi="Times New Roman" w:cs="Times New Roman"/>
           <w:sz w:val="28"/>
         </w:rPr>
         <w:t>Условие отбора: дом, в котором жилая площадь на одного жильца менее s (значение s вводится с клавиатуры).</w:t>
@@ -2696,18 +2675,15 @@
       </w:pPr>
       <w:r>
         <w:rPr>
-          <w:rFonts w:ascii="Times New Roman" w:hAnsi="Times New Roman" w:cs="Times New Roman" w:eastAsia="Times New Roman"/>
+          <w:rFonts w:ascii="Times New Roman" w:eastAsia="Times New Roman" w:hAnsi="Times New Roman" w:cs="Times New Roman"/>
           <w:b/>
-          <w:i w:val="0"/>
           <w:sz w:val="28"/>
         </w:rPr>
         <w:t xml:space="preserve">Задание 3. </w:t>
       </w:r>
       <w:r>
         <w:rPr>
-          <w:rFonts w:ascii="Times New Roman" w:hAnsi="Times New Roman" w:cs="Times New Roman" w:eastAsia="Times New Roman"/>
-          <w:b w:val="0"/>
-          <w:i w:val="0"/>
+          <w:rFonts w:ascii="Times New Roman" w:eastAsia="Times New Roman" w:hAnsi="Times New Roman" w:cs="Times New Roman"/>
           <w:sz w:val="28"/>
         </w:rPr>
         <w:t>Определить и вывести имя пользователя и имя компьютера.</w:t>
@@ -2721,9 +2697,8 @@
       </w:pPr>
       <w:r>
         <w:rPr>
-          <w:rFonts w:ascii="Times New Roman" w:hAnsi="Times New Roman" w:cs="Times New Roman" w:eastAsia="Times New Roman"/>
+          <w:rFonts w:ascii="Times New Roman" w:eastAsia="Times New Roman" w:hAnsi="Times New Roman" w:cs="Times New Roman"/>
           <w:b/>
-          <w:i w:val="0"/>
           <w:sz w:val="28"/>
         </w:rPr>
         <w:t>Ход выполнения работы.</w:t>
@@ -2735,9 +2710,7 @@
       </w:pPr>
       <w:r>
         <w:rPr>
-          <w:rFonts w:ascii="Times New Roman" w:hAnsi="Times New Roman" w:cs="Times New Roman" w:eastAsia="Times New Roman"/>
-          <w:b w:val="0"/>
-          <w:i w:val="0"/>
+          <w:rFonts w:ascii="Times New Roman" w:eastAsia="Times New Roman" w:hAnsi="Times New Roman" w:cs="Times New Roman"/>
           <w:sz w:val="28"/>
         </w:rPr>
         <w:t>Работа выполнена в среде Microsoft Visual Studio на языке C++. Создано решение Lab1, состоящее из двух консольных приложений:</w:t>
@@ -2749,9 +2722,7 @@
       </w:pPr>
       <w:r>
         <w:rPr>
-          <w:rFonts w:ascii="Times New Roman" w:hAnsi="Times New Roman" w:cs="Times New Roman" w:eastAsia="Times New Roman"/>
-          <w:b w:val="0"/>
-          <w:i w:val="0"/>
+          <w:rFonts w:ascii="Times New Roman" w:eastAsia="Times New Roman" w:hAnsi="Times New Roman" w:cs="Times New Roman"/>
           <w:sz w:val="28"/>
         </w:rPr>
         <w:t>– SPO_Lr1 – общее задание 1 и индивидуальное задание 2;</w:t>
@@ -2763,9 +2734,7 @@
       </w:pPr>
       <w:r>
         <w:rPr>
-          <w:rFonts w:ascii="Times New Roman" w:hAnsi="Times New Roman" w:cs="Times New Roman" w:eastAsia="Times New Roman"/>
-          <w:b w:val="0"/>
-          <w:i w:val="0"/>
+          <w:rFonts w:ascii="Times New Roman" w:eastAsia="Times New Roman" w:hAnsi="Times New Roman" w:cs="Times New Roman"/>
           <w:sz w:val="28"/>
         </w:rPr>
         <w:t>– SPO_Lr1_SysInfo – индивидуальное задание 3.</w:t>
@@ -2777,9 +2746,7 @@
       </w:pPr>
       <w:r>
         <w:rPr>
-          <w:rFonts w:ascii="Times New Roman" w:hAnsi="Times New Roman" w:cs="Times New Roman" w:eastAsia="Times New Roman"/>
-          <w:b w:val="0"/>
-          <w:i w:val="0"/>
+          <w:rFonts w:ascii="Times New Roman" w:eastAsia="Times New Roman" w:hAnsi="Times New Roman" w:cs="Times New Roman"/>
           <w:sz w:val="28"/>
         </w:rPr>
         <w:t>Для русификации вывода в обоих приложениях вызывается функция setlocale(LC_CTYPE, "rus").</w:t>
@@ -2791,12 +2758,18 @@
       </w:pPr>
       <w:r>
         <w:rPr>
-          <w:rFonts w:ascii="Times New Roman" w:hAnsi="Times New Roman" w:cs="Times New Roman" w:eastAsia="Times New Roman"/>
-          <w:b w:val="0"/>
-          <w:i w:val="0"/>
+          <w:rFonts w:ascii="Times New Roman" w:eastAsia="Times New Roman" w:hAnsi="Times New Roman" w:cs="Times New Roman"/>
           <w:sz w:val="28"/>
         </w:rPr>
-        <w:t>В приложении SPO_Lr1 номер бригады вводится с помощью cin, фамилии членов бригады хранятся в массивах символов char и выводятся дважды: объектом потокового вывода cout и функцией printf_s(). Затем функцией printf_s() выводятся элементы массивов mas и mmm.</w:t>
+        <w:t xml:space="preserve">В приложении SPO_Lr1 номер бригады вводится с помощью cin, фамилии членов бригады хранятся в массивах символов char и выводятся </w:t>
+      </w:r>
+      <w:r>
+        <w:rPr>
+          <w:rFonts w:ascii="Times New Roman" w:eastAsia="Times New Roman" w:hAnsi="Times New Roman" w:cs="Times New Roman"/>
+          <w:sz w:val="28"/>
+        </w:rPr>
+        <w:lastRenderedPageBreak/>
+        <w:t>дважды: объектом потокового вывода cout и функцией printf_s(). Затем функцией printf_s() выводятся элементы массивов mas и mmm.</w:t>
       </w:r>
     </w:p>
     <w:p>
@@ -2805,9 +2778,7 @@
       </w:pPr>
       <w:r>
         <w:rPr>
-          <w:rFonts w:ascii="Times New Roman" w:hAnsi="Times New Roman" w:cs="Times New Roman" w:eastAsia="Times New Roman"/>
-          <w:b w:val="0"/>
-          <w:i w:val="0"/>
+          <w:rFonts w:ascii="Times New Roman" w:eastAsia="Times New Roman" w:hAnsi="Times New Roman" w:cs="Times New Roman"/>
           <w:sz w:val="28"/>
         </w:rPr>
         <w:t>Для задания 2 описана структура House с полями address (адрес, массив символов), area (общая жилая площадь, double) и residents (количество жильцов, int). Массив houses из пяти элементов инициализируется при объявлении. После вывода списка всех домов с клавиатуры вводится значение s, и для каждого дома вычисляется жилая площадь на одного жильца area / residents. Дома, у которых это значение меньше s, выводятся на экран функцией printf_s() и записываются в текстовый файл result.txt функцией fprintf_s(). Файл открывается функцией fopen_s() в режиме записи «w» и закрывается функцией fclose(). Если ни один дом не удовлетворяет условию, выводится сообщение «Таких домов нет».</w:t>
@@ -2819,9 +2790,7 @@
       </w:pPr>
       <w:r>
         <w:rPr>
-          <w:rFonts w:ascii="Times New Roman" w:hAnsi="Times New Roman" w:cs="Times New Roman" w:eastAsia="Times New Roman"/>
-          <w:b w:val="0"/>
-          <w:i w:val="0"/>
+          <w:rFonts w:ascii="Times New Roman" w:eastAsia="Times New Roman" w:hAnsi="Times New Roman" w:cs="Times New Roman"/>
           <w:sz w:val="28"/>
         </w:rPr>
         <w:t>В приложении SPO_Lr1_SysInfo используются функции Win32 API:</w:t>
@@ -2833,9 +2802,7 @@
       </w:pPr>
       <w:r>
         <w:rPr>
-          <w:rFonts w:ascii="Times New Roman" w:hAnsi="Times New Roman" w:cs="Times New Roman" w:eastAsia="Times New Roman"/>
-          <w:b w:val="0"/>
-          <w:i w:val="0"/>
+          <w:rFonts w:ascii="Times New Roman" w:eastAsia="Times New Roman" w:hAnsi="Times New Roman" w:cs="Times New Roman"/>
           <w:sz w:val="28"/>
         </w:rPr>
         <w:t>– GetUserName – возвращает имя текущего пользователя; размер буфера задаётся константой UNLEN + 1 из заголовочного файла lmcons.h;</w:t>
@@ -2847,9 +2814,7 @@
       </w:pPr>
       <w:r>
         <w:rPr>
-          <w:rFonts w:ascii="Times New Roman" w:hAnsi="Times New Roman" w:cs="Times New Roman" w:eastAsia="Times New Roman"/>
-          <w:b w:val="0"/>
-          <w:i w:val="0"/>
+          <w:rFonts w:ascii="Times New Roman" w:eastAsia="Times New Roman" w:hAnsi="Times New Roman" w:cs="Times New Roman"/>
           <w:sz w:val="28"/>
         </w:rPr>
         <w:t>– GetComputerName – возвращает имя компьютера; размер буфера задаётся константой MAX_COMPUTERNAME_LENGTH + 1.</w:t>
@@ -2861,9 +2826,7 @@
       </w:pPr>
       <w:r>
         <w:rPr>
-          <w:rFonts w:ascii="Times New Roman" w:hAnsi="Times New Roman" w:cs="Times New Roman" w:eastAsia="Times New Roman"/>
-          <w:b w:val="0"/>
-          <w:i w:val="0"/>
+          <w:rFonts w:ascii="Times New Roman" w:eastAsia="Times New Roman" w:hAnsi="Times New Roman" w:cs="Times New Roman"/>
           <w:sz w:val="28"/>
         </w:rPr>
         <w:t>Обе функции принимают указатель на буфер и указатель на переменную с размером буфера в символах и возвращают ненулевое значение при успешном выполнении. В случае ошибки выводится её код, полученный функцией GetLastError().</w:t>
@@ -2877,9 +2840,8 @@
       </w:pPr>
       <w:r>
         <w:rPr>
-          <w:rFonts w:ascii="Times New Roman" w:hAnsi="Times New Roman" w:cs="Times New Roman" w:eastAsia="Times New Roman"/>
+          <w:rFonts w:ascii="Times New Roman" w:eastAsia="Times New Roman" w:hAnsi="Times New Roman" w:cs="Times New Roman"/>
           <w:b/>
-          <w:i w:val="0"/>
           <w:sz w:val="28"/>
         </w:rPr>
         <w:t>Листинги разработанных приложений.</w:t>
@@ -2892,9 +2854,7 @@
       </w:pPr>
       <w:r>
         <w:rPr>
-          <w:rFonts w:ascii="Times New Roman" w:hAnsi="Times New Roman" w:cs="Times New Roman" w:eastAsia="Times New Roman"/>
-          <w:b w:val="0"/>
-          <w:i w:val="0"/>
+          <w:rFonts w:ascii="Times New Roman" w:eastAsia="Times New Roman" w:hAnsi="Times New Roman" w:cs="Times New Roman"/>
           <w:sz w:val="28"/>
         </w:rPr>
         <w:t>Листинг 1 – Приложение SPO_Lr1 (файл SPO_Lr1.cpp)</w:t>
@@ -2902,331 +2862,411 @@
     </w:p>
     <w:p>
       <w:pPr>
-        <w:keepNext w:val="0"/>
-        <w:spacing w:after="0" w:before="0" w:line="240" w:lineRule="auto"/>
-        <w:ind w:right="-142"/>
-      </w:pPr>
-      <w:r>
-        <w:rPr>
-          <w:rFonts w:ascii="Consolas" w:hAnsi="Consolas" w:cs="Consolas" w:eastAsia="Consolas"/>
-          <w:b w:val="0"/>
-          <w:i w:val="0"/>
-          <w:sz w:val="18"/>
+        <w:spacing w:after="0" w:line="240" w:lineRule="auto"/>
+        <w:ind w:right="-142"/>
+        <w:rPr>
+          <w:lang w:val="en-US"/>
+        </w:rPr>
+      </w:pPr>
+      <w:r>
+        <w:rPr>
+          <w:rFonts w:ascii="Consolas" w:eastAsia="Consolas" w:hAnsi="Consolas" w:cs="Consolas"/>
+          <w:sz w:val="18"/>
+          <w:lang w:val="en-US"/>
         </w:rPr>
         <w:t>#include &lt;iostream&gt;</w:t>
       </w:r>
     </w:p>
     <w:p>
       <w:pPr>
-        <w:keepNext w:val="0"/>
-        <w:spacing w:after="0" w:before="0" w:line="240" w:lineRule="auto"/>
-        <w:ind w:right="-142"/>
-      </w:pPr>
-      <w:r>
-        <w:rPr>
-          <w:rFonts w:ascii="Consolas" w:hAnsi="Consolas" w:cs="Consolas" w:eastAsia="Consolas"/>
-          <w:b w:val="0"/>
-          <w:i w:val="0"/>
-          <w:sz w:val="18"/>
-        </w:rPr>
-        <w:t>#include &lt;cstdio&gt;</w:t>
-      </w:r>
-    </w:p>
-    <w:p>
-      <w:pPr>
-        <w:keepNext w:val="0"/>
-        <w:spacing w:after="0" w:before="0" w:line="240" w:lineRule="auto"/>
-        <w:ind w:right="-142"/>
-      </w:pPr>
-      <w:r>
-        <w:rPr>
-          <w:rFonts w:ascii="Consolas" w:hAnsi="Consolas" w:cs="Consolas" w:eastAsia="Consolas"/>
-          <w:b w:val="0"/>
-          <w:i w:val="0"/>
-          <w:sz w:val="18"/>
-        </w:rPr>
-        <w:t>#include &lt;clocale&gt;</w:t>
-      </w:r>
-    </w:p>
-    <w:p>
-      <w:pPr>
-        <w:keepNext w:val="0"/>
-        <w:spacing w:after="0" w:before="0" w:line="240" w:lineRule="auto"/>
-        <w:ind w:right="-142"/>
-      </w:pPr>
-      <w:r>
-        <w:rPr>
-          <w:rFonts w:ascii="Consolas" w:hAnsi="Consolas" w:cs="Consolas" w:eastAsia="Consolas"/>
-          <w:b w:val="0"/>
-          <w:i w:val="0"/>
-          <w:sz w:val="18"/>
+        <w:spacing w:after="0" w:line="240" w:lineRule="auto"/>
+        <w:ind w:right="-142"/>
+        <w:rPr>
+          <w:lang w:val="en-US"/>
+        </w:rPr>
+      </w:pPr>
+      <w:r>
+        <w:rPr>
+          <w:rFonts w:ascii="Consolas" w:eastAsia="Consolas" w:hAnsi="Consolas" w:cs="Consolas"/>
+          <w:sz w:val="18"/>
+          <w:lang w:val="en-US"/>
+        </w:rPr>
+        <w:t>#include &lt;</w:t>
+      </w:r>
+      <w:proofErr w:type="spellStart"/>
+      <w:r>
+        <w:rPr>
+          <w:rFonts w:ascii="Consolas" w:eastAsia="Consolas" w:hAnsi="Consolas" w:cs="Consolas"/>
+          <w:sz w:val="18"/>
+          <w:lang w:val="en-US"/>
+        </w:rPr>
+        <w:t>cstdio</w:t>
+      </w:r>
+      <w:proofErr w:type="spellEnd"/>
+      <w:r>
+        <w:rPr>
+          <w:rFonts w:ascii="Consolas" w:eastAsia="Consolas" w:hAnsi="Consolas" w:cs="Consolas"/>
+          <w:sz w:val="18"/>
+          <w:lang w:val="en-US"/>
+        </w:rPr>
+        <w:t>&gt;</w:t>
+      </w:r>
+    </w:p>
+    <w:p>
+      <w:pPr>
+        <w:spacing w:after="0" w:line="240" w:lineRule="auto"/>
+        <w:ind w:right="-142"/>
+        <w:rPr>
+          <w:lang w:val="en-US"/>
+        </w:rPr>
+      </w:pPr>
+      <w:r>
+        <w:rPr>
+          <w:rFonts w:ascii="Consolas" w:eastAsia="Consolas" w:hAnsi="Consolas" w:cs="Consolas"/>
+          <w:sz w:val="18"/>
+          <w:lang w:val="en-US"/>
+        </w:rPr>
+        <w:t>#include &lt;</w:t>
+      </w:r>
+      <w:proofErr w:type="spellStart"/>
+      <w:r>
+        <w:rPr>
+          <w:rFonts w:ascii="Consolas" w:eastAsia="Consolas" w:hAnsi="Consolas" w:cs="Consolas"/>
+          <w:sz w:val="18"/>
+          <w:lang w:val="en-US"/>
+        </w:rPr>
+        <w:t>clocale</w:t>
+      </w:r>
+      <w:proofErr w:type="spellEnd"/>
+      <w:r>
+        <w:rPr>
+          <w:rFonts w:ascii="Consolas" w:eastAsia="Consolas" w:hAnsi="Consolas" w:cs="Consolas"/>
+          <w:sz w:val="18"/>
+          <w:lang w:val="en-US"/>
+        </w:rPr>
+        <w:t>&gt;</w:t>
+      </w:r>
+    </w:p>
+    <w:p>
+      <w:pPr>
+        <w:spacing w:after="0" w:line="240" w:lineRule="auto"/>
+        <w:ind w:right="-142"/>
+        <w:rPr>
+          <w:lang w:val="en-US"/>
+        </w:rPr>
+      </w:pPr>
+      <w:r>
+        <w:rPr>
+          <w:rFonts w:ascii="Consolas" w:eastAsia="Consolas" w:hAnsi="Consolas" w:cs="Consolas"/>
+          <w:sz w:val="18"/>
+          <w:lang w:val="en-US"/>
         </w:rPr>
         <w:t>using namespace std;</w:t>
       </w:r>
     </w:p>
     <w:p>
       <w:pPr>
-        <w:keepNext w:val="0"/>
-        <w:spacing w:after="0" w:before="0" w:line="240" w:lineRule="auto"/>
-        <w:ind w:right="-142"/>
-      </w:pPr>
-      <w:r>
-        <w:rPr>
-          <w:rFonts w:ascii="Consolas" w:hAnsi="Consolas" w:cs="Consolas" w:eastAsia="Consolas"/>
-          <w:b w:val="0"/>
-          <w:i w:val="0"/>
-          <w:sz w:val="18"/>
-        </w:rPr>
-      </w:r>
-    </w:p>
-    <w:p>
-      <w:pPr>
-        <w:keepNext w:val="0"/>
-        <w:spacing w:after="0" w:before="0" w:line="240" w:lineRule="auto"/>
-        <w:ind w:right="-142"/>
-      </w:pPr>
-      <w:r>
-        <w:rPr>
-          <w:rFonts w:ascii="Consolas" w:hAnsi="Consolas" w:cs="Consolas" w:eastAsia="Consolas"/>
-          <w:b w:val="0"/>
-          <w:i w:val="0"/>
-          <w:sz w:val="18"/>
+        <w:spacing w:after="0" w:line="240" w:lineRule="auto"/>
+        <w:ind w:right="-142"/>
+        <w:rPr>
+          <w:lang w:val="en-US"/>
+        </w:rPr>
+      </w:pPr>
+    </w:p>
+    <w:p>
+      <w:pPr>
+        <w:spacing w:after="0" w:line="240" w:lineRule="auto"/>
+        <w:ind w:right="-142"/>
+        <w:rPr>
+          <w:lang w:val="en-US"/>
+        </w:rPr>
+      </w:pPr>
+      <w:r>
+        <w:rPr>
+          <w:rFonts w:ascii="Consolas" w:eastAsia="Consolas" w:hAnsi="Consolas" w:cs="Consolas"/>
+          <w:sz w:val="18"/>
+          <w:lang w:val="en-US"/>
         </w:rPr>
         <w:t>struct House</w:t>
       </w:r>
     </w:p>
     <w:p>
       <w:pPr>
-        <w:keepNext w:val="0"/>
-        <w:spacing w:after="0" w:before="0" w:line="240" w:lineRule="auto"/>
-        <w:ind w:right="-142"/>
-      </w:pPr>
-      <w:r>
-        <w:rPr>
-          <w:rFonts w:ascii="Consolas" w:hAnsi="Consolas" w:cs="Consolas" w:eastAsia="Consolas"/>
-          <w:b w:val="0"/>
-          <w:i w:val="0"/>
-          <w:sz w:val="18"/>
+        <w:spacing w:after="0" w:line="240" w:lineRule="auto"/>
+        <w:ind w:right="-142"/>
+        <w:rPr>
+          <w:lang w:val="en-US"/>
+        </w:rPr>
+      </w:pPr>
+      <w:r>
+        <w:rPr>
+          <w:rFonts w:ascii="Consolas" w:eastAsia="Consolas" w:hAnsi="Consolas" w:cs="Consolas"/>
+          <w:sz w:val="18"/>
+          <w:lang w:val="en-US"/>
         </w:rPr>
         <w:t>{</w:t>
       </w:r>
     </w:p>
     <w:p>
       <w:pPr>
-        <w:keepNext w:val="0"/>
-        <w:spacing w:after="0" w:before="0" w:line="240" w:lineRule="auto"/>
-        <w:ind w:right="-142"/>
-      </w:pPr>
-      <w:r>
-        <w:rPr>
-          <w:rFonts w:ascii="Consolas" w:hAnsi="Consolas" w:cs="Consolas" w:eastAsia="Consolas"/>
-          <w:b w:val="0"/>
-          <w:i w:val="0"/>
-          <w:sz w:val="18"/>
+        <w:spacing w:after="0" w:line="240" w:lineRule="auto"/>
+        <w:ind w:right="-142"/>
+        <w:rPr>
+          <w:lang w:val="en-US"/>
+        </w:rPr>
+      </w:pPr>
+      <w:r>
+        <w:rPr>
+          <w:rFonts w:ascii="Consolas" w:eastAsia="Consolas" w:hAnsi="Consolas" w:cs="Consolas"/>
+          <w:sz w:val="18"/>
+          <w:lang w:val="en-US"/>
         </w:rPr>
         <w:t xml:space="preserve">    char address[64];</w:t>
       </w:r>
     </w:p>
     <w:p>
       <w:pPr>
-        <w:keepNext w:val="0"/>
-        <w:spacing w:after="0" w:before="0" w:line="240" w:lineRule="auto"/>
-        <w:ind w:right="-142"/>
-      </w:pPr>
-      <w:r>
-        <w:rPr>
-          <w:rFonts w:ascii="Consolas" w:hAnsi="Consolas" w:cs="Consolas" w:eastAsia="Consolas"/>
-          <w:b w:val="0"/>
-          <w:i w:val="0"/>
-          <w:sz w:val="18"/>
+        <w:spacing w:after="0" w:line="240" w:lineRule="auto"/>
+        <w:ind w:right="-142"/>
+        <w:rPr>
+          <w:lang w:val="en-US"/>
+        </w:rPr>
+      </w:pPr>
+      <w:r>
+        <w:rPr>
+          <w:rFonts w:ascii="Consolas" w:eastAsia="Consolas" w:hAnsi="Consolas" w:cs="Consolas"/>
+          <w:sz w:val="18"/>
+          <w:lang w:val="en-US"/>
         </w:rPr>
         <w:t xml:space="preserve">    double area;</w:t>
       </w:r>
     </w:p>
     <w:p>
       <w:pPr>
-        <w:keepNext w:val="0"/>
-        <w:spacing w:after="0" w:before="0" w:line="240" w:lineRule="auto"/>
-        <w:ind w:right="-142"/>
-      </w:pPr>
-      <w:r>
-        <w:rPr>
-          <w:rFonts w:ascii="Consolas" w:hAnsi="Consolas" w:cs="Consolas" w:eastAsia="Consolas"/>
-          <w:b w:val="0"/>
-          <w:i w:val="0"/>
-          <w:sz w:val="18"/>
+        <w:spacing w:after="0" w:line="240" w:lineRule="auto"/>
+        <w:ind w:right="-142"/>
+        <w:rPr>
+          <w:lang w:val="en-US"/>
+        </w:rPr>
+      </w:pPr>
+      <w:r>
+        <w:rPr>
+          <w:rFonts w:ascii="Consolas" w:eastAsia="Consolas" w:hAnsi="Consolas" w:cs="Consolas"/>
+          <w:sz w:val="18"/>
+          <w:lang w:val="en-US"/>
         </w:rPr>
         <w:t xml:space="preserve">    int residents;</w:t>
       </w:r>
     </w:p>
     <w:p>
       <w:pPr>
-        <w:keepNext w:val="0"/>
-        <w:spacing w:after="0" w:before="0" w:line="240" w:lineRule="auto"/>
-        <w:ind w:right="-142"/>
-      </w:pPr>
-      <w:r>
-        <w:rPr>
-          <w:rFonts w:ascii="Consolas" w:hAnsi="Consolas" w:cs="Consolas" w:eastAsia="Consolas"/>
-          <w:b w:val="0"/>
-          <w:i w:val="0"/>
-          <w:sz w:val="18"/>
+        <w:spacing w:after="0" w:line="240" w:lineRule="auto"/>
+        <w:ind w:right="-142"/>
+        <w:rPr>
+          <w:lang w:val="en-US"/>
+        </w:rPr>
+      </w:pPr>
+      <w:r>
+        <w:rPr>
+          <w:rFonts w:ascii="Consolas" w:eastAsia="Consolas" w:hAnsi="Consolas" w:cs="Consolas"/>
+          <w:sz w:val="18"/>
+          <w:lang w:val="en-US"/>
         </w:rPr>
         <w:t>};</w:t>
       </w:r>
     </w:p>
     <w:p>
       <w:pPr>
-        <w:keepNext w:val="0"/>
-        <w:spacing w:after="0" w:before="0" w:line="240" w:lineRule="auto"/>
-        <w:ind w:right="-142"/>
-      </w:pPr>
-      <w:r>
-        <w:rPr>
-          <w:rFonts w:ascii="Consolas" w:hAnsi="Consolas" w:cs="Consolas" w:eastAsia="Consolas"/>
-          <w:b w:val="0"/>
-          <w:i w:val="0"/>
-          <w:sz w:val="18"/>
-        </w:rPr>
-      </w:r>
-    </w:p>
-    <w:p>
-      <w:pPr>
-        <w:keepNext w:val="0"/>
-        <w:spacing w:after="0" w:before="0" w:line="240" w:lineRule="auto"/>
-        <w:ind w:right="-142"/>
-      </w:pPr>
-      <w:r>
-        <w:rPr>
-          <w:rFonts w:ascii="Consolas" w:hAnsi="Consolas" w:cs="Consolas" w:eastAsia="Consolas"/>
-          <w:b w:val="0"/>
-          <w:i w:val="0"/>
-          <w:sz w:val="18"/>
+        <w:spacing w:after="0" w:line="240" w:lineRule="auto"/>
+        <w:ind w:right="-142"/>
+        <w:rPr>
+          <w:lang w:val="en-US"/>
+        </w:rPr>
+      </w:pPr>
+    </w:p>
+    <w:p>
+      <w:pPr>
+        <w:spacing w:after="0" w:line="240" w:lineRule="auto"/>
+        <w:ind w:right="-142"/>
+        <w:rPr>
+          <w:lang w:val="en-US"/>
+        </w:rPr>
+      </w:pPr>
+      <w:r>
+        <w:rPr>
+          <w:rFonts w:ascii="Consolas" w:eastAsia="Consolas" w:hAnsi="Consolas" w:cs="Consolas"/>
+          <w:sz w:val="18"/>
+          <w:lang w:val="en-US"/>
         </w:rPr>
         <w:t>const int N = 5;</w:t>
       </w:r>
     </w:p>
     <w:p>
       <w:pPr>
-        <w:keepNext w:val="0"/>
-        <w:spacing w:after="0" w:before="0" w:line="240" w:lineRule="auto"/>
-        <w:ind w:right="-142"/>
-      </w:pPr>
-      <w:r>
-        <w:rPr>
-          <w:rFonts w:ascii="Consolas" w:hAnsi="Consolas" w:cs="Consolas" w:eastAsia="Consolas"/>
-          <w:b w:val="0"/>
-          <w:i w:val="0"/>
-          <w:sz w:val="18"/>
-        </w:rPr>
-      </w:r>
-    </w:p>
-    <w:p>
-      <w:pPr>
-        <w:keepNext w:val="0"/>
-        <w:spacing w:after="0" w:before="0" w:line="240" w:lineRule="auto"/>
-        <w:ind w:right="-142"/>
-      </w:pPr>
-      <w:r>
-        <w:rPr>
-          <w:rFonts w:ascii="Consolas" w:hAnsi="Consolas" w:cs="Consolas" w:eastAsia="Consolas"/>
-          <w:b w:val="0"/>
-          <w:i w:val="0"/>
-          <w:sz w:val="18"/>
+        <w:spacing w:after="0" w:line="240" w:lineRule="auto"/>
+        <w:ind w:right="-142"/>
+        <w:rPr>
+          <w:lang w:val="en-US"/>
+        </w:rPr>
+      </w:pPr>
+    </w:p>
+    <w:p>
+      <w:pPr>
+        <w:spacing w:after="0" w:line="240" w:lineRule="auto"/>
+        <w:ind w:right="-142"/>
+        <w:rPr>
+          <w:lang w:val="en-US"/>
+        </w:rPr>
+      </w:pPr>
+      <w:r>
+        <w:rPr>
+          <w:rFonts w:ascii="Consolas" w:eastAsia="Consolas" w:hAnsi="Consolas" w:cs="Consolas"/>
+          <w:sz w:val="18"/>
+          <w:lang w:val="en-US"/>
         </w:rPr>
         <w:t>int main()</w:t>
       </w:r>
     </w:p>
     <w:p>
       <w:pPr>
-        <w:keepNext w:val="0"/>
-        <w:spacing w:after="0" w:before="0" w:line="240" w:lineRule="auto"/>
-        <w:ind w:right="-142"/>
-      </w:pPr>
-      <w:r>
-        <w:rPr>
-          <w:rFonts w:ascii="Consolas" w:hAnsi="Consolas" w:cs="Consolas" w:eastAsia="Consolas"/>
-          <w:b w:val="0"/>
-          <w:i w:val="0"/>
-          <w:sz w:val="18"/>
+        <w:spacing w:after="0" w:line="240" w:lineRule="auto"/>
+        <w:ind w:right="-142"/>
+        <w:rPr>
+          <w:lang w:val="en-US"/>
+        </w:rPr>
+      </w:pPr>
+      <w:r>
+        <w:rPr>
+          <w:rFonts w:ascii="Consolas" w:eastAsia="Consolas" w:hAnsi="Consolas" w:cs="Consolas"/>
+          <w:sz w:val="18"/>
+          <w:lang w:val="en-US"/>
         </w:rPr>
         <w:t>{</w:t>
       </w:r>
     </w:p>
     <w:p>
       <w:pPr>
-        <w:keepNext w:val="0"/>
-        <w:spacing w:after="0" w:before="0" w:line="240" w:lineRule="auto"/>
-        <w:ind w:right="-142"/>
-      </w:pPr>
-      <w:r>
-        <w:rPr>
-          <w:rFonts w:ascii="Consolas" w:hAnsi="Consolas" w:cs="Consolas" w:eastAsia="Consolas"/>
-          <w:b w:val="0"/>
-          <w:i w:val="0"/>
-          <w:sz w:val="18"/>
-        </w:rPr>
-        <w:t xml:space="preserve">    setlocale(LC_CTYPE, "rus");</w:t>
-      </w:r>
-    </w:p>
-    <w:p>
-      <w:pPr>
-        <w:keepNext w:val="0"/>
-        <w:spacing w:after="0" w:before="0" w:line="240" w:lineRule="auto"/>
-        <w:ind w:right="-142"/>
-      </w:pPr>
-      <w:r>
-        <w:rPr>
-          <w:rFonts w:ascii="Consolas" w:hAnsi="Consolas" w:cs="Consolas" w:eastAsia="Consolas"/>
-          <w:b w:val="0"/>
-          <w:i w:val="0"/>
-          <w:sz w:val="18"/>
-        </w:rPr>
-      </w:r>
-    </w:p>
-    <w:p>
-      <w:pPr>
-        <w:keepNext w:val="0"/>
-        <w:spacing w:after="0" w:before="0" w:line="240" w:lineRule="auto"/>
-        <w:ind w:right="-142"/>
-      </w:pPr>
-      <w:r>
-        <w:rPr>
-          <w:rFonts w:ascii="Consolas" w:hAnsi="Consolas" w:cs="Consolas" w:eastAsia="Consolas"/>
-          <w:b w:val="0"/>
-          <w:i w:val="0"/>
-          <w:sz w:val="18"/>
-        </w:rPr>
-        <w:t xml:space="preserve">    // Задание 1</w:t>
-      </w:r>
-    </w:p>
-    <w:p>
-      <w:pPr>
-        <w:keepNext w:val="0"/>
-        <w:spacing w:after="0" w:before="0" w:line="240" w:lineRule="auto"/>
-        <w:ind w:right="-142"/>
-      </w:pPr>
-      <w:r>
-        <w:rPr>
-          <w:rFonts w:ascii="Consolas" w:hAnsi="Consolas" w:cs="Consolas" w:eastAsia="Consolas"/>
-          <w:b w:val="0"/>
-          <w:i w:val="0"/>
-          <w:sz w:val="18"/>
-        </w:rPr>
-        <w:t xml:space="preserve">    int brigade;</w:t>
-      </w:r>
-    </w:p>
-    <w:p>
-      <w:pPr>
-        <w:keepNext w:val="0"/>
-        <w:spacing w:after="0" w:before="0" w:line="240" w:lineRule="auto"/>
-        <w:ind w:right="-142"/>
-      </w:pPr>
-      <w:r>
-        <w:rPr>
-          <w:rFonts w:ascii="Consolas" w:hAnsi="Consolas" w:cs="Consolas" w:eastAsia="Consolas"/>
-          <w:b w:val="0"/>
-          <w:i w:val="0"/>
+        <w:spacing w:after="0" w:line="240" w:lineRule="auto"/>
+        <w:ind w:right="-142"/>
+        <w:rPr>
+          <w:lang w:val="en-US"/>
+        </w:rPr>
+      </w:pPr>
+      <w:r>
+        <w:rPr>
+          <w:rFonts w:ascii="Consolas" w:eastAsia="Consolas" w:hAnsi="Consolas" w:cs="Consolas"/>
+          <w:sz w:val="18"/>
+          <w:lang w:val="en-US"/>
+        </w:rPr>
+        <w:t xml:space="preserve">    </w:t>
+      </w:r>
+      <w:proofErr w:type="spellStart"/>
+      <w:r>
+        <w:rPr>
+          <w:rFonts w:ascii="Consolas" w:eastAsia="Consolas" w:hAnsi="Consolas" w:cs="Consolas"/>
+          <w:sz w:val="18"/>
+          <w:lang w:val="en-US"/>
+        </w:rPr>
+        <w:t>setlocale</w:t>
+      </w:r>
+      <w:proofErr w:type="spellEnd"/>
+      <w:r>
+        <w:rPr>
+          <w:rFonts w:ascii="Consolas" w:eastAsia="Consolas" w:hAnsi="Consolas" w:cs="Consolas"/>
+          <w:sz w:val="18"/>
+          <w:lang w:val="en-US"/>
+        </w:rPr>
+        <w:t>(LC_CTYPE, "</w:t>
+      </w:r>
+      <w:proofErr w:type="spellStart"/>
+      <w:r>
+        <w:rPr>
+          <w:rFonts w:ascii="Consolas" w:eastAsia="Consolas" w:hAnsi="Consolas" w:cs="Consolas"/>
+          <w:sz w:val="18"/>
+          <w:lang w:val="en-US"/>
+        </w:rPr>
+        <w:t>rus</w:t>
+      </w:r>
+      <w:proofErr w:type="spellEnd"/>
+      <w:r>
+        <w:rPr>
+          <w:rFonts w:ascii="Consolas" w:eastAsia="Consolas" w:hAnsi="Consolas" w:cs="Consolas"/>
+          <w:sz w:val="18"/>
+          <w:lang w:val="en-US"/>
+        </w:rPr>
+        <w:t>");</w:t>
+      </w:r>
+    </w:p>
+    <w:p>
+      <w:pPr>
+        <w:spacing w:after="0" w:line="240" w:lineRule="auto"/>
+        <w:ind w:right="-142"/>
+        <w:rPr>
+          <w:lang w:val="en-US"/>
+        </w:rPr>
+      </w:pPr>
+    </w:p>
+    <w:p>
+      <w:pPr>
+        <w:spacing w:after="0" w:line="240" w:lineRule="auto"/>
+        <w:ind w:right="-142"/>
+        <w:rPr>
+          <w:lang w:val="en-US"/>
+        </w:rPr>
+      </w:pPr>
+      <w:r>
+        <w:rPr>
+          <w:rFonts w:ascii="Consolas" w:eastAsia="Consolas" w:hAnsi="Consolas" w:cs="Consolas"/>
+          <w:sz w:val="18"/>
+          <w:lang w:val="en-US"/>
+        </w:rPr>
+        <w:t xml:space="preserve">    // </w:t>
+      </w:r>
+      <w:r>
+        <w:rPr>
+          <w:rFonts w:ascii="Consolas" w:eastAsia="Consolas" w:hAnsi="Consolas" w:cs="Consolas"/>
+          <w:sz w:val="18"/>
+        </w:rPr>
+        <w:t>Задание</w:t>
+      </w:r>
+      <w:r>
+        <w:rPr>
+          <w:rFonts w:ascii="Consolas" w:eastAsia="Consolas" w:hAnsi="Consolas" w:cs="Consolas"/>
+          <w:sz w:val="18"/>
+          <w:lang w:val="en-US"/>
+        </w:rPr>
+        <w:t xml:space="preserve"> 1</w:t>
+      </w:r>
+    </w:p>
+    <w:p>
+      <w:pPr>
+        <w:spacing w:after="0" w:line="240" w:lineRule="auto"/>
+        <w:ind w:right="-142"/>
+      </w:pPr>
+      <w:r>
+        <w:rPr>
+          <w:rFonts w:ascii="Consolas" w:eastAsia="Consolas" w:hAnsi="Consolas" w:cs="Consolas"/>
+          <w:sz w:val="18"/>
+          <w:lang w:val="en-US"/>
+        </w:rPr>
+        <w:t xml:space="preserve">    </w:t>
+      </w:r>
+      <w:r>
+        <w:rPr>
+          <w:rFonts w:ascii="Consolas" w:eastAsia="Consolas" w:hAnsi="Consolas" w:cs="Consolas"/>
+          <w:sz w:val="18"/>
+        </w:rPr>
+        <w:t>int brigade;</w:t>
+      </w:r>
+    </w:p>
+    <w:p>
+      <w:pPr>
+        <w:spacing w:after="0" w:line="240" w:lineRule="auto"/>
+        <w:ind w:right="-142"/>
+      </w:pPr>
+      <w:r>
+        <w:rPr>
+          <w:rFonts w:ascii="Consolas" w:eastAsia="Consolas" w:hAnsi="Consolas" w:cs="Consolas"/>
           <w:sz w:val="18"/>
         </w:rPr>
         <w:t xml:space="preserve">    cout &lt;&lt; "Введите номер бригады: ";</w:t>
@@ -3234,15 +3274,12 @@
     </w:p>
     <w:p>
       <w:pPr>
-        <w:keepNext w:val="0"/>
-        <w:spacing w:after="0" w:before="0" w:line="240" w:lineRule="auto"/>
-        <w:ind w:right="-142"/>
-      </w:pPr>
-      <w:r>
-        <w:rPr>
-          <w:rFonts w:ascii="Consolas" w:hAnsi="Consolas" w:cs="Consolas" w:eastAsia="Consolas"/>
-          <w:b w:val="0"/>
-          <w:i w:val="0"/>
+        <w:spacing w:after="0" w:line="240" w:lineRule="auto"/>
+        <w:ind w:right="-142"/>
+      </w:pPr>
+      <w:r>
+        <w:rPr>
+          <w:rFonts w:ascii="Consolas" w:eastAsia="Consolas" w:hAnsi="Consolas" w:cs="Consolas"/>
           <w:sz w:val="18"/>
         </w:rPr>
         <w:t xml:space="preserve">    cin &gt;&gt; brigade;</w:t>
@@ -3250,31 +3287,26 @@
     </w:p>
     <w:p>
       <w:pPr>
-        <w:keepNext w:val="0"/>
-        <w:spacing w:after="0" w:before="0" w:line="240" w:lineRule="auto"/>
-        <w:ind w:right="-142"/>
-      </w:pPr>
-      <w:r>
-        <w:rPr>
-          <w:rFonts w:ascii="Consolas" w:hAnsi="Consolas" w:cs="Consolas" w:eastAsia="Consolas"/>
-          <w:b w:val="0"/>
-          <w:i w:val="0"/>
-          <w:sz w:val="18"/>
-        </w:rPr>
+        <w:spacing w:after="0" w:line="240" w:lineRule="auto"/>
+        <w:ind w:right="-142"/>
+      </w:pPr>
+      <w:r>
+        <w:rPr>
+          <w:rFonts w:ascii="Consolas" w:eastAsia="Consolas" w:hAnsi="Consolas" w:cs="Consolas"/>
+          <w:sz w:val="18"/>
+        </w:rPr>
+        <w:lastRenderedPageBreak/>
         <w:t xml:space="preserve">    if (!cin)</w:t>
       </w:r>
     </w:p>
     <w:p>
       <w:pPr>
-        <w:keepNext w:val="0"/>
-        <w:spacing w:after="0" w:before="0" w:line="240" w:lineRule="auto"/>
-        <w:ind w:right="-142"/>
-      </w:pPr>
-      <w:r>
-        <w:rPr>
-          <w:rFonts w:ascii="Consolas" w:hAnsi="Consolas" w:cs="Consolas" w:eastAsia="Consolas"/>
-          <w:b w:val="0"/>
-          <w:i w:val="0"/>
+        <w:spacing w:after="0" w:line="240" w:lineRule="auto"/>
+        <w:ind w:right="-142"/>
+      </w:pPr>
+      <w:r>
+        <w:rPr>
+          <w:rFonts w:ascii="Consolas" w:eastAsia="Consolas" w:hAnsi="Consolas" w:cs="Consolas"/>
           <w:sz w:val="18"/>
         </w:rPr>
         <w:t xml:space="preserve">    {</w:t>
@@ -3282,15 +3314,12 @@
     </w:p>
     <w:p>
       <w:pPr>
-        <w:keepNext w:val="0"/>
-        <w:spacing w:after="0" w:before="0" w:line="240" w:lineRule="auto"/>
-        <w:ind w:right="-142"/>
-      </w:pPr>
-      <w:r>
-        <w:rPr>
-          <w:rFonts w:ascii="Consolas" w:hAnsi="Consolas" w:cs="Consolas" w:eastAsia="Consolas"/>
-          <w:b w:val="0"/>
-          <w:i w:val="0"/>
+        <w:spacing w:after="0" w:line="240" w:lineRule="auto"/>
+        <w:ind w:right="-142"/>
+      </w:pPr>
+      <w:r>
+        <w:rPr>
+          <w:rFonts w:ascii="Consolas" w:eastAsia="Consolas" w:hAnsi="Consolas" w:cs="Consolas"/>
           <w:sz w:val="18"/>
         </w:rPr>
         <w:t xml:space="preserve">        cout &lt;&lt; "Ошибка ввода номера бригады" &lt;&lt; endl;</w:t>
@@ -3298,807 +3327,2527 @@
     </w:p>
     <w:p>
       <w:pPr>
-        <w:keepNext w:val="0"/>
-        <w:spacing w:after="0" w:before="0" w:line="240" w:lineRule="auto"/>
-        <w:ind w:right="-142"/>
-      </w:pPr>
-      <w:r>
-        <w:rPr>
-          <w:rFonts w:ascii="Consolas" w:hAnsi="Consolas" w:cs="Consolas" w:eastAsia="Consolas"/>
-          <w:b w:val="0"/>
-          <w:i w:val="0"/>
-          <w:sz w:val="18"/>
+        <w:spacing w:after="0" w:line="240" w:lineRule="auto"/>
+        <w:ind w:right="-142"/>
+        <w:rPr>
+          <w:lang w:val="en-US"/>
+        </w:rPr>
+      </w:pPr>
+      <w:r>
+        <w:rPr>
+          <w:rFonts w:ascii="Consolas" w:eastAsia="Consolas" w:hAnsi="Consolas" w:cs="Consolas"/>
+          <w:sz w:val="18"/>
+        </w:rPr>
+        <w:t xml:space="preserve">        </w:t>
+      </w:r>
+      <w:r>
+        <w:rPr>
+          <w:rFonts w:ascii="Consolas" w:eastAsia="Consolas" w:hAnsi="Consolas" w:cs="Consolas"/>
+          <w:sz w:val="18"/>
+          <w:lang w:val="en-US"/>
+        </w:rPr>
+        <w:t>return 1;</w:t>
+      </w:r>
+    </w:p>
+    <w:p>
+      <w:pPr>
+        <w:spacing w:after="0" w:line="240" w:lineRule="auto"/>
+        <w:ind w:right="-142"/>
+        <w:rPr>
+          <w:lang w:val="en-US"/>
+        </w:rPr>
+      </w:pPr>
+      <w:r>
+        <w:rPr>
+          <w:rFonts w:ascii="Consolas" w:eastAsia="Consolas" w:hAnsi="Consolas" w:cs="Consolas"/>
+          <w:sz w:val="18"/>
+          <w:lang w:val="en-US"/>
+        </w:rPr>
+        <w:t xml:space="preserve">    }</w:t>
+      </w:r>
+    </w:p>
+    <w:p>
+      <w:pPr>
+        <w:spacing w:after="0" w:line="240" w:lineRule="auto"/>
+        <w:ind w:right="-142"/>
+        <w:rPr>
+          <w:lang w:val="en-US"/>
+        </w:rPr>
+      </w:pPr>
+    </w:p>
+    <w:p>
+      <w:pPr>
+        <w:spacing w:after="0" w:line="240" w:lineRule="auto"/>
+        <w:ind w:right="-142"/>
+        <w:rPr>
+          <w:lang w:val="en-US"/>
+        </w:rPr>
+      </w:pPr>
+      <w:r>
+        <w:rPr>
+          <w:rFonts w:ascii="Consolas" w:eastAsia="Consolas" w:hAnsi="Consolas" w:cs="Consolas"/>
+          <w:sz w:val="18"/>
+          <w:lang w:val="en-US"/>
+        </w:rPr>
+        <w:t xml:space="preserve">    char student1[] = "</w:t>
+      </w:r>
+      <w:r>
+        <w:rPr>
+          <w:rFonts w:ascii="Consolas" w:eastAsia="Consolas" w:hAnsi="Consolas" w:cs="Consolas"/>
+          <w:sz w:val="18"/>
+        </w:rPr>
+        <w:t>Царегородцев</w:t>
+      </w:r>
+      <w:r>
+        <w:rPr>
+          <w:rFonts w:ascii="Consolas" w:eastAsia="Consolas" w:hAnsi="Consolas" w:cs="Consolas"/>
+          <w:sz w:val="18"/>
+          <w:lang w:val="en-US"/>
+        </w:rPr>
+        <w:t>";</w:t>
+      </w:r>
+    </w:p>
+    <w:p>
+      <w:pPr>
+        <w:spacing w:after="0" w:line="240" w:lineRule="auto"/>
+        <w:ind w:right="-142"/>
+        <w:rPr>
+          <w:lang w:val="en-US"/>
+        </w:rPr>
+      </w:pPr>
+      <w:r>
+        <w:rPr>
+          <w:rFonts w:ascii="Consolas" w:eastAsia="Consolas" w:hAnsi="Consolas" w:cs="Consolas"/>
+          <w:sz w:val="18"/>
+          <w:lang w:val="en-US"/>
+        </w:rPr>
+        <w:t xml:space="preserve">    char student2[] = "</w:t>
+      </w:r>
+      <w:r>
+        <w:rPr>
+          <w:rFonts w:ascii="Consolas" w:eastAsia="Consolas" w:hAnsi="Consolas" w:cs="Consolas"/>
+          <w:sz w:val="18"/>
+        </w:rPr>
+        <w:t>Марченко</w:t>
+      </w:r>
+      <w:r>
+        <w:rPr>
+          <w:rFonts w:ascii="Consolas" w:eastAsia="Consolas" w:hAnsi="Consolas" w:cs="Consolas"/>
+          <w:sz w:val="18"/>
+          <w:lang w:val="en-US"/>
+        </w:rPr>
+        <w:t>";</w:t>
+      </w:r>
+    </w:p>
+    <w:p>
+      <w:pPr>
+        <w:spacing w:after="0" w:line="240" w:lineRule="auto"/>
+        <w:ind w:right="-142"/>
+        <w:rPr>
+          <w:lang w:val="en-US"/>
+        </w:rPr>
+      </w:pPr>
+    </w:p>
+    <w:p>
+      <w:pPr>
+        <w:spacing w:after="0" w:line="240" w:lineRule="auto"/>
+        <w:ind w:right="-142"/>
+      </w:pPr>
+      <w:r>
+        <w:rPr>
+          <w:rFonts w:ascii="Consolas" w:eastAsia="Consolas" w:hAnsi="Consolas" w:cs="Consolas"/>
+          <w:sz w:val="18"/>
+          <w:lang w:val="en-US"/>
+        </w:rPr>
+        <w:t xml:space="preserve">    </w:t>
+      </w:r>
+      <w:r>
+        <w:rPr>
+          <w:rFonts w:ascii="Consolas" w:eastAsia="Consolas" w:hAnsi="Consolas" w:cs="Consolas"/>
+          <w:sz w:val="18"/>
+        </w:rPr>
+        <w:t>// Вывод с помощью потокового вывода cout</w:t>
+      </w:r>
+    </w:p>
+    <w:p>
+      <w:pPr>
+        <w:spacing w:after="0" w:line="240" w:lineRule="auto"/>
+        <w:ind w:right="-142"/>
+        <w:rPr>
+          <w:lang w:val="en-US"/>
+        </w:rPr>
+      </w:pPr>
+      <w:r>
+        <w:rPr>
+          <w:rFonts w:ascii="Consolas" w:eastAsia="Consolas" w:hAnsi="Consolas" w:cs="Consolas"/>
+          <w:sz w:val="18"/>
+        </w:rPr>
+        <w:t xml:space="preserve">    </w:t>
+      </w:r>
+      <w:proofErr w:type="spellStart"/>
+      <w:r>
+        <w:rPr>
+          <w:rFonts w:ascii="Consolas" w:eastAsia="Consolas" w:hAnsi="Consolas" w:cs="Consolas"/>
+          <w:sz w:val="18"/>
+          <w:lang w:val="en-US"/>
+        </w:rPr>
+        <w:t>cout</w:t>
+      </w:r>
+      <w:proofErr w:type="spellEnd"/>
+      <w:r>
+        <w:rPr>
+          <w:rFonts w:ascii="Consolas" w:eastAsia="Consolas" w:hAnsi="Consolas" w:cs="Consolas"/>
+          <w:sz w:val="18"/>
+          <w:lang w:val="en-US"/>
+        </w:rPr>
+        <w:t xml:space="preserve"> &lt;&lt; "\n</w:t>
+      </w:r>
+      <w:r>
+        <w:rPr>
+          <w:rFonts w:ascii="Consolas" w:eastAsia="Consolas" w:hAnsi="Consolas" w:cs="Consolas"/>
+          <w:sz w:val="18"/>
+        </w:rPr>
+        <w:t>Бригада</w:t>
+      </w:r>
+      <w:r>
+        <w:rPr>
+          <w:rFonts w:ascii="Consolas" w:eastAsia="Consolas" w:hAnsi="Consolas" w:cs="Consolas"/>
+          <w:sz w:val="18"/>
+          <w:lang w:val="en-US"/>
+        </w:rPr>
+        <w:t xml:space="preserve"> № " &lt;&lt; brigade &lt;&lt; </w:t>
+      </w:r>
+      <w:proofErr w:type="spellStart"/>
+      <w:r>
+        <w:rPr>
+          <w:rFonts w:ascii="Consolas" w:eastAsia="Consolas" w:hAnsi="Consolas" w:cs="Consolas"/>
+          <w:sz w:val="18"/>
+          <w:lang w:val="en-US"/>
+        </w:rPr>
+        <w:t>endl</w:t>
+      </w:r>
+      <w:proofErr w:type="spellEnd"/>
+      <w:r>
+        <w:rPr>
+          <w:rFonts w:ascii="Consolas" w:eastAsia="Consolas" w:hAnsi="Consolas" w:cs="Consolas"/>
+          <w:sz w:val="18"/>
+          <w:lang w:val="en-US"/>
+        </w:rPr>
+        <w:t>;</w:t>
+      </w:r>
+    </w:p>
+    <w:p>
+      <w:pPr>
+        <w:spacing w:after="0" w:line="240" w:lineRule="auto"/>
+        <w:ind w:right="-142"/>
+        <w:rPr>
+          <w:lang w:val="en-US"/>
+        </w:rPr>
+      </w:pPr>
+      <w:r>
+        <w:rPr>
+          <w:rFonts w:ascii="Consolas" w:eastAsia="Consolas" w:hAnsi="Consolas" w:cs="Consolas"/>
+          <w:sz w:val="18"/>
+          <w:lang w:val="en-US"/>
+        </w:rPr>
+        <w:t xml:space="preserve">    </w:t>
+      </w:r>
+      <w:proofErr w:type="spellStart"/>
+      <w:r>
+        <w:rPr>
+          <w:rFonts w:ascii="Consolas" w:eastAsia="Consolas" w:hAnsi="Consolas" w:cs="Consolas"/>
+          <w:sz w:val="18"/>
+          <w:lang w:val="en-US"/>
+        </w:rPr>
+        <w:t>cout</w:t>
+      </w:r>
+      <w:proofErr w:type="spellEnd"/>
+      <w:r>
+        <w:rPr>
+          <w:rFonts w:ascii="Consolas" w:eastAsia="Consolas" w:hAnsi="Consolas" w:cs="Consolas"/>
+          <w:sz w:val="18"/>
+          <w:lang w:val="en-US"/>
+        </w:rPr>
+        <w:t xml:space="preserve"> &lt;&lt; student1 &lt;&lt; </w:t>
+      </w:r>
+      <w:proofErr w:type="spellStart"/>
+      <w:r>
+        <w:rPr>
+          <w:rFonts w:ascii="Consolas" w:eastAsia="Consolas" w:hAnsi="Consolas" w:cs="Consolas"/>
+          <w:sz w:val="18"/>
+          <w:lang w:val="en-US"/>
+        </w:rPr>
+        <w:t>endl</w:t>
+      </w:r>
+      <w:proofErr w:type="spellEnd"/>
+      <w:r>
+        <w:rPr>
+          <w:rFonts w:ascii="Consolas" w:eastAsia="Consolas" w:hAnsi="Consolas" w:cs="Consolas"/>
+          <w:sz w:val="18"/>
+          <w:lang w:val="en-US"/>
+        </w:rPr>
+        <w:t>;</w:t>
+      </w:r>
+    </w:p>
+    <w:p>
+      <w:pPr>
+        <w:spacing w:after="0" w:line="240" w:lineRule="auto"/>
+        <w:ind w:right="-142"/>
+        <w:rPr>
+          <w:lang w:val="en-US"/>
+        </w:rPr>
+      </w:pPr>
+      <w:r>
+        <w:rPr>
+          <w:rFonts w:ascii="Consolas" w:eastAsia="Consolas" w:hAnsi="Consolas" w:cs="Consolas"/>
+          <w:sz w:val="18"/>
+          <w:lang w:val="en-US"/>
+        </w:rPr>
+        <w:t xml:space="preserve">    </w:t>
+      </w:r>
+      <w:proofErr w:type="spellStart"/>
+      <w:r>
+        <w:rPr>
+          <w:rFonts w:ascii="Consolas" w:eastAsia="Consolas" w:hAnsi="Consolas" w:cs="Consolas"/>
+          <w:sz w:val="18"/>
+          <w:lang w:val="en-US"/>
+        </w:rPr>
+        <w:t>cout</w:t>
+      </w:r>
+      <w:proofErr w:type="spellEnd"/>
+      <w:r>
+        <w:rPr>
+          <w:rFonts w:ascii="Consolas" w:eastAsia="Consolas" w:hAnsi="Consolas" w:cs="Consolas"/>
+          <w:sz w:val="18"/>
+          <w:lang w:val="en-US"/>
+        </w:rPr>
+        <w:t xml:space="preserve"> &lt;&lt; student2 &lt;&lt; </w:t>
+      </w:r>
+      <w:proofErr w:type="spellStart"/>
+      <w:r>
+        <w:rPr>
+          <w:rFonts w:ascii="Consolas" w:eastAsia="Consolas" w:hAnsi="Consolas" w:cs="Consolas"/>
+          <w:sz w:val="18"/>
+          <w:lang w:val="en-US"/>
+        </w:rPr>
+        <w:t>endl</w:t>
+      </w:r>
+      <w:proofErr w:type="spellEnd"/>
+      <w:r>
+        <w:rPr>
+          <w:rFonts w:ascii="Consolas" w:eastAsia="Consolas" w:hAnsi="Consolas" w:cs="Consolas"/>
+          <w:sz w:val="18"/>
+          <w:lang w:val="en-US"/>
+        </w:rPr>
+        <w:t>;</w:t>
+      </w:r>
+    </w:p>
+    <w:p>
+      <w:pPr>
+        <w:spacing w:after="0" w:line="240" w:lineRule="auto"/>
+        <w:ind w:right="-142"/>
+        <w:rPr>
+          <w:lang w:val="en-US"/>
+        </w:rPr>
+      </w:pPr>
+      <w:r>
+        <w:rPr>
+          <w:rFonts w:ascii="Consolas" w:eastAsia="Consolas" w:hAnsi="Consolas" w:cs="Consolas"/>
+          <w:sz w:val="18"/>
+          <w:lang w:val="en-US"/>
+        </w:rPr>
+        <w:t xml:space="preserve">    </w:t>
+      </w:r>
+      <w:proofErr w:type="spellStart"/>
+      <w:r>
+        <w:rPr>
+          <w:rFonts w:ascii="Consolas" w:eastAsia="Consolas" w:hAnsi="Consolas" w:cs="Consolas"/>
+          <w:sz w:val="18"/>
+          <w:lang w:val="en-US"/>
+        </w:rPr>
+        <w:t>cout</w:t>
+      </w:r>
+      <w:proofErr w:type="spellEnd"/>
+      <w:r>
+        <w:rPr>
+          <w:rFonts w:ascii="Consolas" w:eastAsia="Consolas" w:hAnsi="Consolas" w:cs="Consolas"/>
+          <w:sz w:val="18"/>
+          <w:lang w:val="en-US"/>
+        </w:rPr>
+        <w:t xml:space="preserve"> &lt;&lt; </w:t>
+      </w:r>
+      <w:proofErr w:type="spellStart"/>
+      <w:r>
+        <w:rPr>
+          <w:rFonts w:ascii="Consolas" w:eastAsia="Consolas" w:hAnsi="Consolas" w:cs="Consolas"/>
+          <w:sz w:val="18"/>
+          <w:lang w:val="en-US"/>
+        </w:rPr>
+        <w:t>endl</w:t>
+      </w:r>
+      <w:proofErr w:type="spellEnd"/>
+      <w:r>
+        <w:rPr>
+          <w:rFonts w:ascii="Consolas" w:eastAsia="Consolas" w:hAnsi="Consolas" w:cs="Consolas"/>
+          <w:sz w:val="18"/>
+          <w:lang w:val="en-US"/>
+        </w:rPr>
+        <w:t>;</w:t>
+      </w:r>
+    </w:p>
+    <w:p>
+      <w:pPr>
+        <w:spacing w:after="0" w:line="240" w:lineRule="auto"/>
+        <w:ind w:right="-142"/>
+        <w:rPr>
+          <w:lang w:val="en-US"/>
+        </w:rPr>
+      </w:pPr>
+    </w:p>
+    <w:p>
+      <w:pPr>
+        <w:spacing w:after="0" w:line="240" w:lineRule="auto"/>
+        <w:ind w:right="-142"/>
+      </w:pPr>
+      <w:r>
+        <w:rPr>
+          <w:rFonts w:ascii="Consolas" w:eastAsia="Consolas" w:hAnsi="Consolas" w:cs="Consolas"/>
+          <w:sz w:val="18"/>
+          <w:lang w:val="en-US"/>
+        </w:rPr>
+        <w:t xml:space="preserve">    </w:t>
+      </w:r>
+      <w:r>
+        <w:rPr>
+          <w:rFonts w:ascii="Consolas" w:eastAsia="Consolas" w:hAnsi="Consolas" w:cs="Consolas"/>
+          <w:sz w:val="18"/>
+        </w:rPr>
+        <w:t>// Повтор вывода с помощью printf_s</w:t>
+      </w:r>
+    </w:p>
+    <w:p>
+      <w:pPr>
+        <w:spacing w:after="0" w:line="240" w:lineRule="auto"/>
+        <w:ind w:right="-142"/>
+        <w:rPr>
+          <w:lang w:val="en-US"/>
+        </w:rPr>
+      </w:pPr>
+      <w:r>
+        <w:rPr>
+          <w:rFonts w:ascii="Consolas" w:eastAsia="Consolas" w:hAnsi="Consolas" w:cs="Consolas"/>
+          <w:sz w:val="18"/>
+        </w:rPr>
+        <w:t xml:space="preserve">    </w:t>
+      </w:r>
+      <w:proofErr w:type="spellStart"/>
+      <w:r>
+        <w:rPr>
+          <w:rFonts w:ascii="Consolas" w:eastAsia="Consolas" w:hAnsi="Consolas" w:cs="Consolas"/>
+          <w:sz w:val="18"/>
+          <w:lang w:val="en-US"/>
+        </w:rPr>
+        <w:t>printf_s</w:t>
+      </w:r>
+      <w:proofErr w:type="spellEnd"/>
+      <w:r>
+        <w:rPr>
+          <w:rFonts w:ascii="Consolas" w:eastAsia="Consolas" w:hAnsi="Consolas" w:cs="Consolas"/>
+          <w:sz w:val="18"/>
+          <w:lang w:val="en-US"/>
+        </w:rPr>
+        <w:t>("</w:t>
+      </w:r>
+      <w:r>
+        <w:rPr>
+          <w:rFonts w:ascii="Consolas" w:eastAsia="Consolas" w:hAnsi="Consolas" w:cs="Consolas"/>
+          <w:sz w:val="18"/>
+        </w:rPr>
+        <w:t>Бригада</w:t>
+      </w:r>
+      <w:r>
+        <w:rPr>
+          <w:rFonts w:ascii="Consolas" w:eastAsia="Consolas" w:hAnsi="Consolas" w:cs="Consolas"/>
+          <w:sz w:val="18"/>
+          <w:lang w:val="en-US"/>
+        </w:rPr>
+        <w:t xml:space="preserve"> № %d\n", brigade);</w:t>
+      </w:r>
+    </w:p>
+    <w:p>
+      <w:pPr>
+        <w:spacing w:after="0" w:line="240" w:lineRule="auto"/>
+        <w:ind w:right="-142"/>
+        <w:rPr>
+          <w:lang w:val="en-US"/>
+        </w:rPr>
+      </w:pPr>
+      <w:r>
+        <w:rPr>
+          <w:rFonts w:ascii="Consolas" w:eastAsia="Consolas" w:hAnsi="Consolas" w:cs="Consolas"/>
+          <w:sz w:val="18"/>
+          <w:lang w:val="en-US"/>
+        </w:rPr>
+        <w:t xml:space="preserve">    </w:t>
+      </w:r>
+      <w:proofErr w:type="spellStart"/>
+      <w:r>
+        <w:rPr>
+          <w:rFonts w:ascii="Consolas" w:eastAsia="Consolas" w:hAnsi="Consolas" w:cs="Consolas"/>
+          <w:sz w:val="18"/>
+          <w:lang w:val="en-US"/>
+        </w:rPr>
+        <w:t>printf_s</w:t>
+      </w:r>
+      <w:proofErr w:type="spellEnd"/>
+      <w:r>
+        <w:rPr>
+          <w:rFonts w:ascii="Consolas" w:eastAsia="Consolas" w:hAnsi="Consolas" w:cs="Consolas"/>
+          <w:sz w:val="18"/>
+          <w:lang w:val="en-US"/>
+        </w:rPr>
+        <w:t>("%s\n", student1);</w:t>
+      </w:r>
+    </w:p>
+    <w:p>
+      <w:pPr>
+        <w:spacing w:after="0" w:line="240" w:lineRule="auto"/>
+        <w:ind w:right="-142"/>
+        <w:rPr>
+          <w:lang w:val="en-US"/>
+        </w:rPr>
+      </w:pPr>
+      <w:r>
+        <w:rPr>
+          <w:rFonts w:ascii="Consolas" w:eastAsia="Consolas" w:hAnsi="Consolas" w:cs="Consolas"/>
+          <w:sz w:val="18"/>
+          <w:lang w:val="en-US"/>
+        </w:rPr>
+        <w:t xml:space="preserve">    </w:t>
+      </w:r>
+      <w:proofErr w:type="spellStart"/>
+      <w:r>
+        <w:rPr>
+          <w:rFonts w:ascii="Consolas" w:eastAsia="Consolas" w:hAnsi="Consolas" w:cs="Consolas"/>
+          <w:sz w:val="18"/>
+          <w:lang w:val="en-US"/>
+        </w:rPr>
+        <w:t>printf_s</w:t>
+      </w:r>
+      <w:proofErr w:type="spellEnd"/>
+      <w:r>
+        <w:rPr>
+          <w:rFonts w:ascii="Consolas" w:eastAsia="Consolas" w:hAnsi="Consolas" w:cs="Consolas"/>
+          <w:sz w:val="18"/>
+          <w:lang w:val="en-US"/>
+        </w:rPr>
+        <w:t>("%s\n", student2);</w:t>
+      </w:r>
+    </w:p>
+    <w:p>
+      <w:pPr>
+        <w:spacing w:after="0" w:line="240" w:lineRule="auto"/>
+        <w:ind w:right="-142"/>
+        <w:rPr>
+          <w:lang w:val="en-US"/>
+        </w:rPr>
+      </w:pPr>
+      <w:r>
+        <w:rPr>
+          <w:rFonts w:ascii="Consolas" w:eastAsia="Consolas" w:hAnsi="Consolas" w:cs="Consolas"/>
+          <w:sz w:val="18"/>
+          <w:lang w:val="en-US"/>
+        </w:rPr>
+        <w:t xml:space="preserve">    </w:t>
+      </w:r>
+      <w:proofErr w:type="spellStart"/>
+      <w:r>
+        <w:rPr>
+          <w:rFonts w:ascii="Consolas" w:eastAsia="Consolas" w:hAnsi="Consolas" w:cs="Consolas"/>
+          <w:sz w:val="18"/>
+          <w:lang w:val="en-US"/>
+        </w:rPr>
+        <w:t>printf_s</w:t>
+      </w:r>
+      <w:proofErr w:type="spellEnd"/>
+      <w:r>
+        <w:rPr>
+          <w:rFonts w:ascii="Consolas" w:eastAsia="Consolas" w:hAnsi="Consolas" w:cs="Consolas"/>
+          <w:sz w:val="18"/>
+          <w:lang w:val="en-US"/>
+        </w:rPr>
+        <w:t>("\n");</w:t>
+      </w:r>
+    </w:p>
+    <w:p>
+      <w:pPr>
+        <w:spacing w:after="0" w:line="240" w:lineRule="auto"/>
+        <w:ind w:right="-142"/>
+        <w:rPr>
+          <w:lang w:val="en-US"/>
+        </w:rPr>
+      </w:pPr>
+    </w:p>
+    <w:p>
+      <w:pPr>
+        <w:spacing w:after="0" w:line="240" w:lineRule="auto"/>
+        <w:ind w:right="-142"/>
+        <w:rPr>
+          <w:lang w:val="en-US"/>
+        </w:rPr>
+      </w:pPr>
+      <w:r>
+        <w:rPr>
+          <w:rFonts w:ascii="Consolas" w:eastAsia="Consolas" w:hAnsi="Consolas" w:cs="Consolas"/>
+          <w:sz w:val="18"/>
+          <w:lang w:val="en-US"/>
+        </w:rPr>
+        <w:t xml:space="preserve">    int mas[3] = { 1, 2, 3 };</w:t>
+      </w:r>
+    </w:p>
+    <w:p>
+      <w:pPr>
+        <w:spacing w:after="0" w:line="240" w:lineRule="auto"/>
+        <w:ind w:right="-142"/>
+        <w:rPr>
+          <w:lang w:val="en-US"/>
+        </w:rPr>
+      </w:pPr>
+      <w:r>
+        <w:rPr>
+          <w:rFonts w:ascii="Consolas" w:eastAsia="Consolas" w:hAnsi="Consolas" w:cs="Consolas"/>
+          <w:sz w:val="18"/>
+          <w:lang w:val="en-US"/>
+        </w:rPr>
+        <w:t xml:space="preserve">    int mmm[3] = { 4, 5, 6 };</w:t>
+      </w:r>
+    </w:p>
+    <w:p>
+      <w:pPr>
+        <w:spacing w:after="0" w:line="240" w:lineRule="auto"/>
+        <w:ind w:right="-142"/>
+        <w:rPr>
+          <w:lang w:val="en-US"/>
+        </w:rPr>
+      </w:pPr>
+    </w:p>
+    <w:p>
+      <w:pPr>
+        <w:spacing w:after="0" w:line="240" w:lineRule="auto"/>
+        <w:ind w:right="-142"/>
+        <w:rPr>
+          <w:lang w:val="en-US"/>
+        </w:rPr>
+      </w:pPr>
+      <w:r>
+        <w:rPr>
+          <w:rFonts w:ascii="Consolas" w:eastAsia="Consolas" w:hAnsi="Consolas" w:cs="Consolas"/>
+          <w:sz w:val="18"/>
+          <w:lang w:val="en-US"/>
+        </w:rPr>
+        <w:t xml:space="preserve">    </w:t>
+      </w:r>
+      <w:proofErr w:type="spellStart"/>
+      <w:r>
+        <w:rPr>
+          <w:rFonts w:ascii="Consolas" w:eastAsia="Consolas" w:hAnsi="Consolas" w:cs="Consolas"/>
+          <w:sz w:val="18"/>
+          <w:lang w:val="en-US"/>
+        </w:rPr>
+        <w:t>printf_s</w:t>
+      </w:r>
+      <w:proofErr w:type="spellEnd"/>
+      <w:r>
+        <w:rPr>
+          <w:rFonts w:ascii="Consolas" w:eastAsia="Consolas" w:hAnsi="Consolas" w:cs="Consolas"/>
+          <w:sz w:val="18"/>
+          <w:lang w:val="en-US"/>
+        </w:rPr>
+        <w:t>("\</w:t>
+      </w:r>
+      <w:proofErr w:type="spellStart"/>
+      <w:r>
+        <w:rPr>
+          <w:rFonts w:ascii="Consolas" w:eastAsia="Consolas" w:hAnsi="Consolas" w:cs="Consolas"/>
+          <w:sz w:val="18"/>
+          <w:lang w:val="en-US"/>
+        </w:rPr>
+        <w:t>nmas</w:t>
+      </w:r>
+      <w:proofErr w:type="spellEnd"/>
+      <w:r>
+        <w:rPr>
+          <w:rFonts w:ascii="Consolas" w:eastAsia="Consolas" w:hAnsi="Consolas" w:cs="Consolas"/>
+          <w:sz w:val="18"/>
+          <w:lang w:val="en-US"/>
+        </w:rPr>
+        <w:t>: %d, %d, %d\n", mas[0], mas[1], mas[2]);</w:t>
+      </w:r>
+    </w:p>
+    <w:p>
+      <w:pPr>
+        <w:spacing w:after="0" w:line="240" w:lineRule="auto"/>
+        <w:ind w:right="-142"/>
+        <w:rPr>
+          <w:lang w:val="en-US"/>
+        </w:rPr>
+      </w:pPr>
+      <w:r>
+        <w:rPr>
+          <w:rFonts w:ascii="Consolas" w:eastAsia="Consolas" w:hAnsi="Consolas" w:cs="Consolas"/>
+          <w:sz w:val="18"/>
+          <w:lang w:val="en-US"/>
+        </w:rPr>
+        <w:t xml:space="preserve">    </w:t>
+      </w:r>
+      <w:proofErr w:type="spellStart"/>
+      <w:r>
+        <w:rPr>
+          <w:rFonts w:ascii="Consolas" w:eastAsia="Consolas" w:hAnsi="Consolas" w:cs="Consolas"/>
+          <w:sz w:val="18"/>
+          <w:lang w:val="en-US"/>
+        </w:rPr>
+        <w:t>printf_s</w:t>
+      </w:r>
+      <w:proofErr w:type="spellEnd"/>
+      <w:r>
+        <w:rPr>
+          <w:rFonts w:ascii="Consolas" w:eastAsia="Consolas" w:hAnsi="Consolas" w:cs="Consolas"/>
+          <w:sz w:val="18"/>
+          <w:lang w:val="en-US"/>
+        </w:rPr>
+        <w:t>("mmm: %d, %d, %d\n", mmm[0], mmm[1], mmm[2]);</w:t>
+      </w:r>
+    </w:p>
+    <w:p>
+      <w:pPr>
+        <w:spacing w:after="0" w:line="240" w:lineRule="auto"/>
+        <w:ind w:right="-142"/>
+        <w:rPr>
+          <w:lang w:val="en-US"/>
+        </w:rPr>
+      </w:pPr>
+    </w:p>
+    <w:p>
+      <w:pPr>
+        <w:spacing w:after="0" w:line="240" w:lineRule="auto"/>
+        <w:ind w:right="-142"/>
+      </w:pPr>
+      <w:r>
+        <w:rPr>
+          <w:rFonts w:ascii="Consolas" w:eastAsia="Consolas" w:hAnsi="Consolas" w:cs="Consolas"/>
+          <w:sz w:val="18"/>
+          <w:lang w:val="en-US"/>
+        </w:rPr>
+        <w:t xml:space="preserve">    </w:t>
+      </w:r>
+      <w:r>
+        <w:rPr>
+          <w:rFonts w:ascii="Consolas" w:eastAsia="Consolas" w:hAnsi="Consolas" w:cs="Consolas"/>
+          <w:sz w:val="18"/>
+        </w:rPr>
+        <w:t>// Задание 2</w:t>
+      </w:r>
+    </w:p>
+    <w:p>
+      <w:pPr>
+        <w:spacing w:after="0" w:line="240" w:lineRule="auto"/>
+        <w:ind w:right="-142"/>
+      </w:pPr>
+      <w:r>
+        <w:rPr>
+          <w:rFonts w:ascii="Consolas" w:eastAsia="Consolas" w:hAnsi="Consolas" w:cs="Consolas"/>
+          <w:sz w:val="18"/>
+        </w:rPr>
+        <w:t xml:space="preserve">    // Условие отбора: дом, в котором жилая площадь на одного жильца менее s</w:t>
+      </w:r>
+    </w:p>
+    <w:p>
+      <w:pPr>
+        <w:spacing w:after="0" w:line="240" w:lineRule="auto"/>
+        <w:ind w:right="-142"/>
+      </w:pPr>
+      <w:r>
+        <w:rPr>
+          <w:rFonts w:ascii="Consolas" w:eastAsia="Consolas" w:hAnsi="Consolas" w:cs="Consolas"/>
+          <w:sz w:val="18"/>
+        </w:rPr>
+        <w:t xml:space="preserve">    House houses[N] =</w:t>
+      </w:r>
+    </w:p>
+    <w:p>
+      <w:pPr>
+        <w:spacing w:after="0" w:line="240" w:lineRule="auto"/>
+        <w:ind w:right="-142"/>
+      </w:pPr>
+      <w:r>
+        <w:rPr>
+          <w:rFonts w:ascii="Consolas" w:eastAsia="Consolas" w:hAnsi="Consolas" w:cs="Consolas"/>
+          <w:sz w:val="18"/>
+        </w:rPr>
+        <w:t xml:space="preserve">    {</w:t>
+      </w:r>
+    </w:p>
+    <w:p>
+      <w:pPr>
+        <w:spacing w:after="0" w:line="240" w:lineRule="auto"/>
+        <w:ind w:right="-142"/>
+      </w:pPr>
+      <w:r>
+        <w:rPr>
+          <w:rFonts w:ascii="Consolas" w:eastAsia="Consolas" w:hAnsi="Consolas" w:cs="Consolas"/>
+          <w:sz w:val="18"/>
+        </w:rPr>
+        <w:t xml:space="preserve">        { "ул. Молодогвардейская, 244", 3200.0, 120 },</w:t>
+      </w:r>
+    </w:p>
+    <w:p>
+      <w:pPr>
+        <w:spacing w:after="0" w:line="240" w:lineRule="auto"/>
+        <w:ind w:right="-142"/>
+      </w:pPr>
+      <w:r>
+        <w:rPr>
+          <w:rFonts w:ascii="Consolas" w:eastAsia="Consolas" w:hAnsi="Consolas" w:cs="Consolas"/>
+          <w:sz w:val="18"/>
+        </w:rPr>
+        <w:t xml:space="preserve">        { "ул. Галактионовская, 141",   1500.0,  90 },</w:t>
+      </w:r>
+    </w:p>
+    <w:p>
+      <w:pPr>
+        <w:spacing w:after="0" w:line="240" w:lineRule="auto"/>
+        <w:ind w:right="-142"/>
+      </w:pPr>
+      <w:r>
+        <w:rPr>
+          <w:rFonts w:ascii="Consolas" w:eastAsia="Consolas" w:hAnsi="Consolas" w:cs="Consolas"/>
+          <w:sz w:val="18"/>
+        </w:rPr>
+        <w:t xml:space="preserve">        { "пр. Ленина, 12",             2400.0,  60 },</w:t>
+      </w:r>
+    </w:p>
+    <w:p>
+      <w:pPr>
+        <w:spacing w:after="0" w:line="240" w:lineRule="auto"/>
+        <w:ind w:right="-142"/>
+      </w:pPr>
+      <w:r>
+        <w:rPr>
+          <w:rFonts w:ascii="Consolas" w:eastAsia="Consolas" w:hAnsi="Consolas" w:cs="Consolas"/>
+          <w:sz w:val="18"/>
+        </w:rPr>
+        <w:t xml:space="preserve">        { "ул. Садовая, 5",              850.0,  50 },</w:t>
+      </w:r>
+    </w:p>
+    <w:p>
+      <w:pPr>
+        <w:spacing w:after="0" w:line="240" w:lineRule="auto"/>
+        <w:ind w:right="-142"/>
+      </w:pPr>
+      <w:r>
+        <w:rPr>
+          <w:rFonts w:ascii="Consolas" w:eastAsia="Consolas" w:hAnsi="Consolas" w:cs="Consolas"/>
+          <w:sz w:val="18"/>
+        </w:rPr>
+        <w:t xml:space="preserve">        { "ул. Полевая, 18",            4100.0, 205 }</w:t>
+      </w:r>
+    </w:p>
+    <w:p>
+      <w:pPr>
+        <w:spacing w:after="0" w:line="240" w:lineRule="auto"/>
+        <w:ind w:right="-142"/>
+      </w:pPr>
+      <w:r>
+        <w:rPr>
+          <w:rFonts w:ascii="Consolas" w:eastAsia="Consolas" w:hAnsi="Consolas" w:cs="Consolas"/>
+          <w:sz w:val="18"/>
+        </w:rPr>
+        <w:t xml:space="preserve">    };</w:t>
+      </w:r>
+    </w:p>
+    <w:p>
+      <w:pPr>
+        <w:spacing w:after="0" w:line="240" w:lineRule="auto"/>
+        <w:ind w:right="-142"/>
+      </w:pPr>
+    </w:p>
+    <w:p>
+      <w:pPr>
+        <w:spacing w:after="0" w:line="240" w:lineRule="auto"/>
+        <w:ind w:right="-142"/>
+      </w:pPr>
+      <w:r>
+        <w:rPr>
+          <w:rFonts w:ascii="Consolas" w:eastAsia="Consolas" w:hAnsi="Consolas" w:cs="Consolas"/>
+          <w:sz w:val="18"/>
+        </w:rPr>
+        <w:t xml:space="preserve">    printf_s("\n\nСписок домов:\n");</w:t>
+      </w:r>
+    </w:p>
+    <w:p>
+      <w:pPr>
+        <w:spacing w:after="0" w:line="240" w:lineRule="auto"/>
+        <w:ind w:right="-142"/>
+        <w:rPr>
+          <w:lang w:val="en-US"/>
+        </w:rPr>
+      </w:pPr>
+      <w:r>
+        <w:rPr>
+          <w:rFonts w:ascii="Consolas" w:eastAsia="Consolas" w:hAnsi="Consolas" w:cs="Consolas"/>
+          <w:sz w:val="18"/>
+        </w:rPr>
+        <w:t xml:space="preserve">    </w:t>
+      </w:r>
+      <w:proofErr w:type="spellStart"/>
+      <w:r>
+        <w:rPr>
+          <w:rFonts w:ascii="Consolas" w:eastAsia="Consolas" w:hAnsi="Consolas" w:cs="Consolas"/>
+          <w:sz w:val="18"/>
+          <w:lang w:val="en-US"/>
+        </w:rPr>
+        <w:t>printf_s</w:t>
+      </w:r>
+      <w:proofErr w:type="spellEnd"/>
+      <w:r>
+        <w:rPr>
+          <w:rFonts w:ascii="Consolas" w:eastAsia="Consolas" w:hAnsi="Consolas" w:cs="Consolas"/>
+          <w:sz w:val="18"/>
+          <w:lang w:val="en-US"/>
+        </w:rPr>
+        <w:t>("%-3s %-30s %12s %10s %14s\n", "№", "</w:t>
+      </w:r>
+      <w:r>
+        <w:rPr>
+          <w:rFonts w:ascii="Consolas" w:eastAsia="Consolas" w:hAnsi="Consolas" w:cs="Consolas"/>
+          <w:sz w:val="18"/>
+        </w:rPr>
+        <w:t>Адрес</w:t>
+      </w:r>
+      <w:r>
+        <w:rPr>
+          <w:rFonts w:ascii="Consolas" w:eastAsia="Consolas" w:hAnsi="Consolas" w:cs="Consolas"/>
+          <w:sz w:val="18"/>
+          <w:lang w:val="en-US"/>
+        </w:rPr>
+        <w:t>", "</w:t>
+      </w:r>
+      <w:r>
+        <w:rPr>
+          <w:rFonts w:ascii="Consolas" w:eastAsia="Consolas" w:hAnsi="Consolas" w:cs="Consolas"/>
+          <w:sz w:val="18"/>
+        </w:rPr>
+        <w:t>Площадь</w:t>
+      </w:r>
+      <w:r>
+        <w:rPr>
+          <w:rFonts w:ascii="Consolas" w:eastAsia="Consolas" w:hAnsi="Consolas" w:cs="Consolas"/>
+          <w:sz w:val="18"/>
+          <w:lang w:val="en-US"/>
+        </w:rPr>
+        <w:t>", "</w:t>
+      </w:r>
+      <w:r>
+        <w:rPr>
+          <w:rFonts w:ascii="Consolas" w:eastAsia="Consolas" w:hAnsi="Consolas" w:cs="Consolas"/>
+          <w:sz w:val="18"/>
+        </w:rPr>
+        <w:t>Жильцов</w:t>
+      </w:r>
+      <w:r>
+        <w:rPr>
+          <w:rFonts w:ascii="Consolas" w:eastAsia="Consolas" w:hAnsi="Consolas" w:cs="Consolas"/>
+          <w:sz w:val="18"/>
+          <w:lang w:val="en-US"/>
+        </w:rPr>
+        <w:t>", "</w:t>
+      </w:r>
+      <w:r>
+        <w:rPr>
+          <w:rFonts w:ascii="Consolas" w:eastAsia="Consolas" w:hAnsi="Consolas" w:cs="Consolas"/>
+          <w:sz w:val="18"/>
+        </w:rPr>
+        <w:t>На</w:t>
+      </w:r>
+      <w:r>
+        <w:rPr>
+          <w:rFonts w:ascii="Consolas" w:eastAsia="Consolas" w:hAnsi="Consolas" w:cs="Consolas"/>
+          <w:sz w:val="18"/>
+          <w:lang w:val="en-US"/>
+        </w:rPr>
+        <w:t xml:space="preserve"> 1 </w:t>
+      </w:r>
+      <w:r>
+        <w:rPr>
+          <w:rFonts w:ascii="Consolas" w:eastAsia="Consolas" w:hAnsi="Consolas" w:cs="Consolas"/>
+          <w:sz w:val="18"/>
+        </w:rPr>
+        <w:t>жильца</w:t>
+      </w:r>
+      <w:r>
+        <w:rPr>
+          <w:rFonts w:ascii="Consolas" w:eastAsia="Consolas" w:hAnsi="Consolas" w:cs="Consolas"/>
+          <w:sz w:val="18"/>
+          <w:lang w:val="en-US"/>
+        </w:rPr>
+        <w:t>");</w:t>
+      </w:r>
+    </w:p>
+    <w:p>
+      <w:pPr>
+        <w:spacing w:after="0" w:line="240" w:lineRule="auto"/>
+        <w:ind w:right="-142"/>
+        <w:rPr>
+          <w:lang w:val="en-US"/>
+        </w:rPr>
+      </w:pPr>
+      <w:r>
+        <w:rPr>
+          <w:rFonts w:ascii="Consolas" w:eastAsia="Consolas" w:hAnsi="Consolas" w:cs="Consolas"/>
+          <w:sz w:val="18"/>
+          <w:lang w:val="en-US"/>
+        </w:rPr>
+        <w:t xml:space="preserve">    for (int </w:t>
+      </w:r>
+      <w:proofErr w:type="spellStart"/>
+      <w:r>
+        <w:rPr>
+          <w:rFonts w:ascii="Consolas" w:eastAsia="Consolas" w:hAnsi="Consolas" w:cs="Consolas"/>
+          <w:sz w:val="18"/>
+          <w:lang w:val="en-US"/>
+        </w:rPr>
+        <w:t>i</w:t>
+      </w:r>
+      <w:proofErr w:type="spellEnd"/>
+      <w:r>
+        <w:rPr>
+          <w:rFonts w:ascii="Consolas" w:eastAsia="Consolas" w:hAnsi="Consolas" w:cs="Consolas"/>
+          <w:sz w:val="18"/>
+          <w:lang w:val="en-US"/>
+        </w:rPr>
+        <w:t xml:space="preserve"> = 0; </w:t>
+      </w:r>
+      <w:proofErr w:type="spellStart"/>
+      <w:r>
+        <w:rPr>
+          <w:rFonts w:ascii="Consolas" w:eastAsia="Consolas" w:hAnsi="Consolas" w:cs="Consolas"/>
+          <w:sz w:val="18"/>
+          <w:lang w:val="en-US"/>
+        </w:rPr>
+        <w:t>i</w:t>
+      </w:r>
+      <w:proofErr w:type="spellEnd"/>
+      <w:r>
+        <w:rPr>
+          <w:rFonts w:ascii="Consolas" w:eastAsia="Consolas" w:hAnsi="Consolas" w:cs="Consolas"/>
+          <w:sz w:val="18"/>
+          <w:lang w:val="en-US"/>
+        </w:rPr>
+        <w:t xml:space="preserve"> &lt; N; </w:t>
+      </w:r>
+      <w:proofErr w:type="spellStart"/>
+      <w:r>
+        <w:rPr>
+          <w:rFonts w:ascii="Consolas" w:eastAsia="Consolas" w:hAnsi="Consolas" w:cs="Consolas"/>
+          <w:sz w:val="18"/>
+          <w:lang w:val="en-US"/>
+        </w:rPr>
+        <w:t>i</w:t>
+      </w:r>
+      <w:proofErr w:type="spellEnd"/>
+      <w:r>
+        <w:rPr>
+          <w:rFonts w:ascii="Consolas" w:eastAsia="Consolas" w:hAnsi="Consolas" w:cs="Consolas"/>
+          <w:sz w:val="18"/>
+          <w:lang w:val="en-US"/>
+        </w:rPr>
+        <w:t>++)</w:t>
+      </w:r>
+    </w:p>
+    <w:p>
+      <w:pPr>
+        <w:spacing w:after="0" w:line="240" w:lineRule="auto"/>
+        <w:ind w:right="-142"/>
+        <w:rPr>
+          <w:lang w:val="en-US"/>
+        </w:rPr>
+      </w:pPr>
+      <w:r>
+        <w:rPr>
+          <w:rFonts w:ascii="Consolas" w:eastAsia="Consolas" w:hAnsi="Consolas" w:cs="Consolas"/>
+          <w:sz w:val="18"/>
+          <w:lang w:val="en-US"/>
+        </w:rPr>
+        <w:t xml:space="preserve">    {</w:t>
+      </w:r>
+    </w:p>
+    <w:p>
+      <w:pPr>
+        <w:spacing w:after="0" w:line="240" w:lineRule="auto"/>
+        <w:ind w:right="-142"/>
+        <w:rPr>
+          <w:lang w:val="en-US"/>
+        </w:rPr>
+      </w:pPr>
+      <w:r>
+        <w:rPr>
+          <w:rFonts w:ascii="Consolas" w:eastAsia="Consolas" w:hAnsi="Consolas" w:cs="Consolas"/>
+          <w:sz w:val="18"/>
+          <w:lang w:val="en-US"/>
+        </w:rPr>
+        <w:t xml:space="preserve">        </w:t>
+      </w:r>
+      <w:proofErr w:type="spellStart"/>
+      <w:r>
+        <w:rPr>
+          <w:rFonts w:ascii="Consolas" w:eastAsia="Consolas" w:hAnsi="Consolas" w:cs="Consolas"/>
+          <w:sz w:val="18"/>
+          <w:lang w:val="en-US"/>
+        </w:rPr>
+        <w:t>printf_s</w:t>
+      </w:r>
+      <w:proofErr w:type="spellEnd"/>
+      <w:r>
+        <w:rPr>
+          <w:rFonts w:ascii="Consolas" w:eastAsia="Consolas" w:hAnsi="Consolas" w:cs="Consolas"/>
+          <w:sz w:val="18"/>
+          <w:lang w:val="en-US"/>
+        </w:rPr>
+        <w:t xml:space="preserve">("%-3d %-30s %12.1f %10d %14.2f\n", </w:t>
+      </w:r>
+      <w:proofErr w:type="spellStart"/>
+      <w:r>
+        <w:rPr>
+          <w:rFonts w:ascii="Consolas" w:eastAsia="Consolas" w:hAnsi="Consolas" w:cs="Consolas"/>
+          <w:sz w:val="18"/>
+          <w:lang w:val="en-US"/>
+        </w:rPr>
+        <w:t>i</w:t>
+      </w:r>
+      <w:proofErr w:type="spellEnd"/>
+      <w:r>
+        <w:rPr>
+          <w:rFonts w:ascii="Consolas" w:eastAsia="Consolas" w:hAnsi="Consolas" w:cs="Consolas"/>
+          <w:sz w:val="18"/>
+          <w:lang w:val="en-US"/>
+        </w:rPr>
+        <w:t xml:space="preserve"> + 1, houses[</w:t>
+      </w:r>
+      <w:proofErr w:type="spellStart"/>
+      <w:r>
+        <w:rPr>
+          <w:rFonts w:ascii="Consolas" w:eastAsia="Consolas" w:hAnsi="Consolas" w:cs="Consolas"/>
+          <w:sz w:val="18"/>
+          <w:lang w:val="en-US"/>
+        </w:rPr>
+        <w:t>i</w:t>
+      </w:r>
+      <w:proofErr w:type="spellEnd"/>
+      <w:r>
+        <w:rPr>
+          <w:rFonts w:ascii="Consolas" w:eastAsia="Consolas" w:hAnsi="Consolas" w:cs="Consolas"/>
+          <w:sz w:val="18"/>
+          <w:lang w:val="en-US"/>
+        </w:rPr>
+        <w:t>].address,</w:t>
+      </w:r>
+    </w:p>
+    <w:p>
+      <w:pPr>
+        <w:spacing w:after="0" w:line="240" w:lineRule="auto"/>
+        <w:ind w:right="-142"/>
+        <w:rPr>
+          <w:lang w:val="en-US"/>
+        </w:rPr>
+      </w:pPr>
+      <w:r>
+        <w:rPr>
+          <w:rFonts w:ascii="Consolas" w:eastAsia="Consolas" w:hAnsi="Consolas" w:cs="Consolas"/>
+          <w:sz w:val="18"/>
+          <w:lang w:val="en-US"/>
+        </w:rPr>
+        <w:t xml:space="preserve">            houses[</w:t>
+      </w:r>
+      <w:proofErr w:type="spellStart"/>
+      <w:r>
+        <w:rPr>
+          <w:rFonts w:ascii="Consolas" w:eastAsia="Consolas" w:hAnsi="Consolas" w:cs="Consolas"/>
+          <w:sz w:val="18"/>
+          <w:lang w:val="en-US"/>
+        </w:rPr>
+        <w:t>i</w:t>
+      </w:r>
+      <w:proofErr w:type="spellEnd"/>
+      <w:r>
+        <w:rPr>
+          <w:rFonts w:ascii="Consolas" w:eastAsia="Consolas" w:hAnsi="Consolas" w:cs="Consolas"/>
+          <w:sz w:val="18"/>
+          <w:lang w:val="en-US"/>
+        </w:rPr>
+        <w:t>].area, houses[</w:t>
+      </w:r>
+      <w:proofErr w:type="spellStart"/>
+      <w:r>
+        <w:rPr>
+          <w:rFonts w:ascii="Consolas" w:eastAsia="Consolas" w:hAnsi="Consolas" w:cs="Consolas"/>
+          <w:sz w:val="18"/>
+          <w:lang w:val="en-US"/>
+        </w:rPr>
+        <w:t>i</w:t>
+      </w:r>
+      <w:proofErr w:type="spellEnd"/>
+      <w:r>
+        <w:rPr>
+          <w:rFonts w:ascii="Consolas" w:eastAsia="Consolas" w:hAnsi="Consolas" w:cs="Consolas"/>
+          <w:sz w:val="18"/>
+          <w:lang w:val="en-US"/>
+        </w:rPr>
+        <w:t>].residents, houses[</w:t>
+      </w:r>
+      <w:proofErr w:type="spellStart"/>
+      <w:r>
+        <w:rPr>
+          <w:rFonts w:ascii="Consolas" w:eastAsia="Consolas" w:hAnsi="Consolas" w:cs="Consolas"/>
+          <w:sz w:val="18"/>
+          <w:lang w:val="en-US"/>
+        </w:rPr>
+        <w:t>i</w:t>
+      </w:r>
+      <w:proofErr w:type="spellEnd"/>
+      <w:r>
+        <w:rPr>
+          <w:rFonts w:ascii="Consolas" w:eastAsia="Consolas" w:hAnsi="Consolas" w:cs="Consolas"/>
+          <w:sz w:val="18"/>
+          <w:lang w:val="en-US"/>
+        </w:rPr>
+        <w:t>].area / houses[</w:t>
+      </w:r>
+      <w:proofErr w:type="spellStart"/>
+      <w:r>
+        <w:rPr>
+          <w:rFonts w:ascii="Consolas" w:eastAsia="Consolas" w:hAnsi="Consolas" w:cs="Consolas"/>
+          <w:sz w:val="18"/>
+          <w:lang w:val="en-US"/>
+        </w:rPr>
+        <w:t>i</w:t>
+      </w:r>
+      <w:proofErr w:type="spellEnd"/>
+      <w:r>
+        <w:rPr>
+          <w:rFonts w:ascii="Consolas" w:eastAsia="Consolas" w:hAnsi="Consolas" w:cs="Consolas"/>
+          <w:sz w:val="18"/>
+          <w:lang w:val="en-US"/>
+        </w:rPr>
+        <w:t>].residents);</w:t>
+      </w:r>
+    </w:p>
+    <w:p>
+      <w:pPr>
+        <w:spacing w:after="0" w:line="240" w:lineRule="auto"/>
+        <w:ind w:right="-142"/>
+      </w:pPr>
+      <w:r>
+        <w:rPr>
+          <w:rFonts w:ascii="Consolas" w:eastAsia="Consolas" w:hAnsi="Consolas" w:cs="Consolas"/>
+          <w:sz w:val="18"/>
+          <w:lang w:val="en-US"/>
+        </w:rPr>
+        <w:t xml:space="preserve">    </w:t>
+      </w:r>
+      <w:r>
+        <w:rPr>
+          <w:rFonts w:ascii="Consolas" w:eastAsia="Consolas" w:hAnsi="Consolas" w:cs="Consolas"/>
+          <w:sz w:val="18"/>
+        </w:rPr>
+        <w:t>}</w:t>
+      </w:r>
+    </w:p>
+    <w:p>
+      <w:pPr>
+        <w:spacing w:after="0" w:line="240" w:lineRule="auto"/>
+        <w:ind w:right="-142"/>
+      </w:pPr>
+    </w:p>
+    <w:p>
+      <w:pPr>
+        <w:spacing w:after="0" w:line="240" w:lineRule="auto"/>
+        <w:ind w:right="-142"/>
+      </w:pPr>
+      <w:r>
+        <w:rPr>
+          <w:rFonts w:ascii="Consolas" w:eastAsia="Consolas" w:hAnsi="Consolas" w:cs="Consolas"/>
+          <w:sz w:val="18"/>
+        </w:rPr>
+        <w:t xml:space="preserve">    double s;</w:t>
+      </w:r>
+    </w:p>
+    <w:p>
+      <w:pPr>
+        <w:spacing w:after="0" w:line="240" w:lineRule="auto"/>
+        <w:ind w:right="-142"/>
+      </w:pPr>
+      <w:r>
+        <w:rPr>
+          <w:rFonts w:ascii="Consolas" w:eastAsia="Consolas" w:hAnsi="Consolas" w:cs="Consolas"/>
+          <w:sz w:val="18"/>
+        </w:rPr>
+        <w:t xml:space="preserve">    cout &lt;&lt; "\nВведите s (жилая площадь на одного жильца, кв. м): ";</w:t>
+      </w:r>
+    </w:p>
+    <w:p>
+      <w:pPr>
+        <w:spacing w:after="0" w:line="240" w:lineRule="auto"/>
+        <w:ind w:right="-142"/>
+        <w:rPr>
+          <w:lang w:val="en-US"/>
+        </w:rPr>
+      </w:pPr>
+      <w:r>
+        <w:rPr>
+          <w:rFonts w:ascii="Consolas" w:eastAsia="Consolas" w:hAnsi="Consolas" w:cs="Consolas"/>
+          <w:sz w:val="18"/>
+        </w:rPr>
+        <w:t xml:space="preserve">    </w:t>
+      </w:r>
+      <w:proofErr w:type="spellStart"/>
+      <w:r>
+        <w:rPr>
+          <w:rFonts w:ascii="Consolas" w:eastAsia="Consolas" w:hAnsi="Consolas" w:cs="Consolas"/>
+          <w:sz w:val="18"/>
+          <w:lang w:val="en-US"/>
+        </w:rPr>
+        <w:t>cin</w:t>
+      </w:r>
+      <w:proofErr w:type="spellEnd"/>
+      <w:r>
+        <w:rPr>
+          <w:rFonts w:ascii="Consolas" w:eastAsia="Consolas" w:hAnsi="Consolas" w:cs="Consolas"/>
+          <w:sz w:val="18"/>
+          <w:lang w:val="en-US"/>
+        </w:rPr>
+        <w:t xml:space="preserve"> &gt;&gt; s;</w:t>
+      </w:r>
+    </w:p>
+    <w:p>
+      <w:pPr>
+        <w:spacing w:after="0" w:line="240" w:lineRule="auto"/>
+        <w:ind w:right="-142"/>
+        <w:rPr>
+          <w:lang w:val="en-US"/>
+        </w:rPr>
+      </w:pPr>
+      <w:r>
+        <w:rPr>
+          <w:rFonts w:ascii="Consolas" w:eastAsia="Consolas" w:hAnsi="Consolas" w:cs="Consolas"/>
+          <w:sz w:val="18"/>
+          <w:lang w:val="en-US"/>
+        </w:rPr>
+        <w:t xml:space="preserve">    if (!cin)</w:t>
+      </w:r>
+    </w:p>
+    <w:p>
+      <w:pPr>
+        <w:spacing w:after="0" w:line="240" w:lineRule="auto"/>
+        <w:ind w:right="-142"/>
+        <w:rPr>
+          <w:lang w:val="en-US"/>
+        </w:rPr>
+      </w:pPr>
+      <w:r>
+        <w:rPr>
+          <w:rFonts w:ascii="Consolas" w:eastAsia="Consolas" w:hAnsi="Consolas" w:cs="Consolas"/>
+          <w:sz w:val="18"/>
+          <w:lang w:val="en-US"/>
+        </w:rPr>
+        <w:t xml:space="preserve">    {</w:t>
+      </w:r>
+    </w:p>
+    <w:p>
+      <w:pPr>
+        <w:spacing w:after="0" w:line="240" w:lineRule="auto"/>
+        <w:ind w:right="-142"/>
+        <w:rPr>
+          <w:lang w:val="en-US"/>
+        </w:rPr>
+      </w:pPr>
+      <w:r>
+        <w:rPr>
+          <w:rFonts w:ascii="Consolas" w:eastAsia="Consolas" w:hAnsi="Consolas" w:cs="Consolas"/>
+          <w:sz w:val="18"/>
+          <w:lang w:val="en-US"/>
+        </w:rPr>
+        <w:t xml:space="preserve">        </w:t>
+      </w:r>
+      <w:proofErr w:type="spellStart"/>
+      <w:r>
+        <w:rPr>
+          <w:rFonts w:ascii="Consolas" w:eastAsia="Consolas" w:hAnsi="Consolas" w:cs="Consolas"/>
+          <w:sz w:val="18"/>
+          <w:lang w:val="en-US"/>
+        </w:rPr>
+        <w:t>cout</w:t>
+      </w:r>
+      <w:proofErr w:type="spellEnd"/>
+      <w:r>
+        <w:rPr>
+          <w:rFonts w:ascii="Consolas" w:eastAsia="Consolas" w:hAnsi="Consolas" w:cs="Consolas"/>
+          <w:sz w:val="18"/>
+          <w:lang w:val="en-US"/>
+        </w:rPr>
+        <w:t xml:space="preserve"> &lt;&lt; "</w:t>
+      </w:r>
+      <w:r>
+        <w:rPr>
+          <w:rFonts w:ascii="Consolas" w:eastAsia="Consolas" w:hAnsi="Consolas" w:cs="Consolas"/>
+          <w:sz w:val="18"/>
+        </w:rPr>
+        <w:t>Ошибка</w:t>
+      </w:r>
+      <w:r>
+        <w:rPr>
+          <w:rFonts w:ascii="Consolas" w:eastAsia="Consolas" w:hAnsi="Consolas" w:cs="Consolas"/>
+          <w:sz w:val="18"/>
+          <w:lang w:val="en-US"/>
+        </w:rPr>
+        <w:t xml:space="preserve"> </w:t>
+      </w:r>
+      <w:r>
+        <w:rPr>
+          <w:rFonts w:ascii="Consolas" w:eastAsia="Consolas" w:hAnsi="Consolas" w:cs="Consolas"/>
+          <w:sz w:val="18"/>
+        </w:rPr>
+        <w:t>ввода</w:t>
+      </w:r>
+      <w:r>
+        <w:rPr>
+          <w:rFonts w:ascii="Consolas" w:eastAsia="Consolas" w:hAnsi="Consolas" w:cs="Consolas"/>
+          <w:sz w:val="18"/>
+          <w:lang w:val="en-US"/>
+        </w:rPr>
+        <w:t xml:space="preserve"> s" &lt;&lt; </w:t>
+      </w:r>
+      <w:proofErr w:type="spellStart"/>
+      <w:r>
+        <w:rPr>
+          <w:rFonts w:ascii="Consolas" w:eastAsia="Consolas" w:hAnsi="Consolas" w:cs="Consolas"/>
+          <w:sz w:val="18"/>
+          <w:lang w:val="en-US"/>
+        </w:rPr>
+        <w:t>endl</w:t>
+      </w:r>
+      <w:proofErr w:type="spellEnd"/>
+      <w:r>
+        <w:rPr>
+          <w:rFonts w:ascii="Consolas" w:eastAsia="Consolas" w:hAnsi="Consolas" w:cs="Consolas"/>
+          <w:sz w:val="18"/>
+          <w:lang w:val="en-US"/>
+        </w:rPr>
+        <w:t>;</w:t>
+      </w:r>
+    </w:p>
+    <w:p>
+      <w:pPr>
+        <w:spacing w:after="0" w:line="240" w:lineRule="auto"/>
+        <w:ind w:right="-142"/>
+        <w:rPr>
+          <w:lang w:val="en-US"/>
+        </w:rPr>
+      </w:pPr>
+      <w:r>
+        <w:rPr>
+          <w:rFonts w:ascii="Consolas" w:eastAsia="Consolas" w:hAnsi="Consolas" w:cs="Consolas"/>
+          <w:sz w:val="18"/>
+          <w:lang w:val="en-US"/>
         </w:rPr>
         <w:t xml:space="preserve">        return 1;</w:t>
       </w:r>
     </w:p>
     <w:p>
       <w:pPr>
-        <w:keepNext w:val="0"/>
-        <w:spacing w:after="0" w:before="0" w:line="240" w:lineRule="auto"/>
-        <w:ind w:right="-142"/>
-      </w:pPr>
-      <w:r>
-        <w:rPr>
-          <w:rFonts w:ascii="Consolas" w:hAnsi="Consolas" w:cs="Consolas" w:eastAsia="Consolas"/>
-          <w:b w:val="0"/>
-          <w:i w:val="0"/>
-          <w:sz w:val="18"/>
+        <w:spacing w:after="0" w:line="240" w:lineRule="auto"/>
+        <w:ind w:right="-142"/>
+        <w:rPr>
+          <w:lang w:val="en-US"/>
+        </w:rPr>
+      </w:pPr>
+      <w:r>
+        <w:rPr>
+          <w:rFonts w:ascii="Consolas" w:eastAsia="Consolas" w:hAnsi="Consolas" w:cs="Consolas"/>
+          <w:sz w:val="18"/>
+          <w:lang w:val="en-US"/>
         </w:rPr>
         <w:t xml:space="preserve">    }</w:t>
       </w:r>
     </w:p>
     <w:p>
       <w:pPr>
-        <w:keepNext w:val="0"/>
-        <w:spacing w:after="0" w:before="0" w:line="240" w:lineRule="auto"/>
-        <w:ind w:right="-142"/>
-      </w:pPr>
-      <w:r>
-        <w:rPr>
-          <w:rFonts w:ascii="Consolas" w:hAnsi="Consolas" w:cs="Consolas" w:eastAsia="Consolas"/>
-          <w:b w:val="0"/>
-          <w:i w:val="0"/>
-          <w:sz w:val="18"/>
-        </w:rPr>
-      </w:r>
-    </w:p>
-    <w:p>
-      <w:pPr>
-        <w:keepNext w:val="0"/>
-        <w:spacing w:after="0" w:before="0" w:line="240" w:lineRule="auto"/>
-        <w:ind w:right="-142"/>
-      </w:pPr>
-      <w:r>
-        <w:rPr>
-          <w:rFonts w:ascii="Consolas" w:hAnsi="Consolas" w:cs="Consolas" w:eastAsia="Consolas"/>
-          <w:b w:val="0"/>
-          <w:i w:val="0"/>
-          <w:sz w:val="18"/>
-        </w:rPr>
-        <w:t xml:space="preserve">    char student1[] = "Царегородцев";</w:t>
-      </w:r>
-    </w:p>
-    <w:p>
-      <w:pPr>
-        <w:keepNext w:val="0"/>
-        <w:spacing w:after="0" w:before="0" w:line="240" w:lineRule="auto"/>
-        <w:ind w:right="-142"/>
-      </w:pPr>
-      <w:r>
-        <w:rPr>
-          <w:rFonts w:ascii="Consolas" w:hAnsi="Consolas" w:cs="Consolas" w:eastAsia="Consolas"/>
-          <w:b w:val="0"/>
-          <w:i w:val="0"/>
-          <w:sz w:val="18"/>
-        </w:rPr>
-        <w:t xml:space="preserve">    char student2[] = "Марченко";</w:t>
-      </w:r>
-    </w:p>
-    <w:p>
-      <w:pPr>
-        <w:keepNext w:val="0"/>
-        <w:spacing w:after="0" w:before="0" w:line="240" w:lineRule="auto"/>
-        <w:ind w:right="-142"/>
-      </w:pPr>
-      <w:r>
-        <w:rPr>
-          <w:rFonts w:ascii="Consolas" w:hAnsi="Consolas" w:cs="Consolas" w:eastAsia="Consolas"/>
-          <w:b w:val="0"/>
-          <w:i w:val="0"/>
-          <w:sz w:val="18"/>
-        </w:rPr>
-      </w:r>
-    </w:p>
-    <w:p>
-      <w:pPr>
-        <w:keepNext w:val="0"/>
-        <w:spacing w:after="0" w:before="0" w:line="240" w:lineRule="auto"/>
-        <w:ind w:right="-142"/>
-      </w:pPr>
-      <w:r>
-        <w:rPr>
-          <w:rFonts w:ascii="Consolas" w:hAnsi="Consolas" w:cs="Consolas" w:eastAsia="Consolas"/>
-          <w:b w:val="0"/>
-          <w:i w:val="0"/>
-          <w:sz w:val="18"/>
-        </w:rPr>
-        <w:t xml:space="preserve">    // Вывод с помощью потокового вывода cout</w:t>
-      </w:r>
-    </w:p>
-    <w:p>
-      <w:pPr>
-        <w:keepNext w:val="0"/>
-        <w:spacing w:after="0" w:before="0" w:line="240" w:lineRule="auto"/>
-        <w:ind w:right="-142"/>
-      </w:pPr>
-      <w:r>
-        <w:rPr>
-          <w:rFonts w:ascii="Consolas" w:hAnsi="Consolas" w:cs="Consolas" w:eastAsia="Consolas"/>
-          <w:b w:val="0"/>
-          <w:i w:val="0"/>
-          <w:sz w:val="18"/>
-        </w:rPr>
-        <w:t xml:space="preserve">    cout &lt;&lt; "\nБригада № " &lt;&lt; brigade &lt;&lt; endl;</w:t>
-      </w:r>
-    </w:p>
-    <w:p>
-      <w:pPr>
-        <w:keepNext w:val="0"/>
-        <w:spacing w:after="0" w:before="0" w:line="240" w:lineRule="auto"/>
-        <w:ind w:right="-142"/>
-      </w:pPr>
-      <w:r>
-        <w:rPr>
-          <w:rFonts w:ascii="Consolas" w:hAnsi="Consolas" w:cs="Consolas" w:eastAsia="Consolas"/>
-          <w:b w:val="0"/>
-          <w:i w:val="0"/>
-          <w:sz w:val="18"/>
-        </w:rPr>
-        <w:t xml:space="preserve">    cout &lt;&lt; student1 &lt;&lt; endl;</w:t>
-      </w:r>
-    </w:p>
-    <w:p>
-      <w:pPr>
-        <w:keepNext w:val="0"/>
-        <w:spacing w:after="0" w:before="0" w:line="240" w:lineRule="auto"/>
-        <w:ind w:right="-142"/>
-      </w:pPr>
-      <w:r>
-        <w:rPr>
-          <w:rFonts w:ascii="Consolas" w:hAnsi="Consolas" w:cs="Consolas" w:eastAsia="Consolas"/>
-          <w:b w:val="0"/>
-          <w:i w:val="0"/>
-          <w:sz w:val="18"/>
-        </w:rPr>
-        <w:t xml:space="preserve">    cout &lt;&lt; student2 &lt;&lt; endl;</w:t>
-      </w:r>
-    </w:p>
-    <w:p>
-      <w:pPr>
-        <w:keepNext w:val="0"/>
-        <w:spacing w:after="0" w:before="0" w:line="240" w:lineRule="auto"/>
-        <w:ind w:right="-142"/>
-      </w:pPr>
-      <w:r>
-        <w:rPr>
-          <w:rFonts w:ascii="Consolas" w:hAnsi="Consolas" w:cs="Consolas" w:eastAsia="Consolas"/>
-          <w:b w:val="0"/>
-          <w:i w:val="0"/>
-          <w:sz w:val="18"/>
-        </w:rPr>
-        <w:t xml:space="preserve">    cout &lt;&lt; endl;</w:t>
-      </w:r>
-    </w:p>
-    <w:p>
-      <w:pPr>
-        <w:keepNext w:val="0"/>
-        <w:spacing w:after="0" w:before="0" w:line="240" w:lineRule="auto"/>
-        <w:ind w:right="-142"/>
-      </w:pPr>
-      <w:r>
-        <w:rPr>
-          <w:rFonts w:ascii="Consolas" w:hAnsi="Consolas" w:cs="Consolas" w:eastAsia="Consolas"/>
-          <w:b w:val="0"/>
-          <w:i w:val="0"/>
-          <w:sz w:val="18"/>
-        </w:rPr>
-      </w:r>
-    </w:p>
-    <w:p>
-      <w:pPr>
-        <w:keepNext w:val="0"/>
-        <w:spacing w:after="0" w:before="0" w:line="240" w:lineRule="auto"/>
-        <w:ind w:right="-142"/>
-      </w:pPr>
-      <w:r>
-        <w:rPr>
-          <w:rFonts w:ascii="Consolas" w:hAnsi="Consolas" w:cs="Consolas" w:eastAsia="Consolas"/>
-          <w:b w:val="0"/>
-          <w:i w:val="0"/>
-          <w:sz w:val="18"/>
-        </w:rPr>
-        <w:t xml:space="preserve">    // Повтор вывода с помощью printf_s</w:t>
-      </w:r>
-    </w:p>
-    <w:p>
-      <w:pPr>
-        <w:keepNext w:val="0"/>
-        <w:spacing w:after="0" w:before="0" w:line="240" w:lineRule="auto"/>
-        <w:ind w:right="-142"/>
-      </w:pPr>
-      <w:r>
-        <w:rPr>
-          <w:rFonts w:ascii="Consolas" w:hAnsi="Consolas" w:cs="Consolas" w:eastAsia="Consolas"/>
-          <w:b w:val="0"/>
-          <w:i w:val="0"/>
-          <w:sz w:val="18"/>
-        </w:rPr>
-        <w:t xml:space="preserve">    printf_s("Бригада № %d\n", brigade);</w:t>
-      </w:r>
-    </w:p>
-    <w:p>
-      <w:pPr>
-        <w:keepNext w:val="0"/>
-        <w:spacing w:after="0" w:before="0" w:line="240" w:lineRule="auto"/>
-        <w:ind w:right="-142"/>
-      </w:pPr>
-      <w:r>
-        <w:rPr>
-          <w:rFonts w:ascii="Consolas" w:hAnsi="Consolas" w:cs="Consolas" w:eastAsia="Consolas"/>
-          <w:b w:val="0"/>
-          <w:i w:val="0"/>
-          <w:sz w:val="18"/>
-        </w:rPr>
-        <w:t xml:space="preserve">    printf_s("%s\n", student1);</w:t>
-      </w:r>
-    </w:p>
-    <w:p>
-      <w:pPr>
-        <w:keepNext w:val="0"/>
-        <w:spacing w:after="0" w:before="0" w:line="240" w:lineRule="auto"/>
-        <w:ind w:right="-142"/>
-      </w:pPr>
-      <w:r>
-        <w:rPr>
-          <w:rFonts w:ascii="Consolas" w:hAnsi="Consolas" w:cs="Consolas" w:eastAsia="Consolas"/>
-          <w:b w:val="0"/>
-          <w:i w:val="0"/>
-          <w:sz w:val="18"/>
-        </w:rPr>
-        <w:t xml:space="preserve">    printf_s("%s\n", student2);</w:t>
-      </w:r>
-    </w:p>
-    <w:p>
-      <w:pPr>
-        <w:keepNext w:val="0"/>
-        <w:spacing w:after="0" w:before="0" w:line="240" w:lineRule="auto"/>
-        <w:ind w:right="-142"/>
-      </w:pPr>
-      <w:r>
-        <w:rPr>
-          <w:rFonts w:ascii="Consolas" w:hAnsi="Consolas" w:cs="Consolas" w:eastAsia="Consolas"/>
-          <w:b w:val="0"/>
-          <w:i w:val="0"/>
-          <w:sz w:val="18"/>
-        </w:rPr>
-        <w:t xml:space="preserve">    printf_s("\n");</w:t>
-      </w:r>
-    </w:p>
-    <w:p>
-      <w:pPr>
-        <w:keepNext w:val="0"/>
-        <w:spacing w:after="0" w:before="0" w:line="240" w:lineRule="auto"/>
-        <w:ind w:right="-142"/>
-      </w:pPr>
-      <w:r>
-        <w:rPr>
-          <w:rFonts w:ascii="Consolas" w:hAnsi="Consolas" w:cs="Consolas" w:eastAsia="Consolas"/>
-          <w:b w:val="0"/>
-          <w:i w:val="0"/>
-          <w:sz w:val="18"/>
-        </w:rPr>
-      </w:r>
-    </w:p>
-    <w:p>
-      <w:pPr>
-        <w:keepNext w:val="0"/>
-        <w:spacing w:after="0" w:before="0" w:line="240" w:lineRule="auto"/>
-        <w:ind w:right="-142"/>
-      </w:pPr>
-      <w:r>
-        <w:rPr>
-          <w:rFonts w:ascii="Consolas" w:hAnsi="Consolas" w:cs="Consolas" w:eastAsia="Consolas"/>
-          <w:b w:val="0"/>
-          <w:i w:val="0"/>
-          <w:sz w:val="18"/>
-        </w:rPr>
-        <w:t xml:space="preserve">    int mas[3] = { 1, 2, 3 };</w:t>
-      </w:r>
-    </w:p>
-    <w:p>
-      <w:pPr>
-        <w:keepNext w:val="0"/>
-        <w:spacing w:after="0" w:before="0" w:line="240" w:lineRule="auto"/>
-        <w:ind w:right="-142"/>
-      </w:pPr>
-      <w:r>
-        <w:rPr>
-          <w:rFonts w:ascii="Consolas" w:hAnsi="Consolas" w:cs="Consolas" w:eastAsia="Consolas"/>
-          <w:b w:val="0"/>
-          <w:i w:val="0"/>
-          <w:sz w:val="18"/>
-        </w:rPr>
-        <w:t xml:space="preserve">    int mmm[3] = { 4, 5, 6 };</w:t>
-      </w:r>
-    </w:p>
-    <w:p>
-      <w:pPr>
-        <w:keepNext w:val="0"/>
-        <w:spacing w:after="0" w:before="0" w:line="240" w:lineRule="auto"/>
-        <w:ind w:right="-142"/>
-      </w:pPr>
-      <w:r>
-        <w:rPr>
-          <w:rFonts w:ascii="Consolas" w:hAnsi="Consolas" w:cs="Consolas" w:eastAsia="Consolas"/>
-          <w:b w:val="0"/>
-          <w:i w:val="0"/>
-          <w:sz w:val="18"/>
-        </w:rPr>
-      </w:r>
-    </w:p>
-    <w:p>
-      <w:pPr>
-        <w:keepNext w:val="0"/>
-        <w:spacing w:after="0" w:before="0" w:line="240" w:lineRule="auto"/>
-        <w:ind w:right="-142"/>
-      </w:pPr>
-      <w:r>
-        <w:rPr>
-          <w:rFonts w:ascii="Consolas" w:hAnsi="Consolas" w:cs="Consolas" w:eastAsia="Consolas"/>
-          <w:b w:val="0"/>
-          <w:i w:val="0"/>
-          <w:sz w:val="18"/>
-        </w:rPr>
-        <w:t xml:space="preserve">    printf_s("\nmas: %d, %d, %d\n", mas[0], mas[1], mas[2]);</w:t>
-      </w:r>
-    </w:p>
-    <w:p>
-      <w:pPr>
-        <w:keepNext w:val="0"/>
-        <w:spacing w:after="0" w:before="0" w:line="240" w:lineRule="auto"/>
-        <w:ind w:right="-142"/>
-      </w:pPr>
-      <w:r>
-        <w:rPr>
-          <w:rFonts w:ascii="Consolas" w:hAnsi="Consolas" w:cs="Consolas" w:eastAsia="Consolas"/>
-          <w:b w:val="0"/>
-          <w:i w:val="0"/>
-          <w:sz w:val="18"/>
-        </w:rPr>
-        <w:t xml:space="preserve">    printf_s("mmm: %d, %d, %d\n", mmm[0], mmm[1], mmm[2]);</w:t>
-      </w:r>
-    </w:p>
-    <w:p>
-      <w:pPr>
-        <w:keepNext w:val="0"/>
-        <w:spacing w:after="0" w:before="0" w:line="240" w:lineRule="auto"/>
-        <w:ind w:right="-142"/>
-      </w:pPr>
-      <w:r>
-        <w:rPr>
-          <w:rFonts w:ascii="Consolas" w:hAnsi="Consolas" w:cs="Consolas" w:eastAsia="Consolas"/>
-          <w:b w:val="0"/>
-          <w:i w:val="0"/>
-          <w:sz w:val="18"/>
-        </w:rPr>
-      </w:r>
-    </w:p>
-    <w:p>
-      <w:pPr>
-        <w:keepNext w:val="0"/>
-        <w:spacing w:after="0" w:before="0" w:line="240" w:lineRule="auto"/>
-        <w:ind w:right="-142"/>
-      </w:pPr>
-      <w:r>
-        <w:rPr>
-          <w:rFonts w:ascii="Consolas" w:hAnsi="Consolas" w:cs="Consolas" w:eastAsia="Consolas"/>
-          <w:b w:val="0"/>
-          <w:i w:val="0"/>
-          <w:sz w:val="18"/>
-        </w:rPr>
-        <w:t xml:space="preserve">    // Задание 2</w:t>
-      </w:r>
-    </w:p>
-    <w:p>
-      <w:pPr>
-        <w:keepNext w:val="0"/>
-        <w:spacing w:after="0" w:before="0" w:line="240" w:lineRule="auto"/>
-        <w:ind w:right="-142"/>
-      </w:pPr>
-      <w:r>
-        <w:rPr>
-          <w:rFonts w:ascii="Consolas" w:hAnsi="Consolas" w:cs="Consolas" w:eastAsia="Consolas"/>
-          <w:b w:val="0"/>
-          <w:i w:val="0"/>
-          <w:sz w:val="18"/>
-        </w:rPr>
-        <w:t xml:space="preserve">    // Условие отбора: дом, в котором жилая площадь на одного жильца менее s</w:t>
-      </w:r>
-    </w:p>
-    <w:p>
-      <w:pPr>
-        <w:keepNext w:val="0"/>
-        <w:spacing w:after="0" w:before="0" w:line="240" w:lineRule="auto"/>
-        <w:ind w:right="-142"/>
-      </w:pPr>
-      <w:r>
-        <w:rPr>
-          <w:rFonts w:ascii="Consolas" w:hAnsi="Consolas" w:cs="Consolas" w:eastAsia="Consolas"/>
-          <w:b w:val="0"/>
-          <w:i w:val="0"/>
-          <w:sz w:val="18"/>
-        </w:rPr>
-        <w:t xml:space="preserve">    House houses[N] =</w:t>
-      </w:r>
-    </w:p>
-    <w:p>
-      <w:pPr>
-        <w:keepNext w:val="0"/>
-        <w:spacing w:after="0" w:before="0" w:line="240" w:lineRule="auto"/>
-        <w:ind w:right="-142"/>
-      </w:pPr>
-      <w:r>
-        <w:rPr>
-          <w:rFonts w:ascii="Consolas" w:hAnsi="Consolas" w:cs="Consolas" w:eastAsia="Consolas"/>
-          <w:b w:val="0"/>
-          <w:i w:val="0"/>
-          <w:sz w:val="18"/>
+        <w:spacing w:after="0" w:line="240" w:lineRule="auto"/>
+        <w:ind w:right="-142"/>
+        <w:rPr>
+          <w:lang w:val="en-US"/>
+        </w:rPr>
+      </w:pPr>
+    </w:p>
+    <w:p>
+      <w:pPr>
+        <w:spacing w:after="0" w:line="240" w:lineRule="auto"/>
+        <w:ind w:right="-142"/>
+        <w:rPr>
+          <w:lang w:val="en-US"/>
+        </w:rPr>
+      </w:pPr>
+      <w:r>
+        <w:rPr>
+          <w:rFonts w:ascii="Consolas" w:eastAsia="Consolas" w:hAnsi="Consolas" w:cs="Consolas"/>
+          <w:sz w:val="18"/>
+          <w:lang w:val="en-US"/>
+        </w:rPr>
+        <w:t xml:space="preserve">    FILE* f;</w:t>
+      </w:r>
+    </w:p>
+    <w:p>
+      <w:pPr>
+        <w:spacing w:after="0" w:line="240" w:lineRule="auto"/>
+        <w:ind w:right="-142"/>
+        <w:rPr>
+          <w:lang w:val="en-US"/>
+        </w:rPr>
+      </w:pPr>
+      <w:r>
+        <w:rPr>
+          <w:rFonts w:ascii="Consolas" w:eastAsia="Consolas" w:hAnsi="Consolas" w:cs="Consolas"/>
+          <w:sz w:val="18"/>
+          <w:lang w:val="en-US"/>
+        </w:rPr>
+        <w:t xml:space="preserve">    const char* </w:t>
+      </w:r>
+      <w:proofErr w:type="spellStart"/>
+      <w:r>
+        <w:rPr>
+          <w:rFonts w:ascii="Consolas" w:eastAsia="Consolas" w:hAnsi="Consolas" w:cs="Consolas"/>
+          <w:sz w:val="18"/>
+          <w:lang w:val="en-US"/>
+        </w:rPr>
+        <w:t>fname</w:t>
+      </w:r>
+      <w:proofErr w:type="spellEnd"/>
+      <w:r>
+        <w:rPr>
+          <w:rFonts w:ascii="Consolas" w:eastAsia="Consolas" w:hAnsi="Consolas" w:cs="Consolas"/>
+          <w:sz w:val="18"/>
+          <w:lang w:val="en-US"/>
+        </w:rPr>
+        <w:t xml:space="preserve"> = "result.txt";</w:t>
+      </w:r>
+    </w:p>
+    <w:p>
+      <w:pPr>
+        <w:spacing w:after="0" w:line="240" w:lineRule="auto"/>
+        <w:ind w:right="-142"/>
+        <w:rPr>
+          <w:lang w:val="en-US"/>
+        </w:rPr>
+      </w:pPr>
+      <w:r>
+        <w:rPr>
+          <w:rFonts w:ascii="Consolas" w:eastAsia="Consolas" w:hAnsi="Consolas" w:cs="Consolas"/>
+          <w:sz w:val="18"/>
+          <w:lang w:val="en-US"/>
+        </w:rPr>
+        <w:t xml:space="preserve">    if (</w:t>
+      </w:r>
+      <w:proofErr w:type="spellStart"/>
+      <w:r>
+        <w:rPr>
+          <w:rFonts w:ascii="Consolas" w:eastAsia="Consolas" w:hAnsi="Consolas" w:cs="Consolas"/>
+          <w:sz w:val="18"/>
+          <w:lang w:val="en-US"/>
+        </w:rPr>
+        <w:t>fopen_s</w:t>
+      </w:r>
+      <w:proofErr w:type="spellEnd"/>
+      <w:r>
+        <w:rPr>
+          <w:rFonts w:ascii="Consolas" w:eastAsia="Consolas" w:hAnsi="Consolas" w:cs="Consolas"/>
+          <w:sz w:val="18"/>
+          <w:lang w:val="en-US"/>
+        </w:rPr>
+        <w:t xml:space="preserve">(&amp;f, </w:t>
+      </w:r>
+      <w:proofErr w:type="spellStart"/>
+      <w:r>
+        <w:rPr>
+          <w:rFonts w:ascii="Consolas" w:eastAsia="Consolas" w:hAnsi="Consolas" w:cs="Consolas"/>
+          <w:sz w:val="18"/>
+          <w:lang w:val="en-US"/>
+        </w:rPr>
+        <w:t>fname</w:t>
+      </w:r>
+      <w:proofErr w:type="spellEnd"/>
+      <w:r>
+        <w:rPr>
+          <w:rFonts w:ascii="Consolas" w:eastAsia="Consolas" w:hAnsi="Consolas" w:cs="Consolas"/>
+          <w:sz w:val="18"/>
+          <w:lang w:val="en-US"/>
+        </w:rPr>
+        <w:t>, "w") != 0)</w:t>
+      </w:r>
+    </w:p>
+    <w:p>
+      <w:pPr>
+        <w:spacing w:after="0" w:line="240" w:lineRule="auto"/>
+        <w:ind w:right="-142"/>
+        <w:rPr>
+          <w:lang w:val="en-US"/>
+        </w:rPr>
+      </w:pPr>
+      <w:r>
+        <w:rPr>
+          <w:rFonts w:ascii="Consolas" w:eastAsia="Consolas" w:hAnsi="Consolas" w:cs="Consolas"/>
+          <w:sz w:val="18"/>
+          <w:lang w:val="en-US"/>
         </w:rPr>
         <w:t xml:space="preserve">    {</w:t>
       </w:r>
     </w:p>
     <w:p>
       <w:pPr>
-        <w:keepNext w:val="0"/>
-        <w:spacing w:after="0" w:before="0" w:line="240" w:lineRule="auto"/>
-        <w:ind w:right="-142"/>
-      </w:pPr>
-      <w:r>
-        <w:rPr>
-          <w:rFonts w:ascii="Consolas" w:hAnsi="Consolas" w:cs="Consolas" w:eastAsia="Consolas"/>
-          <w:b w:val="0"/>
-          <w:i w:val="0"/>
-          <w:sz w:val="18"/>
-        </w:rPr>
-        <w:t xml:space="preserve">        { "ул. Молодогвардейская, 244", 3200.0, 120 },</w:t>
-      </w:r>
-    </w:p>
-    <w:p>
-      <w:pPr>
-        <w:keepNext w:val="0"/>
-        <w:spacing w:after="0" w:before="0" w:line="240" w:lineRule="auto"/>
-        <w:ind w:right="-142"/>
-      </w:pPr>
-      <w:r>
-        <w:rPr>
-          <w:rFonts w:ascii="Consolas" w:hAnsi="Consolas" w:cs="Consolas" w:eastAsia="Consolas"/>
-          <w:b w:val="0"/>
-          <w:i w:val="0"/>
-          <w:sz w:val="18"/>
-        </w:rPr>
-        <w:t xml:space="preserve">        { "ул. Галактионовская, 141",   1500.0,  90 },</w:t>
-      </w:r>
-    </w:p>
-    <w:p>
-      <w:pPr>
-        <w:keepNext w:val="0"/>
-        <w:spacing w:after="0" w:before="0" w:line="240" w:lineRule="auto"/>
-        <w:ind w:right="-142"/>
-      </w:pPr>
-      <w:r>
-        <w:rPr>
-          <w:rFonts w:ascii="Consolas" w:hAnsi="Consolas" w:cs="Consolas" w:eastAsia="Consolas"/>
-          <w:b w:val="0"/>
-          <w:i w:val="0"/>
-          <w:sz w:val="18"/>
-        </w:rPr>
-        <w:t xml:space="preserve">        { "пр. Ленина, 12",             2400.0,  60 },</w:t>
-      </w:r>
-    </w:p>
-    <w:p>
-      <w:pPr>
-        <w:keepNext w:val="0"/>
-        <w:spacing w:after="0" w:before="0" w:line="240" w:lineRule="auto"/>
-        <w:ind w:right="-142"/>
-      </w:pPr>
-      <w:r>
-        <w:rPr>
-          <w:rFonts w:ascii="Consolas" w:hAnsi="Consolas" w:cs="Consolas" w:eastAsia="Consolas"/>
-          <w:b w:val="0"/>
-          <w:i w:val="0"/>
-          <w:sz w:val="18"/>
-        </w:rPr>
-        <w:t xml:space="preserve">        { "ул. Садовая, 5",              850.0,  50 },</w:t>
-      </w:r>
-    </w:p>
-    <w:p>
-      <w:pPr>
-        <w:keepNext w:val="0"/>
-        <w:spacing w:after="0" w:before="0" w:line="240" w:lineRule="auto"/>
-        <w:ind w:right="-142"/>
-      </w:pPr>
-      <w:r>
-        <w:rPr>
-          <w:rFonts w:ascii="Consolas" w:hAnsi="Consolas" w:cs="Consolas" w:eastAsia="Consolas"/>
-          <w:b w:val="0"/>
-          <w:i w:val="0"/>
-          <w:sz w:val="18"/>
-        </w:rPr>
-        <w:t xml:space="preserve">        { "ул. Полевая, 18",            4100.0, 205 }</w:t>
-      </w:r>
-    </w:p>
-    <w:p>
-      <w:pPr>
-        <w:keepNext w:val="0"/>
-        <w:spacing w:after="0" w:before="0" w:line="240" w:lineRule="auto"/>
-        <w:ind w:right="-142"/>
-      </w:pPr>
-      <w:r>
-        <w:rPr>
-          <w:rFonts w:ascii="Consolas" w:hAnsi="Consolas" w:cs="Consolas" w:eastAsia="Consolas"/>
-          <w:b w:val="0"/>
-          <w:i w:val="0"/>
-          <w:sz w:val="18"/>
-        </w:rPr>
-        <w:t xml:space="preserve">    };</w:t>
-      </w:r>
-    </w:p>
-    <w:p>
-      <w:pPr>
-        <w:keepNext w:val="0"/>
-        <w:spacing w:after="0" w:before="0" w:line="240" w:lineRule="auto"/>
-        <w:ind w:right="-142"/>
-      </w:pPr>
-      <w:r>
-        <w:rPr>
-          <w:rFonts w:ascii="Consolas" w:hAnsi="Consolas" w:cs="Consolas" w:eastAsia="Consolas"/>
-          <w:b w:val="0"/>
-          <w:i w:val="0"/>
-          <w:sz w:val="18"/>
-        </w:rPr>
-      </w:r>
-    </w:p>
-    <w:p>
-      <w:pPr>
-        <w:keepNext w:val="0"/>
-        <w:spacing w:after="0" w:before="0" w:line="240" w:lineRule="auto"/>
-        <w:ind w:right="-142"/>
-      </w:pPr>
-      <w:r>
-        <w:rPr>
-          <w:rFonts w:ascii="Consolas" w:hAnsi="Consolas" w:cs="Consolas" w:eastAsia="Consolas"/>
-          <w:b w:val="0"/>
-          <w:i w:val="0"/>
-          <w:sz w:val="18"/>
-        </w:rPr>
-        <w:t xml:space="preserve">    printf_s("\n\nСписок домов:\n");</w:t>
-      </w:r>
-    </w:p>
-    <w:p>
-      <w:pPr>
-        <w:keepNext w:val="0"/>
-        <w:spacing w:after="0" w:before="0" w:line="240" w:lineRule="auto"/>
-        <w:ind w:right="-142"/>
-      </w:pPr>
-      <w:r>
-        <w:rPr>
-          <w:rFonts w:ascii="Consolas" w:hAnsi="Consolas" w:cs="Consolas" w:eastAsia="Consolas"/>
-          <w:b w:val="0"/>
-          <w:i w:val="0"/>
-          <w:sz w:val="18"/>
-        </w:rPr>
-        <w:t xml:space="preserve">    printf_s("%-3s %-30s %12s %10s %14s\n", "№", "Адрес", "Площадь", "Жильцов", "На 1 жильца");</w:t>
-      </w:r>
-    </w:p>
-    <w:p>
-      <w:pPr>
-        <w:keepNext w:val="0"/>
-        <w:spacing w:after="0" w:before="0" w:line="240" w:lineRule="auto"/>
-        <w:ind w:right="-142"/>
-      </w:pPr>
-      <w:r>
-        <w:rPr>
-          <w:rFonts w:ascii="Consolas" w:hAnsi="Consolas" w:cs="Consolas" w:eastAsia="Consolas"/>
-          <w:b w:val="0"/>
-          <w:i w:val="0"/>
-          <w:sz w:val="18"/>
-        </w:rPr>
-        <w:t xml:space="preserve">    for (int i = 0; i &lt; N; i++)</w:t>
-      </w:r>
-    </w:p>
-    <w:p>
-      <w:pPr>
-        <w:keepNext w:val="0"/>
-        <w:spacing w:after="0" w:before="0" w:line="240" w:lineRule="auto"/>
-        <w:ind w:right="-142"/>
-      </w:pPr>
-      <w:r>
-        <w:rPr>
-          <w:rFonts w:ascii="Consolas" w:hAnsi="Consolas" w:cs="Consolas" w:eastAsia="Consolas"/>
-          <w:b w:val="0"/>
-          <w:i w:val="0"/>
-          <w:sz w:val="18"/>
+        <w:spacing w:after="0" w:line="240" w:lineRule="auto"/>
+        <w:ind w:right="-142"/>
+        <w:rPr>
+          <w:lang w:val="en-US"/>
+        </w:rPr>
+      </w:pPr>
+      <w:r>
+        <w:rPr>
+          <w:rFonts w:ascii="Consolas" w:eastAsia="Consolas" w:hAnsi="Consolas" w:cs="Consolas"/>
+          <w:sz w:val="18"/>
+          <w:lang w:val="en-US"/>
+        </w:rPr>
+        <w:t xml:space="preserve">        </w:t>
+      </w:r>
+      <w:proofErr w:type="spellStart"/>
+      <w:r>
+        <w:rPr>
+          <w:rFonts w:ascii="Consolas" w:eastAsia="Consolas" w:hAnsi="Consolas" w:cs="Consolas"/>
+          <w:sz w:val="18"/>
+          <w:lang w:val="en-US"/>
+        </w:rPr>
+        <w:t>printf_s</w:t>
+      </w:r>
+      <w:proofErr w:type="spellEnd"/>
+      <w:r>
+        <w:rPr>
+          <w:rFonts w:ascii="Consolas" w:eastAsia="Consolas" w:hAnsi="Consolas" w:cs="Consolas"/>
+          <w:sz w:val="18"/>
+          <w:lang w:val="en-US"/>
+        </w:rPr>
+        <w:t>("</w:t>
+      </w:r>
+      <w:r>
+        <w:rPr>
+          <w:rFonts w:ascii="Consolas" w:eastAsia="Consolas" w:hAnsi="Consolas" w:cs="Consolas"/>
+          <w:sz w:val="18"/>
+        </w:rPr>
+        <w:t>Ошибка</w:t>
+      </w:r>
+      <w:r>
+        <w:rPr>
+          <w:rFonts w:ascii="Consolas" w:eastAsia="Consolas" w:hAnsi="Consolas" w:cs="Consolas"/>
+          <w:sz w:val="18"/>
+          <w:lang w:val="en-US"/>
+        </w:rPr>
+        <w:t xml:space="preserve"> </w:t>
+      </w:r>
+      <w:r>
+        <w:rPr>
+          <w:rFonts w:ascii="Consolas" w:eastAsia="Consolas" w:hAnsi="Consolas" w:cs="Consolas"/>
+          <w:sz w:val="18"/>
+        </w:rPr>
+        <w:t>открытия</w:t>
+      </w:r>
+      <w:r>
+        <w:rPr>
+          <w:rFonts w:ascii="Consolas" w:eastAsia="Consolas" w:hAnsi="Consolas" w:cs="Consolas"/>
+          <w:sz w:val="18"/>
+          <w:lang w:val="en-US"/>
+        </w:rPr>
+        <w:t xml:space="preserve"> </w:t>
+      </w:r>
+      <w:r>
+        <w:rPr>
+          <w:rFonts w:ascii="Consolas" w:eastAsia="Consolas" w:hAnsi="Consolas" w:cs="Consolas"/>
+          <w:sz w:val="18"/>
+        </w:rPr>
+        <w:t>файла</w:t>
+      </w:r>
+      <w:r>
+        <w:rPr>
+          <w:rFonts w:ascii="Consolas" w:eastAsia="Consolas" w:hAnsi="Consolas" w:cs="Consolas"/>
+          <w:sz w:val="18"/>
+          <w:lang w:val="en-US"/>
+        </w:rPr>
+        <w:t xml:space="preserve"> %s\n", </w:t>
+      </w:r>
+      <w:proofErr w:type="spellStart"/>
+      <w:r>
+        <w:rPr>
+          <w:rFonts w:ascii="Consolas" w:eastAsia="Consolas" w:hAnsi="Consolas" w:cs="Consolas"/>
+          <w:sz w:val="18"/>
+          <w:lang w:val="en-US"/>
+        </w:rPr>
+        <w:t>fname</w:t>
+      </w:r>
+      <w:proofErr w:type="spellEnd"/>
+      <w:r>
+        <w:rPr>
+          <w:rFonts w:ascii="Consolas" w:eastAsia="Consolas" w:hAnsi="Consolas" w:cs="Consolas"/>
+          <w:sz w:val="18"/>
+          <w:lang w:val="en-US"/>
+        </w:rPr>
+        <w:t>);</w:t>
+      </w:r>
+    </w:p>
+    <w:p>
+      <w:pPr>
+        <w:spacing w:after="0" w:line="240" w:lineRule="auto"/>
+        <w:ind w:right="-142"/>
+      </w:pPr>
+      <w:r>
+        <w:rPr>
+          <w:rFonts w:ascii="Consolas" w:eastAsia="Consolas" w:hAnsi="Consolas" w:cs="Consolas"/>
+          <w:sz w:val="18"/>
+          <w:lang w:val="en-US"/>
+        </w:rPr>
+        <w:t xml:space="preserve">        </w:t>
+      </w:r>
+      <w:proofErr w:type="spellStart"/>
+      <w:r>
+        <w:rPr>
+          <w:rFonts w:ascii="Consolas" w:eastAsia="Consolas" w:hAnsi="Consolas" w:cs="Consolas"/>
+          <w:sz w:val="18"/>
+        </w:rPr>
+        <w:t>return</w:t>
+      </w:r>
+      <w:proofErr w:type="spellEnd"/>
+      <w:r>
+        <w:rPr>
+          <w:rFonts w:ascii="Consolas" w:eastAsia="Consolas" w:hAnsi="Consolas" w:cs="Consolas"/>
+          <w:sz w:val="18"/>
+        </w:rPr>
+        <w:t xml:space="preserve"> 1;</w:t>
+      </w:r>
+    </w:p>
+    <w:p>
+      <w:pPr>
+        <w:spacing w:after="0" w:line="240" w:lineRule="auto"/>
+        <w:ind w:right="-142"/>
+      </w:pPr>
+      <w:r>
+        <w:rPr>
+          <w:rFonts w:ascii="Consolas" w:eastAsia="Consolas" w:hAnsi="Consolas" w:cs="Consolas"/>
+          <w:sz w:val="18"/>
+        </w:rPr>
+        <w:t xml:space="preserve">    }</w:t>
+      </w:r>
+    </w:p>
+    <w:p>
+      <w:pPr>
+        <w:spacing w:after="0" w:line="240" w:lineRule="auto"/>
+        <w:ind w:right="-142"/>
+      </w:pPr>
+    </w:p>
+    <w:p>
+      <w:pPr>
+        <w:spacing w:after="0" w:line="240" w:lineRule="auto"/>
+        <w:ind w:right="-142"/>
+      </w:pPr>
+      <w:r>
+        <w:rPr>
+          <w:rFonts w:ascii="Consolas" w:eastAsia="Consolas" w:hAnsi="Consolas" w:cs="Consolas"/>
+          <w:sz w:val="18"/>
+        </w:rPr>
+        <w:t xml:space="preserve">    printf_s("\nДома, в которых жилая площадь на одного жильца менее %.2f кв. м:\n", s);</w:t>
+      </w:r>
+    </w:p>
+    <w:p>
+      <w:pPr>
+        <w:spacing w:after="0" w:line="240" w:lineRule="auto"/>
+        <w:ind w:right="-142"/>
+      </w:pPr>
+      <w:r>
+        <w:rPr>
+          <w:rFonts w:ascii="Consolas" w:eastAsia="Consolas" w:hAnsi="Consolas" w:cs="Consolas"/>
+          <w:sz w:val="18"/>
+        </w:rPr>
+        <w:t xml:space="preserve">    fprintf_s(f, "Дома, в которых жилая площадь на одного жильца менее %.2f кв. м:\n", s);</w:t>
+      </w:r>
+    </w:p>
+    <w:p>
+      <w:pPr>
+        <w:spacing w:after="0" w:line="240" w:lineRule="auto"/>
+        <w:ind w:right="-142"/>
+      </w:pPr>
+    </w:p>
+    <w:p>
+      <w:pPr>
+        <w:spacing w:after="0" w:line="240" w:lineRule="auto"/>
+        <w:ind w:right="-142"/>
+        <w:rPr>
+          <w:lang w:val="en-US"/>
+        </w:rPr>
+      </w:pPr>
+      <w:r>
+        <w:rPr>
+          <w:rFonts w:ascii="Consolas" w:eastAsia="Consolas" w:hAnsi="Consolas" w:cs="Consolas"/>
+          <w:sz w:val="18"/>
+        </w:rPr>
+        <w:lastRenderedPageBreak/>
+        <w:t xml:space="preserve">    </w:t>
+      </w:r>
+      <w:r>
+        <w:rPr>
+          <w:rFonts w:ascii="Consolas" w:eastAsia="Consolas" w:hAnsi="Consolas" w:cs="Consolas"/>
+          <w:sz w:val="18"/>
+          <w:lang w:val="en-US"/>
+        </w:rPr>
+        <w:t>int found = 0;</w:t>
+      </w:r>
+    </w:p>
+    <w:p>
+      <w:pPr>
+        <w:spacing w:after="0" w:line="240" w:lineRule="auto"/>
+        <w:ind w:right="-142"/>
+        <w:rPr>
+          <w:lang w:val="en-US"/>
+        </w:rPr>
+      </w:pPr>
+      <w:r>
+        <w:rPr>
+          <w:rFonts w:ascii="Consolas" w:eastAsia="Consolas" w:hAnsi="Consolas" w:cs="Consolas"/>
+          <w:sz w:val="18"/>
+          <w:lang w:val="en-US"/>
+        </w:rPr>
+        <w:t xml:space="preserve">    for (int </w:t>
+      </w:r>
+      <w:proofErr w:type="spellStart"/>
+      <w:r>
+        <w:rPr>
+          <w:rFonts w:ascii="Consolas" w:eastAsia="Consolas" w:hAnsi="Consolas" w:cs="Consolas"/>
+          <w:sz w:val="18"/>
+          <w:lang w:val="en-US"/>
+        </w:rPr>
+        <w:t>i</w:t>
+      </w:r>
+      <w:proofErr w:type="spellEnd"/>
+      <w:r>
+        <w:rPr>
+          <w:rFonts w:ascii="Consolas" w:eastAsia="Consolas" w:hAnsi="Consolas" w:cs="Consolas"/>
+          <w:sz w:val="18"/>
+          <w:lang w:val="en-US"/>
+        </w:rPr>
+        <w:t xml:space="preserve"> = 0; </w:t>
+      </w:r>
+      <w:proofErr w:type="spellStart"/>
+      <w:r>
+        <w:rPr>
+          <w:rFonts w:ascii="Consolas" w:eastAsia="Consolas" w:hAnsi="Consolas" w:cs="Consolas"/>
+          <w:sz w:val="18"/>
+          <w:lang w:val="en-US"/>
+        </w:rPr>
+        <w:t>i</w:t>
+      </w:r>
+      <w:proofErr w:type="spellEnd"/>
+      <w:r>
+        <w:rPr>
+          <w:rFonts w:ascii="Consolas" w:eastAsia="Consolas" w:hAnsi="Consolas" w:cs="Consolas"/>
+          <w:sz w:val="18"/>
+          <w:lang w:val="en-US"/>
+        </w:rPr>
+        <w:t xml:space="preserve"> &lt; N; </w:t>
+      </w:r>
+      <w:proofErr w:type="spellStart"/>
+      <w:r>
+        <w:rPr>
+          <w:rFonts w:ascii="Consolas" w:eastAsia="Consolas" w:hAnsi="Consolas" w:cs="Consolas"/>
+          <w:sz w:val="18"/>
+          <w:lang w:val="en-US"/>
+        </w:rPr>
+        <w:t>i</w:t>
+      </w:r>
+      <w:proofErr w:type="spellEnd"/>
+      <w:r>
+        <w:rPr>
+          <w:rFonts w:ascii="Consolas" w:eastAsia="Consolas" w:hAnsi="Consolas" w:cs="Consolas"/>
+          <w:sz w:val="18"/>
+          <w:lang w:val="en-US"/>
+        </w:rPr>
+        <w:t>++)</w:t>
+      </w:r>
+    </w:p>
+    <w:p>
+      <w:pPr>
+        <w:spacing w:after="0" w:line="240" w:lineRule="auto"/>
+        <w:ind w:right="-142"/>
+        <w:rPr>
+          <w:lang w:val="en-US"/>
+        </w:rPr>
+      </w:pPr>
+      <w:r>
+        <w:rPr>
+          <w:rFonts w:ascii="Consolas" w:eastAsia="Consolas" w:hAnsi="Consolas" w:cs="Consolas"/>
+          <w:sz w:val="18"/>
+          <w:lang w:val="en-US"/>
         </w:rPr>
         <w:t xml:space="preserve">    {</w:t>
       </w:r>
     </w:p>
     <w:p>
       <w:pPr>
-        <w:keepNext w:val="0"/>
-        <w:spacing w:after="0" w:before="0" w:line="240" w:lineRule="auto"/>
-        <w:ind w:right="-142"/>
-      </w:pPr>
-      <w:r>
-        <w:rPr>
-          <w:rFonts w:ascii="Consolas" w:hAnsi="Consolas" w:cs="Consolas" w:eastAsia="Consolas"/>
-          <w:b w:val="0"/>
-          <w:i w:val="0"/>
-          <w:sz w:val="18"/>
-        </w:rPr>
-        <w:t xml:space="preserve">        printf_s("%-3d %-30s %12.1f %10d %14.2f\n", i + 1, houses[i].address,</w:t>
-      </w:r>
-    </w:p>
-    <w:p>
-      <w:pPr>
-        <w:keepNext w:val="0"/>
-        <w:spacing w:after="0" w:before="0" w:line="240" w:lineRule="auto"/>
-        <w:ind w:right="-142"/>
-      </w:pPr>
-      <w:r>
-        <w:rPr>
-          <w:rFonts w:ascii="Consolas" w:hAnsi="Consolas" w:cs="Consolas" w:eastAsia="Consolas"/>
-          <w:b w:val="0"/>
-          <w:i w:val="0"/>
-          <w:sz w:val="18"/>
-        </w:rPr>
-        <w:t xml:space="preserve">            houses[i].area, houses[i].residents, houses[i].area / houses[i].residents);</w:t>
-      </w:r>
-    </w:p>
-    <w:p>
-      <w:pPr>
-        <w:keepNext w:val="0"/>
-        <w:spacing w:after="0" w:before="0" w:line="240" w:lineRule="auto"/>
-        <w:ind w:right="-142"/>
-      </w:pPr>
-      <w:r>
-        <w:rPr>
-          <w:rFonts w:ascii="Consolas" w:hAnsi="Consolas" w:cs="Consolas" w:eastAsia="Consolas"/>
-          <w:b w:val="0"/>
-          <w:i w:val="0"/>
-          <w:sz w:val="18"/>
+        <w:spacing w:after="0" w:line="240" w:lineRule="auto"/>
+        <w:ind w:right="-142"/>
+        <w:rPr>
+          <w:lang w:val="en-US"/>
+        </w:rPr>
+      </w:pPr>
+      <w:r>
+        <w:rPr>
+          <w:rFonts w:ascii="Consolas" w:eastAsia="Consolas" w:hAnsi="Consolas" w:cs="Consolas"/>
+          <w:sz w:val="18"/>
+          <w:lang w:val="en-US"/>
+        </w:rPr>
+        <w:t xml:space="preserve">        double </w:t>
+      </w:r>
+      <w:proofErr w:type="spellStart"/>
+      <w:r>
+        <w:rPr>
+          <w:rFonts w:ascii="Consolas" w:eastAsia="Consolas" w:hAnsi="Consolas" w:cs="Consolas"/>
+          <w:sz w:val="18"/>
+          <w:lang w:val="en-US"/>
+        </w:rPr>
+        <w:t>perResident</w:t>
+      </w:r>
+      <w:proofErr w:type="spellEnd"/>
+      <w:r>
+        <w:rPr>
+          <w:rFonts w:ascii="Consolas" w:eastAsia="Consolas" w:hAnsi="Consolas" w:cs="Consolas"/>
+          <w:sz w:val="18"/>
+          <w:lang w:val="en-US"/>
+        </w:rPr>
+        <w:t xml:space="preserve"> = houses[</w:t>
+      </w:r>
+      <w:proofErr w:type="spellStart"/>
+      <w:r>
+        <w:rPr>
+          <w:rFonts w:ascii="Consolas" w:eastAsia="Consolas" w:hAnsi="Consolas" w:cs="Consolas"/>
+          <w:sz w:val="18"/>
+          <w:lang w:val="en-US"/>
+        </w:rPr>
+        <w:t>i</w:t>
+      </w:r>
+      <w:proofErr w:type="spellEnd"/>
+      <w:r>
+        <w:rPr>
+          <w:rFonts w:ascii="Consolas" w:eastAsia="Consolas" w:hAnsi="Consolas" w:cs="Consolas"/>
+          <w:sz w:val="18"/>
+          <w:lang w:val="en-US"/>
+        </w:rPr>
+        <w:t>].area / houses[</w:t>
+      </w:r>
+      <w:proofErr w:type="spellStart"/>
+      <w:r>
+        <w:rPr>
+          <w:rFonts w:ascii="Consolas" w:eastAsia="Consolas" w:hAnsi="Consolas" w:cs="Consolas"/>
+          <w:sz w:val="18"/>
+          <w:lang w:val="en-US"/>
+        </w:rPr>
+        <w:t>i</w:t>
+      </w:r>
+      <w:proofErr w:type="spellEnd"/>
+      <w:r>
+        <w:rPr>
+          <w:rFonts w:ascii="Consolas" w:eastAsia="Consolas" w:hAnsi="Consolas" w:cs="Consolas"/>
+          <w:sz w:val="18"/>
+          <w:lang w:val="en-US"/>
+        </w:rPr>
+        <w:t>].residents;</w:t>
+      </w:r>
+    </w:p>
+    <w:p>
+      <w:pPr>
+        <w:spacing w:after="0" w:line="240" w:lineRule="auto"/>
+        <w:ind w:right="-142"/>
+        <w:rPr>
+          <w:lang w:val="en-US"/>
+        </w:rPr>
+      </w:pPr>
+      <w:r>
+        <w:rPr>
+          <w:rFonts w:ascii="Consolas" w:eastAsia="Consolas" w:hAnsi="Consolas" w:cs="Consolas"/>
+          <w:sz w:val="18"/>
+          <w:lang w:val="en-US"/>
+        </w:rPr>
+        <w:t xml:space="preserve">        if (</w:t>
+      </w:r>
+      <w:proofErr w:type="spellStart"/>
+      <w:r>
+        <w:rPr>
+          <w:rFonts w:ascii="Consolas" w:eastAsia="Consolas" w:hAnsi="Consolas" w:cs="Consolas"/>
+          <w:sz w:val="18"/>
+          <w:lang w:val="en-US"/>
+        </w:rPr>
+        <w:t>perResident</w:t>
+      </w:r>
+      <w:proofErr w:type="spellEnd"/>
+      <w:r>
+        <w:rPr>
+          <w:rFonts w:ascii="Consolas" w:eastAsia="Consolas" w:hAnsi="Consolas" w:cs="Consolas"/>
+          <w:sz w:val="18"/>
+          <w:lang w:val="en-US"/>
+        </w:rPr>
+        <w:t xml:space="preserve"> &lt; s)</w:t>
+      </w:r>
+    </w:p>
+    <w:p>
+      <w:pPr>
+        <w:spacing w:after="0" w:line="240" w:lineRule="auto"/>
+        <w:ind w:right="-142"/>
+        <w:rPr>
+          <w:lang w:val="en-US"/>
+        </w:rPr>
+      </w:pPr>
+      <w:r>
+        <w:rPr>
+          <w:rFonts w:ascii="Consolas" w:eastAsia="Consolas" w:hAnsi="Consolas" w:cs="Consolas"/>
+          <w:sz w:val="18"/>
+          <w:lang w:val="en-US"/>
+        </w:rPr>
+        <w:t xml:space="preserve">        {</w:t>
+      </w:r>
+    </w:p>
+    <w:p>
+      <w:pPr>
+        <w:spacing w:after="0" w:line="240" w:lineRule="auto"/>
+        <w:ind w:right="-142"/>
+        <w:rPr>
+          <w:lang w:val="en-US"/>
+        </w:rPr>
+      </w:pPr>
+      <w:r>
+        <w:rPr>
+          <w:rFonts w:ascii="Consolas" w:eastAsia="Consolas" w:hAnsi="Consolas" w:cs="Consolas"/>
+          <w:sz w:val="18"/>
+          <w:lang w:val="en-US"/>
+        </w:rPr>
+        <w:t xml:space="preserve">            </w:t>
+      </w:r>
+      <w:proofErr w:type="spellStart"/>
+      <w:r>
+        <w:rPr>
+          <w:rFonts w:ascii="Consolas" w:eastAsia="Consolas" w:hAnsi="Consolas" w:cs="Consolas"/>
+          <w:sz w:val="18"/>
+          <w:lang w:val="en-US"/>
+        </w:rPr>
+        <w:t>printf_s</w:t>
+      </w:r>
+      <w:proofErr w:type="spellEnd"/>
+      <w:r>
+        <w:rPr>
+          <w:rFonts w:ascii="Consolas" w:eastAsia="Consolas" w:hAnsi="Consolas" w:cs="Consolas"/>
+          <w:sz w:val="18"/>
+          <w:lang w:val="en-US"/>
+        </w:rPr>
+        <w:t xml:space="preserve">("%-30s </w:t>
+      </w:r>
+      <w:r>
+        <w:rPr>
+          <w:rFonts w:ascii="Consolas" w:eastAsia="Consolas" w:hAnsi="Consolas" w:cs="Consolas"/>
+          <w:sz w:val="18"/>
+        </w:rPr>
+        <w:t>площадь</w:t>
+      </w:r>
+      <w:r>
+        <w:rPr>
+          <w:rFonts w:ascii="Consolas" w:eastAsia="Consolas" w:hAnsi="Consolas" w:cs="Consolas"/>
+          <w:sz w:val="18"/>
+          <w:lang w:val="en-US"/>
+        </w:rPr>
+        <w:t xml:space="preserve"> %8.1f, </w:t>
+      </w:r>
+      <w:r>
+        <w:rPr>
+          <w:rFonts w:ascii="Consolas" w:eastAsia="Consolas" w:hAnsi="Consolas" w:cs="Consolas"/>
+          <w:sz w:val="18"/>
+        </w:rPr>
+        <w:t>жильцов</w:t>
+      </w:r>
+      <w:r>
+        <w:rPr>
+          <w:rFonts w:ascii="Consolas" w:eastAsia="Consolas" w:hAnsi="Consolas" w:cs="Consolas"/>
+          <w:sz w:val="18"/>
+          <w:lang w:val="en-US"/>
+        </w:rPr>
+        <w:t xml:space="preserve"> %4d, </w:t>
+      </w:r>
+      <w:r>
+        <w:rPr>
+          <w:rFonts w:ascii="Consolas" w:eastAsia="Consolas" w:hAnsi="Consolas" w:cs="Consolas"/>
+          <w:sz w:val="18"/>
+        </w:rPr>
+        <w:t>на</w:t>
+      </w:r>
+      <w:r>
+        <w:rPr>
+          <w:rFonts w:ascii="Consolas" w:eastAsia="Consolas" w:hAnsi="Consolas" w:cs="Consolas"/>
+          <w:sz w:val="18"/>
+          <w:lang w:val="en-US"/>
+        </w:rPr>
+        <w:t xml:space="preserve"> 1 </w:t>
+      </w:r>
+      <w:r>
+        <w:rPr>
+          <w:rFonts w:ascii="Consolas" w:eastAsia="Consolas" w:hAnsi="Consolas" w:cs="Consolas"/>
+          <w:sz w:val="18"/>
+        </w:rPr>
+        <w:t>жильца</w:t>
+      </w:r>
+      <w:r>
+        <w:rPr>
+          <w:rFonts w:ascii="Consolas" w:eastAsia="Consolas" w:hAnsi="Consolas" w:cs="Consolas"/>
+          <w:sz w:val="18"/>
+          <w:lang w:val="en-US"/>
+        </w:rPr>
+        <w:t xml:space="preserve"> %6.2f\n",</w:t>
+      </w:r>
+    </w:p>
+    <w:p>
+      <w:pPr>
+        <w:spacing w:after="0" w:line="240" w:lineRule="auto"/>
+        <w:ind w:right="-142"/>
+        <w:rPr>
+          <w:lang w:val="en-US"/>
+        </w:rPr>
+      </w:pPr>
+      <w:r>
+        <w:rPr>
+          <w:rFonts w:ascii="Consolas" w:eastAsia="Consolas" w:hAnsi="Consolas" w:cs="Consolas"/>
+          <w:sz w:val="18"/>
+          <w:lang w:val="en-US"/>
+        </w:rPr>
+        <w:t xml:space="preserve">                houses[</w:t>
+      </w:r>
+      <w:proofErr w:type="spellStart"/>
+      <w:r>
+        <w:rPr>
+          <w:rFonts w:ascii="Consolas" w:eastAsia="Consolas" w:hAnsi="Consolas" w:cs="Consolas"/>
+          <w:sz w:val="18"/>
+          <w:lang w:val="en-US"/>
+        </w:rPr>
+        <w:t>i</w:t>
+      </w:r>
+      <w:proofErr w:type="spellEnd"/>
+      <w:r>
+        <w:rPr>
+          <w:rFonts w:ascii="Consolas" w:eastAsia="Consolas" w:hAnsi="Consolas" w:cs="Consolas"/>
+          <w:sz w:val="18"/>
+          <w:lang w:val="en-US"/>
+        </w:rPr>
+        <w:t>].address, houses[</w:t>
+      </w:r>
+      <w:proofErr w:type="spellStart"/>
+      <w:r>
+        <w:rPr>
+          <w:rFonts w:ascii="Consolas" w:eastAsia="Consolas" w:hAnsi="Consolas" w:cs="Consolas"/>
+          <w:sz w:val="18"/>
+          <w:lang w:val="en-US"/>
+        </w:rPr>
+        <w:t>i</w:t>
+      </w:r>
+      <w:proofErr w:type="spellEnd"/>
+      <w:r>
+        <w:rPr>
+          <w:rFonts w:ascii="Consolas" w:eastAsia="Consolas" w:hAnsi="Consolas" w:cs="Consolas"/>
+          <w:sz w:val="18"/>
+          <w:lang w:val="en-US"/>
+        </w:rPr>
+        <w:t>].area, houses[</w:t>
+      </w:r>
+      <w:proofErr w:type="spellStart"/>
+      <w:r>
+        <w:rPr>
+          <w:rFonts w:ascii="Consolas" w:eastAsia="Consolas" w:hAnsi="Consolas" w:cs="Consolas"/>
+          <w:sz w:val="18"/>
+          <w:lang w:val="en-US"/>
+        </w:rPr>
+        <w:t>i</w:t>
+      </w:r>
+      <w:proofErr w:type="spellEnd"/>
+      <w:r>
+        <w:rPr>
+          <w:rFonts w:ascii="Consolas" w:eastAsia="Consolas" w:hAnsi="Consolas" w:cs="Consolas"/>
+          <w:sz w:val="18"/>
+          <w:lang w:val="en-US"/>
+        </w:rPr>
+        <w:t xml:space="preserve">].residents, </w:t>
+      </w:r>
+      <w:proofErr w:type="spellStart"/>
+      <w:r>
+        <w:rPr>
+          <w:rFonts w:ascii="Consolas" w:eastAsia="Consolas" w:hAnsi="Consolas" w:cs="Consolas"/>
+          <w:sz w:val="18"/>
+          <w:lang w:val="en-US"/>
+        </w:rPr>
+        <w:t>perResident</w:t>
+      </w:r>
+      <w:proofErr w:type="spellEnd"/>
+      <w:r>
+        <w:rPr>
+          <w:rFonts w:ascii="Consolas" w:eastAsia="Consolas" w:hAnsi="Consolas" w:cs="Consolas"/>
+          <w:sz w:val="18"/>
+          <w:lang w:val="en-US"/>
+        </w:rPr>
+        <w:t>);</w:t>
+      </w:r>
+    </w:p>
+    <w:p>
+      <w:pPr>
+        <w:spacing w:after="0" w:line="240" w:lineRule="auto"/>
+        <w:ind w:right="-142"/>
+      </w:pPr>
+      <w:r>
+        <w:rPr>
+          <w:rFonts w:ascii="Consolas" w:eastAsia="Consolas" w:hAnsi="Consolas" w:cs="Consolas"/>
+          <w:sz w:val="18"/>
+          <w:lang w:val="en-US"/>
+        </w:rPr>
+        <w:t xml:space="preserve">            </w:t>
+      </w:r>
+      <w:proofErr w:type="spellStart"/>
+      <w:r>
+        <w:rPr>
+          <w:rFonts w:ascii="Consolas" w:eastAsia="Consolas" w:hAnsi="Consolas" w:cs="Consolas"/>
+          <w:sz w:val="18"/>
+        </w:rPr>
+        <w:t>fprintf_s</w:t>
+      </w:r>
+      <w:proofErr w:type="spellEnd"/>
+      <w:r>
+        <w:rPr>
+          <w:rFonts w:ascii="Consolas" w:eastAsia="Consolas" w:hAnsi="Consolas" w:cs="Consolas"/>
+          <w:sz w:val="18"/>
+        </w:rPr>
+        <w:t>(f, "%-30s площадь %8.1f, жильцов %4d, на 1 жильца %6.2f\n",</w:t>
+      </w:r>
+    </w:p>
+    <w:p>
+      <w:pPr>
+        <w:spacing w:after="0" w:line="240" w:lineRule="auto"/>
+        <w:ind w:right="-142"/>
+        <w:rPr>
+          <w:lang w:val="en-US"/>
+        </w:rPr>
+      </w:pPr>
+      <w:r>
+        <w:rPr>
+          <w:rFonts w:ascii="Consolas" w:eastAsia="Consolas" w:hAnsi="Consolas" w:cs="Consolas"/>
+          <w:sz w:val="18"/>
+        </w:rPr>
+        <w:t xml:space="preserve">                </w:t>
+      </w:r>
+      <w:r>
+        <w:rPr>
+          <w:rFonts w:ascii="Consolas" w:eastAsia="Consolas" w:hAnsi="Consolas" w:cs="Consolas"/>
+          <w:sz w:val="18"/>
+          <w:lang w:val="en-US"/>
+        </w:rPr>
+        <w:t>houses[</w:t>
+      </w:r>
+      <w:proofErr w:type="spellStart"/>
+      <w:r>
+        <w:rPr>
+          <w:rFonts w:ascii="Consolas" w:eastAsia="Consolas" w:hAnsi="Consolas" w:cs="Consolas"/>
+          <w:sz w:val="18"/>
+          <w:lang w:val="en-US"/>
+        </w:rPr>
+        <w:t>i</w:t>
+      </w:r>
+      <w:proofErr w:type="spellEnd"/>
+      <w:r>
+        <w:rPr>
+          <w:rFonts w:ascii="Consolas" w:eastAsia="Consolas" w:hAnsi="Consolas" w:cs="Consolas"/>
+          <w:sz w:val="18"/>
+          <w:lang w:val="en-US"/>
+        </w:rPr>
+        <w:t>].address, houses[</w:t>
+      </w:r>
+      <w:proofErr w:type="spellStart"/>
+      <w:r>
+        <w:rPr>
+          <w:rFonts w:ascii="Consolas" w:eastAsia="Consolas" w:hAnsi="Consolas" w:cs="Consolas"/>
+          <w:sz w:val="18"/>
+          <w:lang w:val="en-US"/>
+        </w:rPr>
+        <w:t>i</w:t>
+      </w:r>
+      <w:proofErr w:type="spellEnd"/>
+      <w:r>
+        <w:rPr>
+          <w:rFonts w:ascii="Consolas" w:eastAsia="Consolas" w:hAnsi="Consolas" w:cs="Consolas"/>
+          <w:sz w:val="18"/>
+          <w:lang w:val="en-US"/>
+        </w:rPr>
+        <w:t>].area, houses[</w:t>
+      </w:r>
+      <w:proofErr w:type="spellStart"/>
+      <w:r>
+        <w:rPr>
+          <w:rFonts w:ascii="Consolas" w:eastAsia="Consolas" w:hAnsi="Consolas" w:cs="Consolas"/>
+          <w:sz w:val="18"/>
+          <w:lang w:val="en-US"/>
+        </w:rPr>
+        <w:t>i</w:t>
+      </w:r>
+      <w:proofErr w:type="spellEnd"/>
+      <w:r>
+        <w:rPr>
+          <w:rFonts w:ascii="Consolas" w:eastAsia="Consolas" w:hAnsi="Consolas" w:cs="Consolas"/>
+          <w:sz w:val="18"/>
+          <w:lang w:val="en-US"/>
+        </w:rPr>
+        <w:t xml:space="preserve">].residents, </w:t>
+      </w:r>
+      <w:proofErr w:type="spellStart"/>
+      <w:r>
+        <w:rPr>
+          <w:rFonts w:ascii="Consolas" w:eastAsia="Consolas" w:hAnsi="Consolas" w:cs="Consolas"/>
+          <w:sz w:val="18"/>
+          <w:lang w:val="en-US"/>
+        </w:rPr>
+        <w:t>perResident</w:t>
+      </w:r>
+      <w:proofErr w:type="spellEnd"/>
+      <w:r>
+        <w:rPr>
+          <w:rFonts w:ascii="Consolas" w:eastAsia="Consolas" w:hAnsi="Consolas" w:cs="Consolas"/>
+          <w:sz w:val="18"/>
+          <w:lang w:val="en-US"/>
+        </w:rPr>
+        <w:t>);</w:t>
+      </w:r>
+    </w:p>
+    <w:p>
+      <w:pPr>
+        <w:spacing w:after="0" w:line="240" w:lineRule="auto"/>
+        <w:ind w:right="-142"/>
+        <w:rPr>
+          <w:lang w:val="en-US"/>
+        </w:rPr>
+      </w:pPr>
+      <w:r>
+        <w:rPr>
+          <w:rFonts w:ascii="Consolas" w:eastAsia="Consolas" w:hAnsi="Consolas" w:cs="Consolas"/>
+          <w:sz w:val="18"/>
+          <w:lang w:val="en-US"/>
+        </w:rPr>
+        <w:t xml:space="preserve">            found++;</w:t>
+      </w:r>
+    </w:p>
+    <w:p>
+      <w:pPr>
+        <w:spacing w:after="0" w:line="240" w:lineRule="auto"/>
+        <w:ind w:right="-142"/>
+        <w:rPr>
+          <w:lang w:val="en-US"/>
+        </w:rPr>
+      </w:pPr>
+      <w:r>
+        <w:rPr>
+          <w:rFonts w:ascii="Consolas" w:eastAsia="Consolas" w:hAnsi="Consolas" w:cs="Consolas"/>
+          <w:sz w:val="18"/>
+          <w:lang w:val="en-US"/>
+        </w:rPr>
+        <w:t xml:space="preserve">        }</w:t>
+      </w:r>
+    </w:p>
+    <w:p>
+      <w:pPr>
+        <w:spacing w:after="0" w:line="240" w:lineRule="auto"/>
+        <w:ind w:right="-142"/>
+        <w:rPr>
+          <w:lang w:val="en-US"/>
+        </w:rPr>
+      </w:pPr>
+      <w:r>
+        <w:rPr>
+          <w:rFonts w:ascii="Consolas" w:eastAsia="Consolas" w:hAnsi="Consolas" w:cs="Consolas"/>
+          <w:sz w:val="18"/>
+          <w:lang w:val="en-US"/>
         </w:rPr>
         <w:t xml:space="preserve">    }</w:t>
       </w:r>
     </w:p>
     <w:p>
       <w:pPr>
-        <w:keepNext w:val="0"/>
-        <w:spacing w:after="0" w:before="0" w:line="240" w:lineRule="auto"/>
-        <w:ind w:right="-142"/>
-      </w:pPr>
-      <w:r>
-        <w:rPr>
-          <w:rFonts w:ascii="Consolas" w:hAnsi="Consolas" w:cs="Consolas" w:eastAsia="Consolas"/>
-          <w:b w:val="0"/>
-          <w:i w:val="0"/>
-          <w:sz w:val="18"/>
-        </w:rPr>
-      </w:r>
-    </w:p>
-    <w:p>
-      <w:pPr>
-        <w:keepNext w:val="0"/>
-        <w:spacing w:after="0" w:before="0" w:line="240" w:lineRule="auto"/>
-        <w:ind w:right="-142"/>
-      </w:pPr>
-      <w:r>
-        <w:rPr>
-          <w:rFonts w:ascii="Consolas" w:hAnsi="Consolas" w:cs="Consolas" w:eastAsia="Consolas"/>
-          <w:b w:val="0"/>
-          <w:i w:val="0"/>
-          <w:sz w:val="18"/>
-        </w:rPr>
-        <w:t xml:space="preserve">    double s;</w:t>
-      </w:r>
-    </w:p>
-    <w:p>
-      <w:pPr>
-        <w:keepNext w:val="0"/>
-        <w:spacing w:after="0" w:before="0" w:line="240" w:lineRule="auto"/>
-        <w:ind w:right="-142"/>
-      </w:pPr>
-      <w:r>
-        <w:rPr>
-          <w:rFonts w:ascii="Consolas" w:hAnsi="Consolas" w:cs="Consolas" w:eastAsia="Consolas"/>
-          <w:b w:val="0"/>
-          <w:i w:val="0"/>
-          <w:sz w:val="18"/>
-        </w:rPr>
-        <w:t xml:space="preserve">    cout &lt;&lt; "\nВведите s (жилая площадь на одного жильца, кв. м): ";</w:t>
-      </w:r>
-    </w:p>
-    <w:p>
-      <w:pPr>
-        <w:keepNext w:val="0"/>
-        <w:spacing w:after="0" w:before="0" w:line="240" w:lineRule="auto"/>
-        <w:ind w:right="-142"/>
-      </w:pPr>
-      <w:r>
-        <w:rPr>
-          <w:rFonts w:ascii="Consolas" w:hAnsi="Consolas" w:cs="Consolas" w:eastAsia="Consolas"/>
-          <w:b w:val="0"/>
-          <w:i w:val="0"/>
-          <w:sz w:val="18"/>
-        </w:rPr>
-        <w:t xml:space="preserve">    cin &gt;&gt; s;</w:t>
-      </w:r>
-    </w:p>
-    <w:p>
-      <w:pPr>
-        <w:keepNext w:val="0"/>
-        <w:spacing w:after="0" w:before="0" w:line="240" w:lineRule="auto"/>
-        <w:ind w:right="-142"/>
-      </w:pPr>
-      <w:r>
-        <w:rPr>
-          <w:rFonts w:ascii="Consolas" w:hAnsi="Consolas" w:cs="Consolas" w:eastAsia="Consolas"/>
-          <w:b w:val="0"/>
-          <w:i w:val="0"/>
-          <w:sz w:val="18"/>
-        </w:rPr>
-        <w:t xml:space="preserve">    if (!cin)</w:t>
-      </w:r>
-    </w:p>
-    <w:p>
-      <w:pPr>
-        <w:keepNext w:val="0"/>
-        <w:spacing w:after="0" w:before="0" w:line="240" w:lineRule="auto"/>
-        <w:ind w:right="-142"/>
-      </w:pPr>
-      <w:r>
-        <w:rPr>
-          <w:rFonts w:ascii="Consolas" w:hAnsi="Consolas" w:cs="Consolas" w:eastAsia="Consolas"/>
-          <w:b w:val="0"/>
-          <w:i w:val="0"/>
-          <w:sz w:val="18"/>
+        <w:spacing w:after="0" w:line="240" w:lineRule="auto"/>
+        <w:ind w:right="-142"/>
+        <w:rPr>
+          <w:lang w:val="en-US"/>
+        </w:rPr>
+      </w:pPr>
+    </w:p>
+    <w:p>
+      <w:pPr>
+        <w:spacing w:after="0" w:line="240" w:lineRule="auto"/>
+        <w:ind w:right="-142"/>
+        <w:rPr>
+          <w:lang w:val="en-US"/>
+        </w:rPr>
+      </w:pPr>
+      <w:r>
+        <w:rPr>
+          <w:rFonts w:ascii="Consolas" w:eastAsia="Consolas" w:hAnsi="Consolas" w:cs="Consolas"/>
+          <w:sz w:val="18"/>
+          <w:lang w:val="en-US"/>
+        </w:rPr>
+        <w:t xml:space="preserve">    if (found == 0)</w:t>
+      </w:r>
+    </w:p>
+    <w:p>
+      <w:pPr>
+        <w:spacing w:after="0" w:line="240" w:lineRule="auto"/>
+        <w:ind w:right="-142"/>
+        <w:rPr>
+          <w:lang w:val="en-US"/>
+        </w:rPr>
+      </w:pPr>
+      <w:r>
+        <w:rPr>
+          <w:rFonts w:ascii="Consolas" w:eastAsia="Consolas" w:hAnsi="Consolas" w:cs="Consolas"/>
+          <w:sz w:val="18"/>
+          <w:lang w:val="en-US"/>
         </w:rPr>
         <w:t xml:space="preserve">    {</w:t>
       </w:r>
     </w:p>
     <w:p>
       <w:pPr>
-        <w:keepNext w:val="0"/>
-        <w:spacing w:after="0" w:before="0" w:line="240" w:lineRule="auto"/>
-        <w:ind w:right="-142"/>
-      </w:pPr>
-      <w:r>
-        <w:rPr>
-          <w:rFonts w:ascii="Consolas" w:hAnsi="Consolas" w:cs="Consolas" w:eastAsia="Consolas"/>
-          <w:b w:val="0"/>
-          <w:i w:val="0"/>
-          <w:sz w:val="18"/>
-        </w:rPr>
-        <w:t xml:space="preserve">        cout &lt;&lt; "Ошибка ввода s" &lt;&lt; endl;</w:t>
-      </w:r>
-    </w:p>
-    <w:p>
-      <w:pPr>
-        <w:keepNext w:val="0"/>
-        <w:spacing w:after="0" w:before="0" w:line="240" w:lineRule="auto"/>
-        <w:ind w:right="-142"/>
-      </w:pPr>
-      <w:r>
-        <w:rPr>
-          <w:rFonts w:ascii="Consolas" w:hAnsi="Consolas" w:cs="Consolas" w:eastAsia="Consolas"/>
-          <w:b w:val="0"/>
-          <w:i w:val="0"/>
-          <w:sz w:val="18"/>
-        </w:rPr>
-        <w:t xml:space="preserve">        return 1;</w:t>
-      </w:r>
-    </w:p>
-    <w:p>
-      <w:pPr>
-        <w:keepNext w:val="0"/>
-        <w:spacing w:after="0" w:before="0" w:line="240" w:lineRule="auto"/>
-        <w:ind w:right="-142"/>
-      </w:pPr>
-      <w:r>
-        <w:rPr>
-          <w:rFonts w:ascii="Consolas" w:hAnsi="Consolas" w:cs="Consolas" w:eastAsia="Consolas"/>
-          <w:b w:val="0"/>
-          <w:i w:val="0"/>
+        <w:spacing w:after="0" w:line="240" w:lineRule="auto"/>
+        <w:ind w:right="-142"/>
+        <w:rPr>
+          <w:lang w:val="en-US"/>
+        </w:rPr>
+      </w:pPr>
+      <w:r>
+        <w:rPr>
+          <w:rFonts w:ascii="Consolas" w:eastAsia="Consolas" w:hAnsi="Consolas" w:cs="Consolas"/>
+          <w:sz w:val="18"/>
+          <w:lang w:val="en-US"/>
+        </w:rPr>
+        <w:t xml:space="preserve">        </w:t>
+      </w:r>
+      <w:proofErr w:type="spellStart"/>
+      <w:r>
+        <w:rPr>
+          <w:rFonts w:ascii="Consolas" w:eastAsia="Consolas" w:hAnsi="Consolas" w:cs="Consolas"/>
+          <w:sz w:val="18"/>
+          <w:lang w:val="en-US"/>
+        </w:rPr>
+        <w:t>printf_s</w:t>
+      </w:r>
+      <w:proofErr w:type="spellEnd"/>
+      <w:r>
+        <w:rPr>
+          <w:rFonts w:ascii="Consolas" w:eastAsia="Consolas" w:hAnsi="Consolas" w:cs="Consolas"/>
+          <w:sz w:val="18"/>
+          <w:lang w:val="en-US"/>
+        </w:rPr>
+        <w:t>("</w:t>
+      </w:r>
+      <w:r>
+        <w:rPr>
+          <w:rFonts w:ascii="Consolas" w:eastAsia="Consolas" w:hAnsi="Consolas" w:cs="Consolas"/>
+          <w:sz w:val="18"/>
+        </w:rPr>
+        <w:t>Таких</w:t>
+      </w:r>
+      <w:r>
+        <w:rPr>
+          <w:rFonts w:ascii="Consolas" w:eastAsia="Consolas" w:hAnsi="Consolas" w:cs="Consolas"/>
+          <w:sz w:val="18"/>
+          <w:lang w:val="en-US"/>
+        </w:rPr>
+        <w:t xml:space="preserve"> </w:t>
+      </w:r>
+      <w:r>
+        <w:rPr>
+          <w:rFonts w:ascii="Consolas" w:eastAsia="Consolas" w:hAnsi="Consolas" w:cs="Consolas"/>
+          <w:sz w:val="18"/>
+        </w:rPr>
+        <w:t>домов</w:t>
+      </w:r>
+      <w:r>
+        <w:rPr>
+          <w:rFonts w:ascii="Consolas" w:eastAsia="Consolas" w:hAnsi="Consolas" w:cs="Consolas"/>
+          <w:sz w:val="18"/>
+          <w:lang w:val="en-US"/>
+        </w:rPr>
+        <w:t xml:space="preserve"> </w:t>
+      </w:r>
+      <w:r>
+        <w:rPr>
+          <w:rFonts w:ascii="Consolas" w:eastAsia="Consolas" w:hAnsi="Consolas" w:cs="Consolas"/>
+          <w:sz w:val="18"/>
+        </w:rPr>
+        <w:t>нет</w:t>
+      </w:r>
+      <w:r>
+        <w:rPr>
+          <w:rFonts w:ascii="Consolas" w:eastAsia="Consolas" w:hAnsi="Consolas" w:cs="Consolas"/>
+          <w:sz w:val="18"/>
+          <w:lang w:val="en-US"/>
+        </w:rPr>
+        <w:t>\n");</w:t>
+      </w:r>
+    </w:p>
+    <w:p>
+      <w:pPr>
+        <w:spacing w:after="0" w:line="240" w:lineRule="auto"/>
+        <w:ind w:right="-142"/>
+      </w:pPr>
+      <w:r>
+        <w:rPr>
+          <w:rFonts w:ascii="Consolas" w:eastAsia="Consolas" w:hAnsi="Consolas" w:cs="Consolas"/>
+          <w:sz w:val="18"/>
+          <w:lang w:val="en-US"/>
+        </w:rPr>
+        <w:t xml:space="preserve">        </w:t>
+      </w:r>
+      <w:proofErr w:type="spellStart"/>
+      <w:r>
+        <w:rPr>
+          <w:rFonts w:ascii="Consolas" w:eastAsia="Consolas" w:hAnsi="Consolas" w:cs="Consolas"/>
+          <w:sz w:val="18"/>
+        </w:rPr>
+        <w:t>fprintf_s</w:t>
+      </w:r>
+      <w:proofErr w:type="spellEnd"/>
+      <w:r>
+        <w:rPr>
+          <w:rFonts w:ascii="Consolas" w:eastAsia="Consolas" w:hAnsi="Consolas" w:cs="Consolas"/>
+          <w:sz w:val="18"/>
+        </w:rPr>
+        <w:t>(f, "Таких домов нет\n");</w:t>
+      </w:r>
+    </w:p>
+    <w:p>
+      <w:pPr>
+        <w:spacing w:after="0" w:line="240" w:lineRule="auto"/>
+        <w:ind w:right="-142"/>
+      </w:pPr>
+      <w:r>
+        <w:rPr>
+          <w:rFonts w:ascii="Consolas" w:eastAsia="Consolas" w:hAnsi="Consolas" w:cs="Consolas"/>
           <w:sz w:val="18"/>
         </w:rPr>
         <w:t xml:space="preserve">    }</w:t>
@@ -4106,522 +5855,18 @@
     </w:p>
     <w:p>
       <w:pPr>
-        <w:keepNext w:val="0"/>
-        <w:spacing w:after="0" w:before="0" w:line="240" w:lineRule="auto"/>
-        <w:ind w:right="-142"/>
-      </w:pPr>
-      <w:r>
-        <w:rPr>
-          <w:rFonts w:ascii="Consolas" w:hAnsi="Consolas" w:cs="Consolas" w:eastAsia="Consolas"/>
-          <w:b w:val="0"/>
-          <w:i w:val="0"/>
-          <w:sz w:val="18"/>
-        </w:rPr>
-      </w:r>
-    </w:p>
-    <w:p>
-      <w:pPr>
-        <w:keepNext w:val="0"/>
-        <w:spacing w:after="0" w:before="0" w:line="240" w:lineRule="auto"/>
-        <w:ind w:right="-142"/>
-      </w:pPr>
-      <w:r>
-        <w:rPr>
-          <w:rFonts w:ascii="Consolas" w:hAnsi="Consolas" w:cs="Consolas" w:eastAsia="Consolas"/>
-          <w:b w:val="0"/>
-          <w:i w:val="0"/>
-          <w:sz w:val="18"/>
-        </w:rPr>
-        <w:t xml:space="preserve">    FILE* f;</w:t>
-      </w:r>
-    </w:p>
-    <w:p>
-      <w:pPr>
-        <w:keepNext w:val="0"/>
-        <w:spacing w:after="0" w:before="0" w:line="240" w:lineRule="auto"/>
-        <w:ind w:right="-142"/>
-      </w:pPr>
-      <w:r>
-        <w:rPr>
-          <w:rFonts w:ascii="Consolas" w:hAnsi="Consolas" w:cs="Consolas" w:eastAsia="Consolas"/>
-          <w:b w:val="0"/>
-          <w:i w:val="0"/>
-          <w:sz w:val="18"/>
-        </w:rPr>
-        <w:t xml:space="preserve">    const char* fname = "result.txt";</w:t>
-      </w:r>
-    </w:p>
-    <w:p>
-      <w:pPr>
-        <w:keepNext w:val="0"/>
-        <w:spacing w:after="0" w:before="0" w:line="240" w:lineRule="auto"/>
-        <w:ind w:right="-142"/>
-      </w:pPr>
-      <w:r>
-        <w:rPr>
-          <w:rFonts w:ascii="Consolas" w:hAnsi="Consolas" w:cs="Consolas" w:eastAsia="Consolas"/>
-          <w:b w:val="0"/>
-          <w:i w:val="0"/>
-          <w:sz w:val="18"/>
-        </w:rPr>
-        <w:t xml:space="preserve">    if (fopen_s(&amp;f, fname, "w") != 0)</w:t>
-      </w:r>
-    </w:p>
-    <w:p>
-      <w:pPr>
-        <w:keepNext w:val="0"/>
-        <w:spacing w:after="0" w:before="0" w:line="240" w:lineRule="auto"/>
-        <w:ind w:right="-142"/>
-      </w:pPr>
-      <w:r>
-        <w:rPr>
-          <w:rFonts w:ascii="Consolas" w:hAnsi="Consolas" w:cs="Consolas" w:eastAsia="Consolas"/>
-          <w:b w:val="0"/>
-          <w:i w:val="0"/>
-          <w:sz w:val="18"/>
-        </w:rPr>
-        <w:t xml:space="preserve">    {</w:t>
-      </w:r>
-    </w:p>
-    <w:p>
-      <w:pPr>
-        <w:keepNext w:val="0"/>
-        <w:spacing w:after="0" w:before="0" w:line="240" w:lineRule="auto"/>
-        <w:ind w:right="-142"/>
-      </w:pPr>
-      <w:r>
-        <w:rPr>
-          <w:rFonts w:ascii="Consolas" w:hAnsi="Consolas" w:cs="Consolas" w:eastAsia="Consolas"/>
-          <w:b w:val="0"/>
-          <w:i w:val="0"/>
-          <w:sz w:val="18"/>
-        </w:rPr>
-        <w:t xml:space="preserve">        printf_s("Ошибка открытия файла %s\n", fname);</w:t>
-      </w:r>
-    </w:p>
-    <w:p>
-      <w:pPr>
-        <w:keepNext w:val="0"/>
-        <w:spacing w:after="0" w:before="0" w:line="240" w:lineRule="auto"/>
-        <w:ind w:right="-142"/>
-      </w:pPr>
-      <w:r>
-        <w:rPr>
-          <w:rFonts w:ascii="Consolas" w:hAnsi="Consolas" w:cs="Consolas" w:eastAsia="Consolas"/>
-          <w:b w:val="0"/>
-          <w:i w:val="0"/>
-          <w:sz w:val="18"/>
-        </w:rPr>
-        <w:t xml:space="preserve">        return 1;</w:t>
-      </w:r>
-    </w:p>
-    <w:p>
-      <w:pPr>
-        <w:keepNext w:val="0"/>
-        <w:spacing w:after="0" w:before="0" w:line="240" w:lineRule="auto"/>
-        <w:ind w:right="-142"/>
-      </w:pPr>
-      <w:r>
-        <w:rPr>
-          <w:rFonts w:ascii="Consolas" w:hAnsi="Consolas" w:cs="Consolas" w:eastAsia="Consolas"/>
-          <w:b w:val="0"/>
-          <w:i w:val="0"/>
-          <w:sz w:val="18"/>
-        </w:rPr>
-        <w:t xml:space="preserve">    }</w:t>
-      </w:r>
-    </w:p>
-    <w:p>
-      <w:pPr>
-        <w:keepNext w:val="0"/>
-        <w:spacing w:after="0" w:before="0" w:line="240" w:lineRule="auto"/>
-        <w:ind w:right="-142"/>
-      </w:pPr>
-      <w:r>
-        <w:rPr>
-          <w:rFonts w:ascii="Consolas" w:hAnsi="Consolas" w:cs="Consolas" w:eastAsia="Consolas"/>
-          <w:b w:val="0"/>
-          <w:i w:val="0"/>
-          <w:sz w:val="18"/>
-        </w:rPr>
-      </w:r>
-    </w:p>
-    <w:p>
-      <w:pPr>
-        <w:keepNext w:val="0"/>
-        <w:spacing w:after="0" w:before="0" w:line="240" w:lineRule="auto"/>
-        <w:ind w:right="-142"/>
-      </w:pPr>
-      <w:r>
-        <w:rPr>
-          <w:rFonts w:ascii="Consolas" w:hAnsi="Consolas" w:cs="Consolas" w:eastAsia="Consolas"/>
-          <w:b w:val="0"/>
-          <w:i w:val="0"/>
-          <w:sz w:val="18"/>
-        </w:rPr>
-        <w:t xml:space="preserve">    printf_s("\nДома, в которых жилая площадь на одного жильца менее %.2f кв. м:\n", s);</w:t>
-      </w:r>
-    </w:p>
-    <w:p>
-      <w:pPr>
-        <w:keepNext w:val="0"/>
-        <w:spacing w:after="0" w:before="0" w:line="240" w:lineRule="auto"/>
-        <w:ind w:right="-142"/>
-      </w:pPr>
-      <w:r>
-        <w:rPr>
-          <w:rFonts w:ascii="Consolas" w:hAnsi="Consolas" w:cs="Consolas" w:eastAsia="Consolas"/>
-          <w:b w:val="0"/>
-          <w:i w:val="0"/>
-          <w:sz w:val="18"/>
-        </w:rPr>
-        <w:t xml:space="preserve">    fprintf_s(f, "Дома, в которых жилая площадь на одного жильца менее %.2f кв. м:\n", s);</w:t>
-      </w:r>
-    </w:p>
-    <w:p>
-      <w:pPr>
-        <w:keepNext w:val="0"/>
-        <w:spacing w:after="0" w:before="0" w:line="240" w:lineRule="auto"/>
-        <w:ind w:right="-142"/>
-      </w:pPr>
-      <w:r>
-        <w:rPr>
-          <w:rFonts w:ascii="Consolas" w:hAnsi="Consolas" w:cs="Consolas" w:eastAsia="Consolas"/>
-          <w:b w:val="0"/>
-          <w:i w:val="0"/>
-          <w:sz w:val="18"/>
-        </w:rPr>
-      </w:r>
-    </w:p>
-    <w:p>
-      <w:pPr>
-        <w:keepNext w:val="0"/>
-        <w:spacing w:after="0" w:before="0" w:line="240" w:lineRule="auto"/>
-        <w:ind w:right="-142"/>
-      </w:pPr>
-      <w:r>
-        <w:rPr>
-          <w:rFonts w:ascii="Consolas" w:hAnsi="Consolas" w:cs="Consolas" w:eastAsia="Consolas"/>
-          <w:b w:val="0"/>
-          <w:i w:val="0"/>
-          <w:sz w:val="18"/>
-        </w:rPr>
-        <w:t xml:space="preserve">    int found = 0;</w:t>
-      </w:r>
-    </w:p>
-    <w:p>
-      <w:pPr>
-        <w:keepNext w:val="0"/>
-        <w:spacing w:after="0" w:before="0" w:line="240" w:lineRule="auto"/>
-        <w:ind w:right="-142"/>
-      </w:pPr>
-      <w:r>
-        <w:rPr>
-          <w:rFonts w:ascii="Consolas" w:hAnsi="Consolas" w:cs="Consolas" w:eastAsia="Consolas"/>
-          <w:b w:val="0"/>
-          <w:i w:val="0"/>
-          <w:sz w:val="18"/>
-        </w:rPr>
-        <w:t xml:space="preserve">    for (int i = 0; i &lt; N; i++)</w:t>
-      </w:r>
-    </w:p>
-    <w:p>
-      <w:pPr>
-        <w:keepNext w:val="0"/>
-        <w:spacing w:after="0" w:before="0" w:line="240" w:lineRule="auto"/>
-        <w:ind w:right="-142"/>
-      </w:pPr>
-      <w:r>
-        <w:rPr>
-          <w:rFonts w:ascii="Consolas" w:hAnsi="Consolas" w:cs="Consolas" w:eastAsia="Consolas"/>
-          <w:b w:val="0"/>
-          <w:i w:val="0"/>
-          <w:sz w:val="18"/>
-        </w:rPr>
-        <w:t xml:space="preserve">    {</w:t>
-      </w:r>
-    </w:p>
-    <w:p>
-      <w:pPr>
-        <w:keepNext w:val="0"/>
-        <w:spacing w:after="0" w:before="0" w:line="240" w:lineRule="auto"/>
-        <w:ind w:right="-142"/>
-      </w:pPr>
-      <w:r>
-        <w:rPr>
-          <w:rFonts w:ascii="Consolas" w:hAnsi="Consolas" w:cs="Consolas" w:eastAsia="Consolas"/>
-          <w:b w:val="0"/>
-          <w:i w:val="0"/>
-          <w:sz w:val="18"/>
-        </w:rPr>
-        <w:t xml:space="preserve">        double perResident = houses[i].area / houses[i].residents;</w:t>
-      </w:r>
-    </w:p>
-    <w:p>
-      <w:pPr>
-        <w:keepNext w:val="0"/>
-        <w:spacing w:after="0" w:before="0" w:line="240" w:lineRule="auto"/>
-        <w:ind w:right="-142"/>
-      </w:pPr>
-      <w:r>
-        <w:rPr>
-          <w:rFonts w:ascii="Consolas" w:hAnsi="Consolas" w:cs="Consolas" w:eastAsia="Consolas"/>
-          <w:b w:val="0"/>
-          <w:i w:val="0"/>
-          <w:sz w:val="18"/>
-        </w:rPr>
-        <w:t xml:space="preserve">        if (perResident &lt; s)</w:t>
-      </w:r>
-    </w:p>
-    <w:p>
-      <w:pPr>
-        <w:keepNext w:val="0"/>
-        <w:spacing w:after="0" w:before="0" w:line="240" w:lineRule="auto"/>
-        <w:ind w:right="-142"/>
-      </w:pPr>
-      <w:r>
-        <w:rPr>
-          <w:rFonts w:ascii="Consolas" w:hAnsi="Consolas" w:cs="Consolas" w:eastAsia="Consolas"/>
-          <w:b w:val="0"/>
-          <w:i w:val="0"/>
-          <w:sz w:val="18"/>
-        </w:rPr>
-        <w:t xml:space="preserve">        {</w:t>
-      </w:r>
-    </w:p>
-    <w:p>
-      <w:pPr>
-        <w:keepNext w:val="0"/>
-        <w:spacing w:after="0" w:before="0" w:line="240" w:lineRule="auto"/>
-        <w:ind w:right="-142"/>
-      </w:pPr>
-      <w:r>
-        <w:rPr>
-          <w:rFonts w:ascii="Consolas" w:hAnsi="Consolas" w:cs="Consolas" w:eastAsia="Consolas"/>
-          <w:b w:val="0"/>
-          <w:i w:val="0"/>
-          <w:sz w:val="18"/>
-        </w:rPr>
-        <w:t xml:space="preserve">            printf_s("%-30s площадь %8.1f, жильцов %4d, на 1 жильца %6.2f\n",</w:t>
-      </w:r>
-    </w:p>
-    <w:p>
-      <w:pPr>
-        <w:keepNext w:val="0"/>
-        <w:spacing w:after="0" w:before="0" w:line="240" w:lineRule="auto"/>
-        <w:ind w:right="-142"/>
-      </w:pPr>
-      <w:r>
-        <w:rPr>
-          <w:rFonts w:ascii="Consolas" w:hAnsi="Consolas" w:cs="Consolas" w:eastAsia="Consolas"/>
-          <w:b w:val="0"/>
-          <w:i w:val="0"/>
-          <w:sz w:val="18"/>
-        </w:rPr>
-        <w:t xml:space="preserve">                houses[i].address, houses[i].area, houses[i].residents, perResident);</w:t>
-      </w:r>
-    </w:p>
-    <w:p>
-      <w:pPr>
-        <w:keepNext w:val="0"/>
-        <w:spacing w:after="0" w:before="0" w:line="240" w:lineRule="auto"/>
-        <w:ind w:right="-142"/>
-      </w:pPr>
-      <w:r>
-        <w:rPr>
-          <w:rFonts w:ascii="Consolas" w:hAnsi="Consolas" w:cs="Consolas" w:eastAsia="Consolas"/>
-          <w:b w:val="0"/>
-          <w:i w:val="0"/>
-          <w:sz w:val="18"/>
-        </w:rPr>
-        <w:t xml:space="preserve">            fprintf_s(f, "%-30s площадь %8.1f, жильцов %4d, на 1 жильца %6.2f\n",</w:t>
-      </w:r>
-    </w:p>
-    <w:p>
-      <w:pPr>
-        <w:keepNext w:val="0"/>
-        <w:spacing w:after="0" w:before="0" w:line="240" w:lineRule="auto"/>
-        <w:ind w:right="-142"/>
-      </w:pPr>
-      <w:r>
-        <w:rPr>
-          <w:rFonts w:ascii="Consolas" w:hAnsi="Consolas" w:cs="Consolas" w:eastAsia="Consolas"/>
-          <w:b w:val="0"/>
-          <w:i w:val="0"/>
-          <w:sz w:val="18"/>
-        </w:rPr>
-        <w:t xml:space="preserve">                houses[i].address, houses[i].area, houses[i].residents, perResident);</w:t>
-      </w:r>
-    </w:p>
-    <w:p>
-      <w:pPr>
-        <w:keepNext w:val="0"/>
-        <w:spacing w:after="0" w:before="0" w:line="240" w:lineRule="auto"/>
-        <w:ind w:right="-142"/>
-      </w:pPr>
-      <w:r>
-        <w:rPr>
-          <w:rFonts w:ascii="Consolas" w:hAnsi="Consolas" w:cs="Consolas" w:eastAsia="Consolas"/>
-          <w:b w:val="0"/>
-          <w:i w:val="0"/>
-          <w:sz w:val="18"/>
-        </w:rPr>
-        <w:t xml:space="preserve">            found++;</w:t>
-      </w:r>
-    </w:p>
-    <w:p>
-      <w:pPr>
-        <w:keepNext w:val="0"/>
-        <w:spacing w:after="0" w:before="0" w:line="240" w:lineRule="auto"/>
-        <w:ind w:right="-142"/>
-      </w:pPr>
-      <w:r>
-        <w:rPr>
-          <w:rFonts w:ascii="Consolas" w:hAnsi="Consolas" w:cs="Consolas" w:eastAsia="Consolas"/>
-          <w:b w:val="0"/>
-          <w:i w:val="0"/>
-          <w:sz w:val="18"/>
-        </w:rPr>
-        <w:t xml:space="preserve">        }</w:t>
-      </w:r>
-    </w:p>
-    <w:p>
-      <w:pPr>
-        <w:keepNext w:val="0"/>
-        <w:spacing w:after="0" w:before="0" w:line="240" w:lineRule="auto"/>
-        <w:ind w:right="-142"/>
-      </w:pPr>
-      <w:r>
-        <w:rPr>
-          <w:rFonts w:ascii="Consolas" w:hAnsi="Consolas" w:cs="Consolas" w:eastAsia="Consolas"/>
-          <w:b w:val="0"/>
-          <w:i w:val="0"/>
-          <w:sz w:val="18"/>
-        </w:rPr>
-        <w:t xml:space="preserve">    }</w:t>
-      </w:r>
-    </w:p>
-    <w:p>
-      <w:pPr>
-        <w:keepNext w:val="0"/>
-        <w:spacing w:after="0" w:before="0" w:line="240" w:lineRule="auto"/>
-        <w:ind w:right="-142"/>
-      </w:pPr>
-      <w:r>
-        <w:rPr>
-          <w:rFonts w:ascii="Consolas" w:hAnsi="Consolas" w:cs="Consolas" w:eastAsia="Consolas"/>
-          <w:b w:val="0"/>
-          <w:i w:val="0"/>
-          <w:sz w:val="18"/>
-        </w:rPr>
-      </w:r>
-    </w:p>
-    <w:p>
-      <w:pPr>
-        <w:keepNext w:val="0"/>
-        <w:spacing w:after="0" w:before="0" w:line="240" w:lineRule="auto"/>
-        <w:ind w:right="-142"/>
-      </w:pPr>
-      <w:r>
-        <w:rPr>
-          <w:rFonts w:ascii="Consolas" w:hAnsi="Consolas" w:cs="Consolas" w:eastAsia="Consolas"/>
-          <w:b w:val="0"/>
-          <w:i w:val="0"/>
-          <w:sz w:val="18"/>
-        </w:rPr>
-        <w:t xml:space="preserve">    if (found == 0)</w:t>
-      </w:r>
-    </w:p>
-    <w:p>
-      <w:pPr>
-        <w:keepNext w:val="0"/>
-        <w:spacing w:after="0" w:before="0" w:line="240" w:lineRule="auto"/>
-        <w:ind w:right="-142"/>
-      </w:pPr>
-      <w:r>
-        <w:rPr>
-          <w:rFonts w:ascii="Consolas" w:hAnsi="Consolas" w:cs="Consolas" w:eastAsia="Consolas"/>
-          <w:b w:val="0"/>
-          <w:i w:val="0"/>
-          <w:sz w:val="18"/>
-        </w:rPr>
-        <w:t xml:space="preserve">    {</w:t>
-      </w:r>
-    </w:p>
-    <w:p>
-      <w:pPr>
-        <w:keepNext w:val="0"/>
-        <w:spacing w:after="0" w:before="0" w:line="240" w:lineRule="auto"/>
-        <w:ind w:right="-142"/>
-      </w:pPr>
-      <w:r>
-        <w:rPr>
-          <w:rFonts w:ascii="Consolas" w:hAnsi="Consolas" w:cs="Consolas" w:eastAsia="Consolas"/>
-          <w:b w:val="0"/>
-          <w:i w:val="0"/>
-          <w:sz w:val="18"/>
-        </w:rPr>
-        <w:t xml:space="preserve">        printf_s("Таких домов нет\n");</w:t>
-      </w:r>
-    </w:p>
-    <w:p>
-      <w:pPr>
-        <w:keepNext w:val="0"/>
-        <w:spacing w:after="0" w:before="0" w:line="240" w:lineRule="auto"/>
-        <w:ind w:right="-142"/>
-      </w:pPr>
-      <w:r>
-        <w:rPr>
-          <w:rFonts w:ascii="Consolas" w:hAnsi="Consolas" w:cs="Consolas" w:eastAsia="Consolas"/>
-          <w:b w:val="0"/>
-          <w:i w:val="0"/>
-          <w:sz w:val="18"/>
-        </w:rPr>
-        <w:t xml:space="preserve">        fprintf_s(f, "Таких домов нет\n");</w:t>
-      </w:r>
-    </w:p>
-    <w:p>
-      <w:pPr>
-        <w:keepNext w:val="0"/>
-        <w:spacing w:after="0" w:before="0" w:line="240" w:lineRule="auto"/>
-        <w:ind w:right="-142"/>
-      </w:pPr>
-      <w:r>
-        <w:rPr>
-          <w:rFonts w:ascii="Consolas" w:hAnsi="Consolas" w:cs="Consolas" w:eastAsia="Consolas"/>
-          <w:b w:val="0"/>
-          <w:i w:val="0"/>
-          <w:sz w:val="18"/>
-        </w:rPr>
-        <w:t xml:space="preserve">    }</w:t>
-      </w:r>
-    </w:p>
-    <w:p>
-      <w:pPr>
-        <w:keepNext w:val="0"/>
-        <w:spacing w:after="0" w:before="0" w:line="240" w:lineRule="auto"/>
-        <w:ind w:right="-142"/>
-      </w:pPr>
-      <w:r>
-        <w:rPr>
-          <w:rFonts w:ascii="Consolas" w:hAnsi="Consolas" w:cs="Consolas" w:eastAsia="Consolas"/>
-          <w:b w:val="0"/>
-          <w:i w:val="0"/>
-          <w:sz w:val="18"/>
-        </w:rPr>
-      </w:r>
-    </w:p>
-    <w:p>
-      <w:pPr>
-        <w:keepNext w:val="0"/>
-        <w:spacing w:after="0" w:before="0" w:line="240" w:lineRule="auto"/>
-        <w:ind w:right="-142"/>
-      </w:pPr>
-      <w:r>
-        <w:rPr>
-          <w:rFonts w:ascii="Consolas" w:hAnsi="Consolas" w:cs="Consolas" w:eastAsia="Consolas"/>
-          <w:b w:val="0"/>
-          <w:i w:val="0"/>
+        <w:spacing w:after="0" w:line="240" w:lineRule="auto"/>
+        <w:ind w:right="-142"/>
+      </w:pPr>
+    </w:p>
+    <w:p>
+      <w:pPr>
+        <w:spacing w:after="0" w:line="240" w:lineRule="auto"/>
+        <w:ind w:right="-142"/>
+      </w:pPr>
+      <w:r>
+        <w:rPr>
+          <w:rFonts w:ascii="Consolas" w:eastAsia="Consolas" w:hAnsi="Consolas" w:cs="Consolas"/>
           <w:sz w:val="18"/>
         </w:rPr>
         <w:t xml:space="preserve">    fclose(f);</w:t>
@@ -4629,15 +5874,12 @@
     </w:p>
     <w:p>
       <w:pPr>
-        <w:keepNext w:val="0"/>
-        <w:spacing w:after="0" w:before="0" w:line="240" w:lineRule="auto"/>
-        <w:ind w:right="-142"/>
-      </w:pPr>
-      <w:r>
-        <w:rPr>
-          <w:rFonts w:ascii="Consolas" w:hAnsi="Consolas" w:cs="Consolas" w:eastAsia="Consolas"/>
-          <w:b w:val="0"/>
-          <w:i w:val="0"/>
+        <w:spacing w:after="0" w:line="240" w:lineRule="auto"/>
+        <w:ind w:right="-142"/>
+      </w:pPr>
+      <w:r>
+        <w:rPr>
+          <w:rFonts w:ascii="Consolas" w:eastAsia="Consolas" w:hAnsi="Consolas" w:cs="Consolas"/>
           <w:sz w:val="18"/>
         </w:rPr>
         <w:t xml:space="preserve">    printf_s("\nРезультат записан в файл %s\n", fname);</w:t>
@@ -4645,30 +5887,18 @@
     </w:p>
     <w:p>
       <w:pPr>
-        <w:keepNext w:val="0"/>
-        <w:spacing w:after="0" w:before="0" w:line="240" w:lineRule="auto"/>
-        <w:ind w:right="-142"/>
-      </w:pPr>
-      <w:r>
-        <w:rPr>
-          <w:rFonts w:ascii="Consolas" w:hAnsi="Consolas" w:cs="Consolas" w:eastAsia="Consolas"/>
-          <w:b w:val="0"/>
-          <w:i w:val="0"/>
-          <w:sz w:val="18"/>
-        </w:rPr>
-      </w:r>
-    </w:p>
-    <w:p>
-      <w:pPr>
-        <w:keepNext w:val="0"/>
-        <w:spacing w:after="0" w:before="0" w:line="240" w:lineRule="auto"/>
-        <w:ind w:right="-142"/>
-      </w:pPr>
-      <w:r>
-        <w:rPr>
-          <w:rFonts w:ascii="Consolas" w:hAnsi="Consolas" w:cs="Consolas" w:eastAsia="Consolas"/>
-          <w:b w:val="0"/>
-          <w:i w:val="0"/>
+        <w:spacing w:after="0" w:line="240" w:lineRule="auto"/>
+        <w:ind w:right="-142"/>
+      </w:pPr>
+    </w:p>
+    <w:p>
+      <w:pPr>
+        <w:spacing w:after="0" w:line="240" w:lineRule="auto"/>
+        <w:ind w:right="-142"/>
+      </w:pPr>
+      <w:r>
+        <w:rPr>
+          <w:rFonts w:ascii="Consolas" w:eastAsia="Consolas" w:hAnsi="Consolas" w:cs="Consolas"/>
           <w:sz w:val="18"/>
         </w:rPr>
         <w:t xml:space="preserve">    return 0;</w:t>
@@ -4676,14 +5906,12 @@
     </w:p>
     <w:p>
       <w:pPr>
-        <w:spacing w:after="0" w:before="0" w:line="240" w:lineRule="auto"/>
-        <w:ind w:right="-142"/>
-      </w:pPr>
-      <w:r>
-        <w:rPr>
-          <w:rFonts w:ascii="Consolas" w:hAnsi="Consolas" w:cs="Consolas" w:eastAsia="Consolas"/>
-          <w:b w:val="0"/>
-          <w:i w:val="0"/>
+        <w:spacing w:after="0" w:line="240" w:lineRule="auto"/>
+        <w:ind w:right="-142"/>
+      </w:pPr>
+      <w:r>
+        <w:rPr>
+          <w:rFonts w:ascii="Consolas" w:eastAsia="Consolas" w:hAnsi="Consolas" w:cs="Consolas"/>
           <w:sz w:val="18"/>
         </w:rPr>
         <w:t>}</w:t>
@@ -4693,14 +5921,6 @@
       <w:pPr>
         <w:spacing w:after="0"/>
       </w:pPr>
-      <w:r>
-        <w:rPr>
-          <w:rFonts w:ascii="Times New Roman" w:hAnsi="Times New Roman" w:cs="Times New Roman" w:eastAsia="Times New Roman"/>
-          <w:b w:val="0"/>
-          <w:i w:val="0"/>
-          <w:sz w:val="28"/>
-        </w:rPr>
-      </w:r>
     </w:p>
     <w:p>
       <w:pPr>
@@ -4709,9 +5929,7 @@
       </w:pPr>
       <w:r>
         <w:rPr>
-          <w:rFonts w:ascii="Times New Roman" w:hAnsi="Times New Roman" w:cs="Times New Roman" w:eastAsia="Times New Roman"/>
-          <w:b w:val="0"/>
-          <w:i w:val="0"/>
+          <w:rFonts w:ascii="Times New Roman" w:eastAsia="Times New Roman" w:hAnsi="Times New Roman" w:cs="Times New Roman"/>
           <w:sz w:val="28"/>
         </w:rPr>
         <w:t>Листинг 2 – Приложение SPO_Lr1_SysInfo (файл SPO_Lr1_SysInfo.cpp)</w:t>
@@ -4720,284 +5938,1015 @@
     <w:p>
       <w:pPr>
         <w:keepNext/>
-        <w:spacing w:after="0" w:before="0" w:line="240" w:lineRule="auto"/>
-        <w:ind w:right="-142"/>
-      </w:pPr>
-      <w:r>
-        <w:rPr>
-          <w:rFonts w:ascii="Consolas" w:hAnsi="Consolas" w:cs="Consolas" w:eastAsia="Consolas"/>
-          <w:b w:val="0"/>
-          <w:i w:val="0"/>
-          <w:sz w:val="18"/>
-        </w:rPr>
-        <w:t>// Лабораторная работа № 1. Функции получения системной информации.</w:t>
+        <w:spacing w:after="0" w:line="240" w:lineRule="auto"/>
+        <w:ind w:right="-142"/>
+      </w:pPr>
+      <w:r>
+        <w:rPr>
+          <w:rFonts w:ascii="Consolas" w:eastAsia="Consolas" w:hAnsi="Consolas" w:cs="Consolas"/>
+          <w:sz w:val="18"/>
+        </w:rPr>
+        <w:t>#include &lt;</w:t>
+      </w:r>
+      <w:proofErr w:type="spellStart"/>
+      <w:r>
+        <w:rPr>
+          <w:rFonts w:ascii="Consolas" w:eastAsia="Consolas" w:hAnsi="Consolas" w:cs="Consolas"/>
+          <w:sz w:val="18"/>
+        </w:rPr>
+        <w:t>windows.h</w:t>
+      </w:r>
+      <w:proofErr w:type="spellEnd"/>
+      <w:r>
+        <w:rPr>
+          <w:rFonts w:ascii="Consolas" w:eastAsia="Consolas" w:hAnsi="Consolas" w:cs="Consolas"/>
+          <w:sz w:val="18"/>
+        </w:rPr>
+        <w:t>&gt;</w:t>
       </w:r>
     </w:p>
     <w:p>
       <w:pPr>
         <w:keepNext/>
-        <w:spacing w:after="0" w:before="0" w:line="240" w:lineRule="auto"/>
-        <w:ind w:right="-142"/>
-      </w:pPr>
-      <w:r>
-        <w:rPr>
-          <w:rFonts w:ascii="Consolas" w:hAnsi="Consolas" w:cs="Consolas" w:eastAsia="Consolas"/>
-          <w:b w:val="0"/>
-          <w:i w:val="0"/>
-          <w:sz w:val="18"/>
-        </w:rPr>
-        <w:t>// Задание 3, вариант 1: имя пользователя, имя компьютера.</w:t>
+        <w:spacing w:after="0" w:line="240" w:lineRule="auto"/>
+        <w:ind w:right="-142"/>
+      </w:pPr>
+      <w:r>
+        <w:rPr>
+          <w:rFonts w:ascii="Consolas" w:eastAsia="Consolas" w:hAnsi="Consolas" w:cs="Consolas"/>
+          <w:sz w:val="18"/>
+        </w:rPr>
+        <w:t>#include &lt;</w:t>
+      </w:r>
+      <w:proofErr w:type="spellStart"/>
+      <w:r>
+        <w:rPr>
+          <w:rFonts w:ascii="Consolas" w:eastAsia="Consolas" w:hAnsi="Consolas" w:cs="Consolas"/>
+          <w:sz w:val="18"/>
+        </w:rPr>
+        <w:t>lmcons.h</w:t>
+      </w:r>
+      <w:proofErr w:type="spellEnd"/>
+      <w:r>
+        <w:rPr>
+          <w:rFonts w:ascii="Consolas" w:eastAsia="Consolas" w:hAnsi="Consolas" w:cs="Consolas"/>
+          <w:sz w:val="18"/>
+        </w:rPr>
+        <w:t>&gt;</w:t>
       </w:r>
     </w:p>
     <w:p>
       <w:pPr>
         <w:keepNext/>
-        <w:spacing w:after="0" w:before="0" w:line="240" w:lineRule="auto"/>
-        <w:ind w:right="-142"/>
-      </w:pPr>
-      <w:r>
-        <w:rPr>
-          <w:rFonts w:ascii="Consolas" w:hAnsi="Consolas" w:cs="Consolas" w:eastAsia="Consolas"/>
-          <w:b w:val="0"/>
-          <w:i w:val="0"/>
-          <w:sz w:val="18"/>
-        </w:rPr>
+        <w:spacing w:after="0" w:line="240" w:lineRule="auto"/>
+        <w:ind w:right="-142"/>
+        <w:rPr>
+          <w:lang w:val="en-US"/>
+        </w:rPr>
+      </w:pPr>
+      <w:r>
+        <w:rPr>
+          <w:rFonts w:ascii="Consolas" w:eastAsia="Consolas" w:hAnsi="Consolas" w:cs="Consolas"/>
+          <w:sz w:val="18"/>
+          <w:lang w:val="en-US"/>
+        </w:rPr>
+        <w:t>#include &lt;</w:t>
+      </w:r>
+      <w:proofErr w:type="spellStart"/>
+      <w:r>
+        <w:rPr>
+          <w:rFonts w:ascii="Consolas" w:eastAsia="Consolas" w:hAnsi="Consolas" w:cs="Consolas"/>
+          <w:sz w:val="18"/>
+          <w:lang w:val="en-US"/>
+        </w:rPr>
+        <w:t>cstdio</w:t>
+      </w:r>
+      <w:proofErr w:type="spellEnd"/>
+      <w:r>
+        <w:rPr>
+          <w:rFonts w:ascii="Consolas" w:eastAsia="Consolas" w:hAnsi="Consolas" w:cs="Consolas"/>
+          <w:sz w:val="18"/>
+          <w:lang w:val="en-US"/>
+        </w:rPr>
+        <w:t>&gt;</w:t>
       </w:r>
     </w:p>
     <w:p>
       <w:pPr>
         <w:keepNext/>
-        <w:spacing w:after="0" w:before="0" w:line="240" w:lineRule="auto"/>
-        <w:ind w:right="-142"/>
-      </w:pPr>
-      <w:r>
-        <w:rPr>
-          <w:rFonts w:ascii="Consolas" w:hAnsi="Consolas" w:cs="Consolas" w:eastAsia="Consolas"/>
-          <w:b w:val="0"/>
-          <w:i w:val="0"/>
-          <w:sz w:val="18"/>
-        </w:rPr>
-        <w:t>#include &lt;windows.h&gt;</w:t>
+        <w:spacing w:after="0" w:line="240" w:lineRule="auto"/>
+        <w:ind w:right="-142"/>
+        <w:rPr>
+          <w:lang w:val="en-US"/>
+        </w:rPr>
+      </w:pPr>
+      <w:r>
+        <w:rPr>
+          <w:rFonts w:ascii="Consolas" w:eastAsia="Consolas" w:hAnsi="Consolas" w:cs="Consolas"/>
+          <w:sz w:val="18"/>
+          <w:lang w:val="en-US"/>
+        </w:rPr>
+        <w:t>#include &lt;</w:t>
+      </w:r>
+      <w:proofErr w:type="spellStart"/>
+      <w:r>
+        <w:rPr>
+          <w:rFonts w:ascii="Consolas" w:eastAsia="Consolas" w:hAnsi="Consolas" w:cs="Consolas"/>
+          <w:sz w:val="18"/>
+          <w:lang w:val="en-US"/>
+        </w:rPr>
+        <w:t>clocale</w:t>
+      </w:r>
+      <w:proofErr w:type="spellEnd"/>
+      <w:r>
+        <w:rPr>
+          <w:rFonts w:ascii="Consolas" w:eastAsia="Consolas" w:hAnsi="Consolas" w:cs="Consolas"/>
+          <w:sz w:val="18"/>
+          <w:lang w:val="en-US"/>
+        </w:rPr>
+        <w:t>&gt;</w:t>
       </w:r>
     </w:p>
     <w:p>
       <w:pPr>
         <w:keepNext/>
-        <w:spacing w:after="0" w:before="0" w:line="240" w:lineRule="auto"/>
-        <w:ind w:right="-142"/>
-      </w:pPr>
-      <w:r>
-        <w:rPr>
-          <w:rFonts w:ascii="Consolas" w:hAnsi="Consolas" w:cs="Consolas" w:eastAsia="Consolas"/>
-          <w:b w:val="0"/>
-          <w:i w:val="0"/>
-          <w:sz w:val="18"/>
-        </w:rPr>
-        <w:t>#include &lt;lmcons.h&gt;     // UNLEN — максимальная длина имени пользователя</w:t>
-      </w:r>
+        <w:spacing w:after="0" w:line="240" w:lineRule="auto"/>
+        <w:ind w:right="-142"/>
+        <w:rPr>
+          <w:lang w:val="en-US"/>
+        </w:rPr>
+      </w:pPr>
     </w:p>
     <w:p>
       <w:pPr>
         <w:keepNext/>
-        <w:spacing w:after="0" w:before="0" w:line="240" w:lineRule="auto"/>
-        <w:ind w:right="-142"/>
-      </w:pPr>
-      <w:r>
-        <w:rPr>
-          <w:rFonts w:ascii="Consolas" w:hAnsi="Consolas" w:cs="Consolas" w:eastAsia="Consolas"/>
-          <w:b w:val="0"/>
-          <w:i w:val="0"/>
-          <w:sz w:val="18"/>
-        </w:rPr>
-        <w:t>#include &lt;cstdio&gt;</w:t>
+        <w:spacing w:after="0" w:line="240" w:lineRule="auto"/>
+        <w:ind w:right="-142"/>
+        <w:rPr>
+          <w:lang w:val="en-US"/>
+        </w:rPr>
+      </w:pPr>
+      <w:r>
+        <w:rPr>
+          <w:rFonts w:ascii="Consolas" w:eastAsia="Consolas" w:hAnsi="Consolas" w:cs="Consolas"/>
+          <w:sz w:val="18"/>
+          <w:lang w:val="en-US"/>
+        </w:rPr>
+        <w:t>int main()</w:t>
       </w:r>
     </w:p>
     <w:p>
       <w:pPr>
         <w:keepNext/>
-        <w:spacing w:after="0" w:before="0" w:line="240" w:lineRule="auto"/>
-        <w:ind w:right="-142"/>
-      </w:pPr>
-      <w:r>
-        <w:rPr>
-          <w:rFonts w:ascii="Consolas" w:hAnsi="Consolas" w:cs="Consolas" w:eastAsia="Consolas"/>
-          <w:b w:val="0"/>
-          <w:i w:val="0"/>
-          <w:sz w:val="18"/>
-        </w:rPr>
-        <w:t>#include &lt;clocale&gt;</w:t>
+        <w:spacing w:after="0" w:line="240" w:lineRule="auto"/>
+        <w:ind w:right="-142"/>
+        <w:rPr>
+          <w:lang w:val="en-US"/>
+        </w:rPr>
+      </w:pPr>
+      <w:r>
+        <w:rPr>
+          <w:rFonts w:ascii="Consolas" w:eastAsia="Consolas" w:hAnsi="Consolas" w:cs="Consolas"/>
+          <w:sz w:val="18"/>
+          <w:lang w:val="en-US"/>
+        </w:rPr>
+        <w:t>{</w:t>
       </w:r>
     </w:p>
     <w:p>
       <w:pPr>
         <w:keepNext/>
-        <w:spacing w:after="0" w:before="0" w:line="240" w:lineRule="auto"/>
-        <w:ind w:right="-142"/>
-      </w:pPr>
-      <w:r>
-        <w:rPr>
-          <w:rFonts w:ascii="Consolas" w:hAnsi="Consolas" w:cs="Consolas" w:eastAsia="Consolas"/>
-          <w:b w:val="0"/>
-          <w:i w:val="0"/>
-          <w:sz w:val="18"/>
-        </w:rPr>
+        <w:spacing w:after="0" w:line="240" w:lineRule="auto"/>
+        <w:ind w:right="-142"/>
+        <w:rPr>
+          <w:lang w:val="en-US"/>
+        </w:rPr>
+      </w:pPr>
+      <w:r>
+        <w:rPr>
+          <w:rFonts w:ascii="Consolas" w:eastAsia="Consolas" w:hAnsi="Consolas" w:cs="Consolas"/>
+          <w:sz w:val="18"/>
+          <w:lang w:val="en-US"/>
+        </w:rPr>
+        <w:t xml:space="preserve">    </w:t>
+      </w:r>
+      <w:proofErr w:type="spellStart"/>
+      <w:r>
+        <w:rPr>
+          <w:rFonts w:ascii="Consolas" w:eastAsia="Consolas" w:hAnsi="Consolas" w:cs="Consolas"/>
+          <w:sz w:val="18"/>
+          <w:lang w:val="en-US"/>
+        </w:rPr>
+        <w:t>setlocale</w:t>
+      </w:r>
+      <w:proofErr w:type="spellEnd"/>
+      <w:r>
+        <w:rPr>
+          <w:rFonts w:ascii="Consolas" w:eastAsia="Consolas" w:hAnsi="Consolas" w:cs="Consolas"/>
+          <w:sz w:val="18"/>
+          <w:lang w:val="en-US"/>
+        </w:rPr>
+        <w:t>(LC_CTYPE, "</w:t>
+      </w:r>
+      <w:proofErr w:type="spellStart"/>
+      <w:r>
+        <w:rPr>
+          <w:rFonts w:ascii="Consolas" w:eastAsia="Consolas" w:hAnsi="Consolas" w:cs="Consolas"/>
+          <w:sz w:val="18"/>
+          <w:lang w:val="en-US"/>
+        </w:rPr>
+        <w:t>rus</w:t>
+      </w:r>
+      <w:proofErr w:type="spellEnd"/>
+      <w:r>
+        <w:rPr>
+          <w:rFonts w:ascii="Consolas" w:eastAsia="Consolas" w:hAnsi="Consolas" w:cs="Consolas"/>
+          <w:sz w:val="18"/>
+          <w:lang w:val="en-US"/>
+        </w:rPr>
+        <w:t>");</w:t>
       </w:r>
     </w:p>
     <w:p>
       <w:pPr>
         <w:keepNext/>
-        <w:spacing w:after="0" w:before="0" w:line="240" w:lineRule="auto"/>
-        <w:ind w:right="-142"/>
-      </w:pPr>
-      <w:r>
-        <w:rPr>
-          <w:rFonts w:ascii="Consolas" w:hAnsi="Consolas" w:cs="Consolas" w:eastAsia="Consolas"/>
-          <w:b w:val="0"/>
-          <w:i w:val="0"/>
-          <w:sz w:val="18"/>
-        </w:rPr>
-        <w:t>int main()</w:t>
-      </w:r>
+        <w:spacing w:after="0" w:line="240" w:lineRule="auto"/>
+        <w:ind w:right="-142"/>
+        <w:rPr>
+          <w:lang w:val="en-US"/>
+        </w:rPr>
+      </w:pPr>
     </w:p>
     <w:p>
       <w:pPr>
         <w:keepNext/>
-        <w:spacing w:after="0" w:before="0" w:line="240" w:lineRule="auto"/>
-        <w:ind w:right="-142"/>
-      </w:pPr>
-      <w:r>
-        <w:rPr>
-          <w:rFonts w:ascii="Consolas" w:hAnsi="Consolas" w:cs="Consolas" w:eastAsia="Consolas"/>
-          <w:b w:val="0"/>
-          <w:i w:val="0"/>
-          <w:sz w:val="18"/>
-        </w:rPr>
-        <w:t>{</w:t>
+        <w:spacing w:after="0" w:line="240" w:lineRule="auto"/>
+        <w:ind w:right="-142"/>
+        <w:rPr>
+          <w:lang w:val="en-US"/>
+        </w:rPr>
+      </w:pPr>
+      <w:r>
+        <w:rPr>
+          <w:rFonts w:ascii="Consolas" w:eastAsia="Consolas" w:hAnsi="Consolas" w:cs="Consolas"/>
+          <w:sz w:val="18"/>
+          <w:lang w:val="en-US"/>
+        </w:rPr>
+        <w:t xml:space="preserve">    // </w:t>
+      </w:r>
+      <w:r>
+        <w:rPr>
+          <w:rFonts w:ascii="Consolas" w:eastAsia="Consolas" w:hAnsi="Consolas" w:cs="Consolas"/>
+          <w:sz w:val="18"/>
+        </w:rPr>
+        <w:t>Имя</w:t>
+      </w:r>
+      <w:r>
+        <w:rPr>
+          <w:rFonts w:ascii="Consolas" w:eastAsia="Consolas" w:hAnsi="Consolas" w:cs="Consolas"/>
+          <w:sz w:val="18"/>
+          <w:lang w:val="en-US"/>
+        </w:rPr>
+        <w:t xml:space="preserve"> </w:t>
+      </w:r>
+      <w:r>
+        <w:rPr>
+          <w:rFonts w:ascii="Consolas" w:eastAsia="Consolas" w:hAnsi="Consolas" w:cs="Consolas"/>
+          <w:sz w:val="18"/>
+        </w:rPr>
+        <w:t>пользователя</w:t>
       </w:r>
     </w:p>
     <w:p>
       <w:pPr>
         <w:keepNext/>
-        <w:spacing w:after="0" w:before="0" w:line="240" w:lineRule="auto"/>
-        <w:ind w:right="-142"/>
-      </w:pPr>
-      <w:r>
-        <w:rPr>
-          <w:rFonts w:ascii="Consolas" w:hAnsi="Consolas" w:cs="Consolas" w:eastAsia="Consolas"/>
-          <w:b w:val="0"/>
-          <w:i w:val="0"/>
-          <w:sz w:val="18"/>
-        </w:rPr>
-        <w:t xml:space="preserve">    setlocale(LC_CTYPE, "rus");     // русификация вывода</w:t>
+        <w:spacing w:after="0" w:line="240" w:lineRule="auto"/>
+        <w:ind w:right="-142"/>
+        <w:rPr>
+          <w:lang w:val="en-US"/>
+        </w:rPr>
+      </w:pPr>
+      <w:r>
+        <w:rPr>
+          <w:rFonts w:ascii="Consolas" w:eastAsia="Consolas" w:hAnsi="Consolas" w:cs="Consolas"/>
+          <w:sz w:val="18"/>
+          <w:lang w:val="en-US"/>
+        </w:rPr>
+        <w:t xml:space="preserve">    TCHAR </w:t>
+      </w:r>
+      <w:proofErr w:type="spellStart"/>
+      <w:r>
+        <w:rPr>
+          <w:rFonts w:ascii="Consolas" w:eastAsia="Consolas" w:hAnsi="Consolas" w:cs="Consolas"/>
+          <w:sz w:val="18"/>
+          <w:lang w:val="en-US"/>
+        </w:rPr>
+        <w:t>userName</w:t>
+      </w:r>
+      <w:proofErr w:type="spellEnd"/>
+      <w:r>
+        <w:rPr>
+          <w:rFonts w:ascii="Consolas" w:eastAsia="Consolas" w:hAnsi="Consolas" w:cs="Consolas"/>
+          <w:sz w:val="18"/>
+          <w:lang w:val="en-US"/>
+        </w:rPr>
+        <w:t>[UNLEN + 1];</w:t>
       </w:r>
     </w:p>
     <w:p>
       <w:pPr>
         <w:keepNext/>
-        <w:spacing w:after="0" w:before="0" w:line="240" w:lineRule="auto"/>
-        <w:ind w:right="-142"/>
-      </w:pPr>
-      <w:r>
-        <w:rPr>
-          <w:rFonts w:ascii="Consolas" w:hAnsi="Consolas" w:cs="Consolas" w:eastAsia="Consolas"/>
-          <w:b w:val="0"/>
-          <w:i w:val="0"/>
-          <w:sz w:val="18"/>
-        </w:rPr>
+        <w:spacing w:after="0" w:line="240" w:lineRule="auto"/>
+        <w:ind w:right="-142"/>
+        <w:rPr>
+          <w:lang w:val="en-US"/>
+        </w:rPr>
+      </w:pPr>
+      <w:r>
+        <w:rPr>
+          <w:rFonts w:ascii="Consolas" w:eastAsia="Consolas" w:hAnsi="Consolas" w:cs="Consolas"/>
+          <w:sz w:val="18"/>
+          <w:lang w:val="en-US"/>
+        </w:rPr>
+        <w:t xml:space="preserve">    DWORD </w:t>
+      </w:r>
+      <w:proofErr w:type="spellStart"/>
+      <w:r>
+        <w:rPr>
+          <w:rFonts w:ascii="Consolas" w:eastAsia="Consolas" w:hAnsi="Consolas" w:cs="Consolas"/>
+          <w:sz w:val="18"/>
+          <w:lang w:val="en-US"/>
+        </w:rPr>
+        <w:t>userSize</w:t>
+      </w:r>
+      <w:proofErr w:type="spellEnd"/>
+      <w:r>
+        <w:rPr>
+          <w:rFonts w:ascii="Consolas" w:eastAsia="Consolas" w:hAnsi="Consolas" w:cs="Consolas"/>
+          <w:sz w:val="18"/>
+          <w:lang w:val="en-US"/>
+        </w:rPr>
+        <w:t xml:space="preserve"> = _</w:t>
+      </w:r>
+      <w:proofErr w:type="spellStart"/>
+      <w:r>
+        <w:rPr>
+          <w:rFonts w:ascii="Consolas" w:eastAsia="Consolas" w:hAnsi="Consolas" w:cs="Consolas"/>
+          <w:sz w:val="18"/>
+          <w:lang w:val="en-US"/>
+        </w:rPr>
+        <w:t>countof</w:t>
+      </w:r>
+      <w:proofErr w:type="spellEnd"/>
+      <w:r>
+        <w:rPr>
+          <w:rFonts w:ascii="Consolas" w:eastAsia="Consolas" w:hAnsi="Consolas" w:cs="Consolas"/>
+          <w:sz w:val="18"/>
+          <w:lang w:val="en-US"/>
+        </w:rPr>
+        <w:t>(</w:t>
+      </w:r>
+      <w:proofErr w:type="spellStart"/>
+      <w:r>
+        <w:rPr>
+          <w:rFonts w:ascii="Consolas" w:eastAsia="Consolas" w:hAnsi="Consolas" w:cs="Consolas"/>
+          <w:sz w:val="18"/>
+          <w:lang w:val="en-US"/>
+        </w:rPr>
+        <w:t>userName</w:t>
+      </w:r>
+      <w:proofErr w:type="spellEnd"/>
+      <w:r>
+        <w:rPr>
+          <w:rFonts w:ascii="Consolas" w:eastAsia="Consolas" w:hAnsi="Consolas" w:cs="Consolas"/>
+          <w:sz w:val="18"/>
+          <w:lang w:val="en-US"/>
+        </w:rPr>
+        <w:t>);</w:t>
       </w:r>
     </w:p>
     <w:p>
       <w:pPr>
         <w:keepNext/>
-        <w:spacing w:after="0" w:before="0" w:line="240" w:lineRule="auto"/>
-        <w:ind w:right="-142"/>
-      </w:pPr>
-      <w:r>
-        <w:rPr>
-          <w:rFonts w:ascii="Consolas" w:hAnsi="Consolas" w:cs="Consolas" w:eastAsia="Consolas"/>
-          <w:b w:val="0"/>
-          <w:i w:val="0"/>
-          <w:sz w:val="18"/>
-        </w:rPr>
-        <w:t xml:space="preserve">    // Имя пользователя</w:t>
+        <w:spacing w:after="0" w:line="240" w:lineRule="auto"/>
+        <w:ind w:right="-142"/>
+        <w:rPr>
+          <w:lang w:val="en-US"/>
+        </w:rPr>
+      </w:pPr>
+      <w:r>
+        <w:rPr>
+          <w:rFonts w:ascii="Consolas" w:eastAsia="Consolas" w:hAnsi="Consolas" w:cs="Consolas"/>
+          <w:sz w:val="18"/>
+          <w:lang w:val="en-US"/>
+        </w:rPr>
+        <w:t xml:space="preserve">    if (</w:t>
+      </w:r>
+      <w:proofErr w:type="spellStart"/>
+      <w:r>
+        <w:rPr>
+          <w:rFonts w:ascii="Consolas" w:eastAsia="Consolas" w:hAnsi="Consolas" w:cs="Consolas"/>
+          <w:sz w:val="18"/>
+          <w:lang w:val="en-US"/>
+        </w:rPr>
+        <w:t>GetUserName</w:t>
+      </w:r>
+      <w:proofErr w:type="spellEnd"/>
+      <w:r>
+        <w:rPr>
+          <w:rFonts w:ascii="Consolas" w:eastAsia="Consolas" w:hAnsi="Consolas" w:cs="Consolas"/>
+          <w:sz w:val="18"/>
+          <w:lang w:val="en-US"/>
+        </w:rPr>
+        <w:t>(</w:t>
+      </w:r>
+      <w:proofErr w:type="spellStart"/>
+      <w:r>
+        <w:rPr>
+          <w:rFonts w:ascii="Consolas" w:eastAsia="Consolas" w:hAnsi="Consolas" w:cs="Consolas"/>
+          <w:sz w:val="18"/>
+          <w:lang w:val="en-US"/>
+        </w:rPr>
+        <w:t>userName</w:t>
+      </w:r>
+      <w:proofErr w:type="spellEnd"/>
+      <w:r>
+        <w:rPr>
+          <w:rFonts w:ascii="Consolas" w:eastAsia="Consolas" w:hAnsi="Consolas" w:cs="Consolas"/>
+          <w:sz w:val="18"/>
+          <w:lang w:val="en-US"/>
+        </w:rPr>
+        <w:t>, &amp;</w:t>
+      </w:r>
+      <w:proofErr w:type="spellStart"/>
+      <w:r>
+        <w:rPr>
+          <w:rFonts w:ascii="Consolas" w:eastAsia="Consolas" w:hAnsi="Consolas" w:cs="Consolas"/>
+          <w:sz w:val="18"/>
+          <w:lang w:val="en-US"/>
+        </w:rPr>
+        <w:t>userSize</w:t>
+      </w:r>
+      <w:proofErr w:type="spellEnd"/>
+      <w:r>
+        <w:rPr>
+          <w:rFonts w:ascii="Consolas" w:eastAsia="Consolas" w:hAnsi="Consolas" w:cs="Consolas"/>
+          <w:sz w:val="18"/>
+          <w:lang w:val="en-US"/>
+        </w:rPr>
+        <w:t>))</w:t>
       </w:r>
     </w:p>
     <w:p>
       <w:pPr>
         <w:keepNext/>
-        <w:spacing w:after="0" w:before="0" w:line="240" w:lineRule="auto"/>
-        <w:ind w:right="-142"/>
-      </w:pPr>
-      <w:r>
-        <w:rPr>
-          <w:rFonts w:ascii="Consolas" w:hAnsi="Consolas" w:cs="Consolas" w:eastAsia="Consolas"/>
-          <w:b w:val="0"/>
-          <w:i w:val="0"/>
-          <w:sz w:val="18"/>
-        </w:rPr>
-        <w:t xml:space="preserve">    TCHAR userName[UNLEN + 1];</w:t>
+        <w:spacing w:after="0" w:line="240" w:lineRule="auto"/>
+        <w:ind w:right="-142"/>
+        <w:rPr>
+          <w:lang w:val="en-US"/>
+        </w:rPr>
+      </w:pPr>
+      <w:r>
+        <w:rPr>
+          <w:rFonts w:ascii="Consolas" w:eastAsia="Consolas" w:hAnsi="Consolas" w:cs="Consolas"/>
+          <w:sz w:val="18"/>
+          <w:lang w:val="en-US"/>
+        </w:rPr>
+        <w:t xml:space="preserve">        </w:t>
+      </w:r>
+      <w:proofErr w:type="spellStart"/>
+      <w:r>
+        <w:rPr>
+          <w:rFonts w:ascii="Consolas" w:eastAsia="Consolas" w:hAnsi="Consolas" w:cs="Consolas"/>
+          <w:sz w:val="18"/>
+          <w:lang w:val="en-US"/>
+        </w:rPr>
+        <w:t>wprintf_s</w:t>
+      </w:r>
+      <w:proofErr w:type="spellEnd"/>
+      <w:r>
+        <w:rPr>
+          <w:rFonts w:ascii="Consolas" w:eastAsia="Consolas" w:hAnsi="Consolas" w:cs="Consolas"/>
+          <w:sz w:val="18"/>
+          <w:lang w:val="en-US"/>
+        </w:rPr>
+        <w:t>(L"</w:t>
+      </w:r>
+      <w:r>
+        <w:rPr>
+          <w:rFonts w:ascii="Consolas" w:eastAsia="Consolas" w:hAnsi="Consolas" w:cs="Consolas"/>
+          <w:sz w:val="18"/>
+        </w:rPr>
+        <w:t>Имя</w:t>
+      </w:r>
+      <w:r>
+        <w:rPr>
+          <w:rFonts w:ascii="Consolas" w:eastAsia="Consolas" w:hAnsi="Consolas" w:cs="Consolas"/>
+          <w:sz w:val="18"/>
+          <w:lang w:val="en-US"/>
+        </w:rPr>
+        <w:t xml:space="preserve"> </w:t>
+      </w:r>
+      <w:r>
+        <w:rPr>
+          <w:rFonts w:ascii="Consolas" w:eastAsia="Consolas" w:hAnsi="Consolas" w:cs="Consolas"/>
+          <w:sz w:val="18"/>
+        </w:rPr>
+        <w:t>пользователя</w:t>
+      </w:r>
+      <w:r>
+        <w:rPr>
+          <w:rFonts w:ascii="Consolas" w:eastAsia="Consolas" w:hAnsi="Consolas" w:cs="Consolas"/>
+          <w:sz w:val="18"/>
+          <w:lang w:val="en-US"/>
+        </w:rPr>
+        <w:t xml:space="preserve">: %s\n", </w:t>
+      </w:r>
+      <w:proofErr w:type="spellStart"/>
+      <w:r>
+        <w:rPr>
+          <w:rFonts w:ascii="Consolas" w:eastAsia="Consolas" w:hAnsi="Consolas" w:cs="Consolas"/>
+          <w:sz w:val="18"/>
+          <w:lang w:val="en-US"/>
+        </w:rPr>
+        <w:t>userName</w:t>
+      </w:r>
+      <w:proofErr w:type="spellEnd"/>
+      <w:r>
+        <w:rPr>
+          <w:rFonts w:ascii="Consolas" w:eastAsia="Consolas" w:hAnsi="Consolas" w:cs="Consolas"/>
+          <w:sz w:val="18"/>
+          <w:lang w:val="en-US"/>
+        </w:rPr>
+        <w:t>);</w:t>
       </w:r>
     </w:p>
     <w:p>
       <w:pPr>
         <w:keepNext/>
-        <w:spacing w:after="0" w:before="0" w:line="240" w:lineRule="auto"/>
-        <w:ind w:right="-142"/>
-      </w:pPr>
-      <w:r>
-        <w:rPr>
-          <w:rFonts w:ascii="Consolas" w:hAnsi="Consolas" w:cs="Consolas" w:eastAsia="Consolas"/>
-          <w:b w:val="0"/>
-          <w:i w:val="0"/>
-          <w:sz w:val="18"/>
-        </w:rPr>
-        <w:t xml:space="preserve">    DWORD userSize = _countof(userName);    // размер буфера в символах</w:t>
+        <w:spacing w:after="0" w:line="240" w:lineRule="auto"/>
+        <w:ind w:right="-142"/>
+        <w:rPr>
+          <w:lang w:val="en-US"/>
+        </w:rPr>
+      </w:pPr>
+      <w:r>
+        <w:rPr>
+          <w:rFonts w:ascii="Consolas" w:eastAsia="Consolas" w:hAnsi="Consolas" w:cs="Consolas"/>
+          <w:sz w:val="18"/>
+          <w:lang w:val="en-US"/>
+        </w:rPr>
+        <w:t xml:space="preserve">    else</w:t>
       </w:r>
     </w:p>
     <w:p>
       <w:pPr>
         <w:keepNext/>
-        <w:spacing w:after="0" w:before="0" w:line="240" w:lineRule="auto"/>
-        <w:ind w:right="-142"/>
-      </w:pPr>
-      <w:r>
-        <w:rPr>
-          <w:rFonts w:ascii="Consolas" w:hAnsi="Consolas" w:cs="Consolas" w:eastAsia="Consolas"/>
-          <w:b w:val="0"/>
-          <w:i w:val="0"/>
-          <w:sz w:val="18"/>
-        </w:rPr>
-        <w:t xml:space="preserve">    if (GetUserName(userName, &amp;userSize))</w:t>
+        <w:spacing w:after="0" w:line="240" w:lineRule="auto"/>
+        <w:ind w:right="-142"/>
+        <w:rPr>
+          <w:lang w:val="en-US"/>
+        </w:rPr>
+      </w:pPr>
+      <w:r>
+        <w:rPr>
+          <w:rFonts w:ascii="Consolas" w:eastAsia="Consolas" w:hAnsi="Consolas" w:cs="Consolas"/>
+          <w:sz w:val="18"/>
+          <w:lang w:val="en-US"/>
+        </w:rPr>
+        <w:t xml:space="preserve">        </w:t>
+      </w:r>
+      <w:proofErr w:type="spellStart"/>
+      <w:r>
+        <w:rPr>
+          <w:rFonts w:ascii="Consolas" w:eastAsia="Consolas" w:hAnsi="Consolas" w:cs="Consolas"/>
+          <w:sz w:val="18"/>
+          <w:lang w:val="en-US"/>
+        </w:rPr>
+        <w:t>wprintf_s</w:t>
+      </w:r>
+      <w:proofErr w:type="spellEnd"/>
+      <w:r>
+        <w:rPr>
+          <w:rFonts w:ascii="Consolas" w:eastAsia="Consolas" w:hAnsi="Consolas" w:cs="Consolas"/>
+          <w:sz w:val="18"/>
+          <w:lang w:val="en-US"/>
+        </w:rPr>
+        <w:t>(L"</w:t>
+      </w:r>
+      <w:r>
+        <w:rPr>
+          <w:rFonts w:ascii="Consolas" w:eastAsia="Consolas" w:hAnsi="Consolas" w:cs="Consolas"/>
+          <w:sz w:val="18"/>
+        </w:rPr>
+        <w:t>Ошибка</w:t>
+      </w:r>
+      <w:r>
+        <w:rPr>
+          <w:rFonts w:ascii="Consolas" w:eastAsia="Consolas" w:hAnsi="Consolas" w:cs="Consolas"/>
+          <w:sz w:val="18"/>
+          <w:lang w:val="en-US"/>
+        </w:rPr>
+        <w:t xml:space="preserve"> </w:t>
+      </w:r>
+      <w:proofErr w:type="spellStart"/>
+      <w:r>
+        <w:rPr>
+          <w:rFonts w:ascii="Consolas" w:eastAsia="Consolas" w:hAnsi="Consolas" w:cs="Consolas"/>
+          <w:sz w:val="18"/>
+          <w:lang w:val="en-US"/>
+        </w:rPr>
+        <w:t>GetUserName</w:t>
+      </w:r>
+      <w:proofErr w:type="spellEnd"/>
+      <w:r>
+        <w:rPr>
+          <w:rFonts w:ascii="Consolas" w:eastAsia="Consolas" w:hAnsi="Consolas" w:cs="Consolas"/>
+          <w:sz w:val="18"/>
+          <w:lang w:val="en-US"/>
+        </w:rPr>
+        <w:t xml:space="preserve">, </w:t>
+      </w:r>
+      <w:r>
+        <w:rPr>
+          <w:rFonts w:ascii="Consolas" w:eastAsia="Consolas" w:hAnsi="Consolas" w:cs="Consolas"/>
+          <w:sz w:val="18"/>
+        </w:rPr>
+        <w:t>код</w:t>
+      </w:r>
+      <w:r>
+        <w:rPr>
+          <w:rFonts w:ascii="Consolas" w:eastAsia="Consolas" w:hAnsi="Consolas" w:cs="Consolas"/>
+          <w:sz w:val="18"/>
+          <w:lang w:val="en-US"/>
+        </w:rPr>
+        <w:t xml:space="preserve"> %</w:t>
+      </w:r>
+      <w:proofErr w:type="spellStart"/>
+      <w:r>
+        <w:rPr>
+          <w:rFonts w:ascii="Consolas" w:eastAsia="Consolas" w:hAnsi="Consolas" w:cs="Consolas"/>
+          <w:sz w:val="18"/>
+          <w:lang w:val="en-US"/>
+        </w:rPr>
+        <w:t>lu</w:t>
+      </w:r>
+      <w:proofErr w:type="spellEnd"/>
+      <w:r>
+        <w:rPr>
+          <w:rFonts w:ascii="Consolas" w:eastAsia="Consolas" w:hAnsi="Consolas" w:cs="Consolas"/>
+          <w:sz w:val="18"/>
+          <w:lang w:val="en-US"/>
+        </w:rPr>
+        <w:t xml:space="preserve">\n", </w:t>
+      </w:r>
+      <w:proofErr w:type="spellStart"/>
+      <w:r>
+        <w:rPr>
+          <w:rFonts w:ascii="Consolas" w:eastAsia="Consolas" w:hAnsi="Consolas" w:cs="Consolas"/>
+          <w:sz w:val="18"/>
+          <w:lang w:val="en-US"/>
+        </w:rPr>
+        <w:t>GetLastError</w:t>
+      </w:r>
+      <w:proofErr w:type="spellEnd"/>
+      <w:r>
+        <w:rPr>
+          <w:rFonts w:ascii="Consolas" w:eastAsia="Consolas" w:hAnsi="Consolas" w:cs="Consolas"/>
+          <w:sz w:val="18"/>
+          <w:lang w:val="en-US"/>
+        </w:rPr>
+        <w:t>());</w:t>
       </w:r>
     </w:p>
     <w:p>
       <w:pPr>
         <w:keepNext/>
-        <w:spacing w:after="0" w:before="0" w:line="240" w:lineRule="auto"/>
-        <w:ind w:right="-142"/>
-      </w:pPr>
-      <w:r>
-        <w:rPr>
-          <w:rFonts w:ascii="Consolas" w:hAnsi="Consolas" w:cs="Consolas" w:eastAsia="Consolas"/>
-          <w:b w:val="0"/>
-          <w:i w:val="0"/>
-          <w:sz w:val="18"/>
-        </w:rPr>
-        <w:t xml:space="preserve">        wprintf_s(L"Имя пользователя: %s\n", userName);</w:t>
-      </w:r>
+        <w:spacing w:after="0" w:line="240" w:lineRule="auto"/>
+        <w:ind w:right="-142"/>
+        <w:rPr>
+          <w:lang w:val="en-US"/>
+        </w:rPr>
+      </w:pPr>
     </w:p>
     <w:p>
       <w:pPr>
         <w:keepNext/>
-        <w:spacing w:after="0" w:before="0" w:line="240" w:lineRule="auto"/>
-        <w:ind w:right="-142"/>
-      </w:pPr>
-      <w:r>
-        <w:rPr>
-          <w:rFonts w:ascii="Consolas" w:hAnsi="Consolas" w:cs="Consolas" w:eastAsia="Consolas"/>
-          <w:b w:val="0"/>
-          <w:i w:val="0"/>
-          <w:sz w:val="18"/>
+        <w:spacing w:after="0" w:line="240" w:lineRule="auto"/>
+        <w:ind w:right="-142"/>
+        <w:rPr>
+          <w:lang w:val="en-US"/>
+        </w:rPr>
+      </w:pPr>
+      <w:r>
+        <w:rPr>
+          <w:rFonts w:ascii="Consolas" w:eastAsia="Consolas" w:hAnsi="Consolas" w:cs="Consolas"/>
+          <w:sz w:val="18"/>
+          <w:lang w:val="en-US"/>
+        </w:rPr>
+        <w:t xml:space="preserve">    // </w:t>
+      </w:r>
+      <w:r>
+        <w:rPr>
+          <w:rFonts w:ascii="Consolas" w:eastAsia="Consolas" w:hAnsi="Consolas" w:cs="Consolas"/>
+          <w:sz w:val="18"/>
+        </w:rPr>
+        <w:t>Имя</w:t>
+      </w:r>
+      <w:r>
+        <w:rPr>
+          <w:rFonts w:ascii="Consolas" w:eastAsia="Consolas" w:hAnsi="Consolas" w:cs="Consolas"/>
+          <w:sz w:val="18"/>
+          <w:lang w:val="en-US"/>
+        </w:rPr>
+        <w:t xml:space="preserve"> </w:t>
+      </w:r>
+      <w:r>
+        <w:rPr>
+          <w:rFonts w:ascii="Consolas" w:eastAsia="Consolas" w:hAnsi="Consolas" w:cs="Consolas"/>
+          <w:sz w:val="18"/>
+        </w:rPr>
+        <w:t>компьютера</w:t>
+      </w:r>
+    </w:p>
+    <w:p>
+      <w:pPr>
+        <w:keepNext/>
+        <w:spacing w:after="0" w:line="240" w:lineRule="auto"/>
+        <w:ind w:right="-142"/>
+        <w:rPr>
+          <w:lang w:val="en-US"/>
+        </w:rPr>
+      </w:pPr>
+      <w:r>
+        <w:rPr>
+          <w:rFonts w:ascii="Consolas" w:eastAsia="Consolas" w:hAnsi="Consolas" w:cs="Consolas"/>
+          <w:sz w:val="18"/>
+          <w:lang w:val="en-US"/>
+        </w:rPr>
+        <w:t xml:space="preserve">    TCHAR </w:t>
+      </w:r>
+      <w:proofErr w:type="spellStart"/>
+      <w:r>
+        <w:rPr>
+          <w:rFonts w:ascii="Consolas" w:eastAsia="Consolas" w:hAnsi="Consolas" w:cs="Consolas"/>
+          <w:sz w:val="18"/>
+          <w:lang w:val="en-US"/>
+        </w:rPr>
+        <w:t>computerName</w:t>
+      </w:r>
+      <w:proofErr w:type="spellEnd"/>
+      <w:r>
+        <w:rPr>
+          <w:rFonts w:ascii="Consolas" w:eastAsia="Consolas" w:hAnsi="Consolas" w:cs="Consolas"/>
+          <w:sz w:val="18"/>
+          <w:lang w:val="en-US"/>
+        </w:rPr>
+        <w:t>[MAX_COMPUTERNAME_LENGTH + 1];</w:t>
+      </w:r>
+    </w:p>
+    <w:p>
+      <w:pPr>
+        <w:keepNext/>
+        <w:spacing w:after="0" w:line="240" w:lineRule="auto"/>
+        <w:ind w:right="-142"/>
+        <w:rPr>
+          <w:lang w:val="en-US"/>
+        </w:rPr>
+      </w:pPr>
+      <w:r>
+        <w:rPr>
+          <w:rFonts w:ascii="Consolas" w:eastAsia="Consolas" w:hAnsi="Consolas" w:cs="Consolas"/>
+          <w:sz w:val="18"/>
+          <w:lang w:val="en-US"/>
+        </w:rPr>
+        <w:t xml:space="preserve">    DWORD </w:t>
+      </w:r>
+      <w:proofErr w:type="spellStart"/>
+      <w:r>
+        <w:rPr>
+          <w:rFonts w:ascii="Consolas" w:eastAsia="Consolas" w:hAnsi="Consolas" w:cs="Consolas"/>
+          <w:sz w:val="18"/>
+          <w:lang w:val="en-US"/>
+        </w:rPr>
+        <w:t>computerSize</w:t>
+      </w:r>
+      <w:proofErr w:type="spellEnd"/>
+      <w:r>
+        <w:rPr>
+          <w:rFonts w:ascii="Consolas" w:eastAsia="Consolas" w:hAnsi="Consolas" w:cs="Consolas"/>
+          <w:sz w:val="18"/>
+          <w:lang w:val="en-US"/>
+        </w:rPr>
+        <w:t xml:space="preserve"> = _</w:t>
+      </w:r>
+      <w:proofErr w:type="spellStart"/>
+      <w:r>
+        <w:rPr>
+          <w:rFonts w:ascii="Consolas" w:eastAsia="Consolas" w:hAnsi="Consolas" w:cs="Consolas"/>
+          <w:sz w:val="18"/>
+          <w:lang w:val="en-US"/>
+        </w:rPr>
+        <w:t>countof</w:t>
+      </w:r>
+      <w:proofErr w:type="spellEnd"/>
+      <w:r>
+        <w:rPr>
+          <w:rFonts w:ascii="Consolas" w:eastAsia="Consolas" w:hAnsi="Consolas" w:cs="Consolas"/>
+          <w:sz w:val="18"/>
+          <w:lang w:val="en-US"/>
+        </w:rPr>
+        <w:t>(</w:t>
+      </w:r>
+      <w:proofErr w:type="spellStart"/>
+      <w:r>
+        <w:rPr>
+          <w:rFonts w:ascii="Consolas" w:eastAsia="Consolas" w:hAnsi="Consolas" w:cs="Consolas"/>
+          <w:sz w:val="18"/>
+          <w:lang w:val="en-US"/>
+        </w:rPr>
+        <w:t>computerName</w:t>
+      </w:r>
+      <w:proofErr w:type="spellEnd"/>
+      <w:r>
+        <w:rPr>
+          <w:rFonts w:ascii="Consolas" w:eastAsia="Consolas" w:hAnsi="Consolas" w:cs="Consolas"/>
+          <w:sz w:val="18"/>
+          <w:lang w:val="en-US"/>
+        </w:rPr>
+        <w:t>);</w:t>
+      </w:r>
+    </w:p>
+    <w:p>
+      <w:pPr>
+        <w:keepNext/>
+        <w:spacing w:after="0" w:line="240" w:lineRule="auto"/>
+        <w:ind w:right="-142"/>
+        <w:rPr>
+          <w:lang w:val="en-US"/>
+        </w:rPr>
+      </w:pPr>
+      <w:r>
+        <w:rPr>
+          <w:rFonts w:ascii="Consolas" w:eastAsia="Consolas" w:hAnsi="Consolas" w:cs="Consolas"/>
+          <w:sz w:val="18"/>
+          <w:lang w:val="en-US"/>
+        </w:rPr>
+        <w:t xml:space="preserve">    if (</w:t>
+      </w:r>
+      <w:proofErr w:type="spellStart"/>
+      <w:r>
+        <w:rPr>
+          <w:rFonts w:ascii="Consolas" w:eastAsia="Consolas" w:hAnsi="Consolas" w:cs="Consolas"/>
+          <w:sz w:val="18"/>
+          <w:lang w:val="en-US"/>
+        </w:rPr>
+        <w:t>GetComputerName</w:t>
+      </w:r>
+      <w:proofErr w:type="spellEnd"/>
+      <w:r>
+        <w:rPr>
+          <w:rFonts w:ascii="Consolas" w:eastAsia="Consolas" w:hAnsi="Consolas" w:cs="Consolas"/>
+          <w:sz w:val="18"/>
+          <w:lang w:val="en-US"/>
+        </w:rPr>
+        <w:t>(</w:t>
+      </w:r>
+      <w:proofErr w:type="spellStart"/>
+      <w:r>
+        <w:rPr>
+          <w:rFonts w:ascii="Consolas" w:eastAsia="Consolas" w:hAnsi="Consolas" w:cs="Consolas"/>
+          <w:sz w:val="18"/>
+          <w:lang w:val="en-US"/>
+        </w:rPr>
+        <w:t>computerName</w:t>
+      </w:r>
+      <w:proofErr w:type="spellEnd"/>
+      <w:r>
+        <w:rPr>
+          <w:rFonts w:ascii="Consolas" w:eastAsia="Consolas" w:hAnsi="Consolas" w:cs="Consolas"/>
+          <w:sz w:val="18"/>
+          <w:lang w:val="en-US"/>
+        </w:rPr>
+        <w:t>, &amp;</w:t>
+      </w:r>
+      <w:proofErr w:type="spellStart"/>
+      <w:r>
+        <w:rPr>
+          <w:rFonts w:ascii="Consolas" w:eastAsia="Consolas" w:hAnsi="Consolas" w:cs="Consolas"/>
+          <w:sz w:val="18"/>
+          <w:lang w:val="en-US"/>
+        </w:rPr>
+        <w:t>computerSize</w:t>
+      </w:r>
+      <w:proofErr w:type="spellEnd"/>
+      <w:r>
+        <w:rPr>
+          <w:rFonts w:ascii="Consolas" w:eastAsia="Consolas" w:hAnsi="Consolas" w:cs="Consolas"/>
+          <w:sz w:val="18"/>
+          <w:lang w:val="en-US"/>
+        </w:rPr>
+        <w:t>))</w:t>
+      </w:r>
+    </w:p>
+    <w:p>
+      <w:pPr>
+        <w:keepNext/>
+        <w:spacing w:after="0" w:line="240" w:lineRule="auto"/>
+        <w:ind w:right="-142"/>
+        <w:rPr>
+          <w:lang w:val="en-US"/>
+        </w:rPr>
+      </w:pPr>
+      <w:r>
+        <w:rPr>
+          <w:rFonts w:ascii="Consolas" w:eastAsia="Consolas" w:hAnsi="Consolas" w:cs="Consolas"/>
+          <w:sz w:val="18"/>
+          <w:lang w:val="en-US"/>
+        </w:rPr>
+        <w:t xml:space="preserve">        </w:t>
+      </w:r>
+      <w:proofErr w:type="spellStart"/>
+      <w:r>
+        <w:rPr>
+          <w:rFonts w:ascii="Consolas" w:eastAsia="Consolas" w:hAnsi="Consolas" w:cs="Consolas"/>
+          <w:sz w:val="18"/>
+          <w:lang w:val="en-US"/>
+        </w:rPr>
+        <w:t>wprintf_s</w:t>
+      </w:r>
+      <w:proofErr w:type="spellEnd"/>
+      <w:r>
+        <w:rPr>
+          <w:rFonts w:ascii="Consolas" w:eastAsia="Consolas" w:hAnsi="Consolas" w:cs="Consolas"/>
+          <w:sz w:val="18"/>
+          <w:lang w:val="en-US"/>
+        </w:rPr>
+        <w:t>(L"</w:t>
+      </w:r>
+      <w:r>
+        <w:rPr>
+          <w:rFonts w:ascii="Consolas" w:eastAsia="Consolas" w:hAnsi="Consolas" w:cs="Consolas"/>
+          <w:sz w:val="18"/>
+        </w:rPr>
+        <w:t>Имя</w:t>
+      </w:r>
+      <w:r>
+        <w:rPr>
+          <w:rFonts w:ascii="Consolas" w:eastAsia="Consolas" w:hAnsi="Consolas" w:cs="Consolas"/>
+          <w:sz w:val="18"/>
+          <w:lang w:val="en-US"/>
+        </w:rPr>
+        <w:t xml:space="preserve"> </w:t>
+      </w:r>
+      <w:r>
+        <w:rPr>
+          <w:rFonts w:ascii="Consolas" w:eastAsia="Consolas" w:hAnsi="Consolas" w:cs="Consolas"/>
+          <w:sz w:val="18"/>
+        </w:rPr>
+        <w:t>компьютера</w:t>
+      </w:r>
+      <w:r>
+        <w:rPr>
+          <w:rFonts w:ascii="Consolas" w:eastAsia="Consolas" w:hAnsi="Consolas" w:cs="Consolas"/>
+          <w:sz w:val="18"/>
+          <w:lang w:val="en-US"/>
+        </w:rPr>
+        <w:t xml:space="preserve">:   %s\n", </w:t>
+      </w:r>
+      <w:proofErr w:type="spellStart"/>
+      <w:r>
+        <w:rPr>
+          <w:rFonts w:ascii="Consolas" w:eastAsia="Consolas" w:hAnsi="Consolas" w:cs="Consolas"/>
+          <w:sz w:val="18"/>
+          <w:lang w:val="en-US"/>
+        </w:rPr>
+        <w:t>computerName</w:t>
+      </w:r>
+      <w:proofErr w:type="spellEnd"/>
+      <w:r>
+        <w:rPr>
+          <w:rFonts w:ascii="Consolas" w:eastAsia="Consolas" w:hAnsi="Consolas" w:cs="Consolas"/>
+          <w:sz w:val="18"/>
+          <w:lang w:val="en-US"/>
+        </w:rPr>
+        <w:t>);</w:t>
+      </w:r>
+    </w:p>
+    <w:p>
+      <w:pPr>
+        <w:keepNext/>
+        <w:spacing w:after="0" w:line="240" w:lineRule="auto"/>
+        <w:ind w:right="-142"/>
+        <w:rPr>
+          <w:lang w:val="en-US"/>
+        </w:rPr>
+      </w:pPr>
+      <w:r>
+        <w:rPr>
+          <w:rFonts w:ascii="Consolas" w:eastAsia="Consolas" w:hAnsi="Consolas" w:cs="Consolas"/>
+          <w:sz w:val="18"/>
+          <w:lang w:val="en-US"/>
         </w:rPr>
         <w:t xml:space="preserve">    else</w:t>
       </w:r>
@@ -5005,187 +6954,172 @@
     <w:p>
       <w:pPr>
         <w:keepNext/>
-        <w:spacing w:after="0" w:before="0" w:line="240" w:lineRule="auto"/>
-        <w:ind w:right="-142"/>
-      </w:pPr>
-      <w:r>
-        <w:rPr>
-          <w:rFonts w:ascii="Consolas" w:hAnsi="Consolas" w:cs="Consolas" w:eastAsia="Consolas"/>
-          <w:b w:val="0"/>
-          <w:i w:val="0"/>
-          <w:sz w:val="18"/>
-        </w:rPr>
-        <w:t xml:space="preserve">        wprintf_s(L"Ошибка GetUserName, код %lu\n", GetLastError());</w:t>
+        <w:spacing w:after="0" w:line="240" w:lineRule="auto"/>
+        <w:ind w:right="-142"/>
+        <w:rPr>
+          <w:lang w:val="en-US"/>
+        </w:rPr>
+      </w:pPr>
+      <w:r>
+        <w:rPr>
+          <w:rFonts w:ascii="Consolas" w:eastAsia="Consolas" w:hAnsi="Consolas" w:cs="Consolas"/>
+          <w:sz w:val="18"/>
+          <w:lang w:val="en-US"/>
+        </w:rPr>
+        <w:t xml:space="preserve">        </w:t>
+      </w:r>
+      <w:proofErr w:type="spellStart"/>
+      <w:r>
+        <w:rPr>
+          <w:rFonts w:ascii="Consolas" w:eastAsia="Consolas" w:hAnsi="Consolas" w:cs="Consolas"/>
+          <w:sz w:val="18"/>
+          <w:lang w:val="en-US"/>
+        </w:rPr>
+        <w:t>wprintf_s</w:t>
+      </w:r>
+      <w:proofErr w:type="spellEnd"/>
+      <w:r>
+        <w:rPr>
+          <w:rFonts w:ascii="Consolas" w:eastAsia="Consolas" w:hAnsi="Consolas" w:cs="Consolas"/>
+          <w:sz w:val="18"/>
+          <w:lang w:val="en-US"/>
+        </w:rPr>
+        <w:t>(L"</w:t>
+      </w:r>
+      <w:r>
+        <w:rPr>
+          <w:rFonts w:ascii="Consolas" w:eastAsia="Consolas" w:hAnsi="Consolas" w:cs="Consolas"/>
+          <w:sz w:val="18"/>
+        </w:rPr>
+        <w:t>Ошибка</w:t>
+      </w:r>
+      <w:r>
+        <w:rPr>
+          <w:rFonts w:ascii="Consolas" w:eastAsia="Consolas" w:hAnsi="Consolas" w:cs="Consolas"/>
+          <w:sz w:val="18"/>
+          <w:lang w:val="en-US"/>
+        </w:rPr>
+        <w:t xml:space="preserve"> </w:t>
+      </w:r>
+      <w:proofErr w:type="spellStart"/>
+      <w:r>
+        <w:rPr>
+          <w:rFonts w:ascii="Consolas" w:eastAsia="Consolas" w:hAnsi="Consolas" w:cs="Consolas"/>
+          <w:sz w:val="18"/>
+          <w:lang w:val="en-US"/>
+        </w:rPr>
+        <w:t>GetComputerName</w:t>
+      </w:r>
+      <w:proofErr w:type="spellEnd"/>
+      <w:r>
+        <w:rPr>
+          <w:rFonts w:ascii="Consolas" w:eastAsia="Consolas" w:hAnsi="Consolas" w:cs="Consolas"/>
+          <w:sz w:val="18"/>
+          <w:lang w:val="en-US"/>
+        </w:rPr>
+        <w:t xml:space="preserve">, </w:t>
+      </w:r>
+      <w:r>
+        <w:rPr>
+          <w:rFonts w:ascii="Consolas" w:eastAsia="Consolas" w:hAnsi="Consolas" w:cs="Consolas"/>
+          <w:sz w:val="18"/>
+        </w:rPr>
+        <w:t>код</w:t>
+      </w:r>
+      <w:r>
+        <w:rPr>
+          <w:rFonts w:ascii="Consolas" w:eastAsia="Consolas" w:hAnsi="Consolas" w:cs="Consolas"/>
+          <w:sz w:val="18"/>
+          <w:lang w:val="en-US"/>
+        </w:rPr>
+        <w:t xml:space="preserve"> %</w:t>
+      </w:r>
+      <w:proofErr w:type="spellStart"/>
+      <w:r>
+        <w:rPr>
+          <w:rFonts w:ascii="Consolas" w:eastAsia="Consolas" w:hAnsi="Consolas" w:cs="Consolas"/>
+          <w:sz w:val="18"/>
+          <w:lang w:val="en-US"/>
+        </w:rPr>
+        <w:t>lu</w:t>
+      </w:r>
+      <w:proofErr w:type="spellEnd"/>
+      <w:r>
+        <w:rPr>
+          <w:rFonts w:ascii="Consolas" w:eastAsia="Consolas" w:hAnsi="Consolas" w:cs="Consolas"/>
+          <w:sz w:val="18"/>
+          <w:lang w:val="en-US"/>
+        </w:rPr>
+        <w:t xml:space="preserve">\n", </w:t>
+      </w:r>
+      <w:proofErr w:type="spellStart"/>
+      <w:r>
+        <w:rPr>
+          <w:rFonts w:ascii="Consolas" w:eastAsia="Consolas" w:hAnsi="Consolas" w:cs="Consolas"/>
+          <w:sz w:val="18"/>
+          <w:lang w:val="en-US"/>
+        </w:rPr>
+        <w:t>GetLastError</w:t>
+      </w:r>
+      <w:proofErr w:type="spellEnd"/>
+      <w:r>
+        <w:rPr>
+          <w:rFonts w:ascii="Consolas" w:eastAsia="Consolas" w:hAnsi="Consolas" w:cs="Consolas"/>
+          <w:sz w:val="18"/>
+          <w:lang w:val="en-US"/>
+        </w:rPr>
+        <w:t>());</w:t>
       </w:r>
     </w:p>
     <w:p>
       <w:pPr>
         <w:keepNext/>
-        <w:spacing w:after="0" w:before="0" w:line="240" w:lineRule="auto"/>
-        <w:ind w:right="-142"/>
-      </w:pPr>
-      <w:r>
-        <w:rPr>
-          <w:rFonts w:ascii="Consolas" w:hAnsi="Consolas" w:cs="Consolas" w:eastAsia="Consolas"/>
-          <w:b w:val="0"/>
-          <w:i w:val="0"/>
-          <w:sz w:val="18"/>
-        </w:rPr>
-      </w:r>
+        <w:spacing w:after="0" w:line="240" w:lineRule="auto"/>
+        <w:ind w:right="-142"/>
+        <w:rPr>
+          <w:lang w:val="en-US"/>
+        </w:rPr>
+      </w:pPr>
     </w:p>
     <w:p>
       <w:pPr>
         <w:keepNext/>
-        <w:spacing w:after="0" w:before="0" w:line="240" w:lineRule="auto"/>
-        <w:ind w:right="-142"/>
-      </w:pPr>
-      <w:r>
-        <w:rPr>
-          <w:rFonts w:ascii="Consolas" w:hAnsi="Consolas" w:cs="Consolas" w:eastAsia="Consolas"/>
-          <w:b w:val="0"/>
-          <w:i w:val="0"/>
-          <w:sz w:val="18"/>
-        </w:rPr>
-        <w:t xml:space="preserve">    // Имя компьютера</w:t>
-      </w:r>
-    </w:p>
-    <w:p>
-      <w:pPr>
-        <w:keepNext/>
-        <w:spacing w:after="0" w:before="0" w:line="240" w:lineRule="auto"/>
-        <w:ind w:right="-142"/>
-      </w:pPr>
-      <w:r>
-        <w:rPr>
-          <w:rFonts w:ascii="Consolas" w:hAnsi="Consolas" w:cs="Consolas" w:eastAsia="Consolas"/>
-          <w:b w:val="0"/>
-          <w:i w:val="0"/>
-          <w:sz w:val="18"/>
-        </w:rPr>
-        <w:t xml:space="preserve">    TCHAR computerName[MAX_COMPUTERNAME_LENGTH + 1];</w:t>
-      </w:r>
-    </w:p>
-    <w:p>
-      <w:pPr>
-        <w:keepNext/>
-        <w:spacing w:after="0" w:before="0" w:line="240" w:lineRule="auto"/>
-        <w:ind w:right="-142"/>
-      </w:pPr>
-      <w:r>
-        <w:rPr>
-          <w:rFonts w:ascii="Consolas" w:hAnsi="Consolas" w:cs="Consolas" w:eastAsia="Consolas"/>
-          <w:b w:val="0"/>
-          <w:i w:val="0"/>
-          <w:sz w:val="18"/>
-        </w:rPr>
-        <w:t xml:space="preserve">    DWORD computerSize = _countof(computerName);</w:t>
-      </w:r>
-    </w:p>
-    <w:p>
-      <w:pPr>
-        <w:keepNext/>
-        <w:spacing w:after="0" w:before="0" w:line="240" w:lineRule="auto"/>
-        <w:ind w:right="-142"/>
-      </w:pPr>
-      <w:r>
-        <w:rPr>
-          <w:rFonts w:ascii="Consolas" w:hAnsi="Consolas" w:cs="Consolas" w:eastAsia="Consolas"/>
-          <w:b w:val="0"/>
-          <w:i w:val="0"/>
-          <w:sz w:val="18"/>
-        </w:rPr>
-        <w:t xml:space="preserve">    if (GetComputerName(computerName, &amp;computerSize))</w:t>
-      </w:r>
-    </w:p>
-    <w:p>
-      <w:pPr>
-        <w:keepNext/>
-        <w:spacing w:after="0" w:before="0" w:line="240" w:lineRule="auto"/>
-        <w:ind w:right="-142"/>
-      </w:pPr>
-      <w:r>
-        <w:rPr>
-          <w:rFonts w:ascii="Consolas" w:hAnsi="Consolas" w:cs="Consolas" w:eastAsia="Consolas"/>
-          <w:b w:val="0"/>
-          <w:i w:val="0"/>
-          <w:sz w:val="18"/>
-        </w:rPr>
-        <w:t xml:space="preserve">        wprintf_s(L"Имя компьютера:   %s\n", computerName);</w:t>
-      </w:r>
-    </w:p>
-    <w:p>
-      <w:pPr>
-        <w:keepNext/>
-        <w:spacing w:after="0" w:before="0" w:line="240" w:lineRule="auto"/>
-        <w:ind w:right="-142"/>
-      </w:pPr>
-      <w:r>
-        <w:rPr>
-          <w:rFonts w:ascii="Consolas" w:hAnsi="Consolas" w:cs="Consolas" w:eastAsia="Consolas"/>
-          <w:b w:val="0"/>
-          <w:i w:val="0"/>
-          <w:sz w:val="18"/>
-        </w:rPr>
-        <w:t xml:space="preserve">    else</w:t>
-      </w:r>
-    </w:p>
-    <w:p>
-      <w:pPr>
-        <w:keepNext/>
-        <w:spacing w:after="0" w:before="0" w:line="240" w:lineRule="auto"/>
-        <w:ind w:right="-142"/>
-      </w:pPr>
-      <w:r>
-        <w:rPr>
-          <w:rFonts w:ascii="Consolas" w:hAnsi="Consolas" w:cs="Consolas" w:eastAsia="Consolas"/>
-          <w:b w:val="0"/>
-          <w:i w:val="0"/>
-          <w:sz w:val="18"/>
-        </w:rPr>
-        <w:t xml:space="preserve">        wprintf_s(L"Ошибка GetComputerName, код %lu\n", GetLastError());</w:t>
-      </w:r>
-    </w:p>
-    <w:p>
-      <w:pPr>
-        <w:keepNext/>
-        <w:spacing w:after="0" w:before="0" w:line="240" w:lineRule="auto"/>
-        <w:ind w:right="-142"/>
-      </w:pPr>
-      <w:r>
-        <w:rPr>
-          <w:rFonts w:ascii="Consolas" w:hAnsi="Consolas" w:cs="Consolas" w:eastAsia="Consolas"/>
-          <w:b w:val="0"/>
-          <w:i w:val="0"/>
-          <w:sz w:val="18"/>
-        </w:rPr>
-      </w:r>
-    </w:p>
-    <w:p>
-      <w:pPr>
-        <w:keepNext/>
-        <w:spacing w:after="0" w:before="0" w:line="240" w:lineRule="auto"/>
-        <w:ind w:right="-142"/>
-      </w:pPr>
-      <w:r>
-        <w:rPr>
-          <w:rFonts w:ascii="Consolas" w:hAnsi="Consolas" w:cs="Consolas" w:eastAsia="Consolas"/>
-          <w:b w:val="0"/>
-          <w:i w:val="0"/>
-          <w:sz w:val="18"/>
-        </w:rPr>
-        <w:t xml:space="preserve">    return 0;</w:t>
-      </w:r>
-    </w:p>
-    <w:p>
-      <w:pPr>
-        <w:spacing w:after="0" w:before="0" w:line="240" w:lineRule="auto"/>
-        <w:ind w:right="-142"/>
-      </w:pPr>
-      <w:r>
-        <w:rPr>
-          <w:rFonts w:ascii="Consolas" w:hAnsi="Consolas" w:cs="Consolas" w:eastAsia="Consolas"/>
-          <w:b w:val="0"/>
-          <w:i w:val="0"/>
+        <w:spacing w:after="0" w:line="240" w:lineRule="auto"/>
+        <w:ind w:right="-142"/>
+      </w:pPr>
+      <w:r>
+        <w:rPr>
+          <w:rFonts w:ascii="Consolas" w:eastAsia="Consolas" w:hAnsi="Consolas" w:cs="Consolas"/>
+          <w:sz w:val="18"/>
+          <w:lang w:val="en-US"/>
+        </w:rPr>
+        <w:t xml:space="preserve">    </w:t>
+      </w:r>
+      <w:proofErr w:type="spellStart"/>
+      <w:r>
+        <w:rPr>
+          <w:rFonts w:ascii="Consolas" w:eastAsia="Consolas" w:hAnsi="Consolas" w:cs="Consolas"/>
+          <w:sz w:val="18"/>
+        </w:rPr>
+        <w:t>return</w:t>
+      </w:r>
+      <w:proofErr w:type="spellEnd"/>
+      <w:r>
+        <w:rPr>
+          <w:rFonts w:ascii="Consolas" w:eastAsia="Consolas" w:hAnsi="Consolas" w:cs="Consolas"/>
+          <w:sz w:val="18"/>
+        </w:rPr>
+        <w:t xml:space="preserve"> 0;</w:t>
+      </w:r>
+    </w:p>
+    <w:p>
+      <w:pPr>
+        <w:spacing w:after="0" w:line="240" w:lineRule="auto"/>
+        <w:ind w:right="-142"/>
+      </w:pPr>
+      <w:r>
+        <w:rPr>
+          <w:rFonts w:ascii="Consolas" w:eastAsia="Consolas" w:hAnsi="Consolas" w:cs="Consolas"/>
           <w:sz w:val="18"/>
         </w:rPr>
         <w:t>}</w:t>
@@ -5195,14 +7129,6 @@
       <w:pPr>
         <w:spacing w:after="0"/>
       </w:pPr>
-      <w:r>
-        <w:rPr>
-          <w:rFonts w:ascii="Times New Roman" w:hAnsi="Times New Roman" w:cs="Times New Roman" w:eastAsia="Times New Roman"/>
-          <w:b w:val="0"/>
-          <w:i w:val="0"/>
-          <w:sz w:val="28"/>
-        </w:rPr>
-      </w:r>
     </w:p>
     <w:p>
       <w:pPr>
@@ -5212,9 +7138,8 @@
       </w:pPr>
       <w:r>
         <w:rPr>
-          <w:rFonts w:ascii="Times New Roman" w:hAnsi="Times New Roman" w:cs="Times New Roman" w:eastAsia="Times New Roman"/>
+          <w:rFonts w:ascii="Times New Roman" w:eastAsia="Times New Roman" w:hAnsi="Times New Roman" w:cs="Times New Roman"/>
           <w:b/>
-          <w:i w:val="0"/>
           <w:sz w:val="28"/>
         </w:rPr>
         <w:t>Результаты выполнения.</w:t>
@@ -5227,12 +7152,18 @@
       </w:pPr>
       <w:r>
         <w:rPr>
-          <w:rFonts w:ascii="Times New Roman" w:hAnsi="Times New Roman" w:cs="Times New Roman" w:eastAsia="Times New Roman"/>
-          <w:b w:val="0"/>
-          <w:i w:val="0"/>
+          <w:rFonts w:ascii="Times New Roman" w:eastAsia="Times New Roman" w:hAnsi="Times New Roman" w:cs="Times New Roman"/>
           <w:sz w:val="28"/>
         </w:rPr>
-        <w:t>На рисунке 1 приведён результат работы приложения SPO_Lr1 при s = 20 кв. м. Условию отбора удовлетворяют два дома: ул. Галактионовская, 141 (16,67 кв. м на жильца) и ул. Садовая, 5 (17,00 кв. м на жильца). Дом на ул. Полевой, 18 (ровно 20,00 кв. м на жильца) не отобран, так как условие строгое.</w:t>
+        <w:t xml:space="preserve">На рисунке 1 приведён результат работы приложения SPO_Lr1 при s = 20 кв. м. Условию отбора удовлетворяют два дома: ул. Галактионовская, 141 (16,67 кв. м на жильца) и ул. Садовая, 5 (17,00 кв. м на жильца). Дом на ул. </w:t>
+      </w:r>
+      <w:r>
+        <w:rPr>
+          <w:rFonts w:ascii="Times New Roman" w:eastAsia="Times New Roman" w:hAnsi="Times New Roman" w:cs="Times New Roman"/>
+          <w:sz w:val="28"/>
+        </w:rPr>
+        <w:lastRenderedPageBreak/>
+        <w:t>Полевой, 18 (ровно 20,00 кв. м на жильца) не отобран, так как условие строгое.</w:t>
       </w:r>
     </w:p>
     <w:p>
@@ -5242,16 +7173,20 @@
         <w:jc w:val="center"/>
       </w:pPr>
       <w:r>
+        <w:rPr>
+          <w:noProof/>
+        </w:rPr>
         <w:drawing>
-          <wp:inline xmlns:a="http://schemas.openxmlformats.org/drawingml/2006/main" xmlns:pic="http://schemas.openxmlformats.org/drawingml/2006/picture">
+          <wp:inline distT="0" distB="0" distL="0" distR="0" wp14:anchorId="1E600746" wp14:editId="6503CA71">
             <wp:extent cx="5580000" cy="3868429"/>
+            <wp:effectExtent l="0" t="0" r="0" b="0"/>
             <wp:docPr id="7" name="Picture 7"/>
             <wp:cNvGraphicFramePr>
-              <a:graphicFrameLocks noChangeAspect="1"/>
+              <a:graphicFrameLocks xmlns:a="http://schemas.openxmlformats.org/drawingml/2006/main" noChangeAspect="1"/>
             </wp:cNvGraphicFramePr>
-            <a:graphic>
+            <a:graphic xmlns:a="http://schemas.openxmlformats.org/drawingml/2006/main">
               <a:graphicData uri="http://schemas.openxmlformats.org/drawingml/2006/picture">
-                <pic:pic>
+                <pic:pic xmlns:pic="http://schemas.openxmlformats.org/drawingml/2006/picture">
                   <pic:nvPicPr>
                     <pic:cNvPr id="0" name="shot1c.png"/>
                     <pic:cNvPicPr/>
@@ -5267,7 +7202,9 @@
                       <a:off x="0" y="0"/>
                       <a:ext cx="5580000" cy="3868429"/>
                     </a:xfrm>
-                    <a:prstGeom prst="rect"/>
+                    <a:prstGeom prst="rect">
+                      <a:avLst/>
+                    </a:prstGeom>
                   </pic:spPr>
                 </pic:pic>
               </a:graphicData>
@@ -5283,9 +7220,7 @@
       </w:pPr>
       <w:r>
         <w:rPr>
-          <w:rFonts w:ascii="Times New Roman" w:hAnsi="Times New Roman" w:cs="Times New Roman" w:eastAsia="Times New Roman"/>
-          <w:b w:val="0"/>
-          <w:i w:val="0"/>
+          <w:rFonts w:ascii="Times New Roman" w:eastAsia="Times New Roman" w:hAnsi="Times New Roman" w:cs="Times New Roman"/>
           <w:sz w:val="28"/>
         </w:rPr>
         <w:t>Рисунок 1 – Результат работы приложения SPO_Lr1 при s = 20</w:t>
@@ -5298,9 +7233,7 @@
       </w:pPr>
       <w:r>
         <w:rPr>
-          <w:rFonts w:ascii="Times New Roman" w:hAnsi="Times New Roman" w:cs="Times New Roman" w:eastAsia="Times New Roman"/>
-          <w:b w:val="0"/>
-          <w:i w:val="0"/>
+          <w:rFonts w:ascii="Times New Roman" w:eastAsia="Times New Roman" w:hAnsi="Times New Roman" w:cs="Times New Roman"/>
           <w:sz w:val="28"/>
         </w:rPr>
         <w:t>Содержимое файла result.txt, сформированного программой, приведено на рисунке 2.</w:t>
@@ -5313,16 +7246,20 @@
         <w:jc w:val="center"/>
       </w:pPr>
       <w:r>
+        <w:rPr>
+          <w:noProof/>
+        </w:rPr>
         <w:drawing>
-          <wp:inline xmlns:a="http://schemas.openxmlformats.org/drawingml/2006/main" xmlns:pic="http://schemas.openxmlformats.org/drawingml/2006/picture">
+          <wp:inline distT="0" distB="0" distL="0" distR="0" wp14:anchorId="5D7A2BDD" wp14:editId="32F19CD2">
             <wp:extent cx="5580000" cy="862743"/>
+            <wp:effectExtent l="0" t="0" r="0" b="0"/>
             <wp:docPr id="8" name="Picture 8"/>
             <wp:cNvGraphicFramePr>
-              <a:graphicFrameLocks noChangeAspect="1"/>
+              <a:graphicFrameLocks xmlns:a="http://schemas.openxmlformats.org/drawingml/2006/main" noChangeAspect="1"/>
             </wp:cNvGraphicFramePr>
-            <a:graphic>
+            <a:graphic xmlns:a="http://schemas.openxmlformats.org/drawingml/2006/main">
               <a:graphicData uri="http://schemas.openxmlformats.org/drawingml/2006/picture">
-                <pic:pic>
+                <pic:pic xmlns:pic="http://schemas.openxmlformats.org/drawingml/2006/picture">
                   <pic:nvPicPr>
                     <pic:cNvPr id="0" name="shot3c.png"/>
                     <pic:cNvPicPr/>
@@ -5338,7 +7275,9 @@
                       <a:off x="0" y="0"/>
                       <a:ext cx="5580000" cy="862743"/>
                     </a:xfrm>
-                    <a:prstGeom prst="rect"/>
+                    <a:prstGeom prst="rect">
+                      <a:avLst/>
+                    </a:prstGeom>
                   </pic:spPr>
                 </pic:pic>
               </a:graphicData>
@@ -5354,9 +7293,7 @@
       </w:pPr>
       <w:r>
         <w:rPr>
-          <w:rFonts w:ascii="Times New Roman" w:hAnsi="Times New Roman" w:cs="Times New Roman" w:eastAsia="Times New Roman"/>
-          <w:b w:val="0"/>
-          <w:i w:val="0"/>
+          <w:rFonts w:ascii="Times New Roman" w:eastAsia="Times New Roman" w:hAnsi="Times New Roman" w:cs="Times New Roman"/>
           <w:sz w:val="28"/>
         </w:rPr>
         <w:t>Рисунок 2 – Содержимое файла result.txt при s = 20</w:t>
@@ -5369,11 +7306,10 @@
       </w:pPr>
       <w:r>
         <w:rPr>
-          <w:rFonts w:ascii="Times New Roman" w:hAnsi="Times New Roman" w:cs="Times New Roman" w:eastAsia="Times New Roman"/>
-          <w:b w:val="0"/>
-          <w:i w:val="0"/>
+          <w:rFonts w:ascii="Times New Roman" w:eastAsia="Times New Roman" w:hAnsi="Times New Roman" w:cs="Times New Roman"/>
           <w:sz w:val="28"/>
         </w:rPr>
+        <w:lastRenderedPageBreak/>
         <w:t>На рисунке 3 приведён результат работы приложения при s = 10 кв. м: ни один дом не удовлетворяет условию отбора.</w:t>
       </w:r>
     </w:p>
@@ -5384,16 +7320,20 @@
         <w:jc w:val="center"/>
       </w:pPr>
       <w:r>
+        <w:rPr>
+          <w:noProof/>
+        </w:rPr>
         <w:drawing>
-          <wp:inline xmlns:a="http://schemas.openxmlformats.org/drawingml/2006/main" xmlns:pic="http://schemas.openxmlformats.org/drawingml/2006/picture">
+          <wp:inline distT="0" distB="0" distL="0" distR="0" wp14:anchorId="7A19EE77" wp14:editId="4FDE44B0">
             <wp:extent cx="5580000" cy="3757107"/>
+            <wp:effectExtent l="0" t="0" r="0" b="0"/>
             <wp:docPr id="9" name="Picture 9"/>
             <wp:cNvGraphicFramePr>
-              <a:graphicFrameLocks noChangeAspect="1"/>
+              <a:graphicFrameLocks xmlns:a="http://schemas.openxmlformats.org/drawingml/2006/main" noChangeAspect="1"/>
             </wp:cNvGraphicFramePr>
-            <a:graphic>
+            <a:graphic xmlns:a="http://schemas.openxmlformats.org/drawingml/2006/main">
               <a:graphicData uri="http://schemas.openxmlformats.org/drawingml/2006/picture">
-                <pic:pic>
+                <pic:pic xmlns:pic="http://schemas.openxmlformats.org/drawingml/2006/picture">
                   <pic:nvPicPr>
                     <pic:cNvPr id="0" name="shot2c.png"/>
                     <pic:cNvPicPr/>
@@ -5409,7 +7349,9 @@
                       <a:off x="0" y="0"/>
                       <a:ext cx="5580000" cy="3757107"/>
                     </a:xfrm>
-                    <a:prstGeom prst="rect"/>
+                    <a:prstGeom prst="rect">
+                      <a:avLst/>
+                    </a:prstGeom>
                   </pic:spPr>
                 </pic:pic>
               </a:graphicData>
@@ -5425,9 +7367,7 @@
       </w:pPr>
       <w:r>
         <w:rPr>
-          <w:rFonts w:ascii="Times New Roman" w:hAnsi="Times New Roman" w:cs="Times New Roman" w:eastAsia="Times New Roman"/>
-          <w:b w:val="0"/>
-          <w:i w:val="0"/>
+          <w:rFonts w:ascii="Times New Roman" w:eastAsia="Times New Roman" w:hAnsi="Times New Roman" w:cs="Times New Roman"/>
           <w:sz w:val="28"/>
         </w:rPr>
         <w:t>Рисунок 3 – Результат работы приложения SPO_Lr1 при s = 10</w:t>
@@ -5440,9 +7380,7 @@
       </w:pPr>
       <w:r>
         <w:rPr>
-          <w:rFonts w:ascii="Times New Roman" w:hAnsi="Times New Roman" w:cs="Times New Roman" w:eastAsia="Times New Roman"/>
-          <w:b w:val="0"/>
-          <w:i w:val="0"/>
+          <w:rFonts w:ascii="Times New Roman" w:eastAsia="Times New Roman" w:hAnsi="Times New Roman" w:cs="Times New Roman"/>
           <w:sz w:val="28"/>
         </w:rPr>
         <w:t>Результат работы приложения SPO_Lr1_SysInfo приведён на рисунке 4.</w:t>
@@ -5455,16 +7393,20 @@
         <w:jc w:val="center"/>
       </w:pPr>
       <w:r>
+        <w:rPr>
+          <w:noProof/>
+        </w:rPr>
         <w:drawing>
-          <wp:inline xmlns:a="http://schemas.openxmlformats.org/drawingml/2006/main" xmlns:pic="http://schemas.openxmlformats.org/drawingml/2006/picture">
+          <wp:inline distT="0" distB="0" distL="0" distR="0" wp14:anchorId="1CFDFEB6" wp14:editId="57215FBC">
             <wp:extent cx="5580000" cy="751421"/>
+            <wp:effectExtent l="0" t="0" r="0" b="0"/>
             <wp:docPr id="10" name="Picture 10"/>
             <wp:cNvGraphicFramePr>
-              <a:graphicFrameLocks noChangeAspect="1"/>
+              <a:graphicFrameLocks xmlns:a="http://schemas.openxmlformats.org/drawingml/2006/main" noChangeAspect="1"/>
             </wp:cNvGraphicFramePr>
-            <a:graphic>
+            <a:graphic xmlns:a="http://schemas.openxmlformats.org/drawingml/2006/main">
               <a:graphicData uri="http://schemas.openxmlformats.org/drawingml/2006/picture">
-                <pic:pic>
+                <pic:pic xmlns:pic="http://schemas.openxmlformats.org/drawingml/2006/picture">
                   <pic:nvPicPr>
                     <pic:cNvPr id="0" name="shot4c.png"/>
                     <pic:cNvPicPr/>
@@ -5480,7 +7422,9 @@
                       <a:off x="0" y="0"/>
                       <a:ext cx="5580000" cy="751421"/>
                     </a:xfrm>
-                    <a:prstGeom prst="rect"/>
+                    <a:prstGeom prst="rect">
+                      <a:avLst/>
+                    </a:prstGeom>
                   </pic:spPr>
                 </pic:pic>
               </a:graphicData>
@@ -5496,9 +7440,7 @@
       </w:pPr>
       <w:r>
         <w:rPr>
-          <w:rFonts w:ascii="Times New Roman" w:hAnsi="Times New Roman" w:cs="Times New Roman" w:eastAsia="Times New Roman"/>
-          <w:b w:val="0"/>
-          <w:i w:val="0"/>
+          <w:rFonts w:ascii="Times New Roman" w:eastAsia="Times New Roman" w:hAnsi="Times New Roman" w:cs="Times New Roman"/>
           <w:sz w:val="28"/>
         </w:rPr>
         <w:t>Рисунок 4 – Результат работы приложения SPO_Lr1_SysInfo</w:t>
@@ -5510,26 +7452,23 @@
       </w:pPr>
       <w:r>
         <w:rPr>
-          <w:rFonts w:ascii="Times New Roman" w:hAnsi="Times New Roman" w:cs="Times New Roman" w:eastAsia="Times New Roman"/>
+          <w:rFonts w:ascii="Times New Roman" w:eastAsia="Times New Roman" w:hAnsi="Times New Roman" w:cs="Times New Roman"/>
           <w:b/>
-          <w:i w:val="0"/>
           <w:sz w:val="28"/>
         </w:rPr>
         <w:t xml:space="preserve">Вывод: </w:t>
       </w:r>
       <w:r>
         <w:rPr>
-          <w:rFonts w:ascii="Times New Roman" w:hAnsi="Times New Roman" w:cs="Times New Roman" w:eastAsia="Times New Roman"/>
-          <w:b w:val="0"/>
-          <w:i w:val="0"/>
+          <w:rFonts w:ascii="Times New Roman" w:eastAsia="Times New Roman" w:hAnsi="Times New Roman" w:cs="Times New Roman"/>
           <w:sz w:val="28"/>
         </w:rPr>
         <w:t>в ходе лабораторной работы получены практические навыки создания консольных приложений на языке C++ в среде MS Visual Studio: потоковый ввод-вывод (cin, cout) и форматный вывод (printf_s), работа с массивами символов и массивами структур, запись данных в текстовый файл функциями fopen_s, fprintf_s и fclose. С помощью функций Win32 API GetUserName и GetComputerName получены имя пользователя (Cleverok) и имя компьютера (CLEVER_DESKTOP).</w:t>
       </w:r>
     </w:p>
     <w:sectPr>
-      <w:footerReference w:type="default" r:id="rId57"/>
-      <w:headerReference w:type="first" r:id="rId58"/>
+      <w:footerReference w:type="default" r:id="rId13"/>
+      <w:headerReference w:type="first" r:id="rId14"/>
       <w:pgSz w:w="11906" w:h="16838"/>
       <w:pgMar w:top="1134" w:right="850" w:bottom="1134" w:left="1701" w:header="708" w:footer="708" w:gutter="0"/>
       <w:cols w:space="708"/>

--- a/Lab1/Отчет_СПО_ЛР1.docx
+++ b/Lab1/Отчет_СПО_ЛР1.docx
@@ -313,7 +313,7 @@
                 <w:lang w:eastAsia="ru-RU"/>
               </w:rPr>
               <w:drawing>
-                <wp:inline distT="0" distB="0" distL="0" distR="0" wp14:anchorId="6D2FB158" wp14:editId="1F23003E">
+                <wp:inline distT="0" distB="0" distL="0" distR="0" wp14:anchorId="6D2FB158" wp14:editId="34D51A78">
                   <wp:extent cx="1123950" cy="1076325"/>
                   <wp:effectExtent l="0" t="0" r="0" b="9525"/>
                   <wp:docPr id="6" name="Рисунок 6"/>
@@ -2520,16 +2520,18 @@
       </w:pPr>
       <w:r>
         <w:rPr>
-          <w:rFonts w:ascii="Times New Roman" w:eastAsia="Times New Roman" w:hAnsi="Times New Roman" w:cs="Times New Roman"/>
+          <w:rFonts w:ascii="Times New Roman" w:hAnsi="Times New Roman" w:cs="Times New Roman" w:eastAsia="Times New Roman"/>
           <w:b/>
+          <w:i w:val="0"/>
           <w:sz w:val="28"/>
         </w:rPr>
-        <w:lastRenderedPageBreak/>
         <w:t xml:space="preserve">Цель работы: </w:t>
       </w:r>
       <w:r>
         <w:rPr>
-          <w:rFonts w:ascii="Times New Roman" w:eastAsia="Times New Roman" w:hAnsi="Times New Roman" w:cs="Times New Roman"/>
+          <w:rFonts w:ascii="Times New Roman" w:hAnsi="Times New Roman" w:cs="Times New Roman" w:eastAsia="Times New Roman"/>
+          <w:b w:val="0"/>
+          <w:i w:val="0"/>
           <w:sz w:val="28"/>
         </w:rPr>
         <w:t>получение практических навыков программирования с использованием Win32 API.</w:t>
@@ -2543,8 +2545,9 @@
       </w:pPr>
       <w:r>
         <w:rPr>
-          <w:rFonts w:ascii="Times New Roman" w:eastAsia="Times New Roman" w:hAnsi="Times New Roman" w:cs="Times New Roman"/>
+          <w:rFonts w:ascii="Times New Roman" w:hAnsi="Times New Roman" w:cs="Times New Roman" w:eastAsia="Times New Roman"/>
           <w:b/>
+          <w:i w:val="0"/>
           <w:sz w:val="28"/>
         </w:rPr>
         <w:t>Общее задание.</w:t>
@@ -2556,7 +2559,9 @@
       </w:pPr>
       <w:r>
         <w:rPr>
-          <w:rFonts w:ascii="Times New Roman" w:eastAsia="Times New Roman" w:hAnsi="Times New Roman" w:cs="Times New Roman"/>
+          <w:rFonts w:ascii="Times New Roman" w:hAnsi="Times New Roman" w:cs="Times New Roman" w:eastAsia="Times New Roman"/>
+          <w:b w:val="0"/>
+          <w:i w:val="0"/>
           <w:sz w:val="28"/>
         </w:rPr>
         <w:t>1. Создать консольное приложение. В функции main() ввести с клавиатуры (cin) номер бригады, объявить массивы символов с фамилиями студентов бригады. Вывести текст «Бригада № » с номером бригады и в столбик фамилии членов бригады сначала с помощью объекта cout, затем повторить вывод с помощью функции printf_s(). Объявить массивы int mas[3] = { 1, 2, 3 } и int mmm[3] = { 4, 5, 6 } и вывести значения их элементов через запятую функцией printf_s().</w:t>
@@ -2568,7 +2573,9 @@
       </w:pPr>
       <w:r>
         <w:rPr>
-          <w:rFonts w:ascii="Times New Roman" w:eastAsia="Times New Roman" w:hAnsi="Times New Roman" w:cs="Times New Roman"/>
+          <w:rFonts w:ascii="Times New Roman" w:hAnsi="Times New Roman" w:cs="Times New Roman" w:eastAsia="Times New Roman"/>
+          <w:b w:val="0"/>
+          <w:i w:val="0"/>
           <w:sz w:val="28"/>
         </w:rPr>
         <w:t>2. Инициализировать массив из пяти структур данных и вывести на экран и в текстовый файл элементы массива, удовлетворяющие условию отбора индивидуального задания. Параметры условия отбора вводятся с клавиатуры.</w:t>
@@ -2580,7 +2587,9 @@
       </w:pPr>
       <w:r>
         <w:rPr>
-          <w:rFonts w:ascii="Times New Roman" w:eastAsia="Times New Roman" w:hAnsi="Times New Roman" w:cs="Times New Roman"/>
+          <w:rFonts w:ascii="Times New Roman" w:hAnsi="Times New Roman" w:cs="Times New Roman" w:eastAsia="Times New Roman"/>
+          <w:b w:val="0"/>
+          <w:i w:val="0"/>
           <w:sz w:val="28"/>
         </w:rPr>
         <w:t>3. Разработать консольное приложение для определения и вывода системной информации согласно индивидуальному заданию.</w:t>
@@ -2594,8 +2603,9 @@
       </w:pPr>
       <w:r>
         <w:rPr>
-          <w:rFonts w:ascii="Times New Roman" w:eastAsia="Times New Roman" w:hAnsi="Times New Roman" w:cs="Times New Roman"/>
+          <w:rFonts w:ascii="Times New Roman" w:hAnsi="Times New Roman" w:cs="Times New Roman" w:eastAsia="Times New Roman"/>
           <w:b/>
+          <w:i w:val="0"/>
           <w:sz w:val="28"/>
         </w:rPr>
         <w:t>Индивидуальное задание (бригада № 1).</w:t>
@@ -2607,15 +2617,18 @@
       </w:pPr>
       <w:r>
         <w:rPr>
-          <w:rFonts w:ascii="Times New Roman" w:eastAsia="Times New Roman" w:hAnsi="Times New Roman" w:cs="Times New Roman"/>
+          <w:rFonts w:ascii="Times New Roman" w:hAnsi="Times New Roman" w:cs="Times New Roman" w:eastAsia="Times New Roman"/>
           <w:b/>
+          <w:i w:val="0"/>
           <w:sz w:val="28"/>
         </w:rPr>
         <w:t xml:space="preserve">Задание 2. </w:t>
       </w:r>
       <w:r>
         <w:rPr>
-          <w:rFonts w:ascii="Times New Roman" w:eastAsia="Times New Roman" w:hAnsi="Times New Roman" w:cs="Times New Roman"/>
+          <w:rFonts w:ascii="Times New Roman" w:hAnsi="Times New Roman" w:cs="Times New Roman" w:eastAsia="Times New Roman"/>
+          <w:b w:val="0"/>
+          <w:i w:val="0"/>
           <w:sz w:val="28"/>
         </w:rPr>
         <w:t>Структура «Дом» с полями:</w:t>
@@ -2627,7 +2640,9 @@
       </w:pPr>
       <w:r>
         <w:rPr>
-          <w:rFonts w:ascii="Times New Roman" w:eastAsia="Times New Roman" w:hAnsi="Times New Roman" w:cs="Times New Roman"/>
+          <w:rFonts w:ascii="Times New Roman" w:hAnsi="Times New Roman" w:cs="Times New Roman" w:eastAsia="Times New Roman"/>
+          <w:b w:val="0"/>
+          <w:i w:val="0"/>
           <w:sz w:val="28"/>
         </w:rPr>
         <w:t>– адрес;</w:t>
@@ -2639,7 +2654,9 @@
       </w:pPr>
       <w:r>
         <w:rPr>
-          <w:rFonts w:ascii="Times New Roman" w:eastAsia="Times New Roman" w:hAnsi="Times New Roman" w:cs="Times New Roman"/>
+          <w:rFonts w:ascii="Times New Roman" w:hAnsi="Times New Roman" w:cs="Times New Roman" w:eastAsia="Times New Roman"/>
+          <w:b w:val="0"/>
+          <w:i w:val="0"/>
           <w:sz w:val="28"/>
         </w:rPr>
         <w:t>– общая жилая площадь дома;</w:t>
@@ -2651,7 +2668,9 @@
       </w:pPr>
       <w:r>
         <w:rPr>
-          <w:rFonts w:ascii="Times New Roman" w:eastAsia="Times New Roman" w:hAnsi="Times New Roman" w:cs="Times New Roman"/>
+          <w:rFonts w:ascii="Times New Roman" w:hAnsi="Times New Roman" w:cs="Times New Roman" w:eastAsia="Times New Roman"/>
+          <w:b w:val="0"/>
+          <w:i w:val="0"/>
           <w:sz w:val="28"/>
         </w:rPr>
         <w:t>– количество жильцов.</w:t>
@@ -2663,7 +2682,9 @@
       </w:pPr>
       <w:r>
         <w:rPr>
-          <w:rFonts w:ascii="Times New Roman" w:eastAsia="Times New Roman" w:hAnsi="Times New Roman" w:cs="Times New Roman"/>
+          <w:rFonts w:ascii="Times New Roman" w:hAnsi="Times New Roman" w:cs="Times New Roman" w:eastAsia="Times New Roman"/>
+          <w:b w:val="0"/>
+          <w:i w:val="0"/>
           <w:sz w:val="28"/>
         </w:rPr>
         <w:t>Условие отбора: дом, в котором жилая площадь на одного жильца менее s (значение s вводится с клавиатуры).</w:t>
@@ -2675,15 +2696,18 @@
       </w:pPr>
       <w:r>
         <w:rPr>
-          <w:rFonts w:ascii="Times New Roman" w:eastAsia="Times New Roman" w:hAnsi="Times New Roman" w:cs="Times New Roman"/>
+          <w:rFonts w:ascii="Times New Roman" w:hAnsi="Times New Roman" w:cs="Times New Roman" w:eastAsia="Times New Roman"/>
           <w:b/>
+          <w:i w:val="0"/>
           <w:sz w:val="28"/>
         </w:rPr>
         <w:t xml:space="preserve">Задание 3. </w:t>
       </w:r>
       <w:r>
         <w:rPr>
-          <w:rFonts w:ascii="Times New Roman" w:eastAsia="Times New Roman" w:hAnsi="Times New Roman" w:cs="Times New Roman"/>
+          <w:rFonts w:ascii="Times New Roman" w:hAnsi="Times New Roman" w:cs="Times New Roman" w:eastAsia="Times New Roman"/>
+          <w:b w:val="0"/>
+          <w:i w:val="0"/>
           <w:sz w:val="28"/>
         </w:rPr>
         <w:t>Определить и вывести имя пользователя и имя компьютера.</w:t>
@@ -2697,8 +2721,9 @@
       </w:pPr>
       <w:r>
         <w:rPr>
-          <w:rFonts w:ascii="Times New Roman" w:eastAsia="Times New Roman" w:hAnsi="Times New Roman" w:cs="Times New Roman"/>
+          <w:rFonts w:ascii="Times New Roman" w:hAnsi="Times New Roman" w:cs="Times New Roman" w:eastAsia="Times New Roman"/>
           <w:b/>
+          <w:i w:val="0"/>
           <w:sz w:val="28"/>
         </w:rPr>
         <w:t>Ход выполнения работы.</w:t>
@@ -2710,7 +2735,9 @@
       </w:pPr>
       <w:r>
         <w:rPr>
-          <w:rFonts w:ascii="Times New Roman" w:eastAsia="Times New Roman" w:hAnsi="Times New Roman" w:cs="Times New Roman"/>
+          <w:rFonts w:ascii="Times New Roman" w:hAnsi="Times New Roman" w:cs="Times New Roman" w:eastAsia="Times New Roman"/>
+          <w:b w:val="0"/>
+          <w:i w:val="0"/>
           <w:sz w:val="28"/>
         </w:rPr>
         <w:t>Работа выполнена в среде Microsoft Visual Studio на языке C++. Создано решение Lab1, состоящее из двух консольных приложений:</w:t>
@@ -2722,7 +2749,9 @@
       </w:pPr>
       <w:r>
         <w:rPr>
-          <w:rFonts w:ascii="Times New Roman" w:eastAsia="Times New Roman" w:hAnsi="Times New Roman" w:cs="Times New Roman"/>
+          <w:rFonts w:ascii="Times New Roman" w:hAnsi="Times New Roman" w:cs="Times New Roman" w:eastAsia="Times New Roman"/>
+          <w:b w:val="0"/>
+          <w:i w:val="0"/>
           <w:sz w:val="28"/>
         </w:rPr>
         <w:t>– SPO_Lr1 – общее задание 1 и индивидуальное задание 2;</w:t>
@@ -2734,7 +2763,9 @@
       </w:pPr>
       <w:r>
         <w:rPr>
-          <w:rFonts w:ascii="Times New Roman" w:eastAsia="Times New Roman" w:hAnsi="Times New Roman" w:cs="Times New Roman"/>
+          <w:rFonts w:ascii="Times New Roman" w:hAnsi="Times New Roman" w:cs="Times New Roman" w:eastAsia="Times New Roman"/>
+          <w:b w:val="0"/>
+          <w:i w:val="0"/>
           <w:sz w:val="28"/>
         </w:rPr>
         <w:t>– SPO_Lr1_SysInfo – индивидуальное задание 3.</w:t>
@@ -2746,7 +2777,9 @@
       </w:pPr>
       <w:r>
         <w:rPr>
-          <w:rFonts w:ascii="Times New Roman" w:eastAsia="Times New Roman" w:hAnsi="Times New Roman" w:cs="Times New Roman"/>
+          <w:rFonts w:ascii="Times New Roman" w:hAnsi="Times New Roman" w:cs="Times New Roman" w:eastAsia="Times New Roman"/>
+          <w:b w:val="0"/>
+          <w:i w:val="0"/>
           <w:sz w:val="28"/>
         </w:rPr>
         <w:t>Для русификации вывода в обоих приложениях вызывается функция setlocale(LC_CTYPE, "rus").</w:t>
@@ -2758,18 +2791,26 @@
       </w:pPr>
       <w:r>
         <w:rPr>
-          <w:rFonts w:ascii="Times New Roman" w:eastAsia="Times New Roman" w:hAnsi="Times New Roman" w:cs="Times New Roman"/>
+          <w:rFonts w:ascii="Times New Roman" w:hAnsi="Times New Roman" w:cs="Times New Roman" w:eastAsia="Times New Roman"/>
+          <w:b w:val="0"/>
+          <w:i w:val="0"/>
           <w:sz w:val="28"/>
         </w:rPr>
-        <w:t xml:space="preserve">В приложении SPO_Lr1 номер бригады вводится с помощью cin, фамилии членов бригады хранятся в массивах символов char и выводятся </w:t>
-      </w:r>
-      <w:r>
-        <w:rPr>
-          <w:rFonts w:ascii="Times New Roman" w:eastAsia="Times New Roman" w:hAnsi="Times New Roman" w:cs="Times New Roman"/>
+        <w:t>Чтобы окно консоли не закрывалось сразу после завершения программы, перед каждым оператором return вызывается функция system("pause") из заголовочного файла cstdlib.</w:t>
+      </w:r>
+    </w:p>
+    <w:p>
+      <w:pPr>
+        <w:ind w:firstLine="709"/>
+      </w:pPr>
+      <w:r>
+        <w:rPr>
+          <w:rFonts w:ascii="Times New Roman" w:hAnsi="Times New Roman" w:cs="Times New Roman" w:eastAsia="Times New Roman"/>
+          <w:b w:val="0"/>
+          <w:i w:val="0"/>
           <w:sz w:val="28"/>
         </w:rPr>
-        <w:lastRenderedPageBreak/>
-        <w:t>дважды: объектом потокового вывода cout и функцией printf_s(). Затем функцией printf_s() выводятся элементы массивов mas и mmm.</w:t>
+        <w:t>В приложении SPO_Lr1 номер бригады вводится с помощью cin, фамилии членов бригады хранятся в массивах символов char и выводятся дважды: объектом потокового вывода cout и функцией printf_s(). Затем функцией printf_s() выводятся элементы массивов mas и mmm.</w:t>
       </w:r>
     </w:p>
     <w:p>
@@ -2778,7 +2819,9 @@
       </w:pPr>
       <w:r>
         <w:rPr>
-          <w:rFonts w:ascii="Times New Roman" w:eastAsia="Times New Roman" w:hAnsi="Times New Roman" w:cs="Times New Roman"/>
+          <w:rFonts w:ascii="Times New Roman" w:hAnsi="Times New Roman" w:cs="Times New Roman" w:eastAsia="Times New Roman"/>
+          <w:b w:val="0"/>
+          <w:i w:val="0"/>
           <w:sz w:val="28"/>
         </w:rPr>
         <w:t>Для задания 2 описана структура House с полями address (адрес, массив символов), area (общая жилая площадь, double) и residents (количество жильцов, int). Массив houses из пяти элементов инициализируется при объявлении. После вывода списка всех домов с клавиатуры вводится значение s, и для каждого дома вычисляется жилая площадь на одного жильца area / residents. Дома, у которых это значение меньше s, выводятся на экран функцией printf_s() и записываются в текстовый файл result.txt функцией fprintf_s(). Файл открывается функцией fopen_s() в режиме записи «w» и закрывается функцией fclose(). Если ни один дом не удовлетворяет условию, выводится сообщение «Таких домов нет».</w:t>
@@ -2790,7 +2833,9 @@
       </w:pPr>
       <w:r>
         <w:rPr>
-          <w:rFonts w:ascii="Times New Roman" w:eastAsia="Times New Roman" w:hAnsi="Times New Roman" w:cs="Times New Roman"/>
+          <w:rFonts w:ascii="Times New Roman" w:hAnsi="Times New Roman" w:cs="Times New Roman" w:eastAsia="Times New Roman"/>
+          <w:b w:val="0"/>
+          <w:i w:val="0"/>
           <w:sz w:val="28"/>
         </w:rPr>
         <w:t>В приложении SPO_Lr1_SysInfo используются функции Win32 API:</w:t>
@@ -2802,7 +2847,9 @@
       </w:pPr>
       <w:r>
         <w:rPr>
-          <w:rFonts w:ascii="Times New Roman" w:eastAsia="Times New Roman" w:hAnsi="Times New Roman" w:cs="Times New Roman"/>
+          <w:rFonts w:ascii="Times New Roman" w:hAnsi="Times New Roman" w:cs="Times New Roman" w:eastAsia="Times New Roman"/>
+          <w:b w:val="0"/>
+          <w:i w:val="0"/>
           <w:sz w:val="28"/>
         </w:rPr>
         <w:t>– GetUserName – возвращает имя текущего пользователя; размер буфера задаётся константой UNLEN + 1 из заголовочного файла lmcons.h;</w:t>
@@ -2814,7 +2861,9 @@
       </w:pPr>
       <w:r>
         <w:rPr>
-          <w:rFonts w:ascii="Times New Roman" w:eastAsia="Times New Roman" w:hAnsi="Times New Roman" w:cs="Times New Roman"/>
+          <w:rFonts w:ascii="Times New Roman" w:hAnsi="Times New Roman" w:cs="Times New Roman" w:eastAsia="Times New Roman"/>
+          <w:b w:val="0"/>
+          <w:i w:val="0"/>
           <w:sz w:val="28"/>
         </w:rPr>
         <w:t>– GetComputerName – возвращает имя компьютера; размер буфера задаётся константой MAX_COMPUTERNAME_LENGTH + 1.</w:t>
@@ -2826,7 +2875,9 @@
       </w:pPr>
       <w:r>
         <w:rPr>
-          <w:rFonts w:ascii="Times New Roman" w:eastAsia="Times New Roman" w:hAnsi="Times New Roman" w:cs="Times New Roman"/>
+          <w:rFonts w:ascii="Times New Roman" w:hAnsi="Times New Roman" w:cs="Times New Roman" w:eastAsia="Times New Roman"/>
+          <w:b w:val="0"/>
+          <w:i w:val="0"/>
           <w:sz w:val="28"/>
         </w:rPr>
         <w:t>Обе функции принимают указатель на буфер и указатель на переменную с размером буфера в символах и возвращают ненулевое значение при успешном выполнении. В случае ошибки выводится её код, полученный функцией GetLastError().</w:t>
@@ -2840,8 +2891,9 @@
       </w:pPr>
       <w:r>
         <w:rPr>
-          <w:rFonts w:ascii="Times New Roman" w:eastAsia="Times New Roman" w:hAnsi="Times New Roman" w:cs="Times New Roman"/>
+          <w:rFonts w:ascii="Times New Roman" w:hAnsi="Times New Roman" w:cs="Times New Roman" w:eastAsia="Times New Roman"/>
           <w:b/>
+          <w:i w:val="0"/>
           <w:sz w:val="28"/>
         </w:rPr>
         <w:t>Листинги разработанных приложений.</w:t>
@@ -2854,7 +2906,9 @@
       </w:pPr>
       <w:r>
         <w:rPr>
-          <w:rFonts w:ascii="Times New Roman" w:eastAsia="Times New Roman" w:hAnsi="Times New Roman" w:cs="Times New Roman"/>
+          <w:rFonts w:ascii="Times New Roman" w:hAnsi="Times New Roman" w:cs="Times New Roman" w:eastAsia="Times New Roman"/>
+          <w:b w:val="0"/>
+          <w:i w:val="0"/>
           <w:sz w:val="28"/>
         </w:rPr>
         <w:t>Листинг 1 – Приложение SPO_Lr1 (файл SPO_Lr1.cpp)</w:t>
@@ -2862,411 +2916,347 @@
     </w:p>
     <w:p>
       <w:pPr>
-        <w:spacing w:after="0" w:line="240" w:lineRule="auto"/>
-        <w:ind w:right="-142"/>
-        <w:rPr>
-          <w:lang w:val="en-US"/>
-        </w:rPr>
-      </w:pPr>
-      <w:r>
-        <w:rPr>
-          <w:rFonts w:ascii="Consolas" w:eastAsia="Consolas" w:hAnsi="Consolas" w:cs="Consolas"/>
-          <w:sz w:val="18"/>
-          <w:lang w:val="en-US"/>
+        <w:keepNext w:val="0"/>
+        <w:spacing w:after="0" w:before="0" w:line="240" w:lineRule="auto"/>
+        <w:ind w:right="-142"/>
+      </w:pPr>
+      <w:r>
+        <w:rPr>
+          <w:rFonts w:ascii="Consolas" w:hAnsi="Consolas" w:cs="Consolas" w:eastAsia="Consolas"/>
+          <w:b w:val="0"/>
+          <w:i w:val="0"/>
+          <w:sz w:val="18"/>
         </w:rPr>
         <w:t>#include &lt;iostream&gt;</w:t>
       </w:r>
     </w:p>
     <w:p>
       <w:pPr>
-        <w:spacing w:after="0" w:line="240" w:lineRule="auto"/>
-        <w:ind w:right="-142"/>
-        <w:rPr>
-          <w:lang w:val="en-US"/>
-        </w:rPr>
-      </w:pPr>
-      <w:r>
-        <w:rPr>
-          <w:rFonts w:ascii="Consolas" w:eastAsia="Consolas" w:hAnsi="Consolas" w:cs="Consolas"/>
-          <w:sz w:val="18"/>
-          <w:lang w:val="en-US"/>
-        </w:rPr>
-        <w:t>#include &lt;</w:t>
-      </w:r>
-      <w:proofErr w:type="spellStart"/>
-      <w:r>
-        <w:rPr>
-          <w:rFonts w:ascii="Consolas" w:eastAsia="Consolas" w:hAnsi="Consolas" w:cs="Consolas"/>
-          <w:sz w:val="18"/>
-          <w:lang w:val="en-US"/>
-        </w:rPr>
-        <w:t>cstdio</w:t>
-      </w:r>
-      <w:proofErr w:type="spellEnd"/>
-      <w:r>
-        <w:rPr>
-          <w:rFonts w:ascii="Consolas" w:eastAsia="Consolas" w:hAnsi="Consolas" w:cs="Consolas"/>
-          <w:sz w:val="18"/>
-          <w:lang w:val="en-US"/>
-        </w:rPr>
-        <w:t>&gt;</w:t>
-      </w:r>
-    </w:p>
-    <w:p>
-      <w:pPr>
-        <w:spacing w:after="0" w:line="240" w:lineRule="auto"/>
-        <w:ind w:right="-142"/>
-        <w:rPr>
-          <w:lang w:val="en-US"/>
-        </w:rPr>
-      </w:pPr>
-      <w:r>
-        <w:rPr>
-          <w:rFonts w:ascii="Consolas" w:eastAsia="Consolas" w:hAnsi="Consolas" w:cs="Consolas"/>
-          <w:sz w:val="18"/>
-          <w:lang w:val="en-US"/>
-        </w:rPr>
-        <w:t>#include &lt;</w:t>
-      </w:r>
-      <w:proofErr w:type="spellStart"/>
-      <w:r>
-        <w:rPr>
-          <w:rFonts w:ascii="Consolas" w:eastAsia="Consolas" w:hAnsi="Consolas" w:cs="Consolas"/>
-          <w:sz w:val="18"/>
-          <w:lang w:val="en-US"/>
-        </w:rPr>
-        <w:t>clocale</w:t>
-      </w:r>
-      <w:proofErr w:type="spellEnd"/>
-      <w:r>
-        <w:rPr>
-          <w:rFonts w:ascii="Consolas" w:eastAsia="Consolas" w:hAnsi="Consolas" w:cs="Consolas"/>
-          <w:sz w:val="18"/>
-          <w:lang w:val="en-US"/>
-        </w:rPr>
-        <w:t>&gt;</w:t>
-      </w:r>
-    </w:p>
-    <w:p>
-      <w:pPr>
-        <w:spacing w:after="0" w:line="240" w:lineRule="auto"/>
-        <w:ind w:right="-142"/>
-        <w:rPr>
-          <w:lang w:val="en-US"/>
-        </w:rPr>
-      </w:pPr>
-      <w:r>
-        <w:rPr>
-          <w:rFonts w:ascii="Consolas" w:eastAsia="Consolas" w:hAnsi="Consolas" w:cs="Consolas"/>
-          <w:sz w:val="18"/>
-          <w:lang w:val="en-US"/>
+        <w:keepNext w:val="0"/>
+        <w:spacing w:after="0" w:before="0" w:line="240" w:lineRule="auto"/>
+        <w:ind w:right="-142"/>
+      </w:pPr>
+      <w:r>
+        <w:rPr>
+          <w:rFonts w:ascii="Consolas" w:hAnsi="Consolas" w:cs="Consolas" w:eastAsia="Consolas"/>
+          <w:b w:val="0"/>
+          <w:i w:val="0"/>
+          <w:sz w:val="18"/>
+        </w:rPr>
+        <w:t>#include &lt;cstdio&gt;</w:t>
+      </w:r>
+    </w:p>
+    <w:p>
+      <w:pPr>
+        <w:keepNext w:val="0"/>
+        <w:spacing w:after="0" w:before="0" w:line="240" w:lineRule="auto"/>
+        <w:ind w:right="-142"/>
+      </w:pPr>
+      <w:r>
+        <w:rPr>
+          <w:rFonts w:ascii="Consolas" w:hAnsi="Consolas" w:cs="Consolas" w:eastAsia="Consolas"/>
+          <w:b w:val="0"/>
+          <w:i w:val="0"/>
+          <w:sz w:val="18"/>
+        </w:rPr>
+        <w:t>#include &lt;clocale&gt;</w:t>
+      </w:r>
+    </w:p>
+    <w:p>
+      <w:pPr>
+        <w:keepNext w:val="0"/>
+        <w:spacing w:after="0" w:before="0" w:line="240" w:lineRule="auto"/>
+        <w:ind w:right="-142"/>
+      </w:pPr>
+      <w:r>
+        <w:rPr>
+          <w:rFonts w:ascii="Consolas" w:hAnsi="Consolas" w:cs="Consolas" w:eastAsia="Consolas"/>
+          <w:b w:val="0"/>
+          <w:i w:val="0"/>
+          <w:sz w:val="18"/>
+        </w:rPr>
+        <w:t>#include &lt;cstdlib&gt;</w:t>
+      </w:r>
+    </w:p>
+    <w:p>
+      <w:pPr>
+        <w:keepNext w:val="0"/>
+        <w:spacing w:after="0" w:before="0" w:line="240" w:lineRule="auto"/>
+        <w:ind w:right="-142"/>
+      </w:pPr>
+      <w:r>
+        <w:rPr>
+          <w:rFonts w:ascii="Consolas" w:hAnsi="Consolas" w:cs="Consolas" w:eastAsia="Consolas"/>
+          <w:b w:val="0"/>
+          <w:i w:val="0"/>
+          <w:sz w:val="18"/>
         </w:rPr>
         <w:t>using namespace std;</w:t>
       </w:r>
     </w:p>
     <w:p>
       <w:pPr>
-        <w:spacing w:after="0" w:line="240" w:lineRule="auto"/>
-        <w:ind w:right="-142"/>
-        <w:rPr>
-          <w:lang w:val="en-US"/>
-        </w:rPr>
-      </w:pPr>
-    </w:p>
-    <w:p>
-      <w:pPr>
-        <w:spacing w:after="0" w:line="240" w:lineRule="auto"/>
-        <w:ind w:right="-142"/>
-        <w:rPr>
-          <w:lang w:val="en-US"/>
-        </w:rPr>
-      </w:pPr>
-      <w:r>
-        <w:rPr>
-          <w:rFonts w:ascii="Consolas" w:eastAsia="Consolas" w:hAnsi="Consolas" w:cs="Consolas"/>
-          <w:sz w:val="18"/>
-          <w:lang w:val="en-US"/>
+        <w:keepNext w:val="0"/>
+        <w:spacing w:after="0" w:before="0" w:line="240" w:lineRule="auto"/>
+        <w:ind w:right="-142"/>
+      </w:pPr>
+      <w:r>
+        <w:rPr>
+          <w:rFonts w:ascii="Consolas" w:hAnsi="Consolas" w:cs="Consolas" w:eastAsia="Consolas"/>
+          <w:b w:val="0"/>
+          <w:i w:val="0"/>
+          <w:sz w:val="18"/>
+        </w:rPr>
+      </w:r>
+    </w:p>
+    <w:p>
+      <w:pPr>
+        <w:keepNext w:val="0"/>
+        <w:spacing w:after="0" w:before="0" w:line="240" w:lineRule="auto"/>
+        <w:ind w:right="-142"/>
+      </w:pPr>
+      <w:r>
+        <w:rPr>
+          <w:rFonts w:ascii="Consolas" w:hAnsi="Consolas" w:cs="Consolas" w:eastAsia="Consolas"/>
+          <w:b w:val="0"/>
+          <w:i w:val="0"/>
+          <w:sz w:val="18"/>
         </w:rPr>
         <w:t>struct House</w:t>
       </w:r>
     </w:p>
     <w:p>
       <w:pPr>
-        <w:spacing w:after="0" w:line="240" w:lineRule="auto"/>
-        <w:ind w:right="-142"/>
-        <w:rPr>
-          <w:lang w:val="en-US"/>
-        </w:rPr>
-      </w:pPr>
-      <w:r>
-        <w:rPr>
-          <w:rFonts w:ascii="Consolas" w:eastAsia="Consolas" w:hAnsi="Consolas" w:cs="Consolas"/>
-          <w:sz w:val="18"/>
-          <w:lang w:val="en-US"/>
+        <w:keepNext w:val="0"/>
+        <w:spacing w:after="0" w:before="0" w:line="240" w:lineRule="auto"/>
+        <w:ind w:right="-142"/>
+      </w:pPr>
+      <w:r>
+        <w:rPr>
+          <w:rFonts w:ascii="Consolas" w:hAnsi="Consolas" w:cs="Consolas" w:eastAsia="Consolas"/>
+          <w:b w:val="0"/>
+          <w:i w:val="0"/>
+          <w:sz w:val="18"/>
         </w:rPr>
         <w:t>{</w:t>
       </w:r>
     </w:p>
     <w:p>
       <w:pPr>
-        <w:spacing w:after="0" w:line="240" w:lineRule="auto"/>
-        <w:ind w:right="-142"/>
-        <w:rPr>
-          <w:lang w:val="en-US"/>
-        </w:rPr>
-      </w:pPr>
-      <w:r>
-        <w:rPr>
-          <w:rFonts w:ascii="Consolas" w:eastAsia="Consolas" w:hAnsi="Consolas" w:cs="Consolas"/>
-          <w:sz w:val="18"/>
-          <w:lang w:val="en-US"/>
+        <w:keepNext w:val="0"/>
+        <w:spacing w:after="0" w:before="0" w:line="240" w:lineRule="auto"/>
+        <w:ind w:right="-142"/>
+      </w:pPr>
+      <w:r>
+        <w:rPr>
+          <w:rFonts w:ascii="Consolas" w:hAnsi="Consolas" w:cs="Consolas" w:eastAsia="Consolas"/>
+          <w:b w:val="0"/>
+          <w:i w:val="0"/>
+          <w:sz w:val="18"/>
         </w:rPr>
         <w:t xml:space="preserve">    char address[64];</w:t>
       </w:r>
     </w:p>
     <w:p>
       <w:pPr>
-        <w:spacing w:after="0" w:line="240" w:lineRule="auto"/>
-        <w:ind w:right="-142"/>
-        <w:rPr>
-          <w:lang w:val="en-US"/>
-        </w:rPr>
-      </w:pPr>
-      <w:r>
-        <w:rPr>
-          <w:rFonts w:ascii="Consolas" w:eastAsia="Consolas" w:hAnsi="Consolas" w:cs="Consolas"/>
-          <w:sz w:val="18"/>
-          <w:lang w:val="en-US"/>
+        <w:keepNext w:val="0"/>
+        <w:spacing w:after="0" w:before="0" w:line="240" w:lineRule="auto"/>
+        <w:ind w:right="-142"/>
+      </w:pPr>
+      <w:r>
+        <w:rPr>
+          <w:rFonts w:ascii="Consolas" w:hAnsi="Consolas" w:cs="Consolas" w:eastAsia="Consolas"/>
+          <w:b w:val="0"/>
+          <w:i w:val="0"/>
+          <w:sz w:val="18"/>
         </w:rPr>
         <w:t xml:space="preserve">    double area;</w:t>
       </w:r>
     </w:p>
     <w:p>
       <w:pPr>
-        <w:spacing w:after="0" w:line="240" w:lineRule="auto"/>
-        <w:ind w:right="-142"/>
-        <w:rPr>
-          <w:lang w:val="en-US"/>
-        </w:rPr>
-      </w:pPr>
-      <w:r>
-        <w:rPr>
-          <w:rFonts w:ascii="Consolas" w:eastAsia="Consolas" w:hAnsi="Consolas" w:cs="Consolas"/>
-          <w:sz w:val="18"/>
-          <w:lang w:val="en-US"/>
+        <w:keepNext w:val="0"/>
+        <w:spacing w:after="0" w:before="0" w:line="240" w:lineRule="auto"/>
+        <w:ind w:right="-142"/>
+      </w:pPr>
+      <w:r>
+        <w:rPr>
+          <w:rFonts w:ascii="Consolas" w:hAnsi="Consolas" w:cs="Consolas" w:eastAsia="Consolas"/>
+          <w:b w:val="0"/>
+          <w:i w:val="0"/>
+          <w:sz w:val="18"/>
         </w:rPr>
         <w:t xml:space="preserve">    int residents;</w:t>
       </w:r>
     </w:p>
     <w:p>
       <w:pPr>
-        <w:spacing w:after="0" w:line="240" w:lineRule="auto"/>
-        <w:ind w:right="-142"/>
-        <w:rPr>
-          <w:lang w:val="en-US"/>
-        </w:rPr>
-      </w:pPr>
-      <w:r>
-        <w:rPr>
-          <w:rFonts w:ascii="Consolas" w:eastAsia="Consolas" w:hAnsi="Consolas" w:cs="Consolas"/>
-          <w:sz w:val="18"/>
-          <w:lang w:val="en-US"/>
+        <w:keepNext w:val="0"/>
+        <w:spacing w:after="0" w:before="0" w:line="240" w:lineRule="auto"/>
+        <w:ind w:right="-142"/>
+      </w:pPr>
+      <w:r>
+        <w:rPr>
+          <w:rFonts w:ascii="Consolas" w:hAnsi="Consolas" w:cs="Consolas" w:eastAsia="Consolas"/>
+          <w:b w:val="0"/>
+          <w:i w:val="0"/>
+          <w:sz w:val="18"/>
         </w:rPr>
         <w:t>};</w:t>
       </w:r>
     </w:p>
     <w:p>
       <w:pPr>
-        <w:spacing w:after="0" w:line="240" w:lineRule="auto"/>
-        <w:ind w:right="-142"/>
-        <w:rPr>
-          <w:lang w:val="en-US"/>
-        </w:rPr>
-      </w:pPr>
-    </w:p>
-    <w:p>
-      <w:pPr>
-        <w:spacing w:after="0" w:line="240" w:lineRule="auto"/>
-        <w:ind w:right="-142"/>
-        <w:rPr>
-          <w:lang w:val="en-US"/>
-        </w:rPr>
-      </w:pPr>
-      <w:r>
-        <w:rPr>
-          <w:rFonts w:ascii="Consolas" w:eastAsia="Consolas" w:hAnsi="Consolas" w:cs="Consolas"/>
-          <w:sz w:val="18"/>
-          <w:lang w:val="en-US"/>
+        <w:keepNext w:val="0"/>
+        <w:spacing w:after="0" w:before="0" w:line="240" w:lineRule="auto"/>
+        <w:ind w:right="-142"/>
+      </w:pPr>
+      <w:r>
+        <w:rPr>
+          <w:rFonts w:ascii="Consolas" w:hAnsi="Consolas" w:cs="Consolas" w:eastAsia="Consolas"/>
+          <w:b w:val="0"/>
+          <w:i w:val="0"/>
+          <w:sz w:val="18"/>
+        </w:rPr>
+      </w:r>
+    </w:p>
+    <w:p>
+      <w:pPr>
+        <w:keepNext w:val="0"/>
+        <w:spacing w:after="0" w:before="0" w:line="240" w:lineRule="auto"/>
+        <w:ind w:right="-142"/>
+      </w:pPr>
+      <w:r>
+        <w:rPr>
+          <w:rFonts w:ascii="Consolas" w:hAnsi="Consolas" w:cs="Consolas" w:eastAsia="Consolas"/>
+          <w:b w:val="0"/>
+          <w:i w:val="0"/>
+          <w:sz w:val="18"/>
         </w:rPr>
         <w:t>const int N = 5;</w:t>
       </w:r>
     </w:p>
     <w:p>
       <w:pPr>
-        <w:spacing w:after="0" w:line="240" w:lineRule="auto"/>
-        <w:ind w:right="-142"/>
-        <w:rPr>
-          <w:lang w:val="en-US"/>
-        </w:rPr>
-      </w:pPr>
-    </w:p>
-    <w:p>
-      <w:pPr>
-        <w:spacing w:after="0" w:line="240" w:lineRule="auto"/>
-        <w:ind w:right="-142"/>
-        <w:rPr>
-          <w:lang w:val="en-US"/>
-        </w:rPr>
-      </w:pPr>
-      <w:r>
-        <w:rPr>
-          <w:rFonts w:ascii="Consolas" w:eastAsia="Consolas" w:hAnsi="Consolas" w:cs="Consolas"/>
-          <w:sz w:val="18"/>
-          <w:lang w:val="en-US"/>
+        <w:keepNext w:val="0"/>
+        <w:spacing w:after="0" w:before="0" w:line="240" w:lineRule="auto"/>
+        <w:ind w:right="-142"/>
+      </w:pPr>
+      <w:r>
+        <w:rPr>
+          <w:rFonts w:ascii="Consolas" w:hAnsi="Consolas" w:cs="Consolas" w:eastAsia="Consolas"/>
+          <w:b w:val="0"/>
+          <w:i w:val="0"/>
+          <w:sz w:val="18"/>
+        </w:rPr>
+      </w:r>
+    </w:p>
+    <w:p>
+      <w:pPr>
+        <w:keepNext w:val="0"/>
+        <w:spacing w:after="0" w:before="0" w:line="240" w:lineRule="auto"/>
+        <w:ind w:right="-142"/>
+      </w:pPr>
+      <w:r>
+        <w:rPr>
+          <w:rFonts w:ascii="Consolas" w:hAnsi="Consolas" w:cs="Consolas" w:eastAsia="Consolas"/>
+          <w:b w:val="0"/>
+          <w:i w:val="0"/>
+          <w:sz w:val="18"/>
         </w:rPr>
         <w:t>int main()</w:t>
       </w:r>
     </w:p>
     <w:p>
       <w:pPr>
-        <w:spacing w:after="0" w:line="240" w:lineRule="auto"/>
-        <w:ind w:right="-142"/>
-        <w:rPr>
-          <w:lang w:val="en-US"/>
-        </w:rPr>
-      </w:pPr>
-      <w:r>
-        <w:rPr>
-          <w:rFonts w:ascii="Consolas" w:eastAsia="Consolas" w:hAnsi="Consolas" w:cs="Consolas"/>
-          <w:sz w:val="18"/>
-          <w:lang w:val="en-US"/>
+        <w:keepNext w:val="0"/>
+        <w:spacing w:after="0" w:before="0" w:line="240" w:lineRule="auto"/>
+        <w:ind w:right="-142"/>
+      </w:pPr>
+      <w:r>
+        <w:rPr>
+          <w:rFonts w:ascii="Consolas" w:hAnsi="Consolas" w:cs="Consolas" w:eastAsia="Consolas"/>
+          <w:b w:val="0"/>
+          <w:i w:val="0"/>
+          <w:sz w:val="18"/>
         </w:rPr>
         <w:t>{</w:t>
       </w:r>
     </w:p>
     <w:p>
       <w:pPr>
-        <w:spacing w:after="0" w:line="240" w:lineRule="auto"/>
-        <w:ind w:right="-142"/>
-        <w:rPr>
-          <w:lang w:val="en-US"/>
-        </w:rPr>
-      </w:pPr>
-      <w:r>
-        <w:rPr>
-          <w:rFonts w:ascii="Consolas" w:eastAsia="Consolas" w:hAnsi="Consolas" w:cs="Consolas"/>
-          <w:sz w:val="18"/>
-          <w:lang w:val="en-US"/>
-        </w:rPr>
-        <w:t xml:space="preserve">    </w:t>
-      </w:r>
-      <w:proofErr w:type="spellStart"/>
-      <w:r>
-        <w:rPr>
-          <w:rFonts w:ascii="Consolas" w:eastAsia="Consolas" w:hAnsi="Consolas" w:cs="Consolas"/>
-          <w:sz w:val="18"/>
-          <w:lang w:val="en-US"/>
-        </w:rPr>
-        <w:t>setlocale</w:t>
-      </w:r>
-      <w:proofErr w:type="spellEnd"/>
-      <w:r>
-        <w:rPr>
-          <w:rFonts w:ascii="Consolas" w:eastAsia="Consolas" w:hAnsi="Consolas" w:cs="Consolas"/>
-          <w:sz w:val="18"/>
-          <w:lang w:val="en-US"/>
-        </w:rPr>
-        <w:t>(LC_CTYPE, "</w:t>
-      </w:r>
-      <w:proofErr w:type="spellStart"/>
-      <w:r>
-        <w:rPr>
-          <w:rFonts w:ascii="Consolas" w:eastAsia="Consolas" w:hAnsi="Consolas" w:cs="Consolas"/>
-          <w:sz w:val="18"/>
-          <w:lang w:val="en-US"/>
-        </w:rPr>
-        <w:t>rus</w:t>
-      </w:r>
-      <w:proofErr w:type="spellEnd"/>
-      <w:r>
-        <w:rPr>
-          <w:rFonts w:ascii="Consolas" w:eastAsia="Consolas" w:hAnsi="Consolas" w:cs="Consolas"/>
-          <w:sz w:val="18"/>
-          <w:lang w:val="en-US"/>
-        </w:rPr>
-        <w:t>");</w:t>
-      </w:r>
-    </w:p>
-    <w:p>
-      <w:pPr>
-        <w:spacing w:after="0" w:line="240" w:lineRule="auto"/>
-        <w:ind w:right="-142"/>
-        <w:rPr>
-          <w:lang w:val="en-US"/>
-        </w:rPr>
-      </w:pPr>
-    </w:p>
-    <w:p>
-      <w:pPr>
-        <w:spacing w:after="0" w:line="240" w:lineRule="auto"/>
-        <w:ind w:right="-142"/>
-        <w:rPr>
-          <w:lang w:val="en-US"/>
-        </w:rPr>
-      </w:pPr>
-      <w:r>
-        <w:rPr>
-          <w:rFonts w:ascii="Consolas" w:eastAsia="Consolas" w:hAnsi="Consolas" w:cs="Consolas"/>
-          <w:sz w:val="18"/>
-          <w:lang w:val="en-US"/>
-        </w:rPr>
-        <w:t xml:space="preserve">    // </w:t>
-      </w:r>
-      <w:r>
-        <w:rPr>
-          <w:rFonts w:ascii="Consolas" w:eastAsia="Consolas" w:hAnsi="Consolas" w:cs="Consolas"/>
-          <w:sz w:val="18"/>
-        </w:rPr>
-        <w:t>Задание</w:t>
-      </w:r>
-      <w:r>
-        <w:rPr>
-          <w:rFonts w:ascii="Consolas" w:eastAsia="Consolas" w:hAnsi="Consolas" w:cs="Consolas"/>
-          <w:sz w:val="18"/>
-          <w:lang w:val="en-US"/>
-        </w:rPr>
-        <w:t xml:space="preserve"> 1</w:t>
-      </w:r>
-    </w:p>
-    <w:p>
-      <w:pPr>
-        <w:spacing w:after="0" w:line="240" w:lineRule="auto"/>
-        <w:ind w:right="-142"/>
-      </w:pPr>
-      <w:r>
-        <w:rPr>
-          <w:rFonts w:ascii="Consolas" w:eastAsia="Consolas" w:hAnsi="Consolas" w:cs="Consolas"/>
-          <w:sz w:val="18"/>
-          <w:lang w:val="en-US"/>
-        </w:rPr>
-        <w:t xml:space="preserve">    </w:t>
-      </w:r>
-      <w:r>
-        <w:rPr>
-          <w:rFonts w:ascii="Consolas" w:eastAsia="Consolas" w:hAnsi="Consolas" w:cs="Consolas"/>
-          <w:sz w:val="18"/>
-        </w:rPr>
-        <w:t>int brigade;</w:t>
-      </w:r>
-    </w:p>
-    <w:p>
-      <w:pPr>
-        <w:spacing w:after="0" w:line="240" w:lineRule="auto"/>
-        <w:ind w:right="-142"/>
-      </w:pPr>
-      <w:r>
-        <w:rPr>
-          <w:rFonts w:ascii="Consolas" w:eastAsia="Consolas" w:hAnsi="Consolas" w:cs="Consolas"/>
+        <w:keepNext w:val="0"/>
+        <w:spacing w:after="0" w:before="0" w:line="240" w:lineRule="auto"/>
+        <w:ind w:right="-142"/>
+      </w:pPr>
+      <w:r>
+        <w:rPr>
+          <w:rFonts w:ascii="Consolas" w:hAnsi="Consolas" w:cs="Consolas" w:eastAsia="Consolas"/>
+          <w:b w:val="0"/>
+          <w:i w:val="0"/>
+          <w:sz w:val="18"/>
+        </w:rPr>
+        <w:t xml:space="preserve">    setlocale(LC_CTYPE, "rus");</w:t>
+      </w:r>
+    </w:p>
+    <w:p>
+      <w:pPr>
+        <w:keepNext w:val="0"/>
+        <w:spacing w:after="0" w:before="0" w:line="240" w:lineRule="auto"/>
+        <w:ind w:right="-142"/>
+      </w:pPr>
+      <w:r>
+        <w:rPr>
+          <w:rFonts w:ascii="Consolas" w:hAnsi="Consolas" w:cs="Consolas" w:eastAsia="Consolas"/>
+          <w:b w:val="0"/>
+          <w:i w:val="0"/>
+          <w:sz w:val="18"/>
+        </w:rPr>
+      </w:r>
+    </w:p>
+    <w:p>
+      <w:pPr>
+        <w:keepNext w:val="0"/>
+        <w:spacing w:after="0" w:before="0" w:line="240" w:lineRule="auto"/>
+        <w:ind w:right="-142"/>
+      </w:pPr>
+      <w:r>
+        <w:rPr>
+          <w:rFonts w:ascii="Consolas" w:hAnsi="Consolas" w:cs="Consolas" w:eastAsia="Consolas"/>
+          <w:b w:val="0"/>
+          <w:i w:val="0"/>
+          <w:sz w:val="18"/>
+        </w:rPr>
+        <w:t xml:space="preserve">    // Задание 1</w:t>
+      </w:r>
+    </w:p>
+    <w:p>
+      <w:pPr>
+        <w:keepNext w:val="0"/>
+        <w:spacing w:after="0" w:before="0" w:line="240" w:lineRule="auto"/>
+        <w:ind w:right="-142"/>
+      </w:pPr>
+      <w:r>
+        <w:rPr>
+          <w:rFonts w:ascii="Consolas" w:hAnsi="Consolas" w:cs="Consolas" w:eastAsia="Consolas"/>
+          <w:b w:val="0"/>
+          <w:i w:val="0"/>
+          <w:sz w:val="18"/>
+        </w:rPr>
+        <w:t xml:space="preserve">    int brigade;</w:t>
+      </w:r>
+    </w:p>
+    <w:p>
+      <w:pPr>
+        <w:keepNext w:val="0"/>
+        <w:spacing w:after="0" w:before="0" w:line="240" w:lineRule="auto"/>
+        <w:ind w:right="-142"/>
+      </w:pPr>
+      <w:r>
+        <w:rPr>
+          <w:rFonts w:ascii="Consolas" w:hAnsi="Consolas" w:cs="Consolas" w:eastAsia="Consolas"/>
+          <w:b w:val="0"/>
+          <w:i w:val="0"/>
           <w:sz w:val="18"/>
         </w:rPr>
         <w:t xml:space="preserve">    cout &lt;&lt; "Введите номер бригады: ";</w:t>
@@ -3274,12 +3264,15 @@
     </w:p>
     <w:p>
       <w:pPr>
-        <w:spacing w:after="0" w:line="240" w:lineRule="auto"/>
-        <w:ind w:right="-142"/>
-      </w:pPr>
-      <w:r>
-        <w:rPr>
-          <w:rFonts w:ascii="Consolas" w:eastAsia="Consolas" w:hAnsi="Consolas" w:cs="Consolas"/>
+        <w:keepNext w:val="0"/>
+        <w:spacing w:after="0" w:before="0" w:line="240" w:lineRule="auto"/>
+        <w:ind w:right="-142"/>
+      </w:pPr>
+      <w:r>
+        <w:rPr>
+          <w:rFonts w:ascii="Consolas" w:hAnsi="Consolas" w:cs="Consolas" w:eastAsia="Consolas"/>
+          <w:b w:val="0"/>
+          <w:i w:val="0"/>
           <w:sz w:val="18"/>
         </w:rPr>
         <w:t xml:space="preserve">    cin &gt;&gt; brigade;</w:t>
@@ -3287,26 +3280,31 @@
     </w:p>
     <w:p>
       <w:pPr>
-        <w:spacing w:after="0" w:line="240" w:lineRule="auto"/>
-        <w:ind w:right="-142"/>
-      </w:pPr>
-      <w:r>
-        <w:rPr>
-          <w:rFonts w:ascii="Consolas" w:eastAsia="Consolas" w:hAnsi="Consolas" w:cs="Consolas"/>
-          <w:sz w:val="18"/>
-        </w:rPr>
-        <w:lastRenderedPageBreak/>
+        <w:keepNext w:val="0"/>
+        <w:spacing w:after="0" w:before="0" w:line="240" w:lineRule="auto"/>
+        <w:ind w:right="-142"/>
+      </w:pPr>
+      <w:r>
+        <w:rPr>
+          <w:rFonts w:ascii="Consolas" w:hAnsi="Consolas" w:cs="Consolas" w:eastAsia="Consolas"/>
+          <w:b w:val="0"/>
+          <w:i w:val="0"/>
+          <w:sz w:val="18"/>
+        </w:rPr>
         <w:t xml:space="preserve">    if (!cin)</w:t>
       </w:r>
     </w:p>
     <w:p>
       <w:pPr>
-        <w:spacing w:after="0" w:line="240" w:lineRule="auto"/>
-        <w:ind w:right="-142"/>
-      </w:pPr>
-      <w:r>
-        <w:rPr>
-          <w:rFonts w:ascii="Consolas" w:eastAsia="Consolas" w:hAnsi="Consolas" w:cs="Consolas"/>
+        <w:keepNext w:val="0"/>
+        <w:spacing w:after="0" w:before="0" w:line="240" w:lineRule="auto"/>
+        <w:ind w:right="-142"/>
+      </w:pPr>
+      <w:r>
+        <w:rPr>
+          <w:rFonts w:ascii="Consolas" w:hAnsi="Consolas" w:cs="Consolas" w:eastAsia="Consolas"/>
+          <w:b w:val="0"/>
+          <w:i w:val="0"/>
           <w:sz w:val="18"/>
         </w:rPr>
         <w:t xml:space="preserve">    {</w:t>
@@ -3314,12 +3312,15 @@
     </w:p>
     <w:p>
       <w:pPr>
-        <w:spacing w:after="0" w:line="240" w:lineRule="auto"/>
-        <w:ind w:right="-142"/>
-      </w:pPr>
-      <w:r>
-        <w:rPr>
-          <w:rFonts w:ascii="Consolas" w:eastAsia="Consolas" w:hAnsi="Consolas" w:cs="Consolas"/>
+        <w:keepNext w:val="0"/>
+        <w:spacing w:after="0" w:before="0" w:line="240" w:lineRule="auto"/>
+        <w:ind w:right="-142"/>
+      </w:pPr>
+      <w:r>
+        <w:rPr>
+          <w:rFonts w:ascii="Consolas" w:hAnsi="Consolas" w:cs="Consolas" w:eastAsia="Consolas"/>
+          <w:b w:val="0"/>
+          <w:i w:val="0"/>
           <w:sz w:val="18"/>
         </w:rPr>
         <w:t xml:space="preserve">        cout &lt;&lt; "Ошибка ввода номера бригады" &lt;&lt; endl;</w:t>
@@ -3327,736 +3328,425 @@
     </w:p>
     <w:p>
       <w:pPr>
-        <w:spacing w:after="0" w:line="240" w:lineRule="auto"/>
-        <w:ind w:right="-142"/>
-        <w:rPr>
-          <w:lang w:val="en-US"/>
-        </w:rPr>
-      </w:pPr>
-      <w:r>
-        <w:rPr>
-          <w:rFonts w:ascii="Consolas" w:eastAsia="Consolas" w:hAnsi="Consolas" w:cs="Consolas"/>
-          <w:sz w:val="18"/>
-        </w:rPr>
-        <w:t xml:space="preserve">        </w:t>
-      </w:r>
-      <w:r>
-        <w:rPr>
-          <w:rFonts w:ascii="Consolas" w:eastAsia="Consolas" w:hAnsi="Consolas" w:cs="Consolas"/>
-          <w:sz w:val="18"/>
-          <w:lang w:val="en-US"/>
-        </w:rPr>
-        <w:t>return 1;</w:t>
-      </w:r>
-    </w:p>
-    <w:p>
-      <w:pPr>
-        <w:spacing w:after="0" w:line="240" w:lineRule="auto"/>
-        <w:ind w:right="-142"/>
-        <w:rPr>
-          <w:lang w:val="en-US"/>
-        </w:rPr>
-      </w:pPr>
-      <w:r>
-        <w:rPr>
-          <w:rFonts w:ascii="Consolas" w:eastAsia="Consolas" w:hAnsi="Consolas" w:cs="Consolas"/>
-          <w:sz w:val="18"/>
-          <w:lang w:val="en-US"/>
+        <w:keepNext w:val="0"/>
+        <w:spacing w:after="0" w:before="0" w:line="240" w:lineRule="auto"/>
+        <w:ind w:right="-142"/>
+      </w:pPr>
+      <w:r>
+        <w:rPr>
+          <w:rFonts w:ascii="Consolas" w:hAnsi="Consolas" w:cs="Consolas" w:eastAsia="Consolas"/>
+          <w:b w:val="0"/>
+          <w:i w:val="0"/>
+          <w:sz w:val="18"/>
+        </w:rPr>
+        <w:t xml:space="preserve">        system("pause");</w:t>
+      </w:r>
+    </w:p>
+    <w:p>
+      <w:pPr>
+        <w:keepNext w:val="0"/>
+        <w:spacing w:after="0" w:before="0" w:line="240" w:lineRule="auto"/>
+        <w:ind w:right="-142"/>
+      </w:pPr>
+      <w:r>
+        <w:rPr>
+          <w:rFonts w:ascii="Consolas" w:hAnsi="Consolas" w:cs="Consolas" w:eastAsia="Consolas"/>
+          <w:b w:val="0"/>
+          <w:i w:val="0"/>
+          <w:sz w:val="18"/>
+        </w:rPr>
+        <w:t xml:space="preserve">        return 1;</w:t>
+      </w:r>
+    </w:p>
+    <w:p>
+      <w:pPr>
+        <w:keepNext w:val="0"/>
+        <w:spacing w:after="0" w:before="0" w:line="240" w:lineRule="auto"/>
+        <w:ind w:right="-142"/>
+      </w:pPr>
+      <w:r>
+        <w:rPr>
+          <w:rFonts w:ascii="Consolas" w:hAnsi="Consolas" w:cs="Consolas" w:eastAsia="Consolas"/>
+          <w:b w:val="0"/>
+          <w:i w:val="0"/>
+          <w:sz w:val="18"/>
         </w:rPr>
         <w:t xml:space="preserve">    }</w:t>
       </w:r>
     </w:p>
     <w:p>
       <w:pPr>
-        <w:spacing w:after="0" w:line="240" w:lineRule="auto"/>
-        <w:ind w:right="-142"/>
-        <w:rPr>
-          <w:lang w:val="en-US"/>
-        </w:rPr>
-      </w:pPr>
-    </w:p>
-    <w:p>
-      <w:pPr>
-        <w:spacing w:after="0" w:line="240" w:lineRule="auto"/>
-        <w:ind w:right="-142"/>
-        <w:rPr>
-          <w:lang w:val="en-US"/>
-        </w:rPr>
-      </w:pPr>
-      <w:r>
-        <w:rPr>
-          <w:rFonts w:ascii="Consolas" w:eastAsia="Consolas" w:hAnsi="Consolas" w:cs="Consolas"/>
-          <w:sz w:val="18"/>
-          <w:lang w:val="en-US"/>
-        </w:rPr>
-        <w:t xml:space="preserve">    char student1[] = "</w:t>
-      </w:r>
-      <w:r>
-        <w:rPr>
-          <w:rFonts w:ascii="Consolas" w:eastAsia="Consolas" w:hAnsi="Consolas" w:cs="Consolas"/>
-          <w:sz w:val="18"/>
-        </w:rPr>
-        <w:t>Царегородцев</w:t>
-      </w:r>
-      <w:r>
-        <w:rPr>
-          <w:rFonts w:ascii="Consolas" w:eastAsia="Consolas" w:hAnsi="Consolas" w:cs="Consolas"/>
-          <w:sz w:val="18"/>
-          <w:lang w:val="en-US"/>
-        </w:rPr>
-        <w:t>";</w:t>
-      </w:r>
-    </w:p>
-    <w:p>
-      <w:pPr>
-        <w:spacing w:after="0" w:line="240" w:lineRule="auto"/>
-        <w:ind w:right="-142"/>
-        <w:rPr>
-          <w:lang w:val="en-US"/>
-        </w:rPr>
-      </w:pPr>
-      <w:r>
-        <w:rPr>
-          <w:rFonts w:ascii="Consolas" w:eastAsia="Consolas" w:hAnsi="Consolas" w:cs="Consolas"/>
-          <w:sz w:val="18"/>
-          <w:lang w:val="en-US"/>
-        </w:rPr>
-        <w:t xml:space="preserve">    char student2[] = "</w:t>
-      </w:r>
-      <w:r>
-        <w:rPr>
-          <w:rFonts w:ascii="Consolas" w:eastAsia="Consolas" w:hAnsi="Consolas" w:cs="Consolas"/>
-          <w:sz w:val="18"/>
-        </w:rPr>
-        <w:t>Марченко</w:t>
-      </w:r>
-      <w:r>
-        <w:rPr>
-          <w:rFonts w:ascii="Consolas" w:eastAsia="Consolas" w:hAnsi="Consolas" w:cs="Consolas"/>
-          <w:sz w:val="18"/>
-          <w:lang w:val="en-US"/>
-        </w:rPr>
-        <w:t>";</w:t>
-      </w:r>
-    </w:p>
-    <w:p>
-      <w:pPr>
-        <w:spacing w:after="0" w:line="240" w:lineRule="auto"/>
-        <w:ind w:right="-142"/>
-        <w:rPr>
-          <w:lang w:val="en-US"/>
-        </w:rPr>
-      </w:pPr>
-    </w:p>
-    <w:p>
-      <w:pPr>
-        <w:spacing w:after="0" w:line="240" w:lineRule="auto"/>
-        <w:ind w:right="-142"/>
-      </w:pPr>
-      <w:r>
-        <w:rPr>
-          <w:rFonts w:ascii="Consolas" w:eastAsia="Consolas" w:hAnsi="Consolas" w:cs="Consolas"/>
-          <w:sz w:val="18"/>
-          <w:lang w:val="en-US"/>
-        </w:rPr>
-        <w:t xml:space="preserve">    </w:t>
-      </w:r>
-      <w:r>
-        <w:rPr>
-          <w:rFonts w:ascii="Consolas" w:eastAsia="Consolas" w:hAnsi="Consolas" w:cs="Consolas"/>
-          <w:sz w:val="18"/>
-        </w:rPr>
-        <w:t>// Вывод с помощью потокового вывода cout</w:t>
-      </w:r>
-    </w:p>
-    <w:p>
-      <w:pPr>
-        <w:spacing w:after="0" w:line="240" w:lineRule="auto"/>
-        <w:ind w:right="-142"/>
-        <w:rPr>
-          <w:lang w:val="en-US"/>
-        </w:rPr>
-      </w:pPr>
-      <w:r>
-        <w:rPr>
-          <w:rFonts w:ascii="Consolas" w:eastAsia="Consolas" w:hAnsi="Consolas" w:cs="Consolas"/>
-          <w:sz w:val="18"/>
-        </w:rPr>
-        <w:t xml:space="preserve">    </w:t>
-      </w:r>
-      <w:proofErr w:type="spellStart"/>
-      <w:r>
-        <w:rPr>
-          <w:rFonts w:ascii="Consolas" w:eastAsia="Consolas" w:hAnsi="Consolas" w:cs="Consolas"/>
-          <w:sz w:val="18"/>
-          <w:lang w:val="en-US"/>
-        </w:rPr>
-        <w:t>cout</w:t>
-      </w:r>
-      <w:proofErr w:type="spellEnd"/>
-      <w:r>
-        <w:rPr>
-          <w:rFonts w:ascii="Consolas" w:eastAsia="Consolas" w:hAnsi="Consolas" w:cs="Consolas"/>
-          <w:sz w:val="18"/>
-          <w:lang w:val="en-US"/>
-        </w:rPr>
-        <w:t xml:space="preserve"> &lt;&lt; "\n</w:t>
-      </w:r>
-      <w:r>
-        <w:rPr>
-          <w:rFonts w:ascii="Consolas" w:eastAsia="Consolas" w:hAnsi="Consolas" w:cs="Consolas"/>
-          <w:sz w:val="18"/>
-        </w:rPr>
-        <w:t>Бригада</w:t>
-      </w:r>
-      <w:r>
-        <w:rPr>
-          <w:rFonts w:ascii="Consolas" w:eastAsia="Consolas" w:hAnsi="Consolas" w:cs="Consolas"/>
-          <w:sz w:val="18"/>
-          <w:lang w:val="en-US"/>
-        </w:rPr>
-        <w:t xml:space="preserve"> № " &lt;&lt; brigade &lt;&lt; </w:t>
-      </w:r>
-      <w:proofErr w:type="spellStart"/>
-      <w:r>
-        <w:rPr>
-          <w:rFonts w:ascii="Consolas" w:eastAsia="Consolas" w:hAnsi="Consolas" w:cs="Consolas"/>
-          <w:sz w:val="18"/>
-          <w:lang w:val="en-US"/>
-        </w:rPr>
-        <w:t>endl</w:t>
-      </w:r>
-      <w:proofErr w:type="spellEnd"/>
-      <w:r>
-        <w:rPr>
-          <w:rFonts w:ascii="Consolas" w:eastAsia="Consolas" w:hAnsi="Consolas" w:cs="Consolas"/>
-          <w:sz w:val="18"/>
-          <w:lang w:val="en-US"/>
-        </w:rPr>
-        <w:t>;</w:t>
-      </w:r>
-    </w:p>
-    <w:p>
-      <w:pPr>
-        <w:spacing w:after="0" w:line="240" w:lineRule="auto"/>
-        <w:ind w:right="-142"/>
-        <w:rPr>
-          <w:lang w:val="en-US"/>
-        </w:rPr>
-      </w:pPr>
-      <w:r>
-        <w:rPr>
-          <w:rFonts w:ascii="Consolas" w:eastAsia="Consolas" w:hAnsi="Consolas" w:cs="Consolas"/>
-          <w:sz w:val="18"/>
-          <w:lang w:val="en-US"/>
-        </w:rPr>
-        <w:t xml:space="preserve">    </w:t>
-      </w:r>
-      <w:proofErr w:type="spellStart"/>
-      <w:r>
-        <w:rPr>
-          <w:rFonts w:ascii="Consolas" w:eastAsia="Consolas" w:hAnsi="Consolas" w:cs="Consolas"/>
-          <w:sz w:val="18"/>
-          <w:lang w:val="en-US"/>
-        </w:rPr>
-        <w:t>cout</w:t>
-      </w:r>
-      <w:proofErr w:type="spellEnd"/>
-      <w:r>
-        <w:rPr>
-          <w:rFonts w:ascii="Consolas" w:eastAsia="Consolas" w:hAnsi="Consolas" w:cs="Consolas"/>
-          <w:sz w:val="18"/>
-          <w:lang w:val="en-US"/>
-        </w:rPr>
-        <w:t xml:space="preserve"> &lt;&lt; student1 &lt;&lt; </w:t>
-      </w:r>
-      <w:proofErr w:type="spellStart"/>
-      <w:r>
-        <w:rPr>
-          <w:rFonts w:ascii="Consolas" w:eastAsia="Consolas" w:hAnsi="Consolas" w:cs="Consolas"/>
-          <w:sz w:val="18"/>
-          <w:lang w:val="en-US"/>
-        </w:rPr>
-        <w:t>endl</w:t>
-      </w:r>
-      <w:proofErr w:type="spellEnd"/>
-      <w:r>
-        <w:rPr>
-          <w:rFonts w:ascii="Consolas" w:eastAsia="Consolas" w:hAnsi="Consolas" w:cs="Consolas"/>
-          <w:sz w:val="18"/>
-          <w:lang w:val="en-US"/>
-        </w:rPr>
-        <w:t>;</w:t>
-      </w:r>
-    </w:p>
-    <w:p>
-      <w:pPr>
-        <w:spacing w:after="0" w:line="240" w:lineRule="auto"/>
-        <w:ind w:right="-142"/>
-        <w:rPr>
-          <w:lang w:val="en-US"/>
-        </w:rPr>
-      </w:pPr>
-      <w:r>
-        <w:rPr>
-          <w:rFonts w:ascii="Consolas" w:eastAsia="Consolas" w:hAnsi="Consolas" w:cs="Consolas"/>
-          <w:sz w:val="18"/>
-          <w:lang w:val="en-US"/>
-        </w:rPr>
-        <w:t xml:space="preserve">    </w:t>
-      </w:r>
-      <w:proofErr w:type="spellStart"/>
-      <w:r>
-        <w:rPr>
-          <w:rFonts w:ascii="Consolas" w:eastAsia="Consolas" w:hAnsi="Consolas" w:cs="Consolas"/>
-          <w:sz w:val="18"/>
-          <w:lang w:val="en-US"/>
-        </w:rPr>
-        <w:t>cout</w:t>
-      </w:r>
-      <w:proofErr w:type="spellEnd"/>
-      <w:r>
-        <w:rPr>
-          <w:rFonts w:ascii="Consolas" w:eastAsia="Consolas" w:hAnsi="Consolas" w:cs="Consolas"/>
-          <w:sz w:val="18"/>
-          <w:lang w:val="en-US"/>
-        </w:rPr>
-        <w:t xml:space="preserve"> &lt;&lt; student2 &lt;&lt; </w:t>
-      </w:r>
-      <w:proofErr w:type="spellStart"/>
-      <w:r>
-        <w:rPr>
-          <w:rFonts w:ascii="Consolas" w:eastAsia="Consolas" w:hAnsi="Consolas" w:cs="Consolas"/>
-          <w:sz w:val="18"/>
-          <w:lang w:val="en-US"/>
-        </w:rPr>
-        <w:t>endl</w:t>
-      </w:r>
-      <w:proofErr w:type="spellEnd"/>
-      <w:r>
-        <w:rPr>
-          <w:rFonts w:ascii="Consolas" w:eastAsia="Consolas" w:hAnsi="Consolas" w:cs="Consolas"/>
-          <w:sz w:val="18"/>
-          <w:lang w:val="en-US"/>
-        </w:rPr>
-        <w:t>;</w:t>
-      </w:r>
-    </w:p>
-    <w:p>
-      <w:pPr>
-        <w:spacing w:after="0" w:line="240" w:lineRule="auto"/>
-        <w:ind w:right="-142"/>
-        <w:rPr>
-          <w:lang w:val="en-US"/>
-        </w:rPr>
-      </w:pPr>
-      <w:r>
-        <w:rPr>
-          <w:rFonts w:ascii="Consolas" w:eastAsia="Consolas" w:hAnsi="Consolas" w:cs="Consolas"/>
-          <w:sz w:val="18"/>
-          <w:lang w:val="en-US"/>
-        </w:rPr>
-        <w:t xml:space="preserve">    </w:t>
-      </w:r>
-      <w:proofErr w:type="spellStart"/>
-      <w:r>
-        <w:rPr>
-          <w:rFonts w:ascii="Consolas" w:eastAsia="Consolas" w:hAnsi="Consolas" w:cs="Consolas"/>
-          <w:sz w:val="18"/>
-          <w:lang w:val="en-US"/>
-        </w:rPr>
-        <w:t>cout</w:t>
-      </w:r>
-      <w:proofErr w:type="spellEnd"/>
-      <w:r>
-        <w:rPr>
-          <w:rFonts w:ascii="Consolas" w:eastAsia="Consolas" w:hAnsi="Consolas" w:cs="Consolas"/>
-          <w:sz w:val="18"/>
-          <w:lang w:val="en-US"/>
-        </w:rPr>
-        <w:t xml:space="preserve"> &lt;&lt; </w:t>
-      </w:r>
-      <w:proofErr w:type="spellStart"/>
-      <w:r>
-        <w:rPr>
-          <w:rFonts w:ascii="Consolas" w:eastAsia="Consolas" w:hAnsi="Consolas" w:cs="Consolas"/>
-          <w:sz w:val="18"/>
-          <w:lang w:val="en-US"/>
-        </w:rPr>
-        <w:t>endl</w:t>
-      </w:r>
-      <w:proofErr w:type="spellEnd"/>
-      <w:r>
-        <w:rPr>
-          <w:rFonts w:ascii="Consolas" w:eastAsia="Consolas" w:hAnsi="Consolas" w:cs="Consolas"/>
-          <w:sz w:val="18"/>
-          <w:lang w:val="en-US"/>
-        </w:rPr>
-        <w:t>;</w:t>
-      </w:r>
-    </w:p>
-    <w:p>
-      <w:pPr>
-        <w:spacing w:after="0" w:line="240" w:lineRule="auto"/>
-        <w:ind w:right="-142"/>
-        <w:rPr>
-          <w:lang w:val="en-US"/>
-        </w:rPr>
-      </w:pPr>
-    </w:p>
-    <w:p>
-      <w:pPr>
-        <w:spacing w:after="0" w:line="240" w:lineRule="auto"/>
-        <w:ind w:right="-142"/>
-      </w:pPr>
-      <w:r>
-        <w:rPr>
-          <w:rFonts w:ascii="Consolas" w:eastAsia="Consolas" w:hAnsi="Consolas" w:cs="Consolas"/>
-          <w:sz w:val="18"/>
-          <w:lang w:val="en-US"/>
-        </w:rPr>
-        <w:t xml:space="preserve">    </w:t>
-      </w:r>
-      <w:r>
-        <w:rPr>
-          <w:rFonts w:ascii="Consolas" w:eastAsia="Consolas" w:hAnsi="Consolas" w:cs="Consolas"/>
-          <w:sz w:val="18"/>
-        </w:rPr>
-        <w:t>// Повтор вывода с помощью printf_s</w:t>
-      </w:r>
-    </w:p>
-    <w:p>
-      <w:pPr>
-        <w:spacing w:after="0" w:line="240" w:lineRule="auto"/>
-        <w:ind w:right="-142"/>
-        <w:rPr>
-          <w:lang w:val="en-US"/>
-        </w:rPr>
-      </w:pPr>
-      <w:r>
-        <w:rPr>
-          <w:rFonts w:ascii="Consolas" w:eastAsia="Consolas" w:hAnsi="Consolas" w:cs="Consolas"/>
-          <w:sz w:val="18"/>
-        </w:rPr>
-        <w:t xml:space="preserve">    </w:t>
-      </w:r>
-      <w:proofErr w:type="spellStart"/>
-      <w:r>
-        <w:rPr>
-          <w:rFonts w:ascii="Consolas" w:eastAsia="Consolas" w:hAnsi="Consolas" w:cs="Consolas"/>
-          <w:sz w:val="18"/>
-          <w:lang w:val="en-US"/>
-        </w:rPr>
-        <w:t>printf_s</w:t>
-      </w:r>
-      <w:proofErr w:type="spellEnd"/>
-      <w:r>
-        <w:rPr>
-          <w:rFonts w:ascii="Consolas" w:eastAsia="Consolas" w:hAnsi="Consolas" w:cs="Consolas"/>
-          <w:sz w:val="18"/>
-          <w:lang w:val="en-US"/>
-        </w:rPr>
-        <w:t>("</w:t>
-      </w:r>
-      <w:r>
-        <w:rPr>
-          <w:rFonts w:ascii="Consolas" w:eastAsia="Consolas" w:hAnsi="Consolas" w:cs="Consolas"/>
-          <w:sz w:val="18"/>
-        </w:rPr>
-        <w:t>Бригада</w:t>
-      </w:r>
-      <w:r>
-        <w:rPr>
-          <w:rFonts w:ascii="Consolas" w:eastAsia="Consolas" w:hAnsi="Consolas" w:cs="Consolas"/>
-          <w:sz w:val="18"/>
-          <w:lang w:val="en-US"/>
-        </w:rPr>
-        <w:t xml:space="preserve"> № %d\n", brigade);</w:t>
-      </w:r>
-    </w:p>
-    <w:p>
-      <w:pPr>
-        <w:spacing w:after="0" w:line="240" w:lineRule="auto"/>
-        <w:ind w:right="-142"/>
-        <w:rPr>
-          <w:lang w:val="en-US"/>
-        </w:rPr>
-      </w:pPr>
-      <w:r>
-        <w:rPr>
-          <w:rFonts w:ascii="Consolas" w:eastAsia="Consolas" w:hAnsi="Consolas" w:cs="Consolas"/>
-          <w:sz w:val="18"/>
-          <w:lang w:val="en-US"/>
-        </w:rPr>
-        <w:t xml:space="preserve">    </w:t>
-      </w:r>
-      <w:proofErr w:type="spellStart"/>
-      <w:r>
-        <w:rPr>
-          <w:rFonts w:ascii="Consolas" w:eastAsia="Consolas" w:hAnsi="Consolas" w:cs="Consolas"/>
-          <w:sz w:val="18"/>
-          <w:lang w:val="en-US"/>
-        </w:rPr>
-        <w:t>printf_s</w:t>
-      </w:r>
-      <w:proofErr w:type="spellEnd"/>
-      <w:r>
-        <w:rPr>
-          <w:rFonts w:ascii="Consolas" w:eastAsia="Consolas" w:hAnsi="Consolas" w:cs="Consolas"/>
-          <w:sz w:val="18"/>
-          <w:lang w:val="en-US"/>
-        </w:rPr>
-        <w:t>("%s\n", student1);</w:t>
-      </w:r>
-    </w:p>
-    <w:p>
-      <w:pPr>
-        <w:spacing w:after="0" w:line="240" w:lineRule="auto"/>
-        <w:ind w:right="-142"/>
-        <w:rPr>
-          <w:lang w:val="en-US"/>
-        </w:rPr>
-      </w:pPr>
-      <w:r>
-        <w:rPr>
-          <w:rFonts w:ascii="Consolas" w:eastAsia="Consolas" w:hAnsi="Consolas" w:cs="Consolas"/>
-          <w:sz w:val="18"/>
-          <w:lang w:val="en-US"/>
-        </w:rPr>
-        <w:t xml:space="preserve">    </w:t>
-      </w:r>
-      <w:proofErr w:type="spellStart"/>
-      <w:r>
-        <w:rPr>
-          <w:rFonts w:ascii="Consolas" w:eastAsia="Consolas" w:hAnsi="Consolas" w:cs="Consolas"/>
-          <w:sz w:val="18"/>
-          <w:lang w:val="en-US"/>
-        </w:rPr>
-        <w:t>printf_s</w:t>
-      </w:r>
-      <w:proofErr w:type="spellEnd"/>
-      <w:r>
-        <w:rPr>
-          <w:rFonts w:ascii="Consolas" w:eastAsia="Consolas" w:hAnsi="Consolas" w:cs="Consolas"/>
-          <w:sz w:val="18"/>
-          <w:lang w:val="en-US"/>
-        </w:rPr>
-        <w:t>("%s\n", student2);</w:t>
-      </w:r>
-    </w:p>
-    <w:p>
-      <w:pPr>
-        <w:spacing w:after="0" w:line="240" w:lineRule="auto"/>
-        <w:ind w:right="-142"/>
-        <w:rPr>
-          <w:lang w:val="en-US"/>
-        </w:rPr>
-      </w:pPr>
-      <w:r>
-        <w:rPr>
-          <w:rFonts w:ascii="Consolas" w:eastAsia="Consolas" w:hAnsi="Consolas" w:cs="Consolas"/>
-          <w:sz w:val="18"/>
-          <w:lang w:val="en-US"/>
-        </w:rPr>
-        <w:t xml:space="preserve">    </w:t>
-      </w:r>
-      <w:proofErr w:type="spellStart"/>
-      <w:r>
-        <w:rPr>
-          <w:rFonts w:ascii="Consolas" w:eastAsia="Consolas" w:hAnsi="Consolas" w:cs="Consolas"/>
-          <w:sz w:val="18"/>
-          <w:lang w:val="en-US"/>
-        </w:rPr>
-        <w:t>printf_s</w:t>
-      </w:r>
-      <w:proofErr w:type="spellEnd"/>
-      <w:r>
-        <w:rPr>
-          <w:rFonts w:ascii="Consolas" w:eastAsia="Consolas" w:hAnsi="Consolas" w:cs="Consolas"/>
-          <w:sz w:val="18"/>
-          <w:lang w:val="en-US"/>
-        </w:rPr>
-        <w:t>("\n");</w:t>
-      </w:r>
-    </w:p>
-    <w:p>
-      <w:pPr>
-        <w:spacing w:after="0" w:line="240" w:lineRule="auto"/>
-        <w:ind w:right="-142"/>
-        <w:rPr>
-          <w:lang w:val="en-US"/>
-        </w:rPr>
-      </w:pPr>
-    </w:p>
-    <w:p>
-      <w:pPr>
-        <w:spacing w:after="0" w:line="240" w:lineRule="auto"/>
-        <w:ind w:right="-142"/>
-        <w:rPr>
-          <w:lang w:val="en-US"/>
-        </w:rPr>
-      </w:pPr>
-      <w:r>
-        <w:rPr>
-          <w:rFonts w:ascii="Consolas" w:eastAsia="Consolas" w:hAnsi="Consolas" w:cs="Consolas"/>
-          <w:sz w:val="18"/>
-          <w:lang w:val="en-US"/>
+        <w:keepNext w:val="0"/>
+        <w:spacing w:after="0" w:before="0" w:line="240" w:lineRule="auto"/>
+        <w:ind w:right="-142"/>
+      </w:pPr>
+      <w:r>
+        <w:rPr>
+          <w:rFonts w:ascii="Consolas" w:hAnsi="Consolas" w:cs="Consolas" w:eastAsia="Consolas"/>
+          <w:b w:val="0"/>
+          <w:i w:val="0"/>
+          <w:sz w:val="18"/>
+        </w:rPr>
+      </w:r>
+    </w:p>
+    <w:p>
+      <w:pPr>
+        <w:keepNext w:val="0"/>
+        <w:spacing w:after="0" w:before="0" w:line="240" w:lineRule="auto"/>
+        <w:ind w:right="-142"/>
+      </w:pPr>
+      <w:r>
+        <w:rPr>
+          <w:rFonts w:ascii="Consolas" w:hAnsi="Consolas" w:cs="Consolas" w:eastAsia="Consolas"/>
+          <w:b w:val="0"/>
+          <w:i w:val="0"/>
+          <w:sz w:val="18"/>
+        </w:rPr>
+        <w:t xml:space="preserve">    char student1[] = "Царегородцев";</w:t>
+      </w:r>
+    </w:p>
+    <w:p>
+      <w:pPr>
+        <w:keepNext w:val="0"/>
+        <w:spacing w:after="0" w:before="0" w:line="240" w:lineRule="auto"/>
+        <w:ind w:right="-142"/>
+      </w:pPr>
+      <w:r>
+        <w:rPr>
+          <w:rFonts w:ascii="Consolas" w:hAnsi="Consolas" w:cs="Consolas" w:eastAsia="Consolas"/>
+          <w:b w:val="0"/>
+          <w:i w:val="0"/>
+          <w:sz w:val="18"/>
+        </w:rPr>
+        <w:t xml:space="preserve">    char student2[] = "Марченко";</w:t>
+      </w:r>
+    </w:p>
+    <w:p>
+      <w:pPr>
+        <w:keepNext w:val="0"/>
+        <w:spacing w:after="0" w:before="0" w:line="240" w:lineRule="auto"/>
+        <w:ind w:right="-142"/>
+      </w:pPr>
+      <w:r>
+        <w:rPr>
+          <w:rFonts w:ascii="Consolas" w:hAnsi="Consolas" w:cs="Consolas" w:eastAsia="Consolas"/>
+          <w:b w:val="0"/>
+          <w:i w:val="0"/>
+          <w:sz w:val="18"/>
+        </w:rPr>
+      </w:r>
+    </w:p>
+    <w:p>
+      <w:pPr>
+        <w:keepNext w:val="0"/>
+        <w:spacing w:after="0" w:before="0" w:line="240" w:lineRule="auto"/>
+        <w:ind w:right="-142"/>
+      </w:pPr>
+      <w:r>
+        <w:rPr>
+          <w:rFonts w:ascii="Consolas" w:hAnsi="Consolas" w:cs="Consolas" w:eastAsia="Consolas"/>
+          <w:b w:val="0"/>
+          <w:i w:val="0"/>
+          <w:sz w:val="18"/>
+        </w:rPr>
+        <w:t xml:space="preserve">    // Вывод с помощью потокового вывода cout</w:t>
+      </w:r>
+    </w:p>
+    <w:p>
+      <w:pPr>
+        <w:keepNext w:val="0"/>
+        <w:spacing w:after="0" w:before="0" w:line="240" w:lineRule="auto"/>
+        <w:ind w:right="-142"/>
+      </w:pPr>
+      <w:r>
+        <w:rPr>
+          <w:rFonts w:ascii="Consolas" w:hAnsi="Consolas" w:cs="Consolas" w:eastAsia="Consolas"/>
+          <w:b w:val="0"/>
+          <w:i w:val="0"/>
+          <w:sz w:val="18"/>
+        </w:rPr>
+        <w:t xml:space="preserve">    cout &lt;&lt; "\nБригада № " &lt;&lt; brigade &lt;&lt; endl;</w:t>
+      </w:r>
+    </w:p>
+    <w:p>
+      <w:pPr>
+        <w:keepNext w:val="0"/>
+        <w:spacing w:after="0" w:before="0" w:line="240" w:lineRule="auto"/>
+        <w:ind w:right="-142"/>
+      </w:pPr>
+      <w:r>
+        <w:rPr>
+          <w:rFonts w:ascii="Consolas" w:hAnsi="Consolas" w:cs="Consolas" w:eastAsia="Consolas"/>
+          <w:b w:val="0"/>
+          <w:i w:val="0"/>
+          <w:sz w:val="18"/>
+        </w:rPr>
+        <w:t xml:space="preserve">    cout &lt;&lt; student1 &lt;&lt; endl;</w:t>
+      </w:r>
+    </w:p>
+    <w:p>
+      <w:pPr>
+        <w:keepNext w:val="0"/>
+        <w:spacing w:after="0" w:before="0" w:line="240" w:lineRule="auto"/>
+        <w:ind w:right="-142"/>
+      </w:pPr>
+      <w:r>
+        <w:rPr>
+          <w:rFonts w:ascii="Consolas" w:hAnsi="Consolas" w:cs="Consolas" w:eastAsia="Consolas"/>
+          <w:b w:val="0"/>
+          <w:i w:val="0"/>
+          <w:sz w:val="18"/>
+        </w:rPr>
+        <w:t xml:space="preserve">    cout &lt;&lt; student2 &lt;&lt; endl;</w:t>
+      </w:r>
+    </w:p>
+    <w:p>
+      <w:pPr>
+        <w:keepNext w:val="0"/>
+        <w:spacing w:after="0" w:before="0" w:line="240" w:lineRule="auto"/>
+        <w:ind w:right="-142"/>
+      </w:pPr>
+      <w:r>
+        <w:rPr>
+          <w:rFonts w:ascii="Consolas" w:hAnsi="Consolas" w:cs="Consolas" w:eastAsia="Consolas"/>
+          <w:b w:val="0"/>
+          <w:i w:val="0"/>
+          <w:sz w:val="18"/>
+        </w:rPr>
+        <w:t xml:space="preserve">    cout &lt;&lt; endl;</w:t>
+      </w:r>
+    </w:p>
+    <w:p>
+      <w:pPr>
+        <w:keepNext w:val="0"/>
+        <w:spacing w:after="0" w:before="0" w:line="240" w:lineRule="auto"/>
+        <w:ind w:right="-142"/>
+      </w:pPr>
+      <w:r>
+        <w:rPr>
+          <w:rFonts w:ascii="Consolas" w:hAnsi="Consolas" w:cs="Consolas" w:eastAsia="Consolas"/>
+          <w:b w:val="0"/>
+          <w:i w:val="0"/>
+          <w:sz w:val="18"/>
+        </w:rPr>
+      </w:r>
+    </w:p>
+    <w:p>
+      <w:pPr>
+        <w:keepNext w:val="0"/>
+        <w:spacing w:after="0" w:before="0" w:line="240" w:lineRule="auto"/>
+        <w:ind w:right="-142"/>
+      </w:pPr>
+      <w:r>
+        <w:rPr>
+          <w:rFonts w:ascii="Consolas" w:hAnsi="Consolas" w:cs="Consolas" w:eastAsia="Consolas"/>
+          <w:b w:val="0"/>
+          <w:i w:val="0"/>
+          <w:sz w:val="18"/>
+        </w:rPr>
+        <w:t xml:space="preserve">    // Повтор вывода с помощью printf_s</w:t>
+      </w:r>
+    </w:p>
+    <w:p>
+      <w:pPr>
+        <w:keepNext w:val="0"/>
+        <w:spacing w:after="0" w:before="0" w:line="240" w:lineRule="auto"/>
+        <w:ind w:right="-142"/>
+      </w:pPr>
+      <w:r>
+        <w:rPr>
+          <w:rFonts w:ascii="Consolas" w:hAnsi="Consolas" w:cs="Consolas" w:eastAsia="Consolas"/>
+          <w:b w:val="0"/>
+          <w:i w:val="0"/>
+          <w:sz w:val="18"/>
+        </w:rPr>
+        <w:t xml:space="preserve">    printf_s("Бригада № %d\n", brigade);</w:t>
+      </w:r>
+    </w:p>
+    <w:p>
+      <w:pPr>
+        <w:keepNext w:val="0"/>
+        <w:spacing w:after="0" w:before="0" w:line="240" w:lineRule="auto"/>
+        <w:ind w:right="-142"/>
+      </w:pPr>
+      <w:r>
+        <w:rPr>
+          <w:rFonts w:ascii="Consolas" w:hAnsi="Consolas" w:cs="Consolas" w:eastAsia="Consolas"/>
+          <w:b w:val="0"/>
+          <w:i w:val="0"/>
+          <w:sz w:val="18"/>
+        </w:rPr>
+        <w:t xml:space="preserve">    printf_s("%s\n", student1);</w:t>
+      </w:r>
+    </w:p>
+    <w:p>
+      <w:pPr>
+        <w:keepNext w:val="0"/>
+        <w:spacing w:after="0" w:before="0" w:line="240" w:lineRule="auto"/>
+        <w:ind w:right="-142"/>
+      </w:pPr>
+      <w:r>
+        <w:rPr>
+          <w:rFonts w:ascii="Consolas" w:hAnsi="Consolas" w:cs="Consolas" w:eastAsia="Consolas"/>
+          <w:b w:val="0"/>
+          <w:i w:val="0"/>
+          <w:sz w:val="18"/>
+        </w:rPr>
+        <w:t xml:space="preserve">    printf_s("%s\n", student2);</w:t>
+      </w:r>
+    </w:p>
+    <w:p>
+      <w:pPr>
+        <w:keepNext w:val="0"/>
+        <w:spacing w:after="0" w:before="0" w:line="240" w:lineRule="auto"/>
+        <w:ind w:right="-142"/>
+      </w:pPr>
+      <w:r>
+        <w:rPr>
+          <w:rFonts w:ascii="Consolas" w:hAnsi="Consolas" w:cs="Consolas" w:eastAsia="Consolas"/>
+          <w:b w:val="0"/>
+          <w:i w:val="0"/>
+          <w:sz w:val="18"/>
+        </w:rPr>
+        <w:t xml:space="preserve">    printf_s("\n");</w:t>
+      </w:r>
+    </w:p>
+    <w:p>
+      <w:pPr>
+        <w:keepNext w:val="0"/>
+        <w:spacing w:after="0" w:before="0" w:line="240" w:lineRule="auto"/>
+        <w:ind w:right="-142"/>
+      </w:pPr>
+      <w:r>
+        <w:rPr>
+          <w:rFonts w:ascii="Consolas" w:hAnsi="Consolas" w:cs="Consolas" w:eastAsia="Consolas"/>
+          <w:b w:val="0"/>
+          <w:i w:val="0"/>
+          <w:sz w:val="18"/>
+        </w:rPr>
+      </w:r>
+    </w:p>
+    <w:p>
+      <w:pPr>
+        <w:keepNext w:val="0"/>
+        <w:spacing w:after="0" w:before="0" w:line="240" w:lineRule="auto"/>
+        <w:ind w:right="-142"/>
+      </w:pPr>
+      <w:r>
+        <w:rPr>
+          <w:rFonts w:ascii="Consolas" w:hAnsi="Consolas" w:cs="Consolas" w:eastAsia="Consolas"/>
+          <w:b w:val="0"/>
+          <w:i w:val="0"/>
+          <w:sz w:val="18"/>
         </w:rPr>
         <w:t xml:space="preserve">    int mas[3] = { 1, 2, 3 };</w:t>
       </w:r>
     </w:p>
     <w:p>
       <w:pPr>
-        <w:spacing w:after="0" w:line="240" w:lineRule="auto"/>
-        <w:ind w:right="-142"/>
-        <w:rPr>
-          <w:lang w:val="en-US"/>
-        </w:rPr>
-      </w:pPr>
-      <w:r>
-        <w:rPr>
-          <w:rFonts w:ascii="Consolas" w:eastAsia="Consolas" w:hAnsi="Consolas" w:cs="Consolas"/>
-          <w:sz w:val="18"/>
-          <w:lang w:val="en-US"/>
+        <w:keepNext w:val="0"/>
+        <w:spacing w:after="0" w:before="0" w:line="240" w:lineRule="auto"/>
+        <w:ind w:right="-142"/>
+      </w:pPr>
+      <w:r>
+        <w:rPr>
+          <w:rFonts w:ascii="Consolas" w:hAnsi="Consolas" w:cs="Consolas" w:eastAsia="Consolas"/>
+          <w:b w:val="0"/>
+          <w:i w:val="0"/>
+          <w:sz w:val="18"/>
         </w:rPr>
         <w:t xml:space="preserve">    int mmm[3] = { 4, 5, 6 };</w:t>
       </w:r>
     </w:p>
     <w:p>
       <w:pPr>
-        <w:spacing w:after="0" w:line="240" w:lineRule="auto"/>
-        <w:ind w:right="-142"/>
-        <w:rPr>
-          <w:lang w:val="en-US"/>
-        </w:rPr>
-      </w:pPr>
-    </w:p>
-    <w:p>
-      <w:pPr>
-        <w:spacing w:after="0" w:line="240" w:lineRule="auto"/>
-        <w:ind w:right="-142"/>
-        <w:rPr>
-          <w:lang w:val="en-US"/>
-        </w:rPr>
-      </w:pPr>
-      <w:r>
-        <w:rPr>
-          <w:rFonts w:ascii="Consolas" w:eastAsia="Consolas" w:hAnsi="Consolas" w:cs="Consolas"/>
-          <w:sz w:val="18"/>
-          <w:lang w:val="en-US"/>
-        </w:rPr>
-        <w:t xml:space="preserve">    </w:t>
-      </w:r>
-      <w:proofErr w:type="spellStart"/>
-      <w:r>
-        <w:rPr>
-          <w:rFonts w:ascii="Consolas" w:eastAsia="Consolas" w:hAnsi="Consolas" w:cs="Consolas"/>
-          <w:sz w:val="18"/>
-          <w:lang w:val="en-US"/>
-        </w:rPr>
-        <w:t>printf_s</w:t>
-      </w:r>
-      <w:proofErr w:type="spellEnd"/>
-      <w:r>
-        <w:rPr>
-          <w:rFonts w:ascii="Consolas" w:eastAsia="Consolas" w:hAnsi="Consolas" w:cs="Consolas"/>
-          <w:sz w:val="18"/>
-          <w:lang w:val="en-US"/>
-        </w:rPr>
-        <w:t>("\</w:t>
-      </w:r>
-      <w:proofErr w:type="spellStart"/>
-      <w:r>
-        <w:rPr>
-          <w:rFonts w:ascii="Consolas" w:eastAsia="Consolas" w:hAnsi="Consolas" w:cs="Consolas"/>
-          <w:sz w:val="18"/>
-          <w:lang w:val="en-US"/>
-        </w:rPr>
-        <w:t>nmas</w:t>
-      </w:r>
-      <w:proofErr w:type="spellEnd"/>
-      <w:r>
-        <w:rPr>
-          <w:rFonts w:ascii="Consolas" w:eastAsia="Consolas" w:hAnsi="Consolas" w:cs="Consolas"/>
-          <w:sz w:val="18"/>
-          <w:lang w:val="en-US"/>
-        </w:rPr>
-        <w:t>: %d, %d, %d\n", mas[0], mas[1], mas[2]);</w:t>
-      </w:r>
-    </w:p>
-    <w:p>
-      <w:pPr>
-        <w:spacing w:after="0" w:line="240" w:lineRule="auto"/>
-        <w:ind w:right="-142"/>
-        <w:rPr>
-          <w:lang w:val="en-US"/>
-        </w:rPr>
-      </w:pPr>
-      <w:r>
-        <w:rPr>
-          <w:rFonts w:ascii="Consolas" w:eastAsia="Consolas" w:hAnsi="Consolas" w:cs="Consolas"/>
-          <w:sz w:val="18"/>
-          <w:lang w:val="en-US"/>
-        </w:rPr>
-        <w:t xml:space="preserve">    </w:t>
-      </w:r>
-      <w:proofErr w:type="spellStart"/>
-      <w:r>
-        <w:rPr>
-          <w:rFonts w:ascii="Consolas" w:eastAsia="Consolas" w:hAnsi="Consolas" w:cs="Consolas"/>
-          <w:sz w:val="18"/>
-          <w:lang w:val="en-US"/>
-        </w:rPr>
-        <w:t>printf_s</w:t>
-      </w:r>
-      <w:proofErr w:type="spellEnd"/>
-      <w:r>
-        <w:rPr>
-          <w:rFonts w:ascii="Consolas" w:eastAsia="Consolas" w:hAnsi="Consolas" w:cs="Consolas"/>
-          <w:sz w:val="18"/>
-          <w:lang w:val="en-US"/>
-        </w:rPr>
-        <w:t>("mmm: %d, %d, %d\n", mmm[0], mmm[1], mmm[2]);</w:t>
-      </w:r>
-    </w:p>
-    <w:p>
-      <w:pPr>
-        <w:spacing w:after="0" w:line="240" w:lineRule="auto"/>
-        <w:ind w:right="-142"/>
-        <w:rPr>
-          <w:lang w:val="en-US"/>
-        </w:rPr>
-      </w:pPr>
-    </w:p>
-    <w:p>
-      <w:pPr>
-        <w:spacing w:after="0" w:line="240" w:lineRule="auto"/>
-        <w:ind w:right="-142"/>
-      </w:pPr>
-      <w:r>
-        <w:rPr>
-          <w:rFonts w:ascii="Consolas" w:eastAsia="Consolas" w:hAnsi="Consolas" w:cs="Consolas"/>
-          <w:sz w:val="18"/>
-          <w:lang w:val="en-US"/>
-        </w:rPr>
-        <w:t xml:space="preserve">    </w:t>
-      </w:r>
-      <w:r>
-        <w:rPr>
-          <w:rFonts w:ascii="Consolas" w:eastAsia="Consolas" w:hAnsi="Consolas" w:cs="Consolas"/>
-          <w:sz w:val="18"/>
-        </w:rPr>
-        <w:t>// Задание 2</w:t>
-      </w:r>
-    </w:p>
-    <w:p>
-      <w:pPr>
-        <w:spacing w:after="0" w:line="240" w:lineRule="auto"/>
-        <w:ind w:right="-142"/>
-      </w:pPr>
-      <w:r>
-        <w:rPr>
-          <w:rFonts w:ascii="Consolas" w:eastAsia="Consolas" w:hAnsi="Consolas" w:cs="Consolas"/>
+        <w:keepNext w:val="0"/>
+        <w:spacing w:after="0" w:before="0" w:line="240" w:lineRule="auto"/>
+        <w:ind w:right="-142"/>
+      </w:pPr>
+      <w:r>
+        <w:rPr>
+          <w:rFonts w:ascii="Consolas" w:hAnsi="Consolas" w:cs="Consolas" w:eastAsia="Consolas"/>
+          <w:b w:val="0"/>
+          <w:i w:val="0"/>
+          <w:sz w:val="18"/>
+        </w:rPr>
+      </w:r>
+    </w:p>
+    <w:p>
+      <w:pPr>
+        <w:keepNext w:val="0"/>
+        <w:spacing w:after="0" w:before="0" w:line="240" w:lineRule="auto"/>
+        <w:ind w:right="-142"/>
+      </w:pPr>
+      <w:r>
+        <w:rPr>
+          <w:rFonts w:ascii="Consolas" w:hAnsi="Consolas" w:cs="Consolas" w:eastAsia="Consolas"/>
+          <w:b w:val="0"/>
+          <w:i w:val="0"/>
+          <w:sz w:val="18"/>
+        </w:rPr>
+        <w:t xml:space="preserve">    printf_s("\nmas: %d, %d, %d\n", mas[0], mas[1], mas[2]);</w:t>
+      </w:r>
+    </w:p>
+    <w:p>
+      <w:pPr>
+        <w:keepNext w:val="0"/>
+        <w:spacing w:after="0" w:before="0" w:line="240" w:lineRule="auto"/>
+        <w:ind w:right="-142"/>
+      </w:pPr>
+      <w:r>
+        <w:rPr>
+          <w:rFonts w:ascii="Consolas" w:hAnsi="Consolas" w:cs="Consolas" w:eastAsia="Consolas"/>
+          <w:b w:val="0"/>
+          <w:i w:val="0"/>
+          <w:sz w:val="18"/>
+        </w:rPr>
+        <w:t xml:space="preserve">    printf_s("mmm: %d, %d, %d\n", mmm[0], mmm[1], mmm[2]);</w:t>
+      </w:r>
+    </w:p>
+    <w:p>
+      <w:pPr>
+        <w:keepNext w:val="0"/>
+        <w:spacing w:after="0" w:before="0" w:line="240" w:lineRule="auto"/>
+        <w:ind w:right="-142"/>
+      </w:pPr>
+      <w:r>
+        <w:rPr>
+          <w:rFonts w:ascii="Consolas" w:hAnsi="Consolas" w:cs="Consolas" w:eastAsia="Consolas"/>
+          <w:b w:val="0"/>
+          <w:i w:val="0"/>
+          <w:sz w:val="18"/>
+        </w:rPr>
+      </w:r>
+    </w:p>
+    <w:p>
+      <w:pPr>
+        <w:keepNext w:val="0"/>
+        <w:spacing w:after="0" w:before="0" w:line="240" w:lineRule="auto"/>
+        <w:ind w:right="-142"/>
+      </w:pPr>
+      <w:r>
+        <w:rPr>
+          <w:rFonts w:ascii="Consolas" w:hAnsi="Consolas" w:cs="Consolas" w:eastAsia="Consolas"/>
+          <w:b w:val="0"/>
+          <w:i w:val="0"/>
+          <w:sz w:val="18"/>
+        </w:rPr>
+        <w:t xml:space="preserve">    // Задание 2</w:t>
+      </w:r>
+    </w:p>
+    <w:p>
+      <w:pPr>
+        <w:keepNext w:val="0"/>
+        <w:spacing w:after="0" w:before="0" w:line="240" w:lineRule="auto"/>
+        <w:ind w:right="-142"/>
+      </w:pPr>
+      <w:r>
+        <w:rPr>
+          <w:rFonts w:ascii="Consolas" w:hAnsi="Consolas" w:cs="Consolas" w:eastAsia="Consolas"/>
+          <w:b w:val="0"/>
+          <w:i w:val="0"/>
           <w:sz w:val="18"/>
         </w:rPr>
         <w:t xml:space="preserve">    // Условие отбора: дом, в котором жилая площадь на одного жильца менее s</w:t>
@@ -4064,12 +3754,15 @@
     </w:p>
     <w:p>
       <w:pPr>
-        <w:spacing w:after="0" w:line="240" w:lineRule="auto"/>
-        <w:ind w:right="-142"/>
-      </w:pPr>
-      <w:r>
-        <w:rPr>
-          <w:rFonts w:ascii="Consolas" w:eastAsia="Consolas" w:hAnsi="Consolas" w:cs="Consolas"/>
+        <w:keepNext w:val="0"/>
+        <w:spacing w:after="0" w:before="0" w:line="240" w:lineRule="auto"/>
+        <w:ind w:right="-142"/>
+      </w:pPr>
+      <w:r>
+        <w:rPr>
+          <w:rFonts w:ascii="Consolas" w:hAnsi="Consolas" w:cs="Consolas" w:eastAsia="Consolas"/>
+          <w:b w:val="0"/>
+          <w:i w:val="0"/>
           <w:sz w:val="18"/>
         </w:rPr>
         <w:t xml:space="preserve">    House houses[N] =</w:t>
@@ -4077,12 +3770,15 @@
     </w:p>
     <w:p>
       <w:pPr>
-        <w:spacing w:after="0" w:line="240" w:lineRule="auto"/>
-        <w:ind w:right="-142"/>
-      </w:pPr>
-      <w:r>
-        <w:rPr>
-          <w:rFonts w:ascii="Consolas" w:eastAsia="Consolas" w:hAnsi="Consolas" w:cs="Consolas"/>
+        <w:keepNext w:val="0"/>
+        <w:spacing w:after="0" w:before="0" w:line="240" w:lineRule="auto"/>
+        <w:ind w:right="-142"/>
+      </w:pPr>
+      <w:r>
+        <w:rPr>
+          <w:rFonts w:ascii="Consolas" w:hAnsi="Consolas" w:cs="Consolas" w:eastAsia="Consolas"/>
+          <w:b w:val="0"/>
+          <w:i w:val="0"/>
           <w:sz w:val="18"/>
         </w:rPr>
         <w:t xml:space="preserve">    {</w:t>
@@ -4090,12 +3786,15 @@
     </w:p>
     <w:p>
       <w:pPr>
-        <w:spacing w:after="0" w:line="240" w:lineRule="auto"/>
-        <w:ind w:right="-142"/>
-      </w:pPr>
-      <w:r>
-        <w:rPr>
-          <w:rFonts w:ascii="Consolas" w:eastAsia="Consolas" w:hAnsi="Consolas" w:cs="Consolas"/>
+        <w:keepNext w:val="0"/>
+        <w:spacing w:after="0" w:before="0" w:line="240" w:lineRule="auto"/>
+        <w:ind w:right="-142"/>
+      </w:pPr>
+      <w:r>
+        <w:rPr>
+          <w:rFonts w:ascii="Consolas" w:hAnsi="Consolas" w:cs="Consolas" w:eastAsia="Consolas"/>
+          <w:b w:val="0"/>
+          <w:i w:val="0"/>
           <w:sz w:val="18"/>
         </w:rPr>
         <w:t xml:space="preserve">        { "ул. Молодогвардейская, 244", 3200.0, 120 },</w:t>
@@ -4103,12 +3802,15 @@
     </w:p>
     <w:p>
       <w:pPr>
-        <w:spacing w:after="0" w:line="240" w:lineRule="auto"/>
-        <w:ind w:right="-142"/>
-      </w:pPr>
-      <w:r>
-        <w:rPr>
-          <w:rFonts w:ascii="Consolas" w:eastAsia="Consolas" w:hAnsi="Consolas" w:cs="Consolas"/>
+        <w:keepNext w:val="0"/>
+        <w:spacing w:after="0" w:before="0" w:line="240" w:lineRule="auto"/>
+        <w:ind w:right="-142"/>
+      </w:pPr>
+      <w:r>
+        <w:rPr>
+          <w:rFonts w:ascii="Consolas" w:hAnsi="Consolas" w:cs="Consolas" w:eastAsia="Consolas"/>
+          <w:b w:val="0"/>
+          <w:i w:val="0"/>
           <w:sz w:val="18"/>
         </w:rPr>
         <w:t xml:space="preserve">        { "ул. Галактионовская, 141",   1500.0,  90 },</w:t>
@@ -4116,12 +3818,15 @@
     </w:p>
     <w:p>
       <w:pPr>
-        <w:spacing w:after="0" w:line="240" w:lineRule="auto"/>
-        <w:ind w:right="-142"/>
-      </w:pPr>
-      <w:r>
-        <w:rPr>
-          <w:rFonts w:ascii="Consolas" w:eastAsia="Consolas" w:hAnsi="Consolas" w:cs="Consolas"/>
+        <w:keepNext w:val="0"/>
+        <w:spacing w:after="0" w:before="0" w:line="240" w:lineRule="auto"/>
+        <w:ind w:right="-142"/>
+      </w:pPr>
+      <w:r>
+        <w:rPr>
+          <w:rFonts w:ascii="Consolas" w:hAnsi="Consolas" w:cs="Consolas" w:eastAsia="Consolas"/>
+          <w:b w:val="0"/>
+          <w:i w:val="0"/>
           <w:sz w:val="18"/>
         </w:rPr>
         <w:t xml:space="preserve">        { "пр. Ленина, 12",             2400.0,  60 },</w:t>
@@ -4129,12 +3834,15 @@
     </w:p>
     <w:p>
       <w:pPr>
-        <w:spacing w:after="0" w:line="240" w:lineRule="auto"/>
-        <w:ind w:right="-142"/>
-      </w:pPr>
-      <w:r>
-        <w:rPr>
-          <w:rFonts w:ascii="Consolas" w:eastAsia="Consolas" w:hAnsi="Consolas" w:cs="Consolas"/>
+        <w:keepNext w:val="0"/>
+        <w:spacing w:after="0" w:before="0" w:line="240" w:lineRule="auto"/>
+        <w:ind w:right="-142"/>
+      </w:pPr>
+      <w:r>
+        <w:rPr>
+          <w:rFonts w:ascii="Consolas" w:hAnsi="Consolas" w:cs="Consolas" w:eastAsia="Consolas"/>
+          <w:b w:val="0"/>
+          <w:i w:val="0"/>
           <w:sz w:val="18"/>
         </w:rPr>
         <w:t xml:space="preserve">        { "ул. Садовая, 5",              850.0,  50 },</w:t>
@@ -4142,12 +3850,15 @@
     </w:p>
     <w:p>
       <w:pPr>
-        <w:spacing w:after="0" w:line="240" w:lineRule="auto"/>
-        <w:ind w:right="-142"/>
-      </w:pPr>
-      <w:r>
-        <w:rPr>
-          <w:rFonts w:ascii="Consolas" w:eastAsia="Consolas" w:hAnsi="Consolas" w:cs="Consolas"/>
+        <w:keepNext w:val="0"/>
+        <w:spacing w:after="0" w:before="0" w:line="240" w:lineRule="auto"/>
+        <w:ind w:right="-142"/>
+      </w:pPr>
+      <w:r>
+        <w:rPr>
+          <w:rFonts w:ascii="Consolas" w:hAnsi="Consolas" w:cs="Consolas" w:eastAsia="Consolas"/>
+          <w:b w:val="0"/>
+          <w:i w:val="0"/>
           <w:sz w:val="18"/>
         </w:rPr>
         <w:t xml:space="preserve">        { "ул. Полевая, 18",            4100.0, 205 }</w:t>
@@ -4155,12 +3866,15 @@
     </w:p>
     <w:p>
       <w:pPr>
-        <w:spacing w:after="0" w:line="240" w:lineRule="auto"/>
-        <w:ind w:right="-142"/>
-      </w:pPr>
-      <w:r>
-        <w:rPr>
-          <w:rFonts w:ascii="Consolas" w:eastAsia="Consolas" w:hAnsi="Consolas" w:cs="Consolas"/>
+        <w:keepNext w:val="0"/>
+        <w:spacing w:after="0" w:before="0" w:line="240" w:lineRule="auto"/>
+        <w:ind w:right="-142"/>
+      </w:pPr>
+      <w:r>
+        <w:rPr>
+          <w:rFonts w:ascii="Consolas" w:hAnsi="Consolas" w:cs="Consolas" w:eastAsia="Consolas"/>
+          <w:b w:val="0"/>
+          <w:i w:val="0"/>
           <w:sz w:val="18"/>
         </w:rPr>
         <w:t xml:space="preserve">    };</w:t>
@@ -4168,18 +3882,30 @@
     </w:p>
     <w:p>
       <w:pPr>
-        <w:spacing w:after="0" w:line="240" w:lineRule="auto"/>
-        <w:ind w:right="-142"/>
-      </w:pPr>
-    </w:p>
-    <w:p>
-      <w:pPr>
-        <w:spacing w:after="0" w:line="240" w:lineRule="auto"/>
-        <w:ind w:right="-142"/>
-      </w:pPr>
-      <w:r>
-        <w:rPr>
-          <w:rFonts w:ascii="Consolas" w:eastAsia="Consolas" w:hAnsi="Consolas" w:cs="Consolas"/>
+        <w:keepNext w:val="0"/>
+        <w:spacing w:after="0" w:before="0" w:line="240" w:lineRule="auto"/>
+        <w:ind w:right="-142"/>
+      </w:pPr>
+      <w:r>
+        <w:rPr>
+          <w:rFonts w:ascii="Consolas" w:hAnsi="Consolas" w:cs="Consolas" w:eastAsia="Consolas"/>
+          <w:b w:val="0"/>
+          <w:i w:val="0"/>
+          <w:sz w:val="18"/>
+        </w:rPr>
+      </w:r>
+    </w:p>
+    <w:p>
+      <w:pPr>
+        <w:keepNext w:val="0"/>
+        <w:spacing w:after="0" w:before="0" w:line="240" w:lineRule="auto"/>
+        <w:ind w:right="-142"/>
+      </w:pPr>
+      <w:r>
+        <w:rPr>
+          <w:rFonts w:ascii="Consolas" w:hAnsi="Consolas" w:cs="Consolas" w:eastAsia="Consolas"/>
+          <w:b w:val="0"/>
+          <w:i w:val="0"/>
           <w:sz w:val="18"/>
         </w:rPr>
         <w:t xml:space="preserve">    printf_s("\n\nСписок домов:\n");</w:t>
@@ -4187,377 +3913,871 @@
     </w:p>
     <w:p>
       <w:pPr>
-        <w:spacing w:after="0" w:line="240" w:lineRule="auto"/>
-        <w:ind w:right="-142"/>
-        <w:rPr>
-          <w:lang w:val="en-US"/>
-        </w:rPr>
-      </w:pPr>
-      <w:r>
-        <w:rPr>
-          <w:rFonts w:ascii="Consolas" w:eastAsia="Consolas" w:hAnsi="Consolas" w:cs="Consolas"/>
-          <w:sz w:val="18"/>
-        </w:rPr>
-        <w:t xml:space="preserve">    </w:t>
-      </w:r>
-      <w:proofErr w:type="spellStart"/>
-      <w:r>
-        <w:rPr>
-          <w:rFonts w:ascii="Consolas" w:eastAsia="Consolas" w:hAnsi="Consolas" w:cs="Consolas"/>
-          <w:sz w:val="18"/>
-          <w:lang w:val="en-US"/>
-        </w:rPr>
-        <w:t>printf_s</w:t>
-      </w:r>
-      <w:proofErr w:type="spellEnd"/>
-      <w:r>
-        <w:rPr>
-          <w:rFonts w:ascii="Consolas" w:eastAsia="Consolas" w:hAnsi="Consolas" w:cs="Consolas"/>
-          <w:sz w:val="18"/>
-          <w:lang w:val="en-US"/>
-        </w:rPr>
-        <w:t>("%-3s %-30s %12s %10s %14s\n", "№", "</w:t>
-      </w:r>
-      <w:r>
-        <w:rPr>
-          <w:rFonts w:ascii="Consolas" w:eastAsia="Consolas" w:hAnsi="Consolas" w:cs="Consolas"/>
-          <w:sz w:val="18"/>
-        </w:rPr>
-        <w:t>Адрес</w:t>
-      </w:r>
-      <w:r>
-        <w:rPr>
-          <w:rFonts w:ascii="Consolas" w:eastAsia="Consolas" w:hAnsi="Consolas" w:cs="Consolas"/>
-          <w:sz w:val="18"/>
-          <w:lang w:val="en-US"/>
-        </w:rPr>
-        <w:t>", "</w:t>
-      </w:r>
-      <w:r>
-        <w:rPr>
-          <w:rFonts w:ascii="Consolas" w:eastAsia="Consolas" w:hAnsi="Consolas" w:cs="Consolas"/>
-          <w:sz w:val="18"/>
-        </w:rPr>
-        <w:t>Площадь</w:t>
-      </w:r>
-      <w:r>
-        <w:rPr>
-          <w:rFonts w:ascii="Consolas" w:eastAsia="Consolas" w:hAnsi="Consolas" w:cs="Consolas"/>
-          <w:sz w:val="18"/>
-          <w:lang w:val="en-US"/>
-        </w:rPr>
-        <w:t>", "</w:t>
-      </w:r>
-      <w:r>
-        <w:rPr>
-          <w:rFonts w:ascii="Consolas" w:eastAsia="Consolas" w:hAnsi="Consolas" w:cs="Consolas"/>
-          <w:sz w:val="18"/>
-        </w:rPr>
-        <w:t>Жильцов</w:t>
-      </w:r>
-      <w:r>
-        <w:rPr>
-          <w:rFonts w:ascii="Consolas" w:eastAsia="Consolas" w:hAnsi="Consolas" w:cs="Consolas"/>
-          <w:sz w:val="18"/>
-          <w:lang w:val="en-US"/>
-        </w:rPr>
-        <w:t>", "</w:t>
-      </w:r>
-      <w:r>
-        <w:rPr>
-          <w:rFonts w:ascii="Consolas" w:eastAsia="Consolas" w:hAnsi="Consolas" w:cs="Consolas"/>
-          <w:sz w:val="18"/>
-        </w:rPr>
-        <w:t>На</w:t>
-      </w:r>
-      <w:r>
-        <w:rPr>
-          <w:rFonts w:ascii="Consolas" w:eastAsia="Consolas" w:hAnsi="Consolas" w:cs="Consolas"/>
-          <w:sz w:val="18"/>
-          <w:lang w:val="en-US"/>
-        </w:rPr>
-        <w:t xml:space="preserve"> 1 </w:t>
-      </w:r>
-      <w:r>
-        <w:rPr>
-          <w:rFonts w:ascii="Consolas" w:eastAsia="Consolas" w:hAnsi="Consolas" w:cs="Consolas"/>
-          <w:sz w:val="18"/>
-        </w:rPr>
-        <w:t>жильца</w:t>
-      </w:r>
-      <w:r>
-        <w:rPr>
-          <w:rFonts w:ascii="Consolas" w:eastAsia="Consolas" w:hAnsi="Consolas" w:cs="Consolas"/>
-          <w:sz w:val="18"/>
-          <w:lang w:val="en-US"/>
-        </w:rPr>
-        <w:t>");</w:t>
-      </w:r>
-    </w:p>
-    <w:p>
-      <w:pPr>
-        <w:spacing w:after="0" w:line="240" w:lineRule="auto"/>
-        <w:ind w:right="-142"/>
-        <w:rPr>
-          <w:lang w:val="en-US"/>
-        </w:rPr>
-      </w:pPr>
-      <w:r>
-        <w:rPr>
-          <w:rFonts w:ascii="Consolas" w:eastAsia="Consolas" w:hAnsi="Consolas" w:cs="Consolas"/>
-          <w:sz w:val="18"/>
-          <w:lang w:val="en-US"/>
-        </w:rPr>
-        <w:t xml:space="preserve">    for (int </w:t>
-      </w:r>
-      <w:proofErr w:type="spellStart"/>
-      <w:r>
-        <w:rPr>
-          <w:rFonts w:ascii="Consolas" w:eastAsia="Consolas" w:hAnsi="Consolas" w:cs="Consolas"/>
-          <w:sz w:val="18"/>
-          <w:lang w:val="en-US"/>
-        </w:rPr>
-        <w:t>i</w:t>
-      </w:r>
-      <w:proofErr w:type="spellEnd"/>
-      <w:r>
-        <w:rPr>
-          <w:rFonts w:ascii="Consolas" w:eastAsia="Consolas" w:hAnsi="Consolas" w:cs="Consolas"/>
-          <w:sz w:val="18"/>
-          <w:lang w:val="en-US"/>
-        </w:rPr>
-        <w:t xml:space="preserve"> = 0; </w:t>
-      </w:r>
-      <w:proofErr w:type="spellStart"/>
-      <w:r>
-        <w:rPr>
-          <w:rFonts w:ascii="Consolas" w:eastAsia="Consolas" w:hAnsi="Consolas" w:cs="Consolas"/>
-          <w:sz w:val="18"/>
-          <w:lang w:val="en-US"/>
-        </w:rPr>
-        <w:t>i</w:t>
-      </w:r>
-      <w:proofErr w:type="spellEnd"/>
-      <w:r>
-        <w:rPr>
-          <w:rFonts w:ascii="Consolas" w:eastAsia="Consolas" w:hAnsi="Consolas" w:cs="Consolas"/>
-          <w:sz w:val="18"/>
-          <w:lang w:val="en-US"/>
-        </w:rPr>
-        <w:t xml:space="preserve"> &lt; N; </w:t>
-      </w:r>
-      <w:proofErr w:type="spellStart"/>
-      <w:r>
-        <w:rPr>
-          <w:rFonts w:ascii="Consolas" w:eastAsia="Consolas" w:hAnsi="Consolas" w:cs="Consolas"/>
-          <w:sz w:val="18"/>
-          <w:lang w:val="en-US"/>
-        </w:rPr>
-        <w:t>i</w:t>
-      </w:r>
-      <w:proofErr w:type="spellEnd"/>
-      <w:r>
-        <w:rPr>
-          <w:rFonts w:ascii="Consolas" w:eastAsia="Consolas" w:hAnsi="Consolas" w:cs="Consolas"/>
-          <w:sz w:val="18"/>
-          <w:lang w:val="en-US"/>
-        </w:rPr>
-        <w:t>++)</w:t>
-      </w:r>
-    </w:p>
-    <w:p>
-      <w:pPr>
-        <w:spacing w:after="0" w:line="240" w:lineRule="auto"/>
-        <w:ind w:right="-142"/>
-        <w:rPr>
-          <w:lang w:val="en-US"/>
-        </w:rPr>
-      </w:pPr>
-      <w:r>
-        <w:rPr>
-          <w:rFonts w:ascii="Consolas" w:eastAsia="Consolas" w:hAnsi="Consolas" w:cs="Consolas"/>
-          <w:sz w:val="18"/>
-          <w:lang w:val="en-US"/>
+        <w:keepNext w:val="0"/>
+        <w:spacing w:after="0" w:before="0" w:line="240" w:lineRule="auto"/>
+        <w:ind w:right="-142"/>
+      </w:pPr>
+      <w:r>
+        <w:rPr>
+          <w:rFonts w:ascii="Consolas" w:hAnsi="Consolas" w:cs="Consolas" w:eastAsia="Consolas"/>
+          <w:b w:val="0"/>
+          <w:i w:val="0"/>
+          <w:sz w:val="18"/>
+        </w:rPr>
+        <w:t xml:space="preserve">    printf_s("%-3s %-30s %12s %10s %14s\n", "№", "Адрес", "Площадь", "Жильцов", "На 1 жильца");</w:t>
+      </w:r>
+    </w:p>
+    <w:p>
+      <w:pPr>
+        <w:keepNext w:val="0"/>
+        <w:spacing w:after="0" w:before="0" w:line="240" w:lineRule="auto"/>
+        <w:ind w:right="-142"/>
+      </w:pPr>
+      <w:r>
+        <w:rPr>
+          <w:rFonts w:ascii="Consolas" w:hAnsi="Consolas" w:cs="Consolas" w:eastAsia="Consolas"/>
+          <w:b w:val="0"/>
+          <w:i w:val="0"/>
+          <w:sz w:val="18"/>
+        </w:rPr>
+        <w:t xml:space="preserve">    for (int i = 0; i &lt; N; i++)</w:t>
+      </w:r>
+    </w:p>
+    <w:p>
+      <w:pPr>
+        <w:keepNext w:val="0"/>
+        <w:spacing w:after="0" w:before="0" w:line="240" w:lineRule="auto"/>
+        <w:ind w:right="-142"/>
+      </w:pPr>
+      <w:r>
+        <w:rPr>
+          <w:rFonts w:ascii="Consolas" w:hAnsi="Consolas" w:cs="Consolas" w:eastAsia="Consolas"/>
+          <w:b w:val="0"/>
+          <w:i w:val="0"/>
+          <w:sz w:val="18"/>
         </w:rPr>
         <w:t xml:space="preserve">    {</w:t>
       </w:r>
     </w:p>
     <w:p>
       <w:pPr>
-        <w:spacing w:after="0" w:line="240" w:lineRule="auto"/>
-        <w:ind w:right="-142"/>
-        <w:rPr>
-          <w:lang w:val="en-US"/>
-        </w:rPr>
-      </w:pPr>
-      <w:r>
-        <w:rPr>
-          <w:rFonts w:ascii="Consolas" w:eastAsia="Consolas" w:hAnsi="Consolas" w:cs="Consolas"/>
-          <w:sz w:val="18"/>
-          <w:lang w:val="en-US"/>
-        </w:rPr>
-        <w:t xml:space="preserve">        </w:t>
-      </w:r>
-      <w:proofErr w:type="spellStart"/>
-      <w:r>
-        <w:rPr>
-          <w:rFonts w:ascii="Consolas" w:eastAsia="Consolas" w:hAnsi="Consolas" w:cs="Consolas"/>
-          <w:sz w:val="18"/>
-          <w:lang w:val="en-US"/>
-        </w:rPr>
-        <w:t>printf_s</w:t>
-      </w:r>
-      <w:proofErr w:type="spellEnd"/>
-      <w:r>
-        <w:rPr>
-          <w:rFonts w:ascii="Consolas" w:eastAsia="Consolas" w:hAnsi="Consolas" w:cs="Consolas"/>
-          <w:sz w:val="18"/>
-          <w:lang w:val="en-US"/>
-        </w:rPr>
-        <w:t xml:space="preserve">("%-3d %-30s %12.1f %10d %14.2f\n", </w:t>
-      </w:r>
-      <w:proofErr w:type="spellStart"/>
-      <w:r>
-        <w:rPr>
-          <w:rFonts w:ascii="Consolas" w:eastAsia="Consolas" w:hAnsi="Consolas" w:cs="Consolas"/>
-          <w:sz w:val="18"/>
-          <w:lang w:val="en-US"/>
-        </w:rPr>
-        <w:t>i</w:t>
-      </w:r>
-      <w:proofErr w:type="spellEnd"/>
-      <w:r>
-        <w:rPr>
-          <w:rFonts w:ascii="Consolas" w:eastAsia="Consolas" w:hAnsi="Consolas" w:cs="Consolas"/>
-          <w:sz w:val="18"/>
-          <w:lang w:val="en-US"/>
-        </w:rPr>
-        <w:t xml:space="preserve"> + 1, houses[</w:t>
-      </w:r>
-      <w:proofErr w:type="spellStart"/>
-      <w:r>
-        <w:rPr>
-          <w:rFonts w:ascii="Consolas" w:eastAsia="Consolas" w:hAnsi="Consolas" w:cs="Consolas"/>
-          <w:sz w:val="18"/>
-          <w:lang w:val="en-US"/>
-        </w:rPr>
-        <w:t>i</w:t>
-      </w:r>
-      <w:proofErr w:type="spellEnd"/>
-      <w:r>
-        <w:rPr>
-          <w:rFonts w:ascii="Consolas" w:eastAsia="Consolas" w:hAnsi="Consolas" w:cs="Consolas"/>
-          <w:sz w:val="18"/>
-          <w:lang w:val="en-US"/>
-        </w:rPr>
-        <w:t>].address,</w:t>
-      </w:r>
-    </w:p>
-    <w:p>
-      <w:pPr>
-        <w:spacing w:after="0" w:line="240" w:lineRule="auto"/>
-        <w:ind w:right="-142"/>
-        <w:rPr>
-          <w:lang w:val="en-US"/>
-        </w:rPr>
-      </w:pPr>
-      <w:r>
-        <w:rPr>
-          <w:rFonts w:ascii="Consolas" w:eastAsia="Consolas" w:hAnsi="Consolas" w:cs="Consolas"/>
-          <w:sz w:val="18"/>
-          <w:lang w:val="en-US"/>
-        </w:rPr>
-        <w:t xml:space="preserve">            houses[</w:t>
-      </w:r>
-      <w:proofErr w:type="spellStart"/>
-      <w:r>
-        <w:rPr>
-          <w:rFonts w:ascii="Consolas" w:eastAsia="Consolas" w:hAnsi="Consolas" w:cs="Consolas"/>
-          <w:sz w:val="18"/>
-          <w:lang w:val="en-US"/>
-        </w:rPr>
-        <w:t>i</w:t>
-      </w:r>
-      <w:proofErr w:type="spellEnd"/>
-      <w:r>
-        <w:rPr>
-          <w:rFonts w:ascii="Consolas" w:eastAsia="Consolas" w:hAnsi="Consolas" w:cs="Consolas"/>
-          <w:sz w:val="18"/>
-          <w:lang w:val="en-US"/>
-        </w:rPr>
-        <w:t>].area, houses[</w:t>
-      </w:r>
-      <w:proofErr w:type="spellStart"/>
-      <w:r>
-        <w:rPr>
-          <w:rFonts w:ascii="Consolas" w:eastAsia="Consolas" w:hAnsi="Consolas" w:cs="Consolas"/>
-          <w:sz w:val="18"/>
-          <w:lang w:val="en-US"/>
-        </w:rPr>
-        <w:t>i</w:t>
-      </w:r>
-      <w:proofErr w:type="spellEnd"/>
-      <w:r>
-        <w:rPr>
-          <w:rFonts w:ascii="Consolas" w:eastAsia="Consolas" w:hAnsi="Consolas" w:cs="Consolas"/>
-          <w:sz w:val="18"/>
-          <w:lang w:val="en-US"/>
-        </w:rPr>
-        <w:t>].residents, houses[</w:t>
-      </w:r>
-      <w:proofErr w:type="spellStart"/>
-      <w:r>
-        <w:rPr>
-          <w:rFonts w:ascii="Consolas" w:eastAsia="Consolas" w:hAnsi="Consolas" w:cs="Consolas"/>
-          <w:sz w:val="18"/>
-          <w:lang w:val="en-US"/>
-        </w:rPr>
-        <w:t>i</w:t>
-      </w:r>
-      <w:proofErr w:type="spellEnd"/>
-      <w:r>
-        <w:rPr>
-          <w:rFonts w:ascii="Consolas" w:eastAsia="Consolas" w:hAnsi="Consolas" w:cs="Consolas"/>
-          <w:sz w:val="18"/>
-          <w:lang w:val="en-US"/>
-        </w:rPr>
-        <w:t>].area / houses[</w:t>
-      </w:r>
-      <w:proofErr w:type="spellStart"/>
-      <w:r>
-        <w:rPr>
-          <w:rFonts w:ascii="Consolas" w:eastAsia="Consolas" w:hAnsi="Consolas" w:cs="Consolas"/>
-          <w:sz w:val="18"/>
-          <w:lang w:val="en-US"/>
-        </w:rPr>
-        <w:t>i</w:t>
-      </w:r>
-      <w:proofErr w:type="spellEnd"/>
-      <w:r>
-        <w:rPr>
-          <w:rFonts w:ascii="Consolas" w:eastAsia="Consolas" w:hAnsi="Consolas" w:cs="Consolas"/>
-          <w:sz w:val="18"/>
-          <w:lang w:val="en-US"/>
-        </w:rPr>
-        <w:t>].residents);</w:t>
-      </w:r>
-    </w:p>
-    <w:p>
-      <w:pPr>
-        <w:spacing w:after="0" w:line="240" w:lineRule="auto"/>
-        <w:ind w:right="-142"/>
-      </w:pPr>
-      <w:r>
-        <w:rPr>
-          <w:rFonts w:ascii="Consolas" w:eastAsia="Consolas" w:hAnsi="Consolas" w:cs="Consolas"/>
-          <w:sz w:val="18"/>
-          <w:lang w:val="en-US"/>
-        </w:rPr>
-        <w:t xml:space="preserve">    </w:t>
-      </w:r>
-      <w:r>
-        <w:rPr>
-          <w:rFonts w:ascii="Consolas" w:eastAsia="Consolas" w:hAnsi="Consolas" w:cs="Consolas"/>
+        <w:keepNext w:val="0"/>
+        <w:spacing w:after="0" w:before="0" w:line="240" w:lineRule="auto"/>
+        <w:ind w:right="-142"/>
+      </w:pPr>
+      <w:r>
+        <w:rPr>
+          <w:rFonts w:ascii="Consolas" w:hAnsi="Consolas" w:cs="Consolas" w:eastAsia="Consolas"/>
+          <w:b w:val="0"/>
+          <w:i w:val="0"/>
+          <w:sz w:val="18"/>
+        </w:rPr>
+        <w:t xml:space="preserve">        printf_s("%-3d %-30s %12.1f %10d %14.2f\n", i + 1, houses[i].address,</w:t>
+      </w:r>
+    </w:p>
+    <w:p>
+      <w:pPr>
+        <w:keepNext w:val="0"/>
+        <w:spacing w:after="0" w:before="0" w:line="240" w:lineRule="auto"/>
+        <w:ind w:right="-142"/>
+      </w:pPr>
+      <w:r>
+        <w:rPr>
+          <w:rFonts w:ascii="Consolas" w:hAnsi="Consolas" w:cs="Consolas" w:eastAsia="Consolas"/>
+          <w:b w:val="0"/>
+          <w:i w:val="0"/>
+          <w:sz w:val="18"/>
+        </w:rPr>
+        <w:t xml:space="preserve">            houses[i].area, houses[i].residents, houses[i].area / houses[i].residents);</w:t>
+      </w:r>
+    </w:p>
+    <w:p>
+      <w:pPr>
+        <w:keepNext w:val="0"/>
+        <w:spacing w:after="0" w:before="0" w:line="240" w:lineRule="auto"/>
+        <w:ind w:right="-142"/>
+      </w:pPr>
+      <w:r>
+        <w:rPr>
+          <w:rFonts w:ascii="Consolas" w:hAnsi="Consolas" w:cs="Consolas" w:eastAsia="Consolas"/>
+          <w:b w:val="0"/>
+          <w:i w:val="0"/>
+          <w:sz w:val="18"/>
+        </w:rPr>
+        <w:t xml:space="preserve">    }</w:t>
+      </w:r>
+    </w:p>
+    <w:p>
+      <w:pPr>
+        <w:keepNext w:val="0"/>
+        <w:spacing w:after="0" w:before="0" w:line="240" w:lineRule="auto"/>
+        <w:ind w:right="-142"/>
+      </w:pPr>
+      <w:r>
+        <w:rPr>
+          <w:rFonts w:ascii="Consolas" w:hAnsi="Consolas" w:cs="Consolas" w:eastAsia="Consolas"/>
+          <w:b w:val="0"/>
+          <w:i w:val="0"/>
+          <w:sz w:val="18"/>
+        </w:rPr>
+      </w:r>
+    </w:p>
+    <w:p>
+      <w:pPr>
+        <w:keepNext w:val="0"/>
+        <w:spacing w:after="0" w:before="0" w:line="240" w:lineRule="auto"/>
+        <w:ind w:right="-142"/>
+      </w:pPr>
+      <w:r>
+        <w:rPr>
+          <w:rFonts w:ascii="Consolas" w:hAnsi="Consolas" w:cs="Consolas" w:eastAsia="Consolas"/>
+          <w:b w:val="0"/>
+          <w:i w:val="0"/>
+          <w:sz w:val="18"/>
+        </w:rPr>
+        <w:t xml:space="preserve">    double s;</w:t>
+      </w:r>
+    </w:p>
+    <w:p>
+      <w:pPr>
+        <w:keepNext w:val="0"/>
+        <w:spacing w:after="0" w:before="0" w:line="240" w:lineRule="auto"/>
+        <w:ind w:right="-142"/>
+      </w:pPr>
+      <w:r>
+        <w:rPr>
+          <w:rFonts w:ascii="Consolas" w:hAnsi="Consolas" w:cs="Consolas" w:eastAsia="Consolas"/>
+          <w:b w:val="0"/>
+          <w:i w:val="0"/>
+          <w:sz w:val="18"/>
+        </w:rPr>
+        <w:t xml:space="preserve">    cout &lt;&lt; "\nВведите s (жилая площадь на одного жильца, кв. м): ";</w:t>
+      </w:r>
+    </w:p>
+    <w:p>
+      <w:pPr>
+        <w:keepNext w:val="0"/>
+        <w:spacing w:after="0" w:before="0" w:line="240" w:lineRule="auto"/>
+        <w:ind w:right="-142"/>
+      </w:pPr>
+      <w:r>
+        <w:rPr>
+          <w:rFonts w:ascii="Consolas" w:hAnsi="Consolas" w:cs="Consolas" w:eastAsia="Consolas"/>
+          <w:b w:val="0"/>
+          <w:i w:val="0"/>
+          <w:sz w:val="18"/>
+        </w:rPr>
+        <w:t xml:space="preserve">    cin &gt;&gt; s;</w:t>
+      </w:r>
+    </w:p>
+    <w:p>
+      <w:pPr>
+        <w:keepNext w:val="0"/>
+        <w:spacing w:after="0" w:before="0" w:line="240" w:lineRule="auto"/>
+        <w:ind w:right="-142"/>
+      </w:pPr>
+      <w:r>
+        <w:rPr>
+          <w:rFonts w:ascii="Consolas" w:hAnsi="Consolas" w:cs="Consolas" w:eastAsia="Consolas"/>
+          <w:b w:val="0"/>
+          <w:i w:val="0"/>
+          <w:sz w:val="18"/>
+        </w:rPr>
+        <w:t xml:space="preserve">    if (!cin)</w:t>
+      </w:r>
+    </w:p>
+    <w:p>
+      <w:pPr>
+        <w:keepNext w:val="0"/>
+        <w:spacing w:after="0" w:before="0" w:line="240" w:lineRule="auto"/>
+        <w:ind w:right="-142"/>
+      </w:pPr>
+      <w:r>
+        <w:rPr>
+          <w:rFonts w:ascii="Consolas" w:hAnsi="Consolas" w:cs="Consolas" w:eastAsia="Consolas"/>
+          <w:b w:val="0"/>
+          <w:i w:val="0"/>
+          <w:sz w:val="18"/>
+        </w:rPr>
+        <w:t xml:space="preserve">    {</w:t>
+      </w:r>
+    </w:p>
+    <w:p>
+      <w:pPr>
+        <w:keepNext w:val="0"/>
+        <w:spacing w:after="0" w:before="0" w:line="240" w:lineRule="auto"/>
+        <w:ind w:right="-142"/>
+      </w:pPr>
+      <w:r>
+        <w:rPr>
+          <w:rFonts w:ascii="Consolas" w:hAnsi="Consolas" w:cs="Consolas" w:eastAsia="Consolas"/>
+          <w:b w:val="0"/>
+          <w:i w:val="0"/>
+          <w:sz w:val="18"/>
+        </w:rPr>
+        <w:t xml:space="preserve">        cout &lt;&lt; "Ошибка ввода s" &lt;&lt; endl;</w:t>
+      </w:r>
+    </w:p>
+    <w:p>
+      <w:pPr>
+        <w:keepNext w:val="0"/>
+        <w:spacing w:after="0" w:before="0" w:line="240" w:lineRule="auto"/>
+        <w:ind w:right="-142"/>
+      </w:pPr>
+      <w:r>
+        <w:rPr>
+          <w:rFonts w:ascii="Consolas" w:hAnsi="Consolas" w:cs="Consolas" w:eastAsia="Consolas"/>
+          <w:b w:val="0"/>
+          <w:i w:val="0"/>
+          <w:sz w:val="18"/>
+        </w:rPr>
+        <w:t xml:space="preserve">        system("pause");</w:t>
+      </w:r>
+    </w:p>
+    <w:p>
+      <w:pPr>
+        <w:keepNext w:val="0"/>
+        <w:spacing w:after="0" w:before="0" w:line="240" w:lineRule="auto"/>
+        <w:ind w:right="-142"/>
+      </w:pPr>
+      <w:r>
+        <w:rPr>
+          <w:rFonts w:ascii="Consolas" w:hAnsi="Consolas" w:cs="Consolas" w:eastAsia="Consolas"/>
+          <w:b w:val="0"/>
+          <w:i w:val="0"/>
+          <w:sz w:val="18"/>
+        </w:rPr>
+        <w:t xml:space="preserve">        return 1;</w:t>
+      </w:r>
+    </w:p>
+    <w:p>
+      <w:pPr>
+        <w:keepNext w:val="0"/>
+        <w:spacing w:after="0" w:before="0" w:line="240" w:lineRule="auto"/>
+        <w:ind w:right="-142"/>
+      </w:pPr>
+      <w:r>
+        <w:rPr>
+          <w:rFonts w:ascii="Consolas" w:hAnsi="Consolas" w:cs="Consolas" w:eastAsia="Consolas"/>
+          <w:b w:val="0"/>
+          <w:i w:val="0"/>
+          <w:sz w:val="18"/>
+        </w:rPr>
+        <w:t xml:space="preserve">    }</w:t>
+      </w:r>
+    </w:p>
+    <w:p>
+      <w:pPr>
+        <w:keepNext w:val="0"/>
+        <w:spacing w:after="0" w:before="0" w:line="240" w:lineRule="auto"/>
+        <w:ind w:right="-142"/>
+      </w:pPr>
+      <w:r>
+        <w:rPr>
+          <w:rFonts w:ascii="Consolas" w:hAnsi="Consolas" w:cs="Consolas" w:eastAsia="Consolas"/>
+          <w:b w:val="0"/>
+          <w:i w:val="0"/>
+          <w:sz w:val="18"/>
+        </w:rPr>
+      </w:r>
+    </w:p>
+    <w:p>
+      <w:pPr>
+        <w:keepNext w:val="0"/>
+        <w:spacing w:after="0" w:before="0" w:line="240" w:lineRule="auto"/>
+        <w:ind w:right="-142"/>
+      </w:pPr>
+      <w:r>
+        <w:rPr>
+          <w:rFonts w:ascii="Consolas" w:hAnsi="Consolas" w:cs="Consolas" w:eastAsia="Consolas"/>
+          <w:b w:val="0"/>
+          <w:i w:val="0"/>
+          <w:sz w:val="18"/>
+        </w:rPr>
+        <w:t xml:space="preserve">    FILE* f;</w:t>
+      </w:r>
+    </w:p>
+    <w:p>
+      <w:pPr>
+        <w:keepNext w:val="0"/>
+        <w:spacing w:after="0" w:before="0" w:line="240" w:lineRule="auto"/>
+        <w:ind w:right="-142"/>
+      </w:pPr>
+      <w:r>
+        <w:rPr>
+          <w:rFonts w:ascii="Consolas" w:hAnsi="Consolas" w:cs="Consolas" w:eastAsia="Consolas"/>
+          <w:b w:val="0"/>
+          <w:i w:val="0"/>
+          <w:sz w:val="18"/>
+        </w:rPr>
+        <w:t xml:space="preserve">    const char* fname = "result.txt";</w:t>
+      </w:r>
+    </w:p>
+    <w:p>
+      <w:pPr>
+        <w:keepNext w:val="0"/>
+        <w:spacing w:after="0" w:before="0" w:line="240" w:lineRule="auto"/>
+        <w:ind w:right="-142"/>
+      </w:pPr>
+      <w:r>
+        <w:rPr>
+          <w:rFonts w:ascii="Consolas" w:hAnsi="Consolas" w:cs="Consolas" w:eastAsia="Consolas"/>
+          <w:b w:val="0"/>
+          <w:i w:val="0"/>
+          <w:sz w:val="18"/>
+        </w:rPr>
+        <w:t xml:space="preserve">    if (fopen_s(&amp;f, fname, "w") != 0)</w:t>
+      </w:r>
+    </w:p>
+    <w:p>
+      <w:pPr>
+        <w:keepNext w:val="0"/>
+        <w:spacing w:after="0" w:before="0" w:line="240" w:lineRule="auto"/>
+        <w:ind w:right="-142"/>
+      </w:pPr>
+      <w:r>
+        <w:rPr>
+          <w:rFonts w:ascii="Consolas" w:hAnsi="Consolas" w:cs="Consolas" w:eastAsia="Consolas"/>
+          <w:b w:val="0"/>
+          <w:i w:val="0"/>
+          <w:sz w:val="18"/>
+        </w:rPr>
+        <w:t xml:space="preserve">    {</w:t>
+      </w:r>
+    </w:p>
+    <w:p>
+      <w:pPr>
+        <w:keepNext w:val="0"/>
+        <w:spacing w:after="0" w:before="0" w:line="240" w:lineRule="auto"/>
+        <w:ind w:right="-142"/>
+      </w:pPr>
+      <w:r>
+        <w:rPr>
+          <w:rFonts w:ascii="Consolas" w:hAnsi="Consolas" w:cs="Consolas" w:eastAsia="Consolas"/>
+          <w:b w:val="0"/>
+          <w:i w:val="0"/>
+          <w:sz w:val="18"/>
+        </w:rPr>
+        <w:t xml:space="preserve">        printf_s("Ошибка открытия файла %s\n", fname);</w:t>
+      </w:r>
+    </w:p>
+    <w:p>
+      <w:pPr>
+        <w:keepNext w:val="0"/>
+        <w:spacing w:after="0" w:before="0" w:line="240" w:lineRule="auto"/>
+        <w:ind w:right="-142"/>
+      </w:pPr>
+      <w:r>
+        <w:rPr>
+          <w:rFonts w:ascii="Consolas" w:hAnsi="Consolas" w:cs="Consolas" w:eastAsia="Consolas"/>
+          <w:b w:val="0"/>
+          <w:i w:val="0"/>
+          <w:sz w:val="18"/>
+        </w:rPr>
+        <w:t xml:space="preserve">        system("pause");</w:t>
+      </w:r>
+    </w:p>
+    <w:p>
+      <w:pPr>
+        <w:keepNext w:val="0"/>
+        <w:spacing w:after="0" w:before="0" w:line="240" w:lineRule="auto"/>
+        <w:ind w:right="-142"/>
+      </w:pPr>
+      <w:r>
+        <w:rPr>
+          <w:rFonts w:ascii="Consolas" w:hAnsi="Consolas" w:cs="Consolas" w:eastAsia="Consolas"/>
+          <w:b w:val="0"/>
+          <w:i w:val="0"/>
+          <w:sz w:val="18"/>
+        </w:rPr>
+        <w:t xml:space="preserve">        return 1;</w:t>
+      </w:r>
+    </w:p>
+    <w:p>
+      <w:pPr>
+        <w:keepNext w:val="0"/>
+        <w:spacing w:after="0" w:before="0" w:line="240" w:lineRule="auto"/>
+        <w:ind w:right="-142"/>
+      </w:pPr>
+      <w:r>
+        <w:rPr>
+          <w:rFonts w:ascii="Consolas" w:hAnsi="Consolas" w:cs="Consolas" w:eastAsia="Consolas"/>
+          <w:b w:val="0"/>
+          <w:i w:val="0"/>
+          <w:sz w:val="18"/>
+        </w:rPr>
+        <w:t xml:space="preserve">    }</w:t>
+      </w:r>
+    </w:p>
+    <w:p>
+      <w:pPr>
+        <w:keepNext w:val="0"/>
+        <w:spacing w:after="0" w:before="0" w:line="240" w:lineRule="auto"/>
+        <w:ind w:right="-142"/>
+      </w:pPr>
+      <w:r>
+        <w:rPr>
+          <w:rFonts w:ascii="Consolas" w:hAnsi="Consolas" w:cs="Consolas" w:eastAsia="Consolas"/>
+          <w:b w:val="0"/>
+          <w:i w:val="0"/>
+          <w:sz w:val="18"/>
+        </w:rPr>
+      </w:r>
+    </w:p>
+    <w:p>
+      <w:pPr>
+        <w:keepNext w:val="0"/>
+        <w:spacing w:after="0" w:before="0" w:line="240" w:lineRule="auto"/>
+        <w:ind w:right="-142"/>
+      </w:pPr>
+      <w:r>
+        <w:rPr>
+          <w:rFonts w:ascii="Consolas" w:hAnsi="Consolas" w:cs="Consolas" w:eastAsia="Consolas"/>
+          <w:b w:val="0"/>
+          <w:i w:val="0"/>
+          <w:sz w:val="18"/>
+        </w:rPr>
+        <w:t xml:space="preserve">    printf_s("\nДома, в которых жилая площадь на одного жильца менее %.2f кв. м:\n", s);</w:t>
+      </w:r>
+    </w:p>
+    <w:p>
+      <w:pPr>
+        <w:keepNext w:val="0"/>
+        <w:spacing w:after="0" w:before="0" w:line="240" w:lineRule="auto"/>
+        <w:ind w:right="-142"/>
+      </w:pPr>
+      <w:r>
+        <w:rPr>
+          <w:rFonts w:ascii="Consolas" w:hAnsi="Consolas" w:cs="Consolas" w:eastAsia="Consolas"/>
+          <w:b w:val="0"/>
+          <w:i w:val="0"/>
+          <w:sz w:val="18"/>
+        </w:rPr>
+        <w:t xml:space="preserve">    fprintf_s(f, "Дома, в которых жилая площадь на одного жильца менее %.2f кв. м:\n", s);</w:t>
+      </w:r>
+    </w:p>
+    <w:p>
+      <w:pPr>
+        <w:keepNext w:val="0"/>
+        <w:spacing w:after="0" w:before="0" w:line="240" w:lineRule="auto"/>
+        <w:ind w:right="-142"/>
+      </w:pPr>
+      <w:r>
+        <w:rPr>
+          <w:rFonts w:ascii="Consolas" w:hAnsi="Consolas" w:cs="Consolas" w:eastAsia="Consolas"/>
+          <w:b w:val="0"/>
+          <w:i w:val="0"/>
+          <w:sz w:val="18"/>
+        </w:rPr>
+      </w:r>
+    </w:p>
+    <w:p>
+      <w:pPr>
+        <w:keepNext w:val="0"/>
+        <w:spacing w:after="0" w:before="0" w:line="240" w:lineRule="auto"/>
+        <w:ind w:right="-142"/>
+      </w:pPr>
+      <w:r>
+        <w:rPr>
+          <w:rFonts w:ascii="Consolas" w:hAnsi="Consolas" w:cs="Consolas" w:eastAsia="Consolas"/>
+          <w:b w:val="0"/>
+          <w:i w:val="0"/>
+          <w:sz w:val="18"/>
+        </w:rPr>
+        <w:t xml:space="preserve">    int found = 0;</w:t>
+      </w:r>
+    </w:p>
+    <w:p>
+      <w:pPr>
+        <w:keepNext w:val="0"/>
+        <w:spacing w:after="0" w:before="0" w:line="240" w:lineRule="auto"/>
+        <w:ind w:right="-142"/>
+      </w:pPr>
+      <w:r>
+        <w:rPr>
+          <w:rFonts w:ascii="Consolas" w:hAnsi="Consolas" w:cs="Consolas" w:eastAsia="Consolas"/>
+          <w:b w:val="0"/>
+          <w:i w:val="0"/>
+          <w:sz w:val="18"/>
+        </w:rPr>
+        <w:t xml:space="preserve">    for (int i = 0; i &lt; N; i++)</w:t>
+      </w:r>
+    </w:p>
+    <w:p>
+      <w:pPr>
+        <w:keepNext w:val="0"/>
+        <w:spacing w:after="0" w:before="0" w:line="240" w:lineRule="auto"/>
+        <w:ind w:right="-142"/>
+      </w:pPr>
+      <w:r>
+        <w:rPr>
+          <w:rFonts w:ascii="Consolas" w:hAnsi="Consolas" w:cs="Consolas" w:eastAsia="Consolas"/>
+          <w:b w:val="0"/>
+          <w:i w:val="0"/>
+          <w:sz w:val="18"/>
+        </w:rPr>
+        <w:t xml:space="preserve">    {</w:t>
+      </w:r>
+    </w:p>
+    <w:p>
+      <w:pPr>
+        <w:keepNext w:val="0"/>
+        <w:spacing w:after="0" w:before="0" w:line="240" w:lineRule="auto"/>
+        <w:ind w:right="-142"/>
+      </w:pPr>
+      <w:r>
+        <w:rPr>
+          <w:rFonts w:ascii="Consolas" w:hAnsi="Consolas" w:cs="Consolas" w:eastAsia="Consolas"/>
+          <w:b w:val="0"/>
+          <w:i w:val="0"/>
+          <w:sz w:val="18"/>
+        </w:rPr>
+        <w:t xml:space="preserve">        double perResident = houses[i].area / houses[i].residents;</w:t>
+      </w:r>
+    </w:p>
+    <w:p>
+      <w:pPr>
+        <w:keepNext w:val="0"/>
+        <w:spacing w:after="0" w:before="0" w:line="240" w:lineRule="auto"/>
+        <w:ind w:right="-142"/>
+      </w:pPr>
+      <w:r>
+        <w:rPr>
+          <w:rFonts w:ascii="Consolas" w:hAnsi="Consolas" w:cs="Consolas" w:eastAsia="Consolas"/>
+          <w:b w:val="0"/>
+          <w:i w:val="0"/>
+          <w:sz w:val="18"/>
+        </w:rPr>
+        <w:t xml:space="preserve">        if (perResident &lt; s)</w:t>
+      </w:r>
+    </w:p>
+    <w:p>
+      <w:pPr>
+        <w:keepNext w:val="0"/>
+        <w:spacing w:after="0" w:before="0" w:line="240" w:lineRule="auto"/>
+        <w:ind w:right="-142"/>
+      </w:pPr>
+      <w:r>
+        <w:rPr>
+          <w:rFonts w:ascii="Consolas" w:hAnsi="Consolas" w:cs="Consolas" w:eastAsia="Consolas"/>
+          <w:b w:val="0"/>
+          <w:i w:val="0"/>
+          <w:sz w:val="18"/>
+        </w:rPr>
+        <w:t xml:space="preserve">        {</w:t>
+      </w:r>
+    </w:p>
+    <w:p>
+      <w:pPr>
+        <w:keepNext w:val="0"/>
+        <w:spacing w:after="0" w:before="0" w:line="240" w:lineRule="auto"/>
+        <w:ind w:right="-142"/>
+      </w:pPr>
+      <w:r>
+        <w:rPr>
+          <w:rFonts w:ascii="Consolas" w:hAnsi="Consolas" w:cs="Consolas" w:eastAsia="Consolas"/>
+          <w:b w:val="0"/>
+          <w:i w:val="0"/>
+          <w:sz w:val="18"/>
+        </w:rPr>
+        <w:t xml:space="preserve">            printf_s("%-30s площадь %8.1f, жильцов %4d, на 1 жильца %6.2f\n",</w:t>
+      </w:r>
+    </w:p>
+    <w:p>
+      <w:pPr>
+        <w:keepNext w:val="0"/>
+        <w:spacing w:after="0" w:before="0" w:line="240" w:lineRule="auto"/>
+        <w:ind w:right="-142"/>
+      </w:pPr>
+      <w:r>
+        <w:rPr>
+          <w:rFonts w:ascii="Consolas" w:hAnsi="Consolas" w:cs="Consolas" w:eastAsia="Consolas"/>
+          <w:b w:val="0"/>
+          <w:i w:val="0"/>
+          <w:sz w:val="18"/>
+        </w:rPr>
+        <w:t xml:space="preserve">                houses[i].address, houses[i].area, houses[i].residents, perResident);</w:t>
+      </w:r>
+    </w:p>
+    <w:p>
+      <w:pPr>
+        <w:keepNext w:val="0"/>
+        <w:spacing w:after="0" w:before="0" w:line="240" w:lineRule="auto"/>
+        <w:ind w:right="-142"/>
+      </w:pPr>
+      <w:r>
+        <w:rPr>
+          <w:rFonts w:ascii="Consolas" w:hAnsi="Consolas" w:cs="Consolas" w:eastAsia="Consolas"/>
+          <w:b w:val="0"/>
+          <w:i w:val="0"/>
+          <w:sz w:val="18"/>
+        </w:rPr>
+        <w:t xml:space="preserve">            fprintf_s(f, "%-30s площадь %8.1f, жильцов %4d, на 1 жильца %6.2f\n",</w:t>
+      </w:r>
+    </w:p>
+    <w:p>
+      <w:pPr>
+        <w:keepNext w:val="0"/>
+        <w:spacing w:after="0" w:before="0" w:line="240" w:lineRule="auto"/>
+        <w:ind w:right="-142"/>
+      </w:pPr>
+      <w:r>
+        <w:rPr>
+          <w:rFonts w:ascii="Consolas" w:hAnsi="Consolas" w:cs="Consolas" w:eastAsia="Consolas"/>
+          <w:b w:val="0"/>
+          <w:i w:val="0"/>
+          <w:sz w:val="18"/>
+        </w:rPr>
+        <w:t xml:space="preserve">                houses[i].address, houses[i].area, houses[i].residents, perResident);</w:t>
+      </w:r>
+    </w:p>
+    <w:p>
+      <w:pPr>
+        <w:keepNext w:val="0"/>
+        <w:spacing w:after="0" w:before="0" w:line="240" w:lineRule="auto"/>
+        <w:ind w:right="-142"/>
+      </w:pPr>
+      <w:r>
+        <w:rPr>
+          <w:rFonts w:ascii="Consolas" w:hAnsi="Consolas" w:cs="Consolas" w:eastAsia="Consolas"/>
+          <w:b w:val="0"/>
+          <w:i w:val="0"/>
+          <w:sz w:val="18"/>
+        </w:rPr>
+        <w:t xml:space="preserve">            found++;</w:t>
+      </w:r>
+    </w:p>
+    <w:p>
+      <w:pPr>
+        <w:keepNext w:val="0"/>
+        <w:spacing w:after="0" w:before="0" w:line="240" w:lineRule="auto"/>
+        <w:ind w:right="-142"/>
+      </w:pPr>
+      <w:r>
+        <w:rPr>
+          <w:rFonts w:ascii="Consolas" w:hAnsi="Consolas" w:cs="Consolas" w:eastAsia="Consolas"/>
+          <w:b w:val="0"/>
+          <w:i w:val="0"/>
+          <w:sz w:val="18"/>
+        </w:rPr>
+        <w:t xml:space="preserve">        }</w:t>
+      </w:r>
+    </w:p>
+    <w:p>
+      <w:pPr>
+        <w:keepNext w:val="0"/>
+        <w:spacing w:after="0" w:before="0" w:line="240" w:lineRule="auto"/>
+        <w:ind w:right="-142"/>
+      </w:pPr>
+      <w:r>
+        <w:rPr>
+          <w:rFonts w:ascii="Consolas" w:hAnsi="Consolas" w:cs="Consolas" w:eastAsia="Consolas"/>
+          <w:b w:val="0"/>
+          <w:i w:val="0"/>
+          <w:sz w:val="18"/>
+        </w:rPr>
+        <w:t xml:space="preserve">    }</w:t>
+      </w:r>
+    </w:p>
+    <w:p>
+      <w:pPr>
+        <w:keepNext w:val="0"/>
+        <w:spacing w:after="0" w:before="0" w:line="240" w:lineRule="auto"/>
+        <w:ind w:right="-142"/>
+      </w:pPr>
+      <w:r>
+        <w:rPr>
+          <w:rFonts w:ascii="Consolas" w:hAnsi="Consolas" w:cs="Consolas" w:eastAsia="Consolas"/>
+          <w:b w:val="0"/>
+          <w:i w:val="0"/>
+          <w:sz w:val="18"/>
+        </w:rPr>
+      </w:r>
+    </w:p>
+    <w:p>
+      <w:pPr>
+        <w:keepNext w:val="0"/>
+        <w:spacing w:after="0" w:before="0" w:line="240" w:lineRule="auto"/>
+        <w:ind w:right="-142"/>
+      </w:pPr>
+      <w:r>
+        <w:rPr>
+          <w:rFonts w:ascii="Consolas" w:hAnsi="Consolas" w:cs="Consolas" w:eastAsia="Consolas"/>
+          <w:b w:val="0"/>
+          <w:i w:val="0"/>
+          <w:sz w:val="18"/>
+        </w:rPr>
+        <w:t xml:space="preserve">    if (found == 0)</w:t>
+      </w:r>
+    </w:p>
+    <w:p>
+      <w:pPr>
+        <w:keepNext w:val="0"/>
+        <w:spacing w:after="0" w:before="0" w:line="240" w:lineRule="auto"/>
+        <w:ind w:right="-142"/>
+      </w:pPr>
+      <w:r>
+        <w:rPr>
+          <w:rFonts w:ascii="Consolas" w:hAnsi="Consolas" w:cs="Consolas" w:eastAsia="Consolas"/>
+          <w:b w:val="0"/>
+          <w:i w:val="0"/>
+          <w:sz w:val="18"/>
+        </w:rPr>
+        <w:t xml:space="preserve">    {</w:t>
+      </w:r>
+    </w:p>
+    <w:p>
+      <w:pPr>
+        <w:keepNext w:val="0"/>
+        <w:spacing w:after="0" w:before="0" w:line="240" w:lineRule="auto"/>
+        <w:ind w:right="-142"/>
+      </w:pPr>
+      <w:r>
+        <w:rPr>
+          <w:rFonts w:ascii="Consolas" w:hAnsi="Consolas" w:cs="Consolas" w:eastAsia="Consolas"/>
+          <w:b w:val="0"/>
+          <w:i w:val="0"/>
+          <w:sz w:val="18"/>
+        </w:rPr>
+        <w:t xml:space="preserve">        printf_s("Таких домов нет\n");</w:t>
+      </w:r>
+    </w:p>
+    <w:p>
+      <w:pPr>
+        <w:keepNext w:val="0"/>
+        <w:spacing w:after="0" w:before="0" w:line="240" w:lineRule="auto"/>
+        <w:ind w:right="-142"/>
+      </w:pPr>
+      <w:r>
+        <w:rPr>
+          <w:rFonts w:ascii="Consolas" w:hAnsi="Consolas" w:cs="Consolas" w:eastAsia="Consolas"/>
+          <w:b w:val="0"/>
+          <w:i w:val="0"/>
+          <w:sz w:val="18"/>
+        </w:rPr>
+        <w:t xml:space="preserve">        fprintf_s(f, "Таких домов нет\n");</w:t>
+      </w:r>
+    </w:p>
+    <w:p>
+      <w:pPr>
+        <w:keepNext w:val="0"/>
+        <w:spacing w:after="0" w:before="0" w:line="240" w:lineRule="auto"/>
+        <w:ind w:right="-142"/>
+      </w:pPr>
+      <w:r>
+        <w:rPr>
+          <w:rFonts w:ascii="Consolas" w:hAnsi="Consolas" w:cs="Consolas" w:eastAsia="Consolas"/>
+          <w:b w:val="0"/>
+          <w:i w:val="0"/>
+          <w:sz w:val="18"/>
+        </w:rPr>
+        <w:t xml:space="preserve">    }</w:t>
+      </w:r>
+    </w:p>
+    <w:p>
+      <w:pPr>
+        <w:keepNext w:val="0"/>
+        <w:spacing w:after="0" w:before="0" w:line="240" w:lineRule="auto"/>
+        <w:ind w:right="-142"/>
+      </w:pPr>
+      <w:r>
+        <w:rPr>
+          <w:rFonts w:ascii="Consolas" w:hAnsi="Consolas" w:cs="Consolas" w:eastAsia="Consolas"/>
+          <w:b w:val="0"/>
+          <w:i w:val="0"/>
+          <w:sz w:val="18"/>
+        </w:rPr>
+      </w:r>
+    </w:p>
+    <w:p>
+      <w:pPr>
+        <w:keepNext w:val="0"/>
+        <w:spacing w:after="0" w:before="0" w:line="240" w:lineRule="auto"/>
+        <w:ind w:right="-142"/>
+      </w:pPr>
+      <w:r>
+        <w:rPr>
+          <w:rFonts w:ascii="Consolas" w:hAnsi="Consolas" w:cs="Consolas" w:eastAsia="Consolas"/>
+          <w:b w:val="0"/>
+          <w:i w:val="0"/>
+          <w:sz w:val="18"/>
+        </w:rPr>
+        <w:t xml:space="preserve">    fclose(f);</w:t>
+      </w:r>
+    </w:p>
+    <w:p>
+      <w:pPr>
+        <w:keepNext w:val="0"/>
+        <w:spacing w:after="0" w:before="0" w:line="240" w:lineRule="auto"/>
+        <w:ind w:right="-142"/>
+      </w:pPr>
+      <w:r>
+        <w:rPr>
+          <w:rFonts w:ascii="Consolas" w:hAnsi="Consolas" w:cs="Consolas" w:eastAsia="Consolas"/>
+          <w:b w:val="0"/>
+          <w:i w:val="0"/>
+          <w:sz w:val="18"/>
+        </w:rPr>
+        <w:t xml:space="preserve">    printf_s("\nРезультат записан в файл %s\n", fname);</w:t>
+      </w:r>
+    </w:p>
+    <w:p>
+      <w:pPr>
+        <w:keepNext w:val="0"/>
+        <w:spacing w:after="0" w:before="0" w:line="240" w:lineRule="auto"/>
+        <w:ind w:right="-142"/>
+      </w:pPr>
+      <w:r>
+        <w:rPr>
+          <w:rFonts w:ascii="Consolas" w:hAnsi="Consolas" w:cs="Consolas" w:eastAsia="Consolas"/>
+          <w:b w:val="0"/>
+          <w:i w:val="0"/>
+          <w:sz w:val="18"/>
+        </w:rPr>
+      </w:r>
+    </w:p>
+    <w:p>
+      <w:pPr>
+        <w:keepNext w:val="0"/>
+        <w:spacing w:after="0" w:before="0" w:line="240" w:lineRule="auto"/>
+        <w:ind w:right="-142"/>
+      </w:pPr>
+      <w:r>
+        <w:rPr>
+          <w:rFonts w:ascii="Consolas" w:hAnsi="Consolas" w:cs="Consolas" w:eastAsia="Consolas"/>
+          <w:b w:val="0"/>
+          <w:i w:val="0"/>
+          <w:sz w:val="18"/>
+        </w:rPr>
+        <w:t xml:space="preserve">    system("pause");</w:t>
+      </w:r>
+    </w:p>
+    <w:p>
+      <w:pPr>
+        <w:keepNext w:val="0"/>
+        <w:spacing w:after="0" w:before="0" w:line="240" w:lineRule="auto"/>
+        <w:ind w:right="-142"/>
+      </w:pPr>
+      <w:r>
+        <w:rPr>
+          <w:rFonts w:ascii="Consolas" w:hAnsi="Consolas" w:cs="Consolas" w:eastAsia="Consolas"/>
+          <w:b w:val="0"/>
+          <w:i w:val="0"/>
+          <w:sz w:val="18"/>
+        </w:rPr>
+        <w:t xml:space="preserve">    return 0;</w:t>
+      </w:r>
+    </w:p>
+    <w:p>
+      <w:pPr>
+        <w:spacing w:after="0" w:before="0" w:line="240" w:lineRule="auto"/>
+        <w:ind w:right="-142"/>
+      </w:pPr>
+      <w:r>
+        <w:rPr>
+          <w:rFonts w:ascii="Consolas" w:hAnsi="Consolas" w:cs="Consolas" w:eastAsia="Consolas"/>
+          <w:b w:val="0"/>
+          <w:i w:val="0"/>
           <w:sz w:val="18"/>
         </w:rPr>
         <w:t>}</w:t>
@@ -4565,1362 +4785,16 @@
     </w:p>
     <w:p>
       <w:pPr>
-        <w:spacing w:after="0" w:line="240" w:lineRule="auto"/>
-        <w:ind w:right="-142"/>
-      </w:pPr>
-    </w:p>
-    <w:p>
-      <w:pPr>
-        <w:spacing w:after="0" w:line="240" w:lineRule="auto"/>
-        <w:ind w:right="-142"/>
-      </w:pPr>
-      <w:r>
-        <w:rPr>
-          <w:rFonts w:ascii="Consolas" w:eastAsia="Consolas" w:hAnsi="Consolas" w:cs="Consolas"/>
-          <w:sz w:val="18"/>
-        </w:rPr>
-        <w:t xml:space="preserve">    double s;</w:t>
-      </w:r>
-    </w:p>
-    <w:p>
-      <w:pPr>
-        <w:spacing w:after="0" w:line="240" w:lineRule="auto"/>
-        <w:ind w:right="-142"/>
-      </w:pPr>
-      <w:r>
-        <w:rPr>
-          <w:rFonts w:ascii="Consolas" w:eastAsia="Consolas" w:hAnsi="Consolas" w:cs="Consolas"/>
-          <w:sz w:val="18"/>
-        </w:rPr>
-        <w:t xml:space="preserve">    cout &lt;&lt; "\nВведите s (жилая площадь на одного жильца, кв. м): ";</w:t>
-      </w:r>
-    </w:p>
-    <w:p>
-      <w:pPr>
-        <w:spacing w:after="0" w:line="240" w:lineRule="auto"/>
-        <w:ind w:right="-142"/>
-        <w:rPr>
-          <w:lang w:val="en-US"/>
-        </w:rPr>
-      </w:pPr>
-      <w:r>
-        <w:rPr>
-          <w:rFonts w:ascii="Consolas" w:eastAsia="Consolas" w:hAnsi="Consolas" w:cs="Consolas"/>
-          <w:sz w:val="18"/>
-        </w:rPr>
-        <w:t xml:space="preserve">    </w:t>
-      </w:r>
-      <w:proofErr w:type="spellStart"/>
-      <w:r>
-        <w:rPr>
-          <w:rFonts w:ascii="Consolas" w:eastAsia="Consolas" w:hAnsi="Consolas" w:cs="Consolas"/>
-          <w:sz w:val="18"/>
-          <w:lang w:val="en-US"/>
-        </w:rPr>
-        <w:t>cin</w:t>
-      </w:r>
-      <w:proofErr w:type="spellEnd"/>
-      <w:r>
-        <w:rPr>
-          <w:rFonts w:ascii="Consolas" w:eastAsia="Consolas" w:hAnsi="Consolas" w:cs="Consolas"/>
-          <w:sz w:val="18"/>
-          <w:lang w:val="en-US"/>
-        </w:rPr>
-        <w:t xml:space="preserve"> &gt;&gt; s;</w:t>
-      </w:r>
-    </w:p>
-    <w:p>
-      <w:pPr>
-        <w:spacing w:after="0" w:line="240" w:lineRule="auto"/>
-        <w:ind w:right="-142"/>
-        <w:rPr>
-          <w:lang w:val="en-US"/>
-        </w:rPr>
-      </w:pPr>
-      <w:r>
-        <w:rPr>
-          <w:rFonts w:ascii="Consolas" w:eastAsia="Consolas" w:hAnsi="Consolas" w:cs="Consolas"/>
-          <w:sz w:val="18"/>
-          <w:lang w:val="en-US"/>
-        </w:rPr>
-        <w:t xml:space="preserve">    if (!cin)</w:t>
-      </w:r>
-    </w:p>
-    <w:p>
-      <w:pPr>
-        <w:spacing w:after="0" w:line="240" w:lineRule="auto"/>
-        <w:ind w:right="-142"/>
-        <w:rPr>
-          <w:lang w:val="en-US"/>
-        </w:rPr>
-      </w:pPr>
-      <w:r>
-        <w:rPr>
-          <w:rFonts w:ascii="Consolas" w:eastAsia="Consolas" w:hAnsi="Consolas" w:cs="Consolas"/>
-          <w:sz w:val="18"/>
-          <w:lang w:val="en-US"/>
-        </w:rPr>
-        <w:t xml:space="preserve">    {</w:t>
-      </w:r>
-    </w:p>
-    <w:p>
-      <w:pPr>
-        <w:spacing w:after="0" w:line="240" w:lineRule="auto"/>
-        <w:ind w:right="-142"/>
-        <w:rPr>
-          <w:lang w:val="en-US"/>
-        </w:rPr>
-      </w:pPr>
-      <w:r>
-        <w:rPr>
-          <w:rFonts w:ascii="Consolas" w:eastAsia="Consolas" w:hAnsi="Consolas" w:cs="Consolas"/>
-          <w:sz w:val="18"/>
-          <w:lang w:val="en-US"/>
-        </w:rPr>
-        <w:t xml:space="preserve">        </w:t>
-      </w:r>
-      <w:proofErr w:type="spellStart"/>
-      <w:r>
-        <w:rPr>
-          <w:rFonts w:ascii="Consolas" w:eastAsia="Consolas" w:hAnsi="Consolas" w:cs="Consolas"/>
-          <w:sz w:val="18"/>
-          <w:lang w:val="en-US"/>
-        </w:rPr>
-        <w:t>cout</w:t>
-      </w:r>
-      <w:proofErr w:type="spellEnd"/>
-      <w:r>
-        <w:rPr>
-          <w:rFonts w:ascii="Consolas" w:eastAsia="Consolas" w:hAnsi="Consolas" w:cs="Consolas"/>
-          <w:sz w:val="18"/>
-          <w:lang w:val="en-US"/>
-        </w:rPr>
-        <w:t xml:space="preserve"> &lt;&lt; "</w:t>
-      </w:r>
-      <w:r>
-        <w:rPr>
-          <w:rFonts w:ascii="Consolas" w:eastAsia="Consolas" w:hAnsi="Consolas" w:cs="Consolas"/>
-          <w:sz w:val="18"/>
-        </w:rPr>
-        <w:t>Ошибка</w:t>
-      </w:r>
-      <w:r>
-        <w:rPr>
-          <w:rFonts w:ascii="Consolas" w:eastAsia="Consolas" w:hAnsi="Consolas" w:cs="Consolas"/>
-          <w:sz w:val="18"/>
-          <w:lang w:val="en-US"/>
-        </w:rPr>
-        <w:t xml:space="preserve"> </w:t>
-      </w:r>
-      <w:r>
-        <w:rPr>
-          <w:rFonts w:ascii="Consolas" w:eastAsia="Consolas" w:hAnsi="Consolas" w:cs="Consolas"/>
-          <w:sz w:val="18"/>
-        </w:rPr>
-        <w:t>ввода</w:t>
-      </w:r>
-      <w:r>
-        <w:rPr>
-          <w:rFonts w:ascii="Consolas" w:eastAsia="Consolas" w:hAnsi="Consolas" w:cs="Consolas"/>
-          <w:sz w:val="18"/>
-          <w:lang w:val="en-US"/>
-        </w:rPr>
-        <w:t xml:space="preserve"> s" &lt;&lt; </w:t>
-      </w:r>
-      <w:proofErr w:type="spellStart"/>
-      <w:r>
-        <w:rPr>
-          <w:rFonts w:ascii="Consolas" w:eastAsia="Consolas" w:hAnsi="Consolas" w:cs="Consolas"/>
-          <w:sz w:val="18"/>
-          <w:lang w:val="en-US"/>
-        </w:rPr>
-        <w:t>endl</w:t>
-      </w:r>
-      <w:proofErr w:type="spellEnd"/>
-      <w:r>
-        <w:rPr>
-          <w:rFonts w:ascii="Consolas" w:eastAsia="Consolas" w:hAnsi="Consolas" w:cs="Consolas"/>
-          <w:sz w:val="18"/>
-          <w:lang w:val="en-US"/>
-        </w:rPr>
-        <w:t>;</w:t>
-      </w:r>
-    </w:p>
-    <w:p>
-      <w:pPr>
-        <w:spacing w:after="0" w:line="240" w:lineRule="auto"/>
-        <w:ind w:right="-142"/>
-        <w:rPr>
-          <w:lang w:val="en-US"/>
-        </w:rPr>
-      </w:pPr>
-      <w:r>
-        <w:rPr>
-          <w:rFonts w:ascii="Consolas" w:eastAsia="Consolas" w:hAnsi="Consolas" w:cs="Consolas"/>
-          <w:sz w:val="18"/>
-          <w:lang w:val="en-US"/>
-        </w:rPr>
-        <w:t xml:space="preserve">        return 1;</w:t>
-      </w:r>
-    </w:p>
-    <w:p>
-      <w:pPr>
-        <w:spacing w:after="0" w:line="240" w:lineRule="auto"/>
-        <w:ind w:right="-142"/>
-        <w:rPr>
-          <w:lang w:val="en-US"/>
-        </w:rPr>
-      </w:pPr>
-      <w:r>
-        <w:rPr>
-          <w:rFonts w:ascii="Consolas" w:eastAsia="Consolas" w:hAnsi="Consolas" w:cs="Consolas"/>
-          <w:sz w:val="18"/>
-          <w:lang w:val="en-US"/>
-        </w:rPr>
-        <w:t xml:space="preserve">    }</w:t>
-      </w:r>
-    </w:p>
-    <w:p>
-      <w:pPr>
-        <w:spacing w:after="0" w:line="240" w:lineRule="auto"/>
-        <w:ind w:right="-142"/>
-        <w:rPr>
-          <w:lang w:val="en-US"/>
-        </w:rPr>
-      </w:pPr>
-    </w:p>
-    <w:p>
-      <w:pPr>
-        <w:spacing w:after="0" w:line="240" w:lineRule="auto"/>
-        <w:ind w:right="-142"/>
-        <w:rPr>
-          <w:lang w:val="en-US"/>
-        </w:rPr>
-      </w:pPr>
-      <w:r>
-        <w:rPr>
-          <w:rFonts w:ascii="Consolas" w:eastAsia="Consolas" w:hAnsi="Consolas" w:cs="Consolas"/>
-          <w:sz w:val="18"/>
-          <w:lang w:val="en-US"/>
-        </w:rPr>
-        <w:t xml:space="preserve">    FILE* f;</w:t>
-      </w:r>
-    </w:p>
-    <w:p>
-      <w:pPr>
-        <w:spacing w:after="0" w:line="240" w:lineRule="auto"/>
-        <w:ind w:right="-142"/>
-        <w:rPr>
-          <w:lang w:val="en-US"/>
-        </w:rPr>
-      </w:pPr>
-      <w:r>
-        <w:rPr>
-          <w:rFonts w:ascii="Consolas" w:eastAsia="Consolas" w:hAnsi="Consolas" w:cs="Consolas"/>
-          <w:sz w:val="18"/>
-          <w:lang w:val="en-US"/>
-        </w:rPr>
-        <w:t xml:space="preserve">    const char* </w:t>
-      </w:r>
-      <w:proofErr w:type="spellStart"/>
-      <w:r>
-        <w:rPr>
-          <w:rFonts w:ascii="Consolas" w:eastAsia="Consolas" w:hAnsi="Consolas" w:cs="Consolas"/>
-          <w:sz w:val="18"/>
-          <w:lang w:val="en-US"/>
-        </w:rPr>
-        <w:t>fname</w:t>
-      </w:r>
-      <w:proofErr w:type="spellEnd"/>
-      <w:r>
-        <w:rPr>
-          <w:rFonts w:ascii="Consolas" w:eastAsia="Consolas" w:hAnsi="Consolas" w:cs="Consolas"/>
-          <w:sz w:val="18"/>
-          <w:lang w:val="en-US"/>
-        </w:rPr>
-        <w:t xml:space="preserve"> = "result.txt";</w:t>
-      </w:r>
-    </w:p>
-    <w:p>
-      <w:pPr>
-        <w:spacing w:after="0" w:line="240" w:lineRule="auto"/>
-        <w:ind w:right="-142"/>
-        <w:rPr>
-          <w:lang w:val="en-US"/>
-        </w:rPr>
-      </w:pPr>
-      <w:r>
-        <w:rPr>
-          <w:rFonts w:ascii="Consolas" w:eastAsia="Consolas" w:hAnsi="Consolas" w:cs="Consolas"/>
-          <w:sz w:val="18"/>
-          <w:lang w:val="en-US"/>
-        </w:rPr>
-        <w:t xml:space="preserve">    if (</w:t>
-      </w:r>
-      <w:proofErr w:type="spellStart"/>
-      <w:r>
-        <w:rPr>
-          <w:rFonts w:ascii="Consolas" w:eastAsia="Consolas" w:hAnsi="Consolas" w:cs="Consolas"/>
-          <w:sz w:val="18"/>
-          <w:lang w:val="en-US"/>
-        </w:rPr>
-        <w:t>fopen_s</w:t>
-      </w:r>
-      <w:proofErr w:type="spellEnd"/>
-      <w:r>
-        <w:rPr>
-          <w:rFonts w:ascii="Consolas" w:eastAsia="Consolas" w:hAnsi="Consolas" w:cs="Consolas"/>
-          <w:sz w:val="18"/>
-          <w:lang w:val="en-US"/>
-        </w:rPr>
-        <w:t xml:space="preserve">(&amp;f, </w:t>
-      </w:r>
-      <w:proofErr w:type="spellStart"/>
-      <w:r>
-        <w:rPr>
-          <w:rFonts w:ascii="Consolas" w:eastAsia="Consolas" w:hAnsi="Consolas" w:cs="Consolas"/>
-          <w:sz w:val="18"/>
-          <w:lang w:val="en-US"/>
-        </w:rPr>
-        <w:t>fname</w:t>
-      </w:r>
-      <w:proofErr w:type="spellEnd"/>
-      <w:r>
-        <w:rPr>
-          <w:rFonts w:ascii="Consolas" w:eastAsia="Consolas" w:hAnsi="Consolas" w:cs="Consolas"/>
-          <w:sz w:val="18"/>
-          <w:lang w:val="en-US"/>
-        </w:rPr>
-        <w:t>, "w") != 0)</w:t>
-      </w:r>
-    </w:p>
-    <w:p>
-      <w:pPr>
-        <w:spacing w:after="0" w:line="240" w:lineRule="auto"/>
-        <w:ind w:right="-142"/>
-        <w:rPr>
-          <w:lang w:val="en-US"/>
-        </w:rPr>
-      </w:pPr>
-      <w:r>
-        <w:rPr>
-          <w:rFonts w:ascii="Consolas" w:eastAsia="Consolas" w:hAnsi="Consolas" w:cs="Consolas"/>
-          <w:sz w:val="18"/>
-          <w:lang w:val="en-US"/>
-        </w:rPr>
-        <w:t xml:space="preserve">    {</w:t>
-      </w:r>
-    </w:p>
-    <w:p>
-      <w:pPr>
-        <w:spacing w:after="0" w:line="240" w:lineRule="auto"/>
-        <w:ind w:right="-142"/>
-        <w:rPr>
-          <w:lang w:val="en-US"/>
-        </w:rPr>
-      </w:pPr>
-      <w:r>
-        <w:rPr>
-          <w:rFonts w:ascii="Consolas" w:eastAsia="Consolas" w:hAnsi="Consolas" w:cs="Consolas"/>
-          <w:sz w:val="18"/>
-          <w:lang w:val="en-US"/>
-        </w:rPr>
-        <w:t xml:space="preserve">        </w:t>
-      </w:r>
-      <w:proofErr w:type="spellStart"/>
-      <w:r>
-        <w:rPr>
-          <w:rFonts w:ascii="Consolas" w:eastAsia="Consolas" w:hAnsi="Consolas" w:cs="Consolas"/>
-          <w:sz w:val="18"/>
-          <w:lang w:val="en-US"/>
-        </w:rPr>
-        <w:t>printf_s</w:t>
-      </w:r>
-      <w:proofErr w:type="spellEnd"/>
-      <w:r>
-        <w:rPr>
-          <w:rFonts w:ascii="Consolas" w:eastAsia="Consolas" w:hAnsi="Consolas" w:cs="Consolas"/>
-          <w:sz w:val="18"/>
-          <w:lang w:val="en-US"/>
-        </w:rPr>
-        <w:t>("</w:t>
-      </w:r>
-      <w:r>
-        <w:rPr>
-          <w:rFonts w:ascii="Consolas" w:eastAsia="Consolas" w:hAnsi="Consolas" w:cs="Consolas"/>
-          <w:sz w:val="18"/>
-        </w:rPr>
-        <w:t>Ошибка</w:t>
-      </w:r>
-      <w:r>
-        <w:rPr>
-          <w:rFonts w:ascii="Consolas" w:eastAsia="Consolas" w:hAnsi="Consolas" w:cs="Consolas"/>
-          <w:sz w:val="18"/>
-          <w:lang w:val="en-US"/>
-        </w:rPr>
-        <w:t xml:space="preserve"> </w:t>
-      </w:r>
-      <w:r>
-        <w:rPr>
-          <w:rFonts w:ascii="Consolas" w:eastAsia="Consolas" w:hAnsi="Consolas" w:cs="Consolas"/>
-          <w:sz w:val="18"/>
-        </w:rPr>
-        <w:t>открытия</w:t>
-      </w:r>
-      <w:r>
-        <w:rPr>
-          <w:rFonts w:ascii="Consolas" w:eastAsia="Consolas" w:hAnsi="Consolas" w:cs="Consolas"/>
-          <w:sz w:val="18"/>
-          <w:lang w:val="en-US"/>
-        </w:rPr>
-        <w:t xml:space="preserve"> </w:t>
-      </w:r>
-      <w:r>
-        <w:rPr>
-          <w:rFonts w:ascii="Consolas" w:eastAsia="Consolas" w:hAnsi="Consolas" w:cs="Consolas"/>
-          <w:sz w:val="18"/>
-        </w:rPr>
-        <w:t>файла</w:t>
-      </w:r>
-      <w:r>
-        <w:rPr>
-          <w:rFonts w:ascii="Consolas" w:eastAsia="Consolas" w:hAnsi="Consolas" w:cs="Consolas"/>
-          <w:sz w:val="18"/>
-          <w:lang w:val="en-US"/>
-        </w:rPr>
-        <w:t xml:space="preserve"> %s\n", </w:t>
-      </w:r>
-      <w:proofErr w:type="spellStart"/>
-      <w:r>
-        <w:rPr>
-          <w:rFonts w:ascii="Consolas" w:eastAsia="Consolas" w:hAnsi="Consolas" w:cs="Consolas"/>
-          <w:sz w:val="18"/>
-          <w:lang w:val="en-US"/>
-        </w:rPr>
-        <w:t>fname</w:t>
-      </w:r>
-      <w:proofErr w:type="spellEnd"/>
-      <w:r>
-        <w:rPr>
-          <w:rFonts w:ascii="Consolas" w:eastAsia="Consolas" w:hAnsi="Consolas" w:cs="Consolas"/>
-          <w:sz w:val="18"/>
-          <w:lang w:val="en-US"/>
-        </w:rPr>
-        <w:t>);</w:t>
-      </w:r>
-    </w:p>
-    <w:p>
-      <w:pPr>
-        <w:spacing w:after="0" w:line="240" w:lineRule="auto"/>
-        <w:ind w:right="-142"/>
-      </w:pPr>
-      <w:r>
-        <w:rPr>
-          <w:rFonts w:ascii="Consolas" w:eastAsia="Consolas" w:hAnsi="Consolas" w:cs="Consolas"/>
-          <w:sz w:val="18"/>
-          <w:lang w:val="en-US"/>
-        </w:rPr>
-        <w:t xml:space="preserve">        </w:t>
-      </w:r>
-      <w:proofErr w:type="spellStart"/>
-      <w:r>
-        <w:rPr>
-          <w:rFonts w:ascii="Consolas" w:eastAsia="Consolas" w:hAnsi="Consolas" w:cs="Consolas"/>
-          <w:sz w:val="18"/>
-        </w:rPr>
-        <w:t>return</w:t>
-      </w:r>
-      <w:proofErr w:type="spellEnd"/>
-      <w:r>
-        <w:rPr>
-          <w:rFonts w:ascii="Consolas" w:eastAsia="Consolas" w:hAnsi="Consolas" w:cs="Consolas"/>
-          <w:sz w:val="18"/>
-        </w:rPr>
-        <w:t xml:space="preserve"> 1;</w:t>
-      </w:r>
-    </w:p>
-    <w:p>
-      <w:pPr>
-        <w:spacing w:after="0" w:line="240" w:lineRule="auto"/>
-        <w:ind w:right="-142"/>
-      </w:pPr>
-      <w:r>
-        <w:rPr>
-          <w:rFonts w:ascii="Consolas" w:eastAsia="Consolas" w:hAnsi="Consolas" w:cs="Consolas"/>
-          <w:sz w:val="18"/>
-        </w:rPr>
-        <w:t xml:space="preserve">    }</w:t>
-      </w:r>
-    </w:p>
-    <w:p>
-      <w:pPr>
-        <w:spacing w:after="0" w:line="240" w:lineRule="auto"/>
-        <w:ind w:right="-142"/>
-      </w:pPr>
-    </w:p>
-    <w:p>
-      <w:pPr>
-        <w:spacing w:after="0" w:line="240" w:lineRule="auto"/>
-        <w:ind w:right="-142"/>
-      </w:pPr>
-      <w:r>
-        <w:rPr>
-          <w:rFonts w:ascii="Consolas" w:eastAsia="Consolas" w:hAnsi="Consolas" w:cs="Consolas"/>
-          <w:sz w:val="18"/>
-        </w:rPr>
-        <w:t xml:space="preserve">    printf_s("\nДома, в которых жилая площадь на одного жильца менее %.2f кв. м:\n", s);</w:t>
-      </w:r>
-    </w:p>
-    <w:p>
-      <w:pPr>
-        <w:spacing w:after="0" w:line="240" w:lineRule="auto"/>
-        <w:ind w:right="-142"/>
-      </w:pPr>
-      <w:r>
-        <w:rPr>
-          <w:rFonts w:ascii="Consolas" w:eastAsia="Consolas" w:hAnsi="Consolas" w:cs="Consolas"/>
-          <w:sz w:val="18"/>
-        </w:rPr>
-        <w:t xml:space="preserve">    fprintf_s(f, "Дома, в которых жилая площадь на одного жильца менее %.2f кв. м:\n", s);</w:t>
-      </w:r>
-    </w:p>
-    <w:p>
-      <w:pPr>
-        <w:spacing w:after="0" w:line="240" w:lineRule="auto"/>
-        <w:ind w:right="-142"/>
-      </w:pPr>
-    </w:p>
-    <w:p>
-      <w:pPr>
-        <w:spacing w:after="0" w:line="240" w:lineRule="auto"/>
-        <w:ind w:right="-142"/>
-        <w:rPr>
-          <w:lang w:val="en-US"/>
-        </w:rPr>
-      </w:pPr>
-      <w:r>
-        <w:rPr>
-          <w:rFonts w:ascii="Consolas" w:eastAsia="Consolas" w:hAnsi="Consolas" w:cs="Consolas"/>
-          <w:sz w:val="18"/>
-        </w:rPr>
-        <w:lastRenderedPageBreak/>
-        <w:t xml:space="preserve">    </w:t>
-      </w:r>
-      <w:r>
-        <w:rPr>
-          <w:rFonts w:ascii="Consolas" w:eastAsia="Consolas" w:hAnsi="Consolas" w:cs="Consolas"/>
-          <w:sz w:val="18"/>
-          <w:lang w:val="en-US"/>
-        </w:rPr>
-        <w:t>int found = 0;</w:t>
-      </w:r>
-    </w:p>
-    <w:p>
-      <w:pPr>
-        <w:spacing w:after="0" w:line="240" w:lineRule="auto"/>
-        <w:ind w:right="-142"/>
-        <w:rPr>
-          <w:lang w:val="en-US"/>
-        </w:rPr>
-      </w:pPr>
-      <w:r>
-        <w:rPr>
-          <w:rFonts w:ascii="Consolas" w:eastAsia="Consolas" w:hAnsi="Consolas" w:cs="Consolas"/>
-          <w:sz w:val="18"/>
-          <w:lang w:val="en-US"/>
-        </w:rPr>
-        <w:t xml:space="preserve">    for (int </w:t>
-      </w:r>
-      <w:proofErr w:type="spellStart"/>
-      <w:r>
-        <w:rPr>
-          <w:rFonts w:ascii="Consolas" w:eastAsia="Consolas" w:hAnsi="Consolas" w:cs="Consolas"/>
-          <w:sz w:val="18"/>
-          <w:lang w:val="en-US"/>
-        </w:rPr>
-        <w:t>i</w:t>
-      </w:r>
-      <w:proofErr w:type="spellEnd"/>
-      <w:r>
-        <w:rPr>
-          <w:rFonts w:ascii="Consolas" w:eastAsia="Consolas" w:hAnsi="Consolas" w:cs="Consolas"/>
-          <w:sz w:val="18"/>
-          <w:lang w:val="en-US"/>
-        </w:rPr>
-        <w:t xml:space="preserve"> = 0; </w:t>
-      </w:r>
-      <w:proofErr w:type="spellStart"/>
-      <w:r>
-        <w:rPr>
-          <w:rFonts w:ascii="Consolas" w:eastAsia="Consolas" w:hAnsi="Consolas" w:cs="Consolas"/>
-          <w:sz w:val="18"/>
-          <w:lang w:val="en-US"/>
-        </w:rPr>
-        <w:t>i</w:t>
-      </w:r>
-      <w:proofErr w:type="spellEnd"/>
-      <w:r>
-        <w:rPr>
-          <w:rFonts w:ascii="Consolas" w:eastAsia="Consolas" w:hAnsi="Consolas" w:cs="Consolas"/>
-          <w:sz w:val="18"/>
-          <w:lang w:val="en-US"/>
-        </w:rPr>
-        <w:t xml:space="preserve"> &lt; N; </w:t>
-      </w:r>
-      <w:proofErr w:type="spellStart"/>
-      <w:r>
-        <w:rPr>
-          <w:rFonts w:ascii="Consolas" w:eastAsia="Consolas" w:hAnsi="Consolas" w:cs="Consolas"/>
-          <w:sz w:val="18"/>
-          <w:lang w:val="en-US"/>
-        </w:rPr>
-        <w:t>i</w:t>
-      </w:r>
-      <w:proofErr w:type="spellEnd"/>
-      <w:r>
-        <w:rPr>
-          <w:rFonts w:ascii="Consolas" w:eastAsia="Consolas" w:hAnsi="Consolas" w:cs="Consolas"/>
-          <w:sz w:val="18"/>
-          <w:lang w:val="en-US"/>
-        </w:rPr>
-        <w:t>++)</w:t>
-      </w:r>
-    </w:p>
-    <w:p>
-      <w:pPr>
-        <w:spacing w:after="0" w:line="240" w:lineRule="auto"/>
-        <w:ind w:right="-142"/>
-        <w:rPr>
-          <w:lang w:val="en-US"/>
-        </w:rPr>
-      </w:pPr>
-      <w:r>
-        <w:rPr>
-          <w:rFonts w:ascii="Consolas" w:eastAsia="Consolas" w:hAnsi="Consolas" w:cs="Consolas"/>
-          <w:sz w:val="18"/>
-          <w:lang w:val="en-US"/>
-        </w:rPr>
-        <w:t xml:space="preserve">    {</w:t>
-      </w:r>
-    </w:p>
-    <w:p>
-      <w:pPr>
-        <w:spacing w:after="0" w:line="240" w:lineRule="auto"/>
-        <w:ind w:right="-142"/>
-        <w:rPr>
-          <w:lang w:val="en-US"/>
-        </w:rPr>
-      </w:pPr>
-      <w:r>
-        <w:rPr>
-          <w:rFonts w:ascii="Consolas" w:eastAsia="Consolas" w:hAnsi="Consolas" w:cs="Consolas"/>
-          <w:sz w:val="18"/>
-          <w:lang w:val="en-US"/>
-        </w:rPr>
-        <w:t xml:space="preserve">        double </w:t>
-      </w:r>
-      <w:proofErr w:type="spellStart"/>
-      <w:r>
-        <w:rPr>
-          <w:rFonts w:ascii="Consolas" w:eastAsia="Consolas" w:hAnsi="Consolas" w:cs="Consolas"/>
-          <w:sz w:val="18"/>
-          <w:lang w:val="en-US"/>
-        </w:rPr>
-        <w:t>perResident</w:t>
-      </w:r>
-      <w:proofErr w:type="spellEnd"/>
-      <w:r>
-        <w:rPr>
-          <w:rFonts w:ascii="Consolas" w:eastAsia="Consolas" w:hAnsi="Consolas" w:cs="Consolas"/>
-          <w:sz w:val="18"/>
-          <w:lang w:val="en-US"/>
-        </w:rPr>
-        <w:t xml:space="preserve"> = houses[</w:t>
-      </w:r>
-      <w:proofErr w:type="spellStart"/>
-      <w:r>
-        <w:rPr>
-          <w:rFonts w:ascii="Consolas" w:eastAsia="Consolas" w:hAnsi="Consolas" w:cs="Consolas"/>
-          <w:sz w:val="18"/>
-          <w:lang w:val="en-US"/>
-        </w:rPr>
-        <w:t>i</w:t>
-      </w:r>
-      <w:proofErr w:type="spellEnd"/>
-      <w:r>
-        <w:rPr>
-          <w:rFonts w:ascii="Consolas" w:eastAsia="Consolas" w:hAnsi="Consolas" w:cs="Consolas"/>
-          <w:sz w:val="18"/>
-          <w:lang w:val="en-US"/>
-        </w:rPr>
-        <w:t>].area / houses[</w:t>
-      </w:r>
-      <w:proofErr w:type="spellStart"/>
-      <w:r>
-        <w:rPr>
-          <w:rFonts w:ascii="Consolas" w:eastAsia="Consolas" w:hAnsi="Consolas" w:cs="Consolas"/>
-          <w:sz w:val="18"/>
-          <w:lang w:val="en-US"/>
-        </w:rPr>
-        <w:t>i</w:t>
-      </w:r>
-      <w:proofErr w:type="spellEnd"/>
-      <w:r>
-        <w:rPr>
-          <w:rFonts w:ascii="Consolas" w:eastAsia="Consolas" w:hAnsi="Consolas" w:cs="Consolas"/>
-          <w:sz w:val="18"/>
-          <w:lang w:val="en-US"/>
-        </w:rPr>
-        <w:t>].residents;</w:t>
-      </w:r>
-    </w:p>
-    <w:p>
-      <w:pPr>
-        <w:spacing w:after="0" w:line="240" w:lineRule="auto"/>
-        <w:ind w:right="-142"/>
-        <w:rPr>
-          <w:lang w:val="en-US"/>
-        </w:rPr>
-      </w:pPr>
-      <w:r>
-        <w:rPr>
-          <w:rFonts w:ascii="Consolas" w:eastAsia="Consolas" w:hAnsi="Consolas" w:cs="Consolas"/>
-          <w:sz w:val="18"/>
-          <w:lang w:val="en-US"/>
-        </w:rPr>
-        <w:t xml:space="preserve">        if (</w:t>
-      </w:r>
-      <w:proofErr w:type="spellStart"/>
-      <w:r>
-        <w:rPr>
-          <w:rFonts w:ascii="Consolas" w:eastAsia="Consolas" w:hAnsi="Consolas" w:cs="Consolas"/>
-          <w:sz w:val="18"/>
-          <w:lang w:val="en-US"/>
-        </w:rPr>
-        <w:t>perResident</w:t>
-      </w:r>
-      <w:proofErr w:type="spellEnd"/>
-      <w:r>
-        <w:rPr>
-          <w:rFonts w:ascii="Consolas" w:eastAsia="Consolas" w:hAnsi="Consolas" w:cs="Consolas"/>
-          <w:sz w:val="18"/>
-          <w:lang w:val="en-US"/>
-        </w:rPr>
-        <w:t xml:space="preserve"> &lt; s)</w:t>
-      </w:r>
-    </w:p>
-    <w:p>
-      <w:pPr>
-        <w:spacing w:after="0" w:line="240" w:lineRule="auto"/>
-        <w:ind w:right="-142"/>
-        <w:rPr>
-          <w:lang w:val="en-US"/>
-        </w:rPr>
-      </w:pPr>
-      <w:r>
-        <w:rPr>
-          <w:rFonts w:ascii="Consolas" w:eastAsia="Consolas" w:hAnsi="Consolas" w:cs="Consolas"/>
-          <w:sz w:val="18"/>
-          <w:lang w:val="en-US"/>
-        </w:rPr>
-        <w:t xml:space="preserve">        {</w:t>
-      </w:r>
-    </w:p>
-    <w:p>
-      <w:pPr>
-        <w:spacing w:after="0" w:line="240" w:lineRule="auto"/>
-        <w:ind w:right="-142"/>
-        <w:rPr>
-          <w:lang w:val="en-US"/>
-        </w:rPr>
-      </w:pPr>
-      <w:r>
-        <w:rPr>
-          <w:rFonts w:ascii="Consolas" w:eastAsia="Consolas" w:hAnsi="Consolas" w:cs="Consolas"/>
-          <w:sz w:val="18"/>
-          <w:lang w:val="en-US"/>
-        </w:rPr>
-        <w:t xml:space="preserve">            </w:t>
-      </w:r>
-      <w:proofErr w:type="spellStart"/>
-      <w:r>
-        <w:rPr>
-          <w:rFonts w:ascii="Consolas" w:eastAsia="Consolas" w:hAnsi="Consolas" w:cs="Consolas"/>
-          <w:sz w:val="18"/>
-          <w:lang w:val="en-US"/>
-        </w:rPr>
-        <w:t>printf_s</w:t>
-      </w:r>
-      <w:proofErr w:type="spellEnd"/>
-      <w:r>
-        <w:rPr>
-          <w:rFonts w:ascii="Consolas" w:eastAsia="Consolas" w:hAnsi="Consolas" w:cs="Consolas"/>
-          <w:sz w:val="18"/>
-          <w:lang w:val="en-US"/>
-        </w:rPr>
-        <w:t xml:space="preserve">("%-30s </w:t>
-      </w:r>
-      <w:r>
-        <w:rPr>
-          <w:rFonts w:ascii="Consolas" w:eastAsia="Consolas" w:hAnsi="Consolas" w:cs="Consolas"/>
-          <w:sz w:val="18"/>
-        </w:rPr>
-        <w:t>площадь</w:t>
-      </w:r>
-      <w:r>
-        <w:rPr>
-          <w:rFonts w:ascii="Consolas" w:eastAsia="Consolas" w:hAnsi="Consolas" w:cs="Consolas"/>
-          <w:sz w:val="18"/>
-          <w:lang w:val="en-US"/>
-        </w:rPr>
-        <w:t xml:space="preserve"> %8.1f, </w:t>
-      </w:r>
-      <w:r>
-        <w:rPr>
-          <w:rFonts w:ascii="Consolas" w:eastAsia="Consolas" w:hAnsi="Consolas" w:cs="Consolas"/>
-          <w:sz w:val="18"/>
-        </w:rPr>
-        <w:t>жильцов</w:t>
-      </w:r>
-      <w:r>
-        <w:rPr>
-          <w:rFonts w:ascii="Consolas" w:eastAsia="Consolas" w:hAnsi="Consolas" w:cs="Consolas"/>
-          <w:sz w:val="18"/>
-          <w:lang w:val="en-US"/>
-        </w:rPr>
-        <w:t xml:space="preserve"> %4d, </w:t>
-      </w:r>
-      <w:r>
-        <w:rPr>
-          <w:rFonts w:ascii="Consolas" w:eastAsia="Consolas" w:hAnsi="Consolas" w:cs="Consolas"/>
-          <w:sz w:val="18"/>
-        </w:rPr>
-        <w:t>на</w:t>
-      </w:r>
-      <w:r>
-        <w:rPr>
-          <w:rFonts w:ascii="Consolas" w:eastAsia="Consolas" w:hAnsi="Consolas" w:cs="Consolas"/>
-          <w:sz w:val="18"/>
-          <w:lang w:val="en-US"/>
-        </w:rPr>
-        <w:t xml:space="preserve"> 1 </w:t>
-      </w:r>
-      <w:r>
-        <w:rPr>
-          <w:rFonts w:ascii="Consolas" w:eastAsia="Consolas" w:hAnsi="Consolas" w:cs="Consolas"/>
-          <w:sz w:val="18"/>
-        </w:rPr>
-        <w:t>жильца</w:t>
-      </w:r>
-      <w:r>
-        <w:rPr>
-          <w:rFonts w:ascii="Consolas" w:eastAsia="Consolas" w:hAnsi="Consolas" w:cs="Consolas"/>
-          <w:sz w:val="18"/>
-          <w:lang w:val="en-US"/>
-        </w:rPr>
-        <w:t xml:space="preserve"> %6.2f\n",</w:t>
-      </w:r>
-    </w:p>
-    <w:p>
-      <w:pPr>
-        <w:spacing w:after="0" w:line="240" w:lineRule="auto"/>
-        <w:ind w:right="-142"/>
-        <w:rPr>
-          <w:lang w:val="en-US"/>
-        </w:rPr>
-      </w:pPr>
-      <w:r>
-        <w:rPr>
-          <w:rFonts w:ascii="Consolas" w:eastAsia="Consolas" w:hAnsi="Consolas" w:cs="Consolas"/>
-          <w:sz w:val="18"/>
-          <w:lang w:val="en-US"/>
-        </w:rPr>
-        <w:t xml:space="preserve">                houses[</w:t>
-      </w:r>
-      <w:proofErr w:type="spellStart"/>
-      <w:r>
-        <w:rPr>
-          <w:rFonts w:ascii="Consolas" w:eastAsia="Consolas" w:hAnsi="Consolas" w:cs="Consolas"/>
-          <w:sz w:val="18"/>
-          <w:lang w:val="en-US"/>
-        </w:rPr>
-        <w:t>i</w:t>
-      </w:r>
-      <w:proofErr w:type="spellEnd"/>
-      <w:r>
-        <w:rPr>
-          <w:rFonts w:ascii="Consolas" w:eastAsia="Consolas" w:hAnsi="Consolas" w:cs="Consolas"/>
-          <w:sz w:val="18"/>
-          <w:lang w:val="en-US"/>
-        </w:rPr>
-        <w:t>].address, houses[</w:t>
-      </w:r>
-      <w:proofErr w:type="spellStart"/>
-      <w:r>
-        <w:rPr>
-          <w:rFonts w:ascii="Consolas" w:eastAsia="Consolas" w:hAnsi="Consolas" w:cs="Consolas"/>
-          <w:sz w:val="18"/>
-          <w:lang w:val="en-US"/>
-        </w:rPr>
-        <w:t>i</w:t>
-      </w:r>
-      <w:proofErr w:type="spellEnd"/>
-      <w:r>
-        <w:rPr>
-          <w:rFonts w:ascii="Consolas" w:eastAsia="Consolas" w:hAnsi="Consolas" w:cs="Consolas"/>
-          <w:sz w:val="18"/>
-          <w:lang w:val="en-US"/>
-        </w:rPr>
-        <w:t>].area, houses[</w:t>
-      </w:r>
-      <w:proofErr w:type="spellStart"/>
-      <w:r>
-        <w:rPr>
-          <w:rFonts w:ascii="Consolas" w:eastAsia="Consolas" w:hAnsi="Consolas" w:cs="Consolas"/>
-          <w:sz w:val="18"/>
-          <w:lang w:val="en-US"/>
-        </w:rPr>
-        <w:t>i</w:t>
-      </w:r>
-      <w:proofErr w:type="spellEnd"/>
-      <w:r>
-        <w:rPr>
-          <w:rFonts w:ascii="Consolas" w:eastAsia="Consolas" w:hAnsi="Consolas" w:cs="Consolas"/>
-          <w:sz w:val="18"/>
-          <w:lang w:val="en-US"/>
-        </w:rPr>
-        <w:t xml:space="preserve">].residents, </w:t>
-      </w:r>
-      <w:proofErr w:type="spellStart"/>
-      <w:r>
-        <w:rPr>
-          <w:rFonts w:ascii="Consolas" w:eastAsia="Consolas" w:hAnsi="Consolas" w:cs="Consolas"/>
-          <w:sz w:val="18"/>
-          <w:lang w:val="en-US"/>
-        </w:rPr>
-        <w:t>perResident</w:t>
-      </w:r>
-      <w:proofErr w:type="spellEnd"/>
-      <w:r>
-        <w:rPr>
-          <w:rFonts w:ascii="Consolas" w:eastAsia="Consolas" w:hAnsi="Consolas" w:cs="Consolas"/>
-          <w:sz w:val="18"/>
-          <w:lang w:val="en-US"/>
-        </w:rPr>
-        <w:t>);</w:t>
-      </w:r>
-    </w:p>
-    <w:p>
-      <w:pPr>
-        <w:spacing w:after="0" w:line="240" w:lineRule="auto"/>
-        <w:ind w:right="-142"/>
-      </w:pPr>
-      <w:r>
-        <w:rPr>
-          <w:rFonts w:ascii="Consolas" w:eastAsia="Consolas" w:hAnsi="Consolas" w:cs="Consolas"/>
-          <w:sz w:val="18"/>
-          <w:lang w:val="en-US"/>
-        </w:rPr>
-        <w:t xml:space="preserve">            </w:t>
-      </w:r>
-      <w:proofErr w:type="spellStart"/>
-      <w:r>
-        <w:rPr>
-          <w:rFonts w:ascii="Consolas" w:eastAsia="Consolas" w:hAnsi="Consolas" w:cs="Consolas"/>
-          <w:sz w:val="18"/>
-        </w:rPr>
-        <w:t>fprintf_s</w:t>
-      </w:r>
-      <w:proofErr w:type="spellEnd"/>
-      <w:r>
-        <w:rPr>
-          <w:rFonts w:ascii="Consolas" w:eastAsia="Consolas" w:hAnsi="Consolas" w:cs="Consolas"/>
-          <w:sz w:val="18"/>
-        </w:rPr>
-        <w:t>(f, "%-30s площадь %8.1f, жильцов %4d, на 1 жильца %6.2f\n",</w:t>
-      </w:r>
-    </w:p>
-    <w:p>
-      <w:pPr>
-        <w:spacing w:after="0" w:line="240" w:lineRule="auto"/>
-        <w:ind w:right="-142"/>
-        <w:rPr>
-          <w:lang w:val="en-US"/>
-        </w:rPr>
-      </w:pPr>
-      <w:r>
-        <w:rPr>
-          <w:rFonts w:ascii="Consolas" w:eastAsia="Consolas" w:hAnsi="Consolas" w:cs="Consolas"/>
-          <w:sz w:val="18"/>
-        </w:rPr>
-        <w:t xml:space="preserve">                </w:t>
-      </w:r>
-      <w:r>
-        <w:rPr>
-          <w:rFonts w:ascii="Consolas" w:eastAsia="Consolas" w:hAnsi="Consolas" w:cs="Consolas"/>
-          <w:sz w:val="18"/>
-          <w:lang w:val="en-US"/>
-        </w:rPr>
-        <w:t>houses[</w:t>
-      </w:r>
-      <w:proofErr w:type="spellStart"/>
-      <w:r>
-        <w:rPr>
-          <w:rFonts w:ascii="Consolas" w:eastAsia="Consolas" w:hAnsi="Consolas" w:cs="Consolas"/>
-          <w:sz w:val="18"/>
-          <w:lang w:val="en-US"/>
-        </w:rPr>
-        <w:t>i</w:t>
-      </w:r>
-      <w:proofErr w:type="spellEnd"/>
-      <w:r>
-        <w:rPr>
-          <w:rFonts w:ascii="Consolas" w:eastAsia="Consolas" w:hAnsi="Consolas" w:cs="Consolas"/>
-          <w:sz w:val="18"/>
-          <w:lang w:val="en-US"/>
-        </w:rPr>
-        <w:t>].address, houses[</w:t>
-      </w:r>
-      <w:proofErr w:type="spellStart"/>
-      <w:r>
-        <w:rPr>
-          <w:rFonts w:ascii="Consolas" w:eastAsia="Consolas" w:hAnsi="Consolas" w:cs="Consolas"/>
-          <w:sz w:val="18"/>
-          <w:lang w:val="en-US"/>
-        </w:rPr>
-        <w:t>i</w:t>
-      </w:r>
-      <w:proofErr w:type="spellEnd"/>
-      <w:r>
-        <w:rPr>
-          <w:rFonts w:ascii="Consolas" w:eastAsia="Consolas" w:hAnsi="Consolas" w:cs="Consolas"/>
-          <w:sz w:val="18"/>
-          <w:lang w:val="en-US"/>
-        </w:rPr>
-        <w:t>].area, houses[</w:t>
-      </w:r>
-      <w:proofErr w:type="spellStart"/>
-      <w:r>
-        <w:rPr>
-          <w:rFonts w:ascii="Consolas" w:eastAsia="Consolas" w:hAnsi="Consolas" w:cs="Consolas"/>
-          <w:sz w:val="18"/>
-          <w:lang w:val="en-US"/>
-        </w:rPr>
-        <w:t>i</w:t>
-      </w:r>
-      <w:proofErr w:type="spellEnd"/>
-      <w:r>
-        <w:rPr>
-          <w:rFonts w:ascii="Consolas" w:eastAsia="Consolas" w:hAnsi="Consolas" w:cs="Consolas"/>
-          <w:sz w:val="18"/>
-          <w:lang w:val="en-US"/>
-        </w:rPr>
-        <w:t xml:space="preserve">].residents, </w:t>
-      </w:r>
-      <w:proofErr w:type="spellStart"/>
-      <w:r>
-        <w:rPr>
-          <w:rFonts w:ascii="Consolas" w:eastAsia="Consolas" w:hAnsi="Consolas" w:cs="Consolas"/>
-          <w:sz w:val="18"/>
-          <w:lang w:val="en-US"/>
-        </w:rPr>
-        <w:t>perResident</w:t>
-      </w:r>
-      <w:proofErr w:type="spellEnd"/>
-      <w:r>
-        <w:rPr>
-          <w:rFonts w:ascii="Consolas" w:eastAsia="Consolas" w:hAnsi="Consolas" w:cs="Consolas"/>
-          <w:sz w:val="18"/>
-          <w:lang w:val="en-US"/>
-        </w:rPr>
-        <w:t>);</w:t>
-      </w:r>
-    </w:p>
-    <w:p>
-      <w:pPr>
-        <w:spacing w:after="0" w:line="240" w:lineRule="auto"/>
-        <w:ind w:right="-142"/>
-        <w:rPr>
-          <w:lang w:val="en-US"/>
-        </w:rPr>
-      </w:pPr>
-      <w:r>
-        <w:rPr>
-          <w:rFonts w:ascii="Consolas" w:eastAsia="Consolas" w:hAnsi="Consolas" w:cs="Consolas"/>
-          <w:sz w:val="18"/>
-          <w:lang w:val="en-US"/>
-        </w:rPr>
-        <w:t xml:space="preserve">            found++;</w:t>
-      </w:r>
-    </w:p>
-    <w:p>
-      <w:pPr>
-        <w:spacing w:after="0" w:line="240" w:lineRule="auto"/>
-        <w:ind w:right="-142"/>
-        <w:rPr>
-          <w:lang w:val="en-US"/>
-        </w:rPr>
-      </w:pPr>
-      <w:r>
-        <w:rPr>
-          <w:rFonts w:ascii="Consolas" w:eastAsia="Consolas" w:hAnsi="Consolas" w:cs="Consolas"/>
-          <w:sz w:val="18"/>
-          <w:lang w:val="en-US"/>
-        </w:rPr>
-        <w:t xml:space="preserve">        }</w:t>
-      </w:r>
-    </w:p>
-    <w:p>
-      <w:pPr>
-        <w:spacing w:after="0" w:line="240" w:lineRule="auto"/>
-        <w:ind w:right="-142"/>
-        <w:rPr>
-          <w:lang w:val="en-US"/>
-        </w:rPr>
-      </w:pPr>
-      <w:r>
-        <w:rPr>
-          <w:rFonts w:ascii="Consolas" w:eastAsia="Consolas" w:hAnsi="Consolas" w:cs="Consolas"/>
-          <w:sz w:val="18"/>
-          <w:lang w:val="en-US"/>
-        </w:rPr>
-        <w:t xml:space="preserve">    }</w:t>
-      </w:r>
-    </w:p>
-    <w:p>
-      <w:pPr>
-        <w:spacing w:after="0" w:line="240" w:lineRule="auto"/>
-        <w:ind w:right="-142"/>
-        <w:rPr>
-          <w:lang w:val="en-US"/>
-        </w:rPr>
-      </w:pPr>
-    </w:p>
-    <w:p>
-      <w:pPr>
-        <w:spacing w:after="0" w:line="240" w:lineRule="auto"/>
-        <w:ind w:right="-142"/>
-        <w:rPr>
-          <w:lang w:val="en-US"/>
-        </w:rPr>
-      </w:pPr>
-      <w:r>
-        <w:rPr>
-          <w:rFonts w:ascii="Consolas" w:eastAsia="Consolas" w:hAnsi="Consolas" w:cs="Consolas"/>
-          <w:sz w:val="18"/>
-          <w:lang w:val="en-US"/>
-        </w:rPr>
-        <w:t xml:space="preserve">    if (found == 0)</w:t>
-      </w:r>
-    </w:p>
-    <w:p>
-      <w:pPr>
-        <w:spacing w:after="0" w:line="240" w:lineRule="auto"/>
-        <w:ind w:right="-142"/>
-        <w:rPr>
-          <w:lang w:val="en-US"/>
-        </w:rPr>
-      </w:pPr>
-      <w:r>
-        <w:rPr>
-          <w:rFonts w:ascii="Consolas" w:eastAsia="Consolas" w:hAnsi="Consolas" w:cs="Consolas"/>
-          <w:sz w:val="18"/>
-          <w:lang w:val="en-US"/>
-        </w:rPr>
-        <w:t xml:space="preserve">    {</w:t>
-      </w:r>
-    </w:p>
-    <w:p>
-      <w:pPr>
-        <w:spacing w:after="0" w:line="240" w:lineRule="auto"/>
-        <w:ind w:right="-142"/>
-        <w:rPr>
-          <w:lang w:val="en-US"/>
-        </w:rPr>
-      </w:pPr>
-      <w:r>
-        <w:rPr>
-          <w:rFonts w:ascii="Consolas" w:eastAsia="Consolas" w:hAnsi="Consolas" w:cs="Consolas"/>
-          <w:sz w:val="18"/>
-          <w:lang w:val="en-US"/>
-        </w:rPr>
-        <w:t xml:space="preserve">        </w:t>
-      </w:r>
-      <w:proofErr w:type="spellStart"/>
-      <w:r>
-        <w:rPr>
-          <w:rFonts w:ascii="Consolas" w:eastAsia="Consolas" w:hAnsi="Consolas" w:cs="Consolas"/>
-          <w:sz w:val="18"/>
-          <w:lang w:val="en-US"/>
-        </w:rPr>
-        <w:t>printf_s</w:t>
-      </w:r>
-      <w:proofErr w:type="spellEnd"/>
-      <w:r>
-        <w:rPr>
-          <w:rFonts w:ascii="Consolas" w:eastAsia="Consolas" w:hAnsi="Consolas" w:cs="Consolas"/>
-          <w:sz w:val="18"/>
-          <w:lang w:val="en-US"/>
-        </w:rPr>
-        <w:t>("</w:t>
-      </w:r>
-      <w:r>
-        <w:rPr>
-          <w:rFonts w:ascii="Consolas" w:eastAsia="Consolas" w:hAnsi="Consolas" w:cs="Consolas"/>
-          <w:sz w:val="18"/>
-        </w:rPr>
-        <w:t>Таких</w:t>
-      </w:r>
-      <w:r>
-        <w:rPr>
-          <w:rFonts w:ascii="Consolas" w:eastAsia="Consolas" w:hAnsi="Consolas" w:cs="Consolas"/>
-          <w:sz w:val="18"/>
-          <w:lang w:val="en-US"/>
-        </w:rPr>
-        <w:t xml:space="preserve"> </w:t>
-      </w:r>
-      <w:r>
-        <w:rPr>
-          <w:rFonts w:ascii="Consolas" w:eastAsia="Consolas" w:hAnsi="Consolas" w:cs="Consolas"/>
-          <w:sz w:val="18"/>
-        </w:rPr>
-        <w:t>домов</w:t>
-      </w:r>
-      <w:r>
-        <w:rPr>
-          <w:rFonts w:ascii="Consolas" w:eastAsia="Consolas" w:hAnsi="Consolas" w:cs="Consolas"/>
-          <w:sz w:val="18"/>
-          <w:lang w:val="en-US"/>
-        </w:rPr>
-        <w:t xml:space="preserve"> </w:t>
-      </w:r>
-      <w:r>
-        <w:rPr>
-          <w:rFonts w:ascii="Consolas" w:eastAsia="Consolas" w:hAnsi="Consolas" w:cs="Consolas"/>
-          <w:sz w:val="18"/>
-        </w:rPr>
-        <w:t>нет</w:t>
-      </w:r>
-      <w:r>
-        <w:rPr>
-          <w:rFonts w:ascii="Consolas" w:eastAsia="Consolas" w:hAnsi="Consolas" w:cs="Consolas"/>
-          <w:sz w:val="18"/>
-          <w:lang w:val="en-US"/>
-        </w:rPr>
-        <w:t>\n");</w:t>
-      </w:r>
-    </w:p>
-    <w:p>
-      <w:pPr>
-        <w:spacing w:after="0" w:line="240" w:lineRule="auto"/>
-        <w:ind w:right="-142"/>
-      </w:pPr>
-      <w:r>
-        <w:rPr>
-          <w:rFonts w:ascii="Consolas" w:eastAsia="Consolas" w:hAnsi="Consolas" w:cs="Consolas"/>
-          <w:sz w:val="18"/>
-          <w:lang w:val="en-US"/>
-        </w:rPr>
-        <w:t xml:space="preserve">        </w:t>
-      </w:r>
-      <w:proofErr w:type="spellStart"/>
-      <w:r>
-        <w:rPr>
-          <w:rFonts w:ascii="Consolas" w:eastAsia="Consolas" w:hAnsi="Consolas" w:cs="Consolas"/>
-          <w:sz w:val="18"/>
-        </w:rPr>
-        <w:t>fprintf_s</w:t>
-      </w:r>
-      <w:proofErr w:type="spellEnd"/>
-      <w:r>
-        <w:rPr>
-          <w:rFonts w:ascii="Consolas" w:eastAsia="Consolas" w:hAnsi="Consolas" w:cs="Consolas"/>
-          <w:sz w:val="18"/>
-        </w:rPr>
-        <w:t>(f, "Таких домов нет\n");</w:t>
-      </w:r>
-    </w:p>
-    <w:p>
-      <w:pPr>
-        <w:spacing w:after="0" w:line="240" w:lineRule="auto"/>
-        <w:ind w:right="-142"/>
-      </w:pPr>
-      <w:r>
-        <w:rPr>
-          <w:rFonts w:ascii="Consolas" w:eastAsia="Consolas" w:hAnsi="Consolas" w:cs="Consolas"/>
-          <w:sz w:val="18"/>
-        </w:rPr>
-        <w:t xml:space="preserve">    }</w:t>
-      </w:r>
-    </w:p>
-    <w:p>
-      <w:pPr>
-        <w:spacing w:after="0" w:line="240" w:lineRule="auto"/>
-        <w:ind w:right="-142"/>
-      </w:pPr>
-    </w:p>
-    <w:p>
-      <w:pPr>
-        <w:spacing w:after="0" w:line="240" w:lineRule="auto"/>
-        <w:ind w:right="-142"/>
-      </w:pPr>
-      <w:r>
-        <w:rPr>
-          <w:rFonts w:ascii="Consolas" w:eastAsia="Consolas" w:hAnsi="Consolas" w:cs="Consolas"/>
-          <w:sz w:val="18"/>
-        </w:rPr>
-        <w:t xml:space="preserve">    fclose(f);</w:t>
-      </w:r>
-    </w:p>
-    <w:p>
-      <w:pPr>
-        <w:spacing w:after="0" w:line="240" w:lineRule="auto"/>
-        <w:ind w:right="-142"/>
-      </w:pPr>
-      <w:r>
-        <w:rPr>
-          <w:rFonts w:ascii="Consolas" w:eastAsia="Consolas" w:hAnsi="Consolas" w:cs="Consolas"/>
-          <w:sz w:val="18"/>
-        </w:rPr>
-        <w:t xml:space="preserve">    printf_s("\nРезультат записан в файл %s\n", fname);</w:t>
-      </w:r>
-    </w:p>
-    <w:p>
-      <w:pPr>
-        <w:spacing w:after="0" w:line="240" w:lineRule="auto"/>
-        <w:ind w:right="-142"/>
-      </w:pPr>
-    </w:p>
-    <w:p>
-      <w:pPr>
-        <w:spacing w:after="0" w:line="240" w:lineRule="auto"/>
-        <w:ind w:right="-142"/>
-      </w:pPr>
-      <w:r>
-        <w:rPr>
-          <w:rFonts w:ascii="Consolas" w:eastAsia="Consolas" w:hAnsi="Consolas" w:cs="Consolas"/>
-          <w:sz w:val="18"/>
-        </w:rPr>
-        <w:t xml:space="preserve">    return 0;</w:t>
-      </w:r>
-    </w:p>
-    <w:p>
-      <w:pPr>
-        <w:spacing w:after="0" w:line="240" w:lineRule="auto"/>
-        <w:ind w:right="-142"/>
-      </w:pPr>
-      <w:r>
-        <w:rPr>
-          <w:rFonts w:ascii="Consolas" w:eastAsia="Consolas" w:hAnsi="Consolas" w:cs="Consolas"/>
-          <w:sz w:val="18"/>
-        </w:rPr>
-        <w:t>}</w:t>
-      </w:r>
-    </w:p>
-    <w:p>
-      <w:pPr>
         <w:spacing w:after="0"/>
       </w:pPr>
+      <w:r>
+        <w:rPr>
+          <w:rFonts w:ascii="Times New Roman" w:hAnsi="Times New Roman" w:cs="Times New Roman" w:eastAsia="Times New Roman"/>
+          <w:b w:val="0"/>
+          <w:i w:val="0"/>
+          <w:sz w:val="28"/>
+        </w:rPr>
+      </w:r>
     </w:p>
     <w:p>
       <w:pPr>
@@ -5929,7 +4803,9 @@
       </w:pPr>
       <w:r>
         <w:rPr>
-          <w:rFonts w:ascii="Times New Roman" w:eastAsia="Times New Roman" w:hAnsi="Times New Roman" w:cs="Times New Roman"/>
+          <w:rFonts w:ascii="Times New Roman" w:hAnsi="Times New Roman" w:cs="Times New Roman" w:eastAsia="Times New Roman"/>
+          <w:b w:val="0"/>
+          <w:i w:val="0"/>
           <w:sz w:val="28"/>
         </w:rPr>
         <w:t>Листинг 2 – Приложение SPO_Lr1_SysInfo (файл SPO_Lr1_SysInfo.cpp)</w:t>
@@ -5938,159 +4814,110 @@
     <w:p>
       <w:pPr>
         <w:keepNext/>
-        <w:spacing w:after="0" w:line="240" w:lineRule="auto"/>
-        <w:ind w:right="-142"/>
-      </w:pPr>
-      <w:r>
-        <w:rPr>
-          <w:rFonts w:ascii="Consolas" w:eastAsia="Consolas" w:hAnsi="Consolas" w:cs="Consolas"/>
-          <w:sz w:val="18"/>
-        </w:rPr>
-        <w:t>#include &lt;</w:t>
-      </w:r>
-      <w:proofErr w:type="spellStart"/>
-      <w:r>
-        <w:rPr>
-          <w:rFonts w:ascii="Consolas" w:eastAsia="Consolas" w:hAnsi="Consolas" w:cs="Consolas"/>
-          <w:sz w:val="18"/>
-        </w:rPr>
-        <w:t>windows.h</w:t>
-      </w:r>
-      <w:proofErr w:type="spellEnd"/>
-      <w:r>
-        <w:rPr>
-          <w:rFonts w:ascii="Consolas" w:eastAsia="Consolas" w:hAnsi="Consolas" w:cs="Consolas"/>
-          <w:sz w:val="18"/>
-        </w:rPr>
-        <w:t>&gt;</w:t>
+        <w:spacing w:after="0" w:before="0" w:line="240" w:lineRule="auto"/>
+        <w:ind w:right="-142"/>
+      </w:pPr>
+      <w:r>
+        <w:rPr>
+          <w:rFonts w:ascii="Consolas" w:hAnsi="Consolas" w:cs="Consolas" w:eastAsia="Consolas"/>
+          <w:b w:val="0"/>
+          <w:i w:val="0"/>
+          <w:sz w:val="18"/>
+        </w:rPr>
+        <w:t>#include &lt;windows.h&gt;</w:t>
       </w:r>
     </w:p>
     <w:p>
       <w:pPr>
         <w:keepNext/>
-        <w:spacing w:after="0" w:line="240" w:lineRule="auto"/>
-        <w:ind w:right="-142"/>
-      </w:pPr>
-      <w:r>
-        <w:rPr>
-          <w:rFonts w:ascii="Consolas" w:eastAsia="Consolas" w:hAnsi="Consolas" w:cs="Consolas"/>
-          <w:sz w:val="18"/>
-        </w:rPr>
-        <w:t>#include &lt;</w:t>
-      </w:r>
-      <w:proofErr w:type="spellStart"/>
-      <w:r>
-        <w:rPr>
-          <w:rFonts w:ascii="Consolas" w:eastAsia="Consolas" w:hAnsi="Consolas" w:cs="Consolas"/>
-          <w:sz w:val="18"/>
-        </w:rPr>
-        <w:t>lmcons.h</w:t>
-      </w:r>
-      <w:proofErr w:type="spellEnd"/>
-      <w:r>
-        <w:rPr>
-          <w:rFonts w:ascii="Consolas" w:eastAsia="Consolas" w:hAnsi="Consolas" w:cs="Consolas"/>
-          <w:sz w:val="18"/>
-        </w:rPr>
-        <w:t>&gt;</w:t>
+        <w:spacing w:after="0" w:before="0" w:line="240" w:lineRule="auto"/>
+        <w:ind w:right="-142"/>
+      </w:pPr>
+      <w:r>
+        <w:rPr>
+          <w:rFonts w:ascii="Consolas" w:hAnsi="Consolas" w:cs="Consolas" w:eastAsia="Consolas"/>
+          <w:b w:val="0"/>
+          <w:i w:val="0"/>
+          <w:sz w:val="18"/>
+        </w:rPr>
+        <w:t>#include &lt;lmcons.h&gt;</w:t>
       </w:r>
     </w:p>
     <w:p>
       <w:pPr>
         <w:keepNext/>
-        <w:spacing w:after="0" w:line="240" w:lineRule="auto"/>
-        <w:ind w:right="-142"/>
-        <w:rPr>
-          <w:lang w:val="en-US"/>
-        </w:rPr>
-      </w:pPr>
-      <w:r>
-        <w:rPr>
-          <w:rFonts w:ascii="Consolas" w:eastAsia="Consolas" w:hAnsi="Consolas" w:cs="Consolas"/>
-          <w:sz w:val="18"/>
-          <w:lang w:val="en-US"/>
-        </w:rPr>
-        <w:t>#include &lt;</w:t>
-      </w:r>
-      <w:proofErr w:type="spellStart"/>
-      <w:r>
-        <w:rPr>
-          <w:rFonts w:ascii="Consolas" w:eastAsia="Consolas" w:hAnsi="Consolas" w:cs="Consolas"/>
-          <w:sz w:val="18"/>
-          <w:lang w:val="en-US"/>
-        </w:rPr>
-        <w:t>cstdio</w:t>
-      </w:r>
-      <w:proofErr w:type="spellEnd"/>
-      <w:r>
-        <w:rPr>
-          <w:rFonts w:ascii="Consolas" w:eastAsia="Consolas" w:hAnsi="Consolas" w:cs="Consolas"/>
-          <w:sz w:val="18"/>
-          <w:lang w:val="en-US"/>
-        </w:rPr>
-        <w:t>&gt;</w:t>
+        <w:spacing w:after="0" w:before="0" w:line="240" w:lineRule="auto"/>
+        <w:ind w:right="-142"/>
+      </w:pPr>
+      <w:r>
+        <w:rPr>
+          <w:rFonts w:ascii="Consolas" w:hAnsi="Consolas" w:cs="Consolas" w:eastAsia="Consolas"/>
+          <w:b w:val="0"/>
+          <w:i w:val="0"/>
+          <w:sz w:val="18"/>
+        </w:rPr>
+        <w:t>#include &lt;cstdio&gt;</w:t>
       </w:r>
     </w:p>
     <w:p>
       <w:pPr>
         <w:keepNext/>
-        <w:spacing w:after="0" w:line="240" w:lineRule="auto"/>
-        <w:ind w:right="-142"/>
-        <w:rPr>
-          <w:lang w:val="en-US"/>
-        </w:rPr>
-      </w:pPr>
-      <w:r>
-        <w:rPr>
-          <w:rFonts w:ascii="Consolas" w:eastAsia="Consolas" w:hAnsi="Consolas" w:cs="Consolas"/>
-          <w:sz w:val="18"/>
-          <w:lang w:val="en-US"/>
-        </w:rPr>
-        <w:t>#include &lt;</w:t>
-      </w:r>
-      <w:proofErr w:type="spellStart"/>
-      <w:r>
-        <w:rPr>
-          <w:rFonts w:ascii="Consolas" w:eastAsia="Consolas" w:hAnsi="Consolas" w:cs="Consolas"/>
-          <w:sz w:val="18"/>
-          <w:lang w:val="en-US"/>
-        </w:rPr>
-        <w:t>clocale</w:t>
-      </w:r>
-      <w:proofErr w:type="spellEnd"/>
-      <w:r>
-        <w:rPr>
-          <w:rFonts w:ascii="Consolas" w:eastAsia="Consolas" w:hAnsi="Consolas" w:cs="Consolas"/>
-          <w:sz w:val="18"/>
-          <w:lang w:val="en-US"/>
-        </w:rPr>
-        <w:t>&gt;</w:t>
+        <w:spacing w:after="0" w:before="0" w:line="240" w:lineRule="auto"/>
+        <w:ind w:right="-142"/>
+      </w:pPr>
+      <w:r>
+        <w:rPr>
+          <w:rFonts w:ascii="Consolas" w:hAnsi="Consolas" w:cs="Consolas" w:eastAsia="Consolas"/>
+          <w:b w:val="0"/>
+          <w:i w:val="0"/>
+          <w:sz w:val="18"/>
+        </w:rPr>
+        <w:t>#include &lt;clocale&gt;</w:t>
       </w:r>
     </w:p>
     <w:p>
       <w:pPr>
         <w:keepNext/>
-        <w:spacing w:after="0" w:line="240" w:lineRule="auto"/>
-        <w:ind w:right="-142"/>
-        <w:rPr>
-          <w:lang w:val="en-US"/>
-        </w:rPr>
-      </w:pPr>
+        <w:spacing w:after="0" w:before="0" w:line="240" w:lineRule="auto"/>
+        <w:ind w:right="-142"/>
+      </w:pPr>
+      <w:r>
+        <w:rPr>
+          <w:rFonts w:ascii="Consolas" w:hAnsi="Consolas" w:cs="Consolas" w:eastAsia="Consolas"/>
+          <w:b w:val="0"/>
+          <w:i w:val="0"/>
+          <w:sz w:val="18"/>
+        </w:rPr>
+        <w:t>#include &lt;cstdlib&gt;</w:t>
+      </w:r>
     </w:p>
     <w:p>
       <w:pPr>
         <w:keepNext/>
-        <w:spacing w:after="0" w:line="240" w:lineRule="auto"/>
-        <w:ind w:right="-142"/>
-        <w:rPr>
-          <w:lang w:val="en-US"/>
-        </w:rPr>
-      </w:pPr>
-      <w:r>
-        <w:rPr>
-          <w:rFonts w:ascii="Consolas" w:eastAsia="Consolas" w:hAnsi="Consolas" w:cs="Consolas"/>
-          <w:sz w:val="18"/>
-          <w:lang w:val="en-US"/>
+        <w:spacing w:after="0" w:before="0" w:line="240" w:lineRule="auto"/>
+        <w:ind w:right="-142"/>
+      </w:pPr>
+      <w:r>
+        <w:rPr>
+          <w:rFonts w:ascii="Consolas" w:hAnsi="Consolas" w:cs="Consolas" w:eastAsia="Consolas"/>
+          <w:b w:val="0"/>
+          <w:i w:val="0"/>
+          <w:sz w:val="18"/>
+        </w:rPr>
+      </w:r>
+    </w:p>
+    <w:p>
+      <w:pPr>
+        <w:keepNext/>
+        <w:spacing w:after="0" w:before="0" w:line="240" w:lineRule="auto"/>
+        <w:ind w:right="-142"/>
+      </w:pPr>
+      <w:r>
+        <w:rPr>
+          <w:rFonts w:ascii="Consolas" w:hAnsi="Consolas" w:cs="Consolas" w:eastAsia="Consolas"/>
+          <w:b w:val="0"/>
+          <w:i w:val="0"/>
+          <w:sz w:val="18"/>
         </w:rPr>
         <w:t>int main()</w:t>
       </w:r>
@@ -6098,17 +4925,15 @@
     <w:p>
       <w:pPr>
         <w:keepNext/>
-        <w:spacing w:after="0" w:line="240" w:lineRule="auto"/>
-        <w:ind w:right="-142"/>
-        <w:rPr>
-          <w:lang w:val="en-US"/>
-        </w:rPr>
-      </w:pPr>
-      <w:r>
-        <w:rPr>
-          <w:rFonts w:ascii="Consolas" w:eastAsia="Consolas" w:hAnsi="Consolas" w:cs="Consolas"/>
-          <w:sz w:val="18"/>
-          <w:lang w:val="en-US"/>
+        <w:spacing w:after="0" w:before="0" w:line="240" w:lineRule="auto"/>
+        <w:ind w:right="-142"/>
+      </w:pPr>
+      <w:r>
+        <w:rPr>
+          <w:rFonts w:ascii="Consolas" w:hAnsi="Consolas" w:cs="Consolas" w:eastAsia="Consolas"/>
+          <w:b w:val="0"/>
+          <w:i w:val="0"/>
+          <w:sz w:val="18"/>
         </w:rPr>
         <w:t>{</w:t>
       </w:r>
@@ -6116,385 +4941,126 @@
     <w:p>
       <w:pPr>
         <w:keepNext/>
-        <w:spacing w:after="0" w:line="240" w:lineRule="auto"/>
-        <w:ind w:right="-142"/>
-        <w:rPr>
-          <w:lang w:val="en-US"/>
-        </w:rPr>
-      </w:pPr>
-      <w:r>
-        <w:rPr>
-          <w:rFonts w:ascii="Consolas" w:eastAsia="Consolas" w:hAnsi="Consolas" w:cs="Consolas"/>
-          <w:sz w:val="18"/>
-          <w:lang w:val="en-US"/>
-        </w:rPr>
-        <w:t xml:space="preserve">    </w:t>
-      </w:r>
-      <w:proofErr w:type="spellStart"/>
-      <w:r>
-        <w:rPr>
-          <w:rFonts w:ascii="Consolas" w:eastAsia="Consolas" w:hAnsi="Consolas" w:cs="Consolas"/>
-          <w:sz w:val="18"/>
-          <w:lang w:val="en-US"/>
-        </w:rPr>
-        <w:t>setlocale</w:t>
-      </w:r>
-      <w:proofErr w:type="spellEnd"/>
-      <w:r>
-        <w:rPr>
-          <w:rFonts w:ascii="Consolas" w:eastAsia="Consolas" w:hAnsi="Consolas" w:cs="Consolas"/>
-          <w:sz w:val="18"/>
-          <w:lang w:val="en-US"/>
-        </w:rPr>
-        <w:t>(LC_CTYPE, "</w:t>
-      </w:r>
-      <w:proofErr w:type="spellStart"/>
-      <w:r>
-        <w:rPr>
-          <w:rFonts w:ascii="Consolas" w:eastAsia="Consolas" w:hAnsi="Consolas" w:cs="Consolas"/>
-          <w:sz w:val="18"/>
-          <w:lang w:val="en-US"/>
-        </w:rPr>
-        <w:t>rus</w:t>
-      </w:r>
-      <w:proofErr w:type="spellEnd"/>
-      <w:r>
-        <w:rPr>
-          <w:rFonts w:ascii="Consolas" w:eastAsia="Consolas" w:hAnsi="Consolas" w:cs="Consolas"/>
-          <w:sz w:val="18"/>
-          <w:lang w:val="en-US"/>
-        </w:rPr>
-        <w:t>");</w:t>
+        <w:spacing w:after="0" w:before="0" w:line="240" w:lineRule="auto"/>
+        <w:ind w:right="-142"/>
+      </w:pPr>
+      <w:r>
+        <w:rPr>
+          <w:rFonts w:ascii="Consolas" w:hAnsi="Consolas" w:cs="Consolas" w:eastAsia="Consolas"/>
+          <w:b w:val="0"/>
+          <w:i w:val="0"/>
+          <w:sz w:val="18"/>
+        </w:rPr>
+        <w:t xml:space="preserve">    setlocale(LC_CTYPE, "rus");</w:t>
       </w:r>
     </w:p>
     <w:p>
       <w:pPr>
         <w:keepNext/>
-        <w:spacing w:after="0" w:line="240" w:lineRule="auto"/>
-        <w:ind w:right="-142"/>
-        <w:rPr>
-          <w:lang w:val="en-US"/>
-        </w:rPr>
-      </w:pPr>
+        <w:spacing w:after="0" w:before="0" w:line="240" w:lineRule="auto"/>
+        <w:ind w:right="-142"/>
+      </w:pPr>
+      <w:r>
+        <w:rPr>
+          <w:rFonts w:ascii="Consolas" w:hAnsi="Consolas" w:cs="Consolas" w:eastAsia="Consolas"/>
+          <w:b w:val="0"/>
+          <w:i w:val="0"/>
+          <w:sz w:val="18"/>
+        </w:rPr>
+      </w:r>
     </w:p>
     <w:p>
       <w:pPr>
         <w:keepNext/>
-        <w:spacing w:after="0" w:line="240" w:lineRule="auto"/>
-        <w:ind w:right="-142"/>
-        <w:rPr>
-          <w:lang w:val="en-US"/>
-        </w:rPr>
-      </w:pPr>
-      <w:r>
-        <w:rPr>
-          <w:rFonts w:ascii="Consolas" w:eastAsia="Consolas" w:hAnsi="Consolas" w:cs="Consolas"/>
-          <w:sz w:val="18"/>
-          <w:lang w:val="en-US"/>
-        </w:rPr>
-        <w:t xml:space="preserve">    // </w:t>
-      </w:r>
-      <w:r>
-        <w:rPr>
-          <w:rFonts w:ascii="Consolas" w:eastAsia="Consolas" w:hAnsi="Consolas" w:cs="Consolas"/>
-          <w:sz w:val="18"/>
-        </w:rPr>
-        <w:t>Имя</w:t>
-      </w:r>
-      <w:r>
-        <w:rPr>
-          <w:rFonts w:ascii="Consolas" w:eastAsia="Consolas" w:hAnsi="Consolas" w:cs="Consolas"/>
-          <w:sz w:val="18"/>
-          <w:lang w:val="en-US"/>
-        </w:rPr>
-        <w:t xml:space="preserve"> </w:t>
-      </w:r>
-      <w:r>
-        <w:rPr>
-          <w:rFonts w:ascii="Consolas" w:eastAsia="Consolas" w:hAnsi="Consolas" w:cs="Consolas"/>
-          <w:sz w:val="18"/>
-        </w:rPr>
-        <w:t>пользователя</w:t>
+        <w:spacing w:after="0" w:before="0" w:line="240" w:lineRule="auto"/>
+        <w:ind w:right="-142"/>
+      </w:pPr>
+      <w:r>
+        <w:rPr>
+          <w:rFonts w:ascii="Consolas" w:hAnsi="Consolas" w:cs="Consolas" w:eastAsia="Consolas"/>
+          <w:b w:val="0"/>
+          <w:i w:val="0"/>
+          <w:sz w:val="18"/>
+        </w:rPr>
+        <w:t xml:space="preserve">    // Имя пользователя</w:t>
       </w:r>
     </w:p>
     <w:p>
       <w:pPr>
         <w:keepNext/>
-        <w:spacing w:after="0" w:line="240" w:lineRule="auto"/>
-        <w:ind w:right="-142"/>
-        <w:rPr>
-          <w:lang w:val="en-US"/>
-        </w:rPr>
-      </w:pPr>
-      <w:r>
-        <w:rPr>
-          <w:rFonts w:ascii="Consolas" w:eastAsia="Consolas" w:hAnsi="Consolas" w:cs="Consolas"/>
-          <w:sz w:val="18"/>
-          <w:lang w:val="en-US"/>
-        </w:rPr>
-        <w:t xml:space="preserve">    TCHAR </w:t>
-      </w:r>
-      <w:proofErr w:type="spellStart"/>
-      <w:r>
-        <w:rPr>
-          <w:rFonts w:ascii="Consolas" w:eastAsia="Consolas" w:hAnsi="Consolas" w:cs="Consolas"/>
-          <w:sz w:val="18"/>
-          <w:lang w:val="en-US"/>
-        </w:rPr>
-        <w:t>userName</w:t>
-      </w:r>
-      <w:proofErr w:type="spellEnd"/>
-      <w:r>
-        <w:rPr>
-          <w:rFonts w:ascii="Consolas" w:eastAsia="Consolas" w:hAnsi="Consolas" w:cs="Consolas"/>
-          <w:sz w:val="18"/>
-          <w:lang w:val="en-US"/>
-        </w:rPr>
-        <w:t>[UNLEN + 1];</w:t>
+        <w:spacing w:after="0" w:before="0" w:line="240" w:lineRule="auto"/>
+        <w:ind w:right="-142"/>
+      </w:pPr>
+      <w:r>
+        <w:rPr>
+          <w:rFonts w:ascii="Consolas" w:hAnsi="Consolas" w:cs="Consolas" w:eastAsia="Consolas"/>
+          <w:b w:val="0"/>
+          <w:i w:val="0"/>
+          <w:sz w:val="18"/>
+        </w:rPr>
+        <w:t xml:space="preserve">    TCHAR userName[UNLEN + 1];</w:t>
       </w:r>
     </w:p>
     <w:p>
       <w:pPr>
         <w:keepNext/>
-        <w:spacing w:after="0" w:line="240" w:lineRule="auto"/>
-        <w:ind w:right="-142"/>
-        <w:rPr>
-          <w:lang w:val="en-US"/>
-        </w:rPr>
-      </w:pPr>
-      <w:r>
-        <w:rPr>
-          <w:rFonts w:ascii="Consolas" w:eastAsia="Consolas" w:hAnsi="Consolas" w:cs="Consolas"/>
-          <w:sz w:val="18"/>
-          <w:lang w:val="en-US"/>
-        </w:rPr>
-        <w:t xml:space="preserve">    DWORD </w:t>
-      </w:r>
-      <w:proofErr w:type="spellStart"/>
-      <w:r>
-        <w:rPr>
-          <w:rFonts w:ascii="Consolas" w:eastAsia="Consolas" w:hAnsi="Consolas" w:cs="Consolas"/>
-          <w:sz w:val="18"/>
-          <w:lang w:val="en-US"/>
-        </w:rPr>
-        <w:t>userSize</w:t>
-      </w:r>
-      <w:proofErr w:type="spellEnd"/>
-      <w:r>
-        <w:rPr>
-          <w:rFonts w:ascii="Consolas" w:eastAsia="Consolas" w:hAnsi="Consolas" w:cs="Consolas"/>
-          <w:sz w:val="18"/>
-          <w:lang w:val="en-US"/>
-        </w:rPr>
-        <w:t xml:space="preserve"> = _</w:t>
-      </w:r>
-      <w:proofErr w:type="spellStart"/>
-      <w:r>
-        <w:rPr>
-          <w:rFonts w:ascii="Consolas" w:eastAsia="Consolas" w:hAnsi="Consolas" w:cs="Consolas"/>
-          <w:sz w:val="18"/>
-          <w:lang w:val="en-US"/>
-        </w:rPr>
-        <w:t>countof</w:t>
-      </w:r>
-      <w:proofErr w:type="spellEnd"/>
-      <w:r>
-        <w:rPr>
-          <w:rFonts w:ascii="Consolas" w:eastAsia="Consolas" w:hAnsi="Consolas" w:cs="Consolas"/>
-          <w:sz w:val="18"/>
-          <w:lang w:val="en-US"/>
-        </w:rPr>
-        <w:t>(</w:t>
-      </w:r>
-      <w:proofErr w:type="spellStart"/>
-      <w:r>
-        <w:rPr>
-          <w:rFonts w:ascii="Consolas" w:eastAsia="Consolas" w:hAnsi="Consolas" w:cs="Consolas"/>
-          <w:sz w:val="18"/>
-          <w:lang w:val="en-US"/>
-        </w:rPr>
-        <w:t>userName</w:t>
-      </w:r>
-      <w:proofErr w:type="spellEnd"/>
-      <w:r>
-        <w:rPr>
-          <w:rFonts w:ascii="Consolas" w:eastAsia="Consolas" w:hAnsi="Consolas" w:cs="Consolas"/>
-          <w:sz w:val="18"/>
-          <w:lang w:val="en-US"/>
-        </w:rPr>
-        <w:t>);</w:t>
+        <w:spacing w:after="0" w:before="0" w:line="240" w:lineRule="auto"/>
+        <w:ind w:right="-142"/>
+      </w:pPr>
+      <w:r>
+        <w:rPr>
+          <w:rFonts w:ascii="Consolas" w:hAnsi="Consolas" w:cs="Consolas" w:eastAsia="Consolas"/>
+          <w:b w:val="0"/>
+          <w:i w:val="0"/>
+          <w:sz w:val="18"/>
+        </w:rPr>
+        <w:t xml:space="preserve">    DWORD userSize = _countof(userName);</w:t>
       </w:r>
     </w:p>
     <w:p>
       <w:pPr>
         <w:keepNext/>
-        <w:spacing w:after="0" w:line="240" w:lineRule="auto"/>
-        <w:ind w:right="-142"/>
-        <w:rPr>
-          <w:lang w:val="en-US"/>
-        </w:rPr>
-      </w:pPr>
-      <w:r>
-        <w:rPr>
-          <w:rFonts w:ascii="Consolas" w:eastAsia="Consolas" w:hAnsi="Consolas" w:cs="Consolas"/>
-          <w:sz w:val="18"/>
-          <w:lang w:val="en-US"/>
-        </w:rPr>
-        <w:t xml:space="preserve">    if (</w:t>
-      </w:r>
-      <w:proofErr w:type="spellStart"/>
-      <w:r>
-        <w:rPr>
-          <w:rFonts w:ascii="Consolas" w:eastAsia="Consolas" w:hAnsi="Consolas" w:cs="Consolas"/>
-          <w:sz w:val="18"/>
-          <w:lang w:val="en-US"/>
-        </w:rPr>
-        <w:t>GetUserName</w:t>
-      </w:r>
-      <w:proofErr w:type="spellEnd"/>
-      <w:r>
-        <w:rPr>
-          <w:rFonts w:ascii="Consolas" w:eastAsia="Consolas" w:hAnsi="Consolas" w:cs="Consolas"/>
-          <w:sz w:val="18"/>
-          <w:lang w:val="en-US"/>
-        </w:rPr>
-        <w:t>(</w:t>
-      </w:r>
-      <w:proofErr w:type="spellStart"/>
-      <w:r>
-        <w:rPr>
-          <w:rFonts w:ascii="Consolas" w:eastAsia="Consolas" w:hAnsi="Consolas" w:cs="Consolas"/>
-          <w:sz w:val="18"/>
-          <w:lang w:val="en-US"/>
-        </w:rPr>
-        <w:t>userName</w:t>
-      </w:r>
-      <w:proofErr w:type="spellEnd"/>
-      <w:r>
-        <w:rPr>
-          <w:rFonts w:ascii="Consolas" w:eastAsia="Consolas" w:hAnsi="Consolas" w:cs="Consolas"/>
-          <w:sz w:val="18"/>
-          <w:lang w:val="en-US"/>
-        </w:rPr>
-        <w:t>, &amp;</w:t>
-      </w:r>
-      <w:proofErr w:type="spellStart"/>
-      <w:r>
-        <w:rPr>
-          <w:rFonts w:ascii="Consolas" w:eastAsia="Consolas" w:hAnsi="Consolas" w:cs="Consolas"/>
-          <w:sz w:val="18"/>
-          <w:lang w:val="en-US"/>
-        </w:rPr>
-        <w:t>userSize</w:t>
-      </w:r>
-      <w:proofErr w:type="spellEnd"/>
-      <w:r>
-        <w:rPr>
-          <w:rFonts w:ascii="Consolas" w:eastAsia="Consolas" w:hAnsi="Consolas" w:cs="Consolas"/>
-          <w:sz w:val="18"/>
-          <w:lang w:val="en-US"/>
-        </w:rPr>
-        <w:t>))</w:t>
+        <w:spacing w:after="0" w:before="0" w:line="240" w:lineRule="auto"/>
+        <w:ind w:right="-142"/>
+      </w:pPr>
+      <w:r>
+        <w:rPr>
+          <w:rFonts w:ascii="Consolas" w:hAnsi="Consolas" w:cs="Consolas" w:eastAsia="Consolas"/>
+          <w:b w:val="0"/>
+          <w:i w:val="0"/>
+          <w:sz w:val="18"/>
+        </w:rPr>
+        <w:t xml:space="preserve">    if (GetUserName(userName, &amp;userSize))</w:t>
       </w:r>
     </w:p>
     <w:p>
       <w:pPr>
         <w:keepNext/>
-        <w:spacing w:after="0" w:line="240" w:lineRule="auto"/>
-        <w:ind w:right="-142"/>
-        <w:rPr>
-          <w:lang w:val="en-US"/>
-        </w:rPr>
-      </w:pPr>
-      <w:r>
-        <w:rPr>
-          <w:rFonts w:ascii="Consolas" w:eastAsia="Consolas" w:hAnsi="Consolas" w:cs="Consolas"/>
-          <w:sz w:val="18"/>
-          <w:lang w:val="en-US"/>
-        </w:rPr>
-        <w:t xml:space="preserve">        </w:t>
-      </w:r>
-      <w:proofErr w:type="spellStart"/>
-      <w:r>
-        <w:rPr>
-          <w:rFonts w:ascii="Consolas" w:eastAsia="Consolas" w:hAnsi="Consolas" w:cs="Consolas"/>
-          <w:sz w:val="18"/>
-          <w:lang w:val="en-US"/>
-        </w:rPr>
-        <w:t>wprintf_s</w:t>
-      </w:r>
-      <w:proofErr w:type="spellEnd"/>
-      <w:r>
-        <w:rPr>
-          <w:rFonts w:ascii="Consolas" w:eastAsia="Consolas" w:hAnsi="Consolas" w:cs="Consolas"/>
-          <w:sz w:val="18"/>
-          <w:lang w:val="en-US"/>
-        </w:rPr>
-        <w:t>(L"</w:t>
-      </w:r>
-      <w:r>
-        <w:rPr>
-          <w:rFonts w:ascii="Consolas" w:eastAsia="Consolas" w:hAnsi="Consolas" w:cs="Consolas"/>
-          <w:sz w:val="18"/>
-        </w:rPr>
-        <w:t>Имя</w:t>
-      </w:r>
-      <w:r>
-        <w:rPr>
-          <w:rFonts w:ascii="Consolas" w:eastAsia="Consolas" w:hAnsi="Consolas" w:cs="Consolas"/>
-          <w:sz w:val="18"/>
-          <w:lang w:val="en-US"/>
-        </w:rPr>
-        <w:t xml:space="preserve"> </w:t>
-      </w:r>
-      <w:r>
-        <w:rPr>
-          <w:rFonts w:ascii="Consolas" w:eastAsia="Consolas" w:hAnsi="Consolas" w:cs="Consolas"/>
-          <w:sz w:val="18"/>
-        </w:rPr>
-        <w:t>пользователя</w:t>
-      </w:r>
-      <w:r>
-        <w:rPr>
-          <w:rFonts w:ascii="Consolas" w:eastAsia="Consolas" w:hAnsi="Consolas" w:cs="Consolas"/>
-          <w:sz w:val="18"/>
-          <w:lang w:val="en-US"/>
-        </w:rPr>
-        <w:t xml:space="preserve">: %s\n", </w:t>
-      </w:r>
-      <w:proofErr w:type="spellStart"/>
-      <w:r>
-        <w:rPr>
-          <w:rFonts w:ascii="Consolas" w:eastAsia="Consolas" w:hAnsi="Consolas" w:cs="Consolas"/>
-          <w:sz w:val="18"/>
-          <w:lang w:val="en-US"/>
-        </w:rPr>
-        <w:t>userName</w:t>
-      </w:r>
-      <w:proofErr w:type="spellEnd"/>
-      <w:r>
-        <w:rPr>
-          <w:rFonts w:ascii="Consolas" w:eastAsia="Consolas" w:hAnsi="Consolas" w:cs="Consolas"/>
-          <w:sz w:val="18"/>
-          <w:lang w:val="en-US"/>
-        </w:rPr>
-        <w:t>);</w:t>
+        <w:spacing w:after="0" w:before="0" w:line="240" w:lineRule="auto"/>
+        <w:ind w:right="-142"/>
+      </w:pPr>
+      <w:r>
+        <w:rPr>
+          <w:rFonts w:ascii="Consolas" w:hAnsi="Consolas" w:cs="Consolas" w:eastAsia="Consolas"/>
+          <w:b w:val="0"/>
+          <w:i w:val="0"/>
+          <w:sz w:val="18"/>
+        </w:rPr>
+        <w:t xml:space="preserve">        wprintf_s(L"Имя пользователя: %s\n", userName);</w:t>
       </w:r>
     </w:p>
     <w:p>
       <w:pPr>
         <w:keepNext/>
-        <w:spacing w:after="0" w:line="240" w:lineRule="auto"/>
-        <w:ind w:right="-142"/>
-        <w:rPr>
-          <w:lang w:val="en-US"/>
-        </w:rPr>
-      </w:pPr>
-      <w:r>
-        <w:rPr>
-          <w:rFonts w:ascii="Consolas" w:eastAsia="Consolas" w:hAnsi="Consolas" w:cs="Consolas"/>
-          <w:sz w:val="18"/>
-          <w:lang w:val="en-US"/>
+        <w:spacing w:after="0" w:before="0" w:line="240" w:lineRule="auto"/>
+        <w:ind w:right="-142"/>
+      </w:pPr>
+      <w:r>
+        <w:rPr>
+          <w:rFonts w:ascii="Consolas" w:hAnsi="Consolas" w:cs="Consolas" w:eastAsia="Consolas"/>
+          <w:b w:val="0"/>
+          <w:i w:val="0"/>
+          <w:sz w:val="18"/>
         </w:rPr>
         <w:t xml:space="preserve">    else</w:t>
       </w:r>
@@ -6502,451 +5068,126 @@
     <w:p>
       <w:pPr>
         <w:keepNext/>
-        <w:spacing w:after="0" w:line="240" w:lineRule="auto"/>
-        <w:ind w:right="-142"/>
-        <w:rPr>
-          <w:lang w:val="en-US"/>
-        </w:rPr>
-      </w:pPr>
-      <w:r>
-        <w:rPr>
-          <w:rFonts w:ascii="Consolas" w:eastAsia="Consolas" w:hAnsi="Consolas" w:cs="Consolas"/>
-          <w:sz w:val="18"/>
-          <w:lang w:val="en-US"/>
-        </w:rPr>
-        <w:t xml:space="preserve">        </w:t>
-      </w:r>
-      <w:proofErr w:type="spellStart"/>
-      <w:r>
-        <w:rPr>
-          <w:rFonts w:ascii="Consolas" w:eastAsia="Consolas" w:hAnsi="Consolas" w:cs="Consolas"/>
-          <w:sz w:val="18"/>
-          <w:lang w:val="en-US"/>
-        </w:rPr>
-        <w:t>wprintf_s</w:t>
-      </w:r>
-      <w:proofErr w:type="spellEnd"/>
-      <w:r>
-        <w:rPr>
-          <w:rFonts w:ascii="Consolas" w:eastAsia="Consolas" w:hAnsi="Consolas" w:cs="Consolas"/>
-          <w:sz w:val="18"/>
-          <w:lang w:val="en-US"/>
-        </w:rPr>
-        <w:t>(L"</w:t>
-      </w:r>
-      <w:r>
-        <w:rPr>
-          <w:rFonts w:ascii="Consolas" w:eastAsia="Consolas" w:hAnsi="Consolas" w:cs="Consolas"/>
-          <w:sz w:val="18"/>
-        </w:rPr>
-        <w:t>Ошибка</w:t>
-      </w:r>
-      <w:r>
-        <w:rPr>
-          <w:rFonts w:ascii="Consolas" w:eastAsia="Consolas" w:hAnsi="Consolas" w:cs="Consolas"/>
-          <w:sz w:val="18"/>
-          <w:lang w:val="en-US"/>
-        </w:rPr>
-        <w:t xml:space="preserve"> </w:t>
-      </w:r>
-      <w:proofErr w:type="spellStart"/>
-      <w:r>
-        <w:rPr>
-          <w:rFonts w:ascii="Consolas" w:eastAsia="Consolas" w:hAnsi="Consolas" w:cs="Consolas"/>
-          <w:sz w:val="18"/>
-          <w:lang w:val="en-US"/>
-        </w:rPr>
-        <w:t>GetUserName</w:t>
-      </w:r>
-      <w:proofErr w:type="spellEnd"/>
-      <w:r>
-        <w:rPr>
-          <w:rFonts w:ascii="Consolas" w:eastAsia="Consolas" w:hAnsi="Consolas" w:cs="Consolas"/>
-          <w:sz w:val="18"/>
-          <w:lang w:val="en-US"/>
-        </w:rPr>
-        <w:t xml:space="preserve">, </w:t>
-      </w:r>
-      <w:r>
-        <w:rPr>
-          <w:rFonts w:ascii="Consolas" w:eastAsia="Consolas" w:hAnsi="Consolas" w:cs="Consolas"/>
-          <w:sz w:val="18"/>
-        </w:rPr>
-        <w:t>код</w:t>
-      </w:r>
-      <w:r>
-        <w:rPr>
-          <w:rFonts w:ascii="Consolas" w:eastAsia="Consolas" w:hAnsi="Consolas" w:cs="Consolas"/>
-          <w:sz w:val="18"/>
-          <w:lang w:val="en-US"/>
-        </w:rPr>
-        <w:t xml:space="preserve"> %</w:t>
-      </w:r>
-      <w:proofErr w:type="spellStart"/>
-      <w:r>
-        <w:rPr>
-          <w:rFonts w:ascii="Consolas" w:eastAsia="Consolas" w:hAnsi="Consolas" w:cs="Consolas"/>
-          <w:sz w:val="18"/>
-          <w:lang w:val="en-US"/>
-        </w:rPr>
-        <w:t>lu</w:t>
-      </w:r>
-      <w:proofErr w:type="spellEnd"/>
-      <w:r>
-        <w:rPr>
-          <w:rFonts w:ascii="Consolas" w:eastAsia="Consolas" w:hAnsi="Consolas" w:cs="Consolas"/>
-          <w:sz w:val="18"/>
-          <w:lang w:val="en-US"/>
-        </w:rPr>
-        <w:t xml:space="preserve">\n", </w:t>
-      </w:r>
-      <w:proofErr w:type="spellStart"/>
-      <w:r>
-        <w:rPr>
-          <w:rFonts w:ascii="Consolas" w:eastAsia="Consolas" w:hAnsi="Consolas" w:cs="Consolas"/>
-          <w:sz w:val="18"/>
-          <w:lang w:val="en-US"/>
-        </w:rPr>
-        <w:t>GetLastError</w:t>
-      </w:r>
-      <w:proofErr w:type="spellEnd"/>
-      <w:r>
-        <w:rPr>
-          <w:rFonts w:ascii="Consolas" w:eastAsia="Consolas" w:hAnsi="Consolas" w:cs="Consolas"/>
-          <w:sz w:val="18"/>
-          <w:lang w:val="en-US"/>
-        </w:rPr>
-        <w:t>());</w:t>
+        <w:spacing w:after="0" w:before="0" w:line="240" w:lineRule="auto"/>
+        <w:ind w:right="-142"/>
+      </w:pPr>
+      <w:r>
+        <w:rPr>
+          <w:rFonts w:ascii="Consolas" w:hAnsi="Consolas" w:cs="Consolas" w:eastAsia="Consolas"/>
+          <w:b w:val="0"/>
+          <w:i w:val="0"/>
+          <w:sz w:val="18"/>
+        </w:rPr>
+        <w:t xml:space="preserve">        wprintf_s(L"Ошибка GetUserName, код %lu\n", GetLastError());</w:t>
       </w:r>
     </w:p>
     <w:p>
       <w:pPr>
         <w:keepNext/>
-        <w:spacing w:after="0" w:line="240" w:lineRule="auto"/>
-        <w:ind w:right="-142"/>
-        <w:rPr>
-          <w:lang w:val="en-US"/>
-        </w:rPr>
-      </w:pPr>
+        <w:spacing w:after="0" w:before="0" w:line="240" w:lineRule="auto"/>
+        <w:ind w:right="-142"/>
+      </w:pPr>
+      <w:r>
+        <w:rPr>
+          <w:rFonts w:ascii="Consolas" w:hAnsi="Consolas" w:cs="Consolas" w:eastAsia="Consolas"/>
+          <w:b w:val="0"/>
+          <w:i w:val="0"/>
+          <w:sz w:val="18"/>
+        </w:rPr>
+      </w:r>
     </w:p>
     <w:p>
       <w:pPr>
         <w:keepNext/>
-        <w:spacing w:after="0" w:line="240" w:lineRule="auto"/>
-        <w:ind w:right="-142"/>
-        <w:rPr>
-          <w:lang w:val="en-US"/>
-        </w:rPr>
-      </w:pPr>
-      <w:r>
-        <w:rPr>
-          <w:rFonts w:ascii="Consolas" w:eastAsia="Consolas" w:hAnsi="Consolas" w:cs="Consolas"/>
-          <w:sz w:val="18"/>
-          <w:lang w:val="en-US"/>
-        </w:rPr>
-        <w:t xml:space="preserve">    // </w:t>
-      </w:r>
-      <w:r>
-        <w:rPr>
-          <w:rFonts w:ascii="Consolas" w:eastAsia="Consolas" w:hAnsi="Consolas" w:cs="Consolas"/>
-          <w:sz w:val="18"/>
-        </w:rPr>
-        <w:t>Имя</w:t>
-      </w:r>
-      <w:r>
-        <w:rPr>
-          <w:rFonts w:ascii="Consolas" w:eastAsia="Consolas" w:hAnsi="Consolas" w:cs="Consolas"/>
-          <w:sz w:val="18"/>
-          <w:lang w:val="en-US"/>
-        </w:rPr>
-        <w:t xml:space="preserve"> </w:t>
-      </w:r>
-      <w:r>
-        <w:rPr>
-          <w:rFonts w:ascii="Consolas" w:eastAsia="Consolas" w:hAnsi="Consolas" w:cs="Consolas"/>
-          <w:sz w:val="18"/>
-        </w:rPr>
-        <w:t>компьютера</w:t>
+        <w:spacing w:after="0" w:before="0" w:line="240" w:lineRule="auto"/>
+        <w:ind w:right="-142"/>
+      </w:pPr>
+      <w:r>
+        <w:rPr>
+          <w:rFonts w:ascii="Consolas" w:hAnsi="Consolas" w:cs="Consolas" w:eastAsia="Consolas"/>
+          <w:b w:val="0"/>
+          <w:i w:val="0"/>
+          <w:sz w:val="18"/>
+        </w:rPr>
+        <w:t xml:space="preserve">    // Имя компьютера</w:t>
       </w:r>
     </w:p>
     <w:p>
       <w:pPr>
         <w:keepNext/>
-        <w:spacing w:after="0" w:line="240" w:lineRule="auto"/>
-        <w:ind w:right="-142"/>
-        <w:rPr>
-          <w:lang w:val="en-US"/>
-        </w:rPr>
-      </w:pPr>
-      <w:r>
-        <w:rPr>
-          <w:rFonts w:ascii="Consolas" w:eastAsia="Consolas" w:hAnsi="Consolas" w:cs="Consolas"/>
-          <w:sz w:val="18"/>
-          <w:lang w:val="en-US"/>
-        </w:rPr>
-        <w:t xml:space="preserve">    TCHAR </w:t>
-      </w:r>
-      <w:proofErr w:type="spellStart"/>
-      <w:r>
-        <w:rPr>
-          <w:rFonts w:ascii="Consolas" w:eastAsia="Consolas" w:hAnsi="Consolas" w:cs="Consolas"/>
-          <w:sz w:val="18"/>
-          <w:lang w:val="en-US"/>
-        </w:rPr>
-        <w:t>computerName</w:t>
-      </w:r>
-      <w:proofErr w:type="spellEnd"/>
-      <w:r>
-        <w:rPr>
-          <w:rFonts w:ascii="Consolas" w:eastAsia="Consolas" w:hAnsi="Consolas" w:cs="Consolas"/>
-          <w:sz w:val="18"/>
-          <w:lang w:val="en-US"/>
-        </w:rPr>
-        <w:t>[MAX_COMPUTERNAME_LENGTH + 1];</w:t>
+        <w:spacing w:after="0" w:before="0" w:line="240" w:lineRule="auto"/>
+        <w:ind w:right="-142"/>
+      </w:pPr>
+      <w:r>
+        <w:rPr>
+          <w:rFonts w:ascii="Consolas" w:hAnsi="Consolas" w:cs="Consolas" w:eastAsia="Consolas"/>
+          <w:b w:val="0"/>
+          <w:i w:val="0"/>
+          <w:sz w:val="18"/>
+        </w:rPr>
+        <w:t xml:space="preserve">    TCHAR computerName[MAX_COMPUTERNAME_LENGTH + 1];</w:t>
       </w:r>
     </w:p>
     <w:p>
       <w:pPr>
         <w:keepNext/>
-        <w:spacing w:after="0" w:line="240" w:lineRule="auto"/>
-        <w:ind w:right="-142"/>
-        <w:rPr>
-          <w:lang w:val="en-US"/>
-        </w:rPr>
-      </w:pPr>
-      <w:r>
-        <w:rPr>
-          <w:rFonts w:ascii="Consolas" w:eastAsia="Consolas" w:hAnsi="Consolas" w:cs="Consolas"/>
-          <w:sz w:val="18"/>
-          <w:lang w:val="en-US"/>
-        </w:rPr>
-        <w:t xml:space="preserve">    DWORD </w:t>
-      </w:r>
-      <w:proofErr w:type="spellStart"/>
-      <w:r>
-        <w:rPr>
-          <w:rFonts w:ascii="Consolas" w:eastAsia="Consolas" w:hAnsi="Consolas" w:cs="Consolas"/>
-          <w:sz w:val="18"/>
-          <w:lang w:val="en-US"/>
-        </w:rPr>
-        <w:t>computerSize</w:t>
-      </w:r>
-      <w:proofErr w:type="spellEnd"/>
-      <w:r>
-        <w:rPr>
-          <w:rFonts w:ascii="Consolas" w:eastAsia="Consolas" w:hAnsi="Consolas" w:cs="Consolas"/>
-          <w:sz w:val="18"/>
-          <w:lang w:val="en-US"/>
-        </w:rPr>
-        <w:t xml:space="preserve"> = _</w:t>
-      </w:r>
-      <w:proofErr w:type="spellStart"/>
-      <w:r>
-        <w:rPr>
-          <w:rFonts w:ascii="Consolas" w:eastAsia="Consolas" w:hAnsi="Consolas" w:cs="Consolas"/>
-          <w:sz w:val="18"/>
-          <w:lang w:val="en-US"/>
-        </w:rPr>
-        <w:t>countof</w:t>
-      </w:r>
-      <w:proofErr w:type="spellEnd"/>
-      <w:r>
-        <w:rPr>
-          <w:rFonts w:ascii="Consolas" w:eastAsia="Consolas" w:hAnsi="Consolas" w:cs="Consolas"/>
-          <w:sz w:val="18"/>
-          <w:lang w:val="en-US"/>
-        </w:rPr>
-        <w:t>(</w:t>
-      </w:r>
-      <w:proofErr w:type="spellStart"/>
-      <w:r>
-        <w:rPr>
-          <w:rFonts w:ascii="Consolas" w:eastAsia="Consolas" w:hAnsi="Consolas" w:cs="Consolas"/>
-          <w:sz w:val="18"/>
-          <w:lang w:val="en-US"/>
-        </w:rPr>
-        <w:t>computerName</w:t>
-      </w:r>
-      <w:proofErr w:type="spellEnd"/>
-      <w:r>
-        <w:rPr>
-          <w:rFonts w:ascii="Consolas" w:eastAsia="Consolas" w:hAnsi="Consolas" w:cs="Consolas"/>
-          <w:sz w:val="18"/>
-          <w:lang w:val="en-US"/>
-        </w:rPr>
-        <w:t>);</w:t>
+        <w:spacing w:after="0" w:before="0" w:line="240" w:lineRule="auto"/>
+        <w:ind w:right="-142"/>
+      </w:pPr>
+      <w:r>
+        <w:rPr>
+          <w:rFonts w:ascii="Consolas" w:hAnsi="Consolas" w:cs="Consolas" w:eastAsia="Consolas"/>
+          <w:b w:val="0"/>
+          <w:i w:val="0"/>
+          <w:sz w:val="18"/>
+        </w:rPr>
+        <w:t xml:space="preserve">    DWORD computerSize = _countof(computerName);</w:t>
       </w:r>
     </w:p>
     <w:p>
       <w:pPr>
         <w:keepNext/>
-        <w:spacing w:after="0" w:line="240" w:lineRule="auto"/>
-        <w:ind w:right="-142"/>
-        <w:rPr>
-          <w:lang w:val="en-US"/>
-        </w:rPr>
-      </w:pPr>
-      <w:r>
-        <w:rPr>
-          <w:rFonts w:ascii="Consolas" w:eastAsia="Consolas" w:hAnsi="Consolas" w:cs="Consolas"/>
-          <w:sz w:val="18"/>
-          <w:lang w:val="en-US"/>
-        </w:rPr>
-        <w:t xml:space="preserve">    if (</w:t>
-      </w:r>
-      <w:proofErr w:type="spellStart"/>
-      <w:r>
-        <w:rPr>
-          <w:rFonts w:ascii="Consolas" w:eastAsia="Consolas" w:hAnsi="Consolas" w:cs="Consolas"/>
-          <w:sz w:val="18"/>
-          <w:lang w:val="en-US"/>
-        </w:rPr>
-        <w:t>GetComputerName</w:t>
-      </w:r>
-      <w:proofErr w:type="spellEnd"/>
-      <w:r>
-        <w:rPr>
-          <w:rFonts w:ascii="Consolas" w:eastAsia="Consolas" w:hAnsi="Consolas" w:cs="Consolas"/>
-          <w:sz w:val="18"/>
-          <w:lang w:val="en-US"/>
-        </w:rPr>
-        <w:t>(</w:t>
-      </w:r>
-      <w:proofErr w:type="spellStart"/>
-      <w:r>
-        <w:rPr>
-          <w:rFonts w:ascii="Consolas" w:eastAsia="Consolas" w:hAnsi="Consolas" w:cs="Consolas"/>
-          <w:sz w:val="18"/>
-          <w:lang w:val="en-US"/>
-        </w:rPr>
-        <w:t>computerName</w:t>
-      </w:r>
-      <w:proofErr w:type="spellEnd"/>
-      <w:r>
-        <w:rPr>
-          <w:rFonts w:ascii="Consolas" w:eastAsia="Consolas" w:hAnsi="Consolas" w:cs="Consolas"/>
-          <w:sz w:val="18"/>
-          <w:lang w:val="en-US"/>
-        </w:rPr>
-        <w:t>, &amp;</w:t>
-      </w:r>
-      <w:proofErr w:type="spellStart"/>
-      <w:r>
-        <w:rPr>
-          <w:rFonts w:ascii="Consolas" w:eastAsia="Consolas" w:hAnsi="Consolas" w:cs="Consolas"/>
-          <w:sz w:val="18"/>
-          <w:lang w:val="en-US"/>
-        </w:rPr>
-        <w:t>computerSize</w:t>
-      </w:r>
-      <w:proofErr w:type="spellEnd"/>
-      <w:r>
-        <w:rPr>
-          <w:rFonts w:ascii="Consolas" w:eastAsia="Consolas" w:hAnsi="Consolas" w:cs="Consolas"/>
-          <w:sz w:val="18"/>
-          <w:lang w:val="en-US"/>
-        </w:rPr>
-        <w:t>))</w:t>
+        <w:spacing w:after="0" w:before="0" w:line="240" w:lineRule="auto"/>
+        <w:ind w:right="-142"/>
+      </w:pPr>
+      <w:r>
+        <w:rPr>
+          <w:rFonts w:ascii="Consolas" w:hAnsi="Consolas" w:cs="Consolas" w:eastAsia="Consolas"/>
+          <w:b w:val="0"/>
+          <w:i w:val="0"/>
+          <w:sz w:val="18"/>
+        </w:rPr>
+        <w:t xml:space="preserve">    if (GetComputerName(computerName, &amp;computerSize))</w:t>
       </w:r>
     </w:p>
     <w:p>
       <w:pPr>
         <w:keepNext/>
-        <w:spacing w:after="0" w:line="240" w:lineRule="auto"/>
-        <w:ind w:right="-142"/>
-        <w:rPr>
-          <w:lang w:val="en-US"/>
-        </w:rPr>
-      </w:pPr>
-      <w:r>
-        <w:rPr>
-          <w:rFonts w:ascii="Consolas" w:eastAsia="Consolas" w:hAnsi="Consolas" w:cs="Consolas"/>
-          <w:sz w:val="18"/>
-          <w:lang w:val="en-US"/>
-        </w:rPr>
-        <w:t xml:space="preserve">        </w:t>
-      </w:r>
-      <w:proofErr w:type="spellStart"/>
-      <w:r>
-        <w:rPr>
-          <w:rFonts w:ascii="Consolas" w:eastAsia="Consolas" w:hAnsi="Consolas" w:cs="Consolas"/>
-          <w:sz w:val="18"/>
-          <w:lang w:val="en-US"/>
-        </w:rPr>
-        <w:t>wprintf_s</w:t>
-      </w:r>
-      <w:proofErr w:type="spellEnd"/>
-      <w:r>
-        <w:rPr>
-          <w:rFonts w:ascii="Consolas" w:eastAsia="Consolas" w:hAnsi="Consolas" w:cs="Consolas"/>
-          <w:sz w:val="18"/>
-          <w:lang w:val="en-US"/>
-        </w:rPr>
-        <w:t>(L"</w:t>
-      </w:r>
-      <w:r>
-        <w:rPr>
-          <w:rFonts w:ascii="Consolas" w:eastAsia="Consolas" w:hAnsi="Consolas" w:cs="Consolas"/>
-          <w:sz w:val="18"/>
-        </w:rPr>
-        <w:t>Имя</w:t>
-      </w:r>
-      <w:r>
-        <w:rPr>
-          <w:rFonts w:ascii="Consolas" w:eastAsia="Consolas" w:hAnsi="Consolas" w:cs="Consolas"/>
-          <w:sz w:val="18"/>
-          <w:lang w:val="en-US"/>
-        </w:rPr>
-        <w:t xml:space="preserve"> </w:t>
-      </w:r>
-      <w:r>
-        <w:rPr>
-          <w:rFonts w:ascii="Consolas" w:eastAsia="Consolas" w:hAnsi="Consolas" w:cs="Consolas"/>
-          <w:sz w:val="18"/>
-        </w:rPr>
-        <w:t>компьютера</w:t>
-      </w:r>
-      <w:r>
-        <w:rPr>
-          <w:rFonts w:ascii="Consolas" w:eastAsia="Consolas" w:hAnsi="Consolas" w:cs="Consolas"/>
-          <w:sz w:val="18"/>
-          <w:lang w:val="en-US"/>
-        </w:rPr>
-        <w:t xml:space="preserve">:   %s\n", </w:t>
-      </w:r>
-      <w:proofErr w:type="spellStart"/>
-      <w:r>
-        <w:rPr>
-          <w:rFonts w:ascii="Consolas" w:eastAsia="Consolas" w:hAnsi="Consolas" w:cs="Consolas"/>
-          <w:sz w:val="18"/>
-          <w:lang w:val="en-US"/>
-        </w:rPr>
-        <w:t>computerName</w:t>
-      </w:r>
-      <w:proofErr w:type="spellEnd"/>
-      <w:r>
-        <w:rPr>
-          <w:rFonts w:ascii="Consolas" w:eastAsia="Consolas" w:hAnsi="Consolas" w:cs="Consolas"/>
-          <w:sz w:val="18"/>
-          <w:lang w:val="en-US"/>
-        </w:rPr>
-        <w:t>);</w:t>
+        <w:spacing w:after="0" w:before="0" w:line="240" w:lineRule="auto"/>
+        <w:ind w:right="-142"/>
+      </w:pPr>
+      <w:r>
+        <w:rPr>
+          <w:rFonts w:ascii="Consolas" w:hAnsi="Consolas" w:cs="Consolas" w:eastAsia="Consolas"/>
+          <w:b w:val="0"/>
+          <w:i w:val="0"/>
+          <w:sz w:val="18"/>
+        </w:rPr>
+        <w:t xml:space="preserve">        wprintf_s(L"Имя компьютера:   %s\n", computerName);</w:t>
       </w:r>
     </w:p>
     <w:p>
       <w:pPr>
         <w:keepNext/>
-        <w:spacing w:after="0" w:line="240" w:lineRule="auto"/>
-        <w:ind w:right="-142"/>
-        <w:rPr>
-          <w:lang w:val="en-US"/>
-        </w:rPr>
-      </w:pPr>
-      <w:r>
-        <w:rPr>
-          <w:rFonts w:ascii="Consolas" w:eastAsia="Consolas" w:hAnsi="Consolas" w:cs="Consolas"/>
-          <w:sz w:val="18"/>
-          <w:lang w:val="en-US"/>
+        <w:spacing w:after="0" w:before="0" w:line="240" w:lineRule="auto"/>
+        <w:ind w:right="-142"/>
+      </w:pPr>
+      <w:r>
+        <w:rPr>
+          <w:rFonts w:ascii="Consolas" w:hAnsi="Consolas" w:cs="Consolas" w:eastAsia="Consolas"/>
+          <w:b w:val="0"/>
+          <w:i w:val="0"/>
+          <w:sz w:val="18"/>
         </w:rPr>
         <w:t xml:space="preserve">    else</w:t>
       </w:r>
@@ -6954,172 +5195,76 @@
     <w:p>
       <w:pPr>
         <w:keepNext/>
-        <w:spacing w:after="0" w:line="240" w:lineRule="auto"/>
-        <w:ind w:right="-142"/>
-        <w:rPr>
-          <w:lang w:val="en-US"/>
-        </w:rPr>
-      </w:pPr>
-      <w:r>
-        <w:rPr>
-          <w:rFonts w:ascii="Consolas" w:eastAsia="Consolas" w:hAnsi="Consolas" w:cs="Consolas"/>
-          <w:sz w:val="18"/>
-          <w:lang w:val="en-US"/>
-        </w:rPr>
-        <w:t xml:space="preserve">        </w:t>
-      </w:r>
-      <w:proofErr w:type="spellStart"/>
-      <w:r>
-        <w:rPr>
-          <w:rFonts w:ascii="Consolas" w:eastAsia="Consolas" w:hAnsi="Consolas" w:cs="Consolas"/>
-          <w:sz w:val="18"/>
-          <w:lang w:val="en-US"/>
-        </w:rPr>
-        <w:t>wprintf_s</w:t>
-      </w:r>
-      <w:proofErr w:type="spellEnd"/>
-      <w:r>
-        <w:rPr>
-          <w:rFonts w:ascii="Consolas" w:eastAsia="Consolas" w:hAnsi="Consolas" w:cs="Consolas"/>
-          <w:sz w:val="18"/>
-          <w:lang w:val="en-US"/>
-        </w:rPr>
-        <w:t>(L"</w:t>
-      </w:r>
-      <w:r>
-        <w:rPr>
-          <w:rFonts w:ascii="Consolas" w:eastAsia="Consolas" w:hAnsi="Consolas" w:cs="Consolas"/>
-          <w:sz w:val="18"/>
-        </w:rPr>
-        <w:t>Ошибка</w:t>
-      </w:r>
-      <w:r>
-        <w:rPr>
-          <w:rFonts w:ascii="Consolas" w:eastAsia="Consolas" w:hAnsi="Consolas" w:cs="Consolas"/>
-          <w:sz w:val="18"/>
-          <w:lang w:val="en-US"/>
-        </w:rPr>
-        <w:t xml:space="preserve"> </w:t>
-      </w:r>
-      <w:proofErr w:type="spellStart"/>
-      <w:r>
-        <w:rPr>
-          <w:rFonts w:ascii="Consolas" w:eastAsia="Consolas" w:hAnsi="Consolas" w:cs="Consolas"/>
-          <w:sz w:val="18"/>
-          <w:lang w:val="en-US"/>
-        </w:rPr>
-        <w:t>GetComputerName</w:t>
-      </w:r>
-      <w:proofErr w:type="spellEnd"/>
-      <w:r>
-        <w:rPr>
-          <w:rFonts w:ascii="Consolas" w:eastAsia="Consolas" w:hAnsi="Consolas" w:cs="Consolas"/>
-          <w:sz w:val="18"/>
-          <w:lang w:val="en-US"/>
-        </w:rPr>
-        <w:t xml:space="preserve">, </w:t>
-      </w:r>
-      <w:r>
-        <w:rPr>
-          <w:rFonts w:ascii="Consolas" w:eastAsia="Consolas" w:hAnsi="Consolas" w:cs="Consolas"/>
-          <w:sz w:val="18"/>
-        </w:rPr>
-        <w:t>код</w:t>
-      </w:r>
-      <w:r>
-        <w:rPr>
-          <w:rFonts w:ascii="Consolas" w:eastAsia="Consolas" w:hAnsi="Consolas" w:cs="Consolas"/>
-          <w:sz w:val="18"/>
-          <w:lang w:val="en-US"/>
-        </w:rPr>
-        <w:t xml:space="preserve"> %</w:t>
-      </w:r>
-      <w:proofErr w:type="spellStart"/>
-      <w:r>
-        <w:rPr>
-          <w:rFonts w:ascii="Consolas" w:eastAsia="Consolas" w:hAnsi="Consolas" w:cs="Consolas"/>
-          <w:sz w:val="18"/>
-          <w:lang w:val="en-US"/>
-        </w:rPr>
-        <w:t>lu</w:t>
-      </w:r>
-      <w:proofErr w:type="spellEnd"/>
-      <w:r>
-        <w:rPr>
-          <w:rFonts w:ascii="Consolas" w:eastAsia="Consolas" w:hAnsi="Consolas" w:cs="Consolas"/>
-          <w:sz w:val="18"/>
-          <w:lang w:val="en-US"/>
-        </w:rPr>
-        <w:t xml:space="preserve">\n", </w:t>
-      </w:r>
-      <w:proofErr w:type="spellStart"/>
-      <w:r>
-        <w:rPr>
-          <w:rFonts w:ascii="Consolas" w:eastAsia="Consolas" w:hAnsi="Consolas" w:cs="Consolas"/>
-          <w:sz w:val="18"/>
-          <w:lang w:val="en-US"/>
-        </w:rPr>
-        <w:t>GetLastError</w:t>
-      </w:r>
-      <w:proofErr w:type="spellEnd"/>
-      <w:r>
-        <w:rPr>
-          <w:rFonts w:ascii="Consolas" w:eastAsia="Consolas" w:hAnsi="Consolas" w:cs="Consolas"/>
-          <w:sz w:val="18"/>
-          <w:lang w:val="en-US"/>
-        </w:rPr>
-        <w:t>());</w:t>
+        <w:spacing w:after="0" w:before="0" w:line="240" w:lineRule="auto"/>
+        <w:ind w:right="-142"/>
+      </w:pPr>
+      <w:r>
+        <w:rPr>
+          <w:rFonts w:ascii="Consolas" w:hAnsi="Consolas" w:cs="Consolas" w:eastAsia="Consolas"/>
+          <w:b w:val="0"/>
+          <w:i w:val="0"/>
+          <w:sz w:val="18"/>
+        </w:rPr>
+        <w:t xml:space="preserve">        wprintf_s(L"Ошибка GetComputerName, код %lu\n", GetLastError());</w:t>
       </w:r>
     </w:p>
     <w:p>
       <w:pPr>
         <w:keepNext/>
-        <w:spacing w:after="0" w:line="240" w:lineRule="auto"/>
-        <w:ind w:right="-142"/>
-        <w:rPr>
-          <w:lang w:val="en-US"/>
-        </w:rPr>
-      </w:pPr>
+        <w:spacing w:after="0" w:before="0" w:line="240" w:lineRule="auto"/>
+        <w:ind w:right="-142"/>
+      </w:pPr>
+      <w:r>
+        <w:rPr>
+          <w:rFonts w:ascii="Consolas" w:hAnsi="Consolas" w:cs="Consolas" w:eastAsia="Consolas"/>
+          <w:b w:val="0"/>
+          <w:i w:val="0"/>
+          <w:sz w:val="18"/>
+        </w:rPr>
+      </w:r>
     </w:p>
     <w:p>
       <w:pPr>
         <w:keepNext/>
-        <w:spacing w:after="0" w:line="240" w:lineRule="auto"/>
-        <w:ind w:right="-142"/>
-      </w:pPr>
-      <w:r>
-        <w:rPr>
-          <w:rFonts w:ascii="Consolas" w:eastAsia="Consolas" w:hAnsi="Consolas" w:cs="Consolas"/>
-          <w:sz w:val="18"/>
-          <w:lang w:val="en-US"/>
-        </w:rPr>
-        <w:t xml:space="preserve">    </w:t>
-      </w:r>
-      <w:proofErr w:type="spellStart"/>
-      <w:r>
-        <w:rPr>
-          <w:rFonts w:ascii="Consolas" w:eastAsia="Consolas" w:hAnsi="Consolas" w:cs="Consolas"/>
-          <w:sz w:val="18"/>
-        </w:rPr>
-        <w:t>return</w:t>
-      </w:r>
-      <w:proofErr w:type="spellEnd"/>
-      <w:r>
-        <w:rPr>
-          <w:rFonts w:ascii="Consolas" w:eastAsia="Consolas" w:hAnsi="Consolas" w:cs="Consolas"/>
-          <w:sz w:val="18"/>
-        </w:rPr>
-        <w:t xml:space="preserve"> 0;</w:t>
-      </w:r>
-    </w:p>
-    <w:p>
-      <w:pPr>
-        <w:spacing w:after="0" w:line="240" w:lineRule="auto"/>
-        <w:ind w:right="-142"/>
-      </w:pPr>
-      <w:r>
-        <w:rPr>
-          <w:rFonts w:ascii="Consolas" w:eastAsia="Consolas" w:hAnsi="Consolas" w:cs="Consolas"/>
+        <w:spacing w:after="0" w:before="0" w:line="240" w:lineRule="auto"/>
+        <w:ind w:right="-142"/>
+      </w:pPr>
+      <w:r>
+        <w:rPr>
+          <w:rFonts w:ascii="Consolas" w:hAnsi="Consolas" w:cs="Consolas" w:eastAsia="Consolas"/>
+          <w:b w:val="0"/>
+          <w:i w:val="0"/>
+          <w:sz w:val="18"/>
+        </w:rPr>
+        <w:t xml:space="preserve">    system("pause");</w:t>
+      </w:r>
+    </w:p>
+    <w:p>
+      <w:pPr>
+        <w:keepNext/>
+        <w:spacing w:after="0" w:before="0" w:line="240" w:lineRule="auto"/>
+        <w:ind w:right="-142"/>
+      </w:pPr>
+      <w:r>
+        <w:rPr>
+          <w:rFonts w:ascii="Consolas" w:hAnsi="Consolas" w:cs="Consolas" w:eastAsia="Consolas"/>
+          <w:b w:val="0"/>
+          <w:i w:val="0"/>
+          <w:sz w:val="18"/>
+        </w:rPr>
+        <w:t xml:space="preserve">    return 0;</w:t>
+      </w:r>
+    </w:p>
+    <w:p>
+      <w:pPr>
+        <w:spacing w:after="0" w:before="0" w:line="240" w:lineRule="auto"/>
+        <w:ind w:right="-142"/>
+      </w:pPr>
+      <w:r>
+        <w:rPr>
+          <w:rFonts w:ascii="Consolas" w:hAnsi="Consolas" w:cs="Consolas" w:eastAsia="Consolas"/>
+          <w:b w:val="0"/>
+          <w:i w:val="0"/>
           <w:sz w:val="18"/>
         </w:rPr>
         <w:t>}</w:t>
@@ -7129,6 +5274,14 @@
       <w:pPr>
         <w:spacing w:after="0"/>
       </w:pPr>
+      <w:r>
+        <w:rPr>
+          <w:rFonts w:ascii="Times New Roman" w:hAnsi="Times New Roman" w:cs="Times New Roman" w:eastAsia="Times New Roman"/>
+          <w:b w:val="0"/>
+          <w:i w:val="0"/>
+          <w:sz w:val="28"/>
+        </w:rPr>
+      </w:r>
     </w:p>
     <w:p>
       <w:pPr>
@@ -7138,8 +5291,9 @@
       </w:pPr>
       <w:r>
         <w:rPr>
-          <w:rFonts w:ascii="Times New Roman" w:eastAsia="Times New Roman" w:hAnsi="Times New Roman" w:cs="Times New Roman"/>
+          <w:rFonts w:ascii="Times New Roman" w:hAnsi="Times New Roman" w:cs="Times New Roman" w:eastAsia="Times New Roman"/>
           <w:b/>
+          <w:i w:val="0"/>
           <w:sz w:val="28"/>
         </w:rPr>
         <w:t>Результаты выполнения.</w:t>
@@ -7152,18 +5306,12 @@
       </w:pPr>
       <w:r>
         <w:rPr>
-          <w:rFonts w:ascii="Times New Roman" w:eastAsia="Times New Roman" w:hAnsi="Times New Roman" w:cs="Times New Roman"/>
+          <w:rFonts w:ascii="Times New Roman" w:hAnsi="Times New Roman" w:cs="Times New Roman" w:eastAsia="Times New Roman"/>
+          <w:b w:val="0"/>
+          <w:i w:val="0"/>
           <w:sz w:val="28"/>
         </w:rPr>
-        <w:t xml:space="preserve">На рисунке 1 приведён результат работы приложения SPO_Lr1 при s = 20 кв. м. Условию отбора удовлетворяют два дома: ул. Галактионовская, 141 (16,67 кв. м на жильца) и ул. Садовая, 5 (17,00 кв. м на жильца). Дом на ул. </w:t>
-      </w:r>
-      <w:r>
-        <w:rPr>
-          <w:rFonts w:ascii="Times New Roman" w:eastAsia="Times New Roman" w:hAnsi="Times New Roman" w:cs="Times New Roman"/>
-          <w:sz w:val="28"/>
-        </w:rPr>
-        <w:lastRenderedPageBreak/>
-        <w:t>Полевой, 18 (ровно 20,00 кв. м на жильца) не отобран, так как условие строгое.</w:t>
+        <w:t>На рисунке 1 приведён результат работы приложения SPO_Lr1 при s = 20 кв. м. Условию отбора удовлетворяют два дома: ул. Галактионовская, 141 (16,67 кв. м на жильца) и ул. Садовая, 5 (17,00 кв. м на жильца). Дом на ул. Полевой, 18 (ровно 20,00 кв. м на жильца) не отобран, так как условие строгое.</w:t>
       </w:r>
     </w:p>
     <w:p>
@@ -7173,20 +5321,16 @@
         <w:jc w:val="center"/>
       </w:pPr>
       <w:r>
-        <w:rPr>
-          <w:noProof/>
-        </w:rPr>
         <w:drawing>
-          <wp:inline distT="0" distB="0" distL="0" distR="0" wp14:anchorId="1E600746" wp14:editId="6503CA71">
-            <wp:extent cx="5580000" cy="3868429"/>
-            <wp:effectExtent l="0" t="0" r="0" b="0"/>
+          <wp:inline xmlns:a="http://schemas.openxmlformats.org/drawingml/2006/main" xmlns:pic="http://schemas.openxmlformats.org/drawingml/2006/picture">
+            <wp:extent cx="5580000" cy="3757107"/>
             <wp:docPr id="7" name="Picture 7"/>
             <wp:cNvGraphicFramePr>
-              <a:graphicFrameLocks xmlns:a="http://schemas.openxmlformats.org/drawingml/2006/main" noChangeAspect="1"/>
+              <a:graphicFrameLocks noChangeAspect="1"/>
             </wp:cNvGraphicFramePr>
-            <a:graphic xmlns:a="http://schemas.openxmlformats.org/drawingml/2006/main">
+            <a:graphic>
               <a:graphicData uri="http://schemas.openxmlformats.org/drawingml/2006/picture">
-                <pic:pic xmlns:pic="http://schemas.openxmlformats.org/drawingml/2006/picture">
+                <pic:pic>
                   <pic:nvPicPr>
                     <pic:cNvPr id="0" name="shot1c.png"/>
                     <pic:cNvPicPr/>
@@ -7200,11 +5344,9 @@
                   <pic:spPr>
                     <a:xfrm>
                       <a:off x="0" y="0"/>
-                      <a:ext cx="5580000" cy="3868429"/>
+                      <a:ext cx="5580000" cy="3757107"/>
                     </a:xfrm>
-                    <a:prstGeom prst="rect">
-                      <a:avLst/>
-                    </a:prstGeom>
+                    <a:prstGeom prst="rect"/>
                   </pic:spPr>
                 </pic:pic>
               </a:graphicData>
@@ -7220,7 +5362,9 @@
       </w:pPr>
       <w:r>
         <w:rPr>
-          <w:rFonts w:ascii="Times New Roman" w:eastAsia="Times New Roman" w:hAnsi="Times New Roman" w:cs="Times New Roman"/>
+          <w:rFonts w:ascii="Times New Roman" w:hAnsi="Times New Roman" w:cs="Times New Roman" w:eastAsia="Times New Roman"/>
+          <w:b w:val="0"/>
+          <w:i w:val="0"/>
           <w:sz w:val="28"/>
         </w:rPr>
         <w:t>Рисунок 1 – Результат работы приложения SPO_Lr1 при s = 20</w:t>
@@ -7233,7 +5377,9 @@
       </w:pPr>
       <w:r>
         <w:rPr>
-          <w:rFonts w:ascii="Times New Roman" w:eastAsia="Times New Roman" w:hAnsi="Times New Roman" w:cs="Times New Roman"/>
+          <w:rFonts w:ascii="Times New Roman" w:hAnsi="Times New Roman" w:cs="Times New Roman" w:eastAsia="Times New Roman"/>
+          <w:b w:val="0"/>
+          <w:i w:val="0"/>
           <w:sz w:val="28"/>
         </w:rPr>
         <w:t>Содержимое файла result.txt, сформированного программой, приведено на рисунке 2.</w:t>
@@ -7246,20 +5392,16 @@
         <w:jc w:val="center"/>
       </w:pPr>
       <w:r>
-        <w:rPr>
-          <w:noProof/>
-        </w:rPr>
         <w:drawing>
-          <wp:inline distT="0" distB="0" distL="0" distR="0" wp14:anchorId="5D7A2BDD" wp14:editId="32F19CD2">
+          <wp:inline xmlns:a="http://schemas.openxmlformats.org/drawingml/2006/main" xmlns:pic="http://schemas.openxmlformats.org/drawingml/2006/picture">
             <wp:extent cx="5580000" cy="862743"/>
-            <wp:effectExtent l="0" t="0" r="0" b="0"/>
             <wp:docPr id="8" name="Picture 8"/>
             <wp:cNvGraphicFramePr>
-              <a:graphicFrameLocks xmlns:a="http://schemas.openxmlformats.org/drawingml/2006/main" noChangeAspect="1"/>
+              <a:graphicFrameLocks noChangeAspect="1"/>
             </wp:cNvGraphicFramePr>
-            <a:graphic xmlns:a="http://schemas.openxmlformats.org/drawingml/2006/main">
+            <a:graphic>
               <a:graphicData uri="http://schemas.openxmlformats.org/drawingml/2006/picture">
-                <pic:pic xmlns:pic="http://schemas.openxmlformats.org/drawingml/2006/picture">
+                <pic:pic>
                   <pic:nvPicPr>
                     <pic:cNvPr id="0" name="shot3c.png"/>
                     <pic:cNvPicPr/>
@@ -7275,9 +5417,7 @@
                       <a:off x="0" y="0"/>
                       <a:ext cx="5580000" cy="862743"/>
                     </a:xfrm>
-                    <a:prstGeom prst="rect">
-                      <a:avLst/>
-                    </a:prstGeom>
+                    <a:prstGeom prst="rect"/>
                   </pic:spPr>
                 </pic:pic>
               </a:graphicData>
@@ -7293,7 +5433,9 @@
       </w:pPr>
       <w:r>
         <w:rPr>
-          <w:rFonts w:ascii="Times New Roman" w:eastAsia="Times New Roman" w:hAnsi="Times New Roman" w:cs="Times New Roman"/>
+          <w:rFonts w:ascii="Times New Roman" w:hAnsi="Times New Roman" w:cs="Times New Roman" w:eastAsia="Times New Roman"/>
+          <w:b w:val="0"/>
+          <w:i w:val="0"/>
           <w:sz w:val="28"/>
         </w:rPr>
         <w:t>Рисунок 2 – Содержимое файла result.txt при s = 20</w:t>
@@ -7306,10 +5448,11 @@
       </w:pPr>
       <w:r>
         <w:rPr>
-          <w:rFonts w:ascii="Times New Roman" w:eastAsia="Times New Roman" w:hAnsi="Times New Roman" w:cs="Times New Roman"/>
+          <w:rFonts w:ascii="Times New Roman" w:hAnsi="Times New Roman" w:cs="Times New Roman" w:eastAsia="Times New Roman"/>
+          <w:b w:val="0"/>
+          <w:i w:val="0"/>
           <w:sz w:val="28"/>
         </w:rPr>
-        <w:lastRenderedPageBreak/>
         <w:t>На рисунке 3 приведён результат работы приложения при s = 10 кв. м: ни один дом не удовлетворяет условию отбора.</w:t>
       </w:r>
     </w:p>
@@ -7320,20 +5463,16 @@
         <w:jc w:val="center"/>
       </w:pPr>
       <w:r>
-        <w:rPr>
-          <w:noProof/>
-        </w:rPr>
         <w:drawing>
-          <wp:inline distT="0" distB="0" distL="0" distR="0" wp14:anchorId="7A19EE77" wp14:editId="4FDE44B0">
-            <wp:extent cx="5580000" cy="3757107"/>
-            <wp:effectExtent l="0" t="0" r="0" b="0"/>
+          <wp:inline xmlns:a="http://schemas.openxmlformats.org/drawingml/2006/main" xmlns:pic="http://schemas.openxmlformats.org/drawingml/2006/picture">
+            <wp:extent cx="5580000" cy="3645786"/>
             <wp:docPr id="9" name="Picture 9"/>
             <wp:cNvGraphicFramePr>
-              <a:graphicFrameLocks xmlns:a="http://schemas.openxmlformats.org/drawingml/2006/main" noChangeAspect="1"/>
+              <a:graphicFrameLocks noChangeAspect="1"/>
             </wp:cNvGraphicFramePr>
-            <a:graphic xmlns:a="http://schemas.openxmlformats.org/drawingml/2006/main">
+            <a:graphic>
               <a:graphicData uri="http://schemas.openxmlformats.org/drawingml/2006/picture">
-                <pic:pic xmlns:pic="http://schemas.openxmlformats.org/drawingml/2006/picture">
+                <pic:pic>
                   <pic:nvPicPr>
                     <pic:cNvPr id="0" name="shot2c.png"/>
                     <pic:cNvPicPr/>
@@ -7347,11 +5486,9 @@
                   <pic:spPr>
                     <a:xfrm>
                       <a:off x="0" y="0"/>
-                      <a:ext cx="5580000" cy="3757107"/>
+                      <a:ext cx="5580000" cy="3645786"/>
                     </a:xfrm>
-                    <a:prstGeom prst="rect">
-                      <a:avLst/>
-                    </a:prstGeom>
+                    <a:prstGeom prst="rect"/>
                   </pic:spPr>
                 </pic:pic>
               </a:graphicData>
@@ -7367,7 +5504,9 @@
       </w:pPr>
       <w:r>
         <w:rPr>
-          <w:rFonts w:ascii="Times New Roman" w:eastAsia="Times New Roman" w:hAnsi="Times New Roman" w:cs="Times New Roman"/>
+          <w:rFonts w:ascii="Times New Roman" w:hAnsi="Times New Roman" w:cs="Times New Roman" w:eastAsia="Times New Roman"/>
+          <w:b w:val="0"/>
+          <w:i w:val="0"/>
           <w:sz w:val="28"/>
         </w:rPr>
         <w:t>Рисунок 3 – Результат работы приложения SPO_Lr1 при s = 10</w:t>
@@ -7380,7 +5519,9 @@
       </w:pPr>
       <w:r>
         <w:rPr>
-          <w:rFonts w:ascii="Times New Roman" w:eastAsia="Times New Roman" w:hAnsi="Times New Roman" w:cs="Times New Roman"/>
+          <w:rFonts w:ascii="Times New Roman" w:hAnsi="Times New Roman" w:cs="Times New Roman" w:eastAsia="Times New Roman"/>
+          <w:b w:val="0"/>
+          <w:i w:val="0"/>
           <w:sz w:val="28"/>
         </w:rPr>
         <w:t>Результат работы приложения SPO_Lr1_SysInfo приведён на рисунке 4.</w:t>
@@ -7393,20 +5534,16 @@
         <w:jc w:val="center"/>
       </w:pPr>
       <w:r>
-        <w:rPr>
-          <w:noProof/>
-        </w:rPr>
         <w:drawing>
-          <wp:inline distT="0" distB="0" distL="0" distR="0" wp14:anchorId="1CFDFEB6" wp14:editId="57215FBC">
-            <wp:extent cx="5580000" cy="751421"/>
-            <wp:effectExtent l="0" t="0" r="0" b="0"/>
+          <wp:inline xmlns:a="http://schemas.openxmlformats.org/drawingml/2006/main" xmlns:pic="http://schemas.openxmlformats.org/drawingml/2006/picture">
+            <wp:extent cx="5580000" cy="640100"/>
             <wp:docPr id="10" name="Picture 10"/>
             <wp:cNvGraphicFramePr>
-              <a:graphicFrameLocks xmlns:a="http://schemas.openxmlformats.org/drawingml/2006/main" noChangeAspect="1"/>
+              <a:graphicFrameLocks noChangeAspect="1"/>
             </wp:cNvGraphicFramePr>
-            <a:graphic xmlns:a="http://schemas.openxmlformats.org/drawingml/2006/main">
+            <a:graphic>
               <a:graphicData uri="http://schemas.openxmlformats.org/drawingml/2006/picture">
-                <pic:pic xmlns:pic="http://schemas.openxmlformats.org/drawingml/2006/picture">
+                <pic:pic>
                   <pic:nvPicPr>
                     <pic:cNvPr id="0" name="shot4c.png"/>
                     <pic:cNvPicPr/>
@@ -7420,11 +5557,9 @@
                   <pic:spPr>
                     <a:xfrm>
                       <a:off x="0" y="0"/>
-                      <a:ext cx="5580000" cy="751421"/>
+                      <a:ext cx="5580000" cy="640100"/>
                     </a:xfrm>
-                    <a:prstGeom prst="rect">
-                      <a:avLst/>
-                    </a:prstGeom>
+                    <a:prstGeom prst="rect"/>
                   </pic:spPr>
                 </pic:pic>
               </a:graphicData>
@@ -7440,7 +5575,9 @@
       </w:pPr>
       <w:r>
         <w:rPr>
-          <w:rFonts w:ascii="Times New Roman" w:eastAsia="Times New Roman" w:hAnsi="Times New Roman" w:cs="Times New Roman"/>
+          <w:rFonts w:ascii="Times New Roman" w:hAnsi="Times New Roman" w:cs="Times New Roman" w:eastAsia="Times New Roman"/>
+          <w:b w:val="0"/>
+          <w:i w:val="0"/>
           <w:sz w:val="28"/>
         </w:rPr>
         <w:t>Рисунок 4 – Результат работы приложения SPO_Lr1_SysInfo</w:t>
@@ -7452,23 +5589,26 @@
       </w:pPr>
       <w:r>
         <w:rPr>
-          <w:rFonts w:ascii="Times New Roman" w:eastAsia="Times New Roman" w:hAnsi="Times New Roman" w:cs="Times New Roman"/>
+          <w:rFonts w:ascii="Times New Roman" w:hAnsi="Times New Roman" w:cs="Times New Roman" w:eastAsia="Times New Roman"/>
           <w:b/>
+          <w:i w:val="0"/>
           <w:sz w:val="28"/>
         </w:rPr>
         <w:t xml:space="preserve">Вывод: </w:t>
       </w:r>
       <w:r>
         <w:rPr>
-          <w:rFonts w:ascii="Times New Roman" w:eastAsia="Times New Roman" w:hAnsi="Times New Roman" w:cs="Times New Roman"/>
+          <w:rFonts w:ascii="Times New Roman" w:hAnsi="Times New Roman" w:cs="Times New Roman" w:eastAsia="Times New Roman"/>
+          <w:b w:val="0"/>
+          <w:i w:val="0"/>
           <w:sz w:val="28"/>
         </w:rPr>
         <w:t>в ходе лабораторной работы получены практические навыки создания консольных приложений на языке C++ в среде MS Visual Studio: потоковый ввод-вывод (cin, cout) и форматный вывод (printf_s), работа с массивами символов и массивами структур, запись данных в текстовый файл функциями fopen_s, fprintf_s и fclose. С помощью функций Win32 API GetUserName и GetComputerName получены имя пользователя (Cleverok) и имя компьютера (CLEVER_DESKTOP).</w:t>
       </w:r>
     </w:p>
     <w:sectPr>
-      <w:footerReference w:type="default" r:id="rId13"/>
-      <w:headerReference w:type="first" r:id="rId14"/>
+      <w:footerReference w:type="default" r:id="rId57"/>
+      <w:headerReference w:type="first" r:id="rId58"/>
       <w:pgSz w:w="11906" w:h="16838"/>
       <w:pgMar w:top="1134" w:right="850" w:bottom="1134" w:left="1701" w:header="708" w:footer="708" w:gutter="0"/>
       <w:cols w:space="708"/>

--- a/Lab1/Отчет_СПО_ЛР1.docx
+++ b/Lab1/Отчет_СПО_ЛР1.docx
@@ -313,7 +313,7 @@
                 <w:lang w:eastAsia="ru-RU"/>
               </w:rPr>
               <w:drawing>
-                <wp:inline distT="0" distB="0" distL="0" distR="0" wp14:anchorId="6D2FB158" wp14:editId="34D51A78">
+                <wp:inline distT="0" distB="0" distL="0" distR="0" wp14:anchorId="6D2FB158" wp14:editId="5C3BD5B5">
                   <wp:extent cx="1123950" cy="1076325"/>
                   <wp:effectExtent l="0" t="0" r="0" b="9525"/>
                   <wp:docPr id="6" name="Рисунок 6"/>
@@ -1730,7 +1730,16 @@
                 <w:szCs w:val="20"/>
                 <w:lang w:eastAsia="ru-RU"/>
               </w:rPr>
-              <w:t>2-ИАИТ-119</w:t>
+              <w:t>3</w:t>
+            </w:r>
+            <w:r>
+              <w:rPr>
+                <w:rFonts w:ascii="Times New Roman CYR" w:eastAsia="Times New Roman" w:hAnsi="Times New Roman CYR"/>
+                <w:sz w:val="24"/>
+                <w:szCs w:val="20"/>
+                <w:lang w:eastAsia="ru-RU"/>
+              </w:rPr>
+              <w:t>-ИАИТ-119</w:t>
             </w:r>
           </w:p>
         </w:tc>
@@ -2104,7 +2113,16 @@
                 <w:szCs w:val="20"/>
                 <w:lang w:eastAsia="ru-RU"/>
               </w:rPr>
-              <w:t>2-ИАИТ-119</w:t>
+              <w:t>3</w:t>
+            </w:r>
+            <w:r>
+              <w:rPr>
+                <w:rFonts w:ascii="Times New Roman CYR" w:eastAsia="Times New Roman" w:hAnsi="Times New Roman CYR"/>
+                <w:sz w:val="24"/>
+                <w:szCs w:val="20"/>
+                <w:lang w:eastAsia="ru-RU"/>
+              </w:rPr>
+              <w:t>-ИАИТ-119</w:t>
             </w:r>
           </w:p>
         </w:tc>
@@ -2520,18 +2538,16 @@
       </w:pPr>
       <w:r>
         <w:rPr>
-          <w:rFonts w:ascii="Times New Roman" w:hAnsi="Times New Roman" w:cs="Times New Roman" w:eastAsia="Times New Roman"/>
+          <w:rFonts w:ascii="Times New Roman" w:eastAsia="Times New Roman" w:hAnsi="Times New Roman" w:cs="Times New Roman"/>
           <w:b/>
-          <w:i w:val="0"/>
           <w:sz w:val="28"/>
         </w:rPr>
+        <w:lastRenderedPageBreak/>
         <w:t xml:space="preserve">Цель работы: </w:t>
       </w:r>
       <w:r>
         <w:rPr>
-          <w:rFonts w:ascii="Times New Roman" w:hAnsi="Times New Roman" w:cs="Times New Roman" w:eastAsia="Times New Roman"/>
-          <w:b w:val="0"/>
-          <w:i w:val="0"/>
+          <w:rFonts w:ascii="Times New Roman" w:eastAsia="Times New Roman" w:hAnsi="Times New Roman" w:cs="Times New Roman"/>
           <w:sz w:val="28"/>
         </w:rPr>
         <w:t>получение практических навыков программирования с использованием Win32 API.</w:t>
@@ -2545,9 +2561,8 @@
       </w:pPr>
       <w:r>
         <w:rPr>
-          <w:rFonts w:ascii="Times New Roman" w:hAnsi="Times New Roman" w:cs="Times New Roman" w:eastAsia="Times New Roman"/>
+          <w:rFonts w:ascii="Times New Roman" w:eastAsia="Times New Roman" w:hAnsi="Times New Roman" w:cs="Times New Roman"/>
           <w:b/>
-          <w:i w:val="0"/>
           <w:sz w:val="28"/>
         </w:rPr>
         <w:t>Общее задание.</w:t>
@@ -2559,9 +2574,7 @@
       </w:pPr>
       <w:r>
         <w:rPr>
-          <w:rFonts w:ascii="Times New Roman" w:hAnsi="Times New Roman" w:cs="Times New Roman" w:eastAsia="Times New Roman"/>
-          <w:b w:val="0"/>
-          <w:i w:val="0"/>
+          <w:rFonts w:ascii="Times New Roman" w:eastAsia="Times New Roman" w:hAnsi="Times New Roman" w:cs="Times New Roman"/>
           <w:sz w:val="28"/>
         </w:rPr>
         <w:t>1. Создать консольное приложение. В функции main() ввести с клавиатуры (cin) номер бригады, объявить массивы символов с фамилиями студентов бригады. Вывести текст «Бригада № » с номером бригады и в столбик фамилии членов бригады сначала с помощью объекта cout, затем повторить вывод с помощью функции printf_s(). Объявить массивы int mas[3] = { 1, 2, 3 } и int mmm[3] = { 4, 5, 6 } и вывести значения их элементов через запятую функцией printf_s().</w:t>
@@ -2573,9 +2586,7 @@
       </w:pPr>
       <w:r>
         <w:rPr>
-          <w:rFonts w:ascii="Times New Roman" w:hAnsi="Times New Roman" w:cs="Times New Roman" w:eastAsia="Times New Roman"/>
-          <w:b w:val="0"/>
-          <w:i w:val="0"/>
+          <w:rFonts w:ascii="Times New Roman" w:eastAsia="Times New Roman" w:hAnsi="Times New Roman" w:cs="Times New Roman"/>
           <w:sz w:val="28"/>
         </w:rPr>
         <w:t>2. Инициализировать массив из пяти структур данных и вывести на экран и в текстовый файл элементы массива, удовлетворяющие условию отбора индивидуального задания. Параметры условия отбора вводятся с клавиатуры.</w:t>
@@ -2587,9 +2598,7 @@
       </w:pPr>
       <w:r>
         <w:rPr>
-          <w:rFonts w:ascii="Times New Roman" w:hAnsi="Times New Roman" w:cs="Times New Roman" w:eastAsia="Times New Roman"/>
-          <w:b w:val="0"/>
-          <w:i w:val="0"/>
+          <w:rFonts w:ascii="Times New Roman" w:eastAsia="Times New Roman" w:hAnsi="Times New Roman" w:cs="Times New Roman"/>
           <w:sz w:val="28"/>
         </w:rPr>
         <w:t>3. Разработать консольное приложение для определения и вывода системной информации согласно индивидуальному заданию.</w:t>
@@ -2603,9 +2612,8 @@
       </w:pPr>
       <w:r>
         <w:rPr>
-          <w:rFonts w:ascii="Times New Roman" w:hAnsi="Times New Roman" w:cs="Times New Roman" w:eastAsia="Times New Roman"/>
+          <w:rFonts w:ascii="Times New Roman" w:eastAsia="Times New Roman" w:hAnsi="Times New Roman" w:cs="Times New Roman"/>
           <w:b/>
-          <w:i w:val="0"/>
           <w:sz w:val="28"/>
         </w:rPr>
         <w:t>Индивидуальное задание (бригада № 1).</w:t>
@@ -2617,18 +2625,15 @@
       </w:pPr>
       <w:r>
         <w:rPr>
-          <w:rFonts w:ascii="Times New Roman" w:hAnsi="Times New Roman" w:cs="Times New Roman" w:eastAsia="Times New Roman"/>
+          <w:rFonts w:ascii="Times New Roman" w:eastAsia="Times New Roman" w:hAnsi="Times New Roman" w:cs="Times New Roman"/>
           <w:b/>
-          <w:i w:val="0"/>
           <w:sz w:val="28"/>
         </w:rPr>
         <w:t xml:space="preserve">Задание 2. </w:t>
       </w:r>
       <w:r>
         <w:rPr>
-          <w:rFonts w:ascii="Times New Roman" w:hAnsi="Times New Roman" w:cs="Times New Roman" w:eastAsia="Times New Roman"/>
-          <w:b w:val="0"/>
-          <w:i w:val="0"/>
+          <w:rFonts w:ascii="Times New Roman" w:eastAsia="Times New Roman" w:hAnsi="Times New Roman" w:cs="Times New Roman"/>
           <w:sz w:val="28"/>
         </w:rPr>
         <w:t>Структура «Дом» с полями:</w:t>
@@ -2640,9 +2645,7 @@
       </w:pPr>
       <w:r>
         <w:rPr>
-          <w:rFonts w:ascii="Times New Roman" w:hAnsi="Times New Roman" w:cs="Times New Roman" w:eastAsia="Times New Roman"/>
-          <w:b w:val="0"/>
-          <w:i w:val="0"/>
+          <w:rFonts w:ascii="Times New Roman" w:eastAsia="Times New Roman" w:hAnsi="Times New Roman" w:cs="Times New Roman"/>
           <w:sz w:val="28"/>
         </w:rPr>
         <w:t>– адрес;</w:t>
@@ -2654,9 +2657,7 @@
       </w:pPr>
       <w:r>
         <w:rPr>
-          <w:rFonts w:ascii="Times New Roman" w:hAnsi="Times New Roman" w:cs="Times New Roman" w:eastAsia="Times New Roman"/>
-          <w:b w:val="0"/>
-          <w:i w:val="0"/>
+          <w:rFonts w:ascii="Times New Roman" w:eastAsia="Times New Roman" w:hAnsi="Times New Roman" w:cs="Times New Roman"/>
           <w:sz w:val="28"/>
         </w:rPr>
         <w:t>– общая жилая площадь дома;</w:t>
@@ -2668,9 +2669,7 @@
       </w:pPr>
       <w:r>
         <w:rPr>
-          <w:rFonts w:ascii="Times New Roman" w:hAnsi="Times New Roman" w:cs="Times New Roman" w:eastAsia="Times New Roman"/>
-          <w:b w:val="0"/>
-          <w:i w:val="0"/>
+          <w:rFonts w:ascii="Times New Roman" w:eastAsia="Times New Roman" w:hAnsi="Times New Roman" w:cs="Times New Roman"/>
           <w:sz w:val="28"/>
         </w:rPr>
         <w:t>– количество жильцов.</w:t>
@@ -2682,9 +2681,7 @@
       </w:pPr>
       <w:r>
         <w:rPr>
-          <w:rFonts w:ascii="Times New Roman" w:hAnsi="Times New Roman" w:cs="Times New Roman" w:eastAsia="Times New Roman"/>
-          <w:b w:val="0"/>
-          <w:i w:val="0"/>
+          <w:rFonts w:ascii="Times New Roman" w:eastAsia="Times New Roman" w:hAnsi="Times New Roman" w:cs="Times New Roman"/>
           <w:sz w:val="28"/>
         </w:rPr>
         <w:t>Условие отбора: дом, в котором жилая площадь на одного жильца менее s (значение s вводится с клавиатуры).</w:t>
@@ -2696,18 +2693,15 @@
       </w:pPr>
       <w:r>
         <w:rPr>
-          <w:rFonts w:ascii="Times New Roman" w:hAnsi="Times New Roman" w:cs="Times New Roman" w:eastAsia="Times New Roman"/>
+          <w:rFonts w:ascii="Times New Roman" w:eastAsia="Times New Roman" w:hAnsi="Times New Roman" w:cs="Times New Roman"/>
           <w:b/>
-          <w:i w:val="0"/>
           <w:sz w:val="28"/>
         </w:rPr>
         <w:t xml:space="preserve">Задание 3. </w:t>
       </w:r>
       <w:r>
         <w:rPr>
-          <w:rFonts w:ascii="Times New Roman" w:hAnsi="Times New Roman" w:cs="Times New Roman" w:eastAsia="Times New Roman"/>
-          <w:b w:val="0"/>
-          <w:i w:val="0"/>
+          <w:rFonts w:ascii="Times New Roman" w:eastAsia="Times New Roman" w:hAnsi="Times New Roman" w:cs="Times New Roman"/>
           <w:sz w:val="28"/>
         </w:rPr>
         <w:t>Определить и вывести имя пользователя и имя компьютера.</w:t>
@@ -2721,9 +2715,8 @@
       </w:pPr>
       <w:r>
         <w:rPr>
-          <w:rFonts w:ascii="Times New Roman" w:hAnsi="Times New Roman" w:cs="Times New Roman" w:eastAsia="Times New Roman"/>
+          <w:rFonts w:ascii="Times New Roman" w:eastAsia="Times New Roman" w:hAnsi="Times New Roman" w:cs="Times New Roman"/>
           <w:b/>
-          <w:i w:val="0"/>
           <w:sz w:val="28"/>
         </w:rPr>
         <w:t>Ход выполнения работы.</w:t>
@@ -2735,9 +2728,7 @@
       </w:pPr>
       <w:r>
         <w:rPr>
-          <w:rFonts w:ascii="Times New Roman" w:hAnsi="Times New Roman" w:cs="Times New Roman" w:eastAsia="Times New Roman"/>
-          <w:b w:val="0"/>
-          <w:i w:val="0"/>
+          <w:rFonts w:ascii="Times New Roman" w:eastAsia="Times New Roman" w:hAnsi="Times New Roman" w:cs="Times New Roman"/>
           <w:sz w:val="28"/>
         </w:rPr>
         <w:t>Работа выполнена в среде Microsoft Visual Studio на языке C++. Создано решение Lab1, состоящее из двух консольных приложений:</w:t>
@@ -2749,9 +2740,7 @@
       </w:pPr>
       <w:r>
         <w:rPr>
-          <w:rFonts w:ascii="Times New Roman" w:hAnsi="Times New Roman" w:cs="Times New Roman" w:eastAsia="Times New Roman"/>
-          <w:b w:val="0"/>
-          <w:i w:val="0"/>
+          <w:rFonts w:ascii="Times New Roman" w:eastAsia="Times New Roman" w:hAnsi="Times New Roman" w:cs="Times New Roman"/>
           <w:sz w:val="28"/>
         </w:rPr>
         <w:t>– SPO_Lr1 – общее задание 1 и индивидуальное задание 2;</w:t>
@@ -2763,9 +2752,7 @@
       </w:pPr>
       <w:r>
         <w:rPr>
-          <w:rFonts w:ascii="Times New Roman" w:hAnsi="Times New Roman" w:cs="Times New Roman" w:eastAsia="Times New Roman"/>
-          <w:b w:val="0"/>
-          <w:i w:val="0"/>
+          <w:rFonts w:ascii="Times New Roman" w:eastAsia="Times New Roman" w:hAnsi="Times New Roman" w:cs="Times New Roman"/>
           <w:sz w:val="28"/>
         </w:rPr>
         <w:t>– SPO_Lr1_SysInfo – индивидуальное задание 3.</w:t>
@@ -2777,9 +2764,7 @@
       </w:pPr>
       <w:r>
         <w:rPr>
-          <w:rFonts w:ascii="Times New Roman" w:hAnsi="Times New Roman" w:cs="Times New Roman" w:eastAsia="Times New Roman"/>
-          <w:b w:val="0"/>
-          <w:i w:val="0"/>
+          <w:rFonts w:ascii="Times New Roman" w:eastAsia="Times New Roman" w:hAnsi="Times New Roman" w:cs="Times New Roman"/>
           <w:sz w:val="28"/>
         </w:rPr>
         <w:t>Для русификации вывода в обоих приложениях вызывается функция setlocale(LC_CTYPE, "rus").</w:t>
@@ -2791,9 +2776,7 @@
       </w:pPr>
       <w:r>
         <w:rPr>
-          <w:rFonts w:ascii="Times New Roman" w:hAnsi="Times New Roman" w:cs="Times New Roman" w:eastAsia="Times New Roman"/>
-          <w:b w:val="0"/>
-          <w:i w:val="0"/>
+          <w:rFonts w:ascii="Times New Roman" w:eastAsia="Times New Roman" w:hAnsi="Times New Roman" w:cs="Times New Roman"/>
           <w:sz w:val="28"/>
         </w:rPr>
         <w:t>Чтобы окно консоли не закрывалось сразу после завершения программы, перед каждым оператором return вызывается функция system("pause") из заголовочного файла cstdlib.</w:t>
@@ -2805,11 +2788,10 @@
       </w:pPr>
       <w:r>
         <w:rPr>
-          <w:rFonts w:ascii="Times New Roman" w:hAnsi="Times New Roman" w:cs="Times New Roman" w:eastAsia="Times New Roman"/>
-          <w:b w:val="0"/>
-          <w:i w:val="0"/>
+          <w:rFonts w:ascii="Times New Roman" w:eastAsia="Times New Roman" w:hAnsi="Times New Roman" w:cs="Times New Roman"/>
           <w:sz w:val="28"/>
         </w:rPr>
+        <w:lastRenderedPageBreak/>
         <w:t>В приложении SPO_Lr1 номер бригады вводится с помощью cin, фамилии членов бригады хранятся в массивах символов char и выводятся дважды: объектом потокового вывода cout и функцией printf_s(). Затем функцией printf_s() выводятся элементы массивов mas и mmm.</w:t>
       </w:r>
     </w:p>
@@ -2819,9 +2801,7 @@
       </w:pPr>
       <w:r>
         <w:rPr>
-          <w:rFonts w:ascii="Times New Roman" w:hAnsi="Times New Roman" w:cs="Times New Roman" w:eastAsia="Times New Roman"/>
-          <w:b w:val="0"/>
-          <w:i w:val="0"/>
+          <w:rFonts w:ascii="Times New Roman" w:eastAsia="Times New Roman" w:hAnsi="Times New Roman" w:cs="Times New Roman"/>
           <w:sz w:val="28"/>
         </w:rPr>
         <w:t>Для задания 2 описана структура House с полями address (адрес, массив символов), area (общая жилая площадь, double) и residents (количество жильцов, int). Массив houses из пяти элементов инициализируется при объявлении. После вывода списка всех домов с клавиатуры вводится значение s, и для каждого дома вычисляется жилая площадь на одного жильца area / residents. Дома, у которых это значение меньше s, выводятся на экран функцией printf_s() и записываются в текстовый файл result.txt функцией fprintf_s(). Файл открывается функцией fopen_s() в режиме записи «w» и закрывается функцией fclose(). Если ни один дом не удовлетворяет условию, выводится сообщение «Таких домов нет».</w:t>
@@ -2833,9 +2813,7 @@
       </w:pPr>
       <w:r>
         <w:rPr>
-          <w:rFonts w:ascii="Times New Roman" w:hAnsi="Times New Roman" w:cs="Times New Roman" w:eastAsia="Times New Roman"/>
-          <w:b w:val="0"/>
-          <w:i w:val="0"/>
+          <w:rFonts w:ascii="Times New Roman" w:eastAsia="Times New Roman" w:hAnsi="Times New Roman" w:cs="Times New Roman"/>
           <w:sz w:val="28"/>
         </w:rPr>
         <w:t>В приложении SPO_Lr1_SysInfo используются функции Win32 API:</w:t>
@@ -2847,9 +2825,7 @@
       </w:pPr>
       <w:r>
         <w:rPr>
-          <w:rFonts w:ascii="Times New Roman" w:hAnsi="Times New Roman" w:cs="Times New Roman" w:eastAsia="Times New Roman"/>
-          <w:b w:val="0"/>
-          <w:i w:val="0"/>
+          <w:rFonts w:ascii="Times New Roman" w:eastAsia="Times New Roman" w:hAnsi="Times New Roman" w:cs="Times New Roman"/>
           <w:sz w:val="28"/>
         </w:rPr>
         <w:t>– GetUserName – возвращает имя текущего пользователя; размер буфера задаётся константой UNLEN + 1 из заголовочного файла lmcons.h;</w:t>
@@ -2861,9 +2837,7 @@
       </w:pPr>
       <w:r>
         <w:rPr>
-          <w:rFonts w:ascii="Times New Roman" w:hAnsi="Times New Roman" w:cs="Times New Roman" w:eastAsia="Times New Roman"/>
-          <w:b w:val="0"/>
-          <w:i w:val="0"/>
+          <w:rFonts w:ascii="Times New Roman" w:eastAsia="Times New Roman" w:hAnsi="Times New Roman" w:cs="Times New Roman"/>
           <w:sz w:val="28"/>
         </w:rPr>
         <w:t>– GetComputerName – возвращает имя компьютера; размер буфера задаётся константой MAX_COMPUTERNAME_LENGTH + 1.</w:t>
@@ -2875,9 +2849,7 @@
       </w:pPr>
       <w:r>
         <w:rPr>
-          <w:rFonts w:ascii="Times New Roman" w:hAnsi="Times New Roman" w:cs="Times New Roman" w:eastAsia="Times New Roman"/>
-          <w:b w:val="0"/>
-          <w:i w:val="0"/>
+          <w:rFonts w:ascii="Times New Roman" w:eastAsia="Times New Roman" w:hAnsi="Times New Roman" w:cs="Times New Roman"/>
           <w:sz w:val="28"/>
         </w:rPr>
         <w:t>Обе функции принимают указатель на буфер и указатель на переменную с размером буфера в символах и возвращают ненулевое значение при успешном выполнении. В случае ошибки выводится её код, полученный функцией GetLastError().</w:t>
@@ -2891,9 +2863,8 @@
       </w:pPr>
       <w:r>
         <w:rPr>
-          <w:rFonts w:ascii="Times New Roman" w:hAnsi="Times New Roman" w:cs="Times New Roman" w:eastAsia="Times New Roman"/>
+          <w:rFonts w:ascii="Times New Roman" w:eastAsia="Times New Roman" w:hAnsi="Times New Roman" w:cs="Times New Roman"/>
           <w:b/>
-          <w:i w:val="0"/>
           <w:sz w:val="28"/>
         </w:rPr>
         <w:t>Листинги разработанных приложений.</w:t>
@@ -2906,9 +2877,7 @@
       </w:pPr>
       <w:r>
         <w:rPr>
-          <w:rFonts w:ascii="Times New Roman" w:hAnsi="Times New Roman" w:cs="Times New Roman" w:eastAsia="Times New Roman"/>
-          <w:b w:val="0"/>
-          <w:i w:val="0"/>
+          <w:rFonts w:ascii="Times New Roman" w:eastAsia="Times New Roman" w:hAnsi="Times New Roman" w:cs="Times New Roman"/>
           <w:sz w:val="28"/>
         </w:rPr>
         <w:t>Листинг 1 – Приложение SPO_Lr1 (файл SPO_Lr1.cpp)</w:t>
@@ -2916,331 +2885,325 @@
     </w:p>
     <w:p>
       <w:pPr>
-        <w:keepNext w:val="0"/>
-        <w:spacing w:after="0" w:before="0" w:line="240" w:lineRule="auto"/>
-        <w:ind w:right="-142"/>
-      </w:pPr>
-      <w:r>
-        <w:rPr>
-          <w:rFonts w:ascii="Consolas" w:hAnsi="Consolas" w:cs="Consolas" w:eastAsia="Consolas"/>
-          <w:b w:val="0"/>
-          <w:i w:val="0"/>
-          <w:sz w:val="18"/>
+        <w:spacing w:after="0" w:line="240" w:lineRule="auto"/>
+        <w:ind w:right="-142"/>
+        <w:rPr>
+          <w:lang w:val="en-US"/>
+        </w:rPr>
+      </w:pPr>
+      <w:r>
+        <w:rPr>
+          <w:rFonts w:ascii="Consolas" w:eastAsia="Consolas" w:hAnsi="Consolas" w:cs="Consolas"/>
+          <w:sz w:val="18"/>
+          <w:lang w:val="en-US"/>
         </w:rPr>
         <w:t>#include &lt;iostream&gt;</w:t>
       </w:r>
     </w:p>
     <w:p>
       <w:pPr>
-        <w:keepNext w:val="0"/>
-        <w:spacing w:after="0" w:before="0" w:line="240" w:lineRule="auto"/>
-        <w:ind w:right="-142"/>
-      </w:pPr>
-      <w:r>
-        <w:rPr>
-          <w:rFonts w:ascii="Consolas" w:hAnsi="Consolas" w:cs="Consolas" w:eastAsia="Consolas"/>
-          <w:b w:val="0"/>
-          <w:i w:val="0"/>
-          <w:sz w:val="18"/>
+        <w:spacing w:after="0" w:line="240" w:lineRule="auto"/>
+        <w:ind w:right="-142"/>
+        <w:rPr>
+          <w:lang w:val="en-US"/>
+        </w:rPr>
+      </w:pPr>
+      <w:r>
+        <w:rPr>
+          <w:rFonts w:ascii="Consolas" w:eastAsia="Consolas" w:hAnsi="Consolas" w:cs="Consolas"/>
+          <w:sz w:val="18"/>
+          <w:lang w:val="en-US"/>
         </w:rPr>
         <w:t>#include &lt;cstdio&gt;</w:t>
       </w:r>
     </w:p>
     <w:p>
       <w:pPr>
-        <w:keepNext w:val="0"/>
-        <w:spacing w:after="0" w:before="0" w:line="240" w:lineRule="auto"/>
-        <w:ind w:right="-142"/>
-      </w:pPr>
-      <w:r>
-        <w:rPr>
-          <w:rFonts w:ascii="Consolas" w:hAnsi="Consolas" w:cs="Consolas" w:eastAsia="Consolas"/>
-          <w:b w:val="0"/>
-          <w:i w:val="0"/>
-          <w:sz w:val="18"/>
+        <w:spacing w:after="0" w:line="240" w:lineRule="auto"/>
+        <w:ind w:right="-142"/>
+        <w:rPr>
+          <w:lang w:val="en-US"/>
+        </w:rPr>
+      </w:pPr>
+      <w:r>
+        <w:rPr>
+          <w:rFonts w:ascii="Consolas" w:eastAsia="Consolas" w:hAnsi="Consolas" w:cs="Consolas"/>
+          <w:sz w:val="18"/>
+          <w:lang w:val="en-US"/>
         </w:rPr>
         <w:t>#include &lt;clocale&gt;</w:t>
       </w:r>
     </w:p>
     <w:p>
       <w:pPr>
-        <w:keepNext w:val="0"/>
-        <w:spacing w:after="0" w:before="0" w:line="240" w:lineRule="auto"/>
-        <w:ind w:right="-142"/>
-      </w:pPr>
-      <w:r>
-        <w:rPr>
-          <w:rFonts w:ascii="Consolas" w:hAnsi="Consolas" w:cs="Consolas" w:eastAsia="Consolas"/>
-          <w:b w:val="0"/>
-          <w:i w:val="0"/>
-          <w:sz w:val="18"/>
+        <w:spacing w:after="0" w:line="240" w:lineRule="auto"/>
+        <w:ind w:right="-142"/>
+        <w:rPr>
+          <w:lang w:val="en-US"/>
+        </w:rPr>
+      </w:pPr>
+      <w:r>
+        <w:rPr>
+          <w:rFonts w:ascii="Consolas" w:eastAsia="Consolas" w:hAnsi="Consolas" w:cs="Consolas"/>
+          <w:sz w:val="18"/>
+          <w:lang w:val="en-US"/>
         </w:rPr>
         <w:t>#include &lt;cstdlib&gt;</w:t>
       </w:r>
     </w:p>
     <w:p>
       <w:pPr>
-        <w:keepNext w:val="0"/>
-        <w:spacing w:after="0" w:before="0" w:line="240" w:lineRule="auto"/>
-        <w:ind w:right="-142"/>
-      </w:pPr>
-      <w:r>
-        <w:rPr>
-          <w:rFonts w:ascii="Consolas" w:hAnsi="Consolas" w:cs="Consolas" w:eastAsia="Consolas"/>
-          <w:b w:val="0"/>
-          <w:i w:val="0"/>
-          <w:sz w:val="18"/>
+        <w:spacing w:after="0" w:line="240" w:lineRule="auto"/>
+        <w:ind w:right="-142"/>
+        <w:rPr>
+          <w:lang w:val="en-US"/>
+        </w:rPr>
+      </w:pPr>
+      <w:r>
+        <w:rPr>
+          <w:rFonts w:ascii="Consolas" w:eastAsia="Consolas" w:hAnsi="Consolas" w:cs="Consolas"/>
+          <w:sz w:val="18"/>
+          <w:lang w:val="en-US"/>
         </w:rPr>
         <w:t>using namespace std;</w:t>
       </w:r>
     </w:p>
     <w:p>
       <w:pPr>
-        <w:keepNext w:val="0"/>
-        <w:spacing w:after="0" w:before="0" w:line="240" w:lineRule="auto"/>
-        <w:ind w:right="-142"/>
-      </w:pPr>
-      <w:r>
-        <w:rPr>
-          <w:rFonts w:ascii="Consolas" w:hAnsi="Consolas" w:cs="Consolas" w:eastAsia="Consolas"/>
-          <w:b w:val="0"/>
-          <w:i w:val="0"/>
-          <w:sz w:val="18"/>
-        </w:rPr>
-      </w:r>
-    </w:p>
-    <w:p>
-      <w:pPr>
-        <w:keepNext w:val="0"/>
-        <w:spacing w:after="0" w:before="0" w:line="240" w:lineRule="auto"/>
-        <w:ind w:right="-142"/>
-      </w:pPr>
-      <w:r>
-        <w:rPr>
-          <w:rFonts w:ascii="Consolas" w:hAnsi="Consolas" w:cs="Consolas" w:eastAsia="Consolas"/>
-          <w:b w:val="0"/>
-          <w:i w:val="0"/>
-          <w:sz w:val="18"/>
+        <w:spacing w:after="0" w:line="240" w:lineRule="auto"/>
+        <w:ind w:right="-142"/>
+        <w:rPr>
+          <w:lang w:val="en-US"/>
+        </w:rPr>
+      </w:pPr>
+    </w:p>
+    <w:p>
+      <w:pPr>
+        <w:spacing w:after="0" w:line="240" w:lineRule="auto"/>
+        <w:ind w:right="-142"/>
+        <w:rPr>
+          <w:lang w:val="en-US"/>
+        </w:rPr>
+      </w:pPr>
+      <w:r>
+        <w:rPr>
+          <w:rFonts w:ascii="Consolas" w:eastAsia="Consolas" w:hAnsi="Consolas" w:cs="Consolas"/>
+          <w:sz w:val="18"/>
+          <w:lang w:val="en-US"/>
         </w:rPr>
         <w:t>struct House</w:t>
       </w:r>
     </w:p>
     <w:p>
       <w:pPr>
-        <w:keepNext w:val="0"/>
-        <w:spacing w:after="0" w:before="0" w:line="240" w:lineRule="auto"/>
-        <w:ind w:right="-142"/>
-      </w:pPr>
-      <w:r>
-        <w:rPr>
-          <w:rFonts w:ascii="Consolas" w:hAnsi="Consolas" w:cs="Consolas" w:eastAsia="Consolas"/>
-          <w:b w:val="0"/>
-          <w:i w:val="0"/>
-          <w:sz w:val="18"/>
+        <w:spacing w:after="0" w:line="240" w:lineRule="auto"/>
+        <w:ind w:right="-142"/>
+        <w:rPr>
+          <w:lang w:val="en-US"/>
+        </w:rPr>
+      </w:pPr>
+      <w:r>
+        <w:rPr>
+          <w:rFonts w:ascii="Consolas" w:eastAsia="Consolas" w:hAnsi="Consolas" w:cs="Consolas"/>
+          <w:sz w:val="18"/>
+          <w:lang w:val="en-US"/>
         </w:rPr>
         <w:t>{</w:t>
       </w:r>
     </w:p>
     <w:p>
       <w:pPr>
-        <w:keepNext w:val="0"/>
-        <w:spacing w:after="0" w:before="0" w:line="240" w:lineRule="auto"/>
-        <w:ind w:right="-142"/>
-      </w:pPr>
-      <w:r>
-        <w:rPr>
-          <w:rFonts w:ascii="Consolas" w:hAnsi="Consolas" w:cs="Consolas" w:eastAsia="Consolas"/>
-          <w:b w:val="0"/>
-          <w:i w:val="0"/>
-          <w:sz w:val="18"/>
+        <w:spacing w:after="0" w:line="240" w:lineRule="auto"/>
+        <w:ind w:right="-142"/>
+        <w:rPr>
+          <w:lang w:val="en-US"/>
+        </w:rPr>
+      </w:pPr>
+      <w:r>
+        <w:rPr>
+          <w:rFonts w:ascii="Consolas" w:eastAsia="Consolas" w:hAnsi="Consolas" w:cs="Consolas"/>
+          <w:sz w:val="18"/>
+          <w:lang w:val="en-US"/>
         </w:rPr>
         <w:t xml:space="preserve">    char address[64];</w:t>
       </w:r>
     </w:p>
     <w:p>
       <w:pPr>
-        <w:keepNext w:val="0"/>
-        <w:spacing w:after="0" w:before="0" w:line="240" w:lineRule="auto"/>
-        <w:ind w:right="-142"/>
-      </w:pPr>
-      <w:r>
-        <w:rPr>
-          <w:rFonts w:ascii="Consolas" w:hAnsi="Consolas" w:cs="Consolas" w:eastAsia="Consolas"/>
-          <w:b w:val="0"/>
-          <w:i w:val="0"/>
-          <w:sz w:val="18"/>
+        <w:spacing w:after="0" w:line="240" w:lineRule="auto"/>
+        <w:ind w:right="-142"/>
+        <w:rPr>
+          <w:lang w:val="en-US"/>
+        </w:rPr>
+      </w:pPr>
+      <w:r>
+        <w:rPr>
+          <w:rFonts w:ascii="Consolas" w:eastAsia="Consolas" w:hAnsi="Consolas" w:cs="Consolas"/>
+          <w:sz w:val="18"/>
+          <w:lang w:val="en-US"/>
         </w:rPr>
         <w:t xml:space="preserve">    double area;</w:t>
       </w:r>
     </w:p>
     <w:p>
       <w:pPr>
-        <w:keepNext w:val="0"/>
-        <w:spacing w:after="0" w:before="0" w:line="240" w:lineRule="auto"/>
-        <w:ind w:right="-142"/>
-      </w:pPr>
-      <w:r>
-        <w:rPr>
-          <w:rFonts w:ascii="Consolas" w:hAnsi="Consolas" w:cs="Consolas" w:eastAsia="Consolas"/>
-          <w:b w:val="0"/>
-          <w:i w:val="0"/>
-          <w:sz w:val="18"/>
+        <w:spacing w:after="0" w:line="240" w:lineRule="auto"/>
+        <w:ind w:right="-142"/>
+        <w:rPr>
+          <w:lang w:val="en-US"/>
+        </w:rPr>
+      </w:pPr>
+      <w:r>
+        <w:rPr>
+          <w:rFonts w:ascii="Consolas" w:eastAsia="Consolas" w:hAnsi="Consolas" w:cs="Consolas"/>
+          <w:sz w:val="18"/>
+          <w:lang w:val="en-US"/>
         </w:rPr>
         <w:t xml:space="preserve">    int residents;</w:t>
       </w:r>
     </w:p>
     <w:p>
       <w:pPr>
-        <w:keepNext w:val="0"/>
-        <w:spacing w:after="0" w:before="0" w:line="240" w:lineRule="auto"/>
-        <w:ind w:right="-142"/>
-      </w:pPr>
-      <w:r>
-        <w:rPr>
-          <w:rFonts w:ascii="Consolas" w:hAnsi="Consolas" w:cs="Consolas" w:eastAsia="Consolas"/>
-          <w:b w:val="0"/>
-          <w:i w:val="0"/>
-          <w:sz w:val="18"/>
+        <w:spacing w:after="0" w:line="240" w:lineRule="auto"/>
+        <w:ind w:right="-142"/>
+        <w:rPr>
+          <w:lang w:val="en-US"/>
+        </w:rPr>
+      </w:pPr>
+      <w:r>
+        <w:rPr>
+          <w:rFonts w:ascii="Consolas" w:eastAsia="Consolas" w:hAnsi="Consolas" w:cs="Consolas"/>
+          <w:sz w:val="18"/>
+          <w:lang w:val="en-US"/>
         </w:rPr>
         <w:t>};</w:t>
       </w:r>
     </w:p>
     <w:p>
       <w:pPr>
-        <w:keepNext w:val="0"/>
-        <w:spacing w:after="0" w:before="0" w:line="240" w:lineRule="auto"/>
-        <w:ind w:right="-142"/>
-      </w:pPr>
-      <w:r>
-        <w:rPr>
-          <w:rFonts w:ascii="Consolas" w:hAnsi="Consolas" w:cs="Consolas" w:eastAsia="Consolas"/>
-          <w:b w:val="0"/>
-          <w:i w:val="0"/>
-          <w:sz w:val="18"/>
-        </w:rPr>
-      </w:r>
-    </w:p>
-    <w:p>
-      <w:pPr>
-        <w:keepNext w:val="0"/>
-        <w:spacing w:after="0" w:before="0" w:line="240" w:lineRule="auto"/>
-        <w:ind w:right="-142"/>
-      </w:pPr>
-      <w:r>
-        <w:rPr>
-          <w:rFonts w:ascii="Consolas" w:hAnsi="Consolas" w:cs="Consolas" w:eastAsia="Consolas"/>
-          <w:b w:val="0"/>
-          <w:i w:val="0"/>
-          <w:sz w:val="18"/>
+        <w:spacing w:after="0" w:line="240" w:lineRule="auto"/>
+        <w:ind w:right="-142"/>
+        <w:rPr>
+          <w:lang w:val="en-US"/>
+        </w:rPr>
+      </w:pPr>
+    </w:p>
+    <w:p>
+      <w:pPr>
+        <w:spacing w:after="0" w:line="240" w:lineRule="auto"/>
+        <w:ind w:right="-142"/>
+        <w:rPr>
+          <w:lang w:val="en-US"/>
+        </w:rPr>
+      </w:pPr>
+      <w:r>
+        <w:rPr>
+          <w:rFonts w:ascii="Consolas" w:eastAsia="Consolas" w:hAnsi="Consolas" w:cs="Consolas"/>
+          <w:sz w:val="18"/>
+          <w:lang w:val="en-US"/>
         </w:rPr>
         <w:t>const int N = 5;</w:t>
       </w:r>
     </w:p>
     <w:p>
       <w:pPr>
-        <w:keepNext w:val="0"/>
-        <w:spacing w:after="0" w:before="0" w:line="240" w:lineRule="auto"/>
-        <w:ind w:right="-142"/>
-      </w:pPr>
-      <w:r>
-        <w:rPr>
-          <w:rFonts w:ascii="Consolas" w:hAnsi="Consolas" w:cs="Consolas" w:eastAsia="Consolas"/>
-          <w:b w:val="0"/>
-          <w:i w:val="0"/>
-          <w:sz w:val="18"/>
-        </w:rPr>
-      </w:r>
-    </w:p>
-    <w:p>
-      <w:pPr>
-        <w:keepNext w:val="0"/>
-        <w:spacing w:after="0" w:before="0" w:line="240" w:lineRule="auto"/>
-        <w:ind w:right="-142"/>
-      </w:pPr>
-      <w:r>
-        <w:rPr>
-          <w:rFonts w:ascii="Consolas" w:hAnsi="Consolas" w:cs="Consolas" w:eastAsia="Consolas"/>
-          <w:b w:val="0"/>
-          <w:i w:val="0"/>
-          <w:sz w:val="18"/>
+        <w:spacing w:after="0" w:line="240" w:lineRule="auto"/>
+        <w:ind w:right="-142"/>
+        <w:rPr>
+          <w:lang w:val="en-US"/>
+        </w:rPr>
+      </w:pPr>
+    </w:p>
+    <w:p>
+      <w:pPr>
+        <w:spacing w:after="0" w:line="240" w:lineRule="auto"/>
+        <w:ind w:right="-142"/>
+        <w:rPr>
+          <w:lang w:val="en-US"/>
+        </w:rPr>
+      </w:pPr>
+      <w:r>
+        <w:rPr>
+          <w:rFonts w:ascii="Consolas" w:eastAsia="Consolas" w:hAnsi="Consolas" w:cs="Consolas"/>
+          <w:sz w:val="18"/>
+          <w:lang w:val="en-US"/>
         </w:rPr>
         <w:t>int main()</w:t>
       </w:r>
     </w:p>
     <w:p>
       <w:pPr>
-        <w:keepNext w:val="0"/>
-        <w:spacing w:after="0" w:before="0" w:line="240" w:lineRule="auto"/>
-        <w:ind w:right="-142"/>
-      </w:pPr>
-      <w:r>
-        <w:rPr>
-          <w:rFonts w:ascii="Consolas" w:hAnsi="Consolas" w:cs="Consolas" w:eastAsia="Consolas"/>
-          <w:b w:val="0"/>
-          <w:i w:val="0"/>
-          <w:sz w:val="18"/>
+        <w:spacing w:after="0" w:line="240" w:lineRule="auto"/>
+        <w:ind w:right="-142"/>
+        <w:rPr>
+          <w:lang w:val="en-US"/>
+        </w:rPr>
+      </w:pPr>
+      <w:r>
+        <w:rPr>
+          <w:rFonts w:ascii="Consolas" w:eastAsia="Consolas" w:hAnsi="Consolas" w:cs="Consolas"/>
+          <w:sz w:val="18"/>
+          <w:lang w:val="en-US"/>
         </w:rPr>
         <w:t>{</w:t>
       </w:r>
     </w:p>
     <w:p>
       <w:pPr>
-        <w:keepNext w:val="0"/>
-        <w:spacing w:after="0" w:before="0" w:line="240" w:lineRule="auto"/>
-        <w:ind w:right="-142"/>
-      </w:pPr>
-      <w:r>
-        <w:rPr>
-          <w:rFonts w:ascii="Consolas" w:hAnsi="Consolas" w:cs="Consolas" w:eastAsia="Consolas"/>
-          <w:b w:val="0"/>
-          <w:i w:val="0"/>
-          <w:sz w:val="18"/>
+        <w:spacing w:after="0" w:line="240" w:lineRule="auto"/>
+        <w:ind w:right="-142"/>
+        <w:rPr>
+          <w:lang w:val="en-US"/>
+        </w:rPr>
+      </w:pPr>
+      <w:r>
+        <w:rPr>
+          <w:rFonts w:ascii="Consolas" w:eastAsia="Consolas" w:hAnsi="Consolas" w:cs="Consolas"/>
+          <w:sz w:val="18"/>
+          <w:lang w:val="en-US"/>
         </w:rPr>
         <w:t xml:space="preserve">    setlocale(LC_CTYPE, "rus");</w:t>
       </w:r>
     </w:p>
     <w:p>
       <w:pPr>
-        <w:keepNext w:val="0"/>
-        <w:spacing w:after="0" w:before="0" w:line="240" w:lineRule="auto"/>
-        <w:ind w:right="-142"/>
-      </w:pPr>
-      <w:r>
-        <w:rPr>
-          <w:rFonts w:ascii="Consolas" w:hAnsi="Consolas" w:cs="Consolas" w:eastAsia="Consolas"/>
-          <w:b w:val="0"/>
-          <w:i w:val="0"/>
-          <w:sz w:val="18"/>
-        </w:rPr>
-      </w:r>
-    </w:p>
-    <w:p>
-      <w:pPr>
-        <w:keepNext w:val="0"/>
-        <w:spacing w:after="0" w:before="0" w:line="240" w:lineRule="auto"/>
-        <w:ind w:right="-142"/>
-      </w:pPr>
-      <w:r>
-        <w:rPr>
-          <w:rFonts w:ascii="Consolas" w:hAnsi="Consolas" w:cs="Consolas" w:eastAsia="Consolas"/>
-          <w:b w:val="0"/>
-          <w:i w:val="0"/>
-          <w:sz w:val="18"/>
-        </w:rPr>
-        <w:t xml:space="preserve">    // Задание 1</w:t>
-      </w:r>
-    </w:p>
-    <w:p>
-      <w:pPr>
-        <w:keepNext w:val="0"/>
-        <w:spacing w:after="0" w:before="0" w:line="240" w:lineRule="auto"/>
-        <w:ind w:right="-142"/>
-      </w:pPr>
-      <w:r>
-        <w:rPr>
-          <w:rFonts w:ascii="Consolas" w:hAnsi="Consolas" w:cs="Consolas" w:eastAsia="Consolas"/>
-          <w:b w:val="0"/>
-          <w:i w:val="0"/>
+        <w:spacing w:after="0" w:line="240" w:lineRule="auto"/>
+        <w:ind w:right="-142"/>
+        <w:rPr>
+          <w:lang w:val="en-US"/>
+        </w:rPr>
+      </w:pPr>
+    </w:p>
+    <w:p>
+      <w:pPr>
+        <w:spacing w:after="0" w:line="240" w:lineRule="auto"/>
+        <w:ind w:right="-142"/>
+      </w:pPr>
+      <w:r>
+        <w:rPr>
+          <w:rFonts w:ascii="Consolas" w:eastAsia="Consolas" w:hAnsi="Consolas" w:cs="Consolas"/>
+          <w:sz w:val="18"/>
+          <w:lang w:val="en-US"/>
+        </w:rPr>
+        <w:lastRenderedPageBreak/>
+        <w:t xml:space="preserve">    </w:t>
+      </w:r>
+      <w:r>
+        <w:rPr>
+          <w:rFonts w:ascii="Consolas" w:eastAsia="Consolas" w:hAnsi="Consolas" w:cs="Consolas"/>
+          <w:sz w:val="18"/>
+        </w:rPr>
+        <w:t>// Задание 1</w:t>
+      </w:r>
+    </w:p>
+    <w:p>
+      <w:pPr>
+        <w:spacing w:after="0" w:line="240" w:lineRule="auto"/>
+        <w:ind w:right="-142"/>
+      </w:pPr>
+      <w:r>
+        <w:rPr>
+          <w:rFonts w:ascii="Consolas" w:eastAsia="Consolas" w:hAnsi="Consolas" w:cs="Consolas"/>
           <w:sz w:val="18"/>
         </w:rPr>
         <w:t xml:space="preserve">    int brigade;</w:t>
@@ -3248,15 +3211,12 @@
     </w:p>
     <w:p>
       <w:pPr>
-        <w:keepNext w:val="0"/>
-        <w:spacing w:after="0" w:before="0" w:line="240" w:lineRule="auto"/>
-        <w:ind w:right="-142"/>
-      </w:pPr>
-      <w:r>
-        <w:rPr>
-          <w:rFonts w:ascii="Consolas" w:hAnsi="Consolas" w:cs="Consolas" w:eastAsia="Consolas"/>
-          <w:b w:val="0"/>
-          <w:i w:val="0"/>
+        <w:spacing w:after="0" w:line="240" w:lineRule="auto"/>
+        <w:ind w:right="-142"/>
+      </w:pPr>
+      <w:r>
+        <w:rPr>
+          <w:rFonts w:ascii="Consolas" w:eastAsia="Consolas" w:hAnsi="Consolas" w:cs="Consolas"/>
           <w:sz w:val="18"/>
         </w:rPr>
         <w:t xml:space="preserve">    cout &lt;&lt; "Введите номер бригады: ";</w:t>
@@ -3264,15 +3224,12 @@
     </w:p>
     <w:p>
       <w:pPr>
-        <w:keepNext w:val="0"/>
-        <w:spacing w:after="0" w:before="0" w:line="240" w:lineRule="auto"/>
-        <w:ind w:right="-142"/>
-      </w:pPr>
-      <w:r>
-        <w:rPr>
-          <w:rFonts w:ascii="Consolas" w:hAnsi="Consolas" w:cs="Consolas" w:eastAsia="Consolas"/>
-          <w:b w:val="0"/>
-          <w:i w:val="0"/>
+        <w:spacing w:after="0" w:line="240" w:lineRule="auto"/>
+        <w:ind w:right="-142"/>
+      </w:pPr>
+      <w:r>
+        <w:rPr>
+          <w:rFonts w:ascii="Consolas" w:eastAsia="Consolas" w:hAnsi="Consolas" w:cs="Consolas"/>
           <w:sz w:val="18"/>
         </w:rPr>
         <w:t xml:space="preserve">    cin &gt;&gt; brigade;</w:t>
@@ -3280,15 +3237,12 @@
     </w:p>
     <w:p>
       <w:pPr>
-        <w:keepNext w:val="0"/>
-        <w:spacing w:after="0" w:before="0" w:line="240" w:lineRule="auto"/>
-        <w:ind w:right="-142"/>
-      </w:pPr>
-      <w:r>
-        <w:rPr>
-          <w:rFonts w:ascii="Consolas" w:hAnsi="Consolas" w:cs="Consolas" w:eastAsia="Consolas"/>
-          <w:b w:val="0"/>
-          <w:i w:val="0"/>
+        <w:spacing w:after="0" w:line="240" w:lineRule="auto"/>
+        <w:ind w:right="-142"/>
+      </w:pPr>
+      <w:r>
+        <w:rPr>
+          <w:rFonts w:ascii="Consolas" w:eastAsia="Consolas" w:hAnsi="Consolas" w:cs="Consolas"/>
           <w:sz w:val="18"/>
         </w:rPr>
         <w:t xml:space="preserve">    if (!cin)</w:t>
@@ -3296,15 +3250,12 @@
     </w:p>
     <w:p>
       <w:pPr>
-        <w:keepNext w:val="0"/>
-        <w:spacing w:after="0" w:before="0" w:line="240" w:lineRule="auto"/>
-        <w:ind w:right="-142"/>
-      </w:pPr>
-      <w:r>
-        <w:rPr>
-          <w:rFonts w:ascii="Consolas" w:hAnsi="Consolas" w:cs="Consolas" w:eastAsia="Consolas"/>
-          <w:b w:val="0"/>
-          <w:i w:val="0"/>
+        <w:spacing w:after="0" w:line="240" w:lineRule="auto"/>
+        <w:ind w:right="-142"/>
+      </w:pPr>
+      <w:r>
+        <w:rPr>
+          <w:rFonts w:ascii="Consolas" w:eastAsia="Consolas" w:hAnsi="Consolas" w:cs="Consolas"/>
           <w:sz w:val="18"/>
         </w:rPr>
         <w:t xml:space="preserve">    {</w:t>
@@ -3312,15 +3263,12 @@
     </w:p>
     <w:p>
       <w:pPr>
-        <w:keepNext w:val="0"/>
-        <w:spacing w:after="0" w:before="0" w:line="240" w:lineRule="auto"/>
-        <w:ind w:right="-142"/>
-      </w:pPr>
-      <w:r>
-        <w:rPr>
-          <w:rFonts w:ascii="Consolas" w:hAnsi="Consolas" w:cs="Consolas" w:eastAsia="Consolas"/>
-          <w:b w:val="0"/>
-          <w:i w:val="0"/>
+        <w:spacing w:after="0" w:line="240" w:lineRule="auto"/>
+        <w:ind w:right="-142"/>
+      </w:pPr>
+      <w:r>
+        <w:rPr>
+          <w:rFonts w:ascii="Consolas" w:eastAsia="Consolas" w:hAnsi="Consolas" w:cs="Consolas"/>
           <w:sz w:val="18"/>
         </w:rPr>
         <w:t xml:space="preserve">        cout &lt;&lt; "Ошибка ввода номера бригады" &lt;&lt; endl;</w:t>
@@ -3328,839 +3276,1639 @@
     </w:p>
     <w:p>
       <w:pPr>
-        <w:keepNext w:val="0"/>
-        <w:spacing w:after="0" w:before="0" w:line="240" w:lineRule="auto"/>
-        <w:ind w:right="-142"/>
-      </w:pPr>
-      <w:r>
-        <w:rPr>
-          <w:rFonts w:ascii="Consolas" w:hAnsi="Consolas" w:cs="Consolas" w:eastAsia="Consolas"/>
-          <w:b w:val="0"/>
-          <w:i w:val="0"/>
-          <w:sz w:val="18"/>
+        <w:spacing w:after="0" w:line="240" w:lineRule="auto"/>
+        <w:ind w:right="-142"/>
+        <w:rPr>
+          <w:lang w:val="en-US"/>
+        </w:rPr>
+      </w:pPr>
+      <w:r>
+        <w:rPr>
+          <w:rFonts w:ascii="Consolas" w:eastAsia="Consolas" w:hAnsi="Consolas" w:cs="Consolas"/>
+          <w:sz w:val="18"/>
+        </w:rPr>
+        <w:t xml:space="preserve">        </w:t>
+      </w:r>
+      <w:r>
+        <w:rPr>
+          <w:rFonts w:ascii="Consolas" w:eastAsia="Consolas" w:hAnsi="Consolas" w:cs="Consolas"/>
+          <w:sz w:val="18"/>
+          <w:lang w:val="en-US"/>
+        </w:rPr>
+        <w:t>system("pause");</w:t>
+      </w:r>
+    </w:p>
+    <w:p>
+      <w:pPr>
+        <w:spacing w:after="0" w:line="240" w:lineRule="auto"/>
+        <w:ind w:right="-142"/>
+        <w:rPr>
+          <w:lang w:val="en-US"/>
+        </w:rPr>
+      </w:pPr>
+      <w:r>
+        <w:rPr>
+          <w:rFonts w:ascii="Consolas" w:eastAsia="Consolas" w:hAnsi="Consolas" w:cs="Consolas"/>
+          <w:sz w:val="18"/>
+          <w:lang w:val="en-US"/>
+        </w:rPr>
+        <w:t xml:space="preserve">        return 1;</w:t>
+      </w:r>
+    </w:p>
+    <w:p>
+      <w:pPr>
+        <w:spacing w:after="0" w:line="240" w:lineRule="auto"/>
+        <w:ind w:right="-142"/>
+        <w:rPr>
+          <w:lang w:val="en-US"/>
+        </w:rPr>
+      </w:pPr>
+      <w:r>
+        <w:rPr>
+          <w:rFonts w:ascii="Consolas" w:eastAsia="Consolas" w:hAnsi="Consolas" w:cs="Consolas"/>
+          <w:sz w:val="18"/>
+          <w:lang w:val="en-US"/>
+        </w:rPr>
+        <w:t xml:space="preserve">    }</w:t>
+      </w:r>
+    </w:p>
+    <w:p>
+      <w:pPr>
+        <w:spacing w:after="0" w:line="240" w:lineRule="auto"/>
+        <w:ind w:right="-142"/>
+        <w:rPr>
+          <w:lang w:val="en-US"/>
+        </w:rPr>
+      </w:pPr>
+    </w:p>
+    <w:p>
+      <w:pPr>
+        <w:spacing w:after="0" w:line="240" w:lineRule="auto"/>
+        <w:ind w:right="-142"/>
+        <w:rPr>
+          <w:lang w:val="en-US"/>
+        </w:rPr>
+      </w:pPr>
+      <w:r>
+        <w:rPr>
+          <w:rFonts w:ascii="Consolas" w:eastAsia="Consolas" w:hAnsi="Consolas" w:cs="Consolas"/>
+          <w:sz w:val="18"/>
+          <w:lang w:val="en-US"/>
+        </w:rPr>
+        <w:t xml:space="preserve">    char student1[] = "</w:t>
+      </w:r>
+      <w:r>
+        <w:rPr>
+          <w:rFonts w:ascii="Consolas" w:eastAsia="Consolas" w:hAnsi="Consolas" w:cs="Consolas"/>
+          <w:sz w:val="18"/>
+        </w:rPr>
+        <w:t>Царегородцев</w:t>
+      </w:r>
+      <w:r>
+        <w:rPr>
+          <w:rFonts w:ascii="Consolas" w:eastAsia="Consolas" w:hAnsi="Consolas" w:cs="Consolas"/>
+          <w:sz w:val="18"/>
+          <w:lang w:val="en-US"/>
+        </w:rPr>
+        <w:t>";</w:t>
+      </w:r>
+    </w:p>
+    <w:p>
+      <w:pPr>
+        <w:spacing w:after="0" w:line="240" w:lineRule="auto"/>
+        <w:ind w:right="-142"/>
+      </w:pPr>
+      <w:r>
+        <w:rPr>
+          <w:rFonts w:ascii="Consolas" w:eastAsia="Consolas" w:hAnsi="Consolas" w:cs="Consolas"/>
+          <w:sz w:val="18"/>
+          <w:lang w:val="en-US"/>
+        </w:rPr>
+        <w:t xml:space="preserve">    </w:t>
+      </w:r>
+      <w:r>
+        <w:rPr>
+          <w:rFonts w:ascii="Consolas" w:eastAsia="Consolas" w:hAnsi="Consolas" w:cs="Consolas"/>
+          <w:sz w:val="18"/>
+        </w:rPr>
+        <w:t>char student2[] = "Марченко";</w:t>
+      </w:r>
+    </w:p>
+    <w:p>
+      <w:pPr>
+        <w:spacing w:after="0" w:line="240" w:lineRule="auto"/>
+        <w:ind w:right="-142"/>
+      </w:pPr>
+    </w:p>
+    <w:p>
+      <w:pPr>
+        <w:spacing w:after="0" w:line="240" w:lineRule="auto"/>
+        <w:ind w:right="-142"/>
+      </w:pPr>
+      <w:r>
+        <w:rPr>
+          <w:rFonts w:ascii="Consolas" w:eastAsia="Consolas" w:hAnsi="Consolas" w:cs="Consolas"/>
+          <w:sz w:val="18"/>
+        </w:rPr>
+        <w:t xml:space="preserve">    // Вывод с помощью потокового вывода cout</w:t>
+      </w:r>
+    </w:p>
+    <w:p>
+      <w:pPr>
+        <w:spacing w:after="0" w:line="240" w:lineRule="auto"/>
+        <w:ind w:right="-142"/>
+        <w:rPr>
+          <w:lang w:val="en-US"/>
+        </w:rPr>
+      </w:pPr>
+      <w:r>
+        <w:rPr>
+          <w:rFonts w:ascii="Consolas" w:eastAsia="Consolas" w:hAnsi="Consolas" w:cs="Consolas"/>
+          <w:sz w:val="18"/>
+        </w:rPr>
+        <w:t xml:space="preserve">    </w:t>
+      </w:r>
+      <w:r>
+        <w:rPr>
+          <w:rFonts w:ascii="Consolas" w:eastAsia="Consolas" w:hAnsi="Consolas" w:cs="Consolas"/>
+          <w:sz w:val="18"/>
+          <w:lang w:val="en-US"/>
+        </w:rPr>
+        <w:t>cout &lt;&lt; "\n</w:t>
+      </w:r>
+      <w:r>
+        <w:rPr>
+          <w:rFonts w:ascii="Consolas" w:eastAsia="Consolas" w:hAnsi="Consolas" w:cs="Consolas"/>
+          <w:sz w:val="18"/>
+        </w:rPr>
+        <w:t>Бригада</w:t>
+      </w:r>
+      <w:r>
+        <w:rPr>
+          <w:rFonts w:ascii="Consolas" w:eastAsia="Consolas" w:hAnsi="Consolas" w:cs="Consolas"/>
+          <w:sz w:val="18"/>
+          <w:lang w:val="en-US"/>
+        </w:rPr>
+        <w:t xml:space="preserve"> № " &lt;&lt; brigade &lt;&lt; endl;</w:t>
+      </w:r>
+    </w:p>
+    <w:p>
+      <w:pPr>
+        <w:spacing w:after="0" w:line="240" w:lineRule="auto"/>
+        <w:ind w:right="-142"/>
+        <w:rPr>
+          <w:lang w:val="en-US"/>
+        </w:rPr>
+      </w:pPr>
+      <w:r>
+        <w:rPr>
+          <w:rFonts w:ascii="Consolas" w:eastAsia="Consolas" w:hAnsi="Consolas" w:cs="Consolas"/>
+          <w:sz w:val="18"/>
+          <w:lang w:val="en-US"/>
+        </w:rPr>
+        <w:t xml:space="preserve">    cout &lt;&lt; student1 &lt;&lt; endl;</w:t>
+      </w:r>
+    </w:p>
+    <w:p>
+      <w:pPr>
+        <w:spacing w:after="0" w:line="240" w:lineRule="auto"/>
+        <w:ind w:right="-142"/>
+        <w:rPr>
+          <w:lang w:val="en-US"/>
+        </w:rPr>
+      </w:pPr>
+      <w:r>
+        <w:rPr>
+          <w:rFonts w:ascii="Consolas" w:eastAsia="Consolas" w:hAnsi="Consolas" w:cs="Consolas"/>
+          <w:sz w:val="18"/>
+          <w:lang w:val="en-US"/>
+        </w:rPr>
+        <w:t xml:space="preserve">    cout &lt;&lt; student2 &lt;&lt; endl;</w:t>
+      </w:r>
+    </w:p>
+    <w:p>
+      <w:pPr>
+        <w:spacing w:after="0" w:line="240" w:lineRule="auto"/>
+        <w:ind w:right="-142"/>
+        <w:rPr>
+          <w:lang w:val="en-US"/>
+        </w:rPr>
+      </w:pPr>
+      <w:r>
+        <w:rPr>
+          <w:rFonts w:ascii="Consolas" w:eastAsia="Consolas" w:hAnsi="Consolas" w:cs="Consolas"/>
+          <w:sz w:val="18"/>
+          <w:lang w:val="en-US"/>
+        </w:rPr>
+        <w:t xml:space="preserve">    cout &lt;&lt; endl;</w:t>
+      </w:r>
+    </w:p>
+    <w:p>
+      <w:pPr>
+        <w:spacing w:after="0" w:line="240" w:lineRule="auto"/>
+        <w:ind w:right="-142"/>
+        <w:rPr>
+          <w:lang w:val="en-US"/>
+        </w:rPr>
+      </w:pPr>
+    </w:p>
+    <w:p>
+      <w:pPr>
+        <w:spacing w:after="0" w:line="240" w:lineRule="auto"/>
+        <w:ind w:right="-142"/>
+      </w:pPr>
+      <w:r>
+        <w:rPr>
+          <w:rFonts w:ascii="Consolas" w:eastAsia="Consolas" w:hAnsi="Consolas" w:cs="Consolas"/>
+          <w:sz w:val="18"/>
+          <w:lang w:val="en-US"/>
+        </w:rPr>
+        <w:t xml:space="preserve">    </w:t>
+      </w:r>
+      <w:r>
+        <w:rPr>
+          <w:rFonts w:ascii="Consolas" w:eastAsia="Consolas" w:hAnsi="Consolas" w:cs="Consolas"/>
+          <w:sz w:val="18"/>
+        </w:rPr>
+        <w:t>// Повтор вывода с помощью printf_s</w:t>
+      </w:r>
+    </w:p>
+    <w:p>
+      <w:pPr>
+        <w:spacing w:after="0" w:line="240" w:lineRule="auto"/>
+        <w:ind w:right="-142"/>
+        <w:rPr>
+          <w:lang w:val="en-US"/>
+        </w:rPr>
+      </w:pPr>
+      <w:r>
+        <w:rPr>
+          <w:rFonts w:ascii="Consolas" w:eastAsia="Consolas" w:hAnsi="Consolas" w:cs="Consolas"/>
+          <w:sz w:val="18"/>
+        </w:rPr>
+        <w:t xml:space="preserve">    </w:t>
+      </w:r>
+      <w:r>
+        <w:rPr>
+          <w:rFonts w:ascii="Consolas" w:eastAsia="Consolas" w:hAnsi="Consolas" w:cs="Consolas"/>
+          <w:sz w:val="18"/>
+          <w:lang w:val="en-US"/>
+        </w:rPr>
+        <w:t>printf_s("</w:t>
+      </w:r>
+      <w:r>
+        <w:rPr>
+          <w:rFonts w:ascii="Consolas" w:eastAsia="Consolas" w:hAnsi="Consolas" w:cs="Consolas"/>
+          <w:sz w:val="18"/>
+        </w:rPr>
+        <w:t>Бригада</w:t>
+      </w:r>
+      <w:r>
+        <w:rPr>
+          <w:rFonts w:ascii="Consolas" w:eastAsia="Consolas" w:hAnsi="Consolas" w:cs="Consolas"/>
+          <w:sz w:val="18"/>
+          <w:lang w:val="en-US"/>
+        </w:rPr>
+        <w:t xml:space="preserve"> № %d\n", brigade);</w:t>
+      </w:r>
+    </w:p>
+    <w:p>
+      <w:pPr>
+        <w:spacing w:after="0" w:line="240" w:lineRule="auto"/>
+        <w:ind w:right="-142"/>
+        <w:rPr>
+          <w:lang w:val="en-US"/>
+        </w:rPr>
+      </w:pPr>
+      <w:r>
+        <w:rPr>
+          <w:rFonts w:ascii="Consolas" w:eastAsia="Consolas" w:hAnsi="Consolas" w:cs="Consolas"/>
+          <w:sz w:val="18"/>
+          <w:lang w:val="en-US"/>
+        </w:rPr>
+        <w:t xml:space="preserve">    printf_s("%s\n", student1);</w:t>
+      </w:r>
+    </w:p>
+    <w:p>
+      <w:pPr>
+        <w:spacing w:after="0" w:line="240" w:lineRule="auto"/>
+        <w:ind w:right="-142"/>
+        <w:rPr>
+          <w:lang w:val="en-US"/>
+        </w:rPr>
+      </w:pPr>
+      <w:r>
+        <w:rPr>
+          <w:rFonts w:ascii="Consolas" w:eastAsia="Consolas" w:hAnsi="Consolas" w:cs="Consolas"/>
+          <w:sz w:val="18"/>
+          <w:lang w:val="en-US"/>
+        </w:rPr>
+        <w:t xml:space="preserve">    printf_s("%s\n", student2);</w:t>
+      </w:r>
+    </w:p>
+    <w:p>
+      <w:pPr>
+        <w:spacing w:after="0" w:line="240" w:lineRule="auto"/>
+        <w:ind w:right="-142"/>
+        <w:rPr>
+          <w:lang w:val="en-US"/>
+        </w:rPr>
+      </w:pPr>
+      <w:r>
+        <w:rPr>
+          <w:rFonts w:ascii="Consolas" w:eastAsia="Consolas" w:hAnsi="Consolas" w:cs="Consolas"/>
+          <w:sz w:val="18"/>
+          <w:lang w:val="en-US"/>
+        </w:rPr>
+        <w:t xml:space="preserve">    printf_s("\n");</w:t>
+      </w:r>
+    </w:p>
+    <w:p>
+      <w:pPr>
+        <w:spacing w:after="0" w:line="240" w:lineRule="auto"/>
+        <w:ind w:right="-142"/>
+        <w:rPr>
+          <w:lang w:val="en-US"/>
+        </w:rPr>
+      </w:pPr>
+    </w:p>
+    <w:p>
+      <w:pPr>
+        <w:spacing w:after="0" w:line="240" w:lineRule="auto"/>
+        <w:ind w:right="-142"/>
+        <w:rPr>
+          <w:lang w:val="en-US"/>
+        </w:rPr>
+      </w:pPr>
+      <w:r>
+        <w:rPr>
+          <w:rFonts w:ascii="Consolas" w:eastAsia="Consolas" w:hAnsi="Consolas" w:cs="Consolas"/>
+          <w:sz w:val="18"/>
+          <w:lang w:val="en-US"/>
+        </w:rPr>
+        <w:t xml:space="preserve">    int mas[3] = { 1, 2, 3 };</w:t>
+      </w:r>
+    </w:p>
+    <w:p>
+      <w:pPr>
+        <w:spacing w:after="0" w:line="240" w:lineRule="auto"/>
+        <w:ind w:right="-142"/>
+        <w:rPr>
+          <w:lang w:val="en-US"/>
+        </w:rPr>
+      </w:pPr>
+      <w:r>
+        <w:rPr>
+          <w:rFonts w:ascii="Consolas" w:eastAsia="Consolas" w:hAnsi="Consolas" w:cs="Consolas"/>
+          <w:sz w:val="18"/>
+          <w:lang w:val="en-US"/>
+        </w:rPr>
+        <w:t xml:space="preserve">    int mmm[3] = { 4, 5, 6 };</w:t>
+      </w:r>
+    </w:p>
+    <w:p>
+      <w:pPr>
+        <w:spacing w:after="0" w:line="240" w:lineRule="auto"/>
+        <w:ind w:right="-142"/>
+        <w:rPr>
+          <w:lang w:val="en-US"/>
+        </w:rPr>
+      </w:pPr>
+    </w:p>
+    <w:p>
+      <w:pPr>
+        <w:spacing w:after="0" w:line="240" w:lineRule="auto"/>
+        <w:ind w:right="-142"/>
+        <w:rPr>
+          <w:lang w:val="en-US"/>
+        </w:rPr>
+      </w:pPr>
+      <w:r>
+        <w:rPr>
+          <w:rFonts w:ascii="Consolas" w:eastAsia="Consolas" w:hAnsi="Consolas" w:cs="Consolas"/>
+          <w:sz w:val="18"/>
+          <w:lang w:val="en-US"/>
+        </w:rPr>
+        <w:t xml:space="preserve">    printf_s("\nmas: %d, %d, %d\n", mas[0], mas[1], mas[2]);</w:t>
+      </w:r>
+    </w:p>
+    <w:p>
+      <w:pPr>
+        <w:spacing w:after="0" w:line="240" w:lineRule="auto"/>
+        <w:ind w:right="-142"/>
+        <w:rPr>
+          <w:lang w:val="en-US"/>
+        </w:rPr>
+      </w:pPr>
+      <w:r>
+        <w:rPr>
+          <w:rFonts w:ascii="Consolas" w:eastAsia="Consolas" w:hAnsi="Consolas" w:cs="Consolas"/>
+          <w:sz w:val="18"/>
+          <w:lang w:val="en-US"/>
+        </w:rPr>
+        <w:t xml:space="preserve">    printf_s("mmm: %d, %d, %d\n", mmm[0], mmm[1], mmm[2]);</w:t>
+      </w:r>
+    </w:p>
+    <w:p>
+      <w:pPr>
+        <w:spacing w:after="0" w:line="240" w:lineRule="auto"/>
+        <w:ind w:right="-142"/>
+        <w:rPr>
+          <w:lang w:val="en-US"/>
+        </w:rPr>
+      </w:pPr>
+    </w:p>
+    <w:p>
+      <w:pPr>
+        <w:spacing w:after="0" w:line="240" w:lineRule="auto"/>
+        <w:ind w:right="-142"/>
+      </w:pPr>
+      <w:r>
+        <w:rPr>
+          <w:rFonts w:ascii="Consolas" w:eastAsia="Consolas" w:hAnsi="Consolas" w:cs="Consolas"/>
+          <w:sz w:val="18"/>
+          <w:lang w:val="en-US"/>
+        </w:rPr>
+        <w:t xml:space="preserve">    </w:t>
+      </w:r>
+      <w:r>
+        <w:rPr>
+          <w:rFonts w:ascii="Consolas" w:eastAsia="Consolas" w:hAnsi="Consolas" w:cs="Consolas"/>
+          <w:sz w:val="18"/>
+        </w:rPr>
+        <w:t>// Задание 2</w:t>
+      </w:r>
+    </w:p>
+    <w:p>
+      <w:pPr>
+        <w:spacing w:after="0" w:line="240" w:lineRule="auto"/>
+        <w:ind w:right="-142"/>
+      </w:pPr>
+      <w:r>
+        <w:rPr>
+          <w:rFonts w:ascii="Consolas" w:eastAsia="Consolas" w:hAnsi="Consolas" w:cs="Consolas"/>
+          <w:sz w:val="18"/>
+        </w:rPr>
+        <w:t xml:space="preserve">    // Условие отбора: дом, в котором жилая площадь на одного жильца менее s</w:t>
+      </w:r>
+    </w:p>
+    <w:p>
+      <w:pPr>
+        <w:spacing w:after="0" w:line="240" w:lineRule="auto"/>
+        <w:ind w:right="-142"/>
+      </w:pPr>
+      <w:r>
+        <w:rPr>
+          <w:rFonts w:ascii="Consolas" w:eastAsia="Consolas" w:hAnsi="Consolas" w:cs="Consolas"/>
+          <w:sz w:val="18"/>
+        </w:rPr>
+        <w:t xml:space="preserve">    House houses[N] =</w:t>
+      </w:r>
+    </w:p>
+    <w:p>
+      <w:pPr>
+        <w:spacing w:after="0" w:line="240" w:lineRule="auto"/>
+        <w:ind w:right="-142"/>
+      </w:pPr>
+      <w:r>
+        <w:rPr>
+          <w:rFonts w:ascii="Consolas" w:eastAsia="Consolas" w:hAnsi="Consolas" w:cs="Consolas"/>
+          <w:sz w:val="18"/>
+        </w:rPr>
+        <w:t xml:space="preserve">    {</w:t>
+      </w:r>
+    </w:p>
+    <w:p>
+      <w:pPr>
+        <w:spacing w:after="0" w:line="240" w:lineRule="auto"/>
+        <w:ind w:right="-142"/>
+      </w:pPr>
+      <w:r>
+        <w:rPr>
+          <w:rFonts w:ascii="Consolas" w:eastAsia="Consolas" w:hAnsi="Consolas" w:cs="Consolas"/>
+          <w:sz w:val="18"/>
+        </w:rPr>
+        <w:t xml:space="preserve">        { "ул. Молодогвардейская, 244", 3200.0, 120 },</w:t>
+      </w:r>
+    </w:p>
+    <w:p>
+      <w:pPr>
+        <w:spacing w:after="0" w:line="240" w:lineRule="auto"/>
+        <w:ind w:right="-142"/>
+      </w:pPr>
+      <w:r>
+        <w:rPr>
+          <w:rFonts w:ascii="Consolas" w:eastAsia="Consolas" w:hAnsi="Consolas" w:cs="Consolas"/>
+          <w:sz w:val="18"/>
+        </w:rPr>
+        <w:t xml:space="preserve">        { "ул. Галактионовская, 141",   1500.0,  90 },</w:t>
+      </w:r>
+    </w:p>
+    <w:p>
+      <w:pPr>
+        <w:spacing w:after="0" w:line="240" w:lineRule="auto"/>
+        <w:ind w:right="-142"/>
+      </w:pPr>
+      <w:r>
+        <w:rPr>
+          <w:rFonts w:ascii="Consolas" w:eastAsia="Consolas" w:hAnsi="Consolas" w:cs="Consolas"/>
+          <w:sz w:val="18"/>
+        </w:rPr>
+        <w:t xml:space="preserve">        { "пр. Ленина, 12",             2400.0,  60 },</w:t>
+      </w:r>
+    </w:p>
+    <w:p>
+      <w:pPr>
+        <w:spacing w:after="0" w:line="240" w:lineRule="auto"/>
+        <w:ind w:right="-142"/>
+      </w:pPr>
+      <w:r>
+        <w:rPr>
+          <w:rFonts w:ascii="Consolas" w:eastAsia="Consolas" w:hAnsi="Consolas" w:cs="Consolas"/>
+          <w:sz w:val="18"/>
+        </w:rPr>
+        <w:t xml:space="preserve">        { "ул. Садовая, 5",              850.0,  50 },</w:t>
+      </w:r>
+    </w:p>
+    <w:p>
+      <w:pPr>
+        <w:spacing w:after="0" w:line="240" w:lineRule="auto"/>
+        <w:ind w:right="-142"/>
+      </w:pPr>
+      <w:r>
+        <w:rPr>
+          <w:rFonts w:ascii="Consolas" w:eastAsia="Consolas" w:hAnsi="Consolas" w:cs="Consolas"/>
+          <w:sz w:val="18"/>
+        </w:rPr>
+        <w:t xml:space="preserve">        { "ул. Полевая, 18",            4100.0, 205 }</w:t>
+      </w:r>
+    </w:p>
+    <w:p>
+      <w:pPr>
+        <w:spacing w:after="0" w:line="240" w:lineRule="auto"/>
+        <w:ind w:right="-142"/>
+      </w:pPr>
+      <w:r>
+        <w:rPr>
+          <w:rFonts w:ascii="Consolas" w:eastAsia="Consolas" w:hAnsi="Consolas" w:cs="Consolas"/>
+          <w:sz w:val="18"/>
+        </w:rPr>
+        <w:t xml:space="preserve">    };</w:t>
+      </w:r>
+    </w:p>
+    <w:p>
+      <w:pPr>
+        <w:spacing w:after="0" w:line="240" w:lineRule="auto"/>
+        <w:ind w:right="-142"/>
+      </w:pPr>
+    </w:p>
+    <w:p>
+      <w:pPr>
+        <w:spacing w:after="0" w:line="240" w:lineRule="auto"/>
+        <w:ind w:right="-142"/>
+      </w:pPr>
+      <w:r>
+        <w:rPr>
+          <w:rFonts w:ascii="Consolas" w:eastAsia="Consolas" w:hAnsi="Consolas" w:cs="Consolas"/>
+          <w:sz w:val="18"/>
+        </w:rPr>
+        <w:t xml:space="preserve">    printf_s("\n\nСписок домов:\n");</w:t>
+      </w:r>
+    </w:p>
+    <w:p>
+      <w:pPr>
+        <w:spacing w:after="0" w:line="240" w:lineRule="auto"/>
+        <w:ind w:right="-142"/>
+        <w:rPr>
+          <w:lang w:val="en-US"/>
+        </w:rPr>
+      </w:pPr>
+      <w:r>
+        <w:rPr>
+          <w:rFonts w:ascii="Consolas" w:eastAsia="Consolas" w:hAnsi="Consolas" w:cs="Consolas"/>
+          <w:sz w:val="18"/>
+        </w:rPr>
+        <w:t xml:space="preserve">    </w:t>
+      </w:r>
+      <w:r>
+        <w:rPr>
+          <w:rFonts w:ascii="Consolas" w:eastAsia="Consolas" w:hAnsi="Consolas" w:cs="Consolas"/>
+          <w:sz w:val="18"/>
+          <w:lang w:val="en-US"/>
+        </w:rPr>
+        <w:t>printf_s("%-3s %-30s %12s %10s %14s\n", "№", "</w:t>
+      </w:r>
+      <w:r>
+        <w:rPr>
+          <w:rFonts w:ascii="Consolas" w:eastAsia="Consolas" w:hAnsi="Consolas" w:cs="Consolas"/>
+          <w:sz w:val="18"/>
+        </w:rPr>
+        <w:t>Адрес</w:t>
+      </w:r>
+      <w:r>
+        <w:rPr>
+          <w:rFonts w:ascii="Consolas" w:eastAsia="Consolas" w:hAnsi="Consolas" w:cs="Consolas"/>
+          <w:sz w:val="18"/>
+          <w:lang w:val="en-US"/>
+        </w:rPr>
+        <w:t>", "</w:t>
+      </w:r>
+      <w:r>
+        <w:rPr>
+          <w:rFonts w:ascii="Consolas" w:eastAsia="Consolas" w:hAnsi="Consolas" w:cs="Consolas"/>
+          <w:sz w:val="18"/>
+        </w:rPr>
+        <w:t>Площадь</w:t>
+      </w:r>
+      <w:r>
+        <w:rPr>
+          <w:rFonts w:ascii="Consolas" w:eastAsia="Consolas" w:hAnsi="Consolas" w:cs="Consolas"/>
+          <w:sz w:val="18"/>
+          <w:lang w:val="en-US"/>
+        </w:rPr>
+        <w:t>", "</w:t>
+      </w:r>
+      <w:r>
+        <w:rPr>
+          <w:rFonts w:ascii="Consolas" w:eastAsia="Consolas" w:hAnsi="Consolas" w:cs="Consolas"/>
+          <w:sz w:val="18"/>
+        </w:rPr>
+        <w:t>Жильцов</w:t>
+      </w:r>
+      <w:r>
+        <w:rPr>
+          <w:rFonts w:ascii="Consolas" w:eastAsia="Consolas" w:hAnsi="Consolas" w:cs="Consolas"/>
+          <w:sz w:val="18"/>
+          <w:lang w:val="en-US"/>
+        </w:rPr>
+        <w:t>", "</w:t>
+      </w:r>
+      <w:r>
+        <w:rPr>
+          <w:rFonts w:ascii="Consolas" w:eastAsia="Consolas" w:hAnsi="Consolas" w:cs="Consolas"/>
+          <w:sz w:val="18"/>
+        </w:rPr>
+        <w:t>На</w:t>
+      </w:r>
+      <w:r>
+        <w:rPr>
+          <w:rFonts w:ascii="Consolas" w:eastAsia="Consolas" w:hAnsi="Consolas" w:cs="Consolas"/>
+          <w:sz w:val="18"/>
+          <w:lang w:val="en-US"/>
+        </w:rPr>
+        <w:t xml:space="preserve"> 1 </w:t>
+      </w:r>
+      <w:r>
+        <w:rPr>
+          <w:rFonts w:ascii="Consolas" w:eastAsia="Consolas" w:hAnsi="Consolas" w:cs="Consolas"/>
+          <w:sz w:val="18"/>
+        </w:rPr>
+        <w:t>жильца</w:t>
+      </w:r>
+      <w:r>
+        <w:rPr>
+          <w:rFonts w:ascii="Consolas" w:eastAsia="Consolas" w:hAnsi="Consolas" w:cs="Consolas"/>
+          <w:sz w:val="18"/>
+          <w:lang w:val="en-US"/>
+        </w:rPr>
+        <w:t>");</w:t>
+      </w:r>
+    </w:p>
+    <w:p>
+      <w:pPr>
+        <w:spacing w:after="0" w:line="240" w:lineRule="auto"/>
+        <w:ind w:right="-142"/>
+        <w:rPr>
+          <w:lang w:val="en-US"/>
+        </w:rPr>
+      </w:pPr>
+      <w:r>
+        <w:rPr>
+          <w:rFonts w:ascii="Consolas" w:eastAsia="Consolas" w:hAnsi="Consolas" w:cs="Consolas"/>
+          <w:sz w:val="18"/>
+          <w:lang w:val="en-US"/>
+        </w:rPr>
+        <w:t xml:space="preserve">    for (int i = 0; i &lt; N; i++)</w:t>
+      </w:r>
+    </w:p>
+    <w:p>
+      <w:pPr>
+        <w:spacing w:after="0" w:line="240" w:lineRule="auto"/>
+        <w:ind w:right="-142"/>
+        <w:rPr>
+          <w:lang w:val="en-US"/>
+        </w:rPr>
+      </w:pPr>
+      <w:r>
+        <w:rPr>
+          <w:rFonts w:ascii="Consolas" w:eastAsia="Consolas" w:hAnsi="Consolas" w:cs="Consolas"/>
+          <w:sz w:val="18"/>
+          <w:lang w:val="en-US"/>
+        </w:rPr>
+        <w:t xml:space="preserve">    {</w:t>
+      </w:r>
+    </w:p>
+    <w:p>
+      <w:pPr>
+        <w:spacing w:after="0" w:line="240" w:lineRule="auto"/>
+        <w:ind w:right="-142"/>
+        <w:rPr>
+          <w:lang w:val="en-US"/>
+        </w:rPr>
+      </w:pPr>
+      <w:r>
+        <w:rPr>
+          <w:rFonts w:ascii="Consolas" w:eastAsia="Consolas" w:hAnsi="Consolas" w:cs="Consolas"/>
+          <w:sz w:val="18"/>
+          <w:lang w:val="en-US"/>
+        </w:rPr>
+        <w:t xml:space="preserve">        printf_s("%-3d %-30s %12.1f %10d %14.2f\n", i + 1, houses[i].address,</w:t>
+      </w:r>
+    </w:p>
+    <w:p>
+      <w:pPr>
+        <w:spacing w:after="0" w:line="240" w:lineRule="auto"/>
+        <w:ind w:right="-142"/>
+        <w:rPr>
+          <w:lang w:val="en-US"/>
+        </w:rPr>
+      </w:pPr>
+      <w:r>
+        <w:rPr>
+          <w:rFonts w:ascii="Consolas" w:eastAsia="Consolas" w:hAnsi="Consolas" w:cs="Consolas"/>
+          <w:sz w:val="18"/>
+          <w:lang w:val="en-US"/>
+        </w:rPr>
+        <w:t xml:space="preserve">            houses[i].area, houses[i].residents, houses[i].area / houses[i].residents);</w:t>
+      </w:r>
+    </w:p>
+    <w:p>
+      <w:pPr>
+        <w:spacing w:after="0" w:line="240" w:lineRule="auto"/>
+        <w:ind w:right="-142"/>
+      </w:pPr>
+      <w:r>
+        <w:rPr>
+          <w:rFonts w:ascii="Consolas" w:eastAsia="Consolas" w:hAnsi="Consolas" w:cs="Consolas"/>
+          <w:sz w:val="18"/>
+          <w:lang w:val="en-US"/>
+        </w:rPr>
+        <w:t xml:space="preserve">    </w:t>
+      </w:r>
+      <w:r>
+        <w:rPr>
+          <w:rFonts w:ascii="Consolas" w:eastAsia="Consolas" w:hAnsi="Consolas" w:cs="Consolas"/>
+          <w:sz w:val="18"/>
+        </w:rPr>
+        <w:t>}</w:t>
+      </w:r>
+    </w:p>
+    <w:p>
+      <w:pPr>
+        <w:spacing w:after="0" w:line="240" w:lineRule="auto"/>
+        <w:ind w:right="-142"/>
+      </w:pPr>
+    </w:p>
+    <w:p>
+      <w:pPr>
+        <w:spacing w:after="0" w:line="240" w:lineRule="auto"/>
+        <w:ind w:right="-142"/>
+      </w:pPr>
+      <w:r>
+        <w:rPr>
+          <w:rFonts w:ascii="Consolas" w:eastAsia="Consolas" w:hAnsi="Consolas" w:cs="Consolas"/>
+          <w:sz w:val="18"/>
+        </w:rPr>
+        <w:t xml:space="preserve">    double s;</w:t>
+      </w:r>
+    </w:p>
+    <w:p>
+      <w:pPr>
+        <w:spacing w:after="0" w:line="240" w:lineRule="auto"/>
+        <w:ind w:right="-142"/>
+      </w:pPr>
+      <w:r>
+        <w:rPr>
+          <w:rFonts w:ascii="Consolas" w:eastAsia="Consolas" w:hAnsi="Consolas" w:cs="Consolas"/>
+          <w:sz w:val="18"/>
+        </w:rPr>
+        <w:t xml:space="preserve">    cout &lt;&lt; "\nВведите s (жилая площадь на одного жильца, кв. м): ";</w:t>
+      </w:r>
+    </w:p>
+    <w:p>
+      <w:pPr>
+        <w:spacing w:after="0" w:line="240" w:lineRule="auto"/>
+        <w:ind w:right="-142"/>
+        <w:rPr>
+          <w:lang w:val="en-US"/>
+        </w:rPr>
+      </w:pPr>
+      <w:r>
+        <w:rPr>
+          <w:rFonts w:ascii="Consolas" w:eastAsia="Consolas" w:hAnsi="Consolas" w:cs="Consolas"/>
+          <w:sz w:val="18"/>
+        </w:rPr>
+        <w:t xml:space="preserve">    </w:t>
+      </w:r>
+      <w:r>
+        <w:rPr>
+          <w:rFonts w:ascii="Consolas" w:eastAsia="Consolas" w:hAnsi="Consolas" w:cs="Consolas"/>
+          <w:sz w:val="18"/>
+          <w:lang w:val="en-US"/>
+        </w:rPr>
+        <w:t>cin &gt;&gt; s;</w:t>
+      </w:r>
+    </w:p>
+    <w:p>
+      <w:pPr>
+        <w:spacing w:after="0" w:line="240" w:lineRule="auto"/>
+        <w:ind w:right="-142"/>
+        <w:rPr>
+          <w:lang w:val="en-US"/>
+        </w:rPr>
+      </w:pPr>
+      <w:r>
+        <w:rPr>
+          <w:rFonts w:ascii="Consolas" w:eastAsia="Consolas" w:hAnsi="Consolas" w:cs="Consolas"/>
+          <w:sz w:val="18"/>
+          <w:lang w:val="en-US"/>
+        </w:rPr>
+        <w:t xml:space="preserve">    if (!cin)</w:t>
+      </w:r>
+    </w:p>
+    <w:p>
+      <w:pPr>
+        <w:spacing w:after="0" w:line="240" w:lineRule="auto"/>
+        <w:ind w:right="-142"/>
+        <w:rPr>
+          <w:lang w:val="en-US"/>
+        </w:rPr>
+      </w:pPr>
+      <w:r>
+        <w:rPr>
+          <w:rFonts w:ascii="Consolas" w:eastAsia="Consolas" w:hAnsi="Consolas" w:cs="Consolas"/>
+          <w:sz w:val="18"/>
+          <w:lang w:val="en-US"/>
+        </w:rPr>
+        <w:t xml:space="preserve">    {</w:t>
+      </w:r>
+    </w:p>
+    <w:p>
+      <w:pPr>
+        <w:spacing w:after="0" w:line="240" w:lineRule="auto"/>
+        <w:ind w:right="-142"/>
+        <w:rPr>
+          <w:lang w:val="en-US"/>
+        </w:rPr>
+      </w:pPr>
+      <w:r>
+        <w:rPr>
+          <w:rFonts w:ascii="Consolas" w:eastAsia="Consolas" w:hAnsi="Consolas" w:cs="Consolas"/>
+          <w:sz w:val="18"/>
+          <w:lang w:val="en-US"/>
+        </w:rPr>
+        <w:t xml:space="preserve">        cout &lt;&lt; "</w:t>
+      </w:r>
+      <w:r>
+        <w:rPr>
+          <w:rFonts w:ascii="Consolas" w:eastAsia="Consolas" w:hAnsi="Consolas" w:cs="Consolas"/>
+          <w:sz w:val="18"/>
+        </w:rPr>
+        <w:t>Ошибка</w:t>
+      </w:r>
+      <w:r>
+        <w:rPr>
+          <w:rFonts w:ascii="Consolas" w:eastAsia="Consolas" w:hAnsi="Consolas" w:cs="Consolas"/>
+          <w:sz w:val="18"/>
+          <w:lang w:val="en-US"/>
+        </w:rPr>
+        <w:t xml:space="preserve"> </w:t>
+      </w:r>
+      <w:r>
+        <w:rPr>
+          <w:rFonts w:ascii="Consolas" w:eastAsia="Consolas" w:hAnsi="Consolas" w:cs="Consolas"/>
+          <w:sz w:val="18"/>
+        </w:rPr>
+        <w:t>ввода</w:t>
+      </w:r>
+      <w:r>
+        <w:rPr>
+          <w:rFonts w:ascii="Consolas" w:eastAsia="Consolas" w:hAnsi="Consolas" w:cs="Consolas"/>
+          <w:sz w:val="18"/>
+          <w:lang w:val="en-US"/>
+        </w:rPr>
+        <w:t xml:space="preserve"> s" &lt;&lt; endl;</w:t>
+      </w:r>
+    </w:p>
+    <w:p>
+      <w:pPr>
+        <w:spacing w:after="0" w:line="240" w:lineRule="auto"/>
+        <w:ind w:right="-142"/>
+        <w:rPr>
+          <w:lang w:val="en-US"/>
+        </w:rPr>
+      </w:pPr>
+      <w:r>
+        <w:rPr>
+          <w:rFonts w:ascii="Consolas" w:eastAsia="Consolas" w:hAnsi="Consolas" w:cs="Consolas"/>
+          <w:sz w:val="18"/>
+          <w:lang w:val="en-US"/>
         </w:rPr>
         <w:t xml:space="preserve">        system("pause");</w:t>
       </w:r>
     </w:p>
     <w:p>
       <w:pPr>
-        <w:keepNext w:val="0"/>
-        <w:spacing w:after="0" w:before="0" w:line="240" w:lineRule="auto"/>
-        <w:ind w:right="-142"/>
-      </w:pPr>
-      <w:r>
-        <w:rPr>
-          <w:rFonts w:ascii="Consolas" w:hAnsi="Consolas" w:cs="Consolas" w:eastAsia="Consolas"/>
-          <w:b w:val="0"/>
-          <w:i w:val="0"/>
-          <w:sz w:val="18"/>
+        <w:spacing w:after="0" w:line="240" w:lineRule="auto"/>
+        <w:ind w:right="-142"/>
+        <w:rPr>
+          <w:lang w:val="en-US"/>
+        </w:rPr>
+      </w:pPr>
+      <w:r>
+        <w:rPr>
+          <w:rFonts w:ascii="Consolas" w:eastAsia="Consolas" w:hAnsi="Consolas" w:cs="Consolas"/>
+          <w:sz w:val="18"/>
+          <w:lang w:val="en-US"/>
         </w:rPr>
         <w:t xml:space="preserve">        return 1;</w:t>
       </w:r>
     </w:p>
     <w:p>
       <w:pPr>
-        <w:keepNext w:val="0"/>
-        <w:spacing w:after="0" w:before="0" w:line="240" w:lineRule="auto"/>
-        <w:ind w:right="-142"/>
-      </w:pPr>
-      <w:r>
-        <w:rPr>
-          <w:rFonts w:ascii="Consolas" w:hAnsi="Consolas" w:cs="Consolas" w:eastAsia="Consolas"/>
-          <w:b w:val="0"/>
-          <w:i w:val="0"/>
-          <w:sz w:val="18"/>
+        <w:spacing w:after="0" w:line="240" w:lineRule="auto"/>
+        <w:ind w:right="-142"/>
+        <w:rPr>
+          <w:lang w:val="en-US"/>
+        </w:rPr>
+      </w:pPr>
+      <w:r>
+        <w:rPr>
+          <w:rFonts w:ascii="Consolas" w:eastAsia="Consolas" w:hAnsi="Consolas" w:cs="Consolas"/>
+          <w:sz w:val="18"/>
+          <w:lang w:val="en-US"/>
         </w:rPr>
         <w:t xml:space="preserve">    }</w:t>
       </w:r>
     </w:p>
     <w:p>
       <w:pPr>
-        <w:keepNext w:val="0"/>
-        <w:spacing w:after="0" w:before="0" w:line="240" w:lineRule="auto"/>
-        <w:ind w:right="-142"/>
-      </w:pPr>
-      <w:r>
-        <w:rPr>
-          <w:rFonts w:ascii="Consolas" w:hAnsi="Consolas" w:cs="Consolas" w:eastAsia="Consolas"/>
-          <w:b w:val="0"/>
-          <w:i w:val="0"/>
-          <w:sz w:val="18"/>
-        </w:rPr>
-      </w:r>
-    </w:p>
-    <w:p>
-      <w:pPr>
-        <w:keepNext w:val="0"/>
-        <w:spacing w:after="0" w:before="0" w:line="240" w:lineRule="auto"/>
-        <w:ind w:right="-142"/>
-      </w:pPr>
-      <w:r>
-        <w:rPr>
-          <w:rFonts w:ascii="Consolas" w:hAnsi="Consolas" w:cs="Consolas" w:eastAsia="Consolas"/>
-          <w:b w:val="0"/>
-          <w:i w:val="0"/>
-          <w:sz w:val="18"/>
-        </w:rPr>
-        <w:t xml:space="preserve">    char student1[] = "Царегородцев";</w:t>
-      </w:r>
-    </w:p>
-    <w:p>
-      <w:pPr>
-        <w:keepNext w:val="0"/>
-        <w:spacing w:after="0" w:before="0" w:line="240" w:lineRule="auto"/>
-        <w:ind w:right="-142"/>
-      </w:pPr>
-      <w:r>
-        <w:rPr>
-          <w:rFonts w:ascii="Consolas" w:hAnsi="Consolas" w:cs="Consolas" w:eastAsia="Consolas"/>
-          <w:b w:val="0"/>
-          <w:i w:val="0"/>
-          <w:sz w:val="18"/>
-        </w:rPr>
-        <w:t xml:space="preserve">    char student2[] = "Марченко";</w:t>
-      </w:r>
-    </w:p>
-    <w:p>
-      <w:pPr>
-        <w:keepNext w:val="0"/>
-        <w:spacing w:after="0" w:before="0" w:line="240" w:lineRule="auto"/>
-        <w:ind w:right="-142"/>
-      </w:pPr>
-      <w:r>
-        <w:rPr>
-          <w:rFonts w:ascii="Consolas" w:hAnsi="Consolas" w:cs="Consolas" w:eastAsia="Consolas"/>
-          <w:b w:val="0"/>
-          <w:i w:val="0"/>
-          <w:sz w:val="18"/>
-        </w:rPr>
-      </w:r>
-    </w:p>
-    <w:p>
-      <w:pPr>
-        <w:keepNext w:val="0"/>
-        <w:spacing w:after="0" w:before="0" w:line="240" w:lineRule="auto"/>
-        <w:ind w:right="-142"/>
-      </w:pPr>
-      <w:r>
-        <w:rPr>
-          <w:rFonts w:ascii="Consolas" w:hAnsi="Consolas" w:cs="Consolas" w:eastAsia="Consolas"/>
-          <w:b w:val="0"/>
-          <w:i w:val="0"/>
-          <w:sz w:val="18"/>
-        </w:rPr>
-        <w:t xml:space="preserve">    // Вывод с помощью потокового вывода cout</w:t>
-      </w:r>
-    </w:p>
-    <w:p>
-      <w:pPr>
-        <w:keepNext w:val="0"/>
-        <w:spacing w:after="0" w:before="0" w:line="240" w:lineRule="auto"/>
-        <w:ind w:right="-142"/>
-      </w:pPr>
-      <w:r>
-        <w:rPr>
-          <w:rFonts w:ascii="Consolas" w:hAnsi="Consolas" w:cs="Consolas" w:eastAsia="Consolas"/>
-          <w:b w:val="0"/>
-          <w:i w:val="0"/>
-          <w:sz w:val="18"/>
-        </w:rPr>
-        <w:t xml:space="preserve">    cout &lt;&lt; "\nБригада № " &lt;&lt; brigade &lt;&lt; endl;</w:t>
-      </w:r>
-    </w:p>
-    <w:p>
-      <w:pPr>
-        <w:keepNext w:val="0"/>
-        <w:spacing w:after="0" w:before="0" w:line="240" w:lineRule="auto"/>
-        <w:ind w:right="-142"/>
-      </w:pPr>
-      <w:r>
-        <w:rPr>
-          <w:rFonts w:ascii="Consolas" w:hAnsi="Consolas" w:cs="Consolas" w:eastAsia="Consolas"/>
-          <w:b w:val="0"/>
-          <w:i w:val="0"/>
-          <w:sz w:val="18"/>
-        </w:rPr>
-        <w:t xml:space="preserve">    cout &lt;&lt; student1 &lt;&lt; endl;</w:t>
-      </w:r>
-    </w:p>
-    <w:p>
-      <w:pPr>
-        <w:keepNext w:val="0"/>
-        <w:spacing w:after="0" w:before="0" w:line="240" w:lineRule="auto"/>
-        <w:ind w:right="-142"/>
-      </w:pPr>
-      <w:r>
-        <w:rPr>
-          <w:rFonts w:ascii="Consolas" w:hAnsi="Consolas" w:cs="Consolas" w:eastAsia="Consolas"/>
-          <w:b w:val="0"/>
-          <w:i w:val="0"/>
-          <w:sz w:val="18"/>
-        </w:rPr>
-        <w:t xml:space="preserve">    cout &lt;&lt; student2 &lt;&lt; endl;</w:t>
-      </w:r>
-    </w:p>
-    <w:p>
-      <w:pPr>
-        <w:keepNext w:val="0"/>
-        <w:spacing w:after="0" w:before="0" w:line="240" w:lineRule="auto"/>
-        <w:ind w:right="-142"/>
-      </w:pPr>
-      <w:r>
-        <w:rPr>
-          <w:rFonts w:ascii="Consolas" w:hAnsi="Consolas" w:cs="Consolas" w:eastAsia="Consolas"/>
-          <w:b w:val="0"/>
-          <w:i w:val="0"/>
-          <w:sz w:val="18"/>
-        </w:rPr>
-        <w:t xml:space="preserve">    cout &lt;&lt; endl;</w:t>
-      </w:r>
-    </w:p>
-    <w:p>
-      <w:pPr>
-        <w:keepNext w:val="0"/>
-        <w:spacing w:after="0" w:before="0" w:line="240" w:lineRule="auto"/>
-        <w:ind w:right="-142"/>
-      </w:pPr>
-      <w:r>
-        <w:rPr>
-          <w:rFonts w:ascii="Consolas" w:hAnsi="Consolas" w:cs="Consolas" w:eastAsia="Consolas"/>
-          <w:b w:val="0"/>
-          <w:i w:val="0"/>
-          <w:sz w:val="18"/>
-        </w:rPr>
-      </w:r>
-    </w:p>
-    <w:p>
-      <w:pPr>
-        <w:keepNext w:val="0"/>
-        <w:spacing w:after="0" w:before="0" w:line="240" w:lineRule="auto"/>
-        <w:ind w:right="-142"/>
-      </w:pPr>
-      <w:r>
-        <w:rPr>
-          <w:rFonts w:ascii="Consolas" w:hAnsi="Consolas" w:cs="Consolas" w:eastAsia="Consolas"/>
-          <w:b w:val="0"/>
-          <w:i w:val="0"/>
-          <w:sz w:val="18"/>
-        </w:rPr>
-        <w:t xml:space="preserve">    // Повтор вывода с помощью printf_s</w:t>
-      </w:r>
-    </w:p>
-    <w:p>
-      <w:pPr>
-        <w:keepNext w:val="0"/>
-        <w:spacing w:after="0" w:before="0" w:line="240" w:lineRule="auto"/>
-        <w:ind w:right="-142"/>
-      </w:pPr>
-      <w:r>
-        <w:rPr>
-          <w:rFonts w:ascii="Consolas" w:hAnsi="Consolas" w:cs="Consolas" w:eastAsia="Consolas"/>
-          <w:b w:val="0"/>
-          <w:i w:val="0"/>
-          <w:sz w:val="18"/>
-        </w:rPr>
-        <w:t xml:space="preserve">    printf_s("Бригада № %d\n", brigade);</w:t>
-      </w:r>
-    </w:p>
-    <w:p>
-      <w:pPr>
-        <w:keepNext w:val="0"/>
-        <w:spacing w:after="0" w:before="0" w:line="240" w:lineRule="auto"/>
-        <w:ind w:right="-142"/>
-      </w:pPr>
-      <w:r>
-        <w:rPr>
-          <w:rFonts w:ascii="Consolas" w:hAnsi="Consolas" w:cs="Consolas" w:eastAsia="Consolas"/>
-          <w:b w:val="0"/>
-          <w:i w:val="0"/>
-          <w:sz w:val="18"/>
-        </w:rPr>
-        <w:t xml:space="preserve">    printf_s("%s\n", student1);</w:t>
-      </w:r>
-    </w:p>
-    <w:p>
-      <w:pPr>
-        <w:keepNext w:val="0"/>
-        <w:spacing w:after="0" w:before="0" w:line="240" w:lineRule="auto"/>
-        <w:ind w:right="-142"/>
-      </w:pPr>
-      <w:r>
-        <w:rPr>
-          <w:rFonts w:ascii="Consolas" w:hAnsi="Consolas" w:cs="Consolas" w:eastAsia="Consolas"/>
-          <w:b w:val="0"/>
-          <w:i w:val="0"/>
-          <w:sz w:val="18"/>
-        </w:rPr>
-        <w:t xml:space="preserve">    printf_s("%s\n", student2);</w:t>
-      </w:r>
-    </w:p>
-    <w:p>
-      <w:pPr>
-        <w:keepNext w:val="0"/>
-        <w:spacing w:after="0" w:before="0" w:line="240" w:lineRule="auto"/>
-        <w:ind w:right="-142"/>
-      </w:pPr>
-      <w:r>
-        <w:rPr>
-          <w:rFonts w:ascii="Consolas" w:hAnsi="Consolas" w:cs="Consolas" w:eastAsia="Consolas"/>
-          <w:b w:val="0"/>
-          <w:i w:val="0"/>
-          <w:sz w:val="18"/>
-        </w:rPr>
-        <w:t xml:space="preserve">    printf_s("\n");</w:t>
-      </w:r>
-    </w:p>
-    <w:p>
-      <w:pPr>
-        <w:keepNext w:val="0"/>
-        <w:spacing w:after="0" w:before="0" w:line="240" w:lineRule="auto"/>
-        <w:ind w:right="-142"/>
-      </w:pPr>
-      <w:r>
-        <w:rPr>
-          <w:rFonts w:ascii="Consolas" w:hAnsi="Consolas" w:cs="Consolas" w:eastAsia="Consolas"/>
-          <w:b w:val="0"/>
-          <w:i w:val="0"/>
-          <w:sz w:val="18"/>
-        </w:rPr>
-      </w:r>
-    </w:p>
-    <w:p>
-      <w:pPr>
-        <w:keepNext w:val="0"/>
-        <w:spacing w:after="0" w:before="0" w:line="240" w:lineRule="auto"/>
-        <w:ind w:right="-142"/>
-      </w:pPr>
-      <w:r>
-        <w:rPr>
-          <w:rFonts w:ascii="Consolas" w:hAnsi="Consolas" w:cs="Consolas" w:eastAsia="Consolas"/>
-          <w:b w:val="0"/>
-          <w:i w:val="0"/>
-          <w:sz w:val="18"/>
-        </w:rPr>
-        <w:t xml:space="preserve">    int mas[3] = { 1, 2, 3 };</w:t>
-      </w:r>
-    </w:p>
-    <w:p>
-      <w:pPr>
-        <w:keepNext w:val="0"/>
-        <w:spacing w:after="0" w:before="0" w:line="240" w:lineRule="auto"/>
-        <w:ind w:right="-142"/>
-      </w:pPr>
-      <w:r>
-        <w:rPr>
-          <w:rFonts w:ascii="Consolas" w:hAnsi="Consolas" w:cs="Consolas" w:eastAsia="Consolas"/>
-          <w:b w:val="0"/>
-          <w:i w:val="0"/>
-          <w:sz w:val="18"/>
-        </w:rPr>
-        <w:t xml:space="preserve">    int mmm[3] = { 4, 5, 6 };</w:t>
-      </w:r>
-    </w:p>
-    <w:p>
-      <w:pPr>
-        <w:keepNext w:val="0"/>
-        <w:spacing w:after="0" w:before="0" w:line="240" w:lineRule="auto"/>
-        <w:ind w:right="-142"/>
-      </w:pPr>
-      <w:r>
-        <w:rPr>
-          <w:rFonts w:ascii="Consolas" w:hAnsi="Consolas" w:cs="Consolas" w:eastAsia="Consolas"/>
-          <w:b w:val="0"/>
-          <w:i w:val="0"/>
-          <w:sz w:val="18"/>
-        </w:rPr>
-      </w:r>
-    </w:p>
-    <w:p>
-      <w:pPr>
-        <w:keepNext w:val="0"/>
-        <w:spacing w:after="0" w:before="0" w:line="240" w:lineRule="auto"/>
-        <w:ind w:right="-142"/>
-      </w:pPr>
-      <w:r>
-        <w:rPr>
-          <w:rFonts w:ascii="Consolas" w:hAnsi="Consolas" w:cs="Consolas" w:eastAsia="Consolas"/>
-          <w:b w:val="0"/>
-          <w:i w:val="0"/>
-          <w:sz w:val="18"/>
-        </w:rPr>
-        <w:t xml:space="preserve">    printf_s("\nmas: %d, %d, %d\n", mas[0], mas[1], mas[2]);</w:t>
-      </w:r>
-    </w:p>
-    <w:p>
-      <w:pPr>
-        <w:keepNext w:val="0"/>
-        <w:spacing w:after="0" w:before="0" w:line="240" w:lineRule="auto"/>
-        <w:ind w:right="-142"/>
-      </w:pPr>
-      <w:r>
-        <w:rPr>
-          <w:rFonts w:ascii="Consolas" w:hAnsi="Consolas" w:cs="Consolas" w:eastAsia="Consolas"/>
-          <w:b w:val="0"/>
-          <w:i w:val="0"/>
-          <w:sz w:val="18"/>
-        </w:rPr>
-        <w:t xml:space="preserve">    printf_s("mmm: %d, %d, %d\n", mmm[0], mmm[1], mmm[2]);</w:t>
-      </w:r>
-    </w:p>
-    <w:p>
-      <w:pPr>
-        <w:keepNext w:val="0"/>
-        <w:spacing w:after="0" w:before="0" w:line="240" w:lineRule="auto"/>
-        <w:ind w:right="-142"/>
-      </w:pPr>
-      <w:r>
-        <w:rPr>
-          <w:rFonts w:ascii="Consolas" w:hAnsi="Consolas" w:cs="Consolas" w:eastAsia="Consolas"/>
-          <w:b w:val="0"/>
-          <w:i w:val="0"/>
-          <w:sz w:val="18"/>
-        </w:rPr>
-      </w:r>
-    </w:p>
-    <w:p>
-      <w:pPr>
-        <w:keepNext w:val="0"/>
-        <w:spacing w:after="0" w:before="0" w:line="240" w:lineRule="auto"/>
-        <w:ind w:right="-142"/>
-      </w:pPr>
-      <w:r>
-        <w:rPr>
-          <w:rFonts w:ascii="Consolas" w:hAnsi="Consolas" w:cs="Consolas" w:eastAsia="Consolas"/>
-          <w:b w:val="0"/>
-          <w:i w:val="0"/>
-          <w:sz w:val="18"/>
-        </w:rPr>
-        <w:t xml:space="preserve">    // Задание 2</w:t>
-      </w:r>
-    </w:p>
-    <w:p>
-      <w:pPr>
-        <w:keepNext w:val="0"/>
-        <w:spacing w:after="0" w:before="0" w:line="240" w:lineRule="auto"/>
-        <w:ind w:right="-142"/>
-      </w:pPr>
-      <w:r>
-        <w:rPr>
-          <w:rFonts w:ascii="Consolas" w:hAnsi="Consolas" w:cs="Consolas" w:eastAsia="Consolas"/>
-          <w:b w:val="0"/>
-          <w:i w:val="0"/>
-          <w:sz w:val="18"/>
-        </w:rPr>
-        <w:t xml:space="preserve">    // Условие отбора: дом, в котором жилая площадь на одного жильца менее s</w:t>
-      </w:r>
-    </w:p>
-    <w:p>
-      <w:pPr>
-        <w:keepNext w:val="0"/>
-        <w:spacing w:after="0" w:before="0" w:line="240" w:lineRule="auto"/>
-        <w:ind w:right="-142"/>
-      </w:pPr>
-      <w:r>
-        <w:rPr>
-          <w:rFonts w:ascii="Consolas" w:hAnsi="Consolas" w:cs="Consolas" w:eastAsia="Consolas"/>
-          <w:b w:val="0"/>
-          <w:i w:val="0"/>
-          <w:sz w:val="18"/>
-        </w:rPr>
-        <w:t xml:space="preserve">    House houses[N] =</w:t>
-      </w:r>
-    </w:p>
-    <w:p>
-      <w:pPr>
-        <w:keepNext w:val="0"/>
-        <w:spacing w:after="0" w:before="0" w:line="240" w:lineRule="auto"/>
-        <w:ind w:right="-142"/>
-      </w:pPr>
-      <w:r>
-        <w:rPr>
-          <w:rFonts w:ascii="Consolas" w:hAnsi="Consolas" w:cs="Consolas" w:eastAsia="Consolas"/>
-          <w:b w:val="0"/>
-          <w:i w:val="0"/>
-          <w:sz w:val="18"/>
+        <w:spacing w:after="0" w:line="240" w:lineRule="auto"/>
+        <w:ind w:right="-142"/>
+        <w:rPr>
+          <w:lang w:val="en-US"/>
+        </w:rPr>
+      </w:pPr>
+    </w:p>
+    <w:p>
+      <w:pPr>
+        <w:spacing w:after="0" w:line="240" w:lineRule="auto"/>
+        <w:ind w:right="-142"/>
+        <w:rPr>
+          <w:lang w:val="en-US"/>
+        </w:rPr>
+      </w:pPr>
+      <w:r>
+        <w:rPr>
+          <w:rFonts w:ascii="Consolas" w:eastAsia="Consolas" w:hAnsi="Consolas" w:cs="Consolas"/>
+          <w:sz w:val="18"/>
+          <w:lang w:val="en-US"/>
+        </w:rPr>
+        <w:t xml:space="preserve">    FILE* f;</w:t>
+      </w:r>
+    </w:p>
+    <w:p>
+      <w:pPr>
+        <w:spacing w:after="0" w:line="240" w:lineRule="auto"/>
+        <w:ind w:right="-142"/>
+        <w:rPr>
+          <w:lang w:val="en-US"/>
+        </w:rPr>
+      </w:pPr>
+      <w:r>
+        <w:rPr>
+          <w:rFonts w:ascii="Consolas" w:eastAsia="Consolas" w:hAnsi="Consolas" w:cs="Consolas"/>
+          <w:sz w:val="18"/>
+          <w:lang w:val="en-US"/>
+        </w:rPr>
+        <w:t xml:space="preserve">    const char* fname = "result.txt";</w:t>
+      </w:r>
+    </w:p>
+    <w:p>
+      <w:pPr>
+        <w:spacing w:after="0" w:line="240" w:lineRule="auto"/>
+        <w:ind w:right="-142"/>
+        <w:rPr>
+          <w:lang w:val="en-US"/>
+        </w:rPr>
+      </w:pPr>
+      <w:r>
+        <w:rPr>
+          <w:rFonts w:ascii="Consolas" w:eastAsia="Consolas" w:hAnsi="Consolas" w:cs="Consolas"/>
+          <w:sz w:val="18"/>
+          <w:lang w:val="en-US"/>
+        </w:rPr>
+        <w:t xml:space="preserve">    if (fopen_s(&amp;f, fname, "w") != 0)</w:t>
+      </w:r>
+    </w:p>
+    <w:p>
+      <w:pPr>
+        <w:spacing w:after="0" w:line="240" w:lineRule="auto"/>
+        <w:ind w:right="-142"/>
+        <w:rPr>
+          <w:lang w:val="en-US"/>
+        </w:rPr>
+      </w:pPr>
+      <w:r>
+        <w:rPr>
+          <w:rFonts w:ascii="Consolas" w:eastAsia="Consolas" w:hAnsi="Consolas" w:cs="Consolas"/>
+          <w:sz w:val="18"/>
+          <w:lang w:val="en-US"/>
         </w:rPr>
         <w:t xml:space="preserve">    {</w:t>
       </w:r>
     </w:p>
     <w:p>
       <w:pPr>
-        <w:keepNext w:val="0"/>
-        <w:spacing w:after="0" w:before="0" w:line="240" w:lineRule="auto"/>
-        <w:ind w:right="-142"/>
-      </w:pPr>
-      <w:r>
-        <w:rPr>
-          <w:rFonts w:ascii="Consolas" w:hAnsi="Consolas" w:cs="Consolas" w:eastAsia="Consolas"/>
-          <w:b w:val="0"/>
-          <w:i w:val="0"/>
-          <w:sz w:val="18"/>
-        </w:rPr>
-        <w:t xml:space="preserve">        { "ул. Молодогвардейская, 244", 3200.0, 120 },</w:t>
-      </w:r>
-    </w:p>
-    <w:p>
-      <w:pPr>
-        <w:keepNext w:val="0"/>
-        <w:spacing w:after="0" w:before="0" w:line="240" w:lineRule="auto"/>
-        <w:ind w:right="-142"/>
-      </w:pPr>
-      <w:r>
-        <w:rPr>
-          <w:rFonts w:ascii="Consolas" w:hAnsi="Consolas" w:cs="Consolas" w:eastAsia="Consolas"/>
-          <w:b w:val="0"/>
-          <w:i w:val="0"/>
-          <w:sz w:val="18"/>
-        </w:rPr>
-        <w:t xml:space="preserve">        { "ул. Галактионовская, 141",   1500.0,  90 },</w:t>
-      </w:r>
-    </w:p>
-    <w:p>
-      <w:pPr>
-        <w:keepNext w:val="0"/>
-        <w:spacing w:after="0" w:before="0" w:line="240" w:lineRule="auto"/>
-        <w:ind w:right="-142"/>
-      </w:pPr>
-      <w:r>
-        <w:rPr>
-          <w:rFonts w:ascii="Consolas" w:hAnsi="Consolas" w:cs="Consolas" w:eastAsia="Consolas"/>
-          <w:b w:val="0"/>
-          <w:i w:val="0"/>
-          <w:sz w:val="18"/>
-        </w:rPr>
-        <w:t xml:space="preserve">        { "пр. Ленина, 12",             2400.0,  60 },</w:t>
-      </w:r>
-    </w:p>
-    <w:p>
-      <w:pPr>
-        <w:keepNext w:val="0"/>
-        <w:spacing w:after="0" w:before="0" w:line="240" w:lineRule="auto"/>
-        <w:ind w:right="-142"/>
-      </w:pPr>
-      <w:r>
-        <w:rPr>
-          <w:rFonts w:ascii="Consolas" w:hAnsi="Consolas" w:cs="Consolas" w:eastAsia="Consolas"/>
-          <w:b w:val="0"/>
-          <w:i w:val="0"/>
-          <w:sz w:val="18"/>
-        </w:rPr>
-        <w:t xml:space="preserve">        { "ул. Садовая, 5",              850.0,  50 },</w:t>
-      </w:r>
-    </w:p>
-    <w:p>
-      <w:pPr>
-        <w:keepNext w:val="0"/>
-        <w:spacing w:after="0" w:before="0" w:line="240" w:lineRule="auto"/>
-        <w:ind w:right="-142"/>
-      </w:pPr>
-      <w:r>
-        <w:rPr>
-          <w:rFonts w:ascii="Consolas" w:hAnsi="Consolas" w:cs="Consolas" w:eastAsia="Consolas"/>
-          <w:b w:val="0"/>
-          <w:i w:val="0"/>
-          <w:sz w:val="18"/>
-        </w:rPr>
-        <w:t xml:space="preserve">        { "ул. Полевая, 18",            4100.0, 205 }</w:t>
-      </w:r>
-    </w:p>
-    <w:p>
-      <w:pPr>
-        <w:keepNext w:val="0"/>
-        <w:spacing w:after="0" w:before="0" w:line="240" w:lineRule="auto"/>
-        <w:ind w:right="-142"/>
-      </w:pPr>
-      <w:r>
-        <w:rPr>
-          <w:rFonts w:ascii="Consolas" w:hAnsi="Consolas" w:cs="Consolas" w:eastAsia="Consolas"/>
-          <w:b w:val="0"/>
-          <w:i w:val="0"/>
-          <w:sz w:val="18"/>
-        </w:rPr>
-        <w:t xml:space="preserve">    };</w:t>
-      </w:r>
-    </w:p>
-    <w:p>
-      <w:pPr>
-        <w:keepNext w:val="0"/>
-        <w:spacing w:after="0" w:before="0" w:line="240" w:lineRule="auto"/>
-        <w:ind w:right="-142"/>
-      </w:pPr>
-      <w:r>
-        <w:rPr>
-          <w:rFonts w:ascii="Consolas" w:hAnsi="Consolas" w:cs="Consolas" w:eastAsia="Consolas"/>
-          <w:b w:val="0"/>
-          <w:i w:val="0"/>
-          <w:sz w:val="18"/>
-        </w:rPr>
-      </w:r>
-    </w:p>
-    <w:p>
-      <w:pPr>
-        <w:keepNext w:val="0"/>
-        <w:spacing w:after="0" w:before="0" w:line="240" w:lineRule="auto"/>
-        <w:ind w:right="-142"/>
-      </w:pPr>
-      <w:r>
-        <w:rPr>
-          <w:rFonts w:ascii="Consolas" w:hAnsi="Consolas" w:cs="Consolas" w:eastAsia="Consolas"/>
-          <w:b w:val="0"/>
-          <w:i w:val="0"/>
-          <w:sz w:val="18"/>
-        </w:rPr>
-        <w:t xml:space="preserve">    printf_s("\n\nСписок домов:\n");</w:t>
-      </w:r>
-    </w:p>
-    <w:p>
-      <w:pPr>
-        <w:keepNext w:val="0"/>
-        <w:spacing w:after="0" w:before="0" w:line="240" w:lineRule="auto"/>
-        <w:ind w:right="-142"/>
-      </w:pPr>
-      <w:r>
-        <w:rPr>
-          <w:rFonts w:ascii="Consolas" w:hAnsi="Consolas" w:cs="Consolas" w:eastAsia="Consolas"/>
-          <w:b w:val="0"/>
-          <w:i w:val="0"/>
-          <w:sz w:val="18"/>
-        </w:rPr>
-        <w:t xml:space="preserve">    printf_s("%-3s %-30s %12s %10s %14s\n", "№", "Адрес", "Площадь", "Жильцов", "На 1 жильца");</w:t>
-      </w:r>
-    </w:p>
-    <w:p>
-      <w:pPr>
-        <w:keepNext w:val="0"/>
-        <w:spacing w:after="0" w:before="0" w:line="240" w:lineRule="auto"/>
-        <w:ind w:right="-142"/>
-      </w:pPr>
-      <w:r>
-        <w:rPr>
-          <w:rFonts w:ascii="Consolas" w:hAnsi="Consolas" w:cs="Consolas" w:eastAsia="Consolas"/>
-          <w:b w:val="0"/>
-          <w:i w:val="0"/>
-          <w:sz w:val="18"/>
+        <w:spacing w:after="0" w:line="240" w:lineRule="auto"/>
+        <w:ind w:right="-142"/>
+        <w:rPr>
+          <w:lang w:val="en-US"/>
+        </w:rPr>
+      </w:pPr>
+      <w:r>
+        <w:rPr>
+          <w:rFonts w:ascii="Consolas" w:eastAsia="Consolas" w:hAnsi="Consolas" w:cs="Consolas"/>
+          <w:sz w:val="18"/>
+          <w:lang w:val="en-US"/>
+        </w:rPr>
+        <w:t xml:space="preserve">        printf_s("</w:t>
+      </w:r>
+      <w:r>
+        <w:rPr>
+          <w:rFonts w:ascii="Consolas" w:eastAsia="Consolas" w:hAnsi="Consolas" w:cs="Consolas"/>
+          <w:sz w:val="18"/>
+        </w:rPr>
+        <w:t>Ошибка</w:t>
+      </w:r>
+      <w:r>
+        <w:rPr>
+          <w:rFonts w:ascii="Consolas" w:eastAsia="Consolas" w:hAnsi="Consolas" w:cs="Consolas"/>
+          <w:sz w:val="18"/>
+          <w:lang w:val="en-US"/>
+        </w:rPr>
+        <w:t xml:space="preserve"> </w:t>
+      </w:r>
+      <w:r>
+        <w:rPr>
+          <w:rFonts w:ascii="Consolas" w:eastAsia="Consolas" w:hAnsi="Consolas" w:cs="Consolas"/>
+          <w:sz w:val="18"/>
+        </w:rPr>
+        <w:t>открытия</w:t>
+      </w:r>
+      <w:r>
+        <w:rPr>
+          <w:rFonts w:ascii="Consolas" w:eastAsia="Consolas" w:hAnsi="Consolas" w:cs="Consolas"/>
+          <w:sz w:val="18"/>
+          <w:lang w:val="en-US"/>
+        </w:rPr>
+        <w:t xml:space="preserve"> </w:t>
+      </w:r>
+      <w:r>
+        <w:rPr>
+          <w:rFonts w:ascii="Consolas" w:eastAsia="Consolas" w:hAnsi="Consolas" w:cs="Consolas"/>
+          <w:sz w:val="18"/>
+        </w:rPr>
+        <w:t>файла</w:t>
+      </w:r>
+      <w:r>
+        <w:rPr>
+          <w:rFonts w:ascii="Consolas" w:eastAsia="Consolas" w:hAnsi="Consolas" w:cs="Consolas"/>
+          <w:sz w:val="18"/>
+          <w:lang w:val="en-US"/>
+        </w:rPr>
+        <w:t xml:space="preserve"> %s\n", fname);</w:t>
+      </w:r>
+    </w:p>
+    <w:p>
+      <w:pPr>
+        <w:spacing w:after="0" w:line="240" w:lineRule="auto"/>
+        <w:ind w:right="-142"/>
+      </w:pPr>
+      <w:r>
+        <w:rPr>
+          <w:rFonts w:ascii="Consolas" w:eastAsia="Consolas" w:hAnsi="Consolas" w:cs="Consolas"/>
+          <w:sz w:val="18"/>
+          <w:lang w:val="en-US"/>
+        </w:rPr>
+        <w:lastRenderedPageBreak/>
+        <w:t xml:space="preserve">        </w:t>
+      </w:r>
+      <w:r>
+        <w:rPr>
+          <w:rFonts w:ascii="Consolas" w:eastAsia="Consolas" w:hAnsi="Consolas" w:cs="Consolas"/>
+          <w:sz w:val="18"/>
+        </w:rPr>
+        <w:t>system("pause");</w:t>
+      </w:r>
+    </w:p>
+    <w:p>
+      <w:pPr>
+        <w:spacing w:after="0" w:line="240" w:lineRule="auto"/>
+        <w:ind w:right="-142"/>
+      </w:pPr>
+      <w:r>
+        <w:rPr>
+          <w:rFonts w:ascii="Consolas" w:eastAsia="Consolas" w:hAnsi="Consolas" w:cs="Consolas"/>
+          <w:sz w:val="18"/>
+        </w:rPr>
+        <w:t xml:space="preserve">        return 1;</w:t>
+      </w:r>
+    </w:p>
+    <w:p>
+      <w:pPr>
+        <w:spacing w:after="0" w:line="240" w:lineRule="auto"/>
+        <w:ind w:right="-142"/>
+      </w:pPr>
+      <w:r>
+        <w:rPr>
+          <w:rFonts w:ascii="Consolas" w:eastAsia="Consolas" w:hAnsi="Consolas" w:cs="Consolas"/>
+          <w:sz w:val="18"/>
+        </w:rPr>
+        <w:t xml:space="preserve">    }</w:t>
+      </w:r>
+    </w:p>
+    <w:p>
+      <w:pPr>
+        <w:spacing w:after="0" w:line="240" w:lineRule="auto"/>
+        <w:ind w:right="-142"/>
+      </w:pPr>
+    </w:p>
+    <w:p>
+      <w:pPr>
+        <w:spacing w:after="0" w:line="240" w:lineRule="auto"/>
+        <w:ind w:right="-142"/>
+      </w:pPr>
+      <w:r>
+        <w:rPr>
+          <w:rFonts w:ascii="Consolas" w:eastAsia="Consolas" w:hAnsi="Consolas" w:cs="Consolas"/>
+          <w:sz w:val="18"/>
+        </w:rPr>
+        <w:t xml:space="preserve">    printf_s("\nДома, в которых жилая площадь на одного жильца менее %.2f кв. м:\n", s);</w:t>
+      </w:r>
+    </w:p>
+    <w:p>
+      <w:pPr>
+        <w:spacing w:after="0" w:line="240" w:lineRule="auto"/>
+        <w:ind w:right="-142"/>
+      </w:pPr>
+      <w:r>
+        <w:rPr>
+          <w:rFonts w:ascii="Consolas" w:eastAsia="Consolas" w:hAnsi="Consolas" w:cs="Consolas"/>
+          <w:sz w:val="18"/>
+        </w:rPr>
+        <w:t xml:space="preserve">    fprintf_s(f, "Дома, в которых жилая площадь на одного жильца менее %.2f кв. м:\n", s);</w:t>
+      </w:r>
+    </w:p>
+    <w:p>
+      <w:pPr>
+        <w:spacing w:after="0" w:line="240" w:lineRule="auto"/>
+        <w:ind w:right="-142"/>
+      </w:pPr>
+    </w:p>
+    <w:p>
+      <w:pPr>
+        <w:spacing w:after="0" w:line="240" w:lineRule="auto"/>
+        <w:ind w:right="-142"/>
+        <w:rPr>
+          <w:lang w:val="en-US"/>
+        </w:rPr>
+      </w:pPr>
+      <w:r>
+        <w:rPr>
+          <w:rFonts w:ascii="Consolas" w:eastAsia="Consolas" w:hAnsi="Consolas" w:cs="Consolas"/>
+          <w:sz w:val="18"/>
+        </w:rPr>
+        <w:t xml:space="preserve">    </w:t>
+      </w:r>
+      <w:r>
+        <w:rPr>
+          <w:rFonts w:ascii="Consolas" w:eastAsia="Consolas" w:hAnsi="Consolas" w:cs="Consolas"/>
+          <w:sz w:val="18"/>
+          <w:lang w:val="en-US"/>
+        </w:rPr>
+        <w:t>int found = 0;</w:t>
+      </w:r>
+    </w:p>
+    <w:p>
+      <w:pPr>
+        <w:spacing w:after="0" w:line="240" w:lineRule="auto"/>
+        <w:ind w:right="-142"/>
+        <w:rPr>
+          <w:lang w:val="en-US"/>
+        </w:rPr>
+      </w:pPr>
+      <w:r>
+        <w:rPr>
+          <w:rFonts w:ascii="Consolas" w:eastAsia="Consolas" w:hAnsi="Consolas" w:cs="Consolas"/>
+          <w:sz w:val="18"/>
+          <w:lang w:val="en-US"/>
         </w:rPr>
         <w:t xml:space="preserve">    for (int i = 0; i &lt; N; i++)</w:t>
       </w:r>
     </w:p>
     <w:p>
       <w:pPr>
-        <w:keepNext w:val="0"/>
-        <w:spacing w:after="0" w:before="0" w:line="240" w:lineRule="auto"/>
-        <w:ind w:right="-142"/>
-      </w:pPr>
-      <w:r>
-        <w:rPr>
-          <w:rFonts w:ascii="Consolas" w:hAnsi="Consolas" w:cs="Consolas" w:eastAsia="Consolas"/>
-          <w:b w:val="0"/>
-          <w:i w:val="0"/>
-          <w:sz w:val="18"/>
+        <w:spacing w:after="0" w:line="240" w:lineRule="auto"/>
+        <w:ind w:right="-142"/>
+        <w:rPr>
+          <w:lang w:val="en-US"/>
+        </w:rPr>
+      </w:pPr>
+      <w:r>
+        <w:rPr>
+          <w:rFonts w:ascii="Consolas" w:eastAsia="Consolas" w:hAnsi="Consolas" w:cs="Consolas"/>
+          <w:sz w:val="18"/>
+          <w:lang w:val="en-US"/>
         </w:rPr>
         <w:t xml:space="preserve">    {</w:t>
       </w:r>
     </w:p>
     <w:p>
       <w:pPr>
-        <w:keepNext w:val="0"/>
-        <w:spacing w:after="0" w:before="0" w:line="240" w:lineRule="auto"/>
-        <w:ind w:right="-142"/>
-      </w:pPr>
-      <w:r>
-        <w:rPr>
-          <w:rFonts w:ascii="Consolas" w:hAnsi="Consolas" w:cs="Consolas" w:eastAsia="Consolas"/>
-          <w:b w:val="0"/>
-          <w:i w:val="0"/>
-          <w:sz w:val="18"/>
-        </w:rPr>
-        <w:t xml:space="preserve">        printf_s("%-3d %-30s %12.1f %10d %14.2f\n", i + 1, houses[i].address,</w:t>
-      </w:r>
-    </w:p>
-    <w:p>
-      <w:pPr>
-        <w:keepNext w:val="0"/>
-        <w:spacing w:after="0" w:before="0" w:line="240" w:lineRule="auto"/>
-        <w:ind w:right="-142"/>
-      </w:pPr>
-      <w:r>
-        <w:rPr>
-          <w:rFonts w:ascii="Consolas" w:hAnsi="Consolas" w:cs="Consolas" w:eastAsia="Consolas"/>
-          <w:b w:val="0"/>
-          <w:i w:val="0"/>
-          <w:sz w:val="18"/>
-        </w:rPr>
-        <w:t xml:space="preserve">            houses[i].area, houses[i].residents, houses[i].area / houses[i].residents);</w:t>
-      </w:r>
-    </w:p>
-    <w:p>
-      <w:pPr>
-        <w:keepNext w:val="0"/>
-        <w:spacing w:after="0" w:before="0" w:line="240" w:lineRule="auto"/>
-        <w:ind w:right="-142"/>
-      </w:pPr>
-      <w:r>
-        <w:rPr>
-          <w:rFonts w:ascii="Consolas" w:hAnsi="Consolas" w:cs="Consolas" w:eastAsia="Consolas"/>
-          <w:b w:val="0"/>
-          <w:i w:val="0"/>
-          <w:sz w:val="18"/>
+        <w:spacing w:after="0" w:line="240" w:lineRule="auto"/>
+        <w:ind w:right="-142"/>
+        <w:rPr>
+          <w:lang w:val="en-US"/>
+        </w:rPr>
+      </w:pPr>
+      <w:r>
+        <w:rPr>
+          <w:rFonts w:ascii="Consolas" w:eastAsia="Consolas" w:hAnsi="Consolas" w:cs="Consolas"/>
+          <w:sz w:val="18"/>
+          <w:lang w:val="en-US"/>
+        </w:rPr>
+        <w:t xml:space="preserve">        double perResident = houses[i].area / houses[i].residents;</w:t>
+      </w:r>
+    </w:p>
+    <w:p>
+      <w:pPr>
+        <w:spacing w:after="0" w:line="240" w:lineRule="auto"/>
+        <w:ind w:right="-142"/>
+        <w:rPr>
+          <w:lang w:val="en-US"/>
+        </w:rPr>
+      </w:pPr>
+      <w:r>
+        <w:rPr>
+          <w:rFonts w:ascii="Consolas" w:eastAsia="Consolas" w:hAnsi="Consolas" w:cs="Consolas"/>
+          <w:sz w:val="18"/>
+          <w:lang w:val="en-US"/>
+        </w:rPr>
+        <w:t xml:space="preserve">        if (perResident &lt; s)</w:t>
+      </w:r>
+    </w:p>
+    <w:p>
+      <w:pPr>
+        <w:spacing w:after="0" w:line="240" w:lineRule="auto"/>
+        <w:ind w:right="-142"/>
+        <w:rPr>
+          <w:lang w:val="en-US"/>
+        </w:rPr>
+      </w:pPr>
+      <w:r>
+        <w:rPr>
+          <w:rFonts w:ascii="Consolas" w:eastAsia="Consolas" w:hAnsi="Consolas" w:cs="Consolas"/>
+          <w:sz w:val="18"/>
+          <w:lang w:val="en-US"/>
+        </w:rPr>
+        <w:t xml:space="preserve">        {</w:t>
+      </w:r>
+    </w:p>
+    <w:p>
+      <w:pPr>
+        <w:spacing w:after="0" w:line="240" w:lineRule="auto"/>
+        <w:ind w:right="-142"/>
+        <w:rPr>
+          <w:lang w:val="en-US"/>
+        </w:rPr>
+      </w:pPr>
+      <w:r>
+        <w:rPr>
+          <w:rFonts w:ascii="Consolas" w:eastAsia="Consolas" w:hAnsi="Consolas" w:cs="Consolas"/>
+          <w:sz w:val="18"/>
+          <w:lang w:val="en-US"/>
+        </w:rPr>
+        <w:t xml:space="preserve">            printf_s("%-30s </w:t>
+      </w:r>
+      <w:r>
+        <w:rPr>
+          <w:rFonts w:ascii="Consolas" w:eastAsia="Consolas" w:hAnsi="Consolas" w:cs="Consolas"/>
+          <w:sz w:val="18"/>
+        </w:rPr>
+        <w:t>площадь</w:t>
+      </w:r>
+      <w:r>
+        <w:rPr>
+          <w:rFonts w:ascii="Consolas" w:eastAsia="Consolas" w:hAnsi="Consolas" w:cs="Consolas"/>
+          <w:sz w:val="18"/>
+          <w:lang w:val="en-US"/>
+        </w:rPr>
+        <w:t xml:space="preserve"> %8.1f, </w:t>
+      </w:r>
+      <w:r>
+        <w:rPr>
+          <w:rFonts w:ascii="Consolas" w:eastAsia="Consolas" w:hAnsi="Consolas" w:cs="Consolas"/>
+          <w:sz w:val="18"/>
+        </w:rPr>
+        <w:t>жильцов</w:t>
+      </w:r>
+      <w:r>
+        <w:rPr>
+          <w:rFonts w:ascii="Consolas" w:eastAsia="Consolas" w:hAnsi="Consolas" w:cs="Consolas"/>
+          <w:sz w:val="18"/>
+          <w:lang w:val="en-US"/>
+        </w:rPr>
+        <w:t xml:space="preserve"> %4d, </w:t>
+      </w:r>
+      <w:r>
+        <w:rPr>
+          <w:rFonts w:ascii="Consolas" w:eastAsia="Consolas" w:hAnsi="Consolas" w:cs="Consolas"/>
+          <w:sz w:val="18"/>
+        </w:rPr>
+        <w:t>на</w:t>
+      </w:r>
+      <w:r>
+        <w:rPr>
+          <w:rFonts w:ascii="Consolas" w:eastAsia="Consolas" w:hAnsi="Consolas" w:cs="Consolas"/>
+          <w:sz w:val="18"/>
+          <w:lang w:val="en-US"/>
+        </w:rPr>
+        <w:t xml:space="preserve"> 1 </w:t>
+      </w:r>
+      <w:r>
+        <w:rPr>
+          <w:rFonts w:ascii="Consolas" w:eastAsia="Consolas" w:hAnsi="Consolas" w:cs="Consolas"/>
+          <w:sz w:val="18"/>
+        </w:rPr>
+        <w:t>жильца</w:t>
+      </w:r>
+      <w:r>
+        <w:rPr>
+          <w:rFonts w:ascii="Consolas" w:eastAsia="Consolas" w:hAnsi="Consolas" w:cs="Consolas"/>
+          <w:sz w:val="18"/>
+          <w:lang w:val="en-US"/>
+        </w:rPr>
+        <w:t xml:space="preserve"> %6.2f\n",</w:t>
+      </w:r>
+    </w:p>
+    <w:p>
+      <w:pPr>
+        <w:spacing w:after="0" w:line="240" w:lineRule="auto"/>
+        <w:ind w:right="-142"/>
+        <w:rPr>
+          <w:lang w:val="en-US"/>
+        </w:rPr>
+      </w:pPr>
+      <w:r>
+        <w:rPr>
+          <w:rFonts w:ascii="Consolas" w:eastAsia="Consolas" w:hAnsi="Consolas" w:cs="Consolas"/>
+          <w:sz w:val="18"/>
+          <w:lang w:val="en-US"/>
+        </w:rPr>
+        <w:t xml:space="preserve">                houses[i].address, houses[i].area, houses[i].residents, perResident);</w:t>
+      </w:r>
+    </w:p>
+    <w:p>
+      <w:pPr>
+        <w:spacing w:after="0" w:line="240" w:lineRule="auto"/>
+        <w:ind w:right="-142"/>
+      </w:pPr>
+      <w:r>
+        <w:rPr>
+          <w:rFonts w:ascii="Consolas" w:eastAsia="Consolas" w:hAnsi="Consolas" w:cs="Consolas"/>
+          <w:sz w:val="18"/>
+          <w:lang w:val="en-US"/>
+        </w:rPr>
+        <w:t xml:space="preserve">            </w:t>
+      </w:r>
+      <w:r>
+        <w:rPr>
+          <w:rFonts w:ascii="Consolas" w:eastAsia="Consolas" w:hAnsi="Consolas" w:cs="Consolas"/>
+          <w:sz w:val="18"/>
+        </w:rPr>
+        <w:t>fprintf_s(f, "%-30s площадь %8.1f, жильцов %4d, на 1 жильца %6.2f\n",</w:t>
+      </w:r>
+    </w:p>
+    <w:p>
+      <w:pPr>
+        <w:spacing w:after="0" w:line="240" w:lineRule="auto"/>
+        <w:ind w:right="-142"/>
+        <w:rPr>
+          <w:lang w:val="en-US"/>
+        </w:rPr>
+      </w:pPr>
+      <w:r>
+        <w:rPr>
+          <w:rFonts w:ascii="Consolas" w:eastAsia="Consolas" w:hAnsi="Consolas" w:cs="Consolas"/>
+          <w:sz w:val="18"/>
+        </w:rPr>
+        <w:t xml:space="preserve">                </w:t>
+      </w:r>
+      <w:r>
+        <w:rPr>
+          <w:rFonts w:ascii="Consolas" w:eastAsia="Consolas" w:hAnsi="Consolas" w:cs="Consolas"/>
+          <w:sz w:val="18"/>
+          <w:lang w:val="en-US"/>
+        </w:rPr>
+        <w:t>houses[i].address, houses[i].area, houses[i].residents, perResident);</w:t>
+      </w:r>
+    </w:p>
+    <w:p>
+      <w:pPr>
+        <w:spacing w:after="0" w:line="240" w:lineRule="auto"/>
+        <w:ind w:right="-142"/>
+        <w:rPr>
+          <w:lang w:val="en-US"/>
+        </w:rPr>
+      </w:pPr>
+      <w:r>
+        <w:rPr>
+          <w:rFonts w:ascii="Consolas" w:eastAsia="Consolas" w:hAnsi="Consolas" w:cs="Consolas"/>
+          <w:sz w:val="18"/>
+          <w:lang w:val="en-US"/>
+        </w:rPr>
+        <w:t xml:space="preserve">            found++;</w:t>
+      </w:r>
+    </w:p>
+    <w:p>
+      <w:pPr>
+        <w:spacing w:after="0" w:line="240" w:lineRule="auto"/>
+        <w:ind w:right="-142"/>
+        <w:rPr>
+          <w:lang w:val="en-US"/>
+        </w:rPr>
+      </w:pPr>
+      <w:r>
+        <w:rPr>
+          <w:rFonts w:ascii="Consolas" w:eastAsia="Consolas" w:hAnsi="Consolas" w:cs="Consolas"/>
+          <w:sz w:val="18"/>
+          <w:lang w:val="en-US"/>
+        </w:rPr>
+        <w:t xml:space="preserve">        }</w:t>
+      </w:r>
+    </w:p>
+    <w:p>
+      <w:pPr>
+        <w:spacing w:after="0" w:line="240" w:lineRule="auto"/>
+        <w:ind w:right="-142"/>
+        <w:rPr>
+          <w:lang w:val="en-US"/>
+        </w:rPr>
+      </w:pPr>
+      <w:r>
+        <w:rPr>
+          <w:rFonts w:ascii="Consolas" w:eastAsia="Consolas" w:hAnsi="Consolas" w:cs="Consolas"/>
+          <w:sz w:val="18"/>
+          <w:lang w:val="en-US"/>
         </w:rPr>
         <w:t xml:space="preserve">    }</w:t>
       </w:r>
     </w:p>
     <w:p>
       <w:pPr>
-        <w:keepNext w:val="0"/>
-        <w:spacing w:after="0" w:before="0" w:line="240" w:lineRule="auto"/>
-        <w:ind w:right="-142"/>
-      </w:pPr>
-      <w:r>
-        <w:rPr>
-          <w:rFonts w:ascii="Consolas" w:hAnsi="Consolas" w:cs="Consolas" w:eastAsia="Consolas"/>
-          <w:b w:val="0"/>
-          <w:i w:val="0"/>
-          <w:sz w:val="18"/>
-        </w:rPr>
-      </w:r>
-    </w:p>
-    <w:p>
-      <w:pPr>
-        <w:keepNext w:val="0"/>
-        <w:spacing w:after="0" w:before="0" w:line="240" w:lineRule="auto"/>
-        <w:ind w:right="-142"/>
-      </w:pPr>
-      <w:r>
-        <w:rPr>
-          <w:rFonts w:ascii="Consolas" w:hAnsi="Consolas" w:cs="Consolas" w:eastAsia="Consolas"/>
-          <w:b w:val="0"/>
-          <w:i w:val="0"/>
-          <w:sz w:val="18"/>
-        </w:rPr>
-        <w:t xml:space="preserve">    double s;</w:t>
-      </w:r>
-    </w:p>
-    <w:p>
-      <w:pPr>
-        <w:keepNext w:val="0"/>
-        <w:spacing w:after="0" w:before="0" w:line="240" w:lineRule="auto"/>
-        <w:ind w:right="-142"/>
-      </w:pPr>
-      <w:r>
-        <w:rPr>
-          <w:rFonts w:ascii="Consolas" w:hAnsi="Consolas" w:cs="Consolas" w:eastAsia="Consolas"/>
-          <w:b w:val="0"/>
-          <w:i w:val="0"/>
-          <w:sz w:val="18"/>
-        </w:rPr>
-        <w:t xml:space="preserve">    cout &lt;&lt; "\nВведите s (жилая площадь на одного жильца, кв. м): ";</w:t>
-      </w:r>
-    </w:p>
-    <w:p>
-      <w:pPr>
-        <w:keepNext w:val="0"/>
-        <w:spacing w:after="0" w:before="0" w:line="240" w:lineRule="auto"/>
-        <w:ind w:right="-142"/>
-      </w:pPr>
-      <w:r>
-        <w:rPr>
-          <w:rFonts w:ascii="Consolas" w:hAnsi="Consolas" w:cs="Consolas" w:eastAsia="Consolas"/>
-          <w:b w:val="0"/>
-          <w:i w:val="0"/>
-          <w:sz w:val="18"/>
-        </w:rPr>
-        <w:t xml:space="preserve">    cin &gt;&gt; s;</w:t>
-      </w:r>
-    </w:p>
-    <w:p>
-      <w:pPr>
-        <w:keepNext w:val="0"/>
-        <w:spacing w:after="0" w:before="0" w:line="240" w:lineRule="auto"/>
-        <w:ind w:right="-142"/>
-      </w:pPr>
-      <w:r>
-        <w:rPr>
-          <w:rFonts w:ascii="Consolas" w:hAnsi="Consolas" w:cs="Consolas" w:eastAsia="Consolas"/>
-          <w:b w:val="0"/>
-          <w:i w:val="0"/>
-          <w:sz w:val="18"/>
-        </w:rPr>
-        <w:t xml:space="preserve">    if (!cin)</w:t>
-      </w:r>
-    </w:p>
-    <w:p>
-      <w:pPr>
-        <w:keepNext w:val="0"/>
-        <w:spacing w:after="0" w:before="0" w:line="240" w:lineRule="auto"/>
-        <w:ind w:right="-142"/>
-      </w:pPr>
-      <w:r>
-        <w:rPr>
-          <w:rFonts w:ascii="Consolas" w:hAnsi="Consolas" w:cs="Consolas" w:eastAsia="Consolas"/>
-          <w:b w:val="0"/>
-          <w:i w:val="0"/>
-          <w:sz w:val="18"/>
+        <w:spacing w:after="0" w:line="240" w:lineRule="auto"/>
+        <w:ind w:right="-142"/>
+        <w:rPr>
+          <w:lang w:val="en-US"/>
+        </w:rPr>
+      </w:pPr>
+    </w:p>
+    <w:p>
+      <w:pPr>
+        <w:spacing w:after="0" w:line="240" w:lineRule="auto"/>
+        <w:ind w:right="-142"/>
+        <w:rPr>
+          <w:lang w:val="en-US"/>
+        </w:rPr>
+      </w:pPr>
+      <w:r>
+        <w:rPr>
+          <w:rFonts w:ascii="Consolas" w:eastAsia="Consolas" w:hAnsi="Consolas" w:cs="Consolas"/>
+          <w:sz w:val="18"/>
+          <w:lang w:val="en-US"/>
+        </w:rPr>
+        <w:t xml:space="preserve">    if (found == 0)</w:t>
+      </w:r>
+    </w:p>
+    <w:p>
+      <w:pPr>
+        <w:spacing w:after="0" w:line="240" w:lineRule="auto"/>
+        <w:ind w:right="-142"/>
+        <w:rPr>
+          <w:lang w:val="en-US"/>
+        </w:rPr>
+      </w:pPr>
+      <w:r>
+        <w:rPr>
+          <w:rFonts w:ascii="Consolas" w:eastAsia="Consolas" w:hAnsi="Consolas" w:cs="Consolas"/>
+          <w:sz w:val="18"/>
+          <w:lang w:val="en-US"/>
         </w:rPr>
         <w:t xml:space="preserve">    {</w:t>
       </w:r>
     </w:p>
     <w:p>
       <w:pPr>
-        <w:keepNext w:val="0"/>
-        <w:spacing w:after="0" w:before="0" w:line="240" w:lineRule="auto"/>
-        <w:ind w:right="-142"/>
-      </w:pPr>
-      <w:r>
-        <w:rPr>
-          <w:rFonts w:ascii="Consolas" w:hAnsi="Consolas" w:cs="Consolas" w:eastAsia="Consolas"/>
-          <w:b w:val="0"/>
-          <w:i w:val="0"/>
-          <w:sz w:val="18"/>
-        </w:rPr>
-        <w:t xml:space="preserve">        cout &lt;&lt; "Ошибка ввода s" &lt;&lt; endl;</w:t>
-      </w:r>
-    </w:p>
-    <w:p>
-      <w:pPr>
-        <w:keepNext w:val="0"/>
-        <w:spacing w:after="0" w:before="0" w:line="240" w:lineRule="auto"/>
-        <w:ind w:right="-142"/>
-      </w:pPr>
-      <w:r>
-        <w:rPr>
-          <w:rFonts w:ascii="Consolas" w:hAnsi="Consolas" w:cs="Consolas" w:eastAsia="Consolas"/>
-          <w:b w:val="0"/>
-          <w:i w:val="0"/>
-          <w:sz w:val="18"/>
-        </w:rPr>
-        <w:t xml:space="preserve">        system("pause");</w:t>
-      </w:r>
-    </w:p>
-    <w:p>
-      <w:pPr>
-        <w:keepNext w:val="0"/>
-        <w:spacing w:after="0" w:before="0" w:line="240" w:lineRule="auto"/>
-        <w:ind w:right="-142"/>
-      </w:pPr>
-      <w:r>
-        <w:rPr>
-          <w:rFonts w:ascii="Consolas" w:hAnsi="Consolas" w:cs="Consolas" w:eastAsia="Consolas"/>
-          <w:b w:val="0"/>
-          <w:i w:val="0"/>
-          <w:sz w:val="18"/>
-        </w:rPr>
-        <w:t xml:space="preserve">        return 1;</w:t>
-      </w:r>
-    </w:p>
-    <w:p>
-      <w:pPr>
-        <w:keepNext w:val="0"/>
-        <w:spacing w:after="0" w:before="0" w:line="240" w:lineRule="auto"/>
-        <w:ind w:right="-142"/>
-      </w:pPr>
-      <w:r>
-        <w:rPr>
-          <w:rFonts w:ascii="Consolas" w:hAnsi="Consolas" w:cs="Consolas" w:eastAsia="Consolas"/>
-          <w:b w:val="0"/>
-          <w:i w:val="0"/>
+        <w:spacing w:after="0" w:line="240" w:lineRule="auto"/>
+        <w:ind w:right="-142"/>
+        <w:rPr>
+          <w:lang w:val="en-US"/>
+        </w:rPr>
+      </w:pPr>
+      <w:r>
+        <w:rPr>
+          <w:rFonts w:ascii="Consolas" w:eastAsia="Consolas" w:hAnsi="Consolas" w:cs="Consolas"/>
+          <w:sz w:val="18"/>
+          <w:lang w:val="en-US"/>
+        </w:rPr>
+        <w:t xml:space="preserve">        printf_s("</w:t>
+      </w:r>
+      <w:r>
+        <w:rPr>
+          <w:rFonts w:ascii="Consolas" w:eastAsia="Consolas" w:hAnsi="Consolas" w:cs="Consolas"/>
+          <w:sz w:val="18"/>
+        </w:rPr>
+        <w:t>Таких</w:t>
+      </w:r>
+      <w:r>
+        <w:rPr>
+          <w:rFonts w:ascii="Consolas" w:eastAsia="Consolas" w:hAnsi="Consolas" w:cs="Consolas"/>
+          <w:sz w:val="18"/>
+          <w:lang w:val="en-US"/>
+        </w:rPr>
+        <w:t xml:space="preserve"> </w:t>
+      </w:r>
+      <w:r>
+        <w:rPr>
+          <w:rFonts w:ascii="Consolas" w:eastAsia="Consolas" w:hAnsi="Consolas" w:cs="Consolas"/>
+          <w:sz w:val="18"/>
+        </w:rPr>
+        <w:t>домов</w:t>
+      </w:r>
+      <w:r>
+        <w:rPr>
+          <w:rFonts w:ascii="Consolas" w:eastAsia="Consolas" w:hAnsi="Consolas" w:cs="Consolas"/>
+          <w:sz w:val="18"/>
+          <w:lang w:val="en-US"/>
+        </w:rPr>
+        <w:t xml:space="preserve"> </w:t>
+      </w:r>
+      <w:r>
+        <w:rPr>
+          <w:rFonts w:ascii="Consolas" w:eastAsia="Consolas" w:hAnsi="Consolas" w:cs="Consolas"/>
+          <w:sz w:val="18"/>
+        </w:rPr>
+        <w:t>нет</w:t>
+      </w:r>
+      <w:r>
+        <w:rPr>
+          <w:rFonts w:ascii="Consolas" w:eastAsia="Consolas" w:hAnsi="Consolas" w:cs="Consolas"/>
+          <w:sz w:val="18"/>
+          <w:lang w:val="en-US"/>
+        </w:rPr>
+        <w:t>\n");</w:t>
+      </w:r>
+    </w:p>
+    <w:p>
+      <w:pPr>
+        <w:spacing w:after="0" w:line="240" w:lineRule="auto"/>
+        <w:ind w:right="-142"/>
+      </w:pPr>
+      <w:r>
+        <w:rPr>
+          <w:rFonts w:ascii="Consolas" w:eastAsia="Consolas" w:hAnsi="Consolas" w:cs="Consolas"/>
+          <w:sz w:val="18"/>
+          <w:lang w:val="en-US"/>
+        </w:rPr>
+        <w:t xml:space="preserve">        </w:t>
+      </w:r>
+      <w:r>
+        <w:rPr>
+          <w:rFonts w:ascii="Consolas" w:eastAsia="Consolas" w:hAnsi="Consolas" w:cs="Consolas"/>
+          <w:sz w:val="18"/>
+        </w:rPr>
+        <w:t>fprintf_s(f, "Таких домов нет\n");</w:t>
+      </w:r>
+    </w:p>
+    <w:p>
+      <w:pPr>
+        <w:spacing w:after="0" w:line="240" w:lineRule="auto"/>
+        <w:ind w:right="-142"/>
+      </w:pPr>
+      <w:r>
+        <w:rPr>
+          <w:rFonts w:ascii="Consolas" w:eastAsia="Consolas" w:hAnsi="Consolas" w:cs="Consolas"/>
           <w:sz w:val="18"/>
         </w:rPr>
         <w:t xml:space="preserve">    }</w:t>
@@ -4168,538 +4916,18 @@
     </w:p>
     <w:p>
       <w:pPr>
-        <w:keepNext w:val="0"/>
-        <w:spacing w:after="0" w:before="0" w:line="240" w:lineRule="auto"/>
-        <w:ind w:right="-142"/>
-      </w:pPr>
-      <w:r>
-        <w:rPr>
-          <w:rFonts w:ascii="Consolas" w:hAnsi="Consolas" w:cs="Consolas" w:eastAsia="Consolas"/>
-          <w:b w:val="0"/>
-          <w:i w:val="0"/>
-          <w:sz w:val="18"/>
-        </w:rPr>
-      </w:r>
-    </w:p>
-    <w:p>
-      <w:pPr>
-        <w:keepNext w:val="0"/>
-        <w:spacing w:after="0" w:before="0" w:line="240" w:lineRule="auto"/>
-        <w:ind w:right="-142"/>
-      </w:pPr>
-      <w:r>
-        <w:rPr>
-          <w:rFonts w:ascii="Consolas" w:hAnsi="Consolas" w:cs="Consolas" w:eastAsia="Consolas"/>
-          <w:b w:val="0"/>
-          <w:i w:val="0"/>
-          <w:sz w:val="18"/>
-        </w:rPr>
-        <w:t xml:space="preserve">    FILE* f;</w:t>
-      </w:r>
-    </w:p>
-    <w:p>
-      <w:pPr>
-        <w:keepNext w:val="0"/>
-        <w:spacing w:after="0" w:before="0" w:line="240" w:lineRule="auto"/>
-        <w:ind w:right="-142"/>
-      </w:pPr>
-      <w:r>
-        <w:rPr>
-          <w:rFonts w:ascii="Consolas" w:hAnsi="Consolas" w:cs="Consolas" w:eastAsia="Consolas"/>
-          <w:b w:val="0"/>
-          <w:i w:val="0"/>
-          <w:sz w:val="18"/>
-        </w:rPr>
-        <w:t xml:space="preserve">    const char* fname = "result.txt";</w:t>
-      </w:r>
-    </w:p>
-    <w:p>
-      <w:pPr>
-        <w:keepNext w:val="0"/>
-        <w:spacing w:after="0" w:before="0" w:line="240" w:lineRule="auto"/>
-        <w:ind w:right="-142"/>
-      </w:pPr>
-      <w:r>
-        <w:rPr>
-          <w:rFonts w:ascii="Consolas" w:hAnsi="Consolas" w:cs="Consolas" w:eastAsia="Consolas"/>
-          <w:b w:val="0"/>
-          <w:i w:val="0"/>
-          <w:sz w:val="18"/>
-        </w:rPr>
-        <w:t xml:space="preserve">    if (fopen_s(&amp;f, fname, "w") != 0)</w:t>
-      </w:r>
-    </w:p>
-    <w:p>
-      <w:pPr>
-        <w:keepNext w:val="0"/>
-        <w:spacing w:after="0" w:before="0" w:line="240" w:lineRule="auto"/>
-        <w:ind w:right="-142"/>
-      </w:pPr>
-      <w:r>
-        <w:rPr>
-          <w:rFonts w:ascii="Consolas" w:hAnsi="Consolas" w:cs="Consolas" w:eastAsia="Consolas"/>
-          <w:b w:val="0"/>
-          <w:i w:val="0"/>
-          <w:sz w:val="18"/>
-        </w:rPr>
-        <w:t xml:space="preserve">    {</w:t>
-      </w:r>
-    </w:p>
-    <w:p>
-      <w:pPr>
-        <w:keepNext w:val="0"/>
-        <w:spacing w:after="0" w:before="0" w:line="240" w:lineRule="auto"/>
-        <w:ind w:right="-142"/>
-      </w:pPr>
-      <w:r>
-        <w:rPr>
-          <w:rFonts w:ascii="Consolas" w:hAnsi="Consolas" w:cs="Consolas" w:eastAsia="Consolas"/>
-          <w:b w:val="0"/>
-          <w:i w:val="0"/>
-          <w:sz w:val="18"/>
-        </w:rPr>
-        <w:t xml:space="preserve">        printf_s("Ошибка открытия файла %s\n", fname);</w:t>
-      </w:r>
-    </w:p>
-    <w:p>
-      <w:pPr>
-        <w:keepNext w:val="0"/>
-        <w:spacing w:after="0" w:before="0" w:line="240" w:lineRule="auto"/>
-        <w:ind w:right="-142"/>
-      </w:pPr>
-      <w:r>
-        <w:rPr>
-          <w:rFonts w:ascii="Consolas" w:hAnsi="Consolas" w:cs="Consolas" w:eastAsia="Consolas"/>
-          <w:b w:val="0"/>
-          <w:i w:val="0"/>
-          <w:sz w:val="18"/>
-        </w:rPr>
-        <w:t xml:space="preserve">        system("pause");</w:t>
-      </w:r>
-    </w:p>
-    <w:p>
-      <w:pPr>
-        <w:keepNext w:val="0"/>
-        <w:spacing w:after="0" w:before="0" w:line="240" w:lineRule="auto"/>
-        <w:ind w:right="-142"/>
-      </w:pPr>
-      <w:r>
-        <w:rPr>
-          <w:rFonts w:ascii="Consolas" w:hAnsi="Consolas" w:cs="Consolas" w:eastAsia="Consolas"/>
-          <w:b w:val="0"/>
-          <w:i w:val="0"/>
-          <w:sz w:val="18"/>
-        </w:rPr>
-        <w:t xml:space="preserve">        return 1;</w:t>
-      </w:r>
-    </w:p>
-    <w:p>
-      <w:pPr>
-        <w:keepNext w:val="0"/>
-        <w:spacing w:after="0" w:before="0" w:line="240" w:lineRule="auto"/>
-        <w:ind w:right="-142"/>
-      </w:pPr>
-      <w:r>
-        <w:rPr>
-          <w:rFonts w:ascii="Consolas" w:hAnsi="Consolas" w:cs="Consolas" w:eastAsia="Consolas"/>
-          <w:b w:val="0"/>
-          <w:i w:val="0"/>
-          <w:sz w:val="18"/>
-        </w:rPr>
-        <w:t xml:space="preserve">    }</w:t>
-      </w:r>
-    </w:p>
-    <w:p>
-      <w:pPr>
-        <w:keepNext w:val="0"/>
-        <w:spacing w:after="0" w:before="0" w:line="240" w:lineRule="auto"/>
-        <w:ind w:right="-142"/>
-      </w:pPr>
-      <w:r>
-        <w:rPr>
-          <w:rFonts w:ascii="Consolas" w:hAnsi="Consolas" w:cs="Consolas" w:eastAsia="Consolas"/>
-          <w:b w:val="0"/>
-          <w:i w:val="0"/>
-          <w:sz w:val="18"/>
-        </w:rPr>
-      </w:r>
-    </w:p>
-    <w:p>
-      <w:pPr>
-        <w:keepNext w:val="0"/>
-        <w:spacing w:after="0" w:before="0" w:line="240" w:lineRule="auto"/>
-        <w:ind w:right="-142"/>
-      </w:pPr>
-      <w:r>
-        <w:rPr>
-          <w:rFonts w:ascii="Consolas" w:hAnsi="Consolas" w:cs="Consolas" w:eastAsia="Consolas"/>
-          <w:b w:val="0"/>
-          <w:i w:val="0"/>
-          <w:sz w:val="18"/>
-        </w:rPr>
-        <w:t xml:space="preserve">    printf_s("\nДома, в которых жилая площадь на одного жильца менее %.2f кв. м:\n", s);</w:t>
-      </w:r>
-    </w:p>
-    <w:p>
-      <w:pPr>
-        <w:keepNext w:val="0"/>
-        <w:spacing w:after="0" w:before="0" w:line="240" w:lineRule="auto"/>
-        <w:ind w:right="-142"/>
-      </w:pPr>
-      <w:r>
-        <w:rPr>
-          <w:rFonts w:ascii="Consolas" w:hAnsi="Consolas" w:cs="Consolas" w:eastAsia="Consolas"/>
-          <w:b w:val="0"/>
-          <w:i w:val="0"/>
-          <w:sz w:val="18"/>
-        </w:rPr>
-        <w:t xml:space="preserve">    fprintf_s(f, "Дома, в которых жилая площадь на одного жильца менее %.2f кв. м:\n", s);</w:t>
-      </w:r>
-    </w:p>
-    <w:p>
-      <w:pPr>
-        <w:keepNext w:val="0"/>
-        <w:spacing w:after="0" w:before="0" w:line="240" w:lineRule="auto"/>
-        <w:ind w:right="-142"/>
-      </w:pPr>
-      <w:r>
-        <w:rPr>
-          <w:rFonts w:ascii="Consolas" w:hAnsi="Consolas" w:cs="Consolas" w:eastAsia="Consolas"/>
-          <w:b w:val="0"/>
-          <w:i w:val="0"/>
-          <w:sz w:val="18"/>
-        </w:rPr>
-      </w:r>
-    </w:p>
-    <w:p>
-      <w:pPr>
-        <w:keepNext w:val="0"/>
-        <w:spacing w:after="0" w:before="0" w:line="240" w:lineRule="auto"/>
-        <w:ind w:right="-142"/>
-      </w:pPr>
-      <w:r>
-        <w:rPr>
-          <w:rFonts w:ascii="Consolas" w:hAnsi="Consolas" w:cs="Consolas" w:eastAsia="Consolas"/>
-          <w:b w:val="0"/>
-          <w:i w:val="0"/>
-          <w:sz w:val="18"/>
-        </w:rPr>
-        <w:t xml:space="preserve">    int found = 0;</w:t>
-      </w:r>
-    </w:p>
-    <w:p>
-      <w:pPr>
-        <w:keepNext w:val="0"/>
-        <w:spacing w:after="0" w:before="0" w:line="240" w:lineRule="auto"/>
-        <w:ind w:right="-142"/>
-      </w:pPr>
-      <w:r>
-        <w:rPr>
-          <w:rFonts w:ascii="Consolas" w:hAnsi="Consolas" w:cs="Consolas" w:eastAsia="Consolas"/>
-          <w:b w:val="0"/>
-          <w:i w:val="0"/>
-          <w:sz w:val="18"/>
-        </w:rPr>
-        <w:t xml:space="preserve">    for (int i = 0; i &lt; N; i++)</w:t>
-      </w:r>
-    </w:p>
-    <w:p>
-      <w:pPr>
-        <w:keepNext w:val="0"/>
-        <w:spacing w:after="0" w:before="0" w:line="240" w:lineRule="auto"/>
-        <w:ind w:right="-142"/>
-      </w:pPr>
-      <w:r>
-        <w:rPr>
-          <w:rFonts w:ascii="Consolas" w:hAnsi="Consolas" w:cs="Consolas" w:eastAsia="Consolas"/>
-          <w:b w:val="0"/>
-          <w:i w:val="0"/>
-          <w:sz w:val="18"/>
-        </w:rPr>
-        <w:t xml:space="preserve">    {</w:t>
-      </w:r>
-    </w:p>
-    <w:p>
-      <w:pPr>
-        <w:keepNext w:val="0"/>
-        <w:spacing w:after="0" w:before="0" w:line="240" w:lineRule="auto"/>
-        <w:ind w:right="-142"/>
-      </w:pPr>
-      <w:r>
-        <w:rPr>
-          <w:rFonts w:ascii="Consolas" w:hAnsi="Consolas" w:cs="Consolas" w:eastAsia="Consolas"/>
-          <w:b w:val="0"/>
-          <w:i w:val="0"/>
-          <w:sz w:val="18"/>
-        </w:rPr>
-        <w:t xml:space="preserve">        double perResident = houses[i].area / houses[i].residents;</w:t>
-      </w:r>
-    </w:p>
-    <w:p>
-      <w:pPr>
-        <w:keepNext w:val="0"/>
-        <w:spacing w:after="0" w:before="0" w:line="240" w:lineRule="auto"/>
-        <w:ind w:right="-142"/>
-      </w:pPr>
-      <w:r>
-        <w:rPr>
-          <w:rFonts w:ascii="Consolas" w:hAnsi="Consolas" w:cs="Consolas" w:eastAsia="Consolas"/>
-          <w:b w:val="0"/>
-          <w:i w:val="0"/>
-          <w:sz w:val="18"/>
-        </w:rPr>
-        <w:t xml:space="preserve">        if (perResident &lt; s)</w:t>
-      </w:r>
-    </w:p>
-    <w:p>
-      <w:pPr>
-        <w:keepNext w:val="0"/>
-        <w:spacing w:after="0" w:before="0" w:line="240" w:lineRule="auto"/>
-        <w:ind w:right="-142"/>
-      </w:pPr>
-      <w:r>
-        <w:rPr>
-          <w:rFonts w:ascii="Consolas" w:hAnsi="Consolas" w:cs="Consolas" w:eastAsia="Consolas"/>
-          <w:b w:val="0"/>
-          <w:i w:val="0"/>
-          <w:sz w:val="18"/>
-        </w:rPr>
-        <w:t xml:space="preserve">        {</w:t>
-      </w:r>
-    </w:p>
-    <w:p>
-      <w:pPr>
-        <w:keepNext w:val="0"/>
-        <w:spacing w:after="0" w:before="0" w:line="240" w:lineRule="auto"/>
-        <w:ind w:right="-142"/>
-      </w:pPr>
-      <w:r>
-        <w:rPr>
-          <w:rFonts w:ascii="Consolas" w:hAnsi="Consolas" w:cs="Consolas" w:eastAsia="Consolas"/>
-          <w:b w:val="0"/>
-          <w:i w:val="0"/>
-          <w:sz w:val="18"/>
-        </w:rPr>
-        <w:t xml:space="preserve">            printf_s("%-30s площадь %8.1f, жильцов %4d, на 1 жильца %6.2f\n",</w:t>
-      </w:r>
-    </w:p>
-    <w:p>
-      <w:pPr>
-        <w:keepNext w:val="0"/>
-        <w:spacing w:after="0" w:before="0" w:line="240" w:lineRule="auto"/>
-        <w:ind w:right="-142"/>
-      </w:pPr>
-      <w:r>
-        <w:rPr>
-          <w:rFonts w:ascii="Consolas" w:hAnsi="Consolas" w:cs="Consolas" w:eastAsia="Consolas"/>
-          <w:b w:val="0"/>
-          <w:i w:val="0"/>
-          <w:sz w:val="18"/>
-        </w:rPr>
-        <w:t xml:space="preserve">                houses[i].address, houses[i].area, houses[i].residents, perResident);</w:t>
-      </w:r>
-    </w:p>
-    <w:p>
-      <w:pPr>
-        <w:keepNext w:val="0"/>
-        <w:spacing w:after="0" w:before="0" w:line="240" w:lineRule="auto"/>
-        <w:ind w:right="-142"/>
-      </w:pPr>
-      <w:r>
-        <w:rPr>
-          <w:rFonts w:ascii="Consolas" w:hAnsi="Consolas" w:cs="Consolas" w:eastAsia="Consolas"/>
-          <w:b w:val="0"/>
-          <w:i w:val="0"/>
-          <w:sz w:val="18"/>
-        </w:rPr>
-        <w:t xml:space="preserve">            fprintf_s(f, "%-30s площадь %8.1f, жильцов %4d, на 1 жильца %6.2f\n",</w:t>
-      </w:r>
-    </w:p>
-    <w:p>
-      <w:pPr>
-        <w:keepNext w:val="0"/>
-        <w:spacing w:after="0" w:before="0" w:line="240" w:lineRule="auto"/>
-        <w:ind w:right="-142"/>
-      </w:pPr>
-      <w:r>
-        <w:rPr>
-          <w:rFonts w:ascii="Consolas" w:hAnsi="Consolas" w:cs="Consolas" w:eastAsia="Consolas"/>
-          <w:b w:val="0"/>
-          <w:i w:val="0"/>
-          <w:sz w:val="18"/>
-        </w:rPr>
-        <w:t xml:space="preserve">                houses[i].address, houses[i].area, houses[i].residents, perResident);</w:t>
-      </w:r>
-    </w:p>
-    <w:p>
-      <w:pPr>
-        <w:keepNext w:val="0"/>
-        <w:spacing w:after="0" w:before="0" w:line="240" w:lineRule="auto"/>
-        <w:ind w:right="-142"/>
-      </w:pPr>
-      <w:r>
-        <w:rPr>
-          <w:rFonts w:ascii="Consolas" w:hAnsi="Consolas" w:cs="Consolas" w:eastAsia="Consolas"/>
-          <w:b w:val="0"/>
-          <w:i w:val="0"/>
-          <w:sz w:val="18"/>
-        </w:rPr>
-        <w:t xml:space="preserve">            found++;</w:t>
-      </w:r>
-    </w:p>
-    <w:p>
-      <w:pPr>
-        <w:keepNext w:val="0"/>
-        <w:spacing w:after="0" w:before="0" w:line="240" w:lineRule="auto"/>
-        <w:ind w:right="-142"/>
-      </w:pPr>
-      <w:r>
-        <w:rPr>
-          <w:rFonts w:ascii="Consolas" w:hAnsi="Consolas" w:cs="Consolas" w:eastAsia="Consolas"/>
-          <w:b w:val="0"/>
-          <w:i w:val="0"/>
-          <w:sz w:val="18"/>
-        </w:rPr>
-        <w:t xml:space="preserve">        }</w:t>
-      </w:r>
-    </w:p>
-    <w:p>
-      <w:pPr>
-        <w:keepNext w:val="0"/>
-        <w:spacing w:after="0" w:before="0" w:line="240" w:lineRule="auto"/>
-        <w:ind w:right="-142"/>
-      </w:pPr>
-      <w:r>
-        <w:rPr>
-          <w:rFonts w:ascii="Consolas" w:hAnsi="Consolas" w:cs="Consolas" w:eastAsia="Consolas"/>
-          <w:b w:val="0"/>
-          <w:i w:val="0"/>
-          <w:sz w:val="18"/>
-        </w:rPr>
-        <w:t xml:space="preserve">    }</w:t>
-      </w:r>
-    </w:p>
-    <w:p>
-      <w:pPr>
-        <w:keepNext w:val="0"/>
-        <w:spacing w:after="0" w:before="0" w:line="240" w:lineRule="auto"/>
-        <w:ind w:right="-142"/>
-      </w:pPr>
-      <w:r>
-        <w:rPr>
-          <w:rFonts w:ascii="Consolas" w:hAnsi="Consolas" w:cs="Consolas" w:eastAsia="Consolas"/>
-          <w:b w:val="0"/>
-          <w:i w:val="0"/>
-          <w:sz w:val="18"/>
-        </w:rPr>
-      </w:r>
-    </w:p>
-    <w:p>
-      <w:pPr>
-        <w:keepNext w:val="0"/>
-        <w:spacing w:after="0" w:before="0" w:line="240" w:lineRule="auto"/>
-        <w:ind w:right="-142"/>
-      </w:pPr>
-      <w:r>
-        <w:rPr>
-          <w:rFonts w:ascii="Consolas" w:hAnsi="Consolas" w:cs="Consolas" w:eastAsia="Consolas"/>
-          <w:b w:val="0"/>
-          <w:i w:val="0"/>
-          <w:sz w:val="18"/>
-        </w:rPr>
-        <w:t xml:space="preserve">    if (found == 0)</w:t>
-      </w:r>
-    </w:p>
-    <w:p>
-      <w:pPr>
-        <w:keepNext w:val="0"/>
-        <w:spacing w:after="0" w:before="0" w:line="240" w:lineRule="auto"/>
-        <w:ind w:right="-142"/>
-      </w:pPr>
-      <w:r>
-        <w:rPr>
-          <w:rFonts w:ascii="Consolas" w:hAnsi="Consolas" w:cs="Consolas" w:eastAsia="Consolas"/>
-          <w:b w:val="0"/>
-          <w:i w:val="0"/>
-          <w:sz w:val="18"/>
-        </w:rPr>
-        <w:t xml:space="preserve">    {</w:t>
-      </w:r>
-    </w:p>
-    <w:p>
-      <w:pPr>
-        <w:keepNext w:val="0"/>
-        <w:spacing w:after="0" w:before="0" w:line="240" w:lineRule="auto"/>
-        <w:ind w:right="-142"/>
-      </w:pPr>
-      <w:r>
-        <w:rPr>
-          <w:rFonts w:ascii="Consolas" w:hAnsi="Consolas" w:cs="Consolas" w:eastAsia="Consolas"/>
-          <w:b w:val="0"/>
-          <w:i w:val="0"/>
-          <w:sz w:val="18"/>
-        </w:rPr>
-        <w:t xml:space="preserve">        printf_s("Таких домов нет\n");</w:t>
-      </w:r>
-    </w:p>
-    <w:p>
-      <w:pPr>
-        <w:keepNext w:val="0"/>
-        <w:spacing w:after="0" w:before="0" w:line="240" w:lineRule="auto"/>
-        <w:ind w:right="-142"/>
-      </w:pPr>
-      <w:r>
-        <w:rPr>
-          <w:rFonts w:ascii="Consolas" w:hAnsi="Consolas" w:cs="Consolas" w:eastAsia="Consolas"/>
-          <w:b w:val="0"/>
-          <w:i w:val="0"/>
-          <w:sz w:val="18"/>
-        </w:rPr>
-        <w:t xml:space="preserve">        fprintf_s(f, "Таких домов нет\n");</w:t>
-      </w:r>
-    </w:p>
-    <w:p>
-      <w:pPr>
-        <w:keepNext w:val="0"/>
-        <w:spacing w:after="0" w:before="0" w:line="240" w:lineRule="auto"/>
-        <w:ind w:right="-142"/>
-      </w:pPr>
-      <w:r>
-        <w:rPr>
-          <w:rFonts w:ascii="Consolas" w:hAnsi="Consolas" w:cs="Consolas" w:eastAsia="Consolas"/>
-          <w:b w:val="0"/>
-          <w:i w:val="0"/>
-          <w:sz w:val="18"/>
-        </w:rPr>
-        <w:t xml:space="preserve">    }</w:t>
-      </w:r>
-    </w:p>
-    <w:p>
-      <w:pPr>
-        <w:keepNext w:val="0"/>
-        <w:spacing w:after="0" w:before="0" w:line="240" w:lineRule="auto"/>
-        <w:ind w:right="-142"/>
-      </w:pPr>
-      <w:r>
-        <w:rPr>
-          <w:rFonts w:ascii="Consolas" w:hAnsi="Consolas" w:cs="Consolas" w:eastAsia="Consolas"/>
-          <w:b w:val="0"/>
-          <w:i w:val="0"/>
-          <w:sz w:val="18"/>
-        </w:rPr>
-      </w:r>
-    </w:p>
-    <w:p>
-      <w:pPr>
-        <w:keepNext w:val="0"/>
-        <w:spacing w:after="0" w:before="0" w:line="240" w:lineRule="auto"/>
-        <w:ind w:right="-142"/>
-      </w:pPr>
-      <w:r>
-        <w:rPr>
-          <w:rFonts w:ascii="Consolas" w:hAnsi="Consolas" w:cs="Consolas" w:eastAsia="Consolas"/>
-          <w:b w:val="0"/>
-          <w:i w:val="0"/>
+        <w:spacing w:after="0" w:line="240" w:lineRule="auto"/>
+        <w:ind w:right="-142"/>
+      </w:pPr>
+    </w:p>
+    <w:p>
+      <w:pPr>
+        <w:spacing w:after="0" w:line="240" w:lineRule="auto"/>
+        <w:ind w:right="-142"/>
+      </w:pPr>
+      <w:r>
+        <w:rPr>
+          <w:rFonts w:ascii="Consolas" w:eastAsia="Consolas" w:hAnsi="Consolas" w:cs="Consolas"/>
           <w:sz w:val="18"/>
         </w:rPr>
         <w:t xml:space="preserve">    fclose(f);</w:t>
@@ -4707,15 +4935,12 @@
     </w:p>
     <w:p>
       <w:pPr>
-        <w:keepNext w:val="0"/>
-        <w:spacing w:after="0" w:before="0" w:line="240" w:lineRule="auto"/>
-        <w:ind w:right="-142"/>
-      </w:pPr>
-      <w:r>
-        <w:rPr>
-          <w:rFonts w:ascii="Consolas" w:hAnsi="Consolas" w:cs="Consolas" w:eastAsia="Consolas"/>
-          <w:b w:val="0"/>
-          <w:i w:val="0"/>
+        <w:spacing w:after="0" w:line="240" w:lineRule="auto"/>
+        <w:ind w:right="-142"/>
+      </w:pPr>
+      <w:r>
+        <w:rPr>
+          <w:rFonts w:ascii="Consolas" w:eastAsia="Consolas" w:hAnsi="Consolas" w:cs="Consolas"/>
           <w:sz w:val="18"/>
         </w:rPr>
         <w:t xml:space="preserve">    printf_s("\nРезультат записан в файл %s\n", fname);</w:t>
@@ -4723,30 +4948,18 @@
     </w:p>
     <w:p>
       <w:pPr>
-        <w:keepNext w:val="0"/>
-        <w:spacing w:after="0" w:before="0" w:line="240" w:lineRule="auto"/>
-        <w:ind w:right="-142"/>
-      </w:pPr>
-      <w:r>
-        <w:rPr>
-          <w:rFonts w:ascii="Consolas" w:hAnsi="Consolas" w:cs="Consolas" w:eastAsia="Consolas"/>
-          <w:b w:val="0"/>
-          <w:i w:val="0"/>
-          <w:sz w:val="18"/>
-        </w:rPr>
-      </w:r>
-    </w:p>
-    <w:p>
-      <w:pPr>
-        <w:keepNext w:val="0"/>
-        <w:spacing w:after="0" w:before="0" w:line="240" w:lineRule="auto"/>
-        <w:ind w:right="-142"/>
-      </w:pPr>
-      <w:r>
-        <w:rPr>
-          <w:rFonts w:ascii="Consolas" w:hAnsi="Consolas" w:cs="Consolas" w:eastAsia="Consolas"/>
-          <w:b w:val="0"/>
-          <w:i w:val="0"/>
+        <w:spacing w:after="0" w:line="240" w:lineRule="auto"/>
+        <w:ind w:right="-142"/>
+      </w:pPr>
+    </w:p>
+    <w:p>
+      <w:pPr>
+        <w:spacing w:after="0" w:line="240" w:lineRule="auto"/>
+        <w:ind w:right="-142"/>
+      </w:pPr>
+      <w:r>
+        <w:rPr>
+          <w:rFonts w:ascii="Consolas" w:eastAsia="Consolas" w:hAnsi="Consolas" w:cs="Consolas"/>
           <w:sz w:val="18"/>
         </w:rPr>
         <w:t xml:space="preserve">    system("pause");</w:t>
@@ -4754,15 +4967,12 @@
     </w:p>
     <w:p>
       <w:pPr>
-        <w:keepNext w:val="0"/>
-        <w:spacing w:after="0" w:before="0" w:line="240" w:lineRule="auto"/>
-        <w:ind w:right="-142"/>
-      </w:pPr>
-      <w:r>
-        <w:rPr>
-          <w:rFonts w:ascii="Consolas" w:hAnsi="Consolas" w:cs="Consolas" w:eastAsia="Consolas"/>
-          <w:b w:val="0"/>
-          <w:i w:val="0"/>
+        <w:spacing w:after="0" w:line="240" w:lineRule="auto"/>
+        <w:ind w:right="-142"/>
+      </w:pPr>
+      <w:r>
+        <w:rPr>
+          <w:rFonts w:ascii="Consolas" w:eastAsia="Consolas" w:hAnsi="Consolas" w:cs="Consolas"/>
           <w:sz w:val="18"/>
         </w:rPr>
         <w:t xml:space="preserve">    return 0;</w:t>
@@ -4770,14 +4980,12 @@
     </w:p>
     <w:p>
       <w:pPr>
-        <w:spacing w:after="0" w:before="0" w:line="240" w:lineRule="auto"/>
-        <w:ind w:right="-142"/>
-      </w:pPr>
-      <w:r>
-        <w:rPr>
-          <w:rFonts w:ascii="Consolas" w:hAnsi="Consolas" w:cs="Consolas" w:eastAsia="Consolas"/>
-          <w:b w:val="0"/>
-          <w:i w:val="0"/>
+        <w:spacing w:after="0" w:line="240" w:lineRule="auto"/>
+        <w:ind w:right="-142"/>
+      </w:pPr>
+      <w:r>
+        <w:rPr>
+          <w:rFonts w:ascii="Consolas" w:eastAsia="Consolas" w:hAnsi="Consolas" w:cs="Consolas"/>
           <w:sz w:val="18"/>
         </w:rPr>
         <w:t>}</w:t>
@@ -4787,14 +4995,6 @@
       <w:pPr>
         <w:spacing w:after="0"/>
       </w:pPr>
-      <w:r>
-        <w:rPr>
-          <w:rFonts w:ascii="Times New Roman" w:hAnsi="Times New Roman" w:cs="Times New Roman" w:eastAsia="Times New Roman"/>
-          <w:b w:val="0"/>
-          <w:i w:val="0"/>
-          <w:sz w:val="28"/>
-        </w:rPr>
-      </w:r>
     </w:p>
     <w:p>
       <w:pPr>
@@ -4803,9 +5003,7 @@
       </w:pPr>
       <w:r>
         <w:rPr>
-          <w:rFonts w:ascii="Times New Roman" w:hAnsi="Times New Roman" w:cs="Times New Roman" w:eastAsia="Times New Roman"/>
-          <w:b w:val="0"/>
-          <w:i w:val="0"/>
+          <w:rFonts w:ascii="Times New Roman" w:eastAsia="Times New Roman" w:hAnsi="Times New Roman" w:cs="Times New Roman"/>
           <w:sz w:val="28"/>
         </w:rPr>
         <w:t>Листинг 2 – Приложение SPO_Lr1_SysInfo (файл SPO_Lr1_SysInfo.cpp)</w:t>
@@ -4814,15 +5012,17 @@
     <w:p>
       <w:pPr>
         <w:keepNext/>
-        <w:spacing w:after="0" w:before="0" w:line="240" w:lineRule="auto"/>
-        <w:ind w:right="-142"/>
-      </w:pPr>
-      <w:r>
-        <w:rPr>
-          <w:rFonts w:ascii="Consolas" w:hAnsi="Consolas" w:cs="Consolas" w:eastAsia="Consolas"/>
-          <w:b w:val="0"/>
-          <w:i w:val="0"/>
-          <w:sz w:val="18"/>
+        <w:spacing w:after="0" w:line="240" w:lineRule="auto"/>
+        <w:ind w:right="-142"/>
+        <w:rPr>
+          <w:lang w:val="en-US"/>
+        </w:rPr>
+      </w:pPr>
+      <w:r>
+        <w:rPr>
+          <w:rFonts w:ascii="Consolas" w:eastAsia="Consolas" w:hAnsi="Consolas" w:cs="Consolas"/>
+          <w:sz w:val="18"/>
+          <w:lang w:val="en-US"/>
         </w:rPr>
         <w:t>#include &lt;windows.h&gt;</w:t>
       </w:r>
@@ -4830,15 +5030,17 @@
     <w:p>
       <w:pPr>
         <w:keepNext/>
-        <w:spacing w:after="0" w:before="0" w:line="240" w:lineRule="auto"/>
-        <w:ind w:right="-142"/>
-      </w:pPr>
-      <w:r>
-        <w:rPr>
-          <w:rFonts w:ascii="Consolas" w:hAnsi="Consolas" w:cs="Consolas" w:eastAsia="Consolas"/>
-          <w:b w:val="0"/>
-          <w:i w:val="0"/>
-          <w:sz w:val="18"/>
+        <w:spacing w:after="0" w:line="240" w:lineRule="auto"/>
+        <w:ind w:right="-142"/>
+        <w:rPr>
+          <w:lang w:val="en-US"/>
+        </w:rPr>
+      </w:pPr>
+      <w:r>
+        <w:rPr>
+          <w:rFonts w:ascii="Consolas" w:eastAsia="Consolas" w:hAnsi="Consolas" w:cs="Consolas"/>
+          <w:sz w:val="18"/>
+          <w:lang w:val="en-US"/>
         </w:rPr>
         <w:t>#include &lt;lmcons.h&gt;</w:t>
       </w:r>
@@ -4846,15 +5048,17 @@
     <w:p>
       <w:pPr>
         <w:keepNext/>
-        <w:spacing w:after="0" w:before="0" w:line="240" w:lineRule="auto"/>
-        <w:ind w:right="-142"/>
-      </w:pPr>
-      <w:r>
-        <w:rPr>
-          <w:rFonts w:ascii="Consolas" w:hAnsi="Consolas" w:cs="Consolas" w:eastAsia="Consolas"/>
-          <w:b w:val="0"/>
-          <w:i w:val="0"/>
-          <w:sz w:val="18"/>
+        <w:spacing w:after="0" w:line="240" w:lineRule="auto"/>
+        <w:ind w:right="-142"/>
+        <w:rPr>
+          <w:lang w:val="en-US"/>
+        </w:rPr>
+      </w:pPr>
+      <w:r>
+        <w:rPr>
+          <w:rFonts w:ascii="Consolas" w:eastAsia="Consolas" w:hAnsi="Consolas" w:cs="Consolas"/>
+          <w:sz w:val="18"/>
+          <w:lang w:val="en-US"/>
         </w:rPr>
         <w:t>#include &lt;cstdio&gt;</w:t>
       </w:r>
@@ -4862,15 +5066,17 @@
     <w:p>
       <w:pPr>
         <w:keepNext/>
-        <w:spacing w:after="0" w:before="0" w:line="240" w:lineRule="auto"/>
-        <w:ind w:right="-142"/>
-      </w:pPr>
-      <w:r>
-        <w:rPr>
-          <w:rFonts w:ascii="Consolas" w:hAnsi="Consolas" w:cs="Consolas" w:eastAsia="Consolas"/>
-          <w:b w:val="0"/>
-          <w:i w:val="0"/>
-          <w:sz w:val="18"/>
+        <w:spacing w:after="0" w:line="240" w:lineRule="auto"/>
+        <w:ind w:right="-142"/>
+        <w:rPr>
+          <w:lang w:val="en-US"/>
+        </w:rPr>
+      </w:pPr>
+      <w:r>
+        <w:rPr>
+          <w:rFonts w:ascii="Consolas" w:eastAsia="Consolas" w:hAnsi="Consolas" w:cs="Consolas"/>
+          <w:sz w:val="18"/>
+          <w:lang w:val="en-US"/>
         </w:rPr>
         <w:t>#include &lt;clocale&gt;</w:t>
       </w:r>
@@ -4878,15 +5084,17 @@
     <w:p>
       <w:pPr>
         <w:keepNext/>
-        <w:spacing w:after="0" w:before="0" w:line="240" w:lineRule="auto"/>
-        <w:ind w:right="-142"/>
-      </w:pPr>
-      <w:r>
-        <w:rPr>
-          <w:rFonts w:ascii="Consolas" w:hAnsi="Consolas" w:cs="Consolas" w:eastAsia="Consolas"/>
-          <w:b w:val="0"/>
-          <w:i w:val="0"/>
-          <w:sz w:val="18"/>
+        <w:spacing w:after="0" w:line="240" w:lineRule="auto"/>
+        <w:ind w:right="-142"/>
+        <w:rPr>
+          <w:lang w:val="en-US"/>
+        </w:rPr>
+      </w:pPr>
+      <w:r>
+        <w:rPr>
+          <w:rFonts w:ascii="Consolas" w:eastAsia="Consolas" w:hAnsi="Consolas" w:cs="Consolas"/>
+          <w:sz w:val="18"/>
+          <w:lang w:val="en-US"/>
         </w:rPr>
         <w:t>#include &lt;cstdlib&gt;</w:t>
       </w:r>
@@ -4894,30 +5102,27 @@
     <w:p>
       <w:pPr>
         <w:keepNext/>
-        <w:spacing w:after="0" w:before="0" w:line="240" w:lineRule="auto"/>
-        <w:ind w:right="-142"/>
-      </w:pPr>
-      <w:r>
-        <w:rPr>
-          <w:rFonts w:ascii="Consolas" w:hAnsi="Consolas" w:cs="Consolas" w:eastAsia="Consolas"/>
-          <w:b w:val="0"/>
-          <w:i w:val="0"/>
-          <w:sz w:val="18"/>
-        </w:rPr>
-      </w:r>
+        <w:spacing w:after="0" w:line="240" w:lineRule="auto"/>
+        <w:ind w:right="-142"/>
+        <w:rPr>
+          <w:lang w:val="en-US"/>
+        </w:rPr>
+      </w:pPr>
     </w:p>
     <w:p>
       <w:pPr>
         <w:keepNext/>
-        <w:spacing w:after="0" w:before="0" w:line="240" w:lineRule="auto"/>
-        <w:ind w:right="-142"/>
-      </w:pPr>
-      <w:r>
-        <w:rPr>
-          <w:rFonts w:ascii="Consolas" w:hAnsi="Consolas" w:cs="Consolas" w:eastAsia="Consolas"/>
-          <w:b w:val="0"/>
-          <w:i w:val="0"/>
-          <w:sz w:val="18"/>
+        <w:spacing w:after="0" w:line="240" w:lineRule="auto"/>
+        <w:ind w:right="-142"/>
+        <w:rPr>
+          <w:lang w:val="en-US"/>
+        </w:rPr>
+      </w:pPr>
+      <w:r>
+        <w:rPr>
+          <w:rFonts w:ascii="Consolas" w:eastAsia="Consolas" w:hAnsi="Consolas" w:cs="Consolas"/>
+          <w:sz w:val="18"/>
+          <w:lang w:val="en-US"/>
         </w:rPr>
         <w:t>int main()</w:t>
       </w:r>
@@ -4925,15 +5130,17 @@
     <w:p>
       <w:pPr>
         <w:keepNext/>
-        <w:spacing w:after="0" w:before="0" w:line="240" w:lineRule="auto"/>
-        <w:ind w:right="-142"/>
-      </w:pPr>
-      <w:r>
-        <w:rPr>
-          <w:rFonts w:ascii="Consolas" w:hAnsi="Consolas" w:cs="Consolas" w:eastAsia="Consolas"/>
-          <w:b w:val="0"/>
-          <w:i w:val="0"/>
-          <w:sz w:val="18"/>
+        <w:spacing w:after="0" w:line="240" w:lineRule="auto"/>
+        <w:ind w:right="-142"/>
+        <w:rPr>
+          <w:lang w:val="en-US"/>
+        </w:rPr>
+      </w:pPr>
+      <w:r>
+        <w:rPr>
+          <w:rFonts w:ascii="Consolas" w:eastAsia="Consolas" w:hAnsi="Consolas" w:cs="Consolas"/>
+          <w:sz w:val="18"/>
+          <w:lang w:val="en-US"/>
         </w:rPr>
         <w:t>{</w:t>
       </w:r>
@@ -4941,15 +5148,17 @@
     <w:p>
       <w:pPr>
         <w:keepNext/>
-        <w:spacing w:after="0" w:before="0" w:line="240" w:lineRule="auto"/>
-        <w:ind w:right="-142"/>
-      </w:pPr>
-      <w:r>
-        <w:rPr>
-          <w:rFonts w:ascii="Consolas" w:hAnsi="Consolas" w:cs="Consolas" w:eastAsia="Consolas"/>
-          <w:b w:val="0"/>
-          <w:i w:val="0"/>
-          <w:sz w:val="18"/>
+        <w:spacing w:after="0" w:line="240" w:lineRule="auto"/>
+        <w:ind w:right="-142"/>
+        <w:rPr>
+          <w:lang w:val="en-US"/>
+        </w:rPr>
+      </w:pPr>
+      <w:r>
+        <w:rPr>
+          <w:rFonts w:ascii="Consolas" w:eastAsia="Consolas" w:hAnsi="Consolas" w:cs="Consolas"/>
+          <w:sz w:val="18"/>
+          <w:lang w:val="en-US"/>
         </w:rPr>
         <w:t xml:space="preserve">    setlocale(LC_CTYPE, "rus");</w:t>
       </w:r>
@@ -4957,46 +5166,67 @@
     <w:p>
       <w:pPr>
         <w:keepNext/>
-        <w:spacing w:after="0" w:before="0" w:line="240" w:lineRule="auto"/>
-        <w:ind w:right="-142"/>
-      </w:pPr>
-      <w:r>
-        <w:rPr>
-          <w:rFonts w:ascii="Consolas" w:hAnsi="Consolas" w:cs="Consolas" w:eastAsia="Consolas"/>
-          <w:b w:val="0"/>
-          <w:i w:val="0"/>
-          <w:sz w:val="18"/>
-        </w:rPr>
-      </w:r>
+        <w:spacing w:after="0" w:line="240" w:lineRule="auto"/>
+        <w:ind w:right="-142"/>
+        <w:rPr>
+          <w:lang w:val="en-US"/>
+        </w:rPr>
+      </w:pPr>
     </w:p>
     <w:p>
       <w:pPr>
         <w:keepNext/>
-        <w:spacing w:after="0" w:before="0" w:line="240" w:lineRule="auto"/>
-        <w:ind w:right="-142"/>
-      </w:pPr>
-      <w:r>
-        <w:rPr>
-          <w:rFonts w:ascii="Consolas" w:hAnsi="Consolas" w:cs="Consolas" w:eastAsia="Consolas"/>
-          <w:b w:val="0"/>
-          <w:i w:val="0"/>
-          <w:sz w:val="18"/>
-        </w:rPr>
-        <w:t xml:space="preserve">    // Имя пользователя</w:t>
+        <w:spacing w:after="0" w:line="240" w:lineRule="auto"/>
+        <w:ind w:right="-142"/>
+        <w:rPr>
+          <w:lang w:val="en-US"/>
+        </w:rPr>
+      </w:pPr>
+      <w:r>
+        <w:rPr>
+          <w:rFonts w:ascii="Consolas" w:eastAsia="Consolas" w:hAnsi="Consolas" w:cs="Consolas"/>
+          <w:sz w:val="18"/>
+          <w:lang w:val="en-US"/>
+        </w:rPr>
+        <w:t xml:space="preserve">    // </w:t>
+      </w:r>
+      <w:r>
+        <w:rPr>
+          <w:rFonts w:ascii="Consolas" w:eastAsia="Consolas" w:hAnsi="Consolas" w:cs="Consolas"/>
+          <w:sz w:val="18"/>
+        </w:rPr>
+        <w:t>Имя</w:t>
+      </w:r>
+      <w:r>
+        <w:rPr>
+          <w:rFonts w:ascii="Consolas" w:eastAsia="Consolas" w:hAnsi="Consolas" w:cs="Consolas"/>
+          <w:sz w:val="18"/>
+          <w:lang w:val="en-US"/>
+        </w:rPr>
+        <w:t xml:space="preserve"> </w:t>
+      </w:r>
+      <w:r>
+        <w:rPr>
+          <w:rFonts w:ascii="Consolas" w:eastAsia="Consolas" w:hAnsi="Consolas" w:cs="Consolas"/>
+          <w:sz w:val="18"/>
+        </w:rPr>
+        <w:t>пользователя</w:t>
       </w:r>
     </w:p>
     <w:p>
       <w:pPr>
         <w:keepNext/>
-        <w:spacing w:after="0" w:before="0" w:line="240" w:lineRule="auto"/>
-        <w:ind w:right="-142"/>
-      </w:pPr>
-      <w:r>
-        <w:rPr>
-          <w:rFonts w:ascii="Consolas" w:hAnsi="Consolas" w:cs="Consolas" w:eastAsia="Consolas"/>
-          <w:b w:val="0"/>
-          <w:i w:val="0"/>
-          <w:sz w:val="18"/>
+        <w:spacing w:after="0" w:line="240" w:lineRule="auto"/>
+        <w:ind w:right="-142"/>
+        <w:rPr>
+          <w:lang w:val="en-US"/>
+        </w:rPr>
+      </w:pPr>
+      <w:r>
+        <w:rPr>
+          <w:rFonts w:ascii="Consolas" w:eastAsia="Consolas" w:hAnsi="Consolas" w:cs="Consolas"/>
+          <w:sz w:val="18"/>
+          <w:lang w:val="en-US"/>
         </w:rPr>
         <w:t xml:space="preserve">    TCHAR userName[UNLEN + 1];</w:t>
       </w:r>
@@ -5004,15 +5234,17 @@
     <w:p>
       <w:pPr>
         <w:keepNext/>
-        <w:spacing w:after="0" w:before="0" w:line="240" w:lineRule="auto"/>
-        <w:ind w:right="-142"/>
-      </w:pPr>
-      <w:r>
-        <w:rPr>
-          <w:rFonts w:ascii="Consolas" w:hAnsi="Consolas" w:cs="Consolas" w:eastAsia="Consolas"/>
-          <w:b w:val="0"/>
-          <w:i w:val="0"/>
-          <w:sz w:val="18"/>
+        <w:spacing w:after="0" w:line="240" w:lineRule="auto"/>
+        <w:ind w:right="-142"/>
+        <w:rPr>
+          <w:lang w:val="en-US"/>
+        </w:rPr>
+      </w:pPr>
+      <w:r>
+        <w:rPr>
+          <w:rFonts w:ascii="Consolas" w:eastAsia="Consolas" w:hAnsi="Consolas" w:cs="Consolas"/>
+          <w:sz w:val="18"/>
+          <w:lang w:val="en-US"/>
         </w:rPr>
         <w:t xml:space="preserve">    DWORD userSize = _countof(userName);</w:t>
       </w:r>
@@ -5020,15 +5252,17 @@
     <w:p>
       <w:pPr>
         <w:keepNext/>
-        <w:spacing w:after="0" w:before="0" w:line="240" w:lineRule="auto"/>
-        <w:ind w:right="-142"/>
-      </w:pPr>
-      <w:r>
-        <w:rPr>
-          <w:rFonts w:ascii="Consolas" w:hAnsi="Consolas" w:cs="Consolas" w:eastAsia="Consolas"/>
-          <w:b w:val="0"/>
-          <w:i w:val="0"/>
-          <w:sz w:val="18"/>
+        <w:spacing w:after="0" w:line="240" w:lineRule="auto"/>
+        <w:ind w:right="-142"/>
+        <w:rPr>
+          <w:lang w:val="en-US"/>
+        </w:rPr>
+      </w:pPr>
+      <w:r>
+        <w:rPr>
+          <w:rFonts w:ascii="Consolas" w:eastAsia="Consolas" w:hAnsi="Consolas" w:cs="Consolas"/>
+          <w:sz w:val="18"/>
+          <w:lang w:val="en-US"/>
         </w:rPr>
         <w:t xml:space="preserve">    if (GetUserName(userName, &amp;userSize))</w:t>
       </w:r>
@@ -5036,31 +5270,65 @@
     <w:p>
       <w:pPr>
         <w:keepNext/>
-        <w:spacing w:after="0" w:before="0" w:line="240" w:lineRule="auto"/>
-        <w:ind w:right="-142"/>
-      </w:pPr>
-      <w:r>
-        <w:rPr>
-          <w:rFonts w:ascii="Consolas" w:hAnsi="Consolas" w:cs="Consolas" w:eastAsia="Consolas"/>
-          <w:b w:val="0"/>
-          <w:i w:val="0"/>
-          <w:sz w:val="18"/>
-        </w:rPr>
-        <w:t xml:space="preserve">        wprintf_s(L"Имя пользователя: %s\n", userName);</w:t>
+        <w:spacing w:after="0" w:line="240" w:lineRule="auto"/>
+        <w:ind w:right="-142"/>
+        <w:rPr>
+          <w:lang w:val="en-US"/>
+        </w:rPr>
+      </w:pPr>
+      <w:r>
+        <w:rPr>
+          <w:rFonts w:ascii="Consolas" w:eastAsia="Consolas" w:hAnsi="Consolas" w:cs="Consolas"/>
+          <w:sz w:val="18"/>
+          <w:lang w:val="en-US"/>
+        </w:rPr>
+        <w:t xml:space="preserve">        wprintf_s(L"</w:t>
+      </w:r>
+      <w:r>
+        <w:rPr>
+          <w:rFonts w:ascii="Consolas" w:eastAsia="Consolas" w:hAnsi="Consolas" w:cs="Consolas"/>
+          <w:sz w:val="18"/>
+        </w:rPr>
+        <w:t>Имя</w:t>
+      </w:r>
+      <w:r>
+        <w:rPr>
+          <w:rFonts w:ascii="Consolas" w:eastAsia="Consolas" w:hAnsi="Consolas" w:cs="Consolas"/>
+          <w:sz w:val="18"/>
+          <w:lang w:val="en-US"/>
+        </w:rPr>
+        <w:t xml:space="preserve"> </w:t>
+      </w:r>
+      <w:r>
+        <w:rPr>
+          <w:rFonts w:ascii="Consolas" w:eastAsia="Consolas" w:hAnsi="Consolas" w:cs="Consolas"/>
+          <w:sz w:val="18"/>
+        </w:rPr>
+        <w:t>пользователя</w:t>
+      </w:r>
+      <w:r>
+        <w:rPr>
+          <w:rFonts w:ascii="Consolas" w:eastAsia="Consolas" w:hAnsi="Consolas" w:cs="Consolas"/>
+          <w:sz w:val="18"/>
+          <w:lang w:val="en-US"/>
+        </w:rPr>
+        <w:t>: %s\n", userName);</w:t>
       </w:r>
     </w:p>
     <w:p>
       <w:pPr>
         <w:keepNext/>
-        <w:spacing w:after="0" w:before="0" w:line="240" w:lineRule="auto"/>
-        <w:ind w:right="-142"/>
-      </w:pPr>
-      <w:r>
-        <w:rPr>
-          <w:rFonts w:ascii="Consolas" w:hAnsi="Consolas" w:cs="Consolas" w:eastAsia="Consolas"/>
-          <w:b w:val="0"/>
-          <w:i w:val="0"/>
-          <w:sz w:val="18"/>
+        <w:spacing w:after="0" w:line="240" w:lineRule="auto"/>
+        <w:ind w:right="-142"/>
+        <w:rPr>
+          <w:lang w:val="en-US"/>
+        </w:rPr>
+      </w:pPr>
+      <w:r>
+        <w:rPr>
+          <w:rFonts w:ascii="Consolas" w:eastAsia="Consolas" w:hAnsi="Consolas" w:cs="Consolas"/>
+          <w:sz w:val="18"/>
+          <w:lang w:val="en-US"/>
         </w:rPr>
         <w:t xml:space="preserve">    else</w:t>
       </w:r>
@@ -5068,62 +5336,115 @@
     <w:p>
       <w:pPr>
         <w:keepNext/>
-        <w:spacing w:after="0" w:before="0" w:line="240" w:lineRule="auto"/>
-        <w:ind w:right="-142"/>
-      </w:pPr>
-      <w:r>
-        <w:rPr>
-          <w:rFonts w:ascii="Consolas" w:hAnsi="Consolas" w:cs="Consolas" w:eastAsia="Consolas"/>
-          <w:b w:val="0"/>
-          <w:i w:val="0"/>
-          <w:sz w:val="18"/>
-        </w:rPr>
-        <w:t xml:space="preserve">        wprintf_s(L"Ошибка GetUserName, код %lu\n", GetLastError());</w:t>
+        <w:spacing w:after="0" w:line="240" w:lineRule="auto"/>
+        <w:ind w:right="-142"/>
+        <w:rPr>
+          <w:lang w:val="en-US"/>
+        </w:rPr>
+      </w:pPr>
+      <w:r>
+        <w:rPr>
+          <w:rFonts w:ascii="Consolas" w:eastAsia="Consolas" w:hAnsi="Consolas" w:cs="Consolas"/>
+          <w:sz w:val="18"/>
+          <w:lang w:val="en-US"/>
+        </w:rPr>
+        <w:t xml:space="preserve">        wprintf_s(L"</w:t>
+      </w:r>
+      <w:r>
+        <w:rPr>
+          <w:rFonts w:ascii="Consolas" w:eastAsia="Consolas" w:hAnsi="Consolas" w:cs="Consolas"/>
+          <w:sz w:val="18"/>
+        </w:rPr>
+        <w:t>Ошибка</w:t>
+      </w:r>
+      <w:r>
+        <w:rPr>
+          <w:rFonts w:ascii="Consolas" w:eastAsia="Consolas" w:hAnsi="Consolas" w:cs="Consolas"/>
+          <w:sz w:val="18"/>
+          <w:lang w:val="en-US"/>
+        </w:rPr>
+        <w:t xml:space="preserve"> GetUserName, </w:t>
+      </w:r>
+      <w:r>
+        <w:rPr>
+          <w:rFonts w:ascii="Consolas" w:eastAsia="Consolas" w:hAnsi="Consolas" w:cs="Consolas"/>
+          <w:sz w:val="18"/>
+        </w:rPr>
+        <w:t>код</w:t>
+      </w:r>
+      <w:r>
+        <w:rPr>
+          <w:rFonts w:ascii="Consolas" w:eastAsia="Consolas" w:hAnsi="Consolas" w:cs="Consolas"/>
+          <w:sz w:val="18"/>
+          <w:lang w:val="en-US"/>
+        </w:rPr>
+        <w:t xml:space="preserve"> %lu\n", GetLastError());</w:t>
       </w:r>
     </w:p>
     <w:p>
       <w:pPr>
         <w:keepNext/>
-        <w:spacing w:after="0" w:before="0" w:line="240" w:lineRule="auto"/>
-        <w:ind w:right="-142"/>
-      </w:pPr>
-      <w:r>
-        <w:rPr>
-          <w:rFonts w:ascii="Consolas" w:hAnsi="Consolas" w:cs="Consolas" w:eastAsia="Consolas"/>
-          <w:b w:val="0"/>
-          <w:i w:val="0"/>
-          <w:sz w:val="18"/>
-        </w:rPr>
-      </w:r>
+        <w:spacing w:after="0" w:line="240" w:lineRule="auto"/>
+        <w:ind w:right="-142"/>
+        <w:rPr>
+          <w:lang w:val="en-US"/>
+        </w:rPr>
+      </w:pPr>
     </w:p>
     <w:p>
       <w:pPr>
         <w:keepNext/>
-        <w:spacing w:after="0" w:before="0" w:line="240" w:lineRule="auto"/>
-        <w:ind w:right="-142"/>
-      </w:pPr>
-      <w:r>
-        <w:rPr>
-          <w:rFonts w:ascii="Consolas" w:hAnsi="Consolas" w:cs="Consolas" w:eastAsia="Consolas"/>
-          <w:b w:val="0"/>
-          <w:i w:val="0"/>
-          <w:sz w:val="18"/>
-        </w:rPr>
-        <w:t xml:space="preserve">    // Имя компьютера</w:t>
+        <w:spacing w:after="0" w:line="240" w:lineRule="auto"/>
+        <w:ind w:right="-142"/>
+        <w:rPr>
+          <w:lang w:val="en-US"/>
+        </w:rPr>
+      </w:pPr>
+      <w:r>
+        <w:rPr>
+          <w:rFonts w:ascii="Consolas" w:eastAsia="Consolas" w:hAnsi="Consolas" w:cs="Consolas"/>
+          <w:sz w:val="18"/>
+          <w:lang w:val="en-US"/>
+        </w:rPr>
+        <w:t xml:space="preserve">    // </w:t>
+      </w:r>
+      <w:r>
+        <w:rPr>
+          <w:rFonts w:ascii="Consolas" w:eastAsia="Consolas" w:hAnsi="Consolas" w:cs="Consolas"/>
+          <w:sz w:val="18"/>
+        </w:rPr>
+        <w:t>Имя</w:t>
+      </w:r>
+      <w:r>
+        <w:rPr>
+          <w:rFonts w:ascii="Consolas" w:eastAsia="Consolas" w:hAnsi="Consolas" w:cs="Consolas"/>
+          <w:sz w:val="18"/>
+          <w:lang w:val="en-US"/>
+        </w:rPr>
+        <w:t xml:space="preserve"> </w:t>
+      </w:r>
+      <w:r>
+        <w:rPr>
+          <w:rFonts w:ascii="Consolas" w:eastAsia="Consolas" w:hAnsi="Consolas" w:cs="Consolas"/>
+          <w:sz w:val="18"/>
+        </w:rPr>
+        <w:t>компьютера</w:t>
       </w:r>
     </w:p>
     <w:p>
       <w:pPr>
         <w:keepNext/>
-        <w:spacing w:after="0" w:before="0" w:line="240" w:lineRule="auto"/>
-        <w:ind w:right="-142"/>
-      </w:pPr>
-      <w:r>
-        <w:rPr>
-          <w:rFonts w:ascii="Consolas" w:hAnsi="Consolas" w:cs="Consolas" w:eastAsia="Consolas"/>
-          <w:b w:val="0"/>
-          <w:i w:val="0"/>
-          <w:sz w:val="18"/>
+        <w:spacing w:after="0" w:line="240" w:lineRule="auto"/>
+        <w:ind w:right="-142"/>
+        <w:rPr>
+          <w:lang w:val="en-US"/>
+        </w:rPr>
+      </w:pPr>
+      <w:r>
+        <w:rPr>
+          <w:rFonts w:ascii="Consolas" w:eastAsia="Consolas" w:hAnsi="Consolas" w:cs="Consolas"/>
+          <w:sz w:val="18"/>
+          <w:lang w:val="en-US"/>
         </w:rPr>
         <w:t xml:space="preserve">    TCHAR computerName[MAX_COMPUTERNAME_LENGTH + 1];</w:t>
       </w:r>
@@ -5131,15 +5452,17 @@
     <w:p>
       <w:pPr>
         <w:keepNext/>
-        <w:spacing w:after="0" w:before="0" w:line="240" w:lineRule="auto"/>
-        <w:ind w:right="-142"/>
-      </w:pPr>
-      <w:r>
-        <w:rPr>
-          <w:rFonts w:ascii="Consolas" w:hAnsi="Consolas" w:cs="Consolas" w:eastAsia="Consolas"/>
-          <w:b w:val="0"/>
-          <w:i w:val="0"/>
-          <w:sz w:val="18"/>
+        <w:spacing w:after="0" w:line="240" w:lineRule="auto"/>
+        <w:ind w:right="-142"/>
+        <w:rPr>
+          <w:lang w:val="en-US"/>
+        </w:rPr>
+      </w:pPr>
+      <w:r>
+        <w:rPr>
+          <w:rFonts w:ascii="Consolas" w:eastAsia="Consolas" w:hAnsi="Consolas" w:cs="Consolas"/>
+          <w:sz w:val="18"/>
+          <w:lang w:val="en-US"/>
         </w:rPr>
         <w:t xml:space="preserve">    DWORD computerSize = _countof(computerName);</w:t>
       </w:r>
@@ -5147,15 +5470,17 @@
     <w:p>
       <w:pPr>
         <w:keepNext/>
-        <w:spacing w:after="0" w:before="0" w:line="240" w:lineRule="auto"/>
-        <w:ind w:right="-142"/>
-      </w:pPr>
-      <w:r>
-        <w:rPr>
-          <w:rFonts w:ascii="Consolas" w:hAnsi="Consolas" w:cs="Consolas" w:eastAsia="Consolas"/>
-          <w:b w:val="0"/>
-          <w:i w:val="0"/>
-          <w:sz w:val="18"/>
+        <w:spacing w:after="0" w:line="240" w:lineRule="auto"/>
+        <w:ind w:right="-142"/>
+        <w:rPr>
+          <w:lang w:val="en-US"/>
+        </w:rPr>
+      </w:pPr>
+      <w:r>
+        <w:rPr>
+          <w:rFonts w:ascii="Consolas" w:eastAsia="Consolas" w:hAnsi="Consolas" w:cs="Consolas"/>
+          <w:sz w:val="18"/>
+          <w:lang w:val="en-US"/>
         </w:rPr>
         <w:t xml:space="preserve">    if (GetComputerName(computerName, &amp;computerSize))</w:t>
       </w:r>
@@ -5163,31 +5488,65 @@
     <w:p>
       <w:pPr>
         <w:keepNext/>
-        <w:spacing w:after="0" w:before="0" w:line="240" w:lineRule="auto"/>
-        <w:ind w:right="-142"/>
-      </w:pPr>
-      <w:r>
-        <w:rPr>
-          <w:rFonts w:ascii="Consolas" w:hAnsi="Consolas" w:cs="Consolas" w:eastAsia="Consolas"/>
-          <w:b w:val="0"/>
-          <w:i w:val="0"/>
-          <w:sz w:val="18"/>
-        </w:rPr>
-        <w:t xml:space="preserve">        wprintf_s(L"Имя компьютера:   %s\n", computerName);</w:t>
+        <w:spacing w:after="0" w:line="240" w:lineRule="auto"/>
+        <w:ind w:right="-142"/>
+        <w:rPr>
+          <w:lang w:val="en-US"/>
+        </w:rPr>
+      </w:pPr>
+      <w:r>
+        <w:rPr>
+          <w:rFonts w:ascii="Consolas" w:eastAsia="Consolas" w:hAnsi="Consolas" w:cs="Consolas"/>
+          <w:sz w:val="18"/>
+          <w:lang w:val="en-US"/>
+        </w:rPr>
+        <w:t xml:space="preserve">        wprintf_s(L"</w:t>
+      </w:r>
+      <w:r>
+        <w:rPr>
+          <w:rFonts w:ascii="Consolas" w:eastAsia="Consolas" w:hAnsi="Consolas" w:cs="Consolas"/>
+          <w:sz w:val="18"/>
+        </w:rPr>
+        <w:t>Имя</w:t>
+      </w:r>
+      <w:r>
+        <w:rPr>
+          <w:rFonts w:ascii="Consolas" w:eastAsia="Consolas" w:hAnsi="Consolas" w:cs="Consolas"/>
+          <w:sz w:val="18"/>
+          <w:lang w:val="en-US"/>
+        </w:rPr>
+        <w:t xml:space="preserve"> </w:t>
+      </w:r>
+      <w:r>
+        <w:rPr>
+          <w:rFonts w:ascii="Consolas" w:eastAsia="Consolas" w:hAnsi="Consolas" w:cs="Consolas"/>
+          <w:sz w:val="18"/>
+        </w:rPr>
+        <w:t>компьютера</w:t>
+      </w:r>
+      <w:r>
+        <w:rPr>
+          <w:rFonts w:ascii="Consolas" w:eastAsia="Consolas" w:hAnsi="Consolas" w:cs="Consolas"/>
+          <w:sz w:val="18"/>
+          <w:lang w:val="en-US"/>
+        </w:rPr>
+        <w:t>:   %s\n", computerName);</w:t>
       </w:r>
     </w:p>
     <w:p>
       <w:pPr>
         <w:keepNext/>
-        <w:spacing w:after="0" w:before="0" w:line="240" w:lineRule="auto"/>
-        <w:ind w:right="-142"/>
-      </w:pPr>
-      <w:r>
-        <w:rPr>
-          <w:rFonts w:ascii="Consolas" w:hAnsi="Consolas" w:cs="Consolas" w:eastAsia="Consolas"/>
-          <w:b w:val="0"/>
-          <w:i w:val="0"/>
-          <w:sz w:val="18"/>
+        <w:spacing w:after="0" w:line="240" w:lineRule="auto"/>
+        <w:ind w:right="-142"/>
+        <w:rPr>
+          <w:lang w:val="en-US"/>
+        </w:rPr>
+      </w:pPr>
+      <w:r>
+        <w:rPr>
+          <w:rFonts w:ascii="Consolas" w:eastAsia="Consolas" w:hAnsi="Consolas" w:cs="Consolas"/>
+          <w:sz w:val="18"/>
+          <w:lang w:val="en-US"/>
         </w:rPr>
         <w:t xml:space="preserve">    else</w:t>
       </w:r>
@@ -5195,61 +5554,92 @@
     <w:p>
       <w:pPr>
         <w:keepNext/>
-        <w:spacing w:after="0" w:before="0" w:line="240" w:lineRule="auto"/>
-        <w:ind w:right="-142"/>
-      </w:pPr>
-      <w:r>
-        <w:rPr>
-          <w:rFonts w:ascii="Consolas" w:hAnsi="Consolas" w:cs="Consolas" w:eastAsia="Consolas"/>
-          <w:b w:val="0"/>
-          <w:i w:val="0"/>
-          <w:sz w:val="18"/>
-        </w:rPr>
-        <w:t xml:space="preserve">        wprintf_s(L"Ошибка GetComputerName, код %lu\n", GetLastError());</w:t>
+        <w:spacing w:after="0" w:line="240" w:lineRule="auto"/>
+        <w:ind w:right="-142"/>
+        <w:rPr>
+          <w:lang w:val="en-US"/>
+        </w:rPr>
+      </w:pPr>
+      <w:r>
+        <w:rPr>
+          <w:rFonts w:ascii="Consolas" w:eastAsia="Consolas" w:hAnsi="Consolas" w:cs="Consolas"/>
+          <w:sz w:val="18"/>
+          <w:lang w:val="en-US"/>
+        </w:rPr>
+        <w:t xml:space="preserve">        wprintf_s(L"</w:t>
+      </w:r>
+      <w:r>
+        <w:rPr>
+          <w:rFonts w:ascii="Consolas" w:eastAsia="Consolas" w:hAnsi="Consolas" w:cs="Consolas"/>
+          <w:sz w:val="18"/>
+        </w:rPr>
+        <w:t>Ошибка</w:t>
+      </w:r>
+      <w:r>
+        <w:rPr>
+          <w:rFonts w:ascii="Consolas" w:eastAsia="Consolas" w:hAnsi="Consolas" w:cs="Consolas"/>
+          <w:sz w:val="18"/>
+          <w:lang w:val="en-US"/>
+        </w:rPr>
+        <w:t xml:space="preserve"> GetComputerName, </w:t>
+      </w:r>
+      <w:r>
+        <w:rPr>
+          <w:rFonts w:ascii="Consolas" w:eastAsia="Consolas" w:hAnsi="Consolas" w:cs="Consolas"/>
+          <w:sz w:val="18"/>
+        </w:rPr>
+        <w:t>код</w:t>
+      </w:r>
+      <w:r>
+        <w:rPr>
+          <w:rFonts w:ascii="Consolas" w:eastAsia="Consolas" w:hAnsi="Consolas" w:cs="Consolas"/>
+          <w:sz w:val="18"/>
+          <w:lang w:val="en-US"/>
+        </w:rPr>
+        <w:t xml:space="preserve"> %lu\n", GetLastError());</w:t>
       </w:r>
     </w:p>
     <w:p>
       <w:pPr>
         <w:keepNext/>
-        <w:spacing w:after="0" w:before="0" w:line="240" w:lineRule="auto"/>
-        <w:ind w:right="-142"/>
-      </w:pPr>
-      <w:r>
-        <w:rPr>
-          <w:rFonts w:ascii="Consolas" w:hAnsi="Consolas" w:cs="Consolas" w:eastAsia="Consolas"/>
-          <w:b w:val="0"/>
-          <w:i w:val="0"/>
-          <w:sz w:val="18"/>
-        </w:rPr>
-      </w:r>
+        <w:spacing w:after="0" w:line="240" w:lineRule="auto"/>
+        <w:ind w:right="-142"/>
+        <w:rPr>
+          <w:lang w:val="en-US"/>
+        </w:rPr>
+      </w:pPr>
     </w:p>
     <w:p>
       <w:pPr>
         <w:keepNext/>
-        <w:spacing w:after="0" w:before="0" w:line="240" w:lineRule="auto"/>
-        <w:ind w:right="-142"/>
-      </w:pPr>
-      <w:r>
-        <w:rPr>
-          <w:rFonts w:ascii="Consolas" w:hAnsi="Consolas" w:cs="Consolas" w:eastAsia="Consolas"/>
-          <w:b w:val="0"/>
-          <w:i w:val="0"/>
-          <w:sz w:val="18"/>
-        </w:rPr>
-        <w:t xml:space="preserve">    system("pause");</w:t>
+        <w:spacing w:after="0" w:line="240" w:lineRule="auto"/>
+        <w:ind w:right="-142"/>
+      </w:pPr>
+      <w:r>
+        <w:rPr>
+          <w:rFonts w:ascii="Consolas" w:eastAsia="Consolas" w:hAnsi="Consolas" w:cs="Consolas"/>
+          <w:sz w:val="18"/>
+          <w:lang w:val="en-US"/>
+        </w:rPr>
+        <w:t xml:space="preserve">    </w:t>
+      </w:r>
+      <w:r>
+        <w:rPr>
+          <w:rFonts w:ascii="Consolas" w:eastAsia="Consolas" w:hAnsi="Consolas" w:cs="Consolas"/>
+          <w:sz w:val="18"/>
+        </w:rPr>
+        <w:t>system("pause");</w:t>
       </w:r>
     </w:p>
     <w:p>
       <w:pPr>
         <w:keepNext/>
-        <w:spacing w:after="0" w:before="0" w:line="240" w:lineRule="auto"/>
-        <w:ind w:right="-142"/>
-      </w:pPr>
-      <w:r>
-        <w:rPr>
-          <w:rFonts w:ascii="Consolas" w:hAnsi="Consolas" w:cs="Consolas" w:eastAsia="Consolas"/>
-          <w:b w:val="0"/>
-          <w:i w:val="0"/>
+        <w:spacing w:after="0" w:line="240" w:lineRule="auto"/>
+        <w:ind w:right="-142"/>
+      </w:pPr>
+      <w:r>
+        <w:rPr>
+          <w:rFonts w:ascii="Consolas" w:eastAsia="Consolas" w:hAnsi="Consolas" w:cs="Consolas"/>
           <w:sz w:val="18"/>
         </w:rPr>
         <w:t xml:space="preserve">    return 0;</w:t>
@@ -5257,14 +5647,12 @@
     </w:p>
     <w:p>
       <w:pPr>
-        <w:spacing w:after="0" w:before="0" w:line="240" w:lineRule="auto"/>
-        <w:ind w:right="-142"/>
-      </w:pPr>
-      <w:r>
-        <w:rPr>
-          <w:rFonts w:ascii="Consolas" w:hAnsi="Consolas" w:cs="Consolas" w:eastAsia="Consolas"/>
-          <w:b w:val="0"/>
-          <w:i w:val="0"/>
+        <w:spacing w:after="0" w:line="240" w:lineRule="auto"/>
+        <w:ind w:right="-142"/>
+      </w:pPr>
+      <w:r>
+        <w:rPr>
+          <w:rFonts w:ascii="Consolas" w:eastAsia="Consolas" w:hAnsi="Consolas" w:cs="Consolas"/>
           <w:sz w:val="18"/>
         </w:rPr>
         <w:t>}</w:t>
@@ -5274,14 +5662,6 @@
       <w:pPr>
         <w:spacing w:after="0"/>
       </w:pPr>
-      <w:r>
-        <w:rPr>
-          <w:rFonts w:ascii="Times New Roman" w:hAnsi="Times New Roman" w:cs="Times New Roman" w:eastAsia="Times New Roman"/>
-          <w:b w:val="0"/>
-          <w:i w:val="0"/>
-          <w:sz w:val="28"/>
-        </w:rPr>
-      </w:r>
     </w:p>
     <w:p>
       <w:pPr>
@@ -5291,9 +5671,8 @@
       </w:pPr>
       <w:r>
         <w:rPr>
-          <w:rFonts w:ascii="Times New Roman" w:hAnsi="Times New Roman" w:cs="Times New Roman" w:eastAsia="Times New Roman"/>
+          <w:rFonts w:ascii="Times New Roman" w:eastAsia="Times New Roman" w:hAnsi="Times New Roman" w:cs="Times New Roman"/>
           <w:b/>
-          <w:i w:val="0"/>
           <w:sz w:val="28"/>
         </w:rPr>
         <w:t>Результаты выполнения.</w:t>
@@ -5306,9 +5685,7 @@
       </w:pPr>
       <w:r>
         <w:rPr>
-          <w:rFonts w:ascii="Times New Roman" w:hAnsi="Times New Roman" w:cs="Times New Roman" w:eastAsia="Times New Roman"/>
-          <w:b w:val="0"/>
-          <w:i w:val="0"/>
+          <w:rFonts w:ascii="Times New Roman" w:eastAsia="Times New Roman" w:hAnsi="Times New Roman" w:cs="Times New Roman"/>
           <w:sz w:val="28"/>
         </w:rPr>
         <w:t>На рисунке 1 приведён результат работы приложения SPO_Lr1 при s = 20 кв. м. Условию отбора удовлетворяют два дома: ул. Галактионовская, 141 (16,67 кв. м на жильца) и ул. Садовая, 5 (17,00 кв. м на жильца). Дом на ул. Полевой, 18 (ровно 20,00 кв. м на жильца) не отобран, так как условие строгое.</w:t>
@@ -5321,16 +5698,20 @@
         <w:jc w:val="center"/>
       </w:pPr>
       <w:r>
+        <w:rPr>
+          <w:noProof/>
+        </w:rPr>
         <w:drawing>
-          <wp:inline xmlns:a="http://schemas.openxmlformats.org/drawingml/2006/main" xmlns:pic="http://schemas.openxmlformats.org/drawingml/2006/picture">
+          <wp:inline distT="0" distB="0" distL="0" distR="0" wp14:anchorId="52FF090C" wp14:editId="1D0B0068">
             <wp:extent cx="5580000" cy="3757107"/>
+            <wp:effectExtent l="0" t="0" r="0" b="0"/>
             <wp:docPr id="7" name="Picture 7"/>
             <wp:cNvGraphicFramePr>
-              <a:graphicFrameLocks noChangeAspect="1"/>
+              <a:graphicFrameLocks xmlns:a="http://schemas.openxmlformats.org/drawingml/2006/main" noChangeAspect="1"/>
             </wp:cNvGraphicFramePr>
-            <a:graphic>
+            <a:graphic xmlns:a="http://schemas.openxmlformats.org/drawingml/2006/main">
               <a:graphicData uri="http://schemas.openxmlformats.org/drawingml/2006/picture">
-                <pic:pic>
+                <pic:pic xmlns:pic="http://schemas.openxmlformats.org/drawingml/2006/picture">
                   <pic:nvPicPr>
                     <pic:cNvPr id="0" name="shot1c.png"/>
                     <pic:cNvPicPr/>
@@ -5346,7 +5727,9 @@
                       <a:off x="0" y="0"/>
                       <a:ext cx="5580000" cy="3757107"/>
                     </a:xfrm>
-                    <a:prstGeom prst="rect"/>
+                    <a:prstGeom prst="rect">
+                      <a:avLst/>
+                    </a:prstGeom>
                   </pic:spPr>
                 </pic:pic>
               </a:graphicData>
@@ -5362,9 +5745,7 @@
       </w:pPr>
       <w:r>
         <w:rPr>
-          <w:rFonts w:ascii="Times New Roman" w:hAnsi="Times New Roman" w:cs="Times New Roman" w:eastAsia="Times New Roman"/>
-          <w:b w:val="0"/>
-          <w:i w:val="0"/>
+          <w:rFonts w:ascii="Times New Roman" w:eastAsia="Times New Roman" w:hAnsi="Times New Roman" w:cs="Times New Roman"/>
           <w:sz w:val="28"/>
         </w:rPr>
         <w:t>Рисунок 1 – Результат работы приложения SPO_Lr1 при s = 20</w:t>
@@ -5377,9 +5758,7 @@
       </w:pPr>
       <w:r>
         <w:rPr>
-          <w:rFonts w:ascii="Times New Roman" w:hAnsi="Times New Roman" w:cs="Times New Roman" w:eastAsia="Times New Roman"/>
-          <w:b w:val="0"/>
-          <w:i w:val="0"/>
+          <w:rFonts w:ascii="Times New Roman" w:eastAsia="Times New Roman" w:hAnsi="Times New Roman" w:cs="Times New Roman"/>
           <w:sz w:val="28"/>
         </w:rPr>
         <w:t>Содержимое файла result.txt, сформированного программой, приведено на рисунке 2.</w:t>
@@ -5392,16 +5771,20 @@
         <w:jc w:val="center"/>
       </w:pPr>
       <w:r>
+        <w:rPr>
+          <w:noProof/>
+        </w:rPr>
         <w:drawing>
-          <wp:inline xmlns:a="http://schemas.openxmlformats.org/drawingml/2006/main" xmlns:pic="http://schemas.openxmlformats.org/drawingml/2006/picture">
+          <wp:inline distT="0" distB="0" distL="0" distR="0" wp14:anchorId="4A1B509A" wp14:editId="14EFEDFA">
             <wp:extent cx="5580000" cy="862743"/>
+            <wp:effectExtent l="0" t="0" r="0" b="0"/>
             <wp:docPr id="8" name="Picture 8"/>
             <wp:cNvGraphicFramePr>
-              <a:graphicFrameLocks noChangeAspect="1"/>
+              <a:graphicFrameLocks xmlns:a="http://schemas.openxmlformats.org/drawingml/2006/main" noChangeAspect="1"/>
             </wp:cNvGraphicFramePr>
-            <a:graphic>
+            <a:graphic xmlns:a="http://schemas.openxmlformats.org/drawingml/2006/main">
               <a:graphicData uri="http://schemas.openxmlformats.org/drawingml/2006/picture">
-                <pic:pic>
+                <pic:pic xmlns:pic="http://schemas.openxmlformats.org/drawingml/2006/picture">
                   <pic:nvPicPr>
                     <pic:cNvPr id="0" name="shot3c.png"/>
                     <pic:cNvPicPr/>
@@ -5417,7 +5800,9 @@
                       <a:off x="0" y="0"/>
                       <a:ext cx="5580000" cy="862743"/>
                     </a:xfrm>
-                    <a:prstGeom prst="rect"/>
+                    <a:prstGeom prst="rect">
+                      <a:avLst/>
+                    </a:prstGeom>
                   </pic:spPr>
                 </pic:pic>
               </a:graphicData>
@@ -5433,9 +5818,7 @@
       </w:pPr>
       <w:r>
         <w:rPr>
-          <w:rFonts w:ascii="Times New Roman" w:hAnsi="Times New Roman" w:cs="Times New Roman" w:eastAsia="Times New Roman"/>
-          <w:b w:val="0"/>
-          <w:i w:val="0"/>
+          <w:rFonts w:ascii="Times New Roman" w:eastAsia="Times New Roman" w:hAnsi="Times New Roman" w:cs="Times New Roman"/>
           <w:sz w:val="28"/>
         </w:rPr>
         <w:t>Рисунок 2 – Содержимое файла result.txt при s = 20</w:t>
@@ -5448,11 +5831,10 @@
       </w:pPr>
       <w:r>
         <w:rPr>
-          <w:rFonts w:ascii="Times New Roman" w:hAnsi="Times New Roman" w:cs="Times New Roman" w:eastAsia="Times New Roman"/>
-          <w:b w:val="0"/>
-          <w:i w:val="0"/>
+          <w:rFonts w:ascii="Times New Roman" w:eastAsia="Times New Roman" w:hAnsi="Times New Roman" w:cs="Times New Roman"/>
           <w:sz w:val="28"/>
         </w:rPr>
+        <w:lastRenderedPageBreak/>
         <w:t>На рисунке 3 приведён результат работы приложения при s = 10 кв. м: ни один дом не удовлетворяет условию отбора.</w:t>
       </w:r>
     </w:p>
@@ -5463,16 +5845,20 @@
         <w:jc w:val="center"/>
       </w:pPr>
       <w:r>
+        <w:rPr>
+          <w:noProof/>
+        </w:rPr>
         <w:drawing>
-          <wp:inline xmlns:a="http://schemas.openxmlformats.org/drawingml/2006/main" xmlns:pic="http://schemas.openxmlformats.org/drawingml/2006/picture">
+          <wp:inline distT="0" distB="0" distL="0" distR="0" wp14:anchorId="538954FA" wp14:editId="568DEDC2">
             <wp:extent cx="5580000" cy="3645786"/>
+            <wp:effectExtent l="0" t="0" r="0" b="0"/>
             <wp:docPr id="9" name="Picture 9"/>
             <wp:cNvGraphicFramePr>
-              <a:graphicFrameLocks noChangeAspect="1"/>
+              <a:graphicFrameLocks xmlns:a="http://schemas.openxmlformats.org/drawingml/2006/main" noChangeAspect="1"/>
             </wp:cNvGraphicFramePr>
-            <a:graphic>
+            <a:graphic xmlns:a="http://schemas.openxmlformats.org/drawingml/2006/main">
               <a:graphicData uri="http://schemas.openxmlformats.org/drawingml/2006/picture">
-                <pic:pic>
+                <pic:pic xmlns:pic="http://schemas.openxmlformats.org/drawingml/2006/picture">
                   <pic:nvPicPr>
                     <pic:cNvPr id="0" name="shot2c.png"/>
                     <pic:cNvPicPr/>
@@ -5488,7 +5874,9 @@
                       <a:off x="0" y="0"/>
                       <a:ext cx="5580000" cy="3645786"/>
                     </a:xfrm>
-                    <a:prstGeom prst="rect"/>
+                    <a:prstGeom prst="rect">
+                      <a:avLst/>
+                    </a:prstGeom>
                   </pic:spPr>
                 </pic:pic>
               </a:graphicData>
@@ -5504,9 +5892,7 @@
       </w:pPr>
       <w:r>
         <w:rPr>
-          <w:rFonts w:ascii="Times New Roman" w:hAnsi="Times New Roman" w:cs="Times New Roman" w:eastAsia="Times New Roman"/>
-          <w:b w:val="0"/>
-          <w:i w:val="0"/>
+          <w:rFonts w:ascii="Times New Roman" w:eastAsia="Times New Roman" w:hAnsi="Times New Roman" w:cs="Times New Roman"/>
           <w:sz w:val="28"/>
         </w:rPr>
         <w:t>Рисунок 3 – Результат работы приложения SPO_Lr1 при s = 10</w:t>
@@ -5519,9 +5905,7 @@
       </w:pPr>
       <w:r>
         <w:rPr>
-          <w:rFonts w:ascii="Times New Roman" w:hAnsi="Times New Roman" w:cs="Times New Roman" w:eastAsia="Times New Roman"/>
-          <w:b w:val="0"/>
-          <w:i w:val="0"/>
+          <w:rFonts w:ascii="Times New Roman" w:eastAsia="Times New Roman" w:hAnsi="Times New Roman" w:cs="Times New Roman"/>
           <w:sz w:val="28"/>
         </w:rPr>
         <w:t>Результат работы приложения SPO_Lr1_SysInfo приведён на рисунке 4.</w:t>
@@ -5534,16 +5918,20 @@
         <w:jc w:val="center"/>
       </w:pPr>
       <w:r>
+        <w:rPr>
+          <w:noProof/>
+        </w:rPr>
         <w:drawing>
-          <wp:inline xmlns:a="http://schemas.openxmlformats.org/drawingml/2006/main" xmlns:pic="http://schemas.openxmlformats.org/drawingml/2006/picture">
+          <wp:inline distT="0" distB="0" distL="0" distR="0" wp14:anchorId="1DE71DBF" wp14:editId="466CDBF0">
             <wp:extent cx="5580000" cy="640100"/>
+            <wp:effectExtent l="0" t="0" r="0" b="0"/>
             <wp:docPr id="10" name="Picture 10"/>
             <wp:cNvGraphicFramePr>
-              <a:graphicFrameLocks noChangeAspect="1"/>
+              <a:graphicFrameLocks xmlns:a="http://schemas.openxmlformats.org/drawingml/2006/main" noChangeAspect="1"/>
             </wp:cNvGraphicFramePr>
-            <a:graphic>
+            <a:graphic xmlns:a="http://schemas.openxmlformats.org/drawingml/2006/main">
               <a:graphicData uri="http://schemas.openxmlformats.org/drawingml/2006/picture">
-                <pic:pic>
+                <pic:pic xmlns:pic="http://schemas.openxmlformats.org/drawingml/2006/picture">
                   <pic:nvPicPr>
                     <pic:cNvPr id="0" name="shot4c.png"/>
                     <pic:cNvPicPr/>
@@ -5559,7 +5947,9 @@
                       <a:off x="0" y="0"/>
                       <a:ext cx="5580000" cy="640100"/>
                     </a:xfrm>
-                    <a:prstGeom prst="rect"/>
+                    <a:prstGeom prst="rect">
+                      <a:avLst/>
+                    </a:prstGeom>
                   </pic:spPr>
                 </pic:pic>
               </a:graphicData>
@@ -5575,9 +5965,7 @@
       </w:pPr>
       <w:r>
         <w:rPr>
-          <w:rFonts w:ascii="Times New Roman" w:hAnsi="Times New Roman" w:cs="Times New Roman" w:eastAsia="Times New Roman"/>
-          <w:b w:val="0"/>
-          <w:i w:val="0"/>
+          <w:rFonts w:ascii="Times New Roman" w:eastAsia="Times New Roman" w:hAnsi="Times New Roman" w:cs="Times New Roman"/>
           <w:sz w:val="28"/>
         </w:rPr>
         <w:t>Рисунок 4 – Результат работы приложения SPO_Lr1_SysInfo</w:t>
@@ -5589,26 +5977,23 @@
       </w:pPr>
       <w:r>
         <w:rPr>
-          <w:rFonts w:ascii="Times New Roman" w:hAnsi="Times New Roman" w:cs="Times New Roman" w:eastAsia="Times New Roman"/>
+          <w:rFonts w:ascii="Times New Roman" w:eastAsia="Times New Roman" w:hAnsi="Times New Roman" w:cs="Times New Roman"/>
           <w:b/>
-          <w:i w:val="0"/>
           <w:sz w:val="28"/>
         </w:rPr>
         <w:t xml:space="preserve">Вывод: </w:t>
       </w:r>
       <w:r>
         <w:rPr>
-          <w:rFonts w:ascii="Times New Roman" w:hAnsi="Times New Roman" w:cs="Times New Roman" w:eastAsia="Times New Roman"/>
-          <w:b w:val="0"/>
-          <w:i w:val="0"/>
+          <w:rFonts w:ascii="Times New Roman" w:eastAsia="Times New Roman" w:hAnsi="Times New Roman" w:cs="Times New Roman"/>
           <w:sz w:val="28"/>
         </w:rPr>
         <w:t>в ходе лабораторной работы получены практические навыки создания консольных приложений на языке C++ в среде MS Visual Studio: потоковый ввод-вывод (cin, cout) и форматный вывод (printf_s), работа с массивами символов и массивами структур, запись данных в текстовый файл функциями fopen_s, fprintf_s и fclose. С помощью функций Win32 API GetUserName и GetComputerName получены имя пользователя (Cleverok) и имя компьютера (CLEVER_DESKTOP).</w:t>
       </w:r>
     </w:p>
     <w:sectPr>
-      <w:footerReference w:type="default" r:id="rId57"/>
-      <w:headerReference w:type="first" r:id="rId58"/>
+      <w:footerReference w:type="default" r:id="rId13"/>
+      <w:headerReference w:type="first" r:id="rId14"/>
       <w:pgSz w:w="11906" w:h="16838"/>
       <w:pgMar w:top="1134" w:right="850" w:bottom="1134" w:left="1701" w:header="708" w:footer="708" w:gutter="0"/>
       <w:cols w:space="708"/>
